--- a/resources/lore/Die Welt von Shorin.docx
+++ b/resources/lore/Die Welt von Shorin.docx
@@ -1,6 +1,6 @@
 
 <file path=word/document.xml><?xml version="1.0" encoding="utf-8"?>
-<w:document xmlns:ve="http://schemas.openxmlformats.org/markup-compatibility/2006" xmlns:o="urn:schemas-microsoft-com:office:office" xmlns:r="http://schemas.openxmlformats.org/officeDocument/2006/relationships" xmlns:m="http://schemas.openxmlformats.org/officeDocument/2006/math" xmlns:v="urn:schemas-microsoft-com:vml" xmlns:wp="http://schemas.openxmlformats.org/drawingml/2006/wordprocessingDrawing" xmlns:w10="urn:schemas-microsoft-com:office:word" xmlns:w="http://schemas.openxmlformats.org/wordprocessingml/2006/main" xmlns:wne="http://schemas.microsoft.com/office/word/2006/wordml">
+<w:document xmlns:wpc="http://schemas.microsoft.com/office/word/2010/wordprocessingCanvas" xmlns:cx="http://schemas.microsoft.com/office/drawing/2014/chartex" xmlns:cx1="http://schemas.microsoft.com/office/drawing/2015/9/8/chartex" xmlns:cx2="http://schemas.microsoft.com/office/drawing/2015/10/21/chartex" xmlns:cx3="http://schemas.microsoft.com/office/drawing/2016/5/9/chartex" xmlns:cx4="http://schemas.microsoft.com/office/drawing/2016/5/10/chartex" xmlns:cx5="http://schemas.microsoft.com/office/drawing/2016/5/11/chartex" xmlns:cx6="http://schemas.microsoft.com/office/drawing/2016/5/12/chartex" xmlns:cx7="http://schemas.microsoft.com/office/drawing/2016/5/13/chartex" xmlns:cx8="http://schemas.microsoft.com/office/drawing/2016/5/14/chartex" xmlns:mc="http://schemas.openxmlformats.org/markup-compatibility/2006" xmlns:aink="http://schemas.microsoft.com/office/drawing/2016/ink" xmlns:am3d="http://schemas.microsoft.com/office/drawing/2017/model3d" xmlns:o="urn:schemas-microsoft-com:office:office" xmlns:r="http://schemas.openxmlformats.org/officeDocument/2006/relationships" xmlns:m="http://schemas.openxmlformats.org/officeDocument/2006/math" xmlns:v="urn:schemas-microsoft-com:vml" xmlns:wp14="http://schemas.microsoft.com/office/word/2010/wordprocessingDrawing" xmlns:wp="http://schemas.openxmlformats.org/drawingml/2006/wordprocessingDrawing" xmlns:w10="urn:schemas-microsoft-com:office:word" xmlns:w="http://schemas.openxmlformats.org/wordprocessingml/2006/main" xmlns:w14="http://schemas.microsoft.com/office/word/2010/wordml" xmlns:w15="http://schemas.microsoft.com/office/word/2012/wordml" xmlns:w16cid="http://schemas.microsoft.com/office/word/2016/wordml/cid" xmlns:w16se="http://schemas.microsoft.com/office/word/2015/wordml/symex" xmlns:wpg="http://schemas.microsoft.com/office/word/2010/wordprocessingGroup" xmlns:wpi="http://schemas.microsoft.com/office/word/2010/wordprocessingInk" xmlns:wne="http://schemas.microsoft.com/office/word/2006/wordml" xmlns:wps="http://schemas.microsoft.com/office/word/2010/wordprocessingShape" mc:Ignorable="w14 w15 w16se w16cid wp14">
   <w:body>
     <w:sdt>
       <w:sdtPr>
@@ -71,8 +71,18 @@
                                   <w:sz w:val="80"/>
                                   <w:szCs w:val="80"/>
                                 </w:rPr>
-                                <w:t>Die Welt von Shorin</w:t>
+                                <w:t xml:space="preserve">Die Welt von </w:t>
                               </w:r>
+                              <w:proofErr w:type="spellStart"/>
+                              <w:r>
+                                <w:rPr>
+                                  <w:color w:val="FFFFFF" w:themeColor="background1"/>
+                                  <w:sz w:val="80"/>
+                                  <w:szCs w:val="80"/>
+                                </w:rPr>
+                                <w:t>Shorin</w:t>
+                              </w:r>
+                              <w:proofErr w:type="spellEnd"/>
                             </w:p>
                           </w:sdtContent>
                         </w:sdt>
@@ -104,8 +114,18 @@
                                   <w:sz w:val="40"/>
                                   <w:szCs w:val="40"/>
                                 </w:rPr>
-                                <w:t>Projekt von Christian Eppers aka Meikono</w:t>
+                                <w:t xml:space="preserve">Projekt von Christian Eppers aka </w:t>
                               </w:r>
+                              <w:proofErr w:type="spellStart"/>
+                              <w:r>
+                                <w:rPr>
+                                  <w:color w:val="FFFFFF" w:themeColor="background1"/>
+                                  <w:sz w:val="40"/>
+                                  <w:szCs w:val="40"/>
+                                </w:rPr>
+                                <w:t>Meikono</w:t>
+                              </w:r>
+                              <w:proofErr w:type="spellEnd"/>
                             </w:p>
                           </w:sdtContent>
                         </w:sdt>
@@ -139,43 +159,63 @@
                                 <w:rPr>
                                   <w:color w:val="FFFFFF" w:themeColor="background1"/>
                                 </w:rPr>
-                                <w:t>Dieses Dokument spiegelt die Lore von Shorin wieder, um zu verhindern falsch</w:t>
+                                <w:t xml:space="preserve">Dieses Dokument spiegelt die Lore von </w:t>
                               </w:r>
+                              <w:proofErr w:type="spellStart"/>
                               <w:r>
                                 <w:rPr>
                                   <w:color w:val="FFFFFF" w:themeColor="background1"/>
                                 </w:rPr>
-                                <w:t>e</w:t>
+                                <w:t>Shorin</w:t>
                               </w:r>
+                              <w:proofErr w:type="spellEnd"/>
                               <w:r>
                                 <w:rPr>
                                   <w:color w:val="FFFFFF" w:themeColor="background1"/>
                                 </w:rPr>
-                                <w:t xml:space="preserve"> Fakten einzulegen und auf einer Spur zu bleiben. Desweiteren ist Deutsch für mich einfacher zu schreiben und </w:t>
+                                <w:t xml:space="preserve"> </w:t>
                               </w:r>
+                              <w:proofErr w:type="gramStart"/>
                               <w:r>
                                 <w:rPr>
                                   <w:color w:val="FFFFFF" w:themeColor="background1"/>
                                 </w:rPr>
-                                <w:t xml:space="preserve">ich </w:t>
+                                <w:t>wieder</w:t>
                               </w:r>
+                              <w:proofErr w:type="gramEnd"/>
                               <w:r>
                                 <w:rPr>
                                   <w:color w:val="FFFFFF" w:themeColor="background1"/>
                                 </w:rPr>
-                                <w:t>kann von hier besser auf</w:t>
+                                <w:t xml:space="preserve">, um zu verhindern falsche Fakten anzulegen und auf einer Spur zu bleiben. </w:t>
                               </w:r>
+                              <w:proofErr w:type="spellStart"/>
                               <w:r>
                                 <w:rPr>
                                   <w:color w:val="FFFFFF" w:themeColor="background1"/>
                                 </w:rPr>
-                                <w:t>‘</w:t>
+                                <w:t>Desweiteren</w:t>
                               </w:r>
+                              <w:proofErr w:type="spellEnd"/>
                               <w:r>
                                 <w:rPr>
                                   <w:color w:val="FFFFFF" w:themeColor="background1"/>
                                 </w:rPr>
-                                <w:t>s englische übertragen.</w:t>
+                                <w:t xml:space="preserve"> ist Deutsch für mich einfacher zu schreiben und ich kann von hier besser </w:t>
+                              </w:r>
+                              <w:proofErr w:type="spellStart"/>
+                              <w:r>
+                                <w:rPr>
+                                  <w:color w:val="FFFFFF" w:themeColor="background1"/>
+                                </w:rPr>
+                                <w:t>auf‘s</w:t>
+                              </w:r>
+                              <w:proofErr w:type="spellEnd"/>
+                              <w:r>
+                                <w:rPr>
+                                  <w:color w:val="FFFFFF" w:themeColor="background1"/>
+                                </w:rPr>
+                                <w:t xml:space="preserve"> englische übertragen.</w:t>
                               </w:r>
                             </w:p>
                           </w:sdtContent>
@@ -221,44 +261,23 @@
                     <v:shadow color="#d8d8d8 [2732]" offset="3pt,3pt" offset2="2pt,2pt"/>
                     <v:textbox style="mso-next-textbox:#_x0000_s1037">
                       <w:txbxContent>
-                        <w:sdt>
-                          <w:sdtPr>
+                        <w:p>
+                          <w:pPr>
                             <w:rPr>
                               <w:color w:val="FFFFFF" w:themeColor="background1"/>
-                              <w:sz w:val="52"/>
-                              <w:szCs w:val="52"/>
+                              <w:sz w:val="44"/>
+                              <w:szCs w:val="44"/>
                             </w:rPr>
-                            <w:alias w:val="Jahr"/>
-                            <w:id w:val="-1640783692"/>
-                            <w:dataBinding w:prefixMappings="xmlns:ns0='http://schemas.microsoft.com/office/2006/coverPageProps'" w:xpath="/ns0:CoverPageProperties[1]/ns0:PublishDate[1]" w:storeItemID="{55AF091B-3C7A-41E3-B477-F2FDAA23CFDA}"/>
-                            <w:date w:fullDate="2019-08-01T00:00:00Z">
-                              <w:dateFormat w:val="yyyy"/>
-                              <w:lid w:val="de-DE"/>
-                              <w:storeMappedDataAs w:val="dateTime"/>
-                              <w:calendar w:val="gregorian"/>
-                            </w:date>
-                          </w:sdtPr>
-                          <w:sdtContent>
-                            <w:p>
-                              <w:pPr>
-                                <w:jc w:val="center"/>
-                                <w:rPr>
-                                  <w:color w:val="FFFFFF" w:themeColor="background1"/>
-                                  <w:sz w:val="48"/>
-                                  <w:szCs w:val="52"/>
-                                </w:rPr>
-                              </w:pPr>
-                              <w:r>
-                                <w:rPr>
-                                  <w:color w:val="FFFFFF" w:themeColor="background1"/>
-                                  <w:sz w:val="52"/>
-                                  <w:szCs w:val="52"/>
-                                </w:rPr>
-                                <w:t>2019</w:t>
-                              </w:r>
-                            </w:p>
-                          </w:sdtContent>
-                        </w:sdt>
+                          </w:pPr>
+                          <w:r>
+                            <w:rPr>
+                              <w:color w:val="FFFFFF" w:themeColor="background1"/>
+                              <w:sz w:val="44"/>
+                              <w:szCs w:val="44"/>
+                            </w:rPr>
+                            <w:t>2019-2020</w:t>
+                          </w:r>
+                        </w:p>
                       </w:txbxContent>
                     </v:textbox>
                   </v:rect>
@@ -329,12 +348,14 @@
                                   <w:color w:val="FFFFFF" w:themeColor="background1"/>
                                 </w:rPr>
                               </w:pPr>
+                              <w:proofErr w:type="spellStart"/>
                               <w:r>
                                 <w:rPr>
                                   <w:color w:val="FFFFFF" w:themeColor="background1"/>
                                 </w:rPr>
                                 <w:t>Meikono</w:t>
                               </w:r>
+                              <w:proofErr w:type="spellEnd"/>
                             </w:p>
                           </w:sdtContent>
                         </w:sdt>
@@ -346,7 +367,7 @@
                             <w:alias w:val="Datum"/>
                             <w:id w:val="-1640783691"/>
                             <w:dataBinding w:prefixMappings="xmlns:ns0='http://schemas.microsoft.com/office/2006/coverPageProps'" w:xpath="/ns0:CoverPageProperties[1]/ns0:PublishDate[1]" w:storeItemID="{55AF091B-3C7A-41E3-B477-F2FDAA23CFDA}"/>
-                            <w:date w:fullDate="2019-08-01T00:00:00Z">
+                            <w:date>
                               <w:dateFormat w:val="dd.MM.yyyy"/>
                               <w:lid w:val="de-DE"/>
                               <w:storeMappedDataAs w:val="dateTime"/>
@@ -366,7 +387,7 @@
                                 <w:rPr>
                                   <w:color w:val="FFFFFF" w:themeColor="background1"/>
                                 </w:rPr>
-                                <w:t>01.08.2019</w:t>
+                                <w:t xml:space="preserve">2019 2020 </w:t>
                               </w:r>
                             </w:p>
                           </w:sdtContent>
@@ -456,7 +477,7 @@
             </w:rPr>
             <w:fldChar w:fldCharType="separate"/>
           </w:r>
-          <w:hyperlink w:anchor="_Toc17050613" w:history="1">
+          <w:hyperlink w:anchor="_Toc30270686" w:history="1">
             <w:r>
               <w:rPr>
                 <w:rStyle w:val="Hyperlink"/>
@@ -484,7 +505,7 @@
                 <w:noProof/>
                 <w:webHidden/>
               </w:rPr>
-              <w:instrText xml:space="preserve"> PAGEREF _Toc17050613 \h </w:instrText>
+              <w:instrText xml:space="preserve"> PAGEREF _Toc30270686 \h </w:instrText>
             </w:r>
             <w:r>
               <w:rPr>
@@ -504,7 +525,7 @@
                 <w:noProof/>
                 <w:webHidden/>
               </w:rPr>
-              <w:t>4</w:t>
+              <w:t>5</w:t>
             </w:r>
             <w:r>
               <w:rPr>
@@ -527,7 +548,7 @@
               <w:lang w:eastAsia="de-DE"/>
             </w:rPr>
           </w:pPr>
-          <w:hyperlink w:anchor="_Toc17050614" w:history="1">
+          <w:hyperlink w:anchor="_Toc30270688" w:history="1">
             <w:r>
               <w:rPr>
                 <w:rStyle w:val="Hyperlink"/>
@@ -555,7 +576,7 @@
                 <w:noProof/>
                 <w:webHidden/>
               </w:rPr>
-              <w:instrText xml:space="preserve"> PAGEREF _Toc17050614 \h </w:instrText>
+              <w:instrText xml:space="preserve"> PAGEREF _Toc30270688 \h </w:instrText>
             </w:r>
             <w:r>
               <w:rPr>
@@ -575,7 +596,7 @@
                 <w:noProof/>
                 <w:webHidden/>
               </w:rPr>
-              <w:t>4</w:t>
+              <w:t>5</w:t>
             </w:r>
             <w:r>
               <w:rPr>
@@ -598,7 +619,7 @@
               <w:lang w:eastAsia="de-DE"/>
             </w:rPr>
           </w:pPr>
-          <w:hyperlink w:anchor="_Toc17050615" w:history="1">
+          <w:hyperlink w:anchor="_Toc30270689" w:history="1">
             <w:r>
               <w:rPr>
                 <w:rStyle w:val="Hyperlink"/>
@@ -626,7 +647,7 @@
                 <w:noProof/>
                 <w:webHidden/>
               </w:rPr>
-              <w:instrText xml:space="preserve"> PAGEREF _Toc17050615 \h </w:instrText>
+              <w:instrText xml:space="preserve"> PAGEREF _Toc30270689 \h </w:instrText>
             </w:r>
             <w:r>
               <w:rPr>
@@ -646,7 +667,7 @@
                 <w:noProof/>
                 <w:webHidden/>
               </w:rPr>
-              <w:t>4</w:t>
+              <w:t>5</w:t>
             </w:r>
             <w:r>
               <w:rPr>
@@ -669,7 +690,7 @@
               <w:lang w:eastAsia="de-DE"/>
             </w:rPr>
           </w:pPr>
-          <w:hyperlink w:anchor="_Toc17050616" w:history="1">
+          <w:hyperlink w:anchor="_Toc30270690" w:history="1">
             <w:r>
               <w:rPr>
                 <w:rStyle w:val="Hyperlink"/>
@@ -697,7 +718,7 @@
                 <w:noProof/>
                 <w:webHidden/>
               </w:rPr>
-              <w:instrText xml:space="preserve"> PAGEREF _Toc17050616 \h </w:instrText>
+              <w:instrText xml:space="preserve"> PAGEREF _Toc30270690 \h </w:instrText>
             </w:r>
             <w:r>
               <w:rPr>
@@ -717,7 +738,7 @@
                 <w:noProof/>
                 <w:webHidden/>
               </w:rPr>
-              <w:t>4</w:t>
+              <w:t>6</w:t>
             </w:r>
             <w:r>
               <w:rPr>
@@ -740,7 +761,7 @@
               <w:lang w:eastAsia="de-DE"/>
             </w:rPr>
           </w:pPr>
-          <w:hyperlink w:anchor="_Toc17050617" w:history="1">
+          <w:hyperlink w:anchor="_Toc30270691" w:history="1">
             <w:r>
               <w:rPr>
                 <w:rStyle w:val="Hyperlink"/>
@@ -768,7 +789,7 @@
                 <w:noProof/>
                 <w:webHidden/>
               </w:rPr>
-              <w:instrText xml:space="preserve"> PAGEREF _Toc17050617 \h </w:instrText>
+              <w:instrText xml:space="preserve"> PAGEREF _Toc30270691 \h </w:instrText>
             </w:r>
             <w:r>
               <w:rPr>
@@ -788,7 +809,7 @@
                 <w:noProof/>
                 <w:webHidden/>
               </w:rPr>
-              <w:t>5</w:t>
+              <w:t>6</w:t>
             </w:r>
             <w:r>
               <w:rPr>
@@ -811,7 +832,7 @@
               <w:lang w:eastAsia="de-DE"/>
             </w:rPr>
           </w:pPr>
-          <w:hyperlink w:anchor="_Toc17050618" w:history="1">
+          <w:hyperlink w:anchor="_Toc30270692" w:history="1">
             <w:r>
               <w:rPr>
                 <w:rStyle w:val="Hyperlink"/>
@@ -839,7 +860,7 @@
                 <w:noProof/>
                 <w:webHidden/>
               </w:rPr>
-              <w:instrText xml:space="preserve"> PAGEREF _Toc17050618 \h </w:instrText>
+              <w:instrText xml:space="preserve"> PAGEREF _Toc30270692 \h </w:instrText>
             </w:r>
             <w:r>
               <w:rPr>
@@ -859,7 +880,7 @@
                 <w:noProof/>
                 <w:webHidden/>
               </w:rPr>
-              <w:t>5</w:t>
+              <w:t>7</w:t>
             </w:r>
             <w:r>
               <w:rPr>
@@ -882,7 +903,7 @@
               <w:lang w:eastAsia="de-DE"/>
             </w:rPr>
           </w:pPr>
-          <w:hyperlink w:anchor="_Toc17050619" w:history="1">
+          <w:hyperlink w:anchor="_Toc30270693" w:history="1">
             <w:r>
               <w:rPr>
                 <w:rStyle w:val="Hyperlink"/>
@@ -910,7 +931,7 @@
                 <w:noProof/>
                 <w:webHidden/>
               </w:rPr>
-              <w:instrText xml:space="preserve"> PAGEREF _Toc17050619 \h </w:instrText>
+              <w:instrText xml:space="preserve"> PAGEREF _Toc30270693 \h </w:instrText>
             </w:r>
             <w:r>
               <w:rPr>
@@ -930,7 +951,7 @@
                 <w:noProof/>
                 <w:webHidden/>
               </w:rPr>
-              <w:t>6</w:t>
+              <w:t>7</w:t>
             </w:r>
             <w:r>
               <w:rPr>
@@ -953,14 +974,14 @@
               <w:lang w:eastAsia="de-DE"/>
             </w:rPr>
           </w:pPr>
-          <w:hyperlink w:anchor="_Toc17050620" w:history="1">
+          <w:hyperlink w:anchor="_Toc30270694" w:history="1">
             <w:r>
               <w:rPr>
                 <w:rStyle w:val="Hyperlink"/>
                 <w:rFonts w:ascii="Lucida Calligraphy" w:eastAsia="Malgun Gothic" w:hAnsi="Lucida Calligraphy"/>
                 <w:noProof/>
               </w:rPr>
-              <w:t>Westlichen Völker</w:t>
+              <w:t>Westliche Völker</w:t>
             </w:r>
             <w:r>
               <w:rPr>
@@ -981,7 +1002,7 @@
                 <w:noProof/>
                 <w:webHidden/>
               </w:rPr>
-              <w:instrText xml:space="preserve"> PAGEREF _Toc17050620 \h </w:instrText>
+              <w:instrText xml:space="preserve"> PAGEREF _Toc30270694 \h </w:instrText>
             </w:r>
             <w:r>
               <w:rPr>
@@ -1001,7 +1022,7 @@
                 <w:noProof/>
                 <w:webHidden/>
               </w:rPr>
-              <w:t>6</w:t>
+              <w:t>7</w:t>
             </w:r>
             <w:r>
               <w:rPr>
@@ -1024,7 +1045,7 @@
               <w:lang w:eastAsia="de-DE"/>
             </w:rPr>
           </w:pPr>
-          <w:hyperlink w:anchor="_Toc17050621" w:history="1">
+          <w:hyperlink w:anchor="_Toc30270695" w:history="1">
             <w:r>
               <w:rPr>
                 <w:rStyle w:val="Hyperlink"/>
@@ -1052,7 +1073,7 @@
                 <w:noProof/>
                 <w:webHidden/>
               </w:rPr>
-              <w:instrText xml:space="preserve"> PAGEREF _Toc17050621 \h </w:instrText>
+              <w:instrText xml:space="preserve"> PAGEREF _Toc30270695 \h </w:instrText>
             </w:r>
             <w:r>
               <w:rPr>
@@ -1072,7 +1093,7 @@
                 <w:noProof/>
                 <w:webHidden/>
               </w:rPr>
-              <w:t>6</w:t>
+              <w:t>7</w:t>
             </w:r>
             <w:r>
               <w:rPr>
@@ -1095,7 +1116,7 @@
               <w:lang w:eastAsia="de-DE"/>
             </w:rPr>
           </w:pPr>
-          <w:hyperlink w:anchor="_Toc17050622" w:history="1">
+          <w:hyperlink w:anchor="_Toc30270696" w:history="1">
             <w:r>
               <w:rPr>
                 <w:rStyle w:val="Hyperlink"/>
@@ -1123,7 +1144,7 @@
                 <w:noProof/>
                 <w:webHidden/>
               </w:rPr>
-              <w:instrText xml:space="preserve"> PAGEREF _Toc17050622 \h </w:instrText>
+              <w:instrText xml:space="preserve"> PAGEREF _Toc30270696 \h </w:instrText>
             </w:r>
             <w:r>
               <w:rPr>
@@ -1143,7 +1164,7 @@
                 <w:noProof/>
                 <w:webHidden/>
               </w:rPr>
-              <w:t>6</w:t>
+              <w:t>7</w:t>
             </w:r>
             <w:r>
               <w:rPr>
@@ -1166,7 +1187,7 @@
               <w:lang w:eastAsia="de-DE"/>
             </w:rPr>
           </w:pPr>
-          <w:hyperlink w:anchor="_Toc17050623" w:history="1">
+          <w:hyperlink w:anchor="_Toc30270697" w:history="1">
             <w:r>
               <w:rPr>
                 <w:rStyle w:val="Hyperlink"/>
@@ -1194,7 +1215,7 @@
                 <w:noProof/>
                 <w:webHidden/>
               </w:rPr>
-              <w:instrText xml:space="preserve"> PAGEREF _Toc17050623 \h </w:instrText>
+              <w:instrText xml:space="preserve"> PAGEREF _Toc30270697 \h </w:instrText>
             </w:r>
             <w:r>
               <w:rPr>
@@ -1214,7 +1235,7 @@
                 <w:noProof/>
                 <w:webHidden/>
               </w:rPr>
-              <w:t>6</w:t>
+              <w:t>8</w:t>
             </w:r>
             <w:r>
               <w:rPr>
@@ -1237,7 +1258,7 @@
               <w:lang w:eastAsia="de-DE"/>
             </w:rPr>
           </w:pPr>
-          <w:hyperlink w:anchor="_Toc17050624" w:history="1">
+          <w:hyperlink w:anchor="_Toc30270698" w:history="1">
             <w:r>
               <w:rPr>
                 <w:rStyle w:val="Hyperlink"/>
@@ -1265,7 +1286,7 @@
                 <w:noProof/>
                 <w:webHidden/>
               </w:rPr>
-              <w:instrText xml:space="preserve"> PAGEREF _Toc17050624 \h </w:instrText>
+              <w:instrText xml:space="preserve"> PAGEREF _Toc30270698 \h </w:instrText>
             </w:r>
             <w:r>
               <w:rPr>
@@ -1285,7 +1306,7 @@
                 <w:noProof/>
                 <w:webHidden/>
               </w:rPr>
-              <w:t>6</w:t>
+              <w:t>8</w:t>
             </w:r>
             <w:r>
               <w:rPr>
@@ -1308,7 +1329,7 @@
               <w:lang w:eastAsia="de-DE"/>
             </w:rPr>
           </w:pPr>
-          <w:hyperlink w:anchor="_Toc17050625" w:history="1">
+          <w:hyperlink w:anchor="_Toc30270699" w:history="1">
             <w:r>
               <w:rPr>
                 <w:rStyle w:val="Hyperlink"/>
@@ -1336,7 +1357,7 @@
                 <w:noProof/>
                 <w:webHidden/>
               </w:rPr>
-              <w:instrText xml:space="preserve"> PAGEREF _Toc17050625 \h </w:instrText>
+              <w:instrText xml:space="preserve"> PAGEREF _Toc30270699 \h </w:instrText>
             </w:r>
             <w:r>
               <w:rPr>
@@ -1356,7 +1377,7 @@
                 <w:noProof/>
                 <w:webHidden/>
               </w:rPr>
-              <w:t>6</w:t>
+              <w:t>8</w:t>
             </w:r>
             <w:r>
               <w:rPr>
@@ -1379,7 +1400,7 @@
               <w:lang w:eastAsia="de-DE"/>
             </w:rPr>
           </w:pPr>
-          <w:hyperlink w:anchor="_Toc17050626" w:history="1">
+          <w:hyperlink w:anchor="_Toc30270700" w:history="1">
             <w:r>
               <w:rPr>
                 <w:rStyle w:val="Hyperlink"/>
@@ -1407,7 +1428,7 @@
                 <w:noProof/>
                 <w:webHidden/>
               </w:rPr>
-              <w:instrText xml:space="preserve"> PAGEREF _Toc17050626 \h </w:instrText>
+              <w:instrText xml:space="preserve"> PAGEREF _Toc30270700 \h </w:instrText>
             </w:r>
             <w:r>
               <w:rPr>
@@ -1427,7 +1448,7 @@
                 <w:noProof/>
                 <w:webHidden/>
               </w:rPr>
-              <w:t>7</w:t>
+              <w:t>8</w:t>
             </w:r>
             <w:r>
               <w:rPr>
@@ -1450,7 +1471,7 @@
               <w:lang w:eastAsia="de-DE"/>
             </w:rPr>
           </w:pPr>
-          <w:hyperlink w:anchor="_Toc17050627" w:history="1">
+          <w:hyperlink w:anchor="_Toc30270701" w:history="1">
             <w:r>
               <w:rPr>
                 <w:rStyle w:val="Hyperlink"/>
@@ -1478,7 +1499,7 @@
                 <w:noProof/>
                 <w:webHidden/>
               </w:rPr>
-              <w:instrText xml:space="preserve"> PAGEREF _Toc17050627 \h </w:instrText>
+              <w:instrText xml:space="preserve"> PAGEREF _Toc30270701 \h </w:instrText>
             </w:r>
             <w:r>
               <w:rPr>
@@ -1498,7 +1519,7 @@
                 <w:noProof/>
                 <w:webHidden/>
               </w:rPr>
-              <w:t>7</w:t>
+              <w:t>8</w:t>
             </w:r>
             <w:r>
               <w:rPr>
@@ -1521,7 +1542,7 @@
               <w:lang w:eastAsia="de-DE"/>
             </w:rPr>
           </w:pPr>
-          <w:hyperlink w:anchor="_Toc17050628" w:history="1">
+          <w:hyperlink w:anchor="_Toc30270702" w:history="1">
             <w:r>
               <w:rPr>
                 <w:rStyle w:val="Hyperlink"/>
@@ -1549,7 +1570,7 @@
                 <w:noProof/>
                 <w:webHidden/>
               </w:rPr>
-              <w:instrText xml:space="preserve"> PAGEREF _Toc17050628 \h </w:instrText>
+              <w:instrText xml:space="preserve"> PAGEREF _Toc30270702 \h </w:instrText>
             </w:r>
             <w:r>
               <w:rPr>
@@ -1569,7 +1590,7 @@
                 <w:noProof/>
                 <w:webHidden/>
               </w:rPr>
-              <w:t>7</w:t>
+              <w:t>8</w:t>
             </w:r>
             <w:r>
               <w:rPr>
@@ -1592,7 +1613,7 @@
               <w:lang w:eastAsia="de-DE"/>
             </w:rPr>
           </w:pPr>
-          <w:hyperlink w:anchor="_Toc17050629" w:history="1">
+          <w:hyperlink w:anchor="_Toc30270703" w:history="1">
             <w:r>
               <w:rPr>
                 <w:rStyle w:val="Hyperlink"/>
@@ -1620,7 +1641,7 @@
                 <w:noProof/>
                 <w:webHidden/>
               </w:rPr>
-              <w:instrText xml:space="preserve"> PAGEREF _Toc17050629 \h </w:instrText>
+              <w:instrText xml:space="preserve"> PAGEREF _Toc30270703 \h </w:instrText>
             </w:r>
             <w:r>
               <w:rPr>
@@ -1640,7 +1661,7 @@
                 <w:noProof/>
                 <w:webHidden/>
               </w:rPr>
-              <w:t>7</w:t>
+              <w:t>8</w:t>
             </w:r>
             <w:r>
               <w:rPr>
@@ -1663,7 +1684,7 @@
               <w:lang w:eastAsia="de-DE"/>
             </w:rPr>
           </w:pPr>
-          <w:hyperlink w:anchor="_Toc17050630" w:history="1">
+          <w:hyperlink w:anchor="_Toc30270704" w:history="1">
             <w:r>
               <w:rPr>
                 <w:rStyle w:val="Hyperlink"/>
@@ -1691,7 +1712,7 @@
                 <w:noProof/>
                 <w:webHidden/>
               </w:rPr>
-              <w:instrText xml:space="preserve"> PAGEREF _Toc17050630 \h </w:instrText>
+              <w:instrText xml:space="preserve"> PAGEREF _Toc30270704 \h </w:instrText>
             </w:r>
             <w:r>
               <w:rPr>
@@ -1711,7 +1732,7 @@
                 <w:noProof/>
                 <w:webHidden/>
               </w:rPr>
-              <w:t>7</w:t>
+              <w:t>8</w:t>
             </w:r>
             <w:r>
               <w:rPr>
@@ -1734,7 +1755,7 @@
               <w:lang w:eastAsia="de-DE"/>
             </w:rPr>
           </w:pPr>
-          <w:hyperlink w:anchor="_Toc17050631" w:history="1">
+          <w:hyperlink w:anchor="_Toc30270705" w:history="1">
             <w:r>
               <w:rPr>
                 <w:rStyle w:val="Hyperlink"/>
@@ -1762,7 +1783,7 @@
                 <w:noProof/>
                 <w:webHidden/>
               </w:rPr>
-              <w:instrText xml:space="preserve"> PAGEREF _Toc17050631 \h </w:instrText>
+              <w:instrText xml:space="preserve"> PAGEREF _Toc30270705 \h </w:instrText>
             </w:r>
             <w:r>
               <w:rPr>
@@ -1782,7 +1803,7 @@
                 <w:noProof/>
                 <w:webHidden/>
               </w:rPr>
-              <w:t>7</w:t>
+              <w:t>9</w:t>
             </w:r>
             <w:r>
               <w:rPr>
@@ -1805,7 +1826,7 @@
               <w:lang w:eastAsia="de-DE"/>
             </w:rPr>
           </w:pPr>
-          <w:hyperlink w:anchor="_Toc17050632" w:history="1">
+          <w:hyperlink w:anchor="_Toc30270706" w:history="1">
             <w:r>
               <w:rPr>
                 <w:rStyle w:val="Hyperlink"/>
@@ -1833,7 +1854,7 @@
                 <w:noProof/>
                 <w:webHidden/>
               </w:rPr>
-              <w:instrText xml:space="preserve"> PAGEREF _Toc17050632 \h </w:instrText>
+              <w:instrText xml:space="preserve"> PAGEREF _Toc30270706 \h </w:instrText>
             </w:r>
             <w:r>
               <w:rPr>
@@ -1853,7 +1874,7 @@
                 <w:noProof/>
                 <w:webHidden/>
               </w:rPr>
-              <w:t>8</w:t>
+              <w:t>9</w:t>
             </w:r>
             <w:r>
               <w:rPr>
@@ -1876,7 +1897,7 @@
               <w:lang w:eastAsia="de-DE"/>
             </w:rPr>
           </w:pPr>
-          <w:hyperlink w:anchor="_Toc17050633" w:history="1">
+          <w:hyperlink w:anchor="_Toc30270707" w:history="1">
             <w:r>
               <w:rPr>
                 <w:rStyle w:val="Hyperlink"/>
@@ -1904,7 +1925,7 @@
                 <w:noProof/>
                 <w:webHidden/>
               </w:rPr>
-              <w:instrText xml:space="preserve"> PAGEREF _Toc17050633 \h </w:instrText>
+              <w:instrText xml:space="preserve"> PAGEREF _Toc30270707 \h </w:instrText>
             </w:r>
             <w:r>
               <w:rPr>
@@ -1924,7 +1945,7 @@
                 <w:noProof/>
                 <w:webHidden/>
               </w:rPr>
-              <w:t>8</w:t>
+              <w:t>9</w:t>
             </w:r>
             <w:r>
               <w:rPr>
@@ -1947,7 +1968,7 @@
               <w:lang w:eastAsia="de-DE"/>
             </w:rPr>
           </w:pPr>
-          <w:hyperlink w:anchor="_Toc17050634" w:history="1">
+          <w:hyperlink w:anchor="_Toc30270708" w:history="1">
             <w:r>
               <w:rPr>
                 <w:rStyle w:val="Hyperlink"/>
@@ -1975,7 +1996,7 @@
                 <w:noProof/>
                 <w:webHidden/>
               </w:rPr>
-              <w:instrText xml:space="preserve"> PAGEREF _Toc17050634 \h </w:instrText>
+              <w:instrText xml:space="preserve"> PAGEREF _Toc30270708 \h </w:instrText>
             </w:r>
             <w:r>
               <w:rPr>
@@ -1995,7 +2016,7 @@
                 <w:noProof/>
                 <w:webHidden/>
               </w:rPr>
-              <w:t>8</w:t>
+              <w:t>9</w:t>
             </w:r>
             <w:r>
               <w:rPr>
@@ -2018,7 +2039,7 @@
               <w:lang w:eastAsia="de-DE"/>
             </w:rPr>
           </w:pPr>
-          <w:hyperlink w:anchor="_Toc17050635" w:history="1">
+          <w:hyperlink w:anchor="_Toc30270709" w:history="1">
             <w:r>
               <w:rPr>
                 <w:rStyle w:val="Hyperlink"/>
@@ -2046,7 +2067,7 @@
                 <w:noProof/>
                 <w:webHidden/>
               </w:rPr>
-              <w:instrText xml:space="preserve"> PAGEREF _Toc17050635 \h </w:instrText>
+              <w:instrText xml:space="preserve"> PAGEREF _Toc30270709 \h </w:instrText>
             </w:r>
             <w:r>
               <w:rPr>
@@ -2066,7 +2087,7 @@
                 <w:noProof/>
                 <w:webHidden/>
               </w:rPr>
-              <w:t>8</w:t>
+              <w:t>9</w:t>
             </w:r>
             <w:r>
               <w:rPr>
@@ -2089,7 +2110,7 @@
               <w:lang w:eastAsia="de-DE"/>
             </w:rPr>
           </w:pPr>
-          <w:hyperlink w:anchor="_Toc17050636" w:history="1">
+          <w:hyperlink w:anchor="_Toc30270710" w:history="1">
             <w:r>
               <w:rPr>
                 <w:rStyle w:val="Hyperlink"/>
@@ -2117,7 +2138,7 @@
                 <w:noProof/>
                 <w:webHidden/>
               </w:rPr>
-              <w:instrText xml:space="preserve"> PAGEREF _Toc17050636 \h </w:instrText>
+              <w:instrText xml:space="preserve"> PAGEREF _Toc30270710 \h </w:instrText>
             </w:r>
             <w:r>
               <w:rPr>
@@ -2137,7 +2158,7 @@
                 <w:noProof/>
                 <w:webHidden/>
               </w:rPr>
-              <w:t>8</w:t>
+              <w:t>9</w:t>
             </w:r>
             <w:r>
               <w:rPr>
@@ -2160,7 +2181,7 @@
               <w:lang w:eastAsia="de-DE"/>
             </w:rPr>
           </w:pPr>
-          <w:hyperlink w:anchor="_Toc17050637" w:history="1">
+          <w:hyperlink w:anchor="_Toc30270711" w:history="1">
             <w:r>
               <w:rPr>
                 <w:rStyle w:val="Hyperlink"/>
@@ -2188,7 +2209,7 @@
                 <w:noProof/>
                 <w:webHidden/>
               </w:rPr>
-              <w:instrText xml:space="preserve"> PAGEREF _Toc17050637 \h </w:instrText>
+              <w:instrText xml:space="preserve"> PAGEREF _Toc30270711 \h </w:instrText>
             </w:r>
             <w:r>
               <w:rPr>
@@ -2208,7 +2229,7 @@
                 <w:noProof/>
                 <w:webHidden/>
               </w:rPr>
-              <w:t>8</w:t>
+              <w:t>9</w:t>
             </w:r>
             <w:r>
               <w:rPr>
@@ -2231,7 +2252,7 @@
               <w:lang w:eastAsia="de-DE"/>
             </w:rPr>
           </w:pPr>
-          <w:hyperlink w:anchor="_Toc17050638" w:history="1">
+          <w:hyperlink w:anchor="_Toc30270712" w:history="1">
             <w:r>
               <w:rPr>
                 <w:rStyle w:val="Hyperlink"/>
@@ -2259,7 +2280,7 @@
                 <w:noProof/>
                 <w:webHidden/>
               </w:rPr>
-              <w:instrText xml:space="preserve"> PAGEREF _Toc17050638 \h </w:instrText>
+              <w:instrText xml:space="preserve"> PAGEREF _Toc30270712 \h </w:instrText>
             </w:r>
             <w:r>
               <w:rPr>
@@ -2279,7 +2300,7 @@
                 <w:noProof/>
                 <w:webHidden/>
               </w:rPr>
-              <w:t>8</w:t>
+              <w:t>9</w:t>
             </w:r>
             <w:r>
               <w:rPr>
@@ -2302,7 +2323,7 @@
               <w:lang w:eastAsia="de-DE"/>
             </w:rPr>
           </w:pPr>
-          <w:hyperlink w:anchor="_Toc17050639" w:history="1">
+          <w:hyperlink w:anchor="_Toc30270713" w:history="1">
             <w:r>
               <w:rPr>
                 <w:rStyle w:val="Hyperlink"/>
@@ -2330,7 +2351,7 @@
                 <w:noProof/>
                 <w:webHidden/>
               </w:rPr>
-              <w:instrText xml:space="preserve"> PAGEREF _Toc17050639 \h </w:instrText>
+              <w:instrText xml:space="preserve"> PAGEREF _Toc30270713 \h </w:instrText>
             </w:r>
             <w:r>
               <w:rPr>
@@ -2350,7 +2371,7 @@
                 <w:noProof/>
                 <w:webHidden/>
               </w:rPr>
-              <w:t>8</w:t>
+              <w:t>9</w:t>
             </w:r>
             <w:r>
               <w:rPr>
@@ -2373,14 +2394,14 @@
               <w:lang w:eastAsia="de-DE"/>
             </w:rPr>
           </w:pPr>
-          <w:hyperlink w:anchor="_Toc17050640" w:history="1">
+          <w:hyperlink w:anchor="_Toc30270714" w:history="1">
             <w:r>
               <w:rPr>
                 <w:rStyle w:val="Hyperlink"/>
                 <w:rFonts w:ascii="Lucida Calligraphy" w:eastAsia="Malgun Gothic" w:hAnsi="Lucida Calligraphy"/>
                 <w:noProof/>
               </w:rPr>
-              <w:t>Wohnort:</w:t>
+              <w:t>Ernährung:</w:t>
             </w:r>
             <w:r>
               <w:rPr>
@@ -2401,7 +2422,7 @@
                 <w:noProof/>
                 <w:webHidden/>
               </w:rPr>
-              <w:instrText xml:space="preserve"> PAGEREF _Toc17050640 \h </w:instrText>
+              <w:instrText xml:space="preserve"> PAGEREF _Toc30270714 \h </w:instrText>
             </w:r>
             <w:r>
               <w:rPr>
@@ -2421,7 +2442,7 @@
                 <w:noProof/>
                 <w:webHidden/>
               </w:rPr>
-              <w:t>8</w:t>
+              <w:t>9</w:t>
             </w:r>
             <w:r>
               <w:rPr>
@@ -2444,14 +2465,14 @@
               <w:lang w:eastAsia="de-DE"/>
             </w:rPr>
           </w:pPr>
-          <w:hyperlink w:anchor="_Toc17050641" w:history="1">
+          <w:hyperlink w:anchor="_Toc30270715" w:history="1">
             <w:r>
               <w:rPr>
                 <w:rStyle w:val="Hyperlink"/>
                 <w:rFonts w:ascii="Lucida Calligraphy" w:eastAsia="Malgun Gothic" w:hAnsi="Lucida Calligraphy"/>
                 <w:noProof/>
               </w:rPr>
-              <w:t>Ernährung:</w:t>
+              <w:t>Magie:</w:t>
             </w:r>
             <w:r>
               <w:rPr>
@@ -2472,7 +2493,7 @@
                 <w:noProof/>
                 <w:webHidden/>
               </w:rPr>
-              <w:instrText xml:space="preserve"> PAGEREF _Toc17050641 \h </w:instrText>
+              <w:instrText xml:space="preserve"> PAGEREF _Toc30270715 \h </w:instrText>
             </w:r>
             <w:r>
               <w:rPr>
@@ -2492,7 +2513,78 @@
                 <w:noProof/>
                 <w:webHidden/>
               </w:rPr>
-              <w:t>8</w:t>
+              <w:t>10</w:t>
+            </w:r>
+            <w:r>
+              <w:rPr>
+                <w:noProof/>
+                <w:webHidden/>
+              </w:rPr>
+              <w:fldChar w:fldCharType="end"/>
+            </w:r>
+          </w:hyperlink>
+        </w:p>
+        <w:p>
+          <w:pPr>
+            <w:pStyle w:val="Verzeichnis2"/>
+            <w:tabs>
+              <w:tab w:val="right" w:leader="dot" w:pos="9062"/>
+            </w:tabs>
+            <w:rPr>
+              <w:rFonts w:eastAsiaTheme="minorEastAsia"/>
+              <w:noProof/>
+              <w:lang w:eastAsia="de-DE"/>
+            </w:rPr>
+          </w:pPr>
+          <w:hyperlink w:anchor="_Toc30270716" w:history="1">
+            <w:r>
+              <w:rPr>
+                <w:rStyle w:val="Hyperlink"/>
+                <w:rFonts w:ascii="Lucida Calligraphy" w:eastAsia="Malgun Gothic" w:hAnsi="Lucida Calligraphy"/>
+                <w:noProof/>
+              </w:rPr>
+              <w:t>Mensch</w:t>
+            </w:r>
+            <w:r>
+              <w:rPr>
+                <w:noProof/>
+                <w:webHidden/>
+              </w:rPr>
+              <w:tab/>
+            </w:r>
+            <w:r>
+              <w:rPr>
+                <w:noProof/>
+                <w:webHidden/>
+              </w:rPr>
+              <w:fldChar w:fldCharType="begin"/>
+            </w:r>
+            <w:r>
+              <w:rPr>
+                <w:noProof/>
+                <w:webHidden/>
+              </w:rPr>
+              <w:instrText xml:space="preserve"> PAGEREF _Toc30270716 \h </w:instrText>
+            </w:r>
+            <w:r>
+              <w:rPr>
+                <w:noProof/>
+                <w:webHidden/>
+              </w:rPr>
+            </w:r>
+            <w:r>
+              <w:rPr>
+                <w:noProof/>
+                <w:webHidden/>
+              </w:rPr>
+              <w:fldChar w:fldCharType="separate"/>
+            </w:r>
+            <w:r>
+              <w:rPr>
+                <w:noProof/>
+                <w:webHidden/>
+              </w:rPr>
+              <w:t>10</w:t>
             </w:r>
             <w:r>
               <w:rPr>
@@ -2515,14 +2607,14 @@
               <w:lang w:eastAsia="de-DE"/>
             </w:rPr>
           </w:pPr>
-          <w:hyperlink w:anchor="_Toc17050642" w:history="1">
+          <w:hyperlink w:anchor="_Toc30270717" w:history="1">
             <w:r>
               <w:rPr>
                 <w:rStyle w:val="Hyperlink"/>
                 <w:rFonts w:ascii="Lucida Calligraphy" w:eastAsia="Malgun Gothic" w:hAnsi="Lucida Calligraphy"/>
                 <w:noProof/>
               </w:rPr>
-              <w:t>Magie:</w:t>
+              <w:t>Aussehen:</w:t>
             </w:r>
             <w:r>
               <w:rPr>
@@ -2543,7 +2635,7 @@
                 <w:noProof/>
                 <w:webHidden/>
               </w:rPr>
-              <w:instrText xml:space="preserve"> PAGEREF _Toc17050642 \h </w:instrText>
+              <w:instrText xml:space="preserve"> PAGEREF _Toc30270717 \h </w:instrText>
             </w:r>
             <w:r>
               <w:rPr>
@@ -2563,7 +2655,149 @@
                 <w:noProof/>
                 <w:webHidden/>
               </w:rPr>
-              <w:t>8</w:t>
+              <w:t>10</w:t>
+            </w:r>
+            <w:r>
+              <w:rPr>
+                <w:noProof/>
+                <w:webHidden/>
+              </w:rPr>
+              <w:fldChar w:fldCharType="end"/>
+            </w:r>
+          </w:hyperlink>
+        </w:p>
+        <w:p>
+          <w:pPr>
+            <w:pStyle w:val="Verzeichnis3"/>
+            <w:tabs>
+              <w:tab w:val="right" w:leader="dot" w:pos="9062"/>
+            </w:tabs>
+            <w:rPr>
+              <w:rFonts w:eastAsiaTheme="minorEastAsia"/>
+              <w:noProof/>
+              <w:lang w:eastAsia="de-DE"/>
+            </w:rPr>
+          </w:pPr>
+          <w:hyperlink w:anchor="_Toc30270718" w:history="1">
+            <w:r>
+              <w:rPr>
+                <w:rStyle w:val="Hyperlink"/>
+                <w:rFonts w:ascii="Lucida Calligraphy" w:eastAsia="Malgun Gothic" w:hAnsi="Lucida Calligraphy"/>
+                <w:noProof/>
+              </w:rPr>
+              <w:t>Wohnort:</w:t>
+            </w:r>
+            <w:r>
+              <w:rPr>
+                <w:noProof/>
+                <w:webHidden/>
+              </w:rPr>
+              <w:tab/>
+            </w:r>
+            <w:r>
+              <w:rPr>
+                <w:noProof/>
+                <w:webHidden/>
+              </w:rPr>
+              <w:fldChar w:fldCharType="begin"/>
+            </w:r>
+            <w:r>
+              <w:rPr>
+                <w:noProof/>
+                <w:webHidden/>
+              </w:rPr>
+              <w:instrText xml:space="preserve"> PAGEREF _Toc30270718 \h </w:instrText>
+            </w:r>
+            <w:r>
+              <w:rPr>
+                <w:noProof/>
+                <w:webHidden/>
+              </w:rPr>
+            </w:r>
+            <w:r>
+              <w:rPr>
+                <w:noProof/>
+                <w:webHidden/>
+              </w:rPr>
+              <w:fldChar w:fldCharType="separate"/>
+            </w:r>
+            <w:r>
+              <w:rPr>
+                <w:noProof/>
+                <w:webHidden/>
+              </w:rPr>
+              <w:t>10</w:t>
+            </w:r>
+            <w:r>
+              <w:rPr>
+                <w:noProof/>
+                <w:webHidden/>
+              </w:rPr>
+              <w:fldChar w:fldCharType="end"/>
+            </w:r>
+          </w:hyperlink>
+        </w:p>
+        <w:p>
+          <w:pPr>
+            <w:pStyle w:val="Verzeichnis3"/>
+            <w:tabs>
+              <w:tab w:val="right" w:leader="dot" w:pos="9062"/>
+            </w:tabs>
+            <w:rPr>
+              <w:rFonts w:eastAsiaTheme="minorEastAsia"/>
+              <w:noProof/>
+              <w:lang w:eastAsia="de-DE"/>
+            </w:rPr>
+          </w:pPr>
+          <w:hyperlink w:anchor="_Toc30270719" w:history="1">
+            <w:r>
+              <w:rPr>
+                <w:rStyle w:val="Hyperlink"/>
+                <w:rFonts w:ascii="Lucida Calligraphy" w:eastAsia="Malgun Gothic" w:hAnsi="Lucida Calligraphy"/>
+                <w:noProof/>
+              </w:rPr>
+              <w:t>Ernährung:</w:t>
+            </w:r>
+            <w:r>
+              <w:rPr>
+                <w:noProof/>
+                <w:webHidden/>
+              </w:rPr>
+              <w:tab/>
+            </w:r>
+            <w:r>
+              <w:rPr>
+                <w:noProof/>
+                <w:webHidden/>
+              </w:rPr>
+              <w:fldChar w:fldCharType="begin"/>
+            </w:r>
+            <w:r>
+              <w:rPr>
+                <w:noProof/>
+                <w:webHidden/>
+              </w:rPr>
+              <w:instrText xml:space="preserve"> PAGEREF _Toc30270719 \h </w:instrText>
+            </w:r>
+            <w:r>
+              <w:rPr>
+                <w:noProof/>
+                <w:webHidden/>
+              </w:rPr>
+            </w:r>
+            <w:r>
+              <w:rPr>
+                <w:noProof/>
+                <w:webHidden/>
+              </w:rPr>
+              <w:fldChar w:fldCharType="separate"/>
+            </w:r>
+            <w:r>
+              <w:rPr>
+                <w:noProof/>
+                <w:webHidden/>
+              </w:rPr>
+              <w:t>10</w:t>
             </w:r>
             <w:r>
               <w:rPr>
@@ -2586,14 +2820,14 @@
               <w:lang w:eastAsia="de-DE"/>
             </w:rPr>
           </w:pPr>
-          <w:hyperlink w:anchor="_Toc17050643" w:history="1">
+          <w:hyperlink w:anchor="_Toc30270720" w:history="1">
             <w:r>
               <w:rPr>
                 <w:rStyle w:val="Hyperlink"/>
                 <w:rFonts w:ascii="Lucida Calligraphy" w:eastAsia="Malgun Gothic" w:hAnsi="Lucida Calligraphy"/>
                 <w:noProof/>
               </w:rPr>
-              <w:t>Mensch</w:t>
+              <w:t>Orc</w:t>
             </w:r>
             <w:r>
               <w:rPr>
@@ -2614,7 +2848,7 @@
                 <w:noProof/>
                 <w:webHidden/>
               </w:rPr>
-              <w:instrText xml:space="preserve"> PAGEREF _Toc17050643 \h </w:instrText>
+              <w:instrText xml:space="preserve"> PAGEREF _Toc30270720 \h </w:instrText>
             </w:r>
             <w:r>
               <w:rPr>
@@ -2657,7 +2891,7 @@
               <w:lang w:eastAsia="de-DE"/>
             </w:rPr>
           </w:pPr>
-          <w:hyperlink w:anchor="_Toc17050644" w:history="1">
+          <w:hyperlink w:anchor="_Toc30270721" w:history="1">
             <w:r>
               <w:rPr>
                 <w:rStyle w:val="Hyperlink"/>
@@ -2685,7 +2919,7 @@
                 <w:noProof/>
                 <w:webHidden/>
               </w:rPr>
-              <w:instrText xml:space="preserve"> PAGEREF _Toc17050644 \h </w:instrText>
+              <w:instrText xml:space="preserve"> PAGEREF _Toc30270721 \h </w:instrText>
             </w:r>
             <w:r>
               <w:rPr>
@@ -2728,14 +2962,14 @@
               <w:lang w:eastAsia="de-DE"/>
             </w:rPr>
           </w:pPr>
-          <w:hyperlink w:anchor="_Toc17050645" w:history="1">
+          <w:hyperlink w:anchor="_Toc30270722" w:history="1">
             <w:r>
               <w:rPr>
                 <w:rStyle w:val="Hyperlink"/>
                 <w:rFonts w:ascii="Lucida Calligraphy" w:eastAsia="Malgun Gothic" w:hAnsi="Lucida Calligraphy"/>
                 <w:noProof/>
               </w:rPr>
-              <w:t>Wohnort:</w:t>
+              <w:t>Ernährung:</w:t>
             </w:r>
             <w:r>
               <w:rPr>
@@ -2756,7 +2990,7 @@
                 <w:noProof/>
                 <w:webHidden/>
               </w:rPr>
-              <w:instrText xml:space="preserve"> PAGEREF _Toc17050645 \h </w:instrText>
+              <w:instrText xml:space="preserve"> PAGEREF _Toc30270722 \h </w:instrText>
             </w:r>
             <w:r>
               <w:rPr>
@@ -2799,14 +3033,14 @@
               <w:lang w:eastAsia="de-DE"/>
             </w:rPr>
           </w:pPr>
-          <w:hyperlink w:anchor="_Toc17050646" w:history="1">
+          <w:hyperlink w:anchor="_Toc30270723" w:history="1">
             <w:r>
               <w:rPr>
                 <w:rStyle w:val="Hyperlink"/>
                 <w:rFonts w:ascii="Lucida Calligraphy" w:eastAsia="Malgun Gothic" w:hAnsi="Lucida Calligraphy"/>
                 <w:noProof/>
               </w:rPr>
-              <w:t>Ernährung:</w:t>
+              <w:t>Magie:</w:t>
             </w:r>
             <w:r>
               <w:rPr>
@@ -2827,7 +3061,7 @@
                 <w:noProof/>
                 <w:webHidden/>
               </w:rPr>
-              <w:instrText xml:space="preserve"> PAGEREF _Toc17050646 \h </w:instrText>
+              <w:instrText xml:space="preserve"> PAGEREF _Toc30270723 \h </w:instrText>
             </w:r>
             <w:r>
               <w:rPr>
@@ -2870,14 +3104,14 @@
               <w:lang w:eastAsia="de-DE"/>
             </w:rPr>
           </w:pPr>
-          <w:hyperlink w:anchor="_Toc17050647" w:history="1">
+          <w:hyperlink w:anchor="_Toc30270724" w:history="1">
             <w:r>
               <w:rPr>
                 <w:rStyle w:val="Hyperlink"/>
                 <w:rFonts w:ascii="Lucida Calligraphy" w:eastAsia="Malgun Gothic" w:hAnsi="Lucida Calligraphy"/>
                 <w:noProof/>
               </w:rPr>
-              <w:t>Orc</w:t>
+              <w:t>Norse</w:t>
             </w:r>
             <w:r>
               <w:rPr>
@@ -2898,7 +3132,7 @@
                 <w:noProof/>
                 <w:webHidden/>
               </w:rPr>
-              <w:instrText xml:space="preserve"> PAGEREF _Toc17050647 \h </w:instrText>
+              <w:instrText xml:space="preserve"> PAGEREF _Toc30270724 \h </w:instrText>
             </w:r>
             <w:r>
               <w:rPr>
@@ -2918,7 +3152,7 @@
                 <w:noProof/>
                 <w:webHidden/>
               </w:rPr>
-              <w:t>10</w:t>
+              <w:t>11</w:t>
             </w:r>
             <w:r>
               <w:rPr>
@@ -2941,7 +3175,7 @@
               <w:lang w:eastAsia="de-DE"/>
             </w:rPr>
           </w:pPr>
-          <w:hyperlink w:anchor="_Toc17050648" w:history="1">
+          <w:hyperlink w:anchor="_Toc30270725" w:history="1">
             <w:r>
               <w:rPr>
                 <w:rStyle w:val="Hyperlink"/>
@@ -2969,7 +3203,7 @@
                 <w:noProof/>
                 <w:webHidden/>
               </w:rPr>
-              <w:instrText xml:space="preserve"> PAGEREF _Toc17050648 \h </w:instrText>
+              <w:instrText xml:space="preserve"> PAGEREF _Toc30270725 \h </w:instrText>
             </w:r>
             <w:r>
               <w:rPr>
@@ -2989,7 +3223,7 @@
                 <w:noProof/>
                 <w:webHidden/>
               </w:rPr>
-              <w:t>10</w:t>
+              <w:t>11</w:t>
             </w:r>
             <w:r>
               <w:rPr>
@@ -3012,14 +3246,14 @@
               <w:lang w:eastAsia="de-DE"/>
             </w:rPr>
           </w:pPr>
-          <w:hyperlink w:anchor="_Toc17050649" w:history="1">
+          <w:hyperlink w:anchor="_Toc30270726" w:history="1">
             <w:r>
               <w:rPr>
                 <w:rStyle w:val="Hyperlink"/>
                 <w:rFonts w:ascii="Lucida Calligraphy" w:eastAsia="Malgun Gothic" w:hAnsi="Lucida Calligraphy"/>
                 <w:noProof/>
               </w:rPr>
-              <w:t>Ernährung:</w:t>
+              <w:t>Wohnort:</w:t>
             </w:r>
             <w:r>
               <w:rPr>
@@ -3040,7 +3274,7 @@
                 <w:noProof/>
                 <w:webHidden/>
               </w:rPr>
-              <w:instrText xml:space="preserve"> PAGEREF _Toc17050649 \h </w:instrText>
+              <w:instrText xml:space="preserve"> PAGEREF _Toc30270726 \h </w:instrText>
             </w:r>
             <w:r>
               <w:rPr>
@@ -3060,7 +3294,7 @@
                 <w:noProof/>
                 <w:webHidden/>
               </w:rPr>
-              <w:t>10</w:t>
+              <w:t>11</w:t>
             </w:r>
             <w:r>
               <w:rPr>
@@ -3083,13 +3317,84 @@
               <w:lang w:eastAsia="de-DE"/>
             </w:rPr>
           </w:pPr>
-          <w:hyperlink w:anchor="_Toc17050650" w:history="1">
+          <w:hyperlink w:anchor="_Toc30270727" w:history="1">
             <w:r>
               <w:rPr>
                 <w:rStyle w:val="Hyperlink"/>
                 <w:rFonts w:ascii="Lucida Calligraphy" w:eastAsia="Malgun Gothic" w:hAnsi="Lucida Calligraphy"/>
                 <w:noProof/>
               </w:rPr>
+              <w:t>Ernährung:</w:t>
+            </w:r>
+            <w:r>
+              <w:rPr>
+                <w:noProof/>
+                <w:webHidden/>
+              </w:rPr>
+              <w:tab/>
+            </w:r>
+            <w:r>
+              <w:rPr>
+                <w:noProof/>
+                <w:webHidden/>
+              </w:rPr>
+              <w:fldChar w:fldCharType="begin"/>
+            </w:r>
+            <w:r>
+              <w:rPr>
+                <w:noProof/>
+                <w:webHidden/>
+              </w:rPr>
+              <w:instrText xml:space="preserve"> PAGEREF _Toc30270727 \h </w:instrText>
+            </w:r>
+            <w:r>
+              <w:rPr>
+                <w:noProof/>
+                <w:webHidden/>
+              </w:rPr>
+            </w:r>
+            <w:r>
+              <w:rPr>
+                <w:noProof/>
+                <w:webHidden/>
+              </w:rPr>
+              <w:fldChar w:fldCharType="separate"/>
+            </w:r>
+            <w:r>
+              <w:rPr>
+                <w:noProof/>
+                <w:webHidden/>
+              </w:rPr>
+              <w:t>11</w:t>
+            </w:r>
+            <w:r>
+              <w:rPr>
+                <w:noProof/>
+                <w:webHidden/>
+              </w:rPr>
+              <w:fldChar w:fldCharType="end"/>
+            </w:r>
+          </w:hyperlink>
+        </w:p>
+        <w:p>
+          <w:pPr>
+            <w:pStyle w:val="Verzeichnis3"/>
+            <w:tabs>
+              <w:tab w:val="right" w:leader="dot" w:pos="9062"/>
+            </w:tabs>
+            <w:rPr>
+              <w:rFonts w:eastAsiaTheme="minorEastAsia"/>
+              <w:noProof/>
+              <w:lang w:eastAsia="de-DE"/>
+            </w:rPr>
+          </w:pPr>
+          <w:hyperlink w:anchor="_Toc30270728" w:history="1">
+            <w:r>
+              <w:rPr>
+                <w:rStyle w:val="Hyperlink"/>
+                <w:rFonts w:ascii="Lucida Calligraphy" w:eastAsia="Malgun Gothic" w:hAnsi="Lucida Calligraphy"/>
+                <w:noProof/>
+              </w:rPr>
               <w:t>Magie:</w:t>
             </w:r>
             <w:r>
@@ -3111,7 +3416,7 @@
                 <w:noProof/>
                 <w:webHidden/>
               </w:rPr>
-              <w:instrText xml:space="preserve"> PAGEREF _Toc17050650 \h </w:instrText>
+              <w:instrText xml:space="preserve"> PAGEREF _Toc30270728 \h </w:instrText>
             </w:r>
             <w:r>
               <w:rPr>
@@ -3131,7 +3436,7 @@
                 <w:noProof/>
                 <w:webHidden/>
               </w:rPr>
-              <w:t>10</w:t>
+              <w:t>11</w:t>
             </w:r>
             <w:r>
               <w:rPr>
@@ -3154,14 +3459,14 @@
               <w:lang w:eastAsia="de-DE"/>
             </w:rPr>
           </w:pPr>
-          <w:hyperlink w:anchor="_Toc17050651" w:history="1">
+          <w:hyperlink w:anchor="_Toc30270729" w:history="1">
             <w:r>
               <w:rPr>
                 <w:rStyle w:val="Hyperlink"/>
                 <w:rFonts w:ascii="Lucida Calligraphy" w:eastAsia="Malgun Gothic" w:hAnsi="Lucida Calligraphy"/>
                 <w:noProof/>
               </w:rPr>
-              <w:t>Norse</w:t>
+              <w:t>Weres</w:t>
             </w:r>
             <w:r>
               <w:rPr>
@@ -3182,7 +3487,7 @@
                 <w:noProof/>
                 <w:webHidden/>
               </w:rPr>
-              <w:instrText xml:space="preserve"> PAGEREF _Toc17050651 \h </w:instrText>
+              <w:instrText xml:space="preserve"> PAGEREF _Toc30270729 \h </w:instrText>
             </w:r>
             <w:r>
               <w:rPr>
@@ -3202,7 +3507,7 @@
                 <w:noProof/>
                 <w:webHidden/>
               </w:rPr>
-              <w:t>10</w:t>
+              <w:t>11</w:t>
             </w:r>
             <w:r>
               <w:rPr>
@@ -3225,7 +3530,7 @@
               <w:lang w:eastAsia="de-DE"/>
             </w:rPr>
           </w:pPr>
-          <w:hyperlink w:anchor="_Toc17050652" w:history="1">
+          <w:hyperlink w:anchor="_Toc30270730" w:history="1">
             <w:r>
               <w:rPr>
                 <w:rStyle w:val="Hyperlink"/>
@@ -3253,7 +3558,7 @@
                 <w:noProof/>
                 <w:webHidden/>
               </w:rPr>
-              <w:instrText xml:space="preserve"> PAGEREF _Toc17050652 \h </w:instrText>
+              <w:instrText xml:space="preserve"> PAGEREF _Toc30270730 \h </w:instrText>
             </w:r>
             <w:r>
               <w:rPr>
@@ -3273,7 +3578,7 @@
                 <w:noProof/>
                 <w:webHidden/>
               </w:rPr>
-              <w:t>10</w:t>
+              <w:t>11</w:t>
             </w:r>
             <w:r>
               <w:rPr>
@@ -3296,7 +3601,7 @@
               <w:lang w:eastAsia="de-DE"/>
             </w:rPr>
           </w:pPr>
-          <w:hyperlink w:anchor="_Toc17050653" w:history="1">
+          <w:hyperlink w:anchor="_Toc30270731" w:history="1">
             <w:r>
               <w:rPr>
                 <w:rStyle w:val="Hyperlink"/>
@@ -3324,7 +3629,7 @@
                 <w:noProof/>
                 <w:webHidden/>
               </w:rPr>
-              <w:instrText xml:space="preserve"> PAGEREF _Toc17050653 \h </w:instrText>
+              <w:instrText xml:space="preserve"> PAGEREF _Toc30270731 \h </w:instrText>
             </w:r>
             <w:r>
               <w:rPr>
@@ -3344,7 +3649,7 @@
                 <w:noProof/>
                 <w:webHidden/>
               </w:rPr>
-              <w:t>10</w:t>
+              <w:t>11</w:t>
             </w:r>
             <w:r>
               <w:rPr>
@@ -3367,7 +3672,7 @@
               <w:lang w:eastAsia="de-DE"/>
             </w:rPr>
           </w:pPr>
-          <w:hyperlink w:anchor="_Toc17050654" w:history="1">
+          <w:hyperlink w:anchor="_Toc30270732" w:history="1">
             <w:r>
               <w:rPr>
                 <w:rStyle w:val="Hyperlink"/>
@@ -3395,7 +3700,7 @@
                 <w:noProof/>
                 <w:webHidden/>
               </w:rPr>
-              <w:instrText xml:space="preserve"> PAGEREF _Toc17050654 \h </w:instrText>
+              <w:instrText xml:space="preserve"> PAGEREF _Toc30270732 \h </w:instrText>
             </w:r>
             <w:r>
               <w:rPr>
@@ -3415,7 +3720,7 @@
                 <w:noProof/>
                 <w:webHidden/>
               </w:rPr>
-              <w:t>10</w:t>
+              <w:t>11</w:t>
             </w:r>
             <w:r>
               <w:rPr>
@@ -3438,7 +3743,7 @@
               <w:lang w:eastAsia="de-DE"/>
             </w:rPr>
           </w:pPr>
-          <w:hyperlink w:anchor="_Toc17050655" w:history="1">
+          <w:hyperlink w:anchor="_Toc30270733" w:history="1">
             <w:r>
               <w:rPr>
                 <w:rStyle w:val="Hyperlink"/>
@@ -3466,7 +3771,7 @@
                 <w:noProof/>
                 <w:webHidden/>
               </w:rPr>
-              <w:instrText xml:space="preserve"> PAGEREF _Toc17050655 \h </w:instrText>
+              <w:instrText xml:space="preserve"> PAGEREF _Toc30270733 \h </w:instrText>
             </w:r>
             <w:r>
               <w:rPr>
@@ -3486,7 +3791,7 @@
                 <w:noProof/>
                 <w:webHidden/>
               </w:rPr>
-              <w:t>10</w:t>
+              <w:t>11</w:t>
             </w:r>
             <w:r>
               <w:rPr>
@@ -3509,14 +3814,14 @@
               <w:lang w:eastAsia="de-DE"/>
             </w:rPr>
           </w:pPr>
-          <w:hyperlink w:anchor="_Toc17050656" w:history="1">
+          <w:hyperlink w:anchor="_Toc30270734" w:history="1">
             <w:r>
               <w:rPr>
                 <w:rStyle w:val="Hyperlink"/>
                 <w:rFonts w:ascii="Lucida Calligraphy" w:eastAsia="Malgun Gothic" w:hAnsi="Lucida Calligraphy"/>
                 <w:noProof/>
               </w:rPr>
-              <w:t>Weres</w:t>
+              <w:t>Demon</w:t>
             </w:r>
             <w:r>
               <w:rPr>
@@ -3537,7 +3842,7 @@
                 <w:noProof/>
                 <w:webHidden/>
               </w:rPr>
-              <w:instrText xml:space="preserve"> PAGEREF _Toc17050656 \h </w:instrText>
+              <w:instrText xml:space="preserve"> PAGEREF _Toc30270734 \h </w:instrText>
             </w:r>
             <w:r>
               <w:rPr>
@@ -3580,7 +3885,7 @@
               <w:lang w:eastAsia="de-DE"/>
             </w:rPr>
           </w:pPr>
-          <w:hyperlink w:anchor="_Toc17050657" w:history="1">
+          <w:hyperlink w:anchor="_Toc30270735" w:history="1">
             <w:r>
               <w:rPr>
                 <w:rStyle w:val="Hyperlink"/>
@@ -3608,7 +3913,7 @@
                 <w:noProof/>
                 <w:webHidden/>
               </w:rPr>
-              <w:instrText xml:space="preserve"> PAGEREF _Toc17050657 \h </w:instrText>
+              <w:instrText xml:space="preserve"> PAGEREF _Toc30270735 \h </w:instrText>
             </w:r>
             <w:r>
               <w:rPr>
@@ -3651,7 +3956,7 @@
               <w:lang w:eastAsia="de-DE"/>
             </w:rPr>
           </w:pPr>
-          <w:hyperlink w:anchor="_Toc17050658" w:history="1">
+          <w:hyperlink w:anchor="_Toc30270736" w:history="1">
             <w:r>
               <w:rPr>
                 <w:rStyle w:val="Hyperlink"/>
@@ -3679,7 +3984,7 @@
                 <w:noProof/>
                 <w:webHidden/>
               </w:rPr>
-              <w:instrText xml:space="preserve"> PAGEREF _Toc17050658 \h </w:instrText>
+              <w:instrText xml:space="preserve"> PAGEREF _Toc30270736 \h </w:instrText>
             </w:r>
             <w:r>
               <w:rPr>
@@ -3699,7 +4004,7 @@
                 <w:noProof/>
                 <w:webHidden/>
               </w:rPr>
-              <w:t>11</w:t>
+              <w:t>12</w:t>
             </w:r>
             <w:r>
               <w:rPr>
@@ -3722,7 +4027,7 @@
               <w:lang w:eastAsia="de-DE"/>
             </w:rPr>
           </w:pPr>
-          <w:hyperlink w:anchor="_Toc17050659" w:history="1">
+          <w:hyperlink w:anchor="_Toc30270737" w:history="1">
             <w:r>
               <w:rPr>
                 <w:rStyle w:val="Hyperlink"/>
@@ -3750,7 +4055,7 @@
                 <w:noProof/>
                 <w:webHidden/>
               </w:rPr>
-              <w:instrText xml:space="preserve"> PAGEREF _Toc17050659 \h </w:instrText>
+              <w:instrText xml:space="preserve"> PAGEREF _Toc30270737 \h </w:instrText>
             </w:r>
             <w:r>
               <w:rPr>
@@ -3770,7 +4075,7 @@
                 <w:noProof/>
                 <w:webHidden/>
               </w:rPr>
-              <w:t>11</w:t>
+              <w:t>12</w:t>
             </w:r>
             <w:r>
               <w:rPr>
@@ -3793,7 +4098,7 @@
               <w:lang w:eastAsia="de-DE"/>
             </w:rPr>
           </w:pPr>
-          <w:hyperlink w:anchor="_Toc17050660" w:history="1">
+          <w:hyperlink w:anchor="_Toc30270738" w:history="1">
             <w:r>
               <w:rPr>
                 <w:rStyle w:val="Hyperlink"/>
@@ -3821,7 +4126,7 @@
                 <w:noProof/>
                 <w:webHidden/>
               </w:rPr>
-              <w:instrText xml:space="preserve"> PAGEREF _Toc17050660 \h </w:instrText>
+              <w:instrText xml:space="preserve"> PAGEREF _Toc30270738 \h </w:instrText>
             </w:r>
             <w:r>
               <w:rPr>
@@ -3841,7 +4146,7 @@
                 <w:noProof/>
                 <w:webHidden/>
               </w:rPr>
-              <w:t>11</w:t>
+              <w:t>12</w:t>
             </w:r>
             <w:r>
               <w:rPr>
@@ -3864,14 +4169,14 @@
               <w:lang w:eastAsia="de-DE"/>
             </w:rPr>
           </w:pPr>
-          <w:hyperlink w:anchor="_Toc17050661" w:history="1">
+          <w:hyperlink w:anchor="_Toc30270739" w:history="1">
             <w:r>
               <w:rPr>
                 <w:rStyle w:val="Hyperlink"/>
                 <w:rFonts w:ascii="Lucida Calligraphy" w:eastAsia="Malgun Gothic" w:hAnsi="Lucida Calligraphy"/>
                 <w:noProof/>
               </w:rPr>
-              <w:t>Demon</w:t>
+              <w:t>Fairy</w:t>
             </w:r>
             <w:r>
               <w:rPr>
@@ -3892,7 +4197,7 @@
                 <w:noProof/>
                 <w:webHidden/>
               </w:rPr>
-              <w:instrText xml:space="preserve"> PAGEREF _Toc17050661 \h </w:instrText>
+              <w:instrText xml:space="preserve"> PAGEREF _Toc30270739 \h </w:instrText>
             </w:r>
             <w:r>
               <w:rPr>
@@ -3912,7 +4217,7 @@
                 <w:noProof/>
                 <w:webHidden/>
               </w:rPr>
-              <w:t>11</w:t>
+              <w:t>12</w:t>
             </w:r>
             <w:r>
               <w:rPr>
@@ -3935,7 +4240,7 @@
               <w:lang w:eastAsia="de-DE"/>
             </w:rPr>
           </w:pPr>
-          <w:hyperlink w:anchor="_Toc17050662" w:history="1">
+          <w:hyperlink w:anchor="_Toc30270740" w:history="1">
             <w:r>
               <w:rPr>
                 <w:rStyle w:val="Hyperlink"/>
@@ -3963,7 +4268,7 @@
                 <w:noProof/>
                 <w:webHidden/>
               </w:rPr>
-              <w:instrText xml:space="preserve"> PAGEREF _Toc17050662 \h </w:instrText>
+              <w:instrText xml:space="preserve"> PAGEREF _Toc30270740 \h </w:instrText>
             </w:r>
             <w:r>
               <w:rPr>
@@ -3983,7 +4288,7 @@
                 <w:noProof/>
                 <w:webHidden/>
               </w:rPr>
-              <w:t>11</w:t>
+              <w:t>12</w:t>
             </w:r>
             <w:r>
               <w:rPr>
@@ -4006,7 +4311,7 @@
               <w:lang w:eastAsia="de-DE"/>
             </w:rPr>
           </w:pPr>
-          <w:hyperlink w:anchor="_Toc17050663" w:history="1">
+          <w:hyperlink w:anchor="_Toc30270741" w:history="1">
             <w:r>
               <w:rPr>
                 <w:rStyle w:val="Hyperlink"/>
@@ -4034,7 +4339,7 @@
                 <w:noProof/>
                 <w:webHidden/>
               </w:rPr>
-              <w:instrText xml:space="preserve"> PAGEREF _Toc17050663 \h </w:instrText>
+              <w:instrText xml:space="preserve"> PAGEREF _Toc30270741 \h </w:instrText>
             </w:r>
             <w:r>
               <w:rPr>
@@ -4054,7 +4359,7 @@
                 <w:noProof/>
                 <w:webHidden/>
               </w:rPr>
-              <w:t>11</w:t>
+              <w:t>12</w:t>
             </w:r>
             <w:r>
               <w:rPr>
@@ -4077,7 +4382,7 @@
               <w:lang w:eastAsia="de-DE"/>
             </w:rPr>
           </w:pPr>
-          <w:hyperlink w:anchor="_Toc17050664" w:history="1">
+          <w:hyperlink w:anchor="_Toc30270742" w:history="1">
             <w:r>
               <w:rPr>
                 <w:rStyle w:val="Hyperlink"/>
@@ -4105,7 +4410,7 @@
                 <w:noProof/>
                 <w:webHidden/>
               </w:rPr>
-              <w:instrText xml:space="preserve"> PAGEREF _Toc17050664 \h </w:instrText>
+              <w:instrText xml:space="preserve"> PAGEREF _Toc30270742 \h </w:instrText>
             </w:r>
             <w:r>
               <w:rPr>
@@ -4125,7 +4430,7 @@
                 <w:noProof/>
                 <w:webHidden/>
               </w:rPr>
-              <w:t>11</w:t>
+              <w:t>12</w:t>
             </w:r>
             <w:r>
               <w:rPr>
@@ -4148,7 +4453,7 @@
               <w:lang w:eastAsia="de-DE"/>
             </w:rPr>
           </w:pPr>
-          <w:hyperlink w:anchor="_Toc17050665" w:history="1">
+          <w:hyperlink w:anchor="_Toc30270743" w:history="1">
             <w:r>
               <w:rPr>
                 <w:rStyle w:val="Hyperlink"/>
@@ -4176,7 +4481,7 @@
                 <w:noProof/>
                 <w:webHidden/>
               </w:rPr>
-              <w:instrText xml:space="preserve"> PAGEREF _Toc17050665 \h </w:instrText>
+              <w:instrText xml:space="preserve"> PAGEREF _Toc30270743 \h </w:instrText>
             </w:r>
             <w:r>
               <w:rPr>
@@ -4196,7 +4501,7 @@
                 <w:noProof/>
                 <w:webHidden/>
               </w:rPr>
-              <w:t>11</w:t>
+              <w:t>12</w:t>
             </w:r>
             <w:r>
               <w:rPr>
@@ -4219,14 +4524,14 @@
               <w:lang w:eastAsia="de-DE"/>
             </w:rPr>
           </w:pPr>
-          <w:hyperlink w:anchor="_Toc17050666" w:history="1">
+          <w:hyperlink w:anchor="_Toc30270744" w:history="1">
             <w:r>
               <w:rPr>
                 <w:rStyle w:val="Hyperlink"/>
                 <w:rFonts w:ascii="Lucida Calligraphy" w:eastAsia="Malgun Gothic" w:hAnsi="Lucida Calligraphy"/>
                 <w:noProof/>
               </w:rPr>
-              <w:t>Fairy</w:t>
+              <w:t>Kitsune</w:t>
             </w:r>
             <w:r>
               <w:rPr>
@@ -4247,7 +4552,7 @@
                 <w:noProof/>
                 <w:webHidden/>
               </w:rPr>
-              <w:instrText xml:space="preserve"> PAGEREF _Toc17050666 \h </w:instrText>
+              <w:instrText xml:space="preserve"> PAGEREF _Toc30270744 \h </w:instrText>
             </w:r>
             <w:r>
               <w:rPr>
@@ -4290,7 +4595,7 @@
               <w:lang w:eastAsia="de-DE"/>
             </w:rPr>
           </w:pPr>
-          <w:hyperlink w:anchor="_Toc17050667" w:history="1">
+          <w:hyperlink w:anchor="_Toc30270745" w:history="1">
             <w:r>
               <w:rPr>
                 <w:rStyle w:val="Hyperlink"/>
@@ -4318,7 +4623,7 @@
                 <w:noProof/>
                 <w:webHidden/>
               </w:rPr>
-              <w:instrText xml:space="preserve"> PAGEREF _Toc17050667 \h </w:instrText>
+              <w:instrText xml:space="preserve"> PAGEREF _Toc30270745 \h </w:instrText>
             </w:r>
             <w:r>
               <w:rPr>
@@ -4361,7 +4666,7 @@
               <w:lang w:eastAsia="de-DE"/>
             </w:rPr>
           </w:pPr>
-          <w:hyperlink w:anchor="_Toc17050668" w:history="1">
+          <w:hyperlink w:anchor="_Toc30270746" w:history="1">
             <w:r>
               <w:rPr>
                 <w:rStyle w:val="Hyperlink"/>
@@ -4389,7 +4694,7 @@
                 <w:noProof/>
                 <w:webHidden/>
               </w:rPr>
-              <w:instrText xml:space="preserve"> PAGEREF _Toc17050668 \h </w:instrText>
+              <w:instrText xml:space="preserve"> PAGEREF _Toc30270746 \h </w:instrText>
             </w:r>
             <w:r>
               <w:rPr>
@@ -4432,14 +4737,14 @@
               <w:lang w:eastAsia="de-DE"/>
             </w:rPr>
           </w:pPr>
-          <w:hyperlink w:anchor="_Toc17050669" w:history="1">
+          <w:hyperlink w:anchor="_Toc30270747" w:history="1">
             <w:r>
               <w:rPr>
                 <w:rStyle w:val="Hyperlink"/>
                 <w:rFonts w:ascii="Lucida Calligraphy" w:eastAsia="Malgun Gothic" w:hAnsi="Lucida Calligraphy"/>
                 <w:noProof/>
               </w:rPr>
-              <w:t>Ernährung:</w:t>
+              <w:t>Magie:</w:t>
             </w:r>
             <w:r>
               <w:rPr>
@@ -4460,7 +4765,7 @@
                 <w:noProof/>
                 <w:webHidden/>
               </w:rPr>
-              <w:instrText xml:space="preserve"> PAGEREF _Toc17050669 \h </w:instrText>
+              <w:instrText xml:space="preserve"> PAGEREF _Toc30270747 \h </w:instrText>
             </w:r>
             <w:r>
               <w:rPr>
@@ -4480,7 +4785,7 @@
                 <w:noProof/>
                 <w:webHidden/>
               </w:rPr>
-              <w:t>12</w:t>
+              <w:t>13</w:t>
             </w:r>
             <w:r>
               <w:rPr>
@@ -4493,7 +4798,7 @@
         </w:p>
         <w:p>
           <w:pPr>
-            <w:pStyle w:val="Verzeichnis3"/>
+            <w:pStyle w:val="Verzeichnis1"/>
             <w:tabs>
               <w:tab w:val="right" w:leader="dot" w:pos="9062"/>
             </w:tabs>
@@ -4503,14 +4808,14 @@
               <w:lang w:eastAsia="de-DE"/>
             </w:rPr>
           </w:pPr>
-          <w:hyperlink w:anchor="_Toc17050670" w:history="1">
+          <w:hyperlink w:anchor="_Toc30270748" w:history="1">
             <w:r>
               <w:rPr>
                 <w:rStyle w:val="Hyperlink"/>
                 <w:rFonts w:ascii="Lucida Calligraphy" w:eastAsia="Malgun Gothic" w:hAnsi="Lucida Calligraphy"/>
                 <w:noProof/>
               </w:rPr>
-              <w:t>Magie:</w:t>
+              <w:t>Orte:</w:t>
             </w:r>
             <w:r>
               <w:rPr>
@@ -4531,7 +4836,7 @@
                 <w:noProof/>
                 <w:webHidden/>
               </w:rPr>
-              <w:instrText xml:space="preserve"> PAGEREF _Toc17050670 \h </w:instrText>
+              <w:instrText xml:space="preserve"> PAGEREF _Toc30270748 \h </w:instrText>
             </w:r>
             <w:r>
               <w:rPr>
@@ -4551,7 +4856,7 @@
                 <w:noProof/>
                 <w:webHidden/>
               </w:rPr>
-              <w:t>12</w:t>
+              <w:t>13</w:t>
             </w:r>
             <w:r>
               <w:rPr>
@@ -4574,14 +4879,14 @@
               <w:lang w:eastAsia="de-DE"/>
             </w:rPr>
           </w:pPr>
-          <w:hyperlink w:anchor="_Toc17050671" w:history="1">
+          <w:hyperlink w:anchor="_Toc30270749" w:history="1">
             <w:r>
               <w:rPr>
                 <w:rStyle w:val="Hyperlink"/>
                 <w:rFonts w:ascii="Lucida Calligraphy" w:eastAsia="Malgun Gothic" w:hAnsi="Lucida Calligraphy"/>
                 <w:noProof/>
               </w:rPr>
-              <w:t>Kitsune</w:t>
+              <w:t>Östliche Orte:</w:t>
             </w:r>
             <w:r>
               <w:rPr>
@@ -4602,7 +4907,7 @@
                 <w:noProof/>
                 <w:webHidden/>
               </w:rPr>
-              <w:instrText xml:space="preserve"> PAGEREF _Toc17050671 \h </w:instrText>
+              <w:instrText xml:space="preserve"> PAGEREF _Toc30270749 \h </w:instrText>
             </w:r>
             <w:r>
               <w:rPr>
@@ -4622,7 +4927,7 @@
                 <w:noProof/>
                 <w:webHidden/>
               </w:rPr>
-              <w:t>12</w:t>
+              <w:t>13</w:t>
             </w:r>
             <w:r>
               <w:rPr>
@@ -4635,7 +4940,7 @@
         </w:p>
         <w:p>
           <w:pPr>
-            <w:pStyle w:val="Verzeichnis3"/>
+            <w:pStyle w:val="Verzeichnis2"/>
             <w:tabs>
               <w:tab w:val="right" w:leader="dot" w:pos="9062"/>
             </w:tabs>
@@ -4645,14 +4950,14 @@
               <w:lang w:eastAsia="de-DE"/>
             </w:rPr>
           </w:pPr>
-          <w:hyperlink w:anchor="_Toc17050672" w:history="1">
+          <w:hyperlink w:anchor="_Toc30270750" w:history="1">
             <w:r>
               <w:rPr>
                 <w:rStyle w:val="Hyperlink"/>
                 <w:rFonts w:ascii="Lucida Calligraphy" w:eastAsia="Malgun Gothic" w:hAnsi="Lucida Calligraphy"/>
                 <w:noProof/>
               </w:rPr>
-              <w:t>Aussehen:</w:t>
+              <w:t>Westliche Orte:</w:t>
             </w:r>
             <w:r>
               <w:rPr>
@@ -4673,7 +4978,7 @@
                 <w:noProof/>
                 <w:webHidden/>
               </w:rPr>
-              <w:instrText xml:space="preserve"> PAGEREF _Toc17050672 \h </w:instrText>
+              <w:instrText xml:space="preserve"> PAGEREF _Toc30270750 \h </w:instrText>
             </w:r>
             <w:r>
               <w:rPr>
@@ -4693,7 +4998,7 @@
                 <w:noProof/>
                 <w:webHidden/>
               </w:rPr>
-              <w:t>12</w:t>
+              <w:t>13</w:t>
             </w:r>
             <w:r>
               <w:rPr>
@@ -4706,7 +5011,7 @@
         </w:p>
         <w:p>
           <w:pPr>
-            <w:pStyle w:val="Verzeichnis3"/>
+            <w:pStyle w:val="Verzeichnis2"/>
             <w:tabs>
               <w:tab w:val="right" w:leader="dot" w:pos="9062"/>
             </w:tabs>
@@ -4716,14 +5021,13 @@
               <w:lang w:eastAsia="de-DE"/>
             </w:rPr>
           </w:pPr>
-          <w:hyperlink w:anchor="_Toc17050673" w:history="1">
+          <w:hyperlink w:anchor="_Toc30270751" w:history="1">
             <w:r>
               <w:rPr>
                 <w:rStyle w:val="Hyperlink"/>
-                <w:rFonts w:ascii="Lucida Calligraphy" w:eastAsia="Malgun Gothic" w:hAnsi="Lucida Calligraphy"/>
-                <w:noProof/>
-              </w:rPr>
-              <w:t>Wohnort:</w:t>
+                <w:noProof/>
+              </w:rPr>
+              <w:t>Shallow-Mill</w:t>
             </w:r>
             <w:r>
               <w:rPr>
@@ -4744,7 +5048,7 @@
                 <w:noProof/>
                 <w:webHidden/>
               </w:rPr>
-              <w:instrText xml:space="preserve"> PAGEREF _Toc17050673 \h </w:instrText>
+              <w:instrText xml:space="preserve"> PAGEREF _Toc30270751 \h </w:instrText>
             </w:r>
             <w:r>
               <w:rPr>
@@ -4764,7 +5068,7 @@
                 <w:noProof/>
                 <w:webHidden/>
               </w:rPr>
-              <w:t>12</w:t>
+              <w:t>13</w:t>
             </w:r>
             <w:r>
               <w:rPr>
@@ -4777,7 +5081,7 @@
         </w:p>
         <w:p>
           <w:pPr>
-            <w:pStyle w:val="Verzeichnis3"/>
+            <w:pStyle w:val="Verzeichnis2"/>
             <w:tabs>
               <w:tab w:val="right" w:leader="dot" w:pos="9062"/>
             </w:tabs>
@@ -4787,14 +5091,224 @@
               <w:lang w:eastAsia="de-DE"/>
             </w:rPr>
           </w:pPr>
-          <w:hyperlink w:anchor="_Toc17050674" w:history="1">
+          <w:hyperlink w:anchor="_Toc30270752" w:history="1">
+            <w:r>
+              <w:rPr>
+                <w:rStyle w:val="Hyperlink"/>
+                <w:noProof/>
+              </w:rPr>
+              <w:t>WhiteBridge</w:t>
+            </w:r>
+            <w:r>
+              <w:rPr>
+                <w:noProof/>
+                <w:webHidden/>
+              </w:rPr>
+              <w:tab/>
+            </w:r>
+            <w:r>
+              <w:rPr>
+                <w:noProof/>
+                <w:webHidden/>
+              </w:rPr>
+              <w:fldChar w:fldCharType="begin"/>
+            </w:r>
+            <w:r>
+              <w:rPr>
+                <w:noProof/>
+                <w:webHidden/>
+              </w:rPr>
+              <w:instrText xml:space="preserve"> PAGEREF _Toc30270752 \h </w:instrText>
+            </w:r>
+            <w:r>
+              <w:rPr>
+                <w:noProof/>
+                <w:webHidden/>
+              </w:rPr>
+            </w:r>
+            <w:r>
+              <w:rPr>
+                <w:noProof/>
+                <w:webHidden/>
+              </w:rPr>
+              <w:fldChar w:fldCharType="separate"/>
+            </w:r>
+            <w:r>
+              <w:rPr>
+                <w:noProof/>
+                <w:webHidden/>
+              </w:rPr>
+              <w:t>13</w:t>
+            </w:r>
+            <w:r>
+              <w:rPr>
+                <w:noProof/>
+                <w:webHidden/>
+              </w:rPr>
+              <w:fldChar w:fldCharType="end"/>
+            </w:r>
+          </w:hyperlink>
+        </w:p>
+        <w:p>
+          <w:pPr>
+            <w:pStyle w:val="Verzeichnis2"/>
+            <w:tabs>
+              <w:tab w:val="right" w:leader="dot" w:pos="9062"/>
+            </w:tabs>
+            <w:rPr>
+              <w:rFonts w:eastAsiaTheme="minorEastAsia"/>
+              <w:noProof/>
+              <w:lang w:eastAsia="de-DE"/>
+            </w:rPr>
+          </w:pPr>
+          <w:hyperlink w:anchor="_Toc30270753" w:history="1">
+            <w:r>
+              <w:rPr>
+                <w:rStyle w:val="Hyperlink"/>
+                <w:noProof/>
+              </w:rPr>
+              <w:t>Sudbury</w:t>
+            </w:r>
+            <w:r>
+              <w:rPr>
+                <w:noProof/>
+                <w:webHidden/>
+              </w:rPr>
+              <w:tab/>
+            </w:r>
+            <w:r>
+              <w:rPr>
+                <w:noProof/>
+                <w:webHidden/>
+              </w:rPr>
+              <w:fldChar w:fldCharType="begin"/>
+            </w:r>
+            <w:r>
+              <w:rPr>
+                <w:noProof/>
+                <w:webHidden/>
+              </w:rPr>
+              <w:instrText xml:space="preserve"> PAGEREF _Toc30270753 \h </w:instrText>
+            </w:r>
+            <w:r>
+              <w:rPr>
+                <w:noProof/>
+                <w:webHidden/>
+              </w:rPr>
+            </w:r>
+            <w:r>
+              <w:rPr>
+                <w:noProof/>
+                <w:webHidden/>
+              </w:rPr>
+              <w:fldChar w:fldCharType="separate"/>
+            </w:r>
+            <w:r>
+              <w:rPr>
+                <w:noProof/>
+                <w:webHidden/>
+              </w:rPr>
+              <w:t>13</w:t>
+            </w:r>
+            <w:r>
+              <w:rPr>
+                <w:noProof/>
+                <w:webHidden/>
+              </w:rPr>
+              <w:fldChar w:fldCharType="end"/>
+            </w:r>
+          </w:hyperlink>
+        </w:p>
+        <w:p>
+          <w:pPr>
+            <w:pStyle w:val="Verzeichnis2"/>
+            <w:tabs>
+              <w:tab w:val="right" w:leader="dot" w:pos="9062"/>
+            </w:tabs>
+            <w:rPr>
+              <w:rFonts w:eastAsiaTheme="minorEastAsia"/>
+              <w:noProof/>
+              <w:lang w:eastAsia="de-DE"/>
+            </w:rPr>
+          </w:pPr>
+          <w:hyperlink w:anchor="_Toc30270754" w:history="1">
+            <w:r>
+              <w:rPr>
+                <w:rStyle w:val="Hyperlink"/>
+                <w:noProof/>
+              </w:rPr>
+              <w:t>Green Valley</w:t>
+            </w:r>
+            <w:r>
+              <w:rPr>
+                <w:noProof/>
+                <w:webHidden/>
+              </w:rPr>
+              <w:tab/>
+            </w:r>
+            <w:r>
+              <w:rPr>
+                <w:noProof/>
+                <w:webHidden/>
+              </w:rPr>
+              <w:fldChar w:fldCharType="begin"/>
+            </w:r>
+            <w:r>
+              <w:rPr>
+                <w:noProof/>
+                <w:webHidden/>
+              </w:rPr>
+              <w:instrText xml:space="preserve"> PAGEREF _Toc30270754 \h </w:instrText>
+            </w:r>
+            <w:r>
+              <w:rPr>
+                <w:noProof/>
+                <w:webHidden/>
+              </w:rPr>
+            </w:r>
+            <w:r>
+              <w:rPr>
+                <w:noProof/>
+                <w:webHidden/>
+              </w:rPr>
+              <w:fldChar w:fldCharType="separate"/>
+            </w:r>
+            <w:r>
+              <w:rPr>
+                <w:noProof/>
+                <w:webHidden/>
+              </w:rPr>
+              <w:t>13</w:t>
+            </w:r>
+            <w:r>
+              <w:rPr>
+                <w:noProof/>
+                <w:webHidden/>
+              </w:rPr>
+              <w:fldChar w:fldCharType="end"/>
+            </w:r>
+          </w:hyperlink>
+        </w:p>
+        <w:p>
+          <w:pPr>
+            <w:pStyle w:val="Verzeichnis1"/>
+            <w:tabs>
+              <w:tab w:val="right" w:leader="dot" w:pos="9062"/>
+            </w:tabs>
+            <w:rPr>
+              <w:rFonts w:eastAsiaTheme="minorEastAsia"/>
+              <w:noProof/>
+              <w:lang w:eastAsia="de-DE"/>
+            </w:rPr>
+          </w:pPr>
+          <w:hyperlink w:anchor="_Toc30270755" w:history="1">
             <w:r>
               <w:rPr>
                 <w:rStyle w:val="Hyperlink"/>
                 <w:rFonts w:ascii="Lucida Calligraphy" w:eastAsia="Malgun Gothic" w:hAnsi="Lucida Calligraphy"/>
                 <w:noProof/>
               </w:rPr>
-              <w:t>Magie:</w:t>
+              <w:t>Personen:</w:t>
             </w:r>
             <w:r>
               <w:rPr>
@@ -4815,7 +5329,7 @@
                 <w:noProof/>
                 <w:webHidden/>
               </w:rPr>
-              <w:instrText xml:space="preserve"> PAGEREF _Toc17050674 \h </w:instrText>
+              <w:instrText xml:space="preserve"> PAGEREF _Toc30270755 \h </w:instrText>
             </w:r>
             <w:r>
               <w:rPr>
@@ -4835,7 +5349,637 @@
                 <w:noProof/>
                 <w:webHidden/>
               </w:rPr>
-              <w:t>12</w:t>
+              <w:t>13</w:t>
+            </w:r>
+            <w:r>
+              <w:rPr>
+                <w:noProof/>
+                <w:webHidden/>
+              </w:rPr>
+              <w:fldChar w:fldCharType="end"/>
+            </w:r>
+          </w:hyperlink>
+        </w:p>
+        <w:p>
+          <w:pPr>
+            <w:pStyle w:val="Verzeichnis2"/>
+            <w:tabs>
+              <w:tab w:val="right" w:leader="dot" w:pos="9062"/>
+            </w:tabs>
+            <w:rPr>
+              <w:rFonts w:eastAsiaTheme="minorEastAsia"/>
+              <w:noProof/>
+              <w:lang w:eastAsia="de-DE"/>
+            </w:rPr>
+          </w:pPr>
+          <w:hyperlink w:anchor="_Toc30270756" w:history="1">
+            <w:r>
+              <w:rPr>
+                <w:rStyle w:val="Hyperlink"/>
+                <w:noProof/>
+              </w:rPr>
+              <w:t>Du</w:t>
+            </w:r>
+            <w:r>
+              <w:rPr>
+                <w:noProof/>
+                <w:webHidden/>
+              </w:rPr>
+              <w:tab/>
+            </w:r>
+            <w:r>
+              <w:rPr>
+                <w:noProof/>
+                <w:webHidden/>
+              </w:rPr>
+              <w:fldChar w:fldCharType="begin"/>
+            </w:r>
+            <w:r>
+              <w:rPr>
+                <w:noProof/>
+                <w:webHidden/>
+              </w:rPr>
+              <w:instrText xml:space="preserve"> PAGEREF _Toc30270756 \h </w:instrText>
+            </w:r>
+            <w:r>
+              <w:rPr>
+                <w:noProof/>
+                <w:webHidden/>
+              </w:rPr>
+            </w:r>
+            <w:r>
+              <w:rPr>
+                <w:noProof/>
+                <w:webHidden/>
+              </w:rPr>
+              <w:fldChar w:fldCharType="separate"/>
+            </w:r>
+            <w:r>
+              <w:rPr>
+                <w:noProof/>
+                <w:webHidden/>
+              </w:rPr>
+              <w:t>13</w:t>
+            </w:r>
+            <w:r>
+              <w:rPr>
+                <w:noProof/>
+                <w:webHidden/>
+              </w:rPr>
+              <w:fldChar w:fldCharType="end"/>
+            </w:r>
+          </w:hyperlink>
+        </w:p>
+        <w:p>
+          <w:pPr>
+            <w:pStyle w:val="Verzeichnis2"/>
+            <w:tabs>
+              <w:tab w:val="right" w:leader="dot" w:pos="9062"/>
+            </w:tabs>
+            <w:rPr>
+              <w:rFonts w:eastAsiaTheme="minorEastAsia"/>
+              <w:noProof/>
+              <w:lang w:eastAsia="de-DE"/>
+            </w:rPr>
+          </w:pPr>
+          <w:hyperlink w:anchor="_Toc30270757" w:history="1">
+            <w:r>
+              <w:rPr>
+                <w:rStyle w:val="Hyperlink"/>
+                <w:noProof/>
+              </w:rPr>
+              <w:t>Dave</w:t>
+            </w:r>
+            <w:r>
+              <w:rPr>
+                <w:noProof/>
+                <w:webHidden/>
+              </w:rPr>
+              <w:tab/>
+            </w:r>
+            <w:r>
+              <w:rPr>
+                <w:noProof/>
+                <w:webHidden/>
+              </w:rPr>
+              <w:fldChar w:fldCharType="begin"/>
+            </w:r>
+            <w:r>
+              <w:rPr>
+                <w:noProof/>
+                <w:webHidden/>
+              </w:rPr>
+              <w:instrText xml:space="preserve"> PAGEREF _Toc30270757 \h </w:instrText>
+            </w:r>
+            <w:r>
+              <w:rPr>
+                <w:noProof/>
+                <w:webHidden/>
+              </w:rPr>
+            </w:r>
+            <w:r>
+              <w:rPr>
+                <w:noProof/>
+                <w:webHidden/>
+              </w:rPr>
+              <w:fldChar w:fldCharType="separate"/>
+            </w:r>
+            <w:r>
+              <w:rPr>
+                <w:noProof/>
+                <w:webHidden/>
+              </w:rPr>
+              <w:t>13</w:t>
+            </w:r>
+            <w:r>
+              <w:rPr>
+                <w:noProof/>
+                <w:webHidden/>
+              </w:rPr>
+              <w:fldChar w:fldCharType="end"/>
+            </w:r>
+          </w:hyperlink>
+        </w:p>
+        <w:p>
+          <w:pPr>
+            <w:pStyle w:val="Verzeichnis2"/>
+            <w:tabs>
+              <w:tab w:val="right" w:leader="dot" w:pos="9062"/>
+            </w:tabs>
+            <w:rPr>
+              <w:rFonts w:eastAsiaTheme="minorEastAsia"/>
+              <w:noProof/>
+              <w:lang w:eastAsia="de-DE"/>
+            </w:rPr>
+          </w:pPr>
+          <w:hyperlink w:anchor="_Toc30270758" w:history="1">
+            <w:r>
+              <w:rPr>
+                <w:rStyle w:val="Hyperlink"/>
+                <w:noProof/>
+              </w:rPr>
+              <w:t>Joshua</w:t>
+            </w:r>
+            <w:r>
+              <w:rPr>
+                <w:noProof/>
+                <w:webHidden/>
+              </w:rPr>
+              <w:tab/>
+            </w:r>
+            <w:r>
+              <w:rPr>
+                <w:noProof/>
+                <w:webHidden/>
+              </w:rPr>
+              <w:fldChar w:fldCharType="begin"/>
+            </w:r>
+            <w:r>
+              <w:rPr>
+                <w:noProof/>
+                <w:webHidden/>
+              </w:rPr>
+              <w:instrText xml:space="preserve"> PAGEREF _Toc30270758 \h </w:instrText>
+            </w:r>
+            <w:r>
+              <w:rPr>
+                <w:noProof/>
+                <w:webHidden/>
+              </w:rPr>
+            </w:r>
+            <w:r>
+              <w:rPr>
+                <w:noProof/>
+                <w:webHidden/>
+              </w:rPr>
+              <w:fldChar w:fldCharType="separate"/>
+            </w:r>
+            <w:r>
+              <w:rPr>
+                <w:noProof/>
+                <w:webHidden/>
+              </w:rPr>
+              <w:t>14</w:t>
+            </w:r>
+            <w:r>
+              <w:rPr>
+                <w:noProof/>
+                <w:webHidden/>
+              </w:rPr>
+              <w:fldChar w:fldCharType="end"/>
+            </w:r>
+          </w:hyperlink>
+        </w:p>
+        <w:p>
+          <w:pPr>
+            <w:pStyle w:val="Verzeichnis2"/>
+            <w:tabs>
+              <w:tab w:val="right" w:leader="dot" w:pos="9062"/>
+            </w:tabs>
+            <w:rPr>
+              <w:rFonts w:eastAsiaTheme="minorEastAsia"/>
+              <w:noProof/>
+              <w:lang w:eastAsia="de-DE"/>
+            </w:rPr>
+          </w:pPr>
+          <w:hyperlink w:anchor="_Toc30270759" w:history="1">
+            <w:r>
+              <w:rPr>
+                <w:rStyle w:val="Hyperlink"/>
+                <w:noProof/>
+              </w:rPr>
+              <w:t>Sara Gray</w:t>
+            </w:r>
+            <w:r>
+              <w:rPr>
+                <w:noProof/>
+                <w:webHidden/>
+              </w:rPr>
+              <w:tab/>
+            </w:r>
+            <w:r>
+              <w:rPr>
+                <w:noProof/>
+                <w:webHidden/>
+              </w:rPr>
+              <w:fldChar w:fldCharType="begin"/>
+            </w:r>
+            <w:r>
+              <w:rPr>
+                <w:noProof/>
+                <w:webHidden/>
+              </w:rPr>
+              <w:instrText xml:space="preserve"> PAGEREF _Toc30270759 \h </w:instrText>
+            </w:r>
+            <w:r>
+              <w:rPr>
+                <w:noProof/>
+                <w:webHidden/>
+              </w:rPr>
+            </w:r>
+            <w:r>
+              <w:rPr>
+                <w:noProof/>
+                <w:webHidden/>
+              </w:rPr>
+              <w:fldChar w:fldCharType="separate"/>
+            </w:r>
+            <w:r>
+              <w:rPr>
+                <w:noProof/>
+                <w:webHidden/>
+              </w:rPr>
+              <w:t>14</w:t>
+            </w:r>
+            <w:r>
+              <w:rPr>
+                <w:noProof/>
+                <w:webHidden/>
+              </w:rPr>
+              <w:fldChar w:fldCharType="end"/>
+            </w:r>
+          </w:hyperlink>
+        </w:p>
+        <w:p>
+          <w:pPr>
+            <w:pStyle w:val="Verzeichnis1"/>
+            <w:tabs>
+              <w:tab w:val="right" w:leader="dot" w:pos="9062"/>
+            </w:tabs>
+            <w:rPr>
+              <w:rFonts w:eastAsiaTheme="minorEastAsia"/>
+              <w:noProof/>
+              <w:lang w:eastAsia="de-DE"/>
+            </w:rPr>
+          </w:pPr>
+          <w:hyperlink w:anchor="_Toc30270760" w:history="1">
+            <w:r>
+              <w:rPr>
+                <w:rStyle w:val="Hyperlink"/>
+                <w:noProof/>
+              </w:rPr>
+              <w:t>Bezeichnungen:</w:t>
+            </w:r>
+            <w:r>
+              <w:rPr>
+                <w:noProof/>
+                <w:webHidden/>
+              </w:rPr>
+              <w:tab/>
+            </w:r>
+            <w:r>
+              <w:rPr>
+                <w:noProof/>
+                <w:webHidden/>
+              </w:rPr>
+              <w:fldChar w:fldCharType="begin"/>
+            </w:r>
+            <w:r>
+              <w:rPr>
+                <w:noProof/>
+                <w:webHidden/>
+              </w:rPr>
+              <w:instrText xml:space="preserve"> PAGEREF _Toc30270760 \h </w:instrText>
+            </w:r>
+            <w:r>
+              <w:rPr>
+                <w:noProof/>
+                <w:webHidden/>
+              </w:rPr>
+            </w:r>
+            <w:r>
+              <w:rPr>
+                <w:noProof/>
+                <w:webHidden/>
+              </w:rPr>
+              <w:fldChar w:fldCharType="separate"/>
+            </w:r>
+            <w:r>
+              <w:rPr>
+                <w:noProof/>
+                <w:webHidden/>
+              </w:rPr>
+              <w:t>14</w:t>
+            </w:r>
+            <w:r>
+              <w:rPr>
+                <w:noProof/>
+                <w:webHidden/>
+              </w:rPr>
+              <w:fldChar w:fldCharType="end"/>
+            </w:r>
+          </w:hyperlink>
+        </w:p>
+        <w:p>
+          <w:pPr>
+            <w:pStyle w:val="Verzeichnis2"/>
+            <w:tabs>
+              <w:tab w:val="right" w:leader="dot" w:pos="9062"/>
+            </w:tabs>
+            <w:rPr>
+              <w:rFonts w:eastAsiaTheme="minorEastAsia"/>
+              <w:noProof/>
+              <w:lang w:eastAsia="de-DE"/>
+            </w:rPr>
+          </w:pPr>
+          <w:hyperlink w:anchor="_Toc30270761" w:history="1">
+            <w:r>
+              <w:rPr>
+                <w:rStyle w:val="Hyperlink"/>
+                <w:noProof/>
+              </w:rPr>
+              <w:t>Grey´s Menace</w:t>
+            </w:r>
+            <w:r>
+              <w:rPr>
+                <w:noProof/>
+                <w:webHidden/>
+              </w:rPr>
+              <w:tab/>
+            </w:r>
+            <w:r>
+              <w:rPr>
+                <w:noProof/>
+                <w:webHidden/>
+              </w:rPr>
+              <w:fldChar w:fldCharType="begin"/>
+            </w:r>
+            <w:r>
+              <w:rPr>
+                <w:noProof/>
+                <w:webHidden/>
+              </w:rPr>
+              <w:instrText xml:space="preserve"> PAGEREF _Toc30270761 \h </w:instrText>
+            </w:r>
+            <w:r>
+              <w:rPr>
+                <w:noProof/>
+                <w:webHidden/>
+              </w:rPr>
+            </w:r>
+            <w:r>
+              <w:rPr>
+                <w:noProof/>
+                <w:webHidden/>
+              </w:rPr>
+              <w:fldChar w:fldCharType="separate"/>
+            </w:r>
+            <w:r>
+              <w:rPr>
+                <w:noProof/>
+                <w:webHidden/>
+              </w:rPr>
+              <w:t>14</w:t>
+            </w:r>
+            <w:r>
+              <w:rPr>
+                <w:noProof/>
+                <w:webHidden/>
+              </w:rPr>
+              <w:fldChar w:fldCharType="end"/>
+            </w:r>
+          </w:hyperlink>
+        </w:p>
+        <w:p>
+          <w:pPr>
+            <w:pStyle w:val="Verzeichnis1"/>
+            <w:tabs>
+              <w:tab w:val="right" w:leader="dot" w:pos="9062"/>
+            </w:tabs>
+            <w:rPr>
+              <w:rFonts w:eastAsiaTheme="minorEastAsia"/>
+              <w:noProof/>
+              <w:lang w:eastAsia="de-DE"/>
+            </w:rPr>
+          </w:pPr>
+          <w:hyperlink w:anchor="_Toc30270762" w:history="1">
+            <w:r>
+              <w:rPr>
+                <w:rStyle w:val="Hyperlink"/>
+                <w:noProof/>
+              </w:rPr>
+              <w:t>Namensgebung:</w:t>
+            </w:r>
+            <w:r>
+              <w:rPr>
+                <w:noProof/>
+                <w:webHidden/>
+              </w:rPr>
+              <w:tab/>
+            </w:r>
+            <w:r>
+              <w:rPr>
+                <w:noProof/>
+                <w:webHidden/>
+              </w:rPr>
+              <w:fldChar w:fldCharType="begin"/>
+            </w:r>
+            <w:r>
+              <w:rPr>
+                <w:noProof/>
+                <w:webHidden/>
+              </w:rPr>
+              <w:instrText xml:space="preserve"> PAGEREF _Toc30270762 \h </w:instrText>
+            </w:r>
+            <w:r>
+              <w:rPr>
+                <w:noProof/>
+                <w:webHidden/>
+              </w:rPr>
+            </w:r>
+            <w:r>
+              <w:rPr>
+                <w:noProof/>
+                <w:webHidden/>
+              </w:rPr>
+              <w:fldChar w:fldCharType="separate"/>
+            </w:r>
+            <w:r>
+              <w:rPr>
+                <w:noProof/>
+                <w:webHidden/>
+              </w:rPr>
+              <w:t>14</w:t>
+            </w:r>
+            <w:r>
+              <w:rPr>
+                <w:noProof/>
+                <w:webHidden/>
+              </w:rPr>
+              <w:fldChar w:fldCharType="end"/>
+            </w:r>
+          </w:hyperlink>
+        </w:p>
+        <w:p>
+          <w:pPr>
+            <w:pStyle w:val="Verzeichnis2"/>
+            <w:tabs>
+              <w:tab w:val="right" w:leader="dot" w:pos="9062"/>
+            </w:tabs>
+            <w:rPr>
+              <w:rFonts w:eastAsiaTheme="minorEastAsia"/>
+              <w:noProof/>
+              <w:lang w:eastAsia="de-DE"/>
+            </w:rPr>
+          </w:pPr>
+          <w:hyperlink w:anchor="_Toc30270763" w:history="1">
+            <w:r>
+              <w:rPr>
+                <w:rStyle w:val="Hyperlink"/>
+                <w:noProof/>
+              </w:rPr>
+              <w:t>Orte:</w:t>
+            </w:r>
+            <w:r>
+              <w:rPr>
+                <w:noProof/>
+                <w:webHidden/>
+              </w:rPr>
+              <w:tab/>
+            </w:r>
+            <w:r>
+              <w:rPr>
+                <w:noProof/>
+                <w:webHidden/>
+              </w:rPr>
+              <w:fldChar w:fldCharType="begin"/>
+            </w:r>
+            <w:r>
+              <w:rPr>
+                <w:noProof/>
+                <w:webHidden/>
+              </w:rPr>
+              <w:instrText xml:space="preserve"> PAGEREF _Toc30270763 \h </w:instrText>
+            </w:r>
+            <w:r>
+              <w:rPr>
+                <w:noProof/>
+                <w:webHidden/>
+              </w:rPr>
+            </w:r>
+            <w:r>
+              <w:rPr>
+                <w:noProof/>
+                <w:webHidden/>
+              </w:rPr>
+              <w:fldChar w:fldCharType="separate"/>
+            </w:r>
+            <w:r>
+              <w:rPr>
+                <w:noProof/>
+                <w:webHidden/>
+              </w:rPr>
+              <w:t>14</w:t>
+            </w:r>
+            <w:r>
+              <w:rPr>
+                <w:noProof/>
+                <w:webHidden/>
+              </w:rPr>
+              <w:fldChar w:fldCharType="end"/>
+            </w:r>
+          </w:hyperlink>
+        </w:p>
+        <w:p>
+          <w:pPr>
+            <w:pStyle w:val="Verzeichnis2"/>
+            <w:tabs>
+              <w:tab w:val="right" w:leader="dot" w:pos="9062"/>
+            </w:tabs>
+            <w:rPr>
+              <w:rFonts w:eastAsiaTheme="minorEastAsia"/>
+              <w:noProof/>
+              <w:lang w:eastAsia="de-DE"/>
+            </w:rPr>
+          </w:pPr>
+          <w:hyperlink w:anchor="_Toc30270764" w:history="1">
+            <w:r>
+              <w:rPr>
+                <w:rStyle w:val="Hyperlink"/>
+                <w:noProof/>
+              </w:rPr>
+              <w:t>Bauten:</w:t>
+            </w:r>
+            <w:r>
+              <w:rPr>
+                <w:noProof/>
+                <w:webHidden/>
+              </w:rPr>
+              <w:tab/>
+            </w:r>
+            <w:r>
+              <w:rPr>
+                <w:noProof/>
+                <w:webHidden/>
+              </w:rPr>
+              <w:fldChar w:fldCharType="begin"/>
+            </w:r>
+            <w:r>
+              <w:rPr>
+                <w:noProof/>
+                <w:webHidden/>
+              </w:rPr>
+              <w:instrText xml:space="preserve"> PAGEREF _Toc30270764 \h </w:instrText>
+            </w:r>
+            <w:r>
+              <w:rPr>
+                <w:noProof/>
+                <w:webHidden/>
+              </w:rPr>
+            </w:r>
+            <w:r>
+              <w:rPr>
+                <w:noProof/>
+                <w:webHidden/>
+              </w:rPr>
+              <w:fldChar w:fldCharType="separate"/>
+            </w:r>
+            <w:r>
+              <w:rPr>
+                <w:noProof/>
+                <w:webHidden/>
+              </w:rPr>
+              <w:t>15</w:t>
             </w:r>
             <w:r>
               <w:rPr>
@@ -4876,7 +6020,7 @@
           <w:rFonts w:ascii="Lucida Calligraphy" w:eastAsia="Malgun Gothic" w:hAnsi="Lucida Calligraphy"/>
         </w:rPr>
       </w:pPr>
-      <w:bookmarkStart w:id="0" w:name="_Toc17050613"/>
+      <w:bookmarkStart w:id="0" w:name="_Toc30270686"/>
       <w:r>
         <w:rPr>
           <w:rFonts w:ascii="Lucida Calligraphy" w:eastAsia="Malgun Gothic" w:hAnsi="Lucida Calligraphy"/>
@@ -4892,6 +6036,7 @@
           <w:rFonts w:ascii="Lucida Calligraphy" w:eastAsia="Malgun Gothic" w:hAnsi="Lucida Calligraphy"/>
         </w:rPr>
       </w:pPr>
+      <w:bookmarkStart w:id="1" w:name="_Toc30270687"/>
       <w:r>
         <w:rPr>
           <w:rFonts w:ascii="Lucida Calligraphy" w:eastAsia="Malgun Gothic" w:hAnsi="Lucida Calligraphy"/>
@@ -4944,6 +6089,7 @@
           </wp:inline>
         </w:drawing>
       </w:r>
+      <w:bookmarkEnd w:id="1"/>
     </w:p>
     <w:p>
       <w:pPr>
@@ -4952,14 +6098,14 @@
           <w:rFonts w:ascii="Lucida Calligraphy" w:eastAsia="Malgun Gothic" w:hAnsi="Lucida Calligraphy"/>
         </w:rPr>
       </w:pPr>
-      <w:bookmarkStart w:id="1" w:name="_Toc17050614"/>
+      <w:bookmarkStart w:id="2" w:name="_Toc30270688"/>
       <w:r>
         <w:rPr>
           <w:rFonts w:ascii="Lucida Calligraphy" w:eastAsia="Malgun Gothic" w:hAnsi="Lucida Calligraphy"/>
         </w:rPr>
         <w:t>Geschichte</w:t>
       </w:r>
-      <w:bookmarkEnd w:id="1"/>
+      <w:bookmarkEnd w:id="2"/>
     </w:p>
     <w:p>
       <w:pPr>
@@ -4975,14 +6121,22 @@
           <w:rFonts w:ascii="Lucida Calligraphy" w:eastAsia="Malgun Gothic" w:hAnsi="Lucida Calligraphy"/>
         </w:rPr>
       </w:pPr>
-      <w:bookmarkStart w:id="2" w:name="_Toc17050615"/>
-      <w:r>
-        <w:rPr>
-          <w:rFonts w:ascii="Lucida Calligraphy" w:eastAsia="Malgun Gothic" w:hAnsi="Lucida Calligraphy"/>
-        </w:rPr>
-        <w:t>Der Wohlstand der Mountain Dwellers</w:t>
-      </w:r>
-      <w:bookmarkEnd w:id="2"/>
+      <w:bookmarkStart w:id="3" w:name="_Toc30270689"/>
+      <w:r>
+        <w:rPr>
+          <w:rFonts w:ascii="Lucida Calligraphy" w:eastAsia="Malgun Gothic" w:hAnsi="Lucida Calligraphy"/>
+        </w:rPr>
+        <w:t xml:space="preserve">Der Wohlstand der Mountain </w:t>
+      </w:r>
+      <w:proofErr w:type="spellStart"/>
+      <w:r>
+        <w:rPr>
+          <w:rFonts w:ascii="Lucida Calligraphy" w:eastAsia="Malgun Gothic" w:hAnsi="Lucida Calligraphy"/>
+        </w:rPr>
+        <w:t>Dwellers</w:t>
+      </w:r>
+      <w:bookmarkEnd w:id="3"/>
+      <w:proofErr w:type="spellEnd"/>
     </w:p>
     <w:p>
       <w:pPr>
@@ -5025,7 +6179,39 @@
         <w:rPr>
           <w:rFonts w:ascii="Lucida Calligraphy" w:hAnsi="Lucida Calligraphy"/>
         </w:rPr>
-        <w:t xml:space="preserve">ab es die 3 Völker: Die Moutain Dwellers, über die nicht viel bekannt ist, da alle Aufzeichnungen zerstört wurden und niemand die Ruinen erkunden kann. </w:t>
+        <w:t>ab es die 3 Völker: Die Mou</w:t>
+      </w:r>
+      <w:r>
+        <w:rPr>
+          <w:rFonts w:ascii="Lucida Calligraphy" w:hAnsi="Lucida Calligraphy"/>
+        </w:rPr>
+        <w:t>n</w:t>
+      </w:r>
+      <w:r>
+        <w:rPr>
+          <w:rFonts w:ascii="Lucida Calligraphy" w:hAnsi="Lucida Calligraphy"/>
+        </w:rPr>
+        <w:t xml:space="preserve">tain </w:t>
+      </w:r>
+      <w:proofErr w:type="spellStart"/>
+      <w:r>
+        <w:rPr>
+          <w:rFonts w:ascii="Lucida Calligraphy" w:hAnsi="Lucida Calligraphy"/>
+        </w:rPr>
+        <w:t>Dwellers</w:t>
+      </w:r>
+      <w:proofErr w:type="spellEnd"/>
+      <w:r>
+        <w:rPr>
+          <w:rFonts w:ascii="Lucida Calligraphy" w:hAnsi="Lucida Calligraphy"/>
+        </w:rPr>
+        <w:t xml:space="preserve"> welche in den Bergen Wohnten. Aber ansonsten nicht </w:t>
+      </w:r>
+      <w:r>
+        <w:rPr>
+          <w:rFonts w:ascii="Lucida Calligraphy" w:hAnsi="Lucida Calligraphy"/>
+        </w:rPr>
+        <w:t xml:space="preserve">viel bekannt ist, da alle Aufzeichnungen zerstört wurden und niemand die Ruinen erkunden kann. </w:t>
       </w:r>
     </w:p>
     <w:p>
@@ -5035,6 +6221,7 @@
         </w:rPr>
         <w:t xml:space="preserve">Die 2 </w:t>
       </w:r>
+      <w:proofErr w:type="spellStart"/>
       <w:r>
         <w:rPr>
           <w:rFonts w:ascii="Lucida Calligraphy" w:hAnsi="Lucida Calligraphy"/>
@@ -5045,7 +6232,68 @@
         <w:rPr>
           <w:rFonts w:ascii="Lucida Calligraphy" w:hAnsi="Lucida Calligraphy"/>
         </w:rPr>
-        <w:t xml:space="preserve">nderen Völker, Menschen und Orcs, standen in einen immer da wehrenden Konflikt. Die Menschen sahen die Orcs nur als Tiere an, welche gefügig gemacht werden müssen. Die Orcs sahen in den Menschen Kriegstreiber, die ihre Kultur und Religion nicht wertschätzen und ausgerottet werden müssen. </w:t>
+        <w:t>nderenVölker</w:t>
+      </w:r>
+      <w:proofErr w:type="spellEnd"/>
+      <w:r>
+        <w:rPr>
+          <w:rFonts w:ascii="Lucida Calligraphy" w:hAnsi="Lucida Calligraphy"/>
+        </w:rPr>
+        <w:t xml:space="preserve"> sind</w:t>
+      </w:r>
+      <w:r>
+        <w:rPr>
+          <w:rFonts w:ascii="Lucida Calligraphy" w:hAnsi="Lucida Calligraphy"/>
+        </w:rPr>
+        <w:t xml:space="preserve"> Menschen und </w:t>
+      </w:r>
+      <w:proofErr w:type="spellStart"/>
+      <w:r>
+        <w:rPr>
+          <w:rFonts w:ascii="Lucida Calligraphy" w:hAnsi="Lucida Calligraphy"/>
+        </w:rPr>
+        <w:t>Orcs</w:t>
+      </w:r>
+      <w:proofErr w:type="spellEnd"/>
+      <w:r>
+        <w:rPr>
+          <w:rFonts w:ascii="Lucida Calligraphy" w:hAnsi="Lucida Calligraphy"/>
+        </w:rPr>
+        <w:t>. Diese</w:t>
+      </w:r>
+      <w:r>
+        <w:rPr>
+          <w:rFonts w:ascii="Lucida Calligraphy" w:hAnsi="Lucida Calligraphy"/>
+        </w:rPr>
+        <w:t xml:space="preserve"> standen in einen immer da wehrenden Konflikt. Die Menschen sahen die </w:t>
+      </w:r>
+      <w:proofErr w:type="spellStart"/>
+      <w:r>
+        <w:rPr>
+          <w:rFonts w:ascii="Lucida Calligraphy" w:hAnsi="Lucida Calligraphy"/>
+        </w:rPr>
+        <w:t>Orcs</w:t>
+      </w:r>
+      <w:proofErr w:type="spellEnd"/>
+      <w:r>
+        <w:rPr>
+          <w:rFonts w:ascii="Lucida Calligraphy" w:hAnsi="Lucida Calligraphy"/>
+        </w:rPr>
+        <w:t xml:space="preserve"> nur als Tiere an, welche gefügig gemacht werden müssen. Die </w:t>
+      </w:r>
+      <w:proofErr w:type="spellStart"/>
+      <w:r>
+        <w:rPr>
+          <w:rFonts w:ascii="Lucida Calligraphy" w:hAnsi="Lucida Calligraphy"/>
+        </w:rPr>
+        <w:t>Orcs</w:t>
+      </w:r>
+      <w:proofErr w:type="spellEnd"/>
+      <w:r>
+        <w:rPr>
+          <w:rFonts w:ascii="Lucida Calligraphy" w:hAnsi="Lucida Calligraphy"/>
+        </w:rPr>
+        <w:t xml:space="preserve"> sahen in den Menschen Kriegstreiber, die ihre Kultur und Religion nicht wertschätzen und ausgerottet werden müssen. </w:t>
       </w:r>
     </w:p>
     <w:p>
@@ -5077,7 +6325,21 @@
         <w:rPr>
           <w:rFonts w:ascii="Lucida Calligraphy" w:eastAsia="Malgun Gothic" w:hAnsi="Lucida Calligraphy"/>
         </w:rPr>
-        <w:t xml:space="preserve"> sich die Mountain Dwellers zunutze machten</w:t>
+        <w:t xml:space="preserve"> sich die Mountain </w:t>
+      </w:r>
+      <w:proofErr w:type="spellStart"/>
+      <w:r>
+        <w:rPr>
+          <w:rFonts w:ascii="Lucida Calligraphy" w:eastAsia="Malgun Gothic" w:hAnsi="Lucida Calligraphy"/>
+        </w:rPr>
+        <w:t>Dwellers</w:t>
+      </w:r>
+      <w:proofErr w:type="spellEnd"/>
+      <w:r>
+        <w:rPr>
+          <w:rFonts w:ascii="Lucida Calligraphy" w:eastAsia="Malgun Gothic" w:hAnsi="Lucida Calligraphy"/>
+        </w:rPr>
+        <w:t xml:space="preserve"> zunutze machten</w:t>
       </w:r>
       <w:r>
         <w:rPr>
@@ -5137,8 +6399,16 @@
         <w:rPr>
           <w:rFonts w:ascii="Lucida Calligraphy" w:eastAsia="Malgun Gothic" w:hAnsi="Lucida Calligraphy"/>
         </w:rPr>
-        <w:t xml:space="preserve"> Minensystem von Shorin</w:t>
-      </w:r>
+        <w:t xml:space="preserve"> Minensystem von </w:t>
+      </w:r>
+      <w:proofErr w:type="spellStart"/>
+      <w:r>
+        <w:rPr>
+          <w:rFonts w:ascii="Lucida Calligraphy" w:eastAsia="Malgun Gothic" w:hAnsi="Lucida Calligraphy"/>
+        </w:rPr>
+        <w:t>Shorin</w:t>
+      </w:r>
+      <w:proofErr w:type="spellEnd"/>
       <w:r>
         <w:rPr>
           <w:rFonts w:ascii="Lucida Calligraphy" w:eastAsia="Malgun Gothic" w:hAnsi="Lucida Calligraphy"/>
@@ -5206,7 +6476,21 @@
           <w:rFonts w:ascii="Lucida Calligraphy" w:eastAsia="Malgun Gothic" w:hAnsi="Lucida Calligraphy"/>
         </w:rPr>
         <w:lastRenderedPageBreak/>
-        <w:t xml:space="preserve">Die Orcs stürmten in </w:t>
+        <w:t xml:space="preserve">Die </w:t>
+      </w:r>
+      <w:proofErr w:type="spellStart"/>
+      <w:r>
+        <w:rPr>
+          <w:rFonts w:ascii="Lucida Calligraphy" w:eastAsia="Malgun Gothic" w:hAnsi="Lucida Calligraphy"/>
+        </w:rPr>
+        <w:t>Orcs</w:t>
+      </w:r>
+      <w:proofErr w:type="spellEnd"/>
+      <w:r>
+        <w:rPr>
+          <w:rFonts w:ascii="Lucida Calligraphy" w:eastAsia="Malgun Gothic" w:hAnsi="Lucida Calligraphy"/>
+        </w:rPr>
+        <w:t xml:space="preserve"> stürmten in </w:t>
       </w:r>
       <w:r>
         <w:rPr>
@@ -5272,7 +6556,21 @@
         <w:rPr>
           <w:rFonts w:ascii="Lucida Calligraphy" w:eastAsia="Malgun Gothic" w:hAnsi="Lucida Calligraphy"/>
         </w:rPr>
-        <w:t xml:space="preserve">das Schlachtfeld dominierten und die Orcs langsam </w:t>
+        <w:t xml:space="preserve">das Schlachtfeld dominierten und die </w:t>
+      </w:r>
+      <w:proofErr w:type="spellStart"/>
+      <w:r>
+        <w:rPr>
+          <w:rFonts w:ascii="Lucida Calligraphy" w:eastAsia="Malgun Gothic" w:hAnsi="Lucida Calligraphy"/>
+        </w:rPr>
+        <w:t>Orcs</w:t>
+      </w:r>
+      <w:proofErr w:type="spellEnd"/>
+      <w:r>
+        <w:rPr>
+          <w:rFonts w:ascii="Lucida Calligraphy" w:eastAsia="Malgun Gothic" w:hAnsi="Lucida Calligraphy"/>
+        </w:rPr>
+        <w:t xml:space="preserve"> langsam </w:t>
       </w:r>
       <w:r>
         <w:rPr>
@@ -5301,14 +6599,14 @@
           <w:rFonts w:ascii="Lucida Calligraphy" w:eastAsia="Malgun Gothic" w:hAnsi="Lucida Calligraphy"/>
         </w:rPr>
       </w:pPr>
-      <w:bookmarkStart w:id="3" w:name="_Toc17050616"/>
+      <w:bookmarkStart w:id="4" w:name="_Toc30270690"/>
       <w:r>
         <w:rPr>
           <w:rFonts w:ascii="Lucida Calligraphy" w:eastAsia="Malgun Gothic" w:hAnsi="Lucida Calligraphy"/>
         </w:rPr>
         <w:t>Die Magische Welt</w:t>
       </w:r>
-      <w:bookmarkEnd w:id="3"/>
+      <w:bookmarkEnd w:id="4"/>
     </w:p>
     <w:p/>
     <w:p>
@@ -5383,6 +6681,7 @@
         </w:rPr>
         <w:t xml:space="preserve">die </w:t>
       </w:r>
+      <w:proofErr w:type="spellStart"/>
       <w:r>
         <w:rPr>
           <w:rFonts w:ascii="Lucida Calligraphy" w:eastAsia="Malgun Gothic" w:hAnsi="Lucida Calligraphy"/>
@@ -5401,23 +6700,30 @@
         </w:rPr>
         <w:t>s</w:t>
       </w:r>
-      <w:r>
-        <w:rPr>
-          <w:rFonts w:ascii="Lucida Calligraphy" w:eastAsia="Malgun Gothic" w:hAnsi="Lucida Calligraphy"/>
-        </w:rPr>
-        <w:t xml:space="preserve"> und niemand wusste genau woher sie kamen, nur dass sie sich in die Berge zurückzog</w:t>
-      </w:r>
-      <w:r>
-        <w:rPr>
-          <w:rFonts w:ascii="Lucida Calligraphy" w:eastAsia="Malgun Gothic" w:hAnsi="Lucida Calligraphy"/>
-        </w:rPr>
-        <w:t>t</w:t>
-      </w:r>
-      <w:r>
-        <w:rPr>
-          <w:rFonts w:ascii="Lucida Calligraphy" w:eastAsia="Malgun Gothic" w:hAnsi="Lucida Calligraphy"/>
-        </w:rPr>
-        <w:t>en</w:t>
+      <w:proofErr w:type="spellEnd"/>
+      <w:r>
+        <w:rPr>
+          <w:rFonts w:ascii="Lucida Calligraphy" w:eastAsia="Malgun Gothic" w:hAnsi="Lucida Calligraphy"/>
+        </w:rPr>
+        <w:t xml:space="preserve"> und niemand wusste genau woher sie kamen, nur dass sie sich in die Berge </w:t>
+      </w:r>
+      <w:r>
+        <w:rPr>
+          <w:rFonts w:ascii="Lucida Calligraphy" w:eastAsia="Malgun Gothic" w:hAnsi="Lucida Calligraphy"/>
+        </w:rPr>
+        <w:t>zurückzog</w:t>
+      </w:r>
+      <w:r>
+        <w:rPr>
+          <w:rFonts w:ascii="Lucida Calligraphy" w:eastAsia="Malgun Gothic" w:hAnsi="Lucida Calligraphy"/>
+        </w:rPr>
+        <w:t>e</w:t>
+      </w:r>
+      <w:r>
+        <w:rPr>
+          <w:rFonts w:ascii="Lucida Calligraphy" w:eastAsia="Malgun Gothic" w:hAnsi="Lucida Calligraphy"/>
+        </w:rPr>
+        <w:t>n</w:t>
       </w:r>
       <w:r>
         <w:rPr>
@@ -5557,7 +6863,21 @@
         <w:rPr>
           <w:rFonts w:ascii="Lucida Calligraphy" w:eastAsia="Malgun Gothic" w:hAnsi="Lucida Calligraphy"/>
         </w:rPr>
-        <w:t xml:space="preserve">. Auch die Mountain Dwellers spürten </w:t>
+        <w:t xml:space="preserve">. Auch die Mountain </w:t>
+      </w:r>
+      <w:proofErr w:type="spellStart"/>
+      <w:r>
+        <w:rPr>
+          <w:rFonts w:ascii="Lucida Calligraphy" w:eastAsia="Malgun Gothic" w:hAnsi="Lucida Calligraphy"/>
+        </w:rPr>
+        <w:t>Dwellers</w:t>
+      </w:r>
+      <w:proofErr w:type="spellEnd"/>
+      <w:r>
+        <w:rPr>
+          <w:rFonts w:ascii="Lucida Calligraphy" w:eastAsia="Malgun Gothic" w:hAnsi="Lucida Calligraphy"/>
+        </w:rPr>
+        <w:t xml:space="preserve"> spürten </w:t>
       </w:r>
       <w:r>
         <w:rPr>
@@ -5581,8 +6901,16 @@
         <w:rPr>
           <w:rFonts w:ascii="Lucida Calligraphy" w:eastAsia="Malgun Gothic" w:hAnsi="Lucida Calligraphy"/>
         </w:rPr>
-        <w:t xml:space="preserve"> und fingen an sich zu verändern. Im Osten bildeten sich die Norse</w:t>
-      </w:r>
+        <w:t xml:space="preserve"> und fingen an sich zu verändern. Im Osten bildeten sich die </w:t>
+      </w:r>
+      <w:proofErr w:type="spellStart"/>
+      <w:r>
+        <w:rPr>
+          <w:rFonts w:ascii="Lucida Calligraphy" w:eastAsia="Malgun Gothic" w:hAnsi="Lucida Calligraphy"/>
+        </w:rPr>
+        <w:t>Norse</w:t>
+      </w:r>
+      <w:proofErr w:type="spellEnd"/>
       <w:r>
         <w:rPr>
           <w:rFonts w:ascii="Lucida Calligraphy" w:eastAsia="Malgun Gothic" w:hAnsi="Lucida Calligraphy"/>
@@ -5605,19 +6933,31 @@
         <w:rPr>
           <w:rFonts w:ascii="Lucida Calligraphy" w:eastAsia="Malgun Gothic" w:hAnsi="Lucida Calligraphy"/>
         </w:rPr>
-        <w:t>röße aus den Tunneln flüchten musste</w:t>
-      </w:r>
-      <w:r>
-        <w:rPr>
-          <w:rFonts w:ascii="Lucida Calligraphy" w:eastAsia="Malgun Gothic" w:hAnsi="Lucida Calligraphy"/>
-        </w:rPr>
-        <w:t>n</w:t>
-      </w:r>
-      <w:r>
-        <w:rPr>
-          <w:rFonts w:ascii="Lucida Calligraphy" w:eastAsia="Malgun Gothic" w:hAnsi="Lucida Calligraphy"/>
-        </w:rPr>
-        <w:t xml:space="preserve"> und im Westen die Gnome welche </w:t>
+        <w:t>röße aus den Tunneln flüchte</w:t>
+      </w:r>
+      <w:r>
+        <w:rPr>
+          <w:rFonts w:ascii="Lucida Calligraphy" w:eastAsia="Malgun Gothic" w:hAnsi="Lucida Calligraphy"/>
+        </w:rPr>
+        <w:t>ten.</w:t>
+      </w:r>
+      <w:r>
+        <w:rPr>
+          <w:rFonts w:ascii="Lucida Calligraphy" w:eastAsia="Malgun Gothic" w:hAnsi="Lucida Calligraphy"/>
+        </w:rPr>
+        <w:t xml:space="preserve"> </w:t>
+      </w:r>
+      <w:r>
+        <w:rPr>
+          <w:rFonts w:ascii="Lucida Calligraphy" w:eastAsia="Malgun Gothic" w:hAnsi="Lucida Calligraphy"/>
+        </w:rPr>
+        <w:t>U</w:t>
+      </w:r>
+      <w:r>
+        <w:rPr>
+          <w:rFonts w:ascii="Lucida Calligraphy" w:eastAsia="Malgun Gothic" w:hAnsi="Lucida Calligraphy"/>
+        </w:rPr>
+        <w:t xml:space="preserve">nd im Westen die Gnome welche </w:t>
       </w:r>
       <w:r>
         <w:rPr>
@@ -5635,14 +6975,22 @@
         <w:rPr>
           <w:rFonts w:ascii="Lucida Calligraphy" w:eastAsia="Malgun Gothic" w:hAnsi="Lucida Calligraphy"/>
         </w:rPr>
-        <w:t xml:space="preserve"> Größe</w:t>
-      </w:r>
-      <w:r>
-        <w:rPr>
-          <w:rFonts w:ascii="Lucida Calligraphy" w:eastAsia="Malgun Gothic" w:hAnsi="Lucida Calligraphy"/>
-        </w:rPr>
         <w:t xml:space="preserve"> </w:t>
       </w:r>
+      <w:proofErr w:type="gramStart"/>
+      <w:r>
+        <w:rPr>
+          <w:rFonts w:ascii="Lucida Calligraphy" w:eastAsia="Malgun Gothic" w:hAnsi="Lucida Calligraphy"/>
+        </w:rPr>
+        <w:t>Größe</w:t>
+      </w:r>
+      <w:proofErr w:type="gramEnd"/>
+      <w:r>
+        <w:rPr>
+          <w:rFonts w:ascii="Lucida Calligraphy" w:eastAsia="Malgun Gothic" w:hAnsi="Lucida Calligraphy"/>
+        </w:rPr>
+        <w:t xml:space="preserve"> </w:t>
+      </w:r>
       <w:r>
         <w:rPr>
           <w:rFonts w:ascii="Lucida Calligraphy" w:eastAsia="Malgun Gothic" w:hAnsi="Lucida Calligraphy"/>
@@ -5689,6 +7037,26 @@
         <w:rPr>
           <w:rFonts w:ascii="Lucida Calligraphy" w:eastAsia="Malgun Gothic" w:hAnsi="Lucida Calligraphy"/>
         </w:rPr>
+        <w:t xml:space="preserve"> Ihr Stolz wurde durch ihre Bauten und Konstrukten wiedergespiegelt, welche nun </w:t>
+      </w:r>
+      <w:proofErr w:type="gramStart"/>
+      <w:r>
+        <w:rPr>
+          <w:rFonts w:ascii="Lucida Calligraphy" w:eastAsia="Malgun Gothic" w:hAnsi="Lucida Calligraphy"/>
+        </w:rPr>
+        <w:t>Nutzlos</w:t>
+      </w:r>
+      <w:proofErr w:type="gramEnd"/>
+      <w:r>
+        <w:rPr>
+          <w:rFonts w:ascii="Lucida Calligraphy" w:eastAsia="Malgun Gothic" w:hAnsi="Lucida Calligraphy"/>
+        </w:rPr>
+        <w:t xml:space="preserve"> wurden.</w:t>
+      </w:r>
+      <w:r>
+        <w:rPr>
+          <w:rFonts w:ascii="Lucida Calligraphy" w:eastAsia="Malgun Gothic" w:hAnsi="Lucida Calligraphy"/>
+        </w:rPr>
         <w:br/>
       </w:r>
       <w:r>
@@ -5725,7 +7093,21 @@
         <w:rPr>
           <w:rFonts w:ascii="Lucida Calligraphy" w:eastAsia="Malgun Gothic" w:hAnsi="Lucida Calligraphy"/>
         </w:rPr>
-        <w:t xml:space="preserve"> machten die Fairys verantwortlich, worauf die Gno</w:t>
+        <w:t xml:space="preserve"> machten die </w:t>
+      </w:r>
+      <w:proofErr w:type="spellStart"/>
+      <w:r>
+        <w:rPr>
+          <w:rFonts w:ascii="Lucida Calligraphy" w:eastAsia="Malgun Gothic" w:hAnsi="Lucida Calligraphy"/>
+        </w:rPr>
+        <w:t>Fairys</w:t>
+      </w:r>
+      <w:proofErr w:type="spellEnd"/>
+      <w:r>
+        <w:rPr>
+          <w:rFonts w:ascii="Lucida Calligraphy" w:eastAsia="Malgun Gothic" w:hAnsi="Lucida Calligraphy"/>
+        </w:rPr>
+        <w:t xml:space="preserve"> verantwortlich, worauf die Gno</w:t>
       </w:r>
       <w:r>
         <w:rPr>
@@ -5739,17 +7121,19 @@
         </w:rPr>
         <w:t xml:space="preserve">e anfingen die </w:t>
       </w:r>
-      <w:r>
-        <w:rPr>
-          <w:rFonts w:ascii="Lucida Calligraphy" w:eastAsia="Malgun Gothic" w:hAnsi="Lucida Calligraphy"/>
-        </w:rPr>
-        <w:t xml:space="preserve">aus Groll </w:t>
-      </w:r>
-      <w:r>
-        <w:rPr>
-          <w:rFonts w:ascii="Lucida Calligraphy" w:eastAsia="Malgun Gothic" w:hAnsi="Lucida Calligraphy"/>
-        </w:rPr>
-        <w:t xml:space="preserve">Fairys zu jagen und einzusperren. </w:t>
+      <w:proofErr w:type="spellStart"/>
+      <w:r>
+        <w:rPr>
+          <w:rFonts w:ascii="Lucida Calligraphy" w:eastAsia="Malgun Gothic" w:hAnsi="Lucida Calligraphy"/>
+        </w:rPr>
+        <w:t>Fairys</w:t>
+      </w:r>
+      <w:proofErr w:type="spellEnd"/>
+      <w:r>
+        <w:rPr>
+          <w:rFonts w:ascii="Lucida Calligraphy" w:eastAsia="Malgun Gothic" w:hAnsi="Lucida Calligraphy"/>
+        </w:rPr>
+        <w:t xml:space="preserve"> zu jagen und einzusperren. </w:t>
       </w:r>
     </w:p>
     <w:p>
@@ -5859,19 +7243,21 @@
         <w:rPr>
           <w:rFonts w:ascii="Lucida Calligraphy" w:eastAsia="Malgun Gothic" w:hAnsi="Lucida Calligraphy"/>
         </w:rPr>
-        <w:t>aber</w:t>
-      </w:r>
-      <w:r>
-        <w:rPr>
-          <w:rFonts w:ascii="Lucida Calligraphy" w:eastAsia="Malgun Gothic" w:hAnsi="Lucida Calligraphy"/>
-        </w:rPr>
-        <w:t xml:space="preserve">  wieder</w:t>
-      </w:r>
-      <w:r>
-        <w:rPr>
-          <w:rFonts w:ascii="Lucida Calligraphy" w:eastAsia="Malgun Gothic" w:hAnsi="Lucida Calligraphy"/>
-        </w:rPr>
-        <w:t xml:space="preserve"> kurze Zeit später, als die Norse </w:t>
+        <w:t xml:space="preserve">kurze Zeit später, als die </w:t>
+      </w:r>
+      <w:proofErr w:type="spellStart"/>
+      <w:r>
+        <w:rPr>
+          <w:rFonts w:ascii="Lucida Calligraphy" w:eastAsia="Malgun Gothic" w:hAnsi="Lucida Calligraphy"/>
+        </w:rPr>
+        <w:t>Norse</w:t>
+      </w:r>
+      <w:proofErr w:type="spellEnd"/>
+      <w:r>
+        <w:rPr>
+          <w:rFonts w:ascii="Lucida Calligraphy" w:eastAsia="Malgun Gothic" w:hAnsi="Lucida Calligraphy"/>
+        </w:rPr>
+        <w:t xml:space="preserve"> </w:t>
       </w:r>
       <w:r>
         <w:rPr>
@@ -5883,7 +7269,21 @@
         <w:rPr>
           <w:rFonts w:ascii="Lucida Calligraphy" w:eastAsia="Malgun Gothic" w:hAnsi="Lucida Calligraphy"/>
         </w:rPr>
-        <w:t>ie Demons beschw</w:t>
+        <w:t xml:space="preserve">ie </w:t>
+      </w:r>
+      <w:proofErr w:type="spellStart"/>
+      <w:r>
+        <w:rPr>
+          <w:rFonts w:ascii="Lucida Calligraphy" w:eastAsia="Malgun Gothic" w:hAnsi="Lucida Calligraphy"/>
+        </w:rPr>
+        <w:t>Demons</w:t>
+      </w:r>
+      <w:proofErr w:type="spellEnd"/>
+      <w:r>
+        <w:rPr>
+          <w:rFonts w:ascii="Lucida Calligraphy" w:eastAsia="Malgun Gothic" w:hAnsi="Lucida Calligraphy"/>
+        </w:rPr>
+        <w:t xml:space="preserve"> beschw</w:t>
       </w:r>
       <w:r>
         <w:rPr>
@@ -5895,7 +7295,43 @@
         <w:rPr>
           <w:rFonts w:ascii="Lucida Calligraphy" w:eastAsia="Malgun Gothic" w:hAnsi="Lucida Calligraphy"/>
         </w:rPr>
-        <w:t>ren und durch die Lande streiften</w:t>
+        <w:t>ren und</w:t>
+      </w:r>
+      <w:r>
+        <w:rPr>
+          <w:rFonts w:ascii="Lucida Calligraphy" w:eastAsia="Malgun Gothic" w:hAnsi="Lucida Calligraphy"/>
+        </w:rPr>
+        <w:t xml:space="preserve"> </w:t>
+      </w:r>
+      <w:r>
+        <w:rPr>
+          <w:rFonts w:ascii="Lucida Calligraphy" w:eastAsia="Malgun Gothic" w:hAnsi="Lucida Calligraphy"/>
+        </w:rPr>
+        <w:t>die</w:t>
+      </w:r>
+      <w:r>
+        <w:rPr>
+          <w:rFonts w:ascii="Lucida Calligraphy" w:eastAsia="Malgun Gothic" w:hAnsi="Lucida Calligraphy"/>
+        </w:rPr>
+        <w:t>se</w:t>
+      </w:r>
+      <w:r>
+        <w:rPr>
+          <w:rFonts w:ascii="Lucida Calligraphy" w:eastAsia="Malgun Gothic" w:hAnsi="Lucida Calligraphy"/>
+        </w:rPr>
+        <w:t xml:space="preserve"> durch </w:t>
+      </w:r>
+      <w:r>
+        <w:rPr>
+          <w:rFonts w:ascii="Lucida Calligraphy" w:eastAsia="Malgun Gothic" w:hAnsi="Lucida Calligraphy"/>
+        </w:rPr>
+        <w:t xml:space="preserve">die </w:t>
+      </w:r>
+      <w:r>
+        <w:rPr>
+          <w:rFonts w:ascii="Lucida Calligraphy" w:eastAsia="Malgun Gothic" w:hAnsi="Lucida Calligraphy"/>
+        </w:rPr>
+        <w:t>Lande streiften</w:t>
       </w:r>
       <w:r>
         <w:rPr>
@@ -5984,14 +7420,14 @@
           <w:rFonts w:ascii="Lucida Calligraphy" w:eastAsia="Malgun Gothic" w:hAnsi="Lucida Calligraphy"/>
         </w:rPr>
       </w:pPr>
-      <w:bookmarkStart w:id="4" w:name="_Toc17050617"/>
+      <w:bookmarkStart w:id="5" w:name="_Toc30270691"/>
       <w:r>
         <w:rPr>
           <w:rFonts w:ascii="Lucida Calligraphy" w:eastAsia="Malgun Gothic" w:hAnsi="Lucida Calligraphy"/>
         </w:rPr>
         <w:t>Die Geburt der Dryaden</w:t>
       </w:r>
-      <w:bookmarkEnd w:id="4"/>
+      <w:bookmarkEnd w:id="5"/>
     </w:p>
     <w:p>
       <w:pPr>
@@ -6034,13 +7470,45 @@
         <w:rPr>
           <w:rFonts w:ascii="Lucida Calligraphy" w:eastAsia="Malgun Gothic" w:hAnsi="Lucida Calligraphy"/>
         </w:rPr>
+        <w:t xml:space="preserve">, welche nun </w:t>
+      </w:r>
+      <w:r>
+        <w:rPr>
+          <w:rFonts w:ascii="Lucida Calligraphy" w:eastAsia="Malgun Gothic" w:hAnsi="Lucida Calligraphy"/>
+        </w:rPr>
+        <w:t>gesamt</w:t>
+      </w:r>
+      <w:r>
+        <w:rPr>
+          <w:rFonts w:ascii="Lucida Calligraphy" w:eastAsia="Malgun Gothic" w:hAnsi="Lucida Calligraphy"/>
+        </w:rPr>
+        <w:t xml:space="preserve"> </w:t>
+      </w:r>
+      <w:proofErr w:type="spellStart"/>
+      <w:r>
+        <w:rPr>
+          <w:rFonts w:ascii="Lucida Calligraphy" w:eastAsia="Malgun Gothic" w:hAnsi="Lucida Calligraphy"/>
+        </w:rPr>
+        <w:t>Shorin</w:t>
+      </w:r>
+      <w:proofErr w:type="spellEnd"/>
+      <w:r>
+        <w:rPr>
+          <w:rFonts w:ascii="Lucida Calligraphy" w:eastAsia="Malgun Gothic" w:hAnsi="Lucida Calligraphy"/>
+        </w:rPr>
+        <w:t xml:space="preserve"> bewohnten</w:t>
+      </w:r>
+      <w:r>
+        <w:rPr>
+          <w:rFonts w:ascii="Lucida Calligraphy" w:eastAsia="Malgun Gothic" w:hAnsi="Lucida Calligraphy"/>
+        </w:rPr>
         <w:t xml:space="preserve">. </w:t>
       </w:r>
       <w:r>
         <w:rPr>
           <w:rFonts w:ascii="Lucida Calligraphy" w:eastAsia="Malgun Gothic" w:hAnsi="Lucida Calligraphy"/>
         </w:rPr>
-        <w:t xml:space="preserve">Die Gnome ziehen sich komplett in den Berg Gong zurück und versuchten </w:t>
+        <w:t xml:space="preserve">Die Gnome ziehen sich komplett in den Berg Gong zurück und versuchen </w:t>
       </w:r>
       <w:r>
         <w:rPr>
@@ -6052,7 +7520,13 @@
         <w:rPr>
           <w:rFonts w:ascii="Lucida Calligraphy" w:eastAsia="Malgun Gothic" w:hAnsi="Lucida Calligraphy"/>
         </w:rPr>
-        <w:t>ihr Königreich wieder aufzubauen</w:t>
+        <w:t xml:space="preserve">ihr Königreich </w:t>
+      </w:r>
+      <w:r>
+        <w:rPr>
+          <w:rFonts w:ascii="Lucida Calligraphy" w:eastAsia="Malgun Gothic" w:hAnsi="Lucida Calligraphy"/>
+        </w:rPr>
+        <w:t>wiederaufzubauen</w:t>
       </w:r>
       <w:r>
         <w:rPr>
@@ -6078,13 +7552,7 @@
         <w:rPr>
           <w:rFonts w:ascii="Lucida Calligraphy" w:eastAsia="Malgun Gothic" w:hAnsi="Lucida Calligraphy"/>
         </w:rPr>
-        <w:t xml:space="preserve">Die Dryaden waren angewidert von den </w:t>
-      </w:r>
-      <w:r>
-        <w:rPr>
-          <w:rFonts w:ascii="Lucida Calligraphy" w:eastAsia="Malgun Gothic" w:hAnsi="Lucida Calligraphy"/>
-        </w:rPr>
-        <w:t xml:space="preserve">Kriegen und den </w:t>
+        <w:t xml:space="preserve">Die Dryaden waren angewidert von </w:t>
       </w:r>
       <w:r>
         <w:rPr>
@@ -6096,7 +7564,19 @@
         <w:rPr>
           <w:rFonts w:ascii="Lucida Calligraphy" w:eastAsia="Malgun Gothic" w:hAnsi="Lucida Calligraphy"/>
         </w:rPr>
-        <w:t>ilden Tieren die sich gegenseitig töte</w:t>
+        <w:t xml:space="preserve">ilden </w:t>
+      </w:r>
+      <w:r>
+        <w:rPr>
+          <w:rFonts w:ascii="Lucida Calligraphy" w:eastAsia="Malgun Gothic" w:hAnsi="Lucida Calligraphy"/>
+        </w:rPr>
+        <w:t>Tieren,</w:t>
+      </w:r>
+      <w:r>
+        <w:rPr>
+          <w:rFonts w:ascii="Lucida Calligraphy" w:eastAsia="Malgun Gothic" w:hAnsi="Lucida Calligraphy"/>
+        </w:rPr>
+        <w:t xml:space="preserve"> die sich gegenseitig töte</w:t>
       </w:r>
       <w:r>
         <w:rPr>
@@ -6114,6 +7594,7 @@
         <w:rPr>
           <w:rFonts w:ascii="Lucida Calligraphy" w:eastAsia="Malgun Gothic" w:hAnsi="Lucida Calligraphy"/>
         </w:rPr>
+        <w:lastRenderedPageBreak/>
         <w:t>g</w:t>
       </w:r>
       <w:r>
@@ -6132,7 +7613,21 @@
         <w:rPr>
           <w:rFonts w:ascii="Lucida Calligraphy" w:eastAsia="Malgun Gothic" w:hAnsi="Lucida Calligraphy"/>
         </w:rPr>
-        <w:t xml:space="preserve">ben um diese zu kontrollieren und einzuschränken. Somit waren die ersten Weres geboren. </w:t>
+        <w:t xml:space="preserve">ben um diese zu kontrollieren und einzuschränken. Somit waren die ersten </w:t>
+      </w:r>
+      <w:proofErr w:type="spellStart"/>
+      <w:r>
+        <w:rPr>
+          <w:rFonts w:ascii="Lucida Calligraphy" w:eastAsia="Malgun Gothic" w:hAnsi="Lucida Calligraphy"/>
+        </w:rPr>
+        <w:t>Weres</w:t>
+      </w:r>
+      <w:proofErr w:type="spellEnd"/>
+      <w:r>
+        <w:rPr>
+          <w:rFonts w:ascii="Lucida Calligraphy" w:eastAsia="Malgun Gothic" w:hAnsi="Lucida Calligraphy"/>
+        </w:rPr>
+        <w:t xml:space="preserve"> geboren. </w:t>
       </w:r>
     </w:p>
     <w:p>
@@ -6145,9 +7640,22 @@
         <w:rPr>
           <w:rFonts w:ascii="Lucida Calligraphy" w:eastAsia="Malgun Gothic" w:hAnsi="Lucida Calligraphy"/>
         </w:rPr>
-        <w:lastRenderedPageBreak/>
         <w:br/>
-        <w:t>Die Weres mussten den Dryaden gehorchen</w:t>
+        <w:t xml:space="preserve">Die </w:t>
+      </w:r>
+      <w:proofErr w:type="spellStart"/>
+      <w:r>
+        <w:rPr>
+          <w:rFonts w:ascii="Lucida Calligraphy" w:eastAsia="Malgun Gothic" w:hAnsi="Lucida Calligraphy"/>
+        </w:rPr>
+        <w:t>Weres</w:t>
+      </w:r>
+      <w:proofErr w:type="spellEnd"/>
+      <w:r>
+        <w:rPr>
+          <w:rFonts w:ascii="Lucida Calligraphy" w:eastAsia="Malgun Gothic" w:hAnsi="Lucida Calligraphy"/>
+        </w:rPr>
+        <w:t xml:space="preserve"> mussten den Dryaden gehorchen</w:t>
       </w:r>
       <w:r>
         <w:rPr>
@@ -6215,6 +7723,7 @@
         </w:rPr>
         <w:t xml:space="preserve"> Bestrafungen </w:t>
       </w:r>
+      <w:proofErr w:type="spellStart"/>
       <w:r>
         <w:rPr>
           <w:rFonts w:ascii="Lucida Calligraphy" w:eastAsia="Malgun Gothic" w:hAnsi="Lucida Calligraphy"/>
@@ -6225,7 +7734,14 @@
         <w:rPr>
           <w:rFonts w:ascii="Lucida Calligraphy" w:eastAsia="Malgun Gothic" w:hAnsi="Lucida Calligraphy"/>
         </w:rPr>
-        <w:t>‘s Brechen der Ein-Wurf-Regel</w:t>
+        <w:t>‘s</w:t>
+      </w:r>
+      <w:proofErr w:type="spellEnd"/>
+      <w:r>
+        <w:rPr>
+          <w:rFonts w:ascii="Lucida Calligraphy" w:eastAsia="Malgun Gothic" w:hAnsi="Lucida Calligraphy"/>
+        </w:rPr>
+        <w:t xml:space="preserve"> Brechen der Ein-Wurf-Regel</w:t>
       </w:r>
       <w:r>
         <w:rPr>
@@ -6338,14 +7854,14 @@
           <w:rFonts w:ascii="Lucida Calligraphy" w:eastAsia="Malgun Gothic" w:hAnsi="Lucida Calligraphy"/>
         </w:rPr>
       </w:pPr>
-      <w:bookmarkStart w:id="5" w:name="_Toc17050618"/>
+      <w:bookmarkStart w:id="6" w:name="_Toc30270692"/>
       <w:r>
         <w:rPr>
           <w:rFonts w:ascii="Lucida Calligraphy" w:eastAsia="Malgun Gothic" w:hAnsi="Lucida Calligraphy"/>
         </w:rPr>
         <w:t>Der Aufstand der Tiere</w:t>
       </w:r>
-      <w:bookmarkEnd w:id="5"/>
+      <w:bookmarkEnd w:id="6"/>
     </w:p>
     <w:p>
       <w:pPr>
@@ -6363,7 +7879,21 @@
         <w:rPr>
           <w:rFonts w:ascii="Lucida Calligraphy" w:eastAsia="Malgun Gothic" w:hAnsi="Lucida Calligraphy"/>
         </w:rPr>
-        <w:t>Irgendwann kam es zum Aufstand der Weres gegen ihre Unterdrücker.</w:t>
+        <w:t xml:space="preserve">Irgendwann kam es zum Aufstand der </w:t>
+      </w:r>
+      <w:proofErr w:type="spellStart"/>
+      <w:r>
+        <w:rPr>
+          <w:rFonts w:ascii="Lucida Calligraphy" w:eastAsia="Malgun Gothic" w:hAnsi="Lucida Calligraphy"/>
+        </w:rPr>
+        <w:t>Weres</w:t>
+      </w:r>
+      <w:proofErr w:type="spellEnd"/>
+      <w:r>
+        <w:rPr>
+          <w:rFonts w:ascii="Lucida Calligraphy" w:eastAsia="Malgun Gothic" w:hAnsi="Lucida Calligraphy"/>
+        </w:rPr>
+        <w:t xml:space="preserve"> gegen ihre Unterdrücker.</w:t>
       </w:r>
       <w:r>
         <w:rPr>
@@ -6381,7 +7911,21 @@
         <w:rPr>
           <w:rFonts w:ascii="Lucida Calligraphy" w:eastAsia="Malgun Gothic" w:hAnsi="Lucida Calligraphy"/>
         </w:rPr>
-        <w:t xml:space="preserve">derstand ging vor allem von den Wölfen der Weres aus, als die </w:t>
+        <w:t xml:space="preserve">derstand ging vor allem von den Wölfen der </w:t>
+      </w:r>
+      <w:proofErr w:type="spellStart"/>
+      <w:r>
+        <w:rPr>
+          <w:rFonts w:ascii="Lucida Calligraphy" w:eastAsia="Malgun Gothic" w:hAnsi="Lucida Calligraphy"/>
+        </w:rPr>
+        <w:t>Weres</w:t>
+      </w:r>
+      <w:proofErr w:type="spellEnd"/>
+      <w:r>
+        <w:rPr>
+          <w:rFonts w:ascii="Lucida Calligraphy" w:eastAsia="Malgun Gothic" w:hAnsi="Lucida Calligraphy"/>
+        </w:rPr>
+        <w:t xml:space="preserve"> aus, als die </w:t>
       </w:r>
       <w:r>
         <w:rPr>
@@ -6393,13 +7937,55 @@
         <w:rPr>
           <w:rFonts w:ascii="Lucida Calligraphy" w:eastAsia="Malgun Gothic" w:hAnsi="Lucida Calligraphy"/>
         </w:rPr>
-        <w:t xml:space="preserve">als Weres </w:t>
-      </w:r>
-      <w:r>
-        <w:rPr>
-          <w:rFonts w:ascii="Lucida Calligraphy" w:eastAsia="Malgun Gothic" w:hAnsi="Lucida Calligraphy"/>
-        </w:rPr>
-        <w:t xml:space="preserve">erschaffen werden sollten. Dadurch das die Wolfs-Weres, als die einzigen Karnivores, nur ausgewählt Kinder bekommen durften und </w:t>
+        <w:t xml:space="preserve">als </w:t>
+      </w:r>
+      <w:proofErr w:type="spellStart"/>
+      <w:r>
+        <w:rPr>
+          <w:rFonts w:ascii="Lucida Calligraphy" w:eastAsia="Malgun Gothic" w:hAnsi="Lucida Calligraphy"/>
+        </w:rPr>
+        <w:t>Weres</w:t>
+      </w:r>
+      <w:proofErr w:type="spellEnd"/>
+      <w:r>
+        <w:rPr>
+          <w:rFonts w:ascii="Lucida Calligraphy" w:eastAsia="Malgun Gothic" w:hAnsi="Lucida Calligraphy"/>
+        </w:rPr>
+        <w:t xml:space="preserve"> </w:t>
+      </w:r>
+      <w:r>
+        <w:rPr>
+          <w:rFonts w:ascii="Lucida Calligraphy" w:eastAsia="Malgun Gothic" w:hAnsi="Lucida Calligraphy"/>
+        </w:rPr>
+        <w:t>erschaffen werden sollten. Dadurch das die Wolfs-</w:t>
+      </w:r>
+      <w:proofErr w:type="spellStart"/>
+      <w:r>
+        <w:rPr>
+          <w:rFonts w:ascii="Lucida Calligraphy" w:eastAsia="Malgun Gothic" w:hAnsi="Lucida Calligraphy"/>
+        </w:rPr>
+        <w:t>Weres</w:t>
+      </w:r>
+      <w:proofErr w:type="spellEnd"/>
+      <w:r>
+        <w:rPr>
+          <w:rFonts w:ascii="Lucida Calligraphy" w:eastAsia="Malgun Gothic" w:hAnsi="Lucida Calligraphy"/>
+        </w:rPr>
+        <w:t xml:space="preserve">, als </w:t>
+      </w:r>
+      <w:proofErr w:type="gramStart"/>
+      <w:r>
+        <w:rPr>
+          <w:rFonts w:ascii="Lucida Calligraphy" w:eastAsia="Malgun Gothic" w:hAnsi="Lucida Calligraphy"/>
+        </w:rPr>
+        <w:t>die einzigen Karnivores</w:t>
+      </w:r>
+      <w:proofErr w:type="gramEnd"/>
+      <w:r>
+        <w:rPr>
+          <w:rFonts w:ascii="Lucida Calligraphy" w:eastAsia="Malgun Gothic" w:hAnsi="Lucida Calligraphy"/>
+        </w:rPr>
+        <w:t xml:space="preserve">, nur ausgewählt Kinder bekommen durften und </w:t>
       </w:r>
       <w:r>
         <w:rPr>
@@ -6501,7 +8087,7 @@
         <w:rPr>
           <w:rFonts w:ascii="Lucida Calligraphy" w:eastAsia="Malgun Gothic" w:hAnsi="Lucida Calligraphy"/>
         </w:rPr>
-        <w:t>and gegen die Dryaden. Der aber gleichzeitig zu</w:t>
+        <w:t>and gegen die Dryaden. Der gleichzeitig zu</w:t>
       </w:r>
       <w:r>
         <w:rPr>
@@ -6519,8 +8105,16 @@
         <w:rPr>
           <w:rFonts w:ascii="Lucida Calligraphy" w:eastAsia="Malgun Gothic" w:hAnsi="Lucida Calligraphy"/>
         </w:rPr>
-        <w:t>tuals führte, womit die Kitsune</w:t>
-      </w:r>
+        <w:t xml:space="preserve">tuals führte, womit die </w:t>
+      </w:r>
+      <w:proofErr w:type="spellStart"/>
+      <w:r>
+        <w:rPr>
+          <w:rFonts w:ascii="Lucida Calligraphy" w:eastAsia="Malgun Gothic" w:hAnsi="Lucida Calligraphy"/>
+        </w:rPr>
+        <w:t>Kitsune</w:t>
+      </w:r>
+      <w:proofErr w:type="spellEnd"/>
       <w:r>
         <w:rPr>
           <w:rFonts w:ascii="Lucida Calligraphy" w:eastAsia="Malgun Gothic" w:hAnsi="Lucida Calligraphy"/>
@@ -6569,7 +8163,21 @@
         <w:rPr>
           <w:rFonts w:ascii="Lucida Calligraphy" w:eastAsia="Malgun Gothic" w:hAnsi="Lucida Calligraphy"/>
         </w:rPr>
-        <w:t xml:space="preserve"> von Shorin wurde</w:t>
+        <w:t xml:space="preserve"> von </w:t>
+      </w:r>
+      <w:proofErr w:type="spellStart"/>
+      <w:r>
+        <w:rPr>
+          <w:rFonts w:ascii="Lucida Calligraphy" w:eastAsia="Malgun Gothic" w:hAnsi="Lucida Calligraphy"/>
+        </w:rPr>
+        <w:t>Shorin</w:t>
+      </w:r>
+      <w:proofErr w:type="spellEnd"/>
+      <w:r>
+        <w:rPr>
+          <w:rFonts w:ascii="Lucida Calligraphy" w:eastAsia="Malgun Gothic" w:hAnsi="Lucida Calligraphy"/>
+        </w:rPr>
+        <w:t xml:space="preserve"> wurde</w:t>
       </w:r>
       <w:r>
         <w:rPr>
@@ -6581,19 +8189,83 @@
         <w:rPr>
           <w:rFonts w:ascii="Lucida Calligraphy" w:eastAsia="Malgun Gothic" w:hAnsi="Lucida Calligraphy"/>
         </w:rPr>
-        <w:t xml:space="preserve"> von den Weres übernommen und die Drya</w:t>
-      </w:r>
-      <w:r>
-        <w:rPr>
-          <w:rFonts w:ascii="Lucida Calligraphy" w:eastAsia="Malgun Gothic" w:hAnsi="Lucida Calligraphy"/>
-        </w:rPr>
-        <w:t>den wurden getötet. Die Kitsune</w:t>
-      </w:r>
-      <w:r>
-        <w:rPr>
-          <w:rFonts w:ascii="Lucida Calligraphy" w:eastAsia="Malgun Gothic" w:hAnsi="Lucida Calligraphy"/>
-        </w:rPr>
-        <w:t xml:space="preserve"> wurden, auch wenn sie zu den Weres gehören könnten, von den Weres abgelehnt und bewohnen nun das Unbrindled  Land. </w:t>
+        <w:t xml:space="preserve"> von den </w:t>
+      </w:r>
+      <w:proofErr w:type="spellStart"/>
+      <w:r>
+        <w:rPr>
+          <w:rFonts w:ascii="Lucida Calligraphy" w:eastAsia="Malgun Gothic" w:hAnsi="Lucida Calligraphy"/>
+        </w:rPr>
+        <w:t>Weres</w:t>
+      </w:r>
+      <w:proofErr w:type="spellEnd"/>
+      <w:r>
+        <w:rPr>
+          <w:rFonts w:ascii="Lucida Calligraphy" w:eastAsia="Malgun Gothic" w:hAnsi="Lucida Calligraphy"/>
+        </w:rPr>
+        <w:t xml:space="preserve"> übernommen und die Drya</w:t>
+      </w:r>
+      <w:r>
+        <w:rPr>
+          <w:rFonts w:ascii="Lucida Calligraphy" w:eastAsia="Malgun Gothic" w:hAnsi="Lucida Calligraphy"/>
+        </w:rPr>
+        <w:t xml:space="preserve">den wurden getötet. Die </w:t>
+      </w:r>
+      <w:proofErr w:type="spellStart"/>
+      <w:r>
+        <w:rPr>
+          <w:rFonts w:ascii="Lucida Calligraphy" w:eastAsia="Malgun Gothic" w:hAnsi="Lucida Calligraphy"/>
+        </w:rPr>
+        <w:t>Kitsune</w:t>
+      </w:r>
+      <w:proofErr w:type="spellEnd"/>
+      <w:r>
+        <w:rPr>
+          <w:rFonts w:ascii="Lucida Calligraphy" w:eastAsia="Malgun Gothic" w:hAnsi="Lucida Calligraphy"/>
+        </w:rPr>
+        <w:t xml:space="preserve"> wurden, auch wenn sie zu den </w:t>
+      </w:r>
+      <w:proofErr w:type="spellStart"/>
+      <w:r>
+        <w:rPr>
+          <w:rFonts w:ascii="Lucida Calligraphy" w:eastAsia="Malgun Gothic" w:hAnsi="Lucida Calligraphy"/>
+        </w:rPr>
+        <w:t>Weres</w:t>
+      </w:r>
+      <w:proofErr w:type="spellEnd"/>
+      <w:r>
+        <w:rPr>
+          <w:rFonts w:ascii="Lucida Calligraphy" w:eastAsia="Malgun Gothic" w:hAnsi="Lucida Calligraphy"/>
+        </w:rPr>
+        <w:t xml:space="preserve"> gehören könnten, von den </w:t>
+      </w:r>
+      <w:proofErr w:type="spellStart"/>
+      <w:r>
+        <w:rPr>
+          <w:rFonts w:ascii="Lucida Calligraphy" w:eastAsia="Malgun Gothic" w:hAnsi="Lucida Calligraphy"/>
+        </w:rPr>
+        <w:t>Weres</w:t>
+      </w:r>
+      <w:proofErr w:type="spellEnd"/>
+      <w:r>
+        <w:rPr>
+          <w:rFonts w:ascii="Lucida Calligraphy" w:eastAsia="Malgun Gothic" w:hAnsi="Lucida Calligraphy"/>
+        </w:rPr>
+        <w:t xml:space="preserve"> abgelehnt und bewohnen nun das </w:t>
+      </w:r>
+      <w:proofErr w:type="spellStart"/>
+      <w:r>
+        <w:rPr>
+          <w:rFonts w:ascii="Lucida Calligraphy" w:eastAsia="Malgun Gothic" w:hAnsi="Lucida Calligraphy"/>
+        </w:rPr>
+        <w:t>Unbrindled</w:t>
+      </w:r>
+      <w:proofErr w:type="spellEnd"/>
+      <w:r>
+        <w:rPr>
+          <w:rFonts w:ascii="Lucida Calligraphy" w:eastAsia="Malgun Gothic" w:hAnsi="Lucida Calligraphy"/>
+        </w:rPr>
+        <w:t xml:space="preserve"> Land. </w:t>
       </w:r>
     </w:p>
     <w:p>
@@ -6603,14 +8275,14 @@
           <w:rFonts w:ascii="Lucida Calligraphy" w:eastAsia="Malgun Gothic" w:hAnsi="Lucida Calligraphy"/>
         </w:rPr>
       </w:pPr>
-      <w:bookmarkStart w:id="6" w:name="_Toc17050619"/>
+      <w:bookmarkStart w:id="7" w:name="_Toc30270693"/>
       <w:r>
         <w:rPr>
           <w:rFonts w:ascii="Lucida Calligraphy" w:eastAsia="Malgun Gothic" w:hAnsi="Lucida Calligraphy"/>
         </w:rPr>
         <w:t>Technologie</w:t>
       </w:r>
-      <w:bookmarkEnd w:id="6"/>
+      <w:bookmarkEnd w:id="7"/>
     </w:p>
     <w:p>
       <w:pPr>
@@ -6619,7 +8291,7 @@
           <w:rFonts w:ascii="Lucida Calligraphy" w:eastAsia="Malgun Gothic" w:hAnsi="Lucida Calligraphy"/>
         </w:rPr>
       </w:pPr>
-      <w:bookmarkStart w:id="7" w:name="_Toc17050620"/>
+      <w:bookmarkStart w:id="8" w:name="_Toc30270694"/>
       <w:r>
         <w:rPr>
           <w:rFonts w:ascii="Lucida Calligraphy" w:eastAsia="Malgun Gothic" w:hAnsi="Lucida Calligraphy"/>
@@ -6632,7 +8304,7 @@
         </w:rPr>
         <w:t xml:space="preserve"> Völker</w:t>
       </w:r>
-      <w:bookmarkEnd w:id="7"/>
+      <w:bookmarkEnd w:id="8"/>
     </w:p>
     <w:p>
       <w:pPr>
@@ -6647,7 +8319,7 @@
           <w:rFonts w:ascii="Lucida Calligraphy" w:eastAsia="Malgun Gothic" w:hAnsi="Lucida Calligraphy"/>
         </w:rPr>
       </w:pPr>
-      <w:bookmarkStart w:id="8" w:name="_Toc17050621"/>
+      <w:bookmarkStart w:id="9" w:name="_Toc30270695"/>
       <w:r>
         <w:rPr>
           <w:rStyle w:val="berschrift3Zchn"/>
@@ -6655,7 +8327,7 @@
         </w:rPr>
         <w:t>Menschen:</w:t>
       </w:r>
-      <w:bookmarkEnd w:id="8"/>
+      <w:bookmarkEnd w:id="9"/>
       <w:r>
         <w:rPr>
           <w:rFonts w:ascii="Lucida Calligraphy" w:eastAsia="Malgun Gothic" w:hAnsi="Lucida Calligraphy"/>
@@ -6672,13 +8344,39 @@
         <w:rPr>
           <w:rFonts w:ascii="Lucida Calligraphy" w:eastAsia="Malgun Gothic" w:hAnsi="Lucida Calligraphy"/>
         </w:rPr>
-        <w:t>Die Menschen haben sich auf Agrikultur spezialisiert und handeln mit den Anderen Völkern für Werkzeuge und Materialien.</w:t>
-      </w:r>
-      <w:r>
-        <w:rPr>
-          <w:rFonts w:ascii="Lucida Calligraphy" w:eastAsia="Malgun Gothic" w:hAnsi="Lucida Calligraphy"/>
-        </w:rPr>
-        <w:t xml:space="preserve"> In ihren eigenen Reihen werden Orcs als Sklaven gehalten um die Felder zu </w:t>
+        <w:t xml:space="preserve">Die Menschen haben sich auf Agrikultur spezialisiert und handeln mit den </w:t>
+      </w:r>
+      <w:r>
+        <w:rPr>
+          <w:rFonts w:ascii="Lucida Calligraphy" w:eastAsia="Malgun Gothic" w:hAnsi="Lucida Calligraphy"/>
+        </w:rPr>
+        <w:t>anderen</w:t>
+      </w:r>
+      <w:r>
+        <w:rPr>
+          <w:rFonts w:ascii="Lucida Calligraphy" w:eastAsia="Malgun Gothic" w:hAnsi="Lucida Calligraphy"/>
+        </w:rPr>
+        <w:t xml:space="preserve"> Völkern für Werkzeuge und Materialien.</w:t>
+      </w:r>
+      <w:r>
+        <w:rPr>
+          <w:rFonts w:ascii="Lucida Calligraphy" w:eastAsia="Malgun Gothic" w:hAnsi="Lucida Calligraphy"/>
+        </w:rPr>
+        <w:t xml:space="preserve"> In ihren eigenen Reihen werden </w:t>
+      </w:r>
+      <w:proofErr w:type="spellStart"/>
+      <w:r>
+        <w:rPr>
+          <w:rFonts w:ascii="Lucida Calligraphy" w:eastAsia="Malgun Gothic" w:hAnsi="Lucida Calligraphy"/>
+        </w:rPr>
+        <w:t>Orcs</w:t>
+      </w:r>
+      <w:proofErr w:type="spellEnd"/>
+      <w:r>
+        <w:rPr>
+          <w:rFonts w:ascii="Lucida Calligraphy" w:eastAsia="Malgun Gothic" w:hAnsi="Lucida Calligraphy"/>
+        </w:rPr>
+        <w:t xml:space="preserve"> als Sklaven gehalten um die Felder zu </w:t>
       </w:r>
       <w:r>
         <w:rPr>
@@ -6705,7 +8403,7 @@
         </w:rPr>
         <w:br/>
       </w:r>
-      <w:bookmarkStart w:id="9" w:name="_Toc17050622"/>
+      <w:bookmarkStart w:id="10" w:name="_Toc30270696"/>
       <w:r>
         <w:rPr>
           <w:rStyle w:val="berschrift3Zchn"/>
@@ -6713,7 +8411,7 @@
         </w:rPr>
         <w:t>Gnome:</w:t>
       </w:r>
-      <w:bookmarkEnd w:id="9"/>
+      <w:bookmarkEnd w:id="10"/>
       <w:r>
         <w:rPr>
           <w:rFonts w:ascii="Lucida Calligraphy" w:eastAsia="Malgun Gothic" w:hAnsi="Lucida Calligraphy"/>
@@ -6724,14 +8422,26 @@
         <w:rPr>
           <w:rFonts w:ascii="Lucida Calligraphy" w:eastAsia="Malgun Gothic" w:hAnsi="Lucida Calligraphy"/>
         </w:rPr>
-        <w:t xml:space="preserve">Das Fortschrittlichste Volk sind die Gnome, welche eine Möglichkeit gefunden haben Metalle mit der Hilfe von Magie in Nutzvolle Werkzeuge zu verwandeln. Ansonsten haben die Gnome wenig Fortschritt und leben in </w:t>
+        <w:t xml:space="preserve">Das Fortschrittlichste Volk sind die Gnome, welche eine Möglichkeit </w:t>
       </w:r>
       <w:r>
         <w:rPr>
           <w:rFonts w:ascii="Lucida Calligraphy" w:eastAsia="Malgun Gothic" w:hAnsi="Lucida Calligraphy"/>
         </w:rPr>
         <w:lastRenderedPageBreak/>
-        <w:t xml:space="preserve">Höhlen und sind Großteils unterirdisch unterwegs. </w:t>
+        <w:t xml:space="preserve">gefunden haben Metalle mit der Hilfe von Magie in Nutzvolle Werkzeuge zu verwandeln. Ansonsten haben die Gnome wenig Fortschritt und leben in Höhlen </w:t>
+      </w:r>
+      <w:r>
+        <w:rPr>
+          <w:rFonts w:ascii="Lucida Calligraphy" w:eastAsia="Malgun Gothic" w:hAnsi="Lucida Calligraphy"/>
+        </w:rPr>
+        <w:t>wo sie</w:t>
+      </w:r>
+      <w:r>
+        <w:rPr>
+          <w:rFonts w:ascii="Lucida Calligraphy" w:eastAsia="Malgun Gothic" w:hAnsi="Lucida Calligraphy"/>
+        </w:rPr>
+        <w:t xml:space="preserve"> Großteils unterirdisch unterwegs. </w:t>
       </w:r>
       <w:r>
         <w:rPr>
@@ -6743,7 +8453,33 @@
         <w:rPr>
           <w:rFonts w:ascii="Lucida Calligraphy" w:eastAsia="Malgun Gothic" w:hAnsi="Lucida Calligraphy"/>
         </w:rPr>
-        <w:t xml:space="preserve"> bauen Pilze an und leben von Wurzeln und Kleintieren die in den Bergen Gongs zu finden sind. Selten fangen sie Fairys auf den Höchsten Bergen um diese zu versklaven. </w:t>
+        <w:t xml:space="preserve"> bauen Pilze an und leben von Wurzeln und </w:t>
+      </w:r>
+      <w:r>
+        <w:rPr>
+          <w:rFonts w:ascii="Lucida Calligraphy" w:eastAsia="Malgun Gothic" w:hAnsi="Lucida Calligraphy"/>
+        </w:rPr>
+        <w:t>Kleintieren,</w:t>
+      </w:r>
+      <w:r>
+        <w:rPr>
+          <w:rFonts w:ascii="Lucida Calligraphy" w:eastAsia="Malgun Gothic" w:hAnsi="Lucida Calligraphy"/>
+        </w:rPr>
+        <w:t xml:space="preserve"> die in den Bergen Gongs zu finden sind. Selten fangen sie </w:t>
+      </w:r>
+      <w:proofErr w:type="spellStart"/>
+      <w:r>
+        <w:rPr>
+          <w:rFonts w:ascii="Lucida Calligraphy" w:eastAsia="Malgun Gothic" w:hAnsi="Lucida Calligraphy"/>
+        </w:rPr>
+        <w:t>Fairys</w:t>
+      </w:r>
+      <w:proofErr w:type="spellEnd"/>
+      <w:r>
+        <w:rPr>
+          <w:rFonts w:ascii="Lucida Calligraphy" w:eastAsia="Malgun Gothic" w:hAnsi="Lucida Calligraphy"/>
+        </w:rPr>
+        <w:t xml:space="preserve"> auf den Höchsten Bergen um diese zu versklaven. </w:t>
       </w:r>
     </w:p>
     <w:p>
@@ -6759,7 +8495,7 @@
           <w:rFonts w:ascii="Lucida Calligraphy" w:eastAsia="Malgun Gothic" w:hAnsi="Lucida Calligraphy"/>
         </w:rPr>
       </w:pPr>
-      <w:bookmarkStart w:id="10" w:name="_Toc17050623"/>
+      <w:bookmarkStart w:id="11" w:name="_Toc30270697"/>
       <w:r>
         <w:rPr>
           <w:rStyle w:val="berschrift3Zchn"/>
@@ -6767,7 +8503,7 @@
         </w:rPr>
         <w:t>Dryaden:</w:t>
       </w:r>
-      <w:bookmarkEnd w:id="10"/>
+      <w:bookmarkEnd w:id="11"/>
       <w:r>
         <w:rPr>
           <w:rFonts w:ascii="Lucida Calligraphy" w:eastAsia="Malgun Gothic" w:hAnsi="Lucida Calligraphy"/>
@@ -6778,7 +8514,21 @@
         <w:rPr>
           <w:rFonts w:ascii="Lucida Calligraphy" w:eastAsia="Malgun Gothic" w:hAnsi="Lucida Calligraphy"/>
         </w:rPr>
-        <w:t>Dryaden sind am Magie empfindlichsten</w:t>
+        <w:t xml:space="preserve">Dryaden sind </w:t>
+      </w:r>
+      <w:proofErr w:type="gramStart"/>
+      <w:r>
+        <w:rPr>
+          <w:rFonts w:ascii="Lucida Calligraphy" w:eastAsia="Malgun Gothic" w:hAnsi="Lucida Calligraphy"/>
+        </w:rPr>
+        <w:t>am Magie</w:t>
+      </w:r>
+      <w:proofErr w:type="gramEnd"/>
+      <w:r>
+        <w:rPr>
+          <w:rFonts w:ascii="Lucida Calligraphy" w:eastAsia="Malgun Gothic" w:hAnsi="Lucida Calligraphy"/>
+        </w:rPr>
+        <w:t xml:space="preserve"> empfindlichsten</w:t>
       </w:r>
       <w:r>
         <w:rPr>
@@ -6831,14 +8581,14 @@
           <w:rFonts w:ascii="Lucida Calligraphy" w:eastAsia="Malgun Gothic" w:hAnsi="Lucida Calligraphy"/>
         </w:rPr>
       </w:pPr>
-      <w:bookmarkStart w:id="11" w:name="_Toc17050624"/>
+      <w:bookmarkStart w:id="12" w:name="_Toc30270698"/>
       <w:r>
         <w:rPr>
           <w:rFonts w:ascii="Lucida Calligraphy" w:eastAsia="Malgun Gothic" w:hAnsi="Lucida Calligraphy"/>
         </w:rPr>
         <w:t>Wilden Völker</w:t>
       </w:r>
-      <w:bookmarkEnd w:id="11"/>
+      <w:bookmarkEnd w:id="12"/>
     </w:p>
     <w:p>
       <w:pPr>
@@ -6853,20 +8603,57 @@
           <w:rFonts w:ascii="Lucida Calligraphy" w:eastAsia="Malgun Gothic" w:hAnsi="Lucida Calligraphy"/>
         </w:rPr>
       </w:pPr>
-      <w:bookmarkStart w:id="12" w:name="_Toc17050625"/>
+      <w:bookmarkStart w:id="13" w:name="_Toc30270699"/>
+      <w:proofErr w:type="spellStart"/>
       <w:r>
         <w:rPr>
           <w:rStyle w:val="berschrift3Zchn"/>
           <w:rFonts w:ascii="Lucida Calligraphy" w:eastAsia="Malgun Gothic" w:hAnsi="Lucida Calligraphy"/>
         </w:rPr>
-        <w:t>Kitsune:</w:t>
-      </w:r>
-      <w:bookmarkEnd w:id="12"/>
-      <w:r>
-        <w:rPr>
-          <w:rFonts w:ascii="Lucida Calligraphy" w:eastAsia="Malgun Gothic" w:hAnsi="Lucida Calligraphy"/>
-        </w:rPr>
-        <w:t xml:space="preserve"> Die Kitsunen Gehören wie die Fairys zu den Wilden Völkern und besitzen kaum bis keine Technologie. Leichte Waffen wie Steinmesser wurden schon gefunden und auch Äste und </w:t>
+        <w:t>Kitsune</w:t>
+      </w:r>
+      <w:proofErr w:type="spellEnd"/>
+      <w:r>
+        <w:rPr>
+          <w:rStyle w:val="berschrift3Zchn"/>
+          <w:rFonts w:ascii="Lucida Calligraphy" w:eastAsia="Malgun Gothic" w:hAnsi="Lucida Calligraphy"/>
+        </w:rPr>
+        <w:t>:</w:t>
+      </w:r>
+      <w:bookmarkEnd w:id="13"/>
+      <w:r>
+        <w:rPr>
+          <w:rFonts w:ascii="Lucida Calligraphy" w:eastAsia="Malgun Gothic" w:hAnsi="Lucida Calligraphy"/>
+        </w:rPr>
+        <w:t xml:space="preserve"> Die </w:t>
+      </w:r>
+      <w:proofErr w:type="spellStart"/>
+      <w:r>
+        <w:rPr>
+          <w:rFonts w:ascii="Lucida Calligraphy" w:eastAsia="Malgun Gothic" w:hAnsi="Lucida Calligraphy"/>
+        </w:rPr>
+        <w:t>Kitsunen</w:t>
+      </w:r>
+      <w:proofErr w:type="spellEnd"/>
+      <w:r>
+        <w:rPr>
+          <w:rFonts w:ascii="Lucida Calligraphy" w:eastAsia="Malgun Gothic" w:hAnsi="Lucida Calligraphy"/>
+        </w:rPr>
+        <w:t xml:space="preserve"> Gehören wie die </w:t>
+      </w:r>
+      <w:proofErr w:type="spellStart"/>
+      <w:r>
+        <w:rPr>
+          <w:rFonts w:ascii="Lucida Calligraphy" w:eastAsia="Malgun Gothic" w:hAnsi="Lucida Calligraphy"/>
+        </w:rPr>
+        <w:t>Fairys</w:t>
+      </w:r>
+      <w:proofErr w:type="spellEnd"/>
+      <w:r>
+        <w:rPr>
+          <w:rFonts w:ascii="Lucida Calligraphy" w:eastAsia="Malgun Gothic" w:hAnsi="Lucida Calligraphy"/>
+        </w:rPr>
+        <w:t xml:space="preserve"> zu den Wilden Völkern und besitzen kaum bis keine Technologie. Leichte Waffen wie Steinmesser wurden schon gefunden und auch Äste und </w:t>
       </w:r>
       <w:r>
         <w:rPr>
@@ -6878,7 +8665,21 @@
         <w:rPr>
           <w:rFonts w:ascii="Lucida Calligraphy" w:eastAsia="Malgun Gothic" w:hAnsi="Lucida Calligraphy"/>
         </w:rPr>
-        <w:t xml:space="preserve"> werden ab und zu zusammengebunden gefunden, was auf ein Verständnis zum Unterkunft bau schließen lässt. Es ist kein Handel mit diesen Wesen möglich und Kitsunen sind ungebetene Gäste, da Sie nicht zurückschrecken </w:t>
+        <w:t xml:space="preserve"> werden ab und zu zusammengebunden gefunden, was auf ein Verständnis zum Unterkunft bau schließen lässt. Es ist kein Handel mit diesen Wesen möglich und </w:t>
+      </w:r>
+      <w:proofErr w:type="spellStart"/>
+      <w:r>
+        <w:rPr>
+          <w:rFonts w:ascii="Lucida Calligraphy" w:eastAsia="Malgun Gothic" w:hAnsi="Lucida Calligraphy"/>
+        </w:rPr>
+        <w:t>Kitsunen</w:t>
+      </w:r>
+      <w:proofErr w:type="spellEnd"/>
+      <w:r>
+        <w:rPr>
+          <w:rFonts w:ascii="Lucida Calligraphy" w:eastAsia="Malgun Gothic" w:hAnsi="Lucida Calligraphy"/>
+        </w:rPr>
+        <w:t xml:space="preserve"> sind ungebetene Gäste, da Sie nicht zurückschrecken </w:t>
       </w:r>
       <w:r>
         <w:rPr>
@@ -6906,20 +8707,57 @@
           <w:rFonts w:ascii="Lucida Calligraphy" w:eastAsia="Malgun Gothic" w:hAnsi="Lucida Calligraphy"/>
         </w:rPr>
       </w:pPr>
-      <w:bookmarkStart w:id="13" w:name="_Toc17050626"/>
+      <w:bookmarkStart w:id="14" w:name="_Toc30270700"/>
+      <w:proofErr w:type="spellStart"/>
       <w:r>
         <w:rPr>
           <w:rStyle w:val="berschrift3Zchn"/>
           <w:rFonts w:ascii="Lucida Calligraphy" w:eastAsia="Malgun Gothic" w:hAnsi="Lucida Calligraphy"/>
         </w:rPr>
-        <w:t>Fairys:</w:t>
-      </w:r>
-      <w:bookmarkEnd w:id="13"/>
-      <w:r>
-        <w:rPr>
-          <w:rFonts w:ascii="Lucida Calligraphy" w:eastAsia="Malgun Gothic" w:hAnsi="Lucida Calligraphy"/>
-        </w:rPr>
-        <w:t xml:space="preserve"> Neben den Kitsunen gehört dieses Volk zu den Wilden Völkern die weder die Allgemeine Sprache sprechen noch Technologie verwenden. Das einzige was sie in diese Stufe hebt ist ihre Affektivität zur Magie. Diese Wesen fliegen hoch über den Bergen und Nesten in Kalten Regionen in selbstgegrabenen </w:t>
+        <w:t>Fairys</w:t>
+      </w:r>
+      <w:proofErr w:type="spellEnd"/>
+      <w:r>
+        <w:rPr>
+          <w:rStyle w:val="berschrift3Zchn"/>
+          <w:rFonts w:ascii="Lucida Calligraphy" w:eastAsia="Malgun Gothic" w:hAnsi="Lucida Calligraphy"/>
+        </w:rPr>
+        <w:t>:</w:t>
+      </w:r>
+      <w:bookmarkEnd w:id="14"/>
+      <w:r>
+        <w:rPr>
+          <w:rFonts w:ascii="Lucida Calligraphy" w:eastAsia="Malgun Gothic" w:hAnsi="Lucida Calligraphy"/>
+        </w:rPr>
+        <w:t xml:space="preserve"> Neben den </w:t>
+      </w:r>
+      <w:proofErr w:type="spellStart"/>
+      <w:r>
+        <w:rPr>
+          <w:rFonts w:ascii="Lucida Calligraphy" w:eastAsia="Malgun Gothic" w:hAnsi="Lucida Calligraphy"/>
+        </w:rPr>
+        <w:t>Kitsunen</w:t>
+      </w:r>
+      <w:proofErr w:type="spellEnd"/>
+      <w:r>
+        <w:rPr>
+          <w:rFonts w:ascii="Lucida Calligraphy" w:eastAsia="Malgun Gothic" w:hAnsi="Lucida Calligraphy"/>
+        </w:rPr>
+        <w:t xml:space="preserve"> gehört dieses Volk zu den Wilden </w:t>
+      </w:r>
+      <w:proofErr w:type="gramStart"/>
+      <w:r>
+        <w:rPr>
+          <w:rFonts w:ascii="Lucida Calligraphy" w:eastAsia="Malgun Gothic" w:hAnsi="Lucida Calligraphy"/>
+        </w:rPr>
+        <w:t>Völkern</w:t>
+      </w:r>
+      <w:proofErr w:type="gramEnd"/>
+      <w:r>
+        <w:rPr>
+          <w:rFonts w:ascii="Lucida Calligraphy" w:eastAsia="Malgun Gothic" w:hAnsi="Lucida Calligraphy"/>
+        </w:rPr>
+        <w:t xml:space="preserve"> die weder die Allgemeine Sprache sprechen noch Technologie verwenden. Das einzige was sie in diese Stufe hebt ist ihre Affektivität zur Magie. Diese Wesen fliegen hoch über den Bergen und Nesten in Kalten Regionen in selbstgegrabenen </w:t>
       </w:r>
       <w:r>
         <w:rPr>
@@ -6931,7 +8769,21 @@
         <w:rPr>
           <w:rFonts w:ascii="Lucida Calligraphy" w:eastAsia="Malgun Gothic" w:hAnsi="Lucida Calligraphy"/>
         </w:rPr>
-        <w:t xml:space="preserve"> oder Natürlich vorkommenden Höhlen.</w:t>
+        <w:t xml:space="preserve"> oder </w:t>
+      </w:r>
+      <w:proofErr w:type="gramStart"/>
+      <w:r>
+        <w:rPr>
+          <w:rFonts w:ascii="Lucida Calligraphy" w:eastAsia="Malgun Gothic" w:hAnsi="Lucida Calligraphy"/>
+        </w:rPr>
+        <w:t>Natürlich</w:t>
+      </w:r>
+      <w:proofErr w:type="gramEnd"/>
+      <w:r>
+        <w:rPr>
+          <w:rFonts w:ascii="Lucida Calligraphy" w:eastAsia="Malgun Gothic" w:hAnsi="Lucida Calligraphy"/>
+        </w:rPr>
+        <w:t xml:space="preserve"> vorkommenden Höhlen.</w:t>
       </w:r>
     </w:p>
     <w:p>
@@ -6948,14 +8800,14 @@
           <w:rFonts w:ascii="Lucida Calligraphy" w:eastAsia="Malgun Gothic" w:hAnsi="Lucida Calligraphy"/>
         </w:rPr>
       </w:pPr>
-      <w:bookmarkStart w:id="14" w:name="_Toc17050627"/>
+      <w:bookmarkStart w:id="15" w:name="_Toc30270701"/>
       <w:r>
         <w:rPr>
           <w:rFonts w:ascii="Lucida Calligraphy" w:eastAsia="Malgun Gothic" w:hAnsi="Lucida Calligraphy"/>
         </w:rPr>
         <w:t>Dunkle Völker</w:t>
       </w:r>
-      <w:bookmarkEnd w:id="14"/>
+      <w:bookmarkEnd w:id="15"/>
     </w:p>
     <w:p>
       <w:pPr>
@@ -6970,7 +8822,8 @@
           <w:rFonts w:ascii="Lucida Calligraphy" w:eastAsia="Malgun Gothic" w:hAnsi="Lucida Calligraphy"/>
         </w:rPr>
       </w:pPr>
-      <w:bookmarkStart w:id="15" w:name="_Toc17050628"/>
+      <w:bookmarkStart w:id="16" w:name="_Toc30270702"/>
+      <w:proofErr w:type="spellStart"/>
       <w:r>
         <w:rPr>
           <w:rStyle w:val="berschrift3Zchn"/>
@@ -6978,6 +8831,7 @@
         </w:rPr>
         <w:t>Orc</w:t>
       </w:r>
+      <w:proofErr w:type="spellEnd"/>
       <w:r>
         <w:rPr>
           <w:rStyle w:val="berschrift3Zchn"/>
@@ -6985,7 +8839,7 @@
         </w:rPr>
         <w:t>:</w:t>
       </w:r>
-      <w:bookmarkEnd w:id="15"/>
+      <w:bookmarkEnd w:id="16"/>
       <w:r>
         <w:rPr>
           <w:rFonts w:ascii="Lucida Calligraphy" w:eastAsia="Malgun Gothic" w:hAnsi="Lucida Calligraphy"/>
@@ -6996,7 +8850,21 @@
         <w:rPr>
           <w:rFonts w:ascii="Lucida Calligraphy" w:eastAsia="Malgun Gothic" w:hAnsi="Lucida Calligraphy"/>
         </w:rPr>
-        <w:t xml:space="preserve">Die Orcs benutzen Großteils Steinwerkzeuge und sind die Architekten und Farmarbeiter der Dunklen Völker. </w:t>
+        <w:t xml:space="preserve">Die </w:t>
+      </w:r>
+      <w:proofErr w:type="spellStart"/>
+      <w:r>
+        <w:rPr>
+          <w:rFonts w:ascii="Lucida Calligraphy" w:eastAsia="Malgun Gothic" w:hAnsi="Lucida Calligraphy"/>
+        </w:rPr>
+        <w:t>Orcs</w:t>
+      </w:r>
+      <w:proofErr w:type="spellEnd"/>
+      <w:r>
+        <w:rPr>
+          <w:rFonts w:ascii="Lucida Calligraphy" w:eastAsia="Malgun Gothic" w:hAnsi="Lucida Calligraphy"/>
+        </w:rPr>
+        <w:t xml:space="preserve"> benutzen Großteils Steinwerkzeuge und sind die Architekten und Farmarbeiter der Dunklen Völker. </w:t>
       </w:r>
       <w:r>
         <w:rPr>
@@ -7030,7 +8898,8 @@
           <w:rFonts w:ascii="Lucida Calligraphy" w:eastAsia="Malgun Gothic" w:hAnsi="Lucida Calligraphy"/>
         </w:rPr>
       </w:pPr>
-      <w:bookmarkStart w:id="16" w:name="_Toc17050629"/>
+      <w:bookmarkStart w:id="17" w:name="_Toc30270703"/>
+      <w:proofErr w:type="spellStart"/>
       <w:r>
         <w:rPr>
           <w:rStyle w:val="berschrift3Zchn"/>
@@ -7038,6 +8907,7 @@
         </w:rPr>
         <w:t>Norse</w:t>
       </w:r>
+      <w:proofErr w:type="spellEnd"/>
       <w:r>
         <w:rPr>
           <w:rStyle w:val="berschrift3Zchn"/>
@@ -7045,7 +8915,7 @@
         </w:rPr>
         <w:t>:</w:t>
       </w:r>
-      <w:bookmarkEnd w:id="16"/>
+      <w:bookmarkEnd w:id="17"/>
       <w:r>
         <w:rPr>
           <w:rFonts w:ascii="Lucida Calligraphy" w:eastAsia="Malgun Gothic" w:hAnsi="Lucida Calligraphy"/>
@@ -7062,7 +8932,21 @@
         <w:rPr>
           <w:rFonts w:ascii="Lucida Calligraphy" w:eastAsia="Malgun Gothic" w:hAnsi="Lucida Calligraphy"/>
         </w:rPr>
-        <w:t xml:space="preserve">ie Norse </w:t>
+        <w:t xml:space="preserve">ie </w:t>
+      </w:r>
+      <w:proofErr w:type="spellStart"/>
+      <w:r>
+        <w:rPr>
+          <w:rFonts w:ascii="Lucida Calligraphy" w:eastAsia="Malgun Gothic" w:hAnsi="Lucida Calligraphy"/>
+        </w:rPr>
+        <w:t>Norse</w:t>
+      </w:r>
+      <w:proofErr w:type="spellEnd"/>
+      <w:r>
+        <w:rPr>
+          <w:rFonts w:ascii="Lucida Calligraphy" w:eastAsia="Malgun Gothic" w:hAnsi="Lucida Calligraphy"/>
+        </w:rPr>
+        <w:t xml:space="preserve"> </w:t>
       </w:r>
       <w:r>
         <w:rPr>
@@ -7070,18 +8954,21 @@
         </w:rPr>
         <w:t xml:space="preserve">leben am Mountain </w:t>
       </w:r>
+      <w:proofErr w:type="spellStart"/>
       <w:r>
         <w:rPr>
           <w:rFonts w:ascii="Lucida Calligraphy" w:eastAsia="Malgun Gothic" w:hAnsi="Lucida Calligraphy"/>
         </w:rPr>
         <w:t>Yami</w:t>
       </w:r>
+      <w:proofErr w:type="spellEnd"/>
       <w:r>
         <w:rPr>
           <w:rFonts w:ascii="Lucida Calligraphy" w:eastAsia="Malgun Gothic" w:hAnsi="Lucida Calligraphy"/>
         </w:rPr>
         <w:t xml:space="preserve"> in ihrer Hauptstadt </w:t>
       </w:r>
+      <w:proofErr w:type="spellStart"/>
       <w:r>
         <w:rPr>
           <w:rFonts w:ascii="Lucida Calligraphy" w:eastAsia="Malgun Gothic" w:hAnsi="Lucida Calligraphy"/>
@@ -7092,7 +8979,14 @@
         <w:rPr>
           <w:rFonts w:ascii="Lucida Calligraphy" w:eastAsia="Malgun Gothic" w:hAnsi="Lucida Calligraphy"/>
         </w:rPr>
-        <w:t>arach. Diese Festung wurde von ihnen</w:t>
+        <w:t>arach</w:t>
+      </w:r>
+      <w:proofErr w:type="spellEnd"/>
+      <w:r>
+        <w:rPr>
+          <w:rFonts w:ascii="Lucida Calligraphy" w:eastAsia="Malgun Gothic" w:hAnsi="Lucida Calligraphy"/>
+        </w:rPr>
+        <w:t>. Diese Festung wurde von ihnen</w:t>
       </w:r>
       <w:r>
         <w:rPr>
@@ -7126,14 +9020,17 @@
           <w:rFonts w:ascii="Lucida Calligraphy" w:eastAsia="Malgun Gothic" w:hAnsi="Lucida Calligraphy"/>
         </w:rPr>
       </w:pPr>
-      <w:bookmarkStart w:id="17" w:name="_Toc17050630"/>
+      <w:bookmarkStart w:id="18" w:name="_Toc30270704"/>
+      <w:proofErr w:type="spellStart"/>
       <w:r>
         <w:rPr>
           <w:rStyle w:val="berschrift3Zchn"/>
           <w:rFonts w:ascii="Lucida Calligraphy" w:eastAsia="Malgun Gothic" w:hAnsi="Lucida Calligraphy"/>
         </w:rPr>
+        <w:lastRenderedPageBreak/>
         <w:t>Were</w:t>
       </w:r>
+      <w:proofErr w:type="spellEnd"/>
       <w:r>
         <w:rPr>
           <w:rStyle w:val="berschrift3Zchn"/>
@@ -7141,12 +9038,26 @@
         </w:rPr>
         <w:t>:</w:t>
       </w:r>
-      <w:bookmarkEnd w:id="17"/>
-      <w:r>
-        <w:rPr>
-          <w:rFonts w:ascii="Lucida Calligraphy" w:eastAsia="Malgun Gothic" w:hAnsi="Lucida Calligraphy"/>
-        </w:rPr>
-        <w:t xml:space="preserve"> Die Weres haben sich Großteils in die Wälder gezogen um dort ihre Dörfer zu errichten. Sie sind sehr Naturgebunden und Haben zwischen Wenig bis Viel Magische Kraft alles vertreten. </w:t>
+      <w:bookmarkEnd w:id="18"/>
+      <w:r>
+        <w:rPr>
+          <w:rFonts w:ascii="Lucida Calligraphy" w:eastAsia="Malgun Gothic" w:hAnsi="Lucida Calligraphy"/>
+        </w:rPr>
+        <w:t xml:space="preserve"> Die </w:t>
+      </w:r>
+      <w:proofErr w:type="spellStart"/>
+      <w:r>
+        <w:rPr>
+          <w:rFonts w:ascii="Lucida Calligraphy" w:eastAsia="Malgun Gothic" w:hAnsi="Lucida Calligraphy"/>
+        </w:rPr>
+        <w:t>Weres</w:t>
+      </w:r>
+      <w:proofErr w:type="spellEnd"/>
+      <w:r>
+        <w:rPr>
+          <w:rFonts w:ascii="Lucida Calligraphy" w:eastAsia="Malgun Gothic" w:hAnsi="Lucida Calligraphy"/>
+        </w:rPr>
+        <w:t xml:space="preserve"> haben sich Großteils in die Wälder gezogen um dort ihre Dörfer zu errichten. Sie sind sehr Naturgebunden und Haben zwischen Wenig bis Viel Magische Kraft alles vertreten. </w:t>
       </w:r>
     </w:p>
     <w:p>
@@ -7162,7 +9073,8 @@
           <w:rFonts w:ascii="Lucida Calligraphy" w:eastAsia="Malgun Gothic" w:hAnsi="Lucida Calligraphy"/>
         </w:rPr>
       </w:pPr>
-      <w:bookmarkStart w:id="18" w:name="_Toc17050631"/>
+      <w:bookmarkStart w:id="19" w:name="_Toc30270705"/>
+      <w:proofErr w:type="spellStart"/>
       <w:r>
         <w:rPr>
           <w:rStyle w:val="berschrift3Zchn"/>
@@ -7170,6 +9082,7 @@
         </w:rPr>
         <w:t>Demon</w:t>
       </w:r>
+      <w:proofErr w:type="spellEnd"/>
       <w:r>
         <w:rPr>
           <w:rStyle w:val="berschrift3Zchn"/>
@@ -7177,12 +9090,19 @@
         </w:rPr>
         <w:t>:</w:t>
       </w:r>
-      <w:bookmarkEnd w:id="18"/>
-      <w:r>
-        <w:rPr>
-          <w:rFonts w:ascii="Lucida Calligraphy" w:eastAsia="Malgun Gothic" w:hAnsi="Lucida Calligraphy"/>
-        </w:rPr>
-        <w:t xml:space="preserve"> Demon</w:t>
+      <w:bookmarkEnd w:id="19"/>
+      <w:r>
+        <w:rPr>
+          <w:rFonts w:ascii="Lucida Calligraphy" w:eastAsia="Malgun Gothic" w:hAnsi="Lucida Calligraphy"/>
+        </w:rPr>
+        <w:t xml:space="preserve"> </w:t>
+      </w:r>
+      <w:proofErr w:type="spellStart"/>
+      <w:r>
+        <w:rPr>
+          <w:rFonts w:ascii="Lucida Calligraphy" w:eastAsia="Malgun Gothic" w:hAnsi="Lucida Calligraphy"/>
+        </w:rPr>
+        <w:t>Demon</w:t>
       </w:r>
       <w:r>
         <w:rPr>
@@ -7190,11 +9110,26 @@
         </w:rPr>
         <w:t>s</w:t>
       </w:r>
-      <w:r>
-        <w:rPr>
-          <w:rFonts w:ascii="Lucida Calligraphy" w:eastAsia="Malgun Gothic" w:hAnsi="Lucida Calligraphy"/>
-        </w:rPr>
-        <w:t xml:space="preserve"> sind Stark Magisch vertreten und können das Leben aus allen ziehen. Die rausgezogene Energie nutzen Sie um ihre eigene Lebenszeit zu verlängern </w:t>
+      <w:proofErr w:type="spellEnd"/>
+      <w:r>
+        <w:rPr>
+          <w:rFonts w:ascii="Lucida Calligraphy" w:eastAsia="Malgun Gothic" w:hAnsi="Lucida Calligraphy"/>
+        </w:rPr>
+        <w:t xml:space="preserve"> sind </w:t>
+      </w:r>
+      <w:proofErr w:type="gramStart"/>
+      <w:r>
+        <w:rPr>
+          <w:rFonts w:ascii="Lucida Calligraphy" w:eastAsia="Malgun Gothic" w:hAnsi="Lucida Calligraphy"/>
+        </w:rPr>
+        <w:t>Stark</w:t>
+      </w:r>
+      <w:proofErr w:type="gramEnd"/>
+      <w:r>
+        <w:rPr>
+          <w:rFonts w:ascii="Lucida Calligraphy" w:eastAsia="Malgun Gothic" w:hAnsi="Lucida Calligraphy"/>
+        </w:rPr>
+        <w:t xml:space="preserve"> Magisch vertreten und können das Leben aus allen ziehen. Die rausgezogene Energie nutzen Sie um ihre eigene Lebenszeit zu verlängern </w:t>
       </w:r>
       <w:r>
         <w:rPr>
@@ -7210,14 +9145,14 @@
           <w:rFonts w:ascii="Lucida Calligraphy" w:eastAsia="Malgun Gothic" w:hAnsi="Lucida Calligraphy"/>
         </w:rPr>
       </w:pPr>
-      <w:bookmarkStart w:id="19" w:name="_Toc17050632"/>
+      <w:bookmarkStart w:id="20" w:name="_Toc30270706"/>
       <w:r>
         <w:rPr>
           <w:rFonts w:ascii="Lucida Calligraphy" w:eastAsia="Malgun Gothic" w:hAnsi="Lucida Calligraphy"/>
         </w:rPr>
         <w:t>Rassen</w:t>
       </w:r>
-      <w:bookmarkEnd w:id="19"/>
+      <w:bookmarkEnd w:id="20"/>
     </w:p>
     <w:p>
       <w:pPr>
@@ -7234,14 +9169,14 @@
           <w:rFonts w:ascii="Lucida Calligraphy" w:eastAsia="Malgun Gothic" w:hAnsi="Lucida Calligraphy"/>
         </w:rPr>
       </w:pPr>
-      <w:bookmarkStart w:id="20" w:name="_Toc17050633"/>
+      <w:bookmarkStart w:id="21" w:name="_Toc30270707"/>
       <w:r>
         <w:rPr>
           <w:rFonts w:ascii="Lucida Calligraphy" w:eastAsia="Malgun Gothic" w:hAnsi="Lucida Calligraphy"/>
         </w:rPr>
         <w:t>Dryade</w:t>
       </w:r>
-      <w:bookmarkEnd w:id="20"/>
+      <w:bookmarkEnd w:id="21"/>
     </w:p>
     <w:p>
       <w:pPr>
@@ -7249,7 +9184,7 @@
           <w:rFonts w:ascii="Lucida Calligraphy" w:eastAsia="Malgun Gothic" w:hAnsi="Lucida Calligraphy"/>
         </w:rPr>
       </w:pPr>
-      <w:bookmarkStart w:id="21" w:name="_Toc17050634"/>
+      <w:bookmarkStart w:id="22" w:name="_Toc30270708"/>
       <w:r>
         <w:rPr>
           <w:rStyle w:val="berschrift3Zchn"/>
@@ -7257,7 +9192,7 @@
         </w:rPr>
         <w:t>Aussehen:</w:t>
       </w:r>
-      <w:bookmarkEnd w:id="21"/>
+      <w:bookmarkEnd w:id="22"/>
       <w:r>
         <w:rPr>
           <w:rFonts w:ascii="Lucida Calligraphy" w:eastAsia="Malgun Gothic" w:hAnsi="Lucida Calligraphy"/>
@@ -7280,7 +9215,21 @@
         <w:rPr>
           <w:rFonts w:ascii="Lucida Calligraphy" w:eastAsia="Malgun Gothic" w:hAnsi="Lucida Calligraphy"/>
         </w:rPr>
-        <w:t xml:space="preserve"> Metern. Sie sind dürr und leben in den Urwäldern von Shorin. </w:t>
+        <w:t xml:space="preserve"> Metern. Sie sind dürr und leben in den Urwäldern von </w:t>
+      </w:r>
+      <w:proofErr w:type="spellStart"/>
+      <w:r>
+        <w:rPr>
+          <w:rFonts w:ascii="Lucida Calligraphy" w:eastAsia="Malgun Gothic" w:hAnsi="Lucida Calligraphy"/>
+        </w:rPr>
+        <w:t>Shorin</w:t>
+      </w:r>
+      <w:proofErr w:type="spellEnd"/>
+      <w:r>
+        <w:rPr>
+          <w:rFonts w:ascii="Lucida Calligraphy" w:eastAsia="Malgun Gothic" w:hAnsi="Lucida Calligraphy"/>
+        </w:rPr>
+        <w:t xml:space="preserve">. </w:t>
       </w:r>
       <w:r>
         <w:rPr>
@@ -7292,13 +9241,13 @@
         <w:rPr>
           <w:rFonts w:ascii="Lucida Calligraphy" w:eastAsia="Malgun Gothic" w:hAnsi="Lucida Calligraphy"/>
         </w:rPr>
-        <w:t>m</w:t>
-      </w:r>
-      <w:r>
-        <w:rPr>
-          <w:rFonts w:ascii="Lucida Calligraphy" w:eastAsia="Malgun Gothic" w:hAnsi="Lucida Calligraphy"/>
-        </w:rPr>
-        <w:t xml:space="preserve">it einen kleinen Ohrlappen als </w:t>
+        <w:t>mit einem kleinen Ohrlappen</w:t>
+      </w:r>
+      <w:r>
+        <w:rPr>
+          <w:rFonts w:ascii="Lucida Calligraphy" w:eastAsia="Malgun Gothic" w:hAnsi="Lucida Calligraphy"/>
+        </w:rPr>
+        <w:t xml:space="preserve"> als </w:t>
       </w:r>
       <w:r>
         <w:rPr>
@@ -7310,7 +9259,13 @@
         <w:rPr>
           <w:rFonts w:ascii="Lucida Calligraphy" w:eastAsia="Malgun Gothic" w:hAnsi="Lucida Calligraphy"/>
         </w:rPr>
-        <w:t xml:space="preserve">. </w:t>
+        <w:t>, der auf und zugeklappt werden kann.</w:t>
+      </w:r>
+      <w:r>
+        <w:rPr>
+          <w:rFonts w:ascii="Lucida Calligraphy" w:eastAsia="Malgun Gothic" w:hAnsi="Lucida Calligraphy"/>
+        </w:rPr>
+        <w:t xml:space="preserve"> </w:t>
       </w:r>
     </w:p>
     <w:p>
@@ -7319,7 +9274,7 @@
           <w:rFonts w:ascii="Lucida Calligraphy" w:eastAsia="Malgun Gothic" w:hAnsi="Lucida Calligraphy"/>
         </w:rPr>
       </w:pPr>
-      <w:bookmarkStart w:id="22" w:name="_Toc17050635"/>
+      <w:bookmarkStart w:id="23" w:name="_Toc30270709"/>
       <w:r>
         <w:rPr>
           <w:rStyle w:val="berschrift3Zchn"/>
@@ -7327,24 +9282,86 @@
         </w:rPr>
         <w:t>Wohnort:</w:t>
       </w:r>
-      <w:bookmarkEnd w:id="22"/>
-      <w:r>
-        <w:rPr>
-          <w:rFonts w:ascii="Lucida Calligraphy" w:eastAsia="Malgun Gothic" w:hAnsi="Lucida Calligraphy"/>
-        </w:rPr>
-        <w:t xml:space="preserve"> Dryaden leben in den Nördlichen teilen der bekannten Welt, es gibt aber auch eine Siedlung südlich von Gong.</w:t>
-      </w:r>
-      <w:r>
-        <w:rPr>
-          <w:rFonts w:ascii="Lucida Calligraphy" w:eastAsia="Malgun Gothic" w:hAnsi="Lucida Calligraphy"/>
-        </w:rPr>
-        <w:t xml:space="preserve"> Wohnhaft sind sie auch in den Wäldern Kaguyas.</w:t>
-      </w:r>
-      <w:r>
-        <w:rPr>
-          <w:rFonts w:ascii="Lucida Calligraphy" w:eastAsia="Malgun Gothic" w:hAnsi="Lucida Calligraphy"/>
-        </w:rPr>
-        <w:t xml:space="preserve"> Sie sind in kleineren Gruppen vertreten ~ 16 pro aufkommen. </w:t>
+      <w:bookmarkEnd w:id="23"/>
+      <w:r>
+        <w:rPr>
+          <w:rFonts w:ascii="Lucida Calligraphy" w:eastAsia="Malgun Gothic" w:hAnsi="Lucida Calligraphy"/>
+        </w:rPr>
+        <w:t xml:space="preserve"> Dryaden leben in den Nördlichen </w:t>
+      </w:r>
+      <w:r>
+        <w:rPr>
+          <w:rFonts w:ascii="Lucida Calligraphy" w:eastAsia="Malgun Gothic" w:hAnsi="Lucida Calligraphy"/>
+        </w:rPr>
+        <w:t>Teilen</w:t>
+      </w:r>
+      <w:r>
+        <w:rPr>
+          <w:rFonts w:ascii="Lucida Calligraphy" w:eastAsia="Malgun Gothic" w:hAnsi="Lucida Calligraphy"/>
+        </w:rPr>
+        <w:t xml:space="preserve"> der bekannten Welt</w:t>
+      </w:r>
+      <w:r>
+        <w:rPr>
+          <w:rFonts w:ascii="Lucida Calligraphy" w:eastAsia="Malgun Gothic" w:hAnsi="Lucida Calligraphy"/>
+        </w:rPr>
+        <w:t>.</w:t>
+      </w:r>
+      <w:r>
+        <w:rPr>
+          <w:rFonts w:ascii="Lucida Calligraphy" w:eastAsia="Malgun Gothic" w:hAnsi="Lucida Calligraphy"/>
+        </w:rPr>
+        <w:t xml:space="preserve"> </w:t>
+      </w:r>
+      <w:r>
+        <w:rPr>
+          <w:rFonts w:ascii="Lucida Calligraphy" w:eastAsia="Malgun Gothic" w:hAnsi="Lucida Calligraphy"/>
+        </w:rPr>
+        <w:t>Eine Siedlung existiert s</w:t>
+      </w:r>
+      <w:r>
+        <w:rPr>
+          <w:rFonts w:ascii="Lucida Calligraphy" w:eastAsia="Malgun Gothic" w:hAnsi="Lucida Calligraphy"/>
+        </w:rPr>
+        <w:t>üdlich von Gong.</w:t>
+      </w:r>
+      <w:r>
+        <w:rPr>
+          <w:rFonts w:ascii="Lucida Calligraphy" w:eastAsia="Malgun Gothic" w:hAnsi="Lucida Calligraphy"/>
+        </w:rPr>
+        <w:t xml:space="preserve"> Wohnhaft sind sie auch in den Wäldern </w:t>
+      </w:r>
+      <w:proofErr w:type="spellStart"/>
+      <w:r>
+        <w:rPr>
+          <w:rFonts w:ascii="Lucida Calligraphy" w:eastAsia="Malgun Gothic" w:hAnsi="Lucida Calligraphy"/>
+        </w:rPr>
+        <w:t>Kaguyas</w:t>
+      </w:r>
+      <w:proofErr w:type="spellEnd"/>
+      <w:r>
+        <w:rPr>
+          <w:rFonts w:ascii="Lucida Calligraphy" w:eastAsia="Malgun Gothic" w:hAnsi="Lucida Calligraphy"/>
+        </w:rPr>
+        <w:t>.</w:t>
+      </w:r>
+      <w:r>
+        <w:rPr>
+          <w:rFonts w:ascii="Lucida Calligraphy" w:eastAsia="Malgun Gothic" w:hAnsi="Lucida Calligraphy"/>
+        </w:rPr>
+        <w:t xml:space="preserve"> Sie sind in kleineren Gruppen vertreten</w:t>
+      </w:r>
+      <w:r>
+        <w:rPr>
+          <w:rFonts w:ascii="Lucida Calligraphy" w:eastAsia="Malgun Gothic" w:hAnsi="Lucida Calligraphy"/>
+        </w:rPr>
+        <w:t>:</w:t>
+      </w:r>
+      <w:r>
+        <w:rPr>
+          <w:rFonts w:ascii="Lucida Calligraphy" w:eastAsia="Malgun Gothic" w:hAnsi="Lucida Calligraphy"/>
+        </w:rPr>
+        <w:t xml:space="preserve"> ~ 16 pro aufkommen. </w:t>
       </w:r>
     </w:p>
     <w:p>
@@ -7353,7 +9370,7 @@
           <w:rFonts w:ascii="Lucida Calligraphy" w:eastAsia="Malgun Gothic" w:hAnsi="Lucida Calligraphy"/>
         </w:rPr>
       </w:pPr>
-      <w:bookmarkStart w:id="23" w:name="_Toc17050636"/>
+      <w:bookmarkStart w:id="24" w:name="_Toc30270710"/>
       <w:r>
         <w:rPr>
           <w:rStyle w:val="berschrift3Zchn"/>
@@ -7361,12 +9378,24 @@
         </w:rPr>
         <w:t>Ernährung:</w:t>
       </w:r>
-      <w:bookmarkEnd w:id="23"/>
-      <w:r>
-        <w:rPr>
-          <w:rFonts w:ascii="Lucida Calligraphy" w:eastAsia="Malgun Gothic" w:hAnsi="Lucida Calligraphy"/>
-        </w:rPr>
-        <w:t xml:space="preserve"> Großteils leben Dryaden von dem was der Wald ihnen gibt. Heißt Beeren, Früchte aber auch Wild und Fisch. </w:t>
+      <w:bookmarkEnd w:id="24"/>
+      <w:r>
+        <w:rPr>
+          <w:rFonts w:ascii="Lucida Calligraphy" w:eastAsia="Malgun Gothic" w:hAnsi="Lucida Calligraphy"/>
+        </w:rPr>
+        <w:t xml:space="preserve"> Großteils leben Dryaden von dem was der Wald ihnen gibt. </w:t>
+      </w:r>
+      <w:r>
+        <w:rPr>
+          <w:rFonts w:ascii="Lucida Calligraphy" w:eastAsia="Malgun Gothic" w:hAnsi="Lucida Calligraphy"/>
+        </w:rPr>
+        <w:t>Dies sind dann</w:t>
+      </w:r>
+      <w:r>
+        <w:rPr>
+          <w:rFonts w:ascii="Lucida Calligraphy" w:eastAsia="Malgun Gothic" w:hAnsi="Lucida Calligraphy"/>
+        </w:rPr>
+        <w:t xml:space="preserve"> Beeren, Früchte aber auch Wild und Fisch. </w:t>
       </w:r>
     </w:p>
     <w:p>
@@ -7375,7 +9404,7 @@
           <w:rFonts w:ascii="Lucida Calligraphy" w:eastAsia="Malgun Gothic" w:hAnsi="Lucida Calligraphy"/>
         </w:rPr>
       </w:pPr>
-      <w:bookmarkStart w:id="24" w:name="_Toc17050637"/>
+      <w:bookmarkStart w:id="25" w:name="_Toc30270711"/>
       <w:r>
         <w:rPr>
           <w:rStyle w:val="berschrift3Zchn"/>
@@ -7383,18 +9412,82 @@
         </w:rPr>
         <w:t>Magie:</w:t>
       </w:r>
-      <w:bookmarkEnd w:id="24"/>
-      <w:r>
-        <w:rPr>
-          <w:rFonts w:ascii="Lucida Calligraphy" w:eastAsia="Malgun Gothic" w:hAnsi="Lucida Calligraphy"/>
-        </w:rPr>
-        <w:t xml:space="preserve"> Dryaden besitzen eine gute Verbindung mit der Magischen Welt und können vor allem die Natur beschleunigen und auf das Bewusstsein Magisch schwacher wesen zugreifen und beeinflussen. Letztendlich aber auch über Wasser laufen. Wobei dabei normalerweise nicht weiter als 50Meter von Festland entfernt. </w:t>
-      </w:r>
-      <w:r>
-        <w:rPr>
-          <w:rFonts w:ascii="Lucida Calligraphy" w:eastAsia="Malgun Gothic" w:hAnsi="Lucida Calligraphy"/>
-        </w:rPr>
-        <w:t xml:space="preserve">Was die Bekannte Insel Peligro unerreichbar macht. </w:t>
+      <w:bookmarkEnd w:id="25"/>
+      <w:r>
+        <w:rPr>
+          <w:rFonts w:ascii="Lucida Calligraphy" w:eastAsia="Malgun Gothic" w:hAnsi="Lucida Calligraphy"/>
+        </w:rPr>
+        <w:t xml:space="preserve"> Dryaden besitzen eine gute Verbindung mit der Magischen Welt und können vor allem die Natur beschleunigen und auf das Bewusstsein </w:t>
+      </w:r>
+      <w:proofErr w:type="gramStart"/>
+      <w:r>
+        <w:rPr>
+          <w:rFonts w:ascii="Lucida Calligraphy" w:eastAsia="Malgun Gothic" w:hAnsi="Lucida Calligraphy"/>
+        </w:rPr>
+        <w:t>Magisch</w:t>
+      </w:r>
+      <w:proofErr w:type="gramEnd"/>
+      <w:r>
+        <w:rPr>
+          <w:rFonts w:ascii="Lucida Calligraphy" w:eastAsia="Malgun Gothic" w:hAnsi="Lucida Calligraphy"/>
+        </w:rPr>
+        <w:t xml:space="preserve"> schwacher wesen zugreifen und </w:t>
+      </w:r>
+      <w:r>
+        <w:rPr>
+          <w:rFonts w:ascii="Lucida Calligraphy" w:eastAsia="Malgun Gothic" w:hAnsi="Lucida Calligraphy"/>
+        </w:rPr>
+        <w:t xml:space="preserve">dieses </w:t>
+      </w:r>
+      <w:r>
+        <w:rPr>
+          <w:rFonts w:ascii="Lucida Calligraphy" w:eastAsia="Malgun Gothic" w:hAnsi="Lucida Calligraphy"/>
+        </w:rPr>
+        <w:t xml:space="preserve">beeinflussen. </w:t>
+      </w:r>
+      <w:r>
+        <w:rPr>
+          <w:rFonts w:ascii="Lucida Calligraphy" w:eastAsia="Malgun Gothic" w:hAnsi="Lucida Calligraphy"/>
+        </w:rPr>
+        <w:t>Außerdem können Dryaden</w:t>
+      </w:r>
+      <w:r>
+        <w:rPr>
+          <w:rFonts w:ascii="Lucida Calligraphy" w:eastAsia="Malgun Gothic" w:hAnsi="Lucida Calligraphy"/>
+        </w:rPr>
+        <w:t xml:space="preserve"> über Wasser laufen. Wobei </w:t>
+      </w:r>
+      <w:r>
+        <w:rPr>
+          <w:rFonts w:ascii="Lucida Calligraphy" w:eastAsia="Malgun Gothic" w:hAnsi="Lucida Calligraphy"/>
+        </w:rPr>
+        <w:t>Sie sich</w:t>
+      </w:r>
+      <w:r>
+        <w:rPr>
+          <w:rFonts w:ascii="Lucida Calligraphy" w:eastAsia="Malgun Gothic" w:hAnsi="Lucida Calligraphy"/>
+        </w:rPr>
+        <w:t xml:space="preserve"> normalerweise nicht weiter als 50Meter von Festland entfernt. </w:t>
+      </w:r>
+      <w:r>
+        <w:rPr>
+          <w:rFonts w:ascii="Lucida Calligraphy" w:eastAsia="Malgun Gothic" w:hAnsi="Lucida Calligraphy"/>
+        </w:rPr>
+        <w:t xml:space="preserve">Was die Bekannte Insel </w:t>
+      </w:r>
+      <w:proofErr w:type="spellStart"/>
+      <w:r>
+        <w:rPr>
+          <w:rFonts w:ascii="Lucida Calligraphy" w:eastAsia="Malgun Gothic" w:hAnsi="Lucida Calligraphy"/>
+        </w:rPr>
+        <w:t>Peligro</w:t>
+      </w:r>
+      <w:proofErr w:type="spellEnd"/>
+      <w:r>
+        <w:rPr>
+          <w:rFonts w:ascii="Lucida Calligraphy" w:eastAsia="Malgun Gothic" w:hAnsi="Lucida Calligraphy"/>
+        </w:rPr>
+        <w:t xml:space="preserve"> unerreichbar macht. </w:t>
       </w:r>
     </w:p>
     <w:p>
@@ -7412,14 +9505,14 @@
           <w:rFonts w:ascii="Lucida Calligraphy" w:eastAsia="Malgun Gothic" w:hAnsi="Lucida Calligraphy"/>
         </w:rPr>
       </w:pPr>
-      <w:bookmarkStart w:id="25" w:name="_Toc17050638"/>
+      <w:bookmarkStart w:id="26" w:name="_Toc30270712"/>
       <w:r>
         <w:rPr>
           <w:rFonts w:ascii="Lucida Calligraphy" w:eastAsia="Malgun Gothic" w:hAnsi="Lucida Calligraphy"/>
         </w:rPr>
         <w:t>Gnom</w:t>
       </w:r>
-      <w:bookmarkEnd w:id="25"/>
+      <w:bookmarkEnd w:id="26"/>
     </w:p>
     <w:p>
       <w:pPr>
@@ -7427,7 +9520,7 @@
           <w:rFonts w:ascii="Lucida Calligraphy" w:eastAsia="Malgun Gothic" w:hAnsi="Lucida Calligraphy"/>
         </w:rPr>
       </w:pPr>
-      <w:bookmarkStart w:id="26" w:name="_Toc17050639"/>
+      <w:bookmarkStart w:id="27" w:name="_Toc30270713"/>
       <w:r>
         <w:rPr>
           <w:rStyle w:val="berschrift3Zchn"/>
@@ -7435,12 +9528,26 @@
         </w:rPr>
         <w:t>Aussehen:</w:t>
       </w:r>
-      <w:bookmarkEnd w:id="26"/>
-      <w:r>
-        <w:rPr>
-          <w:rFonts w:ascii="Lucida Calligraphy" w:eastAsia="Malgun Gothic" w:hAnsi="Lucida Calligraphy"/>
-        </w:rPr>
-        <w:t xml:space="preserve"> Dieses Volk lebt in den Bergen von Gong und hat sich daran angepasst. Ihre Haut ist Lederisch und eher hart was diese sehr robust macht und Temperaturunempfindlich. </w:t>
+      <w:bookmarkEnd w:id="27"/>
+      <w:r>
+        <w:rPr>
+          <w:rFonts w:ascii="Lucida Calligraphy" w:eastAsia="Malgun Gothic" w:hAnsi="Lucida Calligraphy"/>
+        </w:rPr>
+        <w:t xml:space="preserve"> Dieses Volk lebt in den Bergen von Gong und hat sich daran angepasst. Ihre Haut ist </w:t>
+      </w:r>
+      <w:proofErr w:type="spellStart"/>
+      <w:r>
+        <w:rPr>
+          <w:rFonts w:ascii="Lucida Calligraphy" w:eastAsia="Malgun Gothic" w:hAnsi="Lucida Calligraphy"/>
+        </w:rPr>
+        <w:t>Lederisch</w:t>
+      </w:r>
+      <w:proofErr w:type="spellEnd"/>
+      <w:r>
+        <w:rPr>
+          <w:rFonts w:ascii="Lucida Calligraphy" w:eastAsia="Malgun Gothic" w:hAnsi="Lucida Calligraphy"/>
+        </w:rPr>
+        <w:t xml:space="preserve"> und eher hart was diese sehr robust macht und Temperaturunempfindlich. </w:t>
       </w:r>
       <w:r>
         <w:rPr>
@@ -7458,7 +9565,77 @@
         <w:rPr>
           <w:rFonts w:ascii="Lucida Calligraphy" w:eastAsia="Malgun Gothic" w:hAnsi="Lucida Calligraphy"/>
         </w:rPr>
-        <w:t xml:space="preserve">cm sind sie das kleinste Bekannte Volk neben den Fairys. </w:t>
+        <w:t xml:space="preserve">cm sind sie das kleinste Bekannte Volk neben den </w:t>
+      </w:r>
+      <w:proofErr w:type="spellStart"/>
+      <w:r>
+        <w:rPr>
+          <w:rFonts w:ascii="Lucida Calligraphy" w:eastAsia="Malgun Gothic" w:hAnsi="Lucida Calligraphy"/>
+        </w:rPr>
+        <w:t>Fairys</w:t>
+      </w:r>
+      <w:proofErr w:type="spellEnd"/>
+      <w:r>
+        <w:rPr>
+          <w:rFonts w:ascii="Lucida Calligraphy" w:eastAsia="Malgun Gothic" w:hAnsi="Lucida Calligraphy"/>
+        </w:rPr>
+        <w:t xml:space="preserve">. </w:t>
+      </w:r>
+      <w:r>
+        <w:rPr>
+          <w:rFonts w:ascii="Lucida Calligraphy" w:eastAsia="Malgun Gothic" w:hAnsi="Lucida Calligraphy"/>
+        </w:rPr>
+        <w:t xml:space="preserve">Ihre Gesichter sind eher plattgedrückt und nur wenig Körperbehaarung ist bei Gnomen zu finden. Sie haben kurze Hälse was dazu führt, dass sie sich schwer umsehen können.  </w:t>
+      </w:r>
+      <w:r>
+        <w:rPr>
+          <w:rFonts w:ascii="Lucida Calligraphy" w:eastAsia="Malgun Gothic" w:hAnsi="Lucida Calligraphy"/>
+        </w:rPr>
+        <w:br/>
+      </w:r>
+      <w:r>
+        <w:rPr>
+          <w:rStyle w:val="berschrift3Zchn"/>
+          <w:rFonts w:ascii="Lucida Calligraphy" w:eastAsia="Malgun Gothic" w:hAnsi="Lucida Calligraphy"/>
+        </w:rPr>
+        <w:t>W</w:t>
+      </w:r>
+      <w:r>
+        <w:rPr>
+          <w:rStyle w:val="berschrift3Zchn"/>
+          <w:rFonts w:ascii="Lucida Calligraphy" w:eastAsia="Malgun Gothic" w:hAnsi="Lucida Calligraphy"/>
+        </w:rPr>
+        <w:t>ohnort:</w:t>
+      </w:r>
+      <w:r>
+        <w:rPr>
+          <w:rFonts w:ascii="Lucida Calligraphy" w:eastAsia="Malgun Gothic" w:hAnsi="Lucida Calligraphy"/>
+        </w:rPr>
+        <w:t xml:space="preserve"> </w:t>
+      </w:r>
+      <w:r>
+        <w:rPr>
+          <w:rFonts w:ascii="Lucida Calligraphy" w:eastAsia="Malgun Gothic" w:hAnsi="Lucida Calligraphy"/>
+        </w:rPr>
+        <w:t>Gnome leben in den Bergen von Gong und haben dort Tunnelanlagen von mehreren hundert Metern</w:t>
+      </w:r>
+      <w:r>
+        <w:rPr>
+          <w:rFonts w:ascii="Lucida Calligraphy" w:eastAsia="Malgun Gothic" w:hAnsi="Lucida Calligraphy"/>
+        </w:rPr>
+        <w:t xml:space="preserve"> Tiefe. Erzählungen nach gibt es dort Riesige Hallen in denen Materialien gewonnen werden, wovon nur geträumt werden kann. </w:t>
+      </w:r>
+      <w:r>
+        <w:rPr>
+          <w:rFonts w:ascii="Lucida Calligraphy" w:eastAsia="Malgun Gothic" w:hAnsi="Lucida Calligraphy"/>
+        </w:rPr>
+        <w:t xml:space="preserve">Ihre Kolonien beherbergen ~200 Gnome </w:t>
+      </w:r>
+      <w:r>
+        <w:rPr>
+          <w:rFonts w:ascii="Lucida Calligraphy" w:eastAsia="Malgun Gothic" w:hAnsi="Lucida Calligraphy"/>
+        </w:rPr>
+        <w:t xml:space="preserve">mit Riesigen schlaff komplexen. </w:t>
       </w:r>
     </w:p>
     <w:p>
@@ -7467,44 +9644,63 @@
           <w:rFonts w:ascii="Lucida Calligraphy" w:eastAsia="Malgun Gothic" w:hAnsi="Lucida Calligraphy"/>
         </w:rPr>
       </w:pPr>
-      <w:bookmarkStart w:id="27" w:name="_Toc17050640"/>
+      <w:bookmarkStart w:id="28" w:name="_Toc30270714"/>
       <w:r>
         <w:rPr>
           <w:rStyle w:val="berschrift3Zchn"/>
           <w:rFonts w:ascii="Lucida Calligraphy" w:eastAsia="Malgun Gothic" w:hAnsi="Lucida Calligraphy"/>
         </w:rPr>
-        <w:t>Wohnort:</w:t>
-      </w:r>
-      <w:bookmarkEnd w:id="27"/>
-      <w:r>
-        <w:rPr>
-          <w:rFonts w:ascii="Lucida Calligraphy" w:eastAsia="Malgun Gothic" w:hAnsi="Lucida Calligraphy"/>
-        </w:rPr>
-        <w:t xml:space="preserve"> </w:t>
-      </w:r>
-      <w:r>
-        <w:rPr>
-          <w:rFonts w:ascii="Lucida Calligraphy" w:eastAsia="Malgun Gothic" w:hAnsi="Lucida Calligraphy"/>
-        </w:rPr>
-        <w:t>Gnome leben in den Bergen von Gong und haben dort Tunnelanlagen von mehreren hundert Metern</w:t>
-      </w:r>
-      <w:r>
-        <w:rPr>
-          <w:rFonts w:ascii="Lucida Calligraphy" w:eastAsia="Malgun Gothic" w:hAnsi="Lucida Calligraphy"/>
-        </w:rPr>
-        <w:t xml:space="preserve"> Tiefe. Erzählungen nach gibt es dort Riesige Hallen in denen Materialien gewonnen werden, wovon nur geträumt werden kann. </w:t>
-      </w:r>
-      <w:r>
-        <w:rPr>
-          <w:rFonts w:ascii="Lucida Calligraphy" w:eastAsia="Malgun Gothic" w:hAnsi="Lucida Calligraphy"/>
-        </w:rPr>
-        <w:t xml:space="preserve">Ihre Kolonien beherbergen ~200 Gnome </w:t>
-      </w:r>
-      <w:r>
-        <w:rPr>
-          <w:rFonts w:ascii="Lucida Calligraphy" w:eastAsia="Malgun Gothic" w:hAnsi="Lucida Calligraphy"/>
-        </w:rPr>
-        <w:t xml:space="preserve">mit Riesigen schlaff komplexen. </w:t>
+        <w:lastRenderedPageBreak/>
+        <w:t>Ernährung:</w:t>
+      </w:r>
+      <w:bookmarkEnd w:id="28"/>
+      <w:r>
+        <w:rPr>
+          <w:rFonts w:ascii="Lucida Calligraphy" w:eastAsia="Malgun Gothic" w:hAnsi="Lucida Calligraphy"/>
+        </w:rPr>
+        <w:t xml:space="preserve"> Die Gnome der Welt ernähren sich Großteils von Pilzen und </w:t>
+      </w:r>
+      <w:proofErr w:type="gramStart"/>
+      <w:r>
+        <w:rPr>
+          <w:rFonts w:ascii="Lucida Calligraphy" w:eastAsia="Malgun Gothic" w:hAnsi="Lucida Calligraphy"/>
+        </w:rPr>
+        <w:t>Tieren</w:t>
+      </w:r>
+      <w:proofErr w:type="gramEnd"/>
+      <w:r>
+        <w:rPr>
+          <w:rFonts w:ascii="Lucida Calligraphy" w:eastAsia="Malgun Gothic" w:hAnsi="Lucida Calligraphy"/>
+        </w:rPr>
+        <w:t xml:space="preserve"> die sich in Ihre Tunnel verirren, aber auch von Ziegen, die in den Bergen leben. Durch den Handel bekommen Gnome wertvolle </w:t>
+      </w:r>
+      <w:proofErr w:type="gramStart"/>
+      <w:r>
+        <w:rPr>
+          <w:rFonts w:ascii="Lucida Calligraphy" w:eastAsia="Malgun Gothic" w:hAnsi="Lucida Calligraphy"/>
+        </w:rPr>
+        <w:t>Nahrungsmittel</w:t>
+      </w:r>
+      <w:proofErr w:type="gramEnd"/>
+      <w:r>
+        <w:rPr>
+          <w:rFonts w:ascii="Lucida Calligraphy" w:eastAsia="Malgun Gothic" w:hAnsi="Lucida Calligraphy"/>
+        </w:rPr>
+        <w:t xml:space="preserve"> welche sie zum </w:t>
+      </w:r>
+      <w:proofErr w:type="spellStart"/>
+      <w:r>
+        <w:rPr>
+          <w:rFonts w:ascii="Lucida Calligraphy" w:eastAsia="Malgun Gothic" w:hAnsi="Lucida Calligraphy"/>
+        </w:rPr>
+        <w:t>überleben</w:t>
+      </w:r>
+      <w:proofErr w:type="spellEnd"/>
+      <w:r>
+        <w:rPr>
+          <w:rFonts w:ascii="Lucida Calligraphy" w:eastAsia="Malgun Gothic" w:hAnsi="Lucida Calligraphy"/>
+        </w:rPr>
+        <w:t xml:space="preserve"> brauchen.</w:t>
       </w:r>
     </w:p>
     <w:p>
@@ -7513,34 +9709,12 @@
           <w:rFonts w:ascii="Lucida Calligraphy" w:eastAsia="Malgun Gothic" w:hAnsi="Lucida Calligraphy"/>
         </w:rPr>
       </w:pPr>
-      <w:bookmarkStart w:id="28" w:name="_Toc17050641"/>
+      <w:bookmarkStart w:id="29" w:name="_Toc30270715"/>
       <w:r>
         <w:rPr>
           <w:rStyle w:val="berschrift3Zchn"/>
           <w:rFonts w:ascii="Lucida Calligraphy" w:eastAsia="Malgun Gothic" w:hAnsi="Lucida Calligraphy"/>
         </w:rPr>
-        <w:t>Ernährung:</w:t>
-      </w:r>
-      <w:bookmarkEnd w:id="28"/>
-      <w:r>
-        <w:rPr>
-          <w:rFonts w:ascii="Lucida Calligraphy" w:eastAsia="Malgun Gothic" w:hAnsi="Lucida Calligraphy"/>
-        </w:rPr>
-        <w:t xml:space="preserve"> Die Gnome der Welt ernähren sich Großteils von Pilzen und Tieren die sich in Ihre Tunnel verirren, aber auch von Ziegen, die in den Bergen leben. Durch den Handel bekommen Gnome wertvolle Nahrungsmittel welche sie zum überleben brauchen.</w:t>
-      </w:r>
-    </w:p>
-    <w:p>
-      <w:pPr>
-        <w:rPr>
-          <w:rFonts w:ascii="Lucida Calligraphy" w:eastAsia="Malgun Gothic" w:hAnsi="Lucida Calligraphy"/>
-        </w:rPr>
-      </w:pPr>
-      <w:bookmarkStart w:id="29" w:name="_Toc17050642"/>
-      <w:r>
-        <w:rPr>
-          <w:rStyle w:val="berschrift3Zchn"/>
-          <w:rFonts w:ascii="Lucida Calligraphy" w:eastAsia="Malgun Gothic" w:hAnsi="Lucida Calligraphy"/>
-        </w:rPr>
         <w:t>Magie:</w:t>
       </w:r>
       <w:bookmarkEnd w:id="29"/>
@@ -7548,8 +9722,30 @@
         <w:rPr>
           <w:rFonts w:ascii="Lucida Calligraphy" w:eastAsia="Malgun Gothic" w:hAnsi="Lucida Calligraphy"/>
         </w:rPr>
-        <w:t xml:space="preserve"> Gnome sind Magisch unbegabt, beherbergen aber viele Fairys</w:t>
-      </w:r>
+        <w:t xml:space="preserve"> Gnome sind </w:t>
+      </w:r>
+      <w:proofErr w:type="gramStart"/>
+      <w:r>
+        <w:rPr>
+          <w:rFonts w:ascii="Lucida Calligraphy" w:eastAsia="Malgun Gothic" w:hAnsi="Lucida Calligraphy"/>
+        </w:rPr>
+        <w:t>Magisch</w:t>
+      </w:r>
+      <w:proofErr w:type="gramEnd"/>
+      <w:r>
+        <w:rPr>
+          <w:rFonts w:ascii="Lucida Calligraphy" w:eastAsia="Malgun Gothic" w:hAnsi="Lucida Calligraphy"/>
+        </w:rPr>
+        <w:t xml:space="preserve"> unbegabt, beherbergen aber viele </w:t>
+      </w:r>
+      <w:proofErr w:type="spellStart"/>
+      <w:r>
+        <w:rPr>
+          <w:rFonts w:ascii="Lucida Calligraphy" w:eastAsia="Malgun Gothic" w:hAnsi="Lucida Calligraphy"/>
+        </w:rPr>
+        <w:t>Fairys</w:t>
+      </w:r>
+      <w:proofErr w:type="spellEnd"/>
       <w:r>
         <w:rPr>
           <w:rFonts w:ascii="Lucida Calligraphy" w:eastAsia="Malgun Gothic" w:hAnsi="Lucida Calligraphy"/>
@@ -7560,14 +9756,7 @@
         <w:rPr>
           <w:rFonts w:ascii="Lucida Calligraphy" w:eastAsia="Malgun Gothic" w:hAnsi="Lucida Calligraphy"/>
         </w:rPr>
-        <w:t xml:space="preserve"> welche genutzt werden um Magische Essenz zu extrahieren und ein Mittel </w:t>
-      </w:r>
-      <w:r>
-        <w:rPr>
-          <w:rFonts w:ascii="Lucida Calligraphy" w:eastAsia="Malgun Gothic" w:hAnsi="Lucida Calligraphy"/>
-        </w:rPr>
-        <w:lastRenderedPageBreak/>
-        <w:t xml:space="preserve">herzustellen welches ihren Geist stärkt. Es ist nicht viel darüber bekannt wie es hergestellt wird und was die wahre Wirkung ist. Dieses Serum ist außerhalb des Gnomischen Volkes so gut wie nicht auffindbar und sehr wertvoll.  </w:t>
+        <w:t xml:space="preserve"> welche genutzt werden um Magische Essenz zu extrahieren und ein Mittel herzustellen welches ihren Geist stärkt. Es ist nicht viel darüber bekannt wie es hergestellt wird und was die wahre Wirkung ist. Dieses Serum ist außerhalb des Gnomischen Volkes so gut wie nicht auffindbar und sehr wertvoll.  </w:t>
       </w:r>
     </w:p>
     <w:p>
@@ -7577,7 +9766,7 @@
           <w:rFonts w:ascii="Lucida Calligraphy" w:eastAsia="Malgun Gothic" w:hAnsi="Lucida Calligraphy"/>
         </w:rPr>
       </w:pPr>
-      <w:bookmarkStart w:id="30" w:name="_Toc17050643"/>
+      <w:bookmarkStart w:id="30" w:name="_Toc30270716"/>
       <w:r>
         <w:rPr>
           <w:rFonts w:ascii="Lucida Calligraphy" w:eastAsia="Malgun Gothic" w:hAnsi="Lucida Calligraphy"/>
@@ -7592,7 +9781,7 @@
           <w:rFonts w:ascii="Lucida Calligraphy" w:eastAsia="Malgun Gothic" w:hAnsi="Lucida Calligraphy"/>
         </w:rPr>
       </w:pPr>
-      <w:bookmarkStart w:id="31" w:name="_Toc17050644"/>
+      <w:bookmarkStart w:id="31" w:name="_Toc30270717"/>
       <w:r>
         <w:rPr>
           <w:rStyle w:val="berschrift3Zchn"/>
@@ -7638,7 +9827,7 @@
           <w:rFonts w:ascii="Lucida Calligraphy" w:eastAsia="Malgun Gothic" w:hAnsi="Lucida Calligraphy"/>
         </w:rPr>
       </w:pPr>
-      <w:bookmarkStart w:id="32" w:name="_Toc17050645"/>
+      <w:bookmarkStart w:id="32" w:name="_Toc30270718"/>
       <w:r>
         <w:rPr>
           <w:rStyle w:val="berschrift3Zchn"/>
@@ -7651,8 +9840,16 @@
         <w:rPr>
           <w:rFonts w:ascii="Lucida Calligraphy" w:eastAsia="Malgun Gothic" w:hAnsi="Lucida Calligraphy"/>
         </w:rPr>
-        <w:t xml:space="preserve"> Die Menschen leben Südlich der Wälder Kaguyas</w:t>
-      </w:r>
+        <w:t xml:space="preserve"> Die Menschen leben Südlich der Wälder </w:t>
+      </w:r>
+      <w:proofErr w:type="spellStart"/>
+      <w:r>
+        <w:rPr>
+          <w:rFonts w:ascii="Lucida Calligraphy" w:eastAsia="Malgun Gothic" w:hAnsi="Lucida Calligraphy"/>
+        </w:rPr>
+        <w:t>Kaguyas</w:t>
+      </w:r>
+      <w:proofErr w:type="spellEnd"/>
       <w:r>
         <w:rPr>
           <w:rFonts w:ascii="Lucida Calligraphy" w:eastAsia="Malgun Gothic" w:hAnsi="Lucida Calligraphy"/>
@@ -7681,7 +9878,21 @@
         <w:rPr>
           <w:rFonts w:ascii="Lucida Calligraphy" w:eastAsia="Malgun Gothic" w:hAnsi="Lucida Calligraphy"/>
         </w:rPr>
-        <w:t>Auch um den See Tribar sind Menschen angesiedelt.</w:t>
+        <w:t xml:space="preserve">Auch um den See </w:t>
+      </w:r>
+      <w:proofErr w:type="spellStart"/>
+      <w:r>
+        <w:rPr>
+          <w:rFonts w:ascii="Lucida Calligraphy" w:eastAsia="Malgun Gothic" w:hAnsi="Lucida Calligraphy"/>
+        </w:rPr>
+        <w:t>Tribar</w:t>
+      </w:r>
+      <w:proofErr w:type="spellEnd"/>
+      <w:r>
+        <w:rPr>
+          <w:rFonts w:ascii="Lucida Calligraphy" w:eastAsia="Malgun Gothic" w:hAnsi="Lucida Calligraphy"/>
+        </w:rPr>
+        <w:t xml:space="preserve"> sind Menschen angesiedelt.</w:t>
       </w:r>
     </w:p>
     <w:p>
@@ -7690,7 +9901,7 @@
           <w:rFonts w:ascii="Lucida Calligraphy" w:eastAsia="Malgun Gothic" w:hAnsi="Lucida Calligraphy"/>
         </w:rPr>
       </w:pPr>
-      <w:bookmarkStart w:id="33" w:name="_Toc17050646"/>
+      <w:bookmarkStart w:id="33" w:name="_Toc30270719"/>
       <w:r>
         <w:rPr>
           <w:rStyle w:val="berschrift3Zchn"/>
@@ -7734,7 +9945,21 @@
         <w:rPr>
           <w:rFonts w:ascii="Lucida Calligraphy" w:eastAsia="Malgun Gothic" w:hAnsi="Lucida Calligraphy"/>
         </w:rPr>
-        <w:t xml:space="preserve"> welches sie Weiterverarbeiten in Brot und Gebäck, welches auch gleichzeitig das Größte Handelsgut der Menschen ist. Der See Tribar Ist </w:t>
+        <w:t xml:space="preserve"> welches sie Weiterverarbeiten in Brot und Gebäck, welches auch gleichzeitig das Größte Handelsgut der Menschen ist. Der See </w:t>
+      </w:r>
+      <w:proofErr w:type="spellStart"/>
+      <w:r>
+        <w:rPr>
+          <w:rFonts w:ascii="Lucida Calligraphy" w:eastAsia="Malgun Gothic" w:hAnsi="Lucida Calligraphy"/>
+        </w:rPr>
+        <w:t>Tribar</w:t>
+      </w:r>
+      <w:proofErr w:type="spellEnd"/>
+      <w:r>
+        <w:rPr>
+          <w:rFonts w:ascii="Lucida Calligraphy" w:eastAsia="Malgun Gothic" w:hAnsi="Lucida Calligraphy"/>
+        </w:rPr>
+        <w:t xml:space="preserve"> Ist </w:t>
       </w:r>
       <w:r>
         <w:rPr>
@@ -7812,7 +10037,8 @@
           <w:rFonts w:ascii="Lucida Calligraphy" w:eastAsia="Malgun Gothic" w:hAnsi="Lucida Calligraphy"/>
         </w:rPr>
       </w:pPr>
-      <w:bookmarkStart w:id="34" w:name="_Toc17050647"/>
+      <w:bookmarkStart w:id="34" w:name="_Toc30270720"/>
+      <w:proofErr w:type="spellStart"/>
       <w:r>
         <w:rPr>
           <w:rFonts w:ascii="Lucida Calligraphy" w:eastAsia="Malgun Gothic" w:hAnsi="Lucida Calligraphy"/>
@@ -7820,6 +10046,7 @@
         <w:t>Orc</w:t>
       </w:r>
       <w:bookmarkEnd w:id="34"/>
+      <w:proofErr w:type="spellEnd"/>
     </w:p>
     <w:p>
       <w:pPr>
@@ -7827,7 +10054,7 @@
           <w:rFonts w:ascii="Lucida Calligraphy" w:eastAsia="Malgun Gothic" w:hAnsi="Lucida Calligraphy"/>
         </w:rPr>
       </w:pPr>
-      <w:bookmarkStart w:id="35" w:name="_Toc17050648"/>
+      <w:bookmarkStart w:id="35" w:name="_Toc30270721"/>
       <w:r>
         <w:rPr>
           <w:rStyle w:val="berschrift3Zchn"/>
@@ -7858,7 +10085,21 @@
         <w:rPr>
           <w:rFonts w:ascii="Lucida Calligraphy" w:eastAsia="Malgun Gothic" w:hAnsi="Lucida Calligraphy"/>
         </w:rPr>
-        <w:t xml:space="preserve"> und Brauner Haut. Orcs sind sehr friedlich solange diese nicht provoziert werden. </w:t>
+        <w:t xml:space="preserve"> und Brauner Haut. </w:t>
+      </w:r>
+      <w:proofErr w:type="spellStart"/>
+      <w:r>
+        <w:rPr>
+          <w:rFonts w:ascii="Lucida Calligraphy" w:eastAsia="Malgun Gothic" w:hAnsi="Lucida Calligraphy"/>
+        </w:rPr>
+        <w:t>Orcs</w:t>
+      </w:r>
+      <w:proofErr w:type="spellEnd"/>
+      <w:r>
+        <w:rPr>
+          <w:rFonts w:ascii="Lucida Calligraphy" w:eastAsia="Malgun Gothic" w:hAnsi="Lucida Calligraphy"/>
+        </w:rPr>
+        <w:t xml:space="preserve"> sind sehr friedlich solange diese nicht provoziert werden. </w:t>
       </w:r>
       <w:r>
         <w:rPr>
@@ -7877,7 +10118,77 @@
         <w:rPr>
           <w:rFonts w:ascii="Lucida Calligraphy" w:eastAsia="Malgun Gothic" w:hAnsi="Lucida Calligraphy"/>
         </w:rPr>
-        <w:t xml:space="preserve"> Ähnlich wie die Menschen Bewohnen Orcs den Südlichen Teil von Shorin und leben in Holz und Lehmhütten, Orcs nutzen das von Menschen abgerodete Land östlich von Fen als Farmland und bewirtschaften dieses.</w:t>
+        <w:t xml:space="preserve"> Ähnlich wie die Menschen Bewohnen </w:t>
+      </w:r>
+      <w:proofErr w:type="spellStart"/>
+      <w:r>
+        <w:rPr>
+          <w:rFonts w:ascii="Lucida Calligraphy" w:eastAsia="Malgun Gothic" w:hAnsi="Lucida Calligraphy"/>
+        </w:rPr>
+        <w:t>Orcs</w:t>
+      </w:r>
+      <w:proofErr w:type="spellEnd"/>
+      <w:r>
+        <w:rPr>
+          <w:rFonts w:ascii="Lucida Calligraphy" w:eastAsia="Malgun Gothic" w:hAnsi="Lucida Calligraphy"/>
+        </w:rPr>
+        <w:t xml:space="preserve"> den Südlichen Teil von </w:t>
+      </w:r>
+      <w:proofErr w:type="spellStart"/>
+      <w:r>
+        <w:rPr>
+          <w:rFonts w:ascii="Lucida Calligraphy" w:eastAsia="Malgun Gothic" w:hAnsi="Lucida Calligraphy"/>
+        </w:rPr>
+        <w:t>Shorin</w:t>
+      </w:r>
+      <w:proofErr w:type="spellEnd"/>
+      <w:r>
+        <w:rPr>
+          <w:rFonts w:ascii="Lucida Calligraphy" w:eastAsia="Malgun Gothic" w:hAnsi="Lucida Calligraphy"/>
+        </w:rPr>
+        <w:t xml:space="preserve"> und leben in Holz und Lehmhütten, </w:t>
+      </w:r>
+      <w:proofErr w:type="spellStart"/>
+      <w:r>
+        <w:rPr>
+          <w:rFonts w:ascii="Lucida Calligraphy" w:eastAsia="Malgun Gothic" w:hAnsi="Lucida Calligraphy"/>
+        </w:rPr>
+        <w:t>Orcs</w:t>
+      </w:r>
+      <w:proofErr w:type="spellEnd"/>
+      <w:r>
+        <w:rPr>
+          <w:rFonts w:ascii="Lucida Calligraphy" w:eastAsia="Malgun Gothic" w:hAnsi="Lucida Calligraphy"/>
+        </w:rPr>
+        <w:t xml:space="preserve"> nutzen das von Menschen </w:t>
+      </w:r>
+      <w:proofErr w:type="spellStart"/>
+      <w:r>
+        <w:rPr>
+          <w:rFonts w:ascii="Lucida Calligraphy" w:eastAsia="Malgun Gothic" w:hAnsi="Lucida Calligraphy"/>
+        </w:rPr>
+        <w:t>abgerodete</w:t>
+      </w:r>
+      <w:proofErr w:type="spellEnd"/>
+      <w:r>
+        <w:rPr>
+          <w:rFonts w:ascii="Lucida Calligraphy" w:eastAsia="Malgun Gothic" w:hAnsi="Lucida Calligraphy"/>
+        </w:rPr>
+        <w:t xml:space="preserve"> Land östlich von </w:t>
+      </w:r>
+      <w:proofErr w:type="spellStart"/>
+      <w:r>
+        <w:rPr>
+          <w:rFonts w:ascii="Lucida Calligraphy" w:eastAsia="Malgun Gothic" w:hAnsi="Lucida Calligraphy"/>
+        </w:rPr>
+        <w:t>Fen</w:t>
+      </w:r>
+      <w:proofErr w:type="spellEnd"/>
+      <w:r>
+        <w:rPr>
+          <w:rFonts w:ascii="Lucida Calligraphy" w:eastAsia="Malgun Gothic" w:hAnsi="Lucida Calligraphy"/>
+        </w:rPr>
+        <w:t xml:space="preserve"> als Farmland und bewirtschaften dieses.</w:t>
       </w:r>
     </w:p>
     <w:p>
@@ -7886,7 +10197,7 @@
           <w:rFonts w:ascii="Lucida Calligraphy" w:eastAsia="Malgun Gothic" w:hAnsi="Lucida Calligraphy"/>
         </w:rPr>
       </w:pPr>
-      <w:bookmarkStart w:id="36" w:name="_Toc17050649"/>
+      <w:bookmarkStart w:id="36" w:name="_Toc30270722"/>
       <w:r>
         <w:rPr>
           <w:rStyle w:val="berschrift3Zchn"/>
@@ -7899,7 +10210,35 @@
         <w:rPr>
           <w:rFonts w:ascii="Lucida Calligraphy" w:eastAsia="Malgun Gothic" w:hAnsi="Lucida Calligraphy"/>
         </w:rPr>
-        <w:t xml:space="preserve"> Orcs Ernähren sich vom eigenen Anbau aber auch gehen diese Jagen und </w:t>
+        <w:t xml:space="preserve"> </w:t>
+      </w:r>
+      <w:proofErr w:type="spellStart"/>
+      <w:r>
+        <w:rPr>
+          <w:rFonts w:ascii="Lucida Calligraphy" w:eastAsia="Malgun Gothic" w:hAnsi="Lucida Calligraphy"/>
+        </w:rPr>
+        <w:t>Orcs</w:t>
+      </w:r>
+      <w:proofErr w:type="spellEnd"/>
+      <w:r>
+        <w:rPr>
+          <w:rFonts w:ascii="Lucida Calligraphy" w:eastAsia="Malgun Gothic" w:hAnsi="Lucida Calligraphy"/>
+        </w:rPr>
+        <w:t xml:space="preserve"> </w:t>
+      </w:r>
+      <w:proofErr w:type="spellStart"/>
+      <w:r>
+        <w:rPr>
+          <w:rFonts w:ascii="Lucida Calligraphy" w:eastAsia="Malgun Gothic" w:hAnsi="Lucida Calligraphy"/>
+        </w:rPr>
+        <w:t>Ernähren</w:t>
+      </w:r>
+      <w:proofErr w:type="spellEnd"/>
+      <w:r>
+        <w:rPr>
+          <w:rFonts w:ascii="Lucida Calligraphy" w:eastAsia="Malgun Gothic" w:hAnsi="Lucida Calligraphy"/>
+        </w:rPr>
+        <w:t xml:space="preserve"> sich vom eigenen Anbau aber auch gehen diese Jagen und </w:t>
       </w:r>
       <w:r>
         <w:rPr>
@@ -7920,7 +10259,7 @@
           <w:rFonts w:ascii="Lucida Calligraphy" w:eastAsia="Malgun Gothic" w:hAnsi="Lucida Calligraphy"/>
         </w:rPr>
       </w:pPr>
-      <w:bookmarkStart w:id="37" w:name="_Toc17050650"/>
+      <w:bookmarkStart w:id="37" w:name="_Toc30270723"/>
       <w:r>
         <w:rPr>
           <w:rStyle w:val="berschrift3Zchn"/>
@@ -7933,7 +10272,35 @@
         <w:rPr>
           <w:rFonts w:ascii="Lucida Calligraphy" w:eastAsia="Malgun Gothic" w:hAnsi="Lucida Calligraphy"/>
         </w:rPr>
-        <w:t xml:space="preserve"> Die Orcs sind Magisch unbegabt und können auch keine Magie erlernen, was sie aber durch ihren Physiologischen Körper ausgleichen können. </w:t>
+        <w:t xml:space="preserve"> Die </w:t>
+      </w:r>
+      <w:proofErr w:type="spellStart"/>
+      <w:r>
+        <w:rPr>
+          <w:rFonts w:ascii="Lucida Calligraphy" w:eastAsia="Malgun Gothic" w:hAnsi="Lucida Calligraphy"/>
+        </w:rPr>
+        <w:t>Orcs</w:t>
+      </w:r>
+      <w:proofErr w:type="spellEnd"/>
+      <w:r>
+        <w:rPr>
+          <w:rFonts w:ascii="Lucida Calligraphy" w:eastAsia="Malgun Gothic" w:hAnsi="Lucida Calligraphy"/>
+        </w:rPr>
+        <w:t xml:space="preserve"> sind </w:t>
+      </w:r>
+      <w:proofErr w:type="gramStart"/>
+      <w:r>
+        <w:rPr>
+          <w:rFonts w:ascii="Lucida Calligraphy" w:eastAsia="Malgun Gothic" w:hAnsi="Lucida Calligraphy"/>
+        </w:rPr>
+        <w:t>Magisch</w:t>
+      </w:r>
+      <w:proofErr w:type="gramEnd"/>
+      <w:r>
+        <w:rPr>
+          <w:rFonts w:ascii="Lucida Calligraphy" w:eastAsia="Malgun Gothic" w:hAnsi="Lucida Calligraphy"/>
+        </w:rPr>
+        <w:t xml:space="preserve"> unbegabt und können auch keine Magie erlernen, was sie aber durch ihren Physiologischen Körper ausgleichen können. </w:t>
       </w:r>
     </w:p>
     <w:p>
@@ -7948,14 +10315,17 @@
           <w:szCs w:val="22"/>
         </w:rPr>
       </w:pPr>
-      <w:bookmarkStart w:id="38" w:name="_Toc17050651"/>
-      <w:r>
-        <w:rPr>
-          <w:rFonts w:ascii="Lucida Calligraphy" w:eastAsia="Malgun Gothic" w:hAnsi="Lucida Calligraphy"/>
-        </w:rPr>
+      <w:bookmarkStart w:id="38" w:name="_Toc30270724"/>
+      <w:proofErr w:type="spellStart"/>
+      <w:r>
+        <w:rPr>
+          <w:rFonts w:ascii="Lucida Calligraphy" w:eastAsia="Malgun Gothic" w:hAnsi="Lucida Calligraphy"/>
+        </w:rPr>
+        <w:lastRenderedPageBreak/>
         <w:t>Norse</w:t>
       </w:r>
       <w:bookmarkEnd w:id="38"/>
+      <w:proofErr w:type="spellEnd"/>
     </w:p>
     <w:p>
       <w:pPr>
@@ -7963,7 +10333,7 @@
           <w:rFonts w:ascii="Lucida Calligraphy" w:eastAsia="Malgun Gothic" w:hAnsi="Lucida Calligraphy"/>
         </w:rPr>
       </w:pPr>
-      <w:bookmarkStart w:id="39" w:name="_Toc17050652"/>
+      <w:bookmarkStart w:id="39" w:name="_Toc30270725"/>
       <w:r>
         <w:rPr>
           <w:rStyle w:val="berschrift3Zchn"/>
@@ -7982,7 +10352,21 @@
         <w:rPr>
           <w:rFonts w:ascii="Lucida Calligraphy" w:eastAsia="Malgun Gothic" w:hAnsi="Lucida Calligraphy"/>
         </w:rPr>
-        <w:t>Die Norse sind 2</w:t>
+        <w:t xml:space="preserve">Die </w:t>
+      </w:r>
+      <w:proofErr w:type="spellStart"/>
+      <w:r>
+        <w:rPr>
+          <w:rFonts w:ascii="Lucida Calligraphy" w:eastAsia="Malgun Gothic" w:hAnsi="Lucida Calligraphy"/>
+        </w:rPr>
+        <w:t>Norse</w:t>
+      </w:r>
+      <w:proofErr w:type="spellEnd"/>
+      <w:r>
+        <w:rPr>
+          <w:rFonts w:ascii="Lucida Calligraphy" w:eastAsia="Malgun Gothic" w:hAnsi="Lucida Calligraphy"/>
+        </w:rPr>
+        <w:t xml:space="preserve"> sind 2</w:t>
       </w:r>
       <w:r>
         <w:rPr>
@@ -8027,13 +10411,12 @@
           <w:rFonts w:ascii="Lucida Calligraphy" w:eastAsia="Malgun Gothic" w:hAnsi="Lucida Calligraphy"/>
         </w:rPr>
       </w:pPr>
-      <w:bookmarkStart w:id="40" w:name="_Toc17050653"/>
+      <w:bookmarkStart w:id="40" w:name="_Toc30270726"/>
       <w:r>
         <w:rPr>
           <w:rStyle w:val="berschrift3Zchn"/>
           <w:rFonts w:ascii="Lucida Calligraphy" w:eastAsia="Malgun Gothic" w:hAnsi="Lucida Calligraphy"/>
         </w:rPr>
-        <w:lastRenderedPageBreak/>
         <w:t>Wohnort:</w:t>
       </w:r>
       <w:bookmarkEnd w:id="40"/>
@@ -8041,14 +10424,36 @@
         <w:rPr>
           <w:rFonts w:ascii="Lucida Calligraphy" w:eastAsia="Malgun Gothic" w:hAnsi="Lucida Calligraphy"/>
         </w:rPr>
-        <w:t xml:space="preserve"> Die Norse leben in </w:t>
-      </w:r>
-      <w:r>
-        <w:rPr>
-          <w:rFonts w:ascii="Lucida Calligraphy" w:eastAsia="Malgun Gothic" w:hAnsi="Lucida Calligraphy"/>
-        </w:rPr>
-        <w:t>der umgebung</w:t>
-      </w:r>
+        <w:t xml:space="preserve"> Die </w:t>
+      </w:r>
+      <w:proofErr w:type="spellStart"/>
+      <w:r>
+        <w:rPr>
+          <w:rFonts w:ascii="Lucida Calligraphy" w:eastAsia="Malgun Gothic" w:hAnsi="Lucida Calligraphy"/>
+        </w:rPr>
+        <w:t>Norse</w:t>
+      </w:r>
+      <w:proofErr w:type="spellEnd"/>
+      <w:r>
+        <w:rPr>
+          <w:rFonts w:ascii="Lucida Calligraphy" w:eastAsia="Malgun Gothic" w:hAnsi="Lucida Calligraphy"/>
+        </w:rPr>
+        <w:t xml:space="preserve"> leben in </w:t>
+      </w:r>
+      <w:r>
+        <w:rPr>
+          <w:rFonts w:ascii="Lucida Calligraphy" w:eastAsia="Malgun Gothic" w:hAnsi="Lucida Calligraphy"/>
+        </w:rPr>
+        <w:t xml:space="preserve">der </w:t>
+      </w:r>
+      <w:proofErr w:type="spellStart"/>
+      <w:r>
+        <w:rPr>
+          <w:rFonts w:ascii="Lucida Calligraphy" w:eastAsia="Malgun Gothic" w:hAnsi="Lucida Calligraphy"/>
+        </w:rPr>
+        <w:t>umgebung</w:t>
+      </w:r>
+      <w:proofErr w:type="spellEnd"/>
       <w:r>
         <w:rPr>
           <w:rFonts w:ascii="Lucida Calligraphy" w:eastAsia="Malgun Gothic" w:hAnsi="Lucida Calligraphy"/>
@@ -8061,12 +10466,14 @@
         </w:rPr>
         <w:t xml:space="preserve">von Berg </w:t>
       </w:r>
+      <w:proofErr w:type="spellStart"/>
       <w:r>
         <w:rPr>
           <w:rFonts w:ascii="Lucida Calligraphy" w:eastAsia="Malgun Gothic" w:hAnsi="Lucida Calligraphy"/>
         </w:rPr>
         <w:t>Yami</w:t>
       </w:r>
+      <w:proofErr w:type="spellEnd"/>
       <w:r>
         <w:rPr>
           <w:rFonts w:ascii="Lucida Calligraphy" w:eastAsia="Malgun Gothic" w:hAnsi="Lucida Calligraphy"/>
@@ -8080,7 +10487,7 @@
           <w:rFonts w:ascii="Lucida Calligraphy" w:eastAsia="Malgun Gothic" w:hAnsi="Lucida Calligraphy"/>
         </w:rPr>
       </w:pPr>
-      <w:bookmarkStart w:id="41" w:name="_Toc17050654"/>
+      <w:bookmarkStart w:id="41" w:name="_Toc30270727"/>
       <w:r>
         <w:rPr>
           <w:rStyle w:val="berschrift3Zchn"/>
@@ -8099,13 +10506,49 @@
         <w:rPr>
           <w:rFonts w:ascii="Lucida Calligraphy" w:eastAsia="Malgun Gothic" w:hAnsi="Lucida Calligraphy"/>
         </w:rPr>
-        <w:t>Die Norse</w:t>
-      </w:r>
-      <w:r>
-        <w:rPr>
-          <w:rFonts w:ascii="Lucida Calligraphy" w:eastAsia="Malgun Gothic" w:hAnsi="Lucida Calligraphy"/>
-        </w:rPr>
-        <w:t xml:space="preserve"> Leben von den Erzeugnissen der Weres und Orcs, sie besitzen kaum eigene Produktion. </w:t>
+        <w:t xml:space="preserve">Die </w:t>
+      </w:r>
+      <w:proofErr w:type="spellStart"/>
+      <w:r>
+        <w:rPr>
+          <w:rFonts w:ascii="Lucida Calligraphy" w:eastAsia="Malgun Gothic" w:hAnsi="Lucida Calligraphy"/>
+        </w:rPr>
+        <w:t>Norse</w:t>
+      </w:r>
+      <w:proofErr w:type="spellEnd"/>
+      <w:r>
+        <w:rPr>
+          <w:rFonts w:ascii="Lucida Calligraphy" w:eastAsia="Malgun Gothic" w:hAnsi="Lucida Calligraphy"/>
+        </w:rPr>
+        <w:t xml:space="preserve"> Leben von den Erzeugnissen der </w:t>
+      </w:r>
+      <w:proofErr w:type="spellStart"/>
+      <w:r>
+        <w:rPr>
+          <w:rFonts w:ascii="Lucida Calligraphy" w:eastAsia="Malgun Gothic" w:hAnsi="Lucida Calligraphy"/>
+        </w:rPr>
+        <w:t>Weres</w:t>
+      </w:r>
+      <w:proofErr w:type="spellEnd"/>
+      <w:r>
+        <w:rPr>
+          <w:rFonts w:ascii="Lucida Calligraphy" w:eastAsia="Malgun Gothic" w:hAnsi="Lucida Calligraphy"/>
+        </w:rPr>
+        <w:t xml:space="preserve"> und </w:t>
+      </w:r>
+      <w:proofErr w:type="spellStart"/>
+      <w:r>
+        <w:rPr>
+          <w:rFonts w:ascii="Lucida Calligraphy" w:eastAsia="Malgun Gothic" w:hAnsi="Lucida Calligraphy"/>
+        </w:rPr>
+        <w:t>Orcs</w:t>
+      </w:r>
+      <w:proofErr w:type="spellEnd"/>
+      <w:r>
+        <w:rPr>
+          <w:rFonts w:ascii="Lucida Calligraphy" w:eastAsia="Malgun Gothic" w:hAnsi="Lucida Calligraphy"/>
+        </w:rPr>
+        <w:t xml:space="preserve">, sie besitzen kaum eigene Produktion. </w:t>
       </w:r>
     </w:p>
     <w:p>
@@ -8114,7 +10557,7 @@
           <w:rFonts w:ascii="Lucida Calligraphy" w:eastAsia="Malgun Gothic" w:hAnsi="Lucida Calligraphy"/>
         </w:rPr>
       </w:pPr>
-      <w:bookmarkStart w:id="42" w:name="_Toc17050655"/>
+      <w:bookmarkStart w:id="42" w:name="_Toc30270728"/>
       <w:r>
         <w:rPr>
           <w:rStyle w:val="berschrift3Zchn"/>
@@ -8127,7 +10570,77 @@
         <w:rPr>
           <w:rFonts w:ascii="Lucida Calligraphy" w:eastAsia="Malgun Gothic" w:hAnsi="Lucida Calligraphy"/>
         </w:rPr>
-        <w:t xml:space="preserve"> Die Norse sind Magisch sehr stark und haben eine Verbindung zur Beschwörungs- und Erschaffungsmagie. Man sagt die Demon sind von den Norse erschaffen wurden und dienen ihnen, wobei sie auch von den Norse vergöttert werden. </w:t>
+        <w:t xml:space="preserve"> Die </w:t>
+      </w:r>
+      <w:proofErr w:type="spellStart"/>
+      <w:r>
+        <w:rPr>
+          <w:rFonts w:ascii="Lucida Calligraphy" w:eastAsia="Malgun Gothic" w:hAnsi="Lucida Calligraphy"/>
+        </w:rPr>
+        <w:t>Norse</w:t>
+      </w:r>
+      <w:proofErr w:type="spellEnd"/>
+      <w:r>
+        <w:rPr>
+          <w:rFonts w:ascii="Lucida Calligraphy" w:eastAsia="Malgun Gothic" w:hAnsi="Lucida Calligraphy"/>
+        </w:rPr>
+        <w:t xml:space="preserve"> sind </w:t>
+      </w:r>
+      <w:proofErr w:type="gramStart"/>
+      <w:r>
+        <w:rPr>
+          <w:rFonts w:ascii="Lucida Calligraphy" w:eastAsia="Malgun Gothic" w:hAnsi="Lucida Calligraphy"/>
+        </w:rPr>
+        <w:t>Magisch</w:t>
+      </w:r>
+      <w:proofErr w:type="gramEnd"/>
+      <w:r>
+        <w:rPr>
+          <w:rFonts w:ascii="Lucida Calligraphy" w:eastAsia="Malgun Gothic" w:hAnsi="Lucida Calligraphy"/>
+        </w:rPr>
+        <w:t xml:space="preserve"> sehr stark und haben eine Verbindung zur Beschwörungs- und Erschaffungsmagie. Man sagt die </w:t>
+      </w:r>
+      <w:proofErr w:type="spellStart"/>
+      <w:r>
+        <w:rPr>
+          <w:rFonts w:ascii="Lucida Calligraphy" w:eastAsia="Malgun Gothic" w:hAnsi="Lucida Calligraphy"/>
+        </w:rPr>
+        <w:t>Demon</w:t>
+      </w:r>
+      <w:proofErr w:type="spellEnd"/>
+      <w:r>
+        <w:rPr>
+          <w:rFonts w:ascii="Lucida Calligraphy" w:eastAsia="Malgun Gothic" w:hAnsi="Lucida Calligraphy"/>
+        </w:rPr>
+        <w:t xml:space="preserve"> sind von den </w:t>
+      </w:r>
+      <w:proofErr w:type="spellStart"/>
+      <w:r>
+        <w:rPr>
+          <w:rFonts w:ascii="Lucida Calligraphy" w:eastAsia="Malgun Gothic" w:hAnsi="Lucida Calligraphy"/>
+        </w:rPr>
+        <w:t>Norse</w:t>
+      </w:r>
+      <w:proofErr w:type="spellEnd"/>
+      <w:r>
+        <w:rPr>
+          <w:rFonts w:ascii="Lucida Calligraphy" w:eastAsia="Malgun Gothic" w:hAnsi="Lucida Calligraphy"/>
+        </w:rPr>
+        <w:t xml:space="preserve"> erschaffen wurden und dienen ihnen, wobei sie auch von den </w:t>
+      </w:r>
+      <w:proofErr w:type="spellStart"/>
+      <w:r>
+        <w:rPr>
+          <w:rFonts w:ascii="Lucida Calligraphy" w:eastAsia="Malgun Gothic" w:hAnsi="Lucida Calligraphy"/>
+        </w:rPr>
+        <w:t>Norse</w:t>
+      </w:r>
+      <w:proofErr w:type="spellEnd"/>
+      <w:r>
+        <w:rPr>
+          <w:rFonts w:ascii="Lucida Calligraphy" w:eastAsia="Malgun Gothic" w:hAnsi="Lucida Calligraphy"/>
+        </w:rPr>
+        <w:t xml:space="preserve"> vergöttert werden. </w:t>
       </w:r>
     </w:p>
     <w:p>
@@ -8144,7 +10657,8 @@
           <w:rFonts w:ascii="Lucida Calligraphy" w:eastAsia="Malgun Gothic" w:hAnsi="Lucida Calligraphy"/>
         </w:rPr>
       </w:pPr>
-      <w:bookmarkStart w:id="43" w:name="_Toc17050656"/>
+      <w:bookmarkStart w:id="43" w:name="_Toc30270729"/>
+      <w:proofErr w:type="spellStart"/>
       <w:r>
         <w:rPr>
           <w:rFonts w:ascii="Lucida Calligraphy" w:eastAsia="Malgun Gothic" w:hAnsi="Lucida Calligraphy"/>
@@ -8152,6 +10666,7 @@
         <w:t>Weres</w:t>
       </w:r>
       <w:bookmarkEnd w:id="43"/>
+      <w:proofErr w:type="spellEnd"/>
     </w:p>
     <w:p>
       <w:pPr>
@@ -8159,7 +10674,7 @@
           <w:rFonts w:ascii="Lucida Calligraphy" w:eastAsia="Malgun Gothic" w:hAnsi="Lucida Calligraphy"/>
         </w:rPr>
       </w:pPr>
-      <w:bookmarkStart w:id="44" w:name="_Toc17050657"/>
+      <w:bookmarkStart w:id="44" w:name="_Toc30270730"/>
       <w:r>
         <w:rPr>
           <w:rStyle w:val="berschrift3Zchn"/>
@@ -8174,24 +10689,140 @@
         </w:rPr>
         <w:t xml:space="preserve"> </w:t>
       </w:r>
-      <w:r>
-        <w:rPr>
-          <w:rFonts w:ascii="Lucida Calligraphy" w:eastAsia="Malgun Gothic" w:hAnsi="Lucida Calligraphy"/>
-        </w:rPr>
-        <w:t>Weres sind eine Ansammlung von vielen Anthropomorphischen Kreaturen anders als die Kitsune Sprechen diese eine Gemeinsame Sprache und leben Zivilisiert. Die Größe Zwischen allen Arten beträgt Zwischen 1.3 Meter und 1.8 Meter</w:t>
-      </w:r>
-      <w:r>
-        <w:rPr>
-          <w:rFonts w:ascii="Lucida Calligraphy" w:eastAsia="Malgun Gothic" w:hAnsi="Lucida Calligraphy"/>
-        </w:rPr>
-        <w:t>. Es wurden Exemplare mit Braunen, Grauen und Weissen Fell gesehen. Auch Muster sind Möglich. Darunter haben alle Weres einen Schwanz</w:t>
-      </w:r>
-      <w:r>
-        <w:rPr>
-          <w:rFonts w:ascii="Lucida Calligraphy" w:eastAsia="Malgun Gothic" w:hAnsi="Lucida Calligraphy"/>
-        </w:rPr>
-        <w:t xml:space="preserve"> zwischen 1 Meter und 20cm länge</w:t>
-      </w:r>
+      <w:proofErr w:type="spellStart"/>
+      <w:r>
+        <w:rPr>
+          <w:rFonts w:ascii="Lucida Calligraphy" w:eastAsia="Malgun Gothic" w:hAnsi="Lucida Calligraphy"/>
+        </w:rPr>
+        <w:t>Weres</w:t>
+      </w:r>
+      <w:proofErr w:type="spellEnd"/>
+      <w:r>
+        <w:rPr>
+          <w:rFonts w:ascii="Lucida Calligraphy" w:eastAsia="Malgun Gothic" w:hAnsi="Lucida Calligraphy"/>
+        </w:rPr>
+        <w:t xml:space="preserve"> sind eine Ansammlung von vielen Anthropomorphischen Kreaturen anders als die </w:t>
+      </w:r>
+      <w:proofErr w:type="spellStart"/>
+      <w:r>
+        <w:rPr>
+          <w:rFonts w:ascii="Lucida Calligraphy" w:eastAsia="Malgun Gothic" w:hAnsi="Lucida Calligraphy"/>
+        </w:rPr>
+        <w:t>Kitsune</w:t>
+      </w:r>
+      <w:proofErr w:type="spellEnd"/>
+      <w:r>
+        <w:rPr>
+          <w:rFonts w:ascii="Lucida Calligraphy" w:eastAsia="Malgun Gothic" w:hAnsi="Lucida Calligraphy"/>
+        </w:rPr>
+        <w:t xml:space="preserve"> Sprechen diese eine Gemeinsame Sprache und leben </w:t>
+      </w:r>
+      <w:proofErr w:type="gramStart"/>
+      <w:r>
+        <w:rPr>
+          <w:rFonts w:ascii="Lucida Calligraphy" w:eastAsia="Malgun Gothic" w:hAnsi="Lucida Calligraphy"/>
+        </w:rPr>
+        <w:t>Zivilisiert</w:t>
+      </w:r>
+      <w:proofErr w:type="gramEnd"/>
+      <w:r>
+        <w:rPr>
+          <w:rFonts w:ascii="Lucida Calligraphy" w:eastAsia="Malgun Gothic" w:hAnsi="Lucida Calligraphy"/>
+        </w:rPr>
+        <w:t xml:space="preserve">. Die Größe </w:t>
+      </w:r>
+      <w:proofErr w:type="spellStart"/>
+      <w:r>
+        <w:rPr>
+          <w:rFonts w:ascii="Lucida Calligraphy" w:eastAsia="Malgun Gothic" w:hAnsi="Lucida Calligraphy"/>
+        </w:rPr>
+        <w:t>Zwischen</w:t>
+      </w:r>
+      <w:proofErr w:type="spellEnd"/>
+      <w:r>
+        <w:rPr>
+          <w:rFonts w:ascii="Lucida Calligraphy" w:eastAsia="Malgun Gothic" w:hAnsi="Lucida Calligraphy"/>
+        </w:rPr>
+        <w:t xml:space="preserve"> allen Arten beträgt </w:t>
+      </w:r>
+      <w:proofErr w:type="spellStart"/>
+      <w:r>
+        <w:rPr>
+          <w:rFonts w:ascii="Lucida Calligraphy" w:eastAsia="Malgun Gothic" w:hAnsi="Lucida Calligraphy"/>
+        </w:rPr>
+        <w:t>Zwischen</w:t>
+      </w:r>
+      <w:proofErr w:type="spellEnd"/>
+      <w:r>
+        <w:rPr>
+          <w:rFonts w:ascii="Lucida Calligraphy" w:eastAsia="Malgun Gothic" w:hAnsi="Lucida Calligraphy"/>
+        </w:rPr>
+        <w:t xml:space="preserve"> 1.3 Meter und 1.8 Meter</w:t>
+      </w:r>
+      <w:r>
+        <w:rPr>
+          <w:rFonts w:ascii="Lucida Calligraphy" w:eastAsia="Malgun Gothic" w:hAnsi="Lucida Calligraphy"/>
+        </w:rPr>
+        <w:t xml:space="preserve">. Es wurden Exemplare mit Braunen, Grauen und </w:t>
+      </w:r>
+      <w:proofErr w:type="spellStart"/>
+      <w:r>
+        <w:rPr>
+          <w:rFonts w:ascii="Lucida Calligraphy" w:eastAsia="Malgun Gothic" w:hAnsi="Lucida Calligraphy"/>
+        </w:rPr>
+        <w:t>Weissen</w:t>
+      </w:r>
+      <w:proofErr w:type="spellEnd"/>
+      <w:r>
+        <w:rPr>
+          <w:rFonts w:ascii="Lucida Calligraphy" w:eastAsia="Malgun Gothic" w:hAnsi="Lucida Calligraphy"/>
+        </w:rPr>
+        <w:t xml:space="preserve"> Fell gesehen. Auch Muster sind </w:t>
+      </w:r>
+      <w:proofErr w:type="spellStart"/>
+      <w:proofErr w:type="gramStart"/>
+      <w:r>
+        <w:rPr>
+          <w:rFonts w:ascii="Lucida Calligraphy" w:eastAsia="Malgun Gothic" w:hAnsi="Lucida Calligraphy"/>
+        </w:rPr>
+        <w:t>Möglich</w:t>
+      </w:r>
+      <w:proofErr w:type="spellEnd"/>
+      <w:proofErr w:type="gramEnd"/>
+      <w:r>
+        <w:rPr>
+          <w:rFonts w:ascii="Lucida Calligraphy" w:eastAsia="Malgun Gothic" w:hAnsi="Lucida Calligraphy"/>
+        </w:rPr>
+        <w:t xml:space="preserve">. Darunter haben alle </w:t>
+      </w:r>
+      <w:proofErr w:type="spellStart"/>
+      <w:r>
+        <w:rPr>
+          <w:rFonts w:ascii="Lucida Calligraphy" w:eastAsia="Malgun Gothic" w:hAnsi="Lucida Calligraphy"/>
+        </w:rPr>
+        <w:t>Weres</w:t>
+      </w:r>
+      <w:proofErr w:type="spellEnd"/>
+      <w:r>
+        <w:rPr>
+          <w:rFonts w:ascii="Lucida Calligraphy" w:eastAsia="Malgun Gothic" w:hAnsi="Lucida Calligraphy"/>
+        </w:rPr>
+        <w:t xml:space="preserve"> einen Schwanz</w:t>
+      </w:r>
+      <w:r>
+        <w:rPr>
+          <w:rFonts w:ascii="Lucida Calligraphy" w:eastAsia="Malgun Gothic" w:hAnsi="Lucida Calligraphy"/>
+        </w:rPr>
+        <w:t xml:space="preserve"> zwischen 1 Meter und 20cm </w:t>
+      </w:r>
+      <w:proofErr w:type="spellStart"/>
+      <w:r>
+        <w:rPr>
+          <w:rFonts w:ascii="Lucida Calligraphy" w:eastAsia="Malgun Gothic" w:hAnsi="Lucida Calligraphy"/>
+        </w:rPr>
+        <w:t>länge</w:t>
+      </w:r>
+      <w:proofErr w:type="spellEnd"/>
       <w:r>
         <w:rPr>
           <w:rFonts w:ascii="Lucida Calligraphy" w:eastAsia="Malgun Gothic" w:hAnsi="Lucida Calligraphy"/>
@@ -8205,7 +10836,7 @@
           <w:rFonts w:ascii="Lucida Calligraphy" w:eastAsia="Malgun Gothic" w:hAnsi="Lucida Calligraphy"/>
         </w:rPr>
       </w:pPr>
-      <w:bookmarkStart w:id="45" w:name="_Toc17050658"/>
+      <w:bookmarkStart w:id="45" w:name="_Toc30270731"/>
       <w:r>
         <w:rPr>
           <w:rStyle w:val="berschrift3Zchn"/>
@@ -8218,13 +10849,41 @@
         <w:rPr>
           <w:rFonts w:ascii="Lucida Calligraphy" w:eastAsia="Malgun Gothic" w:hAnsi="Lucida Calligraphy"/>
         </w:rPr>
-        <w:t xml:space="preserve"> Weres sind überall auf der Östlichen Seite vertreten. Leben aber meistens in den Wäldern zurückgezogen  </w:t>
-      </w:r>
-      <w:r>
-        <w:rPr>
-          <w:rFonts w:ascii="Lucida Calligraphy" w:eastAsia="Malgun Gothic" w:hAnsi="Lucida Calligraphy"/>
-        </w:rPr>
-        <w:t xml:space="preserve">und haben dort ihre Siedlungen errichtet. </w:t>
+        <w:t xml:space="preserve"> </w:t>
+      </w:r>
+      <w:proofErr w:type="spellStart"/>
+      <w:r>
+        <w:rPr>
+          <w:rFonts w:ascii="Lucida Calligraphy" w:eastAsia="Malgun Gothic" w:hAnsi="Lucida Calligraphy"/>
+        </w:rPr>
+        <w:t>Weres</w:t>
+      </w:r>
+      <w:proofErr w:type="spellEnd"/>
+      <w:r>
+        <w:rPr>
+          <w:rFonts w:ascii="Lucida Calligraphy" w:eastAsia="Malgun Gothic" w:hAnsi="Lucida Calligraphy"/>
+        </w:rPr>
+        <w:t xml:space="preserve"> sind überall auf der Östlichen Seite vertreten. Leben aber meistens in den Wäldern </w:t>
+      </w:r>
+      <w:proofErr w:type="gramStart"/>
+      <w:r>
+        <w:rPr>
+          <w:rFonts w:ascii="Lucida Calligraphy" w:eastAsia="Malgun Gothic" w:hAnsi="Lucida Calligraphy"/>
+        </w:rPr>
+        <w:t xml:space="preserve">zurückgezogen  </w:t>
+      </w:r>
+      <w:r>
+        <w:rPr>
+          <w:rFonts w:ascii="Lucida Calligraphy" w:eastAsia="Malgun Gothic" w:hAnsi="Lucida Calligraphy"/>
+        </w:rPr>
+        <w:t>und</w:t>
+      </w:r>
+      <w:proofErr w:type="gramEnd"/>
+      <w:r>
+        <w:rPr>
+          <w:rFonts w:ascii="Lucida Calligraphy" w:eastAsia="Malgun Gothic" w:hAnsi="Lucida Calligraphy"/>
+        </w:rPr>
+        <w:t xml:space="preserve"> haben dort ihre Siedlungen errichtet. </w:t>
       </w:r>
     </w:p>
     <w:p>
@@ -8233,7 +10892,7 @@
           <w:rFonts w:ascii="Lucida Calligraphy" w:eastAsia="Malgun Gothic" w:hAnsi="Lucida Calligraphy"/>
         </w:rPr>
       </w:pPr>
-      <w:bookmarkStart w:id="46" w:name="_Toc17050659"/>
+      <w:bookmarkStart w:id="46" w:name="_Toc30270732"/>
       <w:r>
         <w:rPr>
           <w:rStyle w:val="berschrift3Zchn"/>
@@ -8246,7 +10905,35 @@
         <w:rPr>
           <w:rFonts w:ascii="Lucida Calligraphy" w:eastAsia="Malgun Gothic" w:hAnsi="Lucida Calligraphy"/>
         </w:rPr>
-        <w:t xml:space="preserve"> Bei den Weres gibt es sowohl Karnivores als auch Omnivores, was dazu führt das es einige Arten weniger gibt als andere. Sie Jagen in kleinen Gruppen in den Wäldern und Sammeln Früchte und Beeren. </w:t>
+        <w:t xml:space="preserve"> Bei den </w:t>
+      </w:r>
+      <w:proofErr w:type="spellStart"/>
+      <w:r>
+        <w:rPr>
+          <w:rFonts w:ascii="Lucida Calligraphy" w:eastAsia="Malgun Gothic" w:hAnsi="Lucida Calligraphy"/>
+        </w:rPr>
+        <w:t>Weres</w:t>
+      </w:r>
+      <w:proofErr w:type="spellEnd"/>
+      <w:r>
+        <w:rPr>
+          <w:rFonts w:ascii="Lucida Calligraphy" w:eastAsia="Malgun Gothic" w:hAnsi="Lucida Calligraphy"/>
+        </w:rPr>
+        <w:t xml:space="preserve"> gibt es sowohl Karnivores als auch Omnivores, was dazu führt </w:t>
+      </w:r>
+      <w:proofErr w:type="gramStart"/>
+      <w:r>
+        <w:rPr>
+          <w:rFonts w:ascii="Lucida Calligraphy" w:eastAsia="Malgun Gothic" w:hAnsi="Lucida Calligraphy"/>
+        </w:rPr>
+        <w:t>das</w:t>
+      </w:r>
+      <w:proofErr w:type="gramEnd"/>
+      <w:r>
+        <w:rPr>
+          <w:rFonts w:ascii="Lucida Calligraphy" w:eastAsia="Malgun Gothic" w:hAnsi="Lucida Calligraphy"/>
+        </w:rPr>
+        <w:t xml:space="preserve"> es einige Arten weniger gibt als andere. Sie Jagen in kleinen Gruppen in den Wäldern und Sammeln Früchte und Beeren. </w:t>
       </w:r>
     </w:p>
     <w:p>
@@ -8255,7 +10942,7 @@
           <w:rFonts w:ascii="Lucida Calligraphy" w:eastAsia="Malgun Gothic" w:hAnsi="Lucida Calligraphy"/>
         </w:rPr>
       </w:pPr>
-      <w:bookmarkStart w:id="47" w:name="_Toc17050660"/>
+      <w:bookmarkStart w:id="47" w:name="_Toc30270733"/>
       <w:r>
         <w:rPr>
           <w:rStyle w:val="berschrift3Zchn"/>
@@ -8268,13 +10955,69 @@
         <w:rPr>
           <w:rFonts w:ascii="Lucida Calligraphy" w:eastAsia="Malgun Gothic" w:hAnsi="Lucida Calligraphy"/>
         </w:rPr>
-        <w:t xml:space="preserve"> Die Weres sind nicht stark magisch begabt aber sehr Magie empfindlich. Manche versuche haben gezeigt, wenn Fähigkeiten mit ihnen in Berührung kommt, dass diese angenommen werden können </w:t>
-      </w:r>
-      <w:r>
-        <w:rPr>
-          <w:rFonts w:ascii="Lucida Calligraphy" w:eastAsia="Malgun Gothic" w:hAnsi="Lucida Calligraphy"/>
-        </w:rPr>
-        <w:t>und ausgebaut. Was bei einen Konflikt mit einen Were zu unerwarteten Konsequenzen führt.</w:t>
+        <w:t xml:space="preserve"> Die </w:t>
+      </w:r>
+      <w:proofErr w:type="spellStart"/>
+      <w:r>
+        <w:rPr>
+          <w:rFonts w:ascii="Lucida Calligraphy" w:eastAsia="Malgun Gothic" w:hAnsi="Lucida Calligraphy"/>
+        </w:rPr>
+        <w:t>Weres</w:t>
+      </w:r>
+      <w:proofErr w:type="spellEnd"/>
+      <w:r>
+        <w:rPr>
+          <w:rFonts w:ascii="Lucida Calligraphy" w:eastAsia="Malgun Gothic" w:hAnsi="Lucida Calligraphy"/>
+        </w:rPr>
+        <w:t xml:space="preserve"> sind nicht stark magisch begabt aber sehr Magie empfindlich. Manche versuche haben gezeigt, wenn Fähigkeiten mit ihnen in Berührung </w:t>
+      </w:r>
+      <w:proofErr w:type="gramStart"/>
+      <w:r>
+        <w:rPr>
+          <w:rFonts w:ascii="Lucida Calligraphy" w:eastAsia="Malgun Gothic" w:hAnsi="Lucida Calligraphy"/>
+        </w:rPr>
+        <w:t>kommt</w:t>
+      </w:r>
+      <w:proofErr w:type="gramEnd"/>
+      <w:r>
+        <w:rPr>
+          <w:rFonts w:ascii="Lucida Calligraphy" w:eastAsia="Malgun Gothic" w:hAnsi="Lucida Calligraphy"/>
+        </w:rPr>
+        <w:t xml:space="preserve">, dass diese angenommen werden können </w:t>
+      </w:r>
+      <w:r>
+        <w:rPr>
+          <w:rFonts w:ascii="Lucida Calligraphy" w:eastAsia="Malgun Gothic" w:hAnsi="Lucida Calligraphy"/>
+        </w:rPr>
+        <w:t xml:space="preserve">und ausgebaut. Was </w:t>
+      </w:r>
+      <w:proofErr w:type="gramStart"/>
+      <w:r>
+        <w:rPr>
+          <w:rFonts w:ascii="Lucida Calligraphy" w:eastAsia="Malgun Gothic" w:hAnsi="Lucida Calligraphy"/>
+        </w:rPr>
+        <w:t>bei einen Konflikt</w:t>
+      </w:r>
+      <w:proofErr w:type="gramEnd"/>
+      <w:r>
+        <w:rPr>
+          <w:rFonts w:ascii="Lucida Calligraphy" w:eastAsia="Malgun Gothic" w:hAnsi="Lucida Calligraphy"/>
+        </w:rPr>
+        <w:t xml:space="preserve"> mit einen </w:t>
+      </w:r>
+      <w:proofErr w:type="spellStart"/>
+      <w:r>
+        <w:rPr>
+          <w:rFonts w:ascii="Lucida Calligraphy" w:eastAsia="Malgun Gothic" w:hAnsi="Lucida Calligraphy"/>
+        </w:rPr>
+        <w:t>Were</w:t>
+      </w:r>
+      <w:proofErr w:type="spellEnd"/>
+      <w:r>
+        <w:rPr>
+          <w:rFonts w:ascii="Lucida Calligraphy" w:eastAsia="Malgun Gothic" w:hAnsi="Lucida Calligraphy"/>
+        </w:rPr>
+        <w:t xml:space="preserve"> zu unerwarteten Konsequenzen führt.</w:t>
       </w:r>
     </w:p>
     <w:p>
@@ -8291,7 +11034,8 @@
           <w:rFonts w:ascii="Lucida Calligraphy" w:eastAsia="Malgun Gothic" w:hAnsi="Lucida Calligraphy"/>
         </w:rPr>
       </w:pPr>
-      <w:bookmarkStart w:id="48" w:name="_Toc17050661"/>
+      <w:bookmarkStart w:id="48" w:name="_Toc30270734"/>
+      <w:proofErr w:type="spellStart"/>
       <w:r>
         <w:rPr>
           <w:rFonts w:ascii="Lucida Calligraphy" w:eastAsia="Malgun Gothic" w:hAnsi="Lucida Calligraphy"/>
@@ -8299,6 +11043,7 @@
         <w:t>Demon</w:t>
       </w:r>
       <w:bookmarkEnd w:id="48"/>
+      <w:proofErr w:type="spellEnd"/>
     </w:p>
     <w:p>
       <w:pPr>
@@ -8306,7 +11051,7 @@
           <w:rFonts w:ascii="Lucida Calligraphy" w:eastAsia="Malgun Gothic" w:hAnsi="Lucida Calligraphy"/>
         </w:rPr>
       </w:pPr>
-      <w:bookmarkStart w:id="49" w:name="_Toc17050662"/>
+      <w:bookmarkStart w:id="49" w:name="_Toc30270735"/>
       <w:r>
         <w:rPr>
           <w:rStyle w:val="berschrift3Zchn"/>
@@ -8321,6 +11066,7 @@
         </w:rPr>
         <w:t xml:space="preserve"> </w:t>
       </w:r>
+      <w:proofErr w:type="spellStart"/>
       <w:r>
         <w:rPr>
           <w:rFonts w:ascii="Lucida Calligraphy" w:eastAsia="Malgun Gothic" w:hAnsi="Lucida Calligraphy"/>
@@ -8333,6 +11079,7 @@
         </w:rPr>
         <w:t>s</w:t>
       </w:r>
+      <w:proofErr w:type="spellEnd"/>
       <w:r>
         <w:rPr>
           <w:rFonts w:ascii="Lucida Calligraphy" w:eastAsia="Malgun Gothic" w:hAnsi="Lucida Calligraphy"/>
@@ -8373,7 +11120,14 @@
         <w:rPr>
           <w:rFonts w:ascii="Lucida Calligraphy" w:eastAsia="Malgun Gothic" w:hAnsi="Lucida Calligraphy"/>
         </w:rPr>
-        <w:t xml:space="preserve"> Demon</w:t>
+        <w:t xml:space="preserve"> </w:t>
+      </w:r>
+      <w:proofErr w:type="spellStart"/>
+      <w:r>
+        <w:rPr>
+          <w:rFonts w:ascii="Lucida Calligraphy" w:eastAsia="Malgun Gothic" w:hAnsi="Lucida Calligraphy"/>
+        </w:rPr>
+        <w:t>Demon</w:t>
       </w:r>
       <w:r>
         <w:rPr>
@@ -8381,6 +11135,7 @@
         </w:rPr>
         <w:t>s</w:t>
       </w:r>
+      <w:proofErr w:type="spellEnd"/>
       <w:r>
         <w:rPr>
           <w:rFonts w:ascii="Lucida Calligraphy" w:eastAsia="Malgun Gothic" w:hAnsi="Lucida Calligraphy"/>
@@ -8433,13 +11188,13 @@
         <w:rPr>
           <w:rFonts w:ascii="Lucida Calligraphy" w:eastAsia="Malgun Gothic" w:hAnsi="Lucida Calligraphy"/>
         </w:rPr>
-        <w:t xml:space="preserve"> Unterkörper. Ihre Haut ist </w:t>
-      </w:r>
-      <w:r>
-        <w:rPr>
-          <w:rFonts w:ascii="Lucida Calligraphy" w:eastAsia="Malgun Gothic" w:hAnsi="Lucida Calligraphy"/>
-        </w:rPr>
-        <w:t xml:space="preserve">ist mit Schuppen versehen und sie besitzen eine Gespaltene und sehr lange Zunge. </w:t>
+        <w:t xml:space="preserve"> Unterkörper. Ihre Haut ist</w:t>
+      </w:r>
+      <w:r>
+        <w:rPr>
+          <w:rFonts w:ascii="Lucida Calligraphy" w:eastAsia="Malgun Gothic" w:hAnsi="Lucida Calligraphy"/>
+        </w:rPr>
+        <w:t xml:space="preserve"> mit Schuppen versehen und sie besitzen eine Gespaltene und sehr lange Zunge. </w:t>
       </w:r>
     </w:p>
     <w:p>
@@ -8448,12 +11203,13 @@
           <w:rFonts w:ascii="Lucida Calligraphy" w:eastAsia="Malgun Gothic" w:hAnsi="Lucida Calligraphy"/>
         </w:rPr>
       </w:pPr>
-      <w:bookmarkStart w:id="50" w:name="_Toc17050663"/>
+      <w:bookmarkStart w:id="50" w:name="_Toc30270736"/>
       <w:r>
         <w:rPr>
           <w:rStyle w:val="berschrift3Zchn"/>
           <w:rFonts w:ascii="Lucida Calligraphy" w:eastAsia="Malgun Gothic" w:hAnsi="Lucida Calligraphy"/>
         </w:rPr>
+        <w:lastRenderedPageBreak/>
         <w:t>Wohnort:</w:t>
       </w:r>
       <w:bookmarkEnd w:id="50"/>
@@ -8461,13 +11217,71 @@
         <w:rPr>
           <w:rFonts w:ascii="Lucida Calligraphy" w:eastAsia="Malgun Gothic" w:hAnsi="Lucida Calligraphy"/>
         </w:rPr>
-        <w:t xml:space="preserve"> Demons  Leben in der Festung Zarach</w:t>
-      </w:r>
-      <w:r>
-        <w:rPr>
-          <w:rFonts w:ascii="Lucida Calligraphy" w:eastAsia="Malgun Gothic" w:hAnsi="Lucida Calligraphy"/>
-        </w:rPr>
-        <w:t xml:space="preserve"> wo sie von den Norse wie Götter behandelt werden aber Gleichzeitig den Willen Ihrer Anbeter Durchsetzen und Willenlos gehorchen. </w:t>
+        <w:t xml:space="preserve"> </w:t>
+      </w:r>
+      <w:proofErr w:type="spellStart"/>
+      <w:r>
+        <w:rPr>
+          <w:rFonts w:ascii="Lucida Calligraphy" w:eastAsia="Malgun Gothic" w:hAnsi="Lucida Calligraphy"/>
+        </w:rPr>
+        <w:t>Demons</w:t>
+      </w:r>
+      <w:proofErr w:type="spellEnd"/>
+      <w:r>
+        <w:rPr>
+          <w:rFonts w:ascii="Lucida Calligraphy" w:eastAsia="Malgun Gothic" w:hAnsi="Lucida Calligraphy"/>
+        </w:rPr>
+        <w:t xml:space="preserve"> Leben in der Festung </w:t>
+      </w:r>
+      <w:proofErr w:type="spellStart"/>
+      <w:r>
+        <w:rPr>
+          <w:rFonts w:ascii="Lucida Calligraphy" w:eastAsia="Malgun Gothic" w:hAnsi="Lucida Calligraphy"/>
+        </w:rPr>
+        <w:t>Zarach</w:t>
+      </w:r>
+      <w:proofErr w:type="spellEnd"/>
+      <w:r>
+        <w:rPr>
+          <w:rFonts w:ascii="Lucida Calligraphy" w:eastAsia="Malgun Gothic" w:hAnsi="Lucida Calligraphy"/>
+        </w:rPr>
+        <w:t xml:space="preserve"> wo sie von de</w:t>
+      </w:r>
+      <w:bookmarkStart w:id="51" w:name="_GoBack"/>
+      <w:bookmarkEnd w:id="51"/>
+      <w:r>
+        <w:rPr>
+          <w:rFonts w:ascii="Lucida Calligraphy" w:eastAsia="Malgun Gothic" w:hAnsi="Lucida Calligraphy"/>
+        </w:rPr>
+        <w:t xml:space="preserve">n </w:t>
+      </w:r>
+      <w:proofErr w:type="spellStart"/>
+      <w:r>
+        <w:rPr>
+          <w:rFonts w:ascii="Lucida Calligraphy" w:eastAsia="Malgun Gothic" w:hAnsi="Lucida Calligraphy"/>
+        </w:rPr>
+        <w:t>Norse</w:t>
+      </w:r>
+      <w:proofErr w:type="spellEnd"/>
+      <w:r>
+        <w:rPr>
+          <w:rFonts w:ascii="Lucida Calligraphy" w:eastAsia="Malgun Gothic" w:hAnsi="Lucida Calligraphy"/>
+        </w:rPr>
+        <w:t xml:space="preserve"> wie Götter behandelt werden aber </w:t>
+      </w:r>
+      <w:proofErr w:type="gramStart"/>
+      <w:r>
+        <w:rPr>
+          <w:rFonts w:ascii="Lucida Calligraphy" w:eastAsia="Malgun Gothic" w:hAnsi="Lucida Calligraphy"/>
+        </w:rPr>
+        <w:t>Gleichzeitig</w:t>
+      </w:r>
+      <w:proofErr w:type="gramEnd"/>
+      <w:r>
+        <w:rPr>
+          <w:rFonts w:ascii="Lucida Calligraphy" w:eastAsia="Malgun Gothic" w:hAnsi="Lucida Calligraphy"/>
+        </w:rPr>
+        <w:t xml:space="preserve"> den Willen Ihrer Anbeter Durchsetzen und Willenlos gehorchen. </w:t>
       </w:r>
     </w:p>
     <w:p>
@@ -8476,21 +11290,34 @@
           <w:rFonts w:ascii="Lucida Calligraphy" w:eastAsia="Malgun Gothic" w:hAnsi="Lucida Calligraphy"/>
         </w:rPr>
       </w:pPr>
-      <w:bookmarkStart w:id="51" w:name="_Toc17050664"/>
+      <w:bookmarkStart w:id="52" w:name="_Toc30270737"/>
       <w:r>
         <w:rPr>
           <w:rStyle w:val="berschrift3Zchn"/>
           <w:rFonts w:ascii="Lucida Calligraphy" w:eastAsia="Malgun Gothic" w:hAnsi="Lucida Calligraphy"/>
         </w:rPr>
-        <w:lastRenderedPageBreak/>
         <w:t>Ernährung:</w:t>
       </w:r>
-      <w:bookmarkEnd w:id="51"/>
-      <w:r>
-        <w:rPr>
-          <w:rFonts w:ascii="Lucida Calligraphy" w:eastAsia="Malgun Gothic" w:hAnsi="Lucida Calligraphy"/>
-        </w:rPr>
-        <w:t xml:space="preserve"> Die Ernährung ist rein Fleischbasiert und sie werden von den Norse versorgt. es werden auch Opferungen in Form von Jungfrauen (Männlich/Weiblich)</w:t>
+      <w:bookmarkEnd w:id="52"/>
+      <w:r>
+        <w:rPr>
+          <w:rFonts w:ascii="Lucida Calligraphy" w:eastAsia="Malgun Gothic" w:hAnsi="Lucida Calligraphy"/>
+        </w:rPr>
+        <w:t xml:space="preserve"> Die Ernährung ist rein Fleischbasiert und sie werden von den </w:t>
+      </w:r>
+      <w:proofErr w:type="spellStart"/>
+      <w:r>
+        <w:rPr>
+          <w:rFonts w:ascii="Lucida Calligraphy" w:eastAsia="Malgun Gothic" w:hAnsi="Lucida Calligraphy"/>
+        </w:rPr>
+        <w:t>Norse</w:t>
+      </w:r>
+      <w:proofErr w:type="spellEnd"/>
+      <w:r>
+        <w:rPr>
+          <w:rFonts w:ascii="Lucida Calligraphy" w:eastAsia="Malgun Gothic" w:hAnsi="Lucida Calligraphy"/>
+        </w:rPr>
+        <w:t xml:space="preserve"> versorgt. es werden auch Opferungen in Form von Jungfrauen (Männlich/Weiblich)</w:t>
       </w:r>
       <w:r>
         <w:rPr>
@@ -8511,7 +11338,7 @@
           <w:rFonts w:ascii="Lucida Calligraphy" w:eastAsia="Malgun Gothic" w:hAnsi="Lucida Calligraphy"/>
         </w:rPr>
       </w:pPr>
-      <w:bookmarkStart w:id="52" w:name="_Toc17050665"/>
+      <w:bookmarkStart w:id="53" w:name="_Toc30270738"/>
       <w:r>
         <w:rPr>
           <w:rStyle w:val="berschrift3Zchn"/>
@@ -8519,12 +11346,54 @@
         </w:rPr>
         <w:t>Magie:</w:t>
       </w:r>
-      <w:bookmarkEnd w:id="52"/>
-      <w:r>
-        <w:rPr>
-          <w:rFonts w:ascii="Lucida Calligraphy" w:eastAsia="Malgun Gothic" w:hAnsi="Lucida Calligraphy"/>
-        </w:rPr>
-        <w:t xml:space="preserve"> Die Demons besitzen Hypnotische Fähigkeiten und ein Gift in ihren Fangzähnen und krallen was sie an ihre Opfer oder auch an die Bevölkerung  benutzen um den Willen der Norse durchzubringen. </w:t>
+      <w:bookmarkEnd w:id="53"/>
+      <w:r>
+        <w:rPr>
+          <w:rFonts w:ascii="Lucida Calligraphy" w:eastAsia="Malgun Gothic" w:hAnsi="Lucida Calligraphy"/>
+        </w:rPr>
+        <w:t xml:space="preserve"> Die </w:t>
+      </w:r>
+      <w:proofErr w:type="spellStart"/>
+      <w:r>
+        <w:rPr>
+          <w:rFonts w:ascii="Lucida Calligraphy" w:eastAsia="Malgun Gothic" w:hAnsi="Lucida Calligraphy"/>
+        </w:rPr>
+        <w:t>Demons</w:t>
+      </w:r>
+      <w:proofErr w:type="spellEnd"/>
+      <w:r>
+        <w:rPr>
+          <w:rFonts w:ascii="Lucida Calligraphy" w:eastAsia="Malgun Gothic" w:hAnsi="Lucida Calligraphy"/>
+        </w:rPr>
+        <w:t xml:space="preserve"> besitzen Hypnotische Fähigkeiten und ein Gift in ihren Fangzähnen und krallen was sie an ihre Opfer oder auch an die </w:t>
+      </w:r>
+      <w:proofErr w:type="gramStart"/>
+      <w:r>
+        <w:rPr>
+          <w:rFonts w:ascii="Lucida Calligraphy" w:eastAsia="Malgun Gothic" w:hAnsi="Lucida Calligraphy"/>
+        </w:rPr>
+        <w:t>Bevölkerung  benutzen</w:t>
+      </w:r>
+      <w:proofErr w:type="gramEnd"/>
+      <w:r>
+        <w:rPr>
+          <w:rFonts w:ascii="Lucida Calligraphy" w:eastAsia="Malgun Gothic" w:hAnsi="Lucida Calligraphy"/>
+        </w:rPr>
+        <w:t xml:space="preserve"> um den Willen der </w:t>
+      </w:r>
+      <w:proofErr w:type="spellStart"/>
+      <w:r>
+        <w:rPr>
+          <w:rFonts w:ascii="Lucida Calligraphy" w:eastAsia="Malgun Gothic" w:hAnsi="Lucida Calligraphy"/>
+        </w:rPr>
+        <w:t>Norse</w:t>
+      </w:r>
+      <w:proofErr w:type="spellEnd"/>
+      <w:r>
+        <w:rPr>
+          <w:rFonts w:ascii="Lucida Calligraphy" w:eastAsia="Malgun Gothic" w:hAnsi="Lucida Calligraphy"/>
+        </w:rPr>
+        <w:t xml:space="preserve"> durchzubringen. </w:t>
       </w:r>
     </w:p>
     <w:p>
@@ -8541,14 +11410,14 @@
           <w:rFonts w:ascii="Lucida Calligraphy" w:eastAsia="Malgun Gothic" w:hAnsi="Lucida Calligraphy"/>
         </w:rPr>
       </w:pPr>
-      <w:bookmarkStart w:id="53" w:name="_Toc17050666"/>
+      <w:bookmarkStart w:id="54" w:name="_Toc30270739"/>
       <w:r>
         <w:rPr>
           <w:rFonts w:ascii="Lucida Calligraphy" w:eastAsia="Malgun Gothic" w:hAnsi="Lucida Calligraphy"/>
         </w:rPr>
         <w:t>Fairy</w:t>
       </w:r>
-      <w:bookmarkEnd w:id="53"/>
+      <w:bookmarkEnd w:id="54"/>
     </w:p>
     <w:p>
       <w:pPr>
@@ -8556,7 +11425,7 @@
           <w:rFonts w:ascii="Lucida Calligraphy" w:eastAsia="Malgun Gothic" w:hAnsi="Lucida Calligraphy"/>
         </w:rPr>
       </w:pPr>
-      <w:bookmarkStart w:id="54" w:name="_Toc17050667"/>
+      <w:bookmarkStart w:id="55" w:name="_Toc30270740"/>
       <w:r>
         <w:rPr>
           <w:rStyle w:val="berschrift3Zchn"/>
@@ -8564,7 +11433,7 @@
         </w:rPr>
         <w:t>Aussehen:</w:t>
       </w:r>
-      <w:bookmarkEnd w:id="54"/>
+      <w:bookmarkEnd w:id="55"/>
       <w:r>
         <w:rPr>
           <w:rFonts w:ascii="Lucida Calligraphy" w:eastAsia="Malgun Gothic" w:hAnsi="Lucida Calligraphy"/>
@@ -8575,7 +11444,21 @@
         <w:rPr>
           <w:rFonts w:ascii="Lucida Calligraphy" w:eastAsia="Malgun Gothic" w:hAnsi="Lucida Calligraphy"/>
         </w:rPr>
-        <w:t xml:space="preserve">Kleine Wesen aus purer Energie mit einer gelblich leuchtenden Haut. Männchen besitzen eine Größe von 30cm, die Weibchen nur 20 cm. Fairys haben Schmetterlingsartige Flügel und </w:t>
+        <w:t xml:space="preserve">Kleine Wesen aus purer Energie mit einer gelblich leuchtenden Haut. Männchen besitzen eine Größe von 30cm, die Weibchen nur 20 cm. </w:t>
+      </w:r>
+      <w:proofErr w:type="spellStart"/>
+      <w:r>
+        <w:rPr>
+          <w:rFonts w:ascii="Lucida Calligraphy" w:eastAsia="Malgun Gothic" w:hAnsi="Lucida Calligraphy"/>
+        </w:rPr>
+        <w:t>Fairys</w:t>
+      </w:r>
+      <w:proofErr w:type="spellEnd"/>
+      <w:r>
+        <w:rPr>
+          <w:rFonts w:ascii="Lucida Calligraphy" w:eastAsia="Malgun Gothic" w:hAnsi="Lucida Calligraphy"/>
+        </w:rPr>
+        <w:t xml:space="preserve"> haben Schmetterlingsartige Flügel und </w:t>
       </w:r>
       <w:r>
         <w:rPr>
@@ -8590,7 +11473,7 @@
           <w:rFonts w:ascii="Lucida Calligraphy" w:eastAsia="Malgun Gothic" w:hAnsi="Lucida Calligraphy"/>
         </w:rPr>
       </w:pPr>
-      <w:bookmarkStart w:id="55" w:name="_Toc17050668"/>
+      <w:bookmarkStart w:id="56" w:name="_Toc30270741"/>
       <w:r>
         <w:rPr>
           <w:rStyle w:val="berschrift3Zchn"/>
@@ -8598,19 +11481,49 @@
         </w:rPr>
         <w:t>Wohnort:</w:t>
       </w:r>
-      <w:bookmarkEnd w:id="55"/>
-      <w:r>
-        <w:rPr>
-          <w:rFonts w:ascii="Lucida Calligraphy" w:eastAsia="Malgun Gothic" w:hAnsi="Lucida Calligraphy"/>
-        </w:rPr>
-        <w:t xml:space="preserve"> Fairys leben in den Kalten regionen der Berge Gong und </w:t>
-      </w:r>
+      <w:bookmarkEnd w:id="56"/>
+      <w:r>
+        <w:rPr>
+          <w:rFonts w:ascii="Lucida Calligraphy" w:eastAsia="Malgun Gothic" w:hAnsi="Lucida Calligraphy"/>
+        </w:rPr>
+        <w:t xml:space="preserve"> </w:t>
+      </w:r>
+      <w:proofErr w:type="spellStart"/>
+      <w:r>
+        <w:rPr>
+          <w:rFonts w:ascii="Lucida Calligraphy" w:eastAsia="Malgun Gothic" w:hAnsi="Lucida Calligraphy"/>
+        </w:rPr>
+        <w:t>Fairys</w:t>
+      </w:r>
+      <w:proofErr w:type="spellEnd"/>
+      <w:r>
+        <w:rPr>
+          <w:rFonts w:ascii="Lucida Calligraphy" w:eastAsia="Malgun Gothic" w:hAnsi="Lucida Calligraphy"/>
+        </w:rPr>
+        <w:t xml:space="preserve"> leben in den Kalten </w:t>
+      </w:r>
+      <w:proofErr w:type="spellStart"/>
+      <w:r>
+        <w:rPr>
+          <w:rFonts w:ascii="Lucida Calligraphy" w:eastAsia="Malgun Gothic" w:hAnsi="Lucida Calligraphy"/>
+        </w:rPr>
+        <w:t>regionen</w:t>
+      </w:r>
+      <w:proofErr w:type="spellEnd"/>
+      <w:r>
+        <w:rPr>
+          <w:rFonts w:ascii="Lucida Calligraphy" w:eastAsia="Malgun Gothic" w:hAnsi="Lucida Calligraphy"/>
+        </w:rPr>
+        <w:t xml:space="preserve"> der Berge Gong und </w:t>
+      </w:r>
+      <w:proofErr w:type="spellStart"/>
       <w:r>
         <w:rPr>
           <w:rFonts w:ascii="Lucida Calligraphy" w:eastAsia="Malgun Gothic" w:hAnsi="Lucida Calligraphy"/>
         </w:rPr>
         <w:t>Yami</w:t>
       </w:r>
+      <w:proofErr w:type="spellEnd"/>
       <w:r>
         <w:rPr>
           <w:rFonts w:ascii="Lucida Calligraphy" w:eastAsia="Malgun Gothic" w:hAnsi="Lucida Calligraphy"/>
@@ -8621,7 +11534,21 @@
         <w:rPr>
           <w:rFonts w:ascii="Lucida Calligraphy" w:eastAsia="Malgun Gothic" w:hAnsi="Lucida Calligraphy"/>
         </w:rPr>
-        <w:t>Wenn Fairys die Kälte der Berge verlassen, hört die Haut auf zu leuchten und sie sterben nach einiger Zeit.</w:t>
+        <w:t xml:space="preserve">Wenn </w:t>
+      </w:r>
+      <w:proofErr w:type="spellStart"/>
+      <w:r>
+        <w:rPr>
+          <w:rFonts w:ascii="Lucida Calligraphy" w:eastAsia="Malgun Gothic" w:hAnsi="Lucida Calligraphy"/>
+        </w:rPr>
+        <w:t>Fairys</w:t>
+      </w:r>
+      <w:proofErr w:type="spellEnd"/>
+      <w:r>
+        <w:rPr>
+          <w:rFonts w:ascii="Lucida Calligraphy" w:eastAsia="Malgun Gothic" w:hAnsi="Lucida Calligraphy"/>
+        </w:rPr>
+        <w:t xml:space="preserve"> die Kälte der Berge verlassen, hört die Haut auf zu leuchten und sie sterben nach einiger Zeit.</w:t>
       </w:r>
     </w:p>
     <w:p>
@@ -8630,7 +11557,7 @@
           <w:rFonts w:ascii="Lucida Calligraphy" w:eastAsia="Malgun Gothic" w:hAnsi="Lucida Calligraphy"/>
         </w:rPr>
       </w:pPr>
-      <w:bookmarkStart w:id="56" w:name="_Toc17050669"/>
+      <w:bookmarkStart w:id="57" w:name="_Toc30270742"/>
       <w:r>
         <w:rPr>
           <w:rStyle w:val="berschrift3Zchn"/>
@@ -8638,12 +11565,26 @@
         </w:rPr>
         <w:t>Ernährung:</w:t>
       </w:r>
-      <w:bookmarkEnd w:id="56"/>
-      <w:r>
-        <w:rPr>
-          <w:rFonts w:ascii="Lucida Calligraphy" w:eastAsia="Malgun Gothic" w:hAnsi="Lucida Calligraphy"/>
-        </w:rPr>
-        <w:t xml:space="preserve"> Fairys brauch nicht zu essen und leben von der Energie der Welt. </w:t>
+      <w:bookmarkEnd w:id="57"/>
+      <w:r>
+        <w:rPr>
+          <w:rFonts w:ascii="Lucida Calligraphy" w:eastAsia="Malgun Gothic" w:hAnsi="Lucida Calligraphy"/>
+        </w:rPr>
+        <w:t xml:space="preserve"> </w:t>
+      </w:r>
+      <w:proofErr w:type="spellStart"/>
+      <w:r>
+        <w:rPr>
+          <w:rFonts w:ascii="Lucida Calligraphy" w:eastAsia="Malgun Gothic" w:hAnsi="Lucida Calligraphy"/>
+        </w:rPr>
+        <w:t>Fairys</w:t>
+      </w:r>
+      <w:proofErr w:type="spellEnd"/>
+      <w:r>
+        <w:rPr>
+          <w:rFonts w:ascii="Lucida Calligraphy" w:eastAsia="Malgun Gothic" w:hAnsi="Lucida Calligraphy"/>
+        </w:rPr>
+        <w:t xml:space="preserve"> brauch nicht zu essen und leben von der Energie der Welt. </w:t>
       </w:r>
     </w:p>
     <w:p>
@@ -8652,7 +11593,7 @@
           <w:rFonts w:ascii="Lucida Calligraphy" w:eastAsia="Malgun Gothic" w:hAnsi="Lucida Calligraphy"/>
         </w:rPr>
       </w:pPr>
-      <w:bookmarkStart w:id="57" w:name="_Toc17050670"/>
+      <w:bookmarkStart w:id="58" w:name="_Toc30270743"/>
       <w:r>
         <w:rPr>
           <w:rStyle w:val="berschrift3Zchn"/>
@@ -8660,7 +11601,7 @@
         </w:rPr>
         <w:t>Magie:</w:t>
       </w:r>
-      <w:bookmarkEnd w:id="57"/>
+      <w:bookmarkEnd w:id="58"/>
       <w:r>
         <w:rPr>
           <w:rFonts w:ascii="Lucida Calligraphy" w:eastAsia="Malgun Gothic" w:hAnsi="Lucida Calligraphy"/>
@@ -8677,13 +11618,69 @@
         <w:rPr>
           <w:rFonts w:ascii="Lucida Calligraphy" w:eastAsia="Malgun Gothic" w:hAnsi="Lucida Calligraphy"/>
         </w:rPr>
-        <w:t xml:space="preserve"> zur Magie was die Gnome nutzen um eine Elixier zu erstellen was </w:t>
-      </w:r>
-      <w:r>
-        <w:rPr>
-          <w:rFonts w:ascii="Lucida Calligraphy" w:eastAsia="Malgun Gothic" w:hAnsi="Lucida Calligraphy"/>
-        </w:rPr>
-        <w:t>die Fairys langsam tötet. Farirys können Eismagie verwenden und frieren ihre Fein</w:t>
+        <w:t xml:space="preserve"> zur Magie was die Gnome nutzen </w:t>
+      </w:r>
+      <w:proofErr w:type="gramStart"/>
+      <w:r>
+        <w:rPr>
+          <w:rFonts w:ascii="Lucida Calligraphy" w:eastAsia="Malgun Gothic" w:hAnsi="Lucida Calligraphy"/>
+        </w:rPr>
+        <w:t>um eine Elixier</w:t>
+      </w:r>
+      <w:proofErr w:type="gramEnd"/>
+      <w:r>
+        <w:rPr>
+          <w:rFonts w:ascii="Lucida Calligraphy" w:eastAsia="Malgun Gothic" w:hAnsi="Lucida Calligraphy"/>
+        </w:rPr>
+        <w:t xml:space="preserve"> zu erstellen was </w:t>
+      </w:r>
+      <w:r>
+        <w:rPr>
+          <w:rFonts w:ascii="Lucida Calligraphy" w:eastAsia="Malgun Gothic" w:hAnsi="Lucida Calligraphy"/>
+        </w:rPr>
+        <w:t xml:space="preserve">die </w:t>
+      </w:r>
+      <w:proofErr w:type="spellStart"/>
+      <w:r>
+        <w:rPr>
+          <w:rFonts w:ascii="Lucida Calligraphy" w:eastAsia="Malgun Gothic" w:hAnsi="Lucida Calligraphy"/>
+        </w:rPr>
+        <w:t>Fairys</w:t>
+      </w:r>
+      <w:proofErr w:type="spellEnd"/>
+      <w:r>
+        <w:rPr>
+          <w:rFonts w:ascii="Lucida Calligraphy" w:eastAsia="Malgun Gothic" w:hAnsi="Lucida Calligraphy"/>
+        </w:rPr>
+        <w:t xml:space="preserve"> langsam tötet. </w:t>
+      </w:r>
+      <w:proofErr w:type="spellStart"/>
+      <w:r>
+        <w:rPr>
+          <w:rFonts w:ascii="Lucida Calligraphy" w:eastAsia="Malgun Gothic" w:hAnsi="Lucida Calligraphy"/>
+        </w:rPr>
+        <w:t>Farirys</w:t>
+      </w:r>
+      <w:proofErr w:type="spellEnd"/>
+      <w:r>
+        <w:rPr>
+          <w:rFonts w:ascii="Lucida Calligraphy" w:eastAsia="Malgun Gothic" w:hAnsi="Lucida Calligraphy"/>
+        </w:rPr>
+        <w:t xml:space="preserve"> können </w:t>
+      </w:r>
+      <w:proofErr w:type="spellStart"/>
+      <w:r>
+        <w:rPr>
+          <w:rFonts w:ascii="Lucida Calligraphy" w:eastAsia="Malgun Gothic" w:hAnsi="Lucida Calligraphy"/>
+        </w:rPr>
+        <w:t>Eismagie</w:t>
+      </w:r>
+      <w:proofErr w:type="spellEnd"/>
+      <w:r>
+        <w:rPr>
+          <w:rFonts w:ascii="Lucida Calligraphy" w:eastAsia="Malgun Gothic" w:hAnsi="Lucida Calligraphy"/>
+        </w:rPr>
+        <w:t xml:space="preserve"> verwenden und frieren ihre Fein</w:t>
       </w:r>
       <w:r>
         <w:rPr>
@@ -8760,14 +11757,16 @@
           <w:rFonts w:ascii="Lucida Calligraphy" w:eastAsia="Malgun Gothic" w:hAnsi="Lucida Calligraphy"/>
         </w:rPr>
       </w:pPr>
-      <w:bookmarkStart w:id="58" w:name="_Toc17050671"/>
+      <w:bookmarkStart w:id="59" w:name="_Toc30270744"/>
+      <w:proofErr w:type="spellStart"/>
       <w:r>
         <w:rPr>
           <w:rFonts w:ascii="Lucida Calligraphy" w:eastAsia="Malgun Gothic" w:hAnsi="Lucida Calligraphy"/>
         </w:rPr>
         <w:t>Kitsune</w:t>
       </w:r>
-      <w:bookmarkEnd w:id="58"/>
+      <w:bookmarkEnd w:id="59"/>
+      <w:proofErr w:type="spellEnd"/>
     </w:p>
     <w:p>
       <w:pPr>
@@ -8775,7 +11774,7 @@
           <w:rFonts w:ascii="Lucida Calligraphy" w:eastAsia="Malgun Gothic" w:hAnsi="Lucida Calligraphy"/>
         </w:rPr>
       </w:pPr>
-      <w:bookmarkStart w:id="59" w:name="_Toc17050672"/>
+      <w:bookmarkStart w:id="60" w:name="_Toc30270745"/>
       <w:r>
         <w:rPr>
           <w:rStyle w:val="berschrift3Zchn"/>
@@ -8783,12 +11782,26 @@
         </w:rPr>
         <w:t>Aussehen:</w:t>
       </w:r>
-      <w:bookmarkEnd w:id="59"/>
-      <w:r>
-        <w:rPr>
-          <w:rFonts w:ascii="Lucida Calligraphy" w:eastAsia="Malgun Gothic" w:hAnsi="Lucida Calligraphy"/>
-        </w:rPr>
-        <w:t xml:space="preserve"> Die Kitsunen sind Anthropomorphische Füchse, welche Überall in den Urwäldern vertreten sind. Sie laufen Großteils auf allen vieren, können aber auch auf zwei Beinen laufen, wodurch sie </w:t>
+      <w:bookmarkEnd w:id="60"/>
+      <w:r>
+        <w:rPr>
+          <w:rFonts w:ascii="Lucida Calligraphy" w:eastAsia="Malgun Gothic" w:hAnsi="Lucida Calligraphy"/>
+        </w:rPr>
+        <w:t xml:space="preserve"> Die </w:t>
+      </w:r>
+      <w:proofErr w:type="spellStart"/>
+      <w:r>
+        <w:rPr>
+          <w:rFonts w:ascii="Lucida Calligraphy" w:eastAsia="Malgun Gothic" w:hAnsi="Lucida Calligraphy"/>
+        </w:rPr>
+        <w:t>Kitsunen</w:t>
+      </w:r>
+      <w:proofErr w:type="spellEnd"/>
+      <w:r>
+        <w:rPr>
+          <w:rFonts w:ascii="Lucida Calligraphy" w:eastAsia="Malgun Gothic" w:hAnsi="Lucida Calligraphy"/>
+        </w:rPr>
+        <w:t xml:space="preserve"> sind Anthropomorphische Füchse, welche Überall in den Urwäldern vertreten sind. Sie laufen Großteils auf allen vieren, können aber auch auf zwei Beinen laufen, wodurch sie </w:t>
       </w:r>
       <w:r>
         <w:rPr>
@@ -8800,7 +11813,35 @@
         <w:rPr>
           <w:rFonts w:ascii="Lucida Calligraphy" w:eastAsia="Malgun Gothic" w:hAnsi="Lucida Calligraphy"/>
         </w:rPr>
-        <w:t xml:space="preserve">. Sie besitzen eine Körpergröße von 1.45 Metern und 60cm langen Schwanz. Kitsunen können sich auf bis zu 13cm höhe legen und lauern, was sie zu Gefährlichen Jägern macht. </w:t>
+        <w:t xml:space="preserve">. Sie besitzen eine Körpergröße von 1.45 Metern und 60cm langen Schwanz. </w:t>
+      </w:r>
+      <w:proofErr w:type="spellStart"/>
+      <w:r>
+        <w:rPr>
+          <w:rFonts w:ascii="Lucida Calligraphy" w:eastAsia="Malgun Gothic" w:hAnsi="Lucida Calligraphy"/>
+        </w:rPr>
+        <w:t>Kitsunen</w:t>
+      </w:r>
+      <w:proofErr w:type="spellEnd"/>
+      <w:r>
+        <w:rPr>
+          <w:rFonts w:ascii="Lucida Calligraphy" w:eastAsia="Malgun Gothic" w:hAnsi="Lucida Calligraphy"/>
+        </w:rPr>
+        <w:t xml:space="preserve"> können sich auf bis zu 13cm </w:t>
+      </w:r>
+      <w:proofErr w:type="spellStart"/>
+      <w:r>
+        <w:rPr>
+          <w:rFonts w:ascii="Lucida Calligraphy" w:eastAsia="Malgun Gothic" w:hAnsi="Lucida Calligraphy"/>
+        </w:rPr>
+        <w:t>höhe</w:t>
+      </w:r>
+      <w:proofErr w:type="spellEnd"/>
+      <w:r>
+        <w:rPr>
+          <w:rFonts w:ascii="Lucida Calligraphy" w:eastAsia="Malgun Gothic" w:hAnsi="Lucida Calligraphy"/>
+        </w:rPr>
+        <w:t xml:space="preserve"> legen und lauern, was sie zu Gefährlichen Jägern macht. </w:t>
       </w:r>
     </w:p>
     <w:p>
@@ -8809,7 +11850,7 @@
           <w:rFonts w:ascii="Lucida Calligraphy" w:eastAsia="Malgun Gothic" w:hAnsi="Lucida Calligraphy"/>
         </w:rPr>
       </w:pPr>
-      <w:bookmarkStart w:id="60" w:name="_Toc17050673"/>
+      <w:bookmarkStart w:id="61" w:name="_Toc30270746"/>
       <w:r>
         <w:rPr>
           <w:rStyle w:val="berschrift3Zchn"/>
@@ -8817,12 +11858,47 @@
         </w:rPr>
         <w:t>Wohnort:</w:t>
       </w:r>
-      <w:bookmarkEnd w:id="60"/>
-      <w:r>
-        <w:rPr>
-          <w:rFonts w:ascii="Lucida Calligraphy" w:eastAsia="Malgun Gothic" w:hAnsi="Lucida Calligraphy"/>
-        </w:rPr>
-        <w:t xml:space="preserve"> Kitsunen leben in den Wäldern der Welt vor allem aber in Unbridled Land. Rudel gr</w:t>
+      <w:bookmarkEnd w:id="61"/>
+      <w:r>
+        <w:rPr>
+          <w:rFonts w:ascii="Lucida Calligraphy" w:eastAsia="Malgun Gothic" w:hAnsi="Lucida Calligraphy"/>
+        </w:rPr>
+        <w:t xml:space="preserve"> </w:t>
+      </w:r>
+      <w:proofErr w:type="spellStart"/>
+      <w:r>
+        <w:rPr>
+          <w:rFonts w:ascii="Lucida Calligraphy" w:eastAsia="Malgun Gothic" w:hAnsi="Lucida Calligraphy"/>
+        </w:rPr>
+        <w:t>Kitsunen</w:t>
+      </w:r>
+      <w:proofErr w:type="spellEnd"/>
+      <w:r>
+        <w:rPr>
+          <w:rFonts w:ascii="Lucida Calligraphy" w:eastAsia="Malgun Gothic" w:hAnsi="Lucida Calligraphy"/>
+        </w:rPr>
+        <w:t xml:space="preserve"> leben in den Wäldern der Welt vor allem aber in </w:t>
+      </w:r>
+      <w:proofErr w:type="spellStart"/>
+      <w:r>
+        <w:rPr>
+          <w:rFonts w:ascii="Lucida Calligraphy" w:eastAsia="Malgun Gothic" w:hAnsi="Lucida Calligraphy"/>
+        </w:rPr>
+        <w:t>Unbridled</w:t>
+      </w:r>
+      <w:proofErr w:type="spellEnd"/>
+      <w:r>
+        <w:rPr>
+          <w:rFonts w:ascii="Lucida Calligraphy" w:eastAsia="Malgun Gothic" w:hAnsi="Lucida Calligraphy"/>
+        </w:rPr>
+        <w:t xml:space="preserve"> Land. Rudel </w:t>
+      </w:r>
+      <w:proofErr w:type="spellStart"/>
+      <w:r>
+        <w:rPr>
+          <w:rFonts w:ascii="Lucida Calligraphy" w:eastAsia="Malgun Gothic" w:hAnsi="Lucida Calligraphy"/>
+        </w:rPr>
+        <w:t>gr</w:t>
       </w:r>
       <w:r>
         <w:rPr>
@@ -8834,7 +11910,56 @@
         <w:rPr>
           <w:rFonts w:ascii="Lucida Calligraphy" w:eastAsia="Malgun Gothic" w:hAnsi="Lucida Calligraphy"/>
         </w:rPr>
-        <w:t>ße bis zu 8 Füchsen wurden gesehen welche in den Wäldern streifen. An sich leben Kitsune in den Bäumen der Wälder ohne feste Behausung und streifen immer umher. Auch in den Forest Kaguya wurden schon Kitsunen gesichtet.</w:t>
+        <w:t>ße</w:t>
+      </w:r>
+      <w:proofErr w:type="spellEnd"/>
+      <w:r>
+        <w:rPr>
+          <w:rFonts w:ascii="Lucida Calligraphy" w:eastAsia="Malgun Gothic" w:hAnsi="Lucida Calligraphy"/>
+        </w:rPr>
+        <w:t xml:space="preserve"> bis zu 8 Füchsen wurden gesehen welche in den Wäldern streifen. An sich leben </w:t>
+      </w:r>
+      <w:proofErr w:type="spellStart"/>
+      <w:r>
+        <w:rPr>
+          <w:rFonts w:ascii="Lucida Calligraphy" w:eastAsia="Malgun Gothic" w:hAnsi="Lucida Calligraphy"/>
+        </w:rPr>
+        <w:t>Kitsune</w:t>
+      </w:r>
+      <w:proofErr w:type="spellEnd"/>
+      <w:r>
+        <w:rPr>
+          <w:rFonts w:ascii="Lucida Calligraphy" w:eastAsia="Malgun Gothic" w:hAnsi="Lucida Calligraphy"/>
+        </w:rPr>
+        <w:t xml:space="preserve"> in den Bäumen der Wälder ohne feste Behausung und streifen immer umher. Auch in den Forest </w:t>
+      </w:r>
+      <w:proofErr w:type="spellStart"/>
+      <w:r>
+        <w:rPr>
+          <w:rFonts w:ascii="Lucida Calligraphy" w:eastAsia="Malgun Gothic" w:hAnsi="Lucida Calligraphy"/>
+        </w:rPr>
+        <w:t>Kaguya</w:t>
+      </w:r>
+      <w:proofErr w:type="spellEnd"/>
+      <w:r>
+        <w:rPr>
+          <w:rFonts w:ascii="Lucida Calligraphy" w:eastAsia="Malgun Gothic" w:hAnsi="Lucida Calligraphy"/>
+        </w:rPr>
+        <w:t xml:space="preserve"> wurden schon </w:t>
+      </w:r>
+      <w:proofErr w:type="spellStart"/>
+      <w:r>
+        <w:rPr>
+          <w:rFonts w:ascii="Lucida Calligraphy" w:eastAsia="Malgun Gothic" w:hAnsi="Lucida Calligraphy"/>
+        </w:rPr>
+        <w:t>Kitsunen</w:t>
+      </w:r>
+      <w:proofErr w:type="spellEnd"/>
+      <w:r>
+        <w:rPr>
+          <w:rFonts w:ascii="Lucida Calligraphy" w:eastAsia="Malgun Gothic" w:hAnsi="Lucida Calligraphy"/>
+        </w:rPr>
+        <w:t xml:space="preserve"> gesichtet.</w:t>
       </w:r>
       <w:r>
         <w:rPr>
@@ -8862,27 +11987,47 @@
           <w:rFonts w:ascii="Lucida Calligraphy" w:eastAsia="Malgun Gothic" w:hAnsi="Lucida Calligraphy"/>
         </w:rPr>
       </w:pPr>
-      <w:bookmarkStart w:id="61" w:name="_Toc17050674"/>
+      <w:bookmarkStart w:id="62" w:name="_Toc30270747"/>
       <w:r>
         <w:rPr>
           <w:rStyle w:val="berschrift3Zchn"/>
           <w:rFonts w:ascii="Lucida Calligraphy" w:eastAsia="Malgun Gothic" w:hAnsi="Lucida Calligraphy"/>
         </w:rPr>
+        <w:lastRenderedPageBreak/>
         <w:t>Magie:</w:t>
       </w:r>
-      <w:bookmarkEnd w:id="61"/>
-      <w:r>
-        <w:rPr>
-          <w:rFonts w:ascii="Lucida Calligraphy" w:eastAsia="Malgun Gothic" w:hAnsi="Lucida Calligraphy"/>
-        </w:rPr>
-        <w:t xml:space="preserve"> Es ist nicht viel bekannt, es wird gesagt das Kitsunen sich unsichtbar machen können oder lautlos wandeln, was aber auch ihren Körperbau zuschulden sein kann. Desweiteren wird gesagt sie könnten Gedanken lesen, </w:t>
-      </w:r>
-      <w:r>
-        <w:rPr>
-          <w:rFonts w:ascii="Lucida Calligraphy" w:eastAsia="Malgun Gothic" w:hAnsi="Lucida Calligraphy"/>
-        </w:rPr>
-        <w:lastRenderedPageBreak/>
-        <w:t xml:space="preserve">da Sie keine Allgemeine Sprache sprechen aber anscheinend andere Völker verstehen.  </w:t>
+      <w:bookmarkEnd w:id="62"/>
+      <w:r>
+        <w:rPr>
+          <w:rFonts w:ascii="Lucida Calligraphy" w:eastAsia="Malgun Gothic" w:hAnsi="Lucida Calligraphy"/>
+        </w:rPr>
+        <w:t xml:space="preserve"> Es ist nicht viel bekannt, es wird gesagt das </w:t>
+      </w:r>
+      <w:proofErr w:type="spellStart"/>
+      <w:r>
+        <w:rPr>
+          <w:rFonts w:ascii="Lucida Calligraphy" w:eastAsia="Malgun Gothic" w:hAnsi="Lucida Calligraphy"/>
+        </w:rPr>
+        <w:t>Kitsunen</w:t>
+      </w:r>
+      <w:proofErr w:type="spellEnd"/>
+      <w:r>
+        <w:rPr>
+          <w:rFonts w:ascii="Lucida Calligraphy" w:eastAsia="Malgun Gothic" w:hAnsi="Lucida Calligraphy"/>
+        </w:rPr>
+        <w:t xml:space="preserve"> sich unsichtbar machen können oder lautlos wandeln, was aber auch ihren Körperbau zuschulden sein kann. </w:t>
+      </w:r>
+      <w:r>
+        <w:rPr>
+          <w:rFonts w:ascii="Lucida Calligraphy" w:eastAsia="Malgun Gothic" w:hAnsi="Lucida Calligraphy"/>
+        </w:rPr>
+        <w:t>Des Weiteren</w:t>
+      </w:r>
+      <w:r>
+        <w:rPr>
+          <w:rFonts w:ascii="Lucida Calligraphy" w:eastAsia="Malgun Gothic" w:hAnsi="Lucida Calligraphy"/>
+        </w:rPr>
+        <w:t xml:space="preserve"> wird gesagt sie könnten Gedanken lesen, da Sie keine Allgemeine Sprache sprechen aber anscheinend andere Völker verstehen.  </w:t>
       </w:r>
     </w:p>
     <w:p>
@@ -8899,11 +12044,19 @@
           <w:rFonts w:ascii="Lucida Calligraphy" w:eastAsia="Malgun Gothic" w:hAnsi="Lucida Calligraphy"/>
         </w:rPr>
       </w:pPr>
-      <w:r>
-        <w:rPr>
-          <w:rFonts w:ascii="Lucida Calligraphy" w:eastAsia="Malgun Gothic" w:hAnsi="Lucida Calligraphy"/>
-        </w:rPr>
-        <w:t xml:space="preserve">Orte: </w:t>
+      <w:bookmarkStart w:id="63" w:name="_Toc30270748"/>
+      <w:r>
+        <w:rPr>
+          <w:rFonts w:ascii="Lucida Calligraphy" w:eastAsia="Malgun Gothic" w:hAnsi="Lucida Calligraphy"/>
+        </w:rPr>
+        <w:t>Orte:</w:t>
+      </w:r>
+      <w:bookmarkEnd w:id="63"/>
+      <w:r>
+        <w:rPr>
+          <w:rFonts w:ascii="Lucida Calligraphy" w:eastAsia="Malgun Gothic" w:hAnsi="Lucida Calligraphy"/>
+        </w:rPr>
+        <w:t xml:space="preserve"> </w:t>
       </w:r>
     </w:p>
     <w:p>
@@ -8913,26 +12066,65 @@
           <w:rFonts w:ascii="Lucida Calligraphy" w:eastAsia="Malgun Gothic" w:hAnsi="Lucida Calligraphy"/>
         </w:rPr>
       </w:pPr>
+      <w:bookmarkStart w:id="64" w:name="_Toc30270749"/>
       <w:r>
         <w:rPr>
           <w:rFonts w:ascii="Lucida Calligraphy" w:eastAsia="Malgun Gothic" w:hAnsi="Lucida Calligraphy"/>
         </w:rPr>
         <w:t>Östliche Orte:</w:t>
       </w:r>
+      <w:bookmarkEnd w:id="64"/>
     </w:p>
     <w:p/>
     <w:p>
+      <w:proofErr w:type="spellStart"/>
       <w:r>
         <w:rPr>
           <w:rStyle w:val="berschrift4Zchn"/>
         </w:rPr>
-        <w:t>Wolfsgard:</w:t>
-      </w:r>
-      <w:r>
-        <w:t xml:space="preserve"> An diesen Ort ist die Revolution der Weres ausgebrochen und nun die letzte Stadt die das Unbridled Land von </w:t>
-      </w:r>
-      <w:r>
-        <w:t>Breathing Forest</w:t>
+        <w:t>Wolfsgard</w:t>
+      </w:r>
+      <w:proofErr w:type="spellEnd"/>
+      <w:r>
+        <w:rPr>
+          <w:rStyle w:val="berschrift4Zchn"/>
+        </w:rPr>
+        <w:t>:</w:t>
+      </w:r>
+      <w:r>
+        <w:t xml:space="preserve"> An diesen Ort ist die Revolution der </w:t>
+      </w:r>
+      <w:proofErr w:type="spellStart"/>
+      <w:r>
+        <w:t>Weres</w:t>
+      </w:r>
+      <w:proofErr w:type="spellEnd"/>
+      <w:r>
+        <w:t xml:space="preserve"> ausgebrochen und nun die letzte </w:t>
+      </w:r>
+      <w:proofErr w:type="gramStart"/>
+      <w:r>
+        <w:t>Stadt</w:t>
+      </w:r>
+      <w:proofErr w:type="gramEnd"/>
+      <w:r>
+        <w:t xml:space="preserve"> die das </w:t>
+      </w:r>
+      <w:proofErr w:type="spellStart"/>
+      <w:r>
+        <w:t>Unbridled</w:t>
+      </w:r>
+      <w:proofErr w:type="spellEnd"/>
+      <w:r>
+        <w:t xml:space="preserve"> Land von </w:t>
+      </w:r>
+      <w:proofErr w:type="spellStart"/>
+      <w:r>
+        <w:t>Breathing</w:t>
+      </w:r>
+      <w:proofErr w:type="spellEnd"/>
+      <w:r>
+        <w:t xml:space="preserve"> Forest</w:t>
       </w:r>
       <w:r>
         <w:t xml:space="preserve"> trennt. </w:t>
@@ -8946,6 +12138,7 @@
           <w:rFonts w:ascii="Lucida Calligraphy" w:eastAsia="Malgun Gothic" w:hAnsi="Lucida Calligraphy"/>
         </w:rPr>
       </w:pPr>
+      <w:bookmarkStart w:id="65" w:name="_Toc30270750"/>
       <w:r>
         <w:rPr>
           <w:rFonts w:ascii="Lucida Calligraphy" w:eastAsia="Malgun Gothic" w:hAnsi="Lucida Calligraphy"/>
@@ -8956,17 +12149,34 @@
         <w:rPr>
           <w:rFonts w:ascii="Lucida Calligraphy" w:eastAsia="Malgun Gothic" w:hAnsi="Lucida Calligraphy"/>
         </w:rPr>
-        <w:t xml:space="preserve">estliche Orte: </w:t>
+        <w:t>estliche Orte:</w:t>
+      </w:r>
+      <w:bookmarkEnd w:id="65"/>
+      <w:r>
+        <w:rPr>
+          <w:rFonts w:ascii="Lucida Calligraphy" w:eastAsia="Malgun Gothic" w:hAnsi="Lucida Calligraphy"/>
+        </w:rPr>
+        <w:t xml:space="preserve"> </w:t>
       </w:r>
     </w:p>
     <w:p/>
     <w:p>
+      <w:bookmarkStart w:id="66" w:name="_Toc30270751"/>
+      <w:proofErr w:type="spellStart"/>
       <w:r>
         <w:rPr>
           <w:rStyle w:val="berschrift2Zchn"/>
         </w:rPr>
-        <w:t>Shallow-Mill</w:t>
-      </w:r>
+        <w:t>Shallow</w:t>
+      </w:r>
+      <w:proofErr w:type="spellEnd"/>
+      <w:r>
+        <w:rPr>
+          <w:rStyle w:val="berschrift2Zchn"/>
+        </w:rPr>
+        <w:t>-Mill</w:t>
+      </w:r>
+      <w:bookmarkEnd w:id="66"/>
       <w:r>
         <w:t xml:space="preserve">: Nördliche Menschenstadt, gelegen in einen Tief wo ein Fluss in einen See mündet. Das Wasser fließt von dort in ein unterirdisches System. Die Stadt ist sehr zentral zwischen den Feldern und </w:t>
       </w:r>
@@ -8979,24 +12189,46 @@
     </w:p>
     <w:p/>
     <w:p>
+      <w:bookmarkStart w:id="67" w:name="_Toc30270752"/>
+      <w:proofErr w:type="spellStart"/>
       <w:r>
         <w:rPr>
           <w:rStyle w:val="berschrift2Zchn"/>
         </w:rPr>
         <w:t>WhiteBridge</w:t>
       </w:r>
-      <w:r>
-        <w:t xml:space="preserve">: Verbindungsstadt zwischen der Menschlichen Hauptstadt und den Dörfern und städten der Umgebung. Es gibt dort ein relativ starkes Militär und reisende übernachten dort befohr sie in die Stadt ziehen oder wenn sie von der Stadt wegreisen. </w:t>
+      <w:bookmarkEnd w:id="67"/>
+      <w:proofErr w:type="spellEnd"/>
+      <w:r>
+        <w:t xml:space="preserve">: Verbindungsstadt zwischen der Menschlichen Hauptstadt und den Dörfern und </w:t>
+      </w:r>
+      <w:proofErr w:type="spellStart"/>
+      <w:r>
+        <w:t>städten</w:t>
+      </w:r>
+      <w:proofErr w:type="spellEnd"/>
+      <w:r>
+        <w:t xml:space="preserve"> der Umgebung. Es gibt dort ein relativ starkes Militär und reisende übernachten dort </w:t>
+      </w:r>
+      <w:proofErr w:type="spellStart"/>
+      <w:r>
+        <w:t>befohr</w:t>
+      </w:r>
+      <w:proofErr w:type="spellEnd"/>
+      <w:r>
+        <w:t xml:space="preserve"> sie in die Stadt ziehen oder wenn sie von der Stadt wegreisen. </w:t>
       </w:r>
     </w:p>
     <w:p/>
     <w:p>
+      <w:bookmarkStart w:id="68" w:name="_Toc30270753"/>
       <w:r>
         <w:rPr>
           <w:rStyle w:val="berschrift2Zchn"/>
         </w:rPr>
         <w:t>Sudbury</w:t>
       </w:r>
+      <w:bookmarkEnd w:id="68"/>
       <w:r>
         <w:t>:</w:t>
       </w:r>
@@ -9009,14 +12241,24 @@
     </w:p>
     <w:p/>
     <w:p>
+      <w:bookmarkStart w:id="69" w:name="_Toc30270754"/>
       <w:r>
         <w:rPr>
           <w:rStyle w:val="berschrift2Zchn"/>
         </w:rPr>
         <w:t>Green Valley</w:t>
       </w:r>
-      <w:r>
-        <w:t xml:space="preserve">: Die einzige offizielle Stadt der Dryaden. Diese Stadt wurde von den Menschen gebaut, um den Handel und die Beziehung zwischen den beiden Rassen zu verbessern. Es ist eine sehr kleine Stadt und erinnert eher an einen Dorf, ohne groß eigene Produktion. </w:t>
+      <w:bookmarkEnd w:id="69"/>
+      <w:r>
+        <w:t xml:space="preserve">: Die einzige offizielle Stadt der Dryaden. Diese Stadt wurde von den Menschen gebaut, um den Handel und die Beziehung zwischen den beiden Rassen zu verbessern. Es ist eine sehr kleine Stadt und erinnert eher </w:t>
+      </w:r>
+      <w:proofErr w:type="gramStart"/>
+      <w:r>
+        <w:t>an einen Dorf</w:t>
+      </w:r>
+      <w:proofErr w:type="gramEnd"/>
+      <w:r>
+        <w:t xml:space="preserve">, ohne groß eigene Produktion. </w:t>
       </w:r>
     </w:p>
     <w:p/>
@@ -9027,25 +12269,37 @@
           <w:rFonts w:ascii="Lucida Calligraphy" w:eastAsia="Malgun Gothic" w:hAnsi="Lucida Calligraphy"/>
         </w:rPr>
       </w:pPr>
+      <w:bookmarkStart w:id="70" w:name="_Toc30270755"/>
       <w:r>
         <w:rPr>
           <w:rFonts w:ascii="Lucida Calligraphy" w:eastAsia="Malgun Gothic" w:hAnsi="Lucida Calligraphy"/>
         </w:rPr>
         <w:t>Personen:</w:t>
       </w:r>
+      <w:bookmarkEnd w:id="70"/>
     </w:p>
     <w:p>
+      <w:bookmarkStart w:id="71" w:name="_Toc30270756"/>
       <w:r>
         <w:rPr>
           <w:rStyle w:val="berschrift2Zchn"/>
         </w:rPr>
         <w:t>Du</w:t>
       </w:r>
+      <w:bookmarkEnd w:id="71"/>
       <w:r>
         <w:t>:</w:t>
       </w:r>
       <w:r>
-        <w:t xml:space="preserve"> In Whitebridge aufgewachsener Mensch. Deine Eltern waren beides </w:t>
+        <w:t xml:space="preserve"> In </w:t>
+      </w:r>
+      <w:proofErr w:type="spellStart"/>
+      <w:r>
+        <w:t>Whitebridge</w:t>
+      </w:r>
+      <w:proofErr w:type="spellEnd"/>
+      <w:r>
+        <w:t xml:space="preserve"> aufgewachsener Mensch. Deine Eltern waren beides </w:t>
       </w:r>
       <w:r>
         <w:t>Soldaten</w:t>
@@ -9058,30 +12312,47 @@
         <w:t xml:space="preserve">Irgendwann kam es zum Großen Krieg und </w:t>
       </w:r>
       <w:r>
-        <w:t xml:space="preserve">der Aussage anderer nach, sind deine Eltern im Kampf gegen die Orcs gestorben, als die Östlichen Felder erobert wurden. </w:t>
+        <w:t xml:space="preserve">der Aussage anderer nach, sind deine Eltern im Kampf gegen die </w:t>
+      </w:r>
+      <w:proofErr w:type="spellStart"/>
+      <w:r>
+        <w:t>Orcs</w:t>
+      </w:r>
+      <w:proofErr w:type="spellEnd"/>
+      <w:r>
+        <w:t xml:space="preserve"> gestorben, als die Östlichen Felder erobert wurden. </w:t>
       </w:r>
     </w:p>
     <w:p>
       <w:r>
         <w:br/>
       </w:r>
+      <w:bookmarkStart w:id="72" w:name="_Toc30270757"/>
       <w:r>
         <w:rPr>
           <w:rStyle w:val="berschrift2Zchn"/>
         </w:rPr>
         <w:t>Dave</w:t>
       </w:r>
+      <w:bookmarkEnd w:id="72"/>
       <w:r>
         <w:t xml:space="preserve"> (</w:t>
       </w:r>
+      <w:proofErr w:type="spellStart"/>
       <w:r>
         <w:t>SoldatenFreund</w:t>
       </w:r>
+      <w:proofErr w:type="spellEnd"/>
+      <w:proofErr w:type="gramStart"/>
       <w:r>
         <w:t>)</w:t>
       </w:r>
       <w:r>
-        <w:t xml:space="preserve"> : Ein alter Freund den </w:t>
+        <w:t xml:space="preserve"> :</w:t>
+      </w:r>
+      <w:proofErr w:type="gramEnd"/>
+      <w:r>
+        <w:t xml:space="preserve"> Ein alter Freund den </w:t>
       </w:r>
       <w:r>
         <w:t>du</w:t>
@@ -9099,7 +12370,11 @@
         <w:t>s</w:t>
       </w:r>
       <w:r>
-        <w:t xml:space="preserve">t. Auch wenn </w:t>
+        <w:t xml:space="preserve">t. </w:t>
+      </w:r>
+      <w:r>
+        <w:lastRenderedPageBreak/>
+        <w:t xml:space="preserve">Auch wenn </w:t>
       </w:r>
       <w:r>
         <w:t>du</w:t>
@@ -9149,30 +12424,57 @@
       <w:r>
         <w:t xml:space="preserve"> immer bei </w:t>
       </w:r>
-      <w:r>
-        <w:t>Seite wenn es hart wird</w:t>
+      <w:proofErr w:type="gramStart"/>
+      <w:r>
+        <w:t>Seite</w:t>
+      </w:r>
+      <w:proofErr w:type="gramEnd"/>
+      <w:r>
+        <w:t xml:space="preserve"> wenn es hart wird</w:t>
       </w:r>
       <w:r>
         <w:t>.</w:t>
       </w:r>
       <w:r>
-        <w:t xml:space="preserve"> Er ist Xenophob gegenüber den anderen Rassen von </w:t>
-      </w:r>
-      <w:r>
-        <w:lastRenderedPageBreak/>
-        <w:t xml:space="preserve">Shorin und ist der Meinung das den Menschen alles gehören sollte. Die Dryaden kann er am wenigsten leiden, da die Rituale durchgeführt haben um noch mehr Xeno auf diese Welt zu holen. </w:t>
+        <w:t xml:space="preserve"> Er ist </w:t>
+      </w:r>
+      <w:proofErr w:type="gramStart"/>
+      <w:r>
+        <w:t>Xenophob</w:t>
+      </w:r>
+      <w:proofErr w:type="gramEnd"/>
+      <w:r>
+        <w:t xml:space="preserve"> gegenüber den anderen Rassen von </w:t>
+      </w:r>
+      <w:proofErr w:type="spellStart"/>
+      <w:r>
+        <w:t>Shorin</w:t>
+      </w:r>
+      <w:proofErr w:type="spellEnd"/>
+      <w:r>
+        <w:t xml:space="preserve"> und ist der Meinung das den Menschen alles gehören sollte. Die Dryaden kann er am wenigsten leiden, da die Rituale durchgeführt haben um noch mehr Xeno auf diese Welt zu holen. </w:t>
       </w:r>
     </w:p>
     <w:p/>
     <w:p>
+      <w:bookmarkStart w:id="73" w:name="_Toc30270758"/>
       <w:r>
         <w:rPr>
           <w:rStyle w:val="berschrift2Zchn"/>
         </w:rPr>
         <w:t>Joshua</w:t>
       </w:r>
-      <w:r>
-        <w:t xml:space="preserve"> (Quartiermeister) : Ein guter Freund deiner Eltern. Er hat dir ein Zimmer in der Baracke gegeben als deine Eltern gestorben sind und du dich nicht um das Haus kümmern konntest. Er hat </w:t>
+      <w:bookmarkEnd w:id="73"/>
+      <w:r>
+        <w:t xml:space="preserve"> (Quartiermeister</w:t>
+      </w:r>
+      <w:proofErr w:type="gramStart"/>
+      <w:r>
+        <w:t>) :</w:t>
+      </w:r>
+      <w:proofErr w:type="gramEnd"/>
+      <w:r>
+        <w:t xml:space="preserve"> Ein guter Freund deiner Eltern. Er hat dir ein Zimmer in der Baracke gegeben als deine Eltern gestorben sind und du dich nicht um das Haus kümmern konntest. Er hat </w:t>
       </w:r>
       <w:r>
         <w:t>seit</w:t>
@@ -9201,12 +12503,14 @@
     </w:p>
     <w:p/>
     <w:p>
+      <w:bookmarkStart w:id="74" w:name="_Toc30270759"/>
       <w:r>
         <w:rPr>
           <w:rStyle w:val="berschrift2Zchn"/>
         </w:rPr>
         <w:t>Sara Gray</w:t>
       </w:r>
+      <w:bookmarkEnd w:id="74"/>
       <w:r>
         <w:t>: Kommandanti</w:t>
       </w:r>
@@ -9220,22 +12524,64 @@
         <w:t>von</w:t>
       </w:r>
       <w:r>
-        <w:t xml:space="preserve"> Grey</w:t>
+        <w:t xml:space="preserve"> </w:t>
+      </w:r>
+      <w:proofErr w:type="spellStart"/>
+      <w:r>
+        <w:t>Grey</w:t>
       </w:r>
       <w:r>
         <w:t>`s</w:t>
       </w:r>
-      <w:r>
-        <w:t xml:space="preserve"> menace</w:t>
-      </w:r>
-      <w:r>
-        <w:t>. Zog im Great War gegen die Orcs wurde aber nach kurtzer zeit, dank ihrer Aggressiven Taktiken</w:t>
+      <w:proofErr w:type="spellEnd"/>
+      <w:r>
+        <w:t xml:space="preserve"> </w:t>
+      </w:r>
+      <w:proofErr w:type="spellStart"/>
+      <w:r>
+        <w:t>menace</w:t>
+      </w:r>
+      <w:proofErr w:type="spellEnd"/>
+      <w:r>
+        <w:t xml:space="preserve">. Zog im Great War gegen die </w:t>
+      </w:r>
+      <w:proofErr w:type="spellStart"/>
+      <w:r>
+        <w:t>Orcs</w:t>
+      </w:r>
+      <w:proofErr w:type="spellEnd"/>
+      <w:r>
+        <w:t xml:space="preserve"> wurde aber nach </w:t>
+      </w:r>
+      <w:proofErr w:type="spellStart"/>
+      <w:r>
+        <w:t>kurtzer</w:t>
+      </w:r>
+      <w:proofErr w:type="spellEnd"/>
+      <w:r>
+        <w:t xml:space="preserve"> </w:t>
+      </w:r>
+      <w:proofErr w:type="spellStart"/>
+      <w:r>
+        <w:t>zeit</w:t>
+      </w:r>
+      <w:proofErr w:type="spellEnd"/>
+      <w:r>
+        <w:t>, dank ihrer Aggressiven Taktiken</w:t>
       </w:r>
       <w:r>
         <w:t>,</w:t>
       </w:r>
       <w:r>
-        <w:t xml:space="preserve"> als Kommandantin eingeteilt. Sie hat viele Orcs in </w:t>
+        <w:t xml:space="preserve"> als Kommandantin eingeteilt. Sie hat viele </w:t>
+      </w:r>
+      <w:proofErr w:type="spellStart"/>
+      <w:r>
+        <w:t>Orcs</w:t>
+      </w:r>
+      <w:proofErr w:type="spellEnd"/>
+      <w:r>
+        <w:t xml:space="preserve"> in </w:t>
       </w:r>
       <w:r>
         <w:t xml:space="preserve">dieser Zeit </w:t>
@@ -9255,12 +12601,16 @@
       <w:pPr>
         <w:pStyle w:val="berschrift1"/>
       </w:pPr>
+      <w:bookmarkStart w:id="75" w:name="_Toc30270760"/>
       <w:r>
         <w:t>Bezeichnungen:</w:t>
       </w:r>
+      <w:bookmarkEnd w:id="75"/>
     </w:p>
     <w:p/>
     <w:p>
+      <w:bookmarkStart w:id="76" w:name="_Toc30270761"/>
+      <w:proofErr w:type="spellStart"/>
       <w:r>
         <w:rPr>
           <w:rStyle w:val="berschrift2Zchn"/>
@@ -9273,6 +12623,7 @@
         </w:rPr>
         <w:t>´s</w:t>
       </w:r>
+      <w:proofErr w:type="spellEnd"/>
       <w:r>
         <w:rPr>
           <w:rStyle w:val="berschrift2Zchn"/>
@@ -9291,6 +12642,7 @@
         </w:rPr>
         <w:t>enace</w:t>
       </w:r>
+      <w:bookmarkEnd w:id="76"/>
       <w:r>
         <w:t xml:space="preserve">: Die zweit stärkste </w:t>
       </w:r>
@@ -9301,12 +12653,375 @@
         <w:t xml:space="preserve"> der Menschen. </w:t>
       </w:r>
       <w:r>
-        <w:t xml:space="preserve">Alle Städte nahe des Rivers Fen müssen Truppen in Gey´s Menace senden um im Falle eines Krieges genügend Soldaten zu haben. Diese Armee wurde nach Sara Grey benannt, welche im Great War immer an vorderster Front stand und die Truppen motivierte weiter zu kämpfen und niemals stehen zu bleiben. </w:t>
+        <w:t xml:space="preserve">Alle Städte nahe des Rivers </w:t>
+      </w:r>
+      <w:proofErr w:type="spellStart"/>
+      <w:r>
+        <w:t>Fen</w:t>
+      </w:r>
+      <w:proofErr w:type="spellEnd"/>
+      <w:r>
+        <w:t xml:space="preserve"> müssen Truppen in </w:t>
+      </w:r>
+      <w:proofErr w:type="spellStart"/>
+      <w:r>
+        <w:t>Gey´s</w:t>
+      </w:r>
+      <w:proofErr w:type="spellEnd"/>
+      <w:r>
+        <w:t xml:space="preserve"> Menace senden um im Falle eines Krieges genügend Soldaten zu haben. Diese Armee wurde nach Sara Grey benannt, welche im Great War immer an vorderster Front stand und die Truppen motivierte weiter zu kämpfen und niemals stehen zu bleiben. </w:t>
       </w:r>
       <w:r>
         <w:t xml:space="preserve">Die Streitkräfte sind dafür bekannt sehr zahlreich zu sein, aber viele besitzen nur eine Schlechte Ausrüstung und die Soldaten müssen sich viel selbst kaufen. </w:t>
       </w:r>
     </w:p>
+    <w:p/>
+    <w:p>
+      <w:pPr>
+        <w:pStyle w:val="berschrift1"/>
+      </w:pPr>
+      <w:bookmarkStart w:id="77" w:name="_Toc30270762"/>
+      <w:r>
+        <w:t>Namensgebung:</w:t>
+      </w:r>
+      <w:bookmarkEnd w:id="77"/>
+    </w:p>
+    <w:p>
+      <w:pPr>
+        <w:pStyle w:val="berschrift2"/>
+      </w:pPr>
+      <w:bookmarkStart w:id="78" w:name="_Toc30270763"/>
+      <w:r>
+        <w:t>Orte:</w:t>
+      </w:r>
+      <w:bookmarkEnd w:id="78"/>
+    </w:p>
+    <w:p>
+      <w:r>
+        <w:t xml:space="preserve">Mountain Gong: </w:t>
+      </w:r>
+      <w:r>
+        <w:t>Klang einer G</w:t>
+      </w:r>
+      <w:r>
+        <w:t xml:space="preserve">locke, da die Gnome dort auf Barren schlagen und das Hallen auch </w:t>
+      </w:r>
+      <w:r>
+        <w:t>Außerhalb</w:t>
+      </w:r>
+      <w:r>
+        <w:t xml:space="preserve"> der Berge hörbar sind. </w:t>
+      </w:r>
+    </w:p>
+    <w:p>
+      <w:r>
+        <w:t xml:space="preserve">Mountain </w:t>
+      </w:r>
+      <w:proofErr w:type="spellStart"/>
+      <w:r>
+        <w:t>Yami</w:t>
+      </w:r>
+      <w:proofErr w:type="spellEnd"/>
+      <w:r>
+        <w:t>: Von Japanischen, D</w:t>
+      </w:r>
+      <w:r>
+        <w:t xml:space="preserve">unkel. Passend zu den Dunklen Völkern. </w:t>
+      </w:r>
+    </w:p>
+    <w:p>
+      <w:r>
+        <w:t xml:space="preserve">Forest </w:t>
+      </w:r>
+      <w:proofErr w:type="spellStart"/>
+      <w:r>
+        <w:t>Kaguya</w:t>
+      </w:r>
+      <w:proofErr w:type="spellEnd"/>
+      <w:r>
+        <w:t xml:space="preserve">: Keine bestimmte Herkunft. </w:t>
+      </w:r>
+    </w:p>
+    <w:p>
+      <w:r>
+        <w:t xml:space="preserve">Island </w:t>
+      </w:r>
+      <w:proofErr w:type="spellStart"/>
+      <w:r>
+        <w:t>Peligro</w:t>
+      </w:r>
+      <w:proofErr w:type="spellEnd"/>
+      <w:r>
+        <w:t xml:space="preserve">: Spanisch für Gefahr. Keiner war bisher zurückgekommen, wer die Reise gemacht hat. </w:t>
+      </w:r>
+    </w:p>
+    <w:p>
+      <w:r>
+        <w:t xml:space="preserve">See </w:t>
+      </w:r>
+      <w:proofErr w:type="spellStart"/>
+      <w:r>
+        <w:t>Tribar</w:t>
+      </w:r>
+      <w:proofErr w:type="spellEnd"/>
+      <w:r>
+        <w:t xml:space="preserve">: Drei Seen, die sich in einem verbinden. </w:t>
+      </w:r>
+    </w:p>
+    <w:p>
+      <w:r>
+        <w:t xml:space="preserve">Swamp </w:t>
+      </w:r>
+      <w:proofErr w:type="spellStart"/>
+      <w:r>
+        <w:t>Obrou</w:t>
+      </w:r>
+      <w:proofErr w:type="spellEnd"/>
+      <w:r>
+        <w:t xml:space="preserve">: </w:t>
+      </w:r>
+      <w:proofErr w:type="spellStart"/>
+      <w:r>
+        <w:t>Latainisch</w:t>
+      </w:r>
+      <w:proofErr w:type="spellEnd"/>
+      <w:r>
+        <w:t xml:space="preserve"> für Aufgebaut. Der Swamp entsteht aus den See </w:t>
+      </w:r>
+      <w:proofErr w:type="spellStart"/>
+      <w:r>
+        <w:t>Tribar</w:t>
+      </w:r>
+      <w:proofErr w:type="spellEnd"/>
+      <w:r>
+        <w:t xml:space="preserve"> und wird von diesen Gestützt.</w:t>
+      </w:r>
+    </w:p>
+    <w:p>
+      <w:r>
+        <w:t xml:space="preserve">River </w:t>
+      </w:r>
+      <w:proofErr w:type="spellStart"/>
+      <w:r>
+        <w:t>Fen</w:t>
+      </w:r>
+      <w:proofErr w:type="spellEnd"/>
+      <w:r>
+        <w:t xml:space="preserve">: </w:t>
+      </w:r>
+      <w:proofErr w:type="spellStart"/>
+      <w:r>
+        <w:t>Fen</w:t>
+      </w:r>
+      <w:proofErr w:type="spellEnd"/>
+      <w:r>
+        <w:t xml:space="preserve"> von </w:t>
+      </w:r>
+      <w:proofErr w:type="spellStart"/>
+      <w:proofErr w:type="gramStart"/>
+      <w:r>
+        <w:t>eng.Fence</w:t>
+      </w:r>
+      <w:proofErr w:type="spellEnd"/>
+      <w:proofErr w:type="gramEnd"/>
+      <w:r>
+        <w:t xml:space="preserve">. Wie ein Zaun grenzt der Fluss Die Orks und Menschen. </w:t>
+      </w:r>
+    </w:p>
+    <w:p>
+      <w:r>
+        <w:rPr>
+          <w:lang w:val="en-US"/>
+        </w:rPr>
+        <w:t xml:space="preserve">River Hedge: Von </w:t>
+      </w:r>
+      <w:proofErr w:type="spellStart"/>
+      <w:r>
+        <w:rPr>
+          <w:lang w:val="en-US"/>
+        </w:rPr>
+        <w:t>eng.</w:t>
+      </w:r>
+      <w:proofErr w:type="spellEnd"/>
+      <w:r>
+        <w:rPr>
+          <w:lang w:val="en-US"/>
+        </w:rPr>
+        <w:t xml:space="preserve"> H</w:t>
+      </w:r>
+      <w:r>
+        <w:rPr>
+          <w:lang w:val="en-US"/>
+        </w:rPr>
+        <w:t>e</w:t>
+      </w:r>
+      <w:r>
+        <w:rPr>
+          <w:lang w:val="en-US"/>
+        </w:rPr>
+        <w:t>d</w:t>
+      </w:r>
+      <w:r>
+        <w:rPr>
+          <w:lang w:val="en-US"/>
+        </w:rPr>
+        <w:t xml:space="preserve">ge. </w:t>
+      </w:r>
+      <w:r>
+        <w:t xml:space="preserve">Abgrenzung im Norden. </w:t>
+      </w:r>
+    </w:p>
+    <w:p>
+      <w:proofErr w:type="spellStart"/>
+      <w:r>
+        <w:t>Unbridled</w:t>
+      </w:r>
+      <w:proofErr w:type="spellEnd"/>
+      <w:r>
+        <w:t xml:space="preserve"> Land: Umkämpftes Land.</w:t>
+      </w:r>
+    </w:p>
+    <w:p>
+      <w:proofErr w:type="spellStart"/>
+      <w:r>
+        <w:lastRenderedPageBreak/>
+        <w:t>Breathing</w:t>
+      </w:r>
+      <w:proofErr w:type="spellEnd"/>
+      <w:r>
+        <w:t xml:space="preserve"> Forest: Tiere wurden nicht als Lebewesen angesehen, nach dem Großen Krieg sind diese nun am Leben und daher </w:t>
+      </w:r>
+      <w:proofErr w:type="gramStart"/>
+      <w:r>
+        <w:t>Atmet</w:t>
+      </w:r>
+      <w:proofErr w:type="gramEnd"/>
+      <w:r>
+        <w:t xml:space="preserve"> dieser Wald nun und ist nicht mehr unbewohnt.</w:t>
+      </w:r>
+    </w:p>
+    <w:p>
+      <w:pPr>
+        <w:pStyle w:val="berschrift2"/>
+      </w:pPr>
+      <w:bookmarkStart w:id="79" w:name="_Toc30270764"/>
+      <w:r>
+        <w:t>Bauten:</w:t>
+      </w:r>
+      <w:bookmarkEnd w:id="79"/>
+    </w:p>
+    <w:p>
+      <w:r>
+        <w:t xml:space="preserve">Festung </w:t>
+      </w:r>
+      <w:proofErr w:type="spellStart"/>
+      <w:r>
+        <w:t>Zarach</w:t>
+      </w:r>
+      <w:proofErr w:type="spellEnd"/>
+      <w:r>
+        <w:t xml:space="preserve">: Dunkelelfenstadt von </w:t>
+      </w:r>
+      <w:proofErr w:type="spellStart"/>
+      <w:r>
+        <w:t>Spellforce</w:t>
+      </w:r>
+      <w:proofErr w:type="spellEnd"/>
+    </w:p>
+    <w:p>
+      <w:proofErr w:type="spellStart"/>
+      <w:r>
+        <w:t>Wolfsgard</w:t>
+      </w:r>
+      <w:proofErr w:type="spellEnd"/>
+      <w:r>
+        <w:t xml:space="preserve">: </w:t>
+      </w:r>
+      <w:r>
+        <w:t xml:space="preserve">Westlichster Außenposten der </w:t>
+      </w:r>
+      <w:proofErr w:type="spellStart"/>
+      <w:r>
+        <w:t>Weres</w:t>
+      </w:r>
+      <w:proofErr w:type="spellEnd"/>
+      <w:r>
+        <w:t>. Großteils von Wölfen bewohnt.</w:t>
+      </w:r>
+    </w:p>
+    <w:p>
+      <w:proofErr w:type="spellStart"/>
+      <w:r>
+        <w:t>Shallow</w:t>
+      </w:r>
+      <w:proofErr w:type="spellEnd"/>
+      <w:r>
+        <w:t>-Mill: In einem Tale liegende Mü</w:t>
+      </w:r>
+      <w:r>
+        <w:t xml:space="preserve">hlenstadt. </w:t>
+      </w:r>
+    </w:p>
+    <w:p>
+      <w:r>
+        <w:t xml:space="preserve">Green Valley: Stadt der Dryaden, die von Menschen gebaut wurde. </w:t>
+      </w:r>
+    </w:p>
+    <w:p>
+      <w:proofErr w:type="spellStart"/>
+      <w:r>
+        <w:t>Whitebridge</w:t>
+      </w:r>
+      <w:proofErr w:type="spellEnd"/>
+      <w:r>
+        <w:t>: Erste Stadt und einziger Offizielle zugangspunkt zur Hauptstadt.</w:t>
+      </w:r>
+    </w:p>
+    <w:p>
+      <w:r>
+        <w:t xml:space="preserve">Sudbury: Hauptstadt der Menschen im Süden </w:t>
+      </w:r>
+      <w:proofErr w:type="spellStart"/>
+      <w:r>
+        <w:t>Shorins</w:t>
+      </w:r>
+      <w:proofErr w:type="spellEnd"/>
+      <w:r>
+        <w:t>. Liegt auf einen Berg, wo Marmor geschürft wird. Es wird behauptet</w:t>
+      </w:r>
+      <w:r>
+        <w:t>,</w:t>
+      </w:r>
+      <w:r>
+        <w:t xml:space="preserve"> die Stadt </w:t>
+      </w:r>
+      <w:r>
+        <w:t>stürzt</w:t>
+      </w:r>
+      <w:r>
+        <w:t xml:space="preserve"> irgendwann bei den Grabungen </w:t>
+      </w:r>
+      <w:r>
+        <w:t>ein</w:t>
+      </w:r>
+      <w:r>
+        <w:t xml:space="preserve">. Wobei Sudbury für </w:t>
+      </w:r>
+      <w:r>
+        <w:t>südlich</w:t>
+      </w:r>
+      <w:r>
+        <w:t xml:space="preserve"> eingegrabene Festung steht</w:t>
+      </w:r>
+      <w:r>
+        <w:t>, u</w:t>
+      </w:r>
+      <w:r>
+        <w:t>nd uneinnehmbar.</w:t>
+      </w:r>
+    </w:p>
+    <w:p/>
+    <w:p/>
     <w:sectPr>
       <w:pgSz w:w="11906" w:h="16838"/>
       <w:pgMar w:top="1417" w:right="1417" w:bottom="1134" w:left="1417" w:header="708" w:footer="708" w:gutter="0"/>
@@ -9319,7 +13034,7 @@
 </file>
 
 <file path=word/styles.xml><?xml version="1.0" encoding="utf-8"?>
-<w:styles xmlns:r="http://schemas.openxmlformats.org/officeDocument/2006/relationships" xmlns:w="http://schemas.openxmlformats.org/wordprocessingml/2006/main">
+<w:styles xmlns:mc="http://schemas.openxmlformats.org/markup-compatibility/2006" xmlns:r="http://schemas.openxmlformats.org/officeDocument/2006/relationships" xmlns:w="http://schemas.openxmlformats.org/wordprocessingml/2006/main" xmlns:w14="http://schemas.microsoft.com/office/word/2010/wordml" xmlns:w15="http://schemas.microsoft.com/office/word/2012/wordml" xmlns:w16cid="http://schemas.microsoft.com/office/word/2016/wordml/cid" xmlns:w16se="http://schemas.microsoft.com/office/word/2015/wordml/symex" mc:Ignorable="w14 w15 w16se w16cid">
   <w:docDefaults>
     <w:rPrDefault>
       <w:rPr>
@@ -9335,144 +13050,382 @@
       </w:pPr>
     </w:pPrDefault>
   </w:docDefaults>
-  <w:latentStyles w:defLockedState="0" w:defUIPriority="99" w:defSemiHidden="1" w:defUnhideWhenUsed="1" w:defQFormat="0" w:count="267">
-    <w:lsdException w:name="Normal" w:semiHidden="0" w:uiPriority="0" w:unhideWhenUsed="0" w:qFormat="1"/>
-    <w:lsdException w:name="heading 1" w:semiHidden="0" w:uiPriority="9" w:unhideWhenUsed="0" w:qFormat="1"/>
-    <w:lsdException w:name="heading 2" w:uiPriority="9" w:qFormat="1"/>
-    <w:lsdException w:name="heading 3" w:uiPriority="9" w:qFormat="1"/>
-    <w:lsdException w:name="heading 4" w:uiPriority="9" w:qFormat="1"/>
-    <w:lsdException w:name="heading 5" w:uiPriority="9" w:qFormat="1"/>
-    <w:lsdException w:name="heading 6" w:uiPriority="9" w:qFormat="1"/>
-    <w:lsdException w:name="heading 7" w:uiPriority="9" w:qFormat="1"/>
-    <w:lsdException w:name="heading 8" w:uiPriority="9" w:qFormat="1"/>
-    <w:lsdException w:name="heading 9" w:uiPriority="9" w:qFormat="1"/>
-    <w:lsdException w:name="toc 1" w:uiPriority="39" w:qFormat="1"/>
-    <w:lsdException w:name="toc 2" w:uiPriority="39" w:qFormat="1"/>
-    <w:lsdException w:name="toc 3" w:uiPriority="39" w:qFormat="1"/>
-    <w:lsdException w:name="toc 4" w:uiPriority="39"/>
-    <w:lsdException w:name="toc 5" w:uiPriority="39"/>
-    <w:lsdException w:name="toc 6" w:uiPriority="39"/>
-    <w:lsdException w:name="toc 7" w:uiPriority="39"/>
-    <w:lsdException w:name="toc 8" w:uiPriority="39"/>
-    <w:lsdException w:name="toc 9" w:uiPriority="39"/>
-    <w:lsdException w:name="caption" w:uiPriority="35" w:qFormat="1"/>
-    <w:lsdException w:name="Title" w:semiHidden="0" w:uiPriority="10" w:unhideWhenUsed="0" w:qFormat="1"/>
-    <w:lsdException w:name="Default Paragraph Font" w:uiPriority="1"/>
-    <w:lsdException w:name="Subtitle" w:semiHidden="0" w:uiPriority="11" w:unhideWhenUsed="0" w:qFormat="1"/>
-    <w:lsdException w:name="Strong" w:semiHidden="0" w:uiPriority="22" w:unhideWhenUsed="0" w:qFormat="1"/>
-    <w:lsdException w:name="Emphasis" w:semiHidden="0" w:uiPriority="20" w:unhideWhenUsed="0" w:qFormat="1"/>
-    <w:lsdException w:name="Table Grid" w:semiHidden="0" w:uiPriority="59" w:unhideWhenUsed="0"/>
-    <w:lsdException w:name="Placeholder Text" w:unhideWhenUsed="0"/>
-    <w:lsdException w:name="No Spacing" w:semiHidden="0" w:uiPriority="1" w:unhideWhenUsed="0" w:qFormat="1"/>
-    <w:lsdException w:name="Light Shading" w:semiHidden="0" w:uiPriority="60" w:unhideWhenUsed="0"/>
-    <w:lsdException w:name="Light List" w:semiHidden="0" w:uiPriority="61" w:unhideWhenUsed="0"/>
-    <w:lsdException w:name="Light Grid" w:semiHidden="0" w:uiPriority="62" w:unhideWhenUsed="0"/>
-    <w:lsdException w:name="Medium Shading 1" w:semiHidden="0" w:uiPriority="63" w:unhideWhenUsed="0"/>
-    <w:lsdException w:name="Medium Shading 2" w:semiHidden="0" w:uiPriority="64" w:unhideWhenUsed="0"/>
-    <w:lsdException w:name="Medium List 1" w:semiHidden="0" w:uiPriority="65" w:unhideWhenUsed="0"/>
-    <w:lsdException w:name="Medium List 2" w:semiHidden="0" w:uiPriority="66" w:unhideWhenUsed="0"/>
-    <w:lsdException w:name="Medium Grid 1" w:semiHidden="0" w:uiPriority="67" w:unhideWhenUsed="0"/>
-    <w:lsdException w:name="Medium Grid 2" w:semiHidden="0" w:uiPriority="68" w:unhideWhenUsed="0"/>
-    <w:lsdException w:name="Medium Grid 3" w:semiHidden="0" w:uiPriority="69" w:unhideWhenUsed="0"/>
-    <w:lsdException w:name="Dark List" w:semiHidden="0" w:uiPriority="70" w:unhideWhenUsed="0"/>
-    <w:lsdException w:name="Colorful Shading" w:semiHidden="0" w:uiPriority="71" w:unhideWhenUsed="0"/>
-    <w:lsdException w:name="Colorful List" w:semiHidden="0" w:uiPriority="72" w:unhideWhenUsed="0"/>
-    <w:lsdException w:name="Colorful Grid" w:semiHidden="0" w:uiPriority="73" w:unhideWhenUsed="0"/>
-    <w:lsdException w:name="Light Shading Accent 1" w:semiHidden="0" w:uiPriority="60" w:unhideWhenUsed="0"/>
-    <w:lsdException w:name="Light List Accent 1" w:semiHidden="0" w:uiPriority="61" w:unhideWhenUsed="0"/>
-    <w:lsdException w:name="Light Grid Accent 1" w:semiHidden="0" w:uiPriority="62" w:unhideWhenUsed="0"/>
-    <w:lsdException w:name="Medium Shading 1 Accent 1" w:semiHidden="0" w:uiPriority="63" w:unhideWhenUsed="0"/>
-    <w:lsdException w:name="Medium Shading 2 Accent 1" w:semiHidden="0" w:uiPriority="64" w:unhideWhenUsed="0"/>
-    <w:lsdException w:name="Medium List 1 Accent 1" w:semiHidden="0" w:uiPriority="65" w:unhideWhenUsed="0"/>
-    <w:lsdException w:name="Revision" w:unhideWhenUsed="0"/>
-    <w:lsdException w:name="List Paragraph" w:semiHidden="0" w:uiPriority="34" w:unhideWhenUsed="0" w:qFormat="1"/>
-    <w:lsdException w:name="Quote" w:semiHidden="0" w:uiPriority="29" w:unhideWhenUsed="0" w:qFormat="1"/>
-    <w:lsdException w:name="Intense Quote" w:semiHidden="0" w:uiPriority="30" w:unhideWhenUsed="0" w:qFormat="1"/>
-    <w:lsdException w:name="Medium List 2 Accent 1" w:semiHidden="0" w:uiPriority="66" w:unhideWhenUsed="0"/>
-    <w:lsdException w:name="Medium Grid 1 Accent 1" w:semiHidden="0" w:uiPriority="67" w:unhideWhenUsed="0"/>
-    <w:lsdException w:name="Medium Grid 2 Accent 1" w:semiHidden="0" w:uiPriority="68" w:unhideWhenUsed="0"/>
-    <w:lsdException w:name="Medium Grid 3 Accent 1" w:semiHidden="0" w:uiPriority="69" w:unhideWhenUsed="0"/>
-    <w:lsdException w:name="Dark List Accent 1" w:semiHidden="0" w:uiPriority="70" w:unhideWhenUsed="0"/>
-    <w:lsdException w:name="Colorful Shading Accent 1" w:semiHidden="0" w:uiPriority="71" w:unhideWhenUsed="0"/>
-    <w:lsdException w:name="Colorful List Accent 1" w:semiHidden="0" w:uiPriority="72" w:unhideWhenUsed="0"/>
-    <w:lsdException w:name="Colorful Grid Accent 1" w:semiHidden="0" w:uiPriority="73" w:unhideWhenUsed="0"/>
-    <w:lsdException w:name="Light Shading Accent 2" w:semiHidden="0" w:uiPriority="60" w:unhideWhenUsed="0"/>
-    <w:lsdException w:name="Light List Accent 2" w:semiHidden="0" w:uiPriority="61" w:unhideWhenUsed="0"/>
-    <w:lsdException w:name="Light Grid Accent 2" w:semiHidden="0" w:uiPriority="62" w:unhideWhenUsed="0"/>
-    <w:lsdException w:name="Medium Shading 1 Accent 2" w:semiHidden="0" w:uiPriority="63" w:unhideWhenUsed="0"/>
-    <w:lsdException w:name="Medium Shading 2 Accent 2" w:semiHidden="0" w:uiPriority="64" w:unhideWhenUsed="0"/>
-    <w:lsdException w:name="Medium List 1 Accent 2" w:semiHidden="0" w:uiPriority="65" w:unhideWhenUsed="0"/>
-    <w:lsdException w:name="Medium List 2 Accent 2" w:semiHidden="0" w:uiPriority="66" w:unhideWhenUsed="0"/>
-    <w:lsdException w:name="Medium Grid 1 Accent 2" w:semiHidden="0" w:uiPriority="67" w:unhideWhenUsed="0"/>
-    <w:lsdException w:name="Medium Grid 2 Accent 2" w:semiHidden="0" w:uiPriority="68" w:unhideWhenUsed="0"/>
-    <w:lsdException w:name="Medium Grid 3 Accent 2" w:semiHidden="0" w:uiPriority="69" w:unhideWhenUsed="0"/>
-    <w:lsdException w:name="Dark List Accent 2" w:semiHidden="0" w:uiPriority="70" w:unhideWhenUsed="0"/>
-    <w:lsdException w:name="Colorful Shading Accent 2" w:semiHidden="0" w:uiPriority="71" w:unhideWhenUsed="0"/>
-    <w:lsdException w:name="Colorful List Accent 2" w:semiHidden="0" w:uiPriority="72" w:unhideWhenUsed="0"/>
-    <w:lsdException w:name="Colorful Grid Accent 2" w:semiHidden="0" w:uiPriority="73" w:unhideWhenUsed="0"/>
-    <w:lsdException w:name="Light Shading Accent 3" w:semiHidden="0" w:uiPriority="60" w:unhideWhenUsed="0"/>
-    <w:lsdException w:name="Light List Accent 3" w:semiHidden="0" w:uiPriority="61" w:unhideWhenUsed="0"/>
-    <w:lsdException w:name="Light Grid Accent 3" w:semiHidden="0" w:uiPriority="62" w:unhideWhenUsed="0"/>
-    <w:lsdException w:name="Medium Shading 1 Accent 3" w:semiHidden="0" w:uiPriority="63" w:unhideWhenUsed="0"/>
-    <w:lsdException w:name="Medium Shading 2 Accent 3" w:semiHidden="0" w:uiPriority="64" w:unhideWhenUsed="0"/>
-    <w:lsdException w:name="Medium List 1 Accent 3" w:semiHidden="0" w:uiPriority="65" w:unhideWhenUsed="0"/>
-    <w:lsdException w:name="Medium List 2 Accent 3" w:semiHidden="0" w:uiPriority="66" w:unhideWhenUsed="0"/>
-    <w:lsdException w:name="Medium Grid 1 Accent 3" w:semiHidden="0" w:uiPriority="67" w:unhideWhenUsed="0"/>
-    <w:lsdException w:name="Medium Grid 2 Accent 3" w:semiHidden="0" w:uiPriority="68" w:unhideWhenUsed="0"/>
-    <w:lsdException w:name="Medium Grid 3 Accent 3" w:semiHidden="0" w:uiPriority="69" w:unhideWhenUsed="0"/>
-    <w:lsdException w:name="Dark List Accent 3" w:semiHidden="0" w:uiPriority="70" w:unhideWhenUsed="0"/>
-    <w:lsdException w:name="Colorful Shading Accent 3" w:semiHidden="0" w:uiPriority="71" w:unhideWhenUsed="0"/>
-    <w:lsdException w:name="Colorful List Accent 3" w:semiHidden="0" w:uiPriority="72" w:unhideWhenUsed="0"/>
-    <w:lsdException w:name="Colorful Grid Accent 3" w:semiHidden="0" w:uiPriority="73" w:unhideWhenUsed="0"/>
-    <w:lsdException w:name="Light Shading Accent 4" w:semiHidden="0" w:uiPriority="60" w:unhideWhenUsed="0"/>
-    <w:lsdException w:name="Light List Accent 4" w:semiHidden="0" w:uiPriority="61" w:unhideWhenUsed="0"/>
-    <w:lsdException w:name="Light Grid Accent 4" w:semiHidden="0" w:uiPriority="62" w:unhideWhenUsed="0"/>
-    <w:lsdException w:name="Medium Shading 1 Accent 4" w:semiHidden="0" w:uiPriority="63" w:unhideWhenUsed="0"/>
-    <w:lsdException w:name="Medium Shading 2 Accent 4" w:semiHidden="0" w:uiPriority="64" w:unhideWhenUsed="0"/>
-    <w:lsdException w:name="Medium List 1 Accent 4" w:semiHidden="0" w:uiPriority="65" w:unhideWhenUsed="0"/>
-    <w:lsdException w:name="Medium List 2 Accent 4" w:semiHidden="0" w:uiPriority="66" w:unhideWhenUsed="0"/>
-    <w:lsdException w:name="Medium Grid 1 Accent 4" w:semiHidden="0" w:uiPriority="67" w:unhideWhenUsed="0"/>
-    <w:lsdException w:name="Medium Grid 2 Accent 4" w:semiHidden="0" w:uiPriority="68" w:unhideWhenUsed="0"/>
-    <w:lsdException w:name="Medium Grid 3 Accent 4" w:semiHidden="0" w:uiPriority="69" w:unhideWhenUsed="0"/>
-    <w:lsdException w:name="Dark List Accent 4" w:semiHidden="0" w:uiPriority="70" w:unhideWhenUsed="0"/>
-    <w:lsdException w:name="Colorful Shading Accent 4" w:semiHidden="0" w:uiPriority="71" w:unhideWhenUsed="0"/>
-    <w:lsdException w:name="Colorful List Accent 4" w:semiHidden="0" w:uiPriority="72" w:unhideWhenUsed="0"/>
-    <w:lsdException w:name="Colorful Grid Accent 4" w:semiHidden="0" w:uiPriority="73" w:unhideWhenUsed="0"/>
-    <w:lsdException w:name="Light Shading Accent 5" w:semiHidden="0" w:uiPriority="60" w:unhideWhenUsed="0"/>
-    <w:lsdException w:name="Light List Accent 5" w:semiHidden="0" w:uiPriority="61" w:unhideWhenUsed="0"/>
-    <w:lsdException w:name="Light Grid Accent 5" w:semiHidden="0" w:uiPriority="62" w:unhideWhenUsed="0"/>
-    <w:lsdException w:name="Medium Shading 1 Accent 5" w:semiHidden="0" w:uiPriority="63" w:unhideWhenUsed="0"/>
-    <w:lsdException w:name="Medium Shading 2 Accent 5" w:semiHidden="0" w:uiPriority="64" w:unhideWhenUsed="0"/>
-    <w:lsdException w:name="Medium List 1 Accent 5" w:semiHidden="0" w:uiPriority="65" w:unhideWhenUsed="0"/>
-    <w:lsdException w:name="Medium List 2 Accent 5" w:semiHidden="0" w:uiPriority="66" w:unhideWhenUsed="0"/>
-    <w:lsdException w:name="Medium Grid 1 Accent 5" w:semiHidden="0" w:uiPriority="67" w:unhideWhenUsed="0"/>
-    <w:lsdException w:name="Medium Grid 2 Accent 5" w:semiHidden="0" w:uiPriority="68" w:unhideWhenUsed="0"/>
-    <w:lsdException w:name="Medium Grid 3 Accent 5" w:semiHidden="0" w:uiPriority="69" w:unhideWhenUsed="0"/>
-    <w:lsdException w:name="Dark List Accent 5" w:semiHidden="0" w:uiPriority="70" w:unhideWhenUsed="0"/>
-    <w:lsdException w:name="Colorful Shading Accent 5" w:semiHidden="0" w:uiPriority="71" w:unhideWhenUsed="0"/>
-    <w:lsdException w:name="Colorful List Accent 5" w:semiHidden="0" w:uiPriority="72" w:unhideWhenUsed="0"/>
-    <w:lsdException w:name="Colorful Grid Accent 5" w:semiHidden="0" w:uiPriority="73" w:unhideWhenUsed="0"/>
-    <w:lsdException w:name="Light Shading Accent 6" w:semiHidden="0" w:uiPriority="60" w:unhideWhenUsed="0"/>
-    <w:lsdException w:name="Light List Accent 6" w:semiHidden="0" w:uiPriority="61" w:unhideWhenUsed="0"/>
-    <w:lsdException w:name="Light Grid Accent 6" w:semiHidden="0" w:uiPriority="62" w:unhideWhenUsed="0"/>
-    <w:lsdException w:name="Medium Shading 1 Accent 6" w:semiHidden="0" w:uiPriority="63" w:unhideWhenUsed="0"/>
-    <w:lsdException w:name="Medium Shading 2 Accent 6" w:semiHidden="0" w:uiPriority="64" w:unhideWhenUsed="0"/>
-    <w:lsdException w:name="Medium List 1 Accent 6" w:semiHidden="0" w:uiPriority="65" w:unhideWhenUsed="0"/>
-    <w:lsdException w:name="Medium List 2 Accent 6" w:semiHidden="0" w:uiPriority="66" w:unhideWhenUsed="0"/>
-    <w:lsdException w:name="Medium Grid 1 Accent 6" w:semiHidden="0" w:uiPriority="67" w:unhideWhenUsed="0"/>
-    <w:lsdException w:name="Medium Grid 2 Accent 6" w:semiHidden="0" w:uiPriority="68" w:unhideWhenUsed="0"/>
-    <w:lsdException w:name="Medium Grid 3 Accent 6" w:semiHidden="0" w:uiPriority="69" w:unhideWhenUsed="0"/>
-    <w:lsdException w:name="Dark List Accent 6" w:semiHidden="0" w:uiPriority="70" w:unhideWhenUsed="0"/>
-    <w:lsdException w:name="Colorful Shading Accent 6" w:semiHidden="0" w:uiPriority="71" w:unhideWhenUsed="0"/>
-    <w:lsdException w:name="Colorful List Accent 6" w:semiHidden="0" w:uiPriority="72" w:unhideWhenUsed="0"/>
-    <w:lsdException w:name="Colorful Grid Accent 6" w:semiHidden="0" w:uiPriority="73" w:unhideWhenUsed="0"/>
-    <w:lsdException w:name="Subtle Emphasis" w:semiHidden="0" w:uiPriority="19" w:unhideWhenUsed="0" w:qFormat="1"/>
-    <w:lsdException w:name="Intense Emphasis" w:semiHidden="0" w:uiPriority="21" w:unhideWhenUsed="0" w:qFormat="1"/>
-    <w:lsdException w:name="Subtle Reference" w:semiHidden="0" w:uiPriority="31" w:unhideWhenUsed="0" w:qFormat="1"/>
-    <w:lsdException w:name="Intense Reference" w:semiHidden="0" w:uiPriority="32" w:unhideWhenUsed="0" w:qFormat="1"/>
-    <w:lsdException w:name="Book Title" w:semiHidden="0" w:uiPriority="33" w:unhideWhenUsed="0" w:qFormat="1"/>
-    <w:lsdException w:name="Bibliography" w:uiPriority="37"/>
-    <w:lsdException w:name="TOC Heading" w:uiPriority="39" w:qFormat="1"/>
+  <w:latentStyles w:defLockedState="0" w:defUIPriority="99" w:defSemiHidden="0" w:defUnhideWhenUsed="0" w:defQFormat="0" w:count="375">
+    <w:lsdException w:name="Normal" w:uiPriority="0" w:qFormat="1"/>
+    <w:lsdException w:name="heading 1" w:uiPriority="9" w:qFormat="1"/>
+    <w:lsdException w:name="heading 2" w:semiHidden="1" w:uiPriority="9" w:unhideWhenUsed="1" w:qFormat="1"/>
+    <w:lsdException w:name="heading 3" w:semiHidden="1" w:uiPriority="9" w:unhideWhenUsed="1" w:qFormat="1"/>
+    <w:lsdException w:name="heading 4" w:semiHidden="1" w:uiPriority="9" w:unhideWhenUsed="1" w:qFormat="1"/>
+    <w:lsdException w:name="heading 5" w:semiHidden="1" w:uiPriority="9" w:unhideWhenUsed="1" w:qFormat="1"/>
+    <w:lsdException w:name="heading 6" w:semiHidden="1" w:uiPriority="9" w:unhideWhenUsed="1" w:qFormat="1"/>
+    <w:lsdException w:name="heading 7" w:semiHidden="1" w:uiPriority="9" w:unhideWhenUsed="1" w:qFormat="1"/>
+    <w:lsdException w:name="heading 8" w:semiHidden="1" w:uiPriority="9" w:unhideWhenUsed="1" w:qFormat="1"/>
+    <w:lsdException w:name="heading 9" w:semiHidden="1" w:uiPriority="9" w:unhideWhenUsed="1" w:qFormat="1"/>
+    <w:lsdException w:name="index 1" w:semiHidden="1" w:unhideWhenUsed="1"/>
+    <w:lsdException w:name="index 2" w:semiHidden="1" w:unhideWhenUsed="1"/>
+    <w:lsdException w:name="index 3" w:semiHidden="1" w:unhideWhenUsed="1"/>
+    <w:lsdException w:name="index 4" w:semiHidden="1" w:unhideWhenUsed="1"/>
+    <w:lsdException w:name="index 5" w:semiHidden="1" w:unhideWhenUsed="1"/>
+    <w:lsdException w:name="index 6" w:semiHidden="1" w:unhideWhenUsed="1"/>
+    <w:lsdException w:name="index 7" w:semiHidden="1" w:unhideWhenUsed="1"/>
+    <w:lsdException w:name="index 8" w:semiHidden="1" w:unhideWhenUsed="1"/>
+    <w:lsdException w:name="index 9" w:semiHidden="1" w:unhideWhenUsed="1"/>
+    <w:lsdException w:name="toc 1" w:semiHidden="1" w:uiPriority="39" w:unhideWhenUsed="1" w:qFormat="1"/>
+    <w:lsdException w:name="toc 2" w:semiHidden="1" w:uiPriority="39" w:unhideWhenUsed="1" w:qFormat="1"/>
+    <w:lsdException w:name="toc 3" w:semiHidden="1" w:uiPriority="39" w:unhideWhenUsed="1" w:qFormat="1"/>
+    <w:lsdException w:name="toc 4" w:semiHidden="1" w:uiPriority="39" w:unhideWhenUsed="1"/>
+    <w:lsdException w:name="toc 5" w:semiHidden="1" w:uiPriority="39" w:unhideWhenUsed="1"/>
+    <w:lsdException w:name="toc 6" w:semiHidden="1" w:uiPriority="39" w:unhideWhenUsed="1"/>
+    <w:lsdException w:name="toc 7" w:semiHidden="1" w:uiPriority="39" w:unhideWhenUsed="1"/>
+    <w:lsdException w:name="toc 8" w:semiHidden="1" w:uiPriority="39" w:unhideWhenUsed="1"/>
+    <w:lsdException w:name="toc 9" w:semiHidden="1" w:uiPriority="39" w:unhideWhenUsed="1"/>
+    <w:lsdException w:name="Normal Indent" w:semiHidden="1" w:unhideWhenUsed="1"/>
+    <w:lsdException w:name="footnote text" w:semiHidden="1" w:unhideWhenUsed="1"/>
+    <w:lsdException w:name="annotation text" w:semiHidden="1" w:unhideWhenUsed="1"/>
+    <w:lsdException w:name="header" w:semiHidden="1" w:unhideWhenUsed="1"/>
+    <w:lsdException w:name="footer" w:semiHidden="1" w:unhideWhenUsed="1"/>
+    <w:lsdException w:name="index heading" w:semiHidden="1" w:unhideWhenUsed="1"/>
+    <w:lsdException w:name="caption" w:semiHidden="1" w:uiPriority="35" w:unhideWhenUsed="1" w:qFormat="1"/>
+    <w:lsdException w:name="table of figures" w:semiHidden="1" w:unhideWhenUsed="1"/>
+    <w:lsdException w:name="envelope address" w:semiHidden="1" w:unhideWhenUsed="1"/>
+    <w:lsdException w:name="envelope return" w:semiHidden="1" w:unhideWhenUsed="1"/>
+    <w:lsdException w:name="footnote reference" w:semiHidden="1" w:unhideWhenUsed="1"/>
+    <w:lsdException w:name="annotation reference" w:semiHidden="1" w:unhideWhenUsed="1"/>
+    <w:lsdException w:name="line number" w:semiHidden="1" w:unhideWhenUsed="1"/>
+    <w:lsdException w:name="page number" w:semiHidden="1" w:unhideWhenUsed="1"/>
+    <w:lsdException w:name="endnote reference" w:semiHidden="1" w:unhideWhenUsed="1"/>
+    <w:lsdException w:name="endnote text" w:semiHidden="1" w:unhideWhenUsed="1"/>
+    <w:lsdException w:name="table of authorities" w:semiHidden="1" w:unhideWhenUsed="1"/>
+    <w:lsdException w:name="macro" w:semiHidden="1" w:unhideWhenUsed="1"/>
+    <w:lsdException w:name="toa heading" w:semiHidden="1" w:unhideWhenUsed="1"/>
+    <w:lsdException w:name="List" w:semiHidden="1" w:unhideWhenUsed="1"/>
+    <w:lsdException w:name="List Bullet" w:semiHidden="1" w:unhideWhenUsed="1"/>
+    <w:lsdException w:name="List Number" w:semiHidden="1" w:unhideWhenUsed="1"/>
+    <w:lsdException w:name="List 2" w:semiHidden="1" w:unhideWhenUsed="1"/>
+    <w:lsdException w:name="List 3" w:semiHidden="1" w:unhideWhenUsed="1"/>
+    <w:lsdException w:name="List 4" w:semiHidden="1" w:unhideWhenUsed="1"/>
+    <w:lsdException w:name="List 5" w:semiHidden="1" w:unhideWhenUsed="1"/>
+    <w:lsdException w:name="List Bullet 2" w:semiHidden="1" w:unhideWhenUsed="1"/>
+    <w:lsdException w:name="List Bullet 3" w:semiHidden="1" w:unhideWhenUsed="1"/>
+    <w:lsdException w:name="List Bullet 4" w:semiHidden="1" w:unhideWhenUsed="1"/>
+    <w:lsdException w:name="List Bullet 5" w:semiHidden="1" w:unhideWhenUsed="1"/>
+    <w:lsdException w:name="List Number 2" w:semiHidden="1" w:unhideWhenUsed="1"/>
+    <w:lsdException w:name="List Number 3" w:semiHidden="1" w:unhideWhenUsed="1"/>
+    <w:lsdException w:name="List Number 4" w:semiHidden="1" w:unhideWhenUsed="1"/>
+    <w:lsdException w:name="List Number 5" w:semiHidden="1" w:unhideWhenUsed="1"/>
+    <w:lsdException w:name="Title" w:uiPriority="10" w:qFormat="1"/>
+    <w:lsdException w:name="Closing" w:semiHidden="1" w:unhideWhenUsed="1"/>
+    <w:lsdException w:name="Signature" w:semiHidden="1" w:unhideWhenUsed="1"/>
+    <w:lsdException w:name="Default Paragraph Font" w:semiHidden="1" w:uiPriority="1" w:unhideWhenUsed="1"/>
+    <w:lsdException w:name="Body Text" w:semiHidden="1" w:unhideWhenUsed="1"/>
+    <w:lsdException w:name="Body Text Indent" w:semiHidden="1" w:unhideWhenUsed="1"/>
+    <w:lsdException w:name="List Continue" w:semiHidden="1" w:unhideWhenUsed="1"/>
+    <w:lsdException w:name="List Continue 2" w:semiHidden="1" w:unhideWhenUsed="1"/>
+    <w:lsdException w:name="List Continue 3" w:semiHidden="1" w:unhideWhenUsed="1"/>
+    <w:lsdException w:name="List Continue 4" w:semiHidden="1" w:unhideWhenUsed="1"/>
+    <w:lsdException w:name="List Continue 5" w:semiHidden="1" w:unhideWhenUsed="1"/>
+    <w:lsdException w:name="Message Header" w:semiHidden="1" w:unhideWhenUsed="1"/>
+    <w:lsdException w:name="Subtitle" w:uiPriority="11" w:qFormat="1"/>
+    <w:lsdException w:name="Salutation" w:semiHidden="1" w:unhideWhenUsed="1"/>
+    <w:lsdException w:name="Date" w:semiHidden="1" w:unhideWhenUsed="1"/>
+    <w:lsdException w:name="Body Text First Indent" w:semiHidden="1" w:unhideWhenUsed="1"/>
+    <w:lsdException w:name="Body Text First Indent 2" w:semiHidden="1" w:unhideWhenUsed="1"/>
+    <w:lsdException w:name="Note Heading" w:semiHidden="1" w:unhideWhenUsed="1"/>
+    <w:lsdException w:name="Body Text 2" w:semiHidden="1" w:unhideWhenUsed="1"/>
+    <w:lsdException w:name="Body Text 3" w:semiHidden="1" w:unhideWhenUsed="1"/>
+    <w:lsdException w:name="Body Text Indent 2" w:semiHidden="1" w:unhideWhenUsed="1"/>
+    <w:lsdException w:name="Body Text Indent 3" w:semiHidden="1" w:unhideWhenUsed="1"/>
+    <w:lsdException w:name="Block Text" w:semiHidden="1" w:unhideWhenUsed="1"/>
+    <w:lsdException w:name="Hyperlink" w:semiHidden="1" w:unhideWhenUsed="1"/>
+    <w:lsdException w:name="FollowedHyperlink" w:semiHidden="1" w:unhideWhenUsed="1"/>
+    <w:lsdException w:name="Strong" w:uiPriority="22" w:qFormat="1"/>
+    <w:lsdException w:name="Emphasis" w:uiPriority="20" w:qFormat="1"/>
+    <w:lsdException w:name="Document Map" w:semiHidden="1" w:unhideWhenUsed="1"/>
+    <w:lsdException w:name="Plain Text" w:semiHidden="1" w:unhideWhenUsed="1"/>
+    <w:lsdException w:name="E-mail Signature" w:semiHidden="1" w:unhideWhenUsed="1"/>
+    <w:lsdException w:name="HTML Top of Form" w:semiHidden="1" w:unhideWhenUsed="1"/>
+    <w:lsdException w:name="HTML Bottom of Form" w:semiHidden="1" w:unhideWhenUsed="1"/>
+    <w:lsdException w:name="Normal (Web)" w:semiHidden="1" w:unhideWhenUsed="1"/>
+    <w:lsdException w:name="HTML Acronym" w:semiHidden="1" w:unhideWhenUsed="1"/>
+    <w:lsdException w:name="HTML Address" w:semiHidden="1" w:unhideWhenUsed="1"/>
+    <w:lsdException w:name="HTML Cite" w:semiHidden="1" w:unhideWhenUsed="1"/>
+    <w:lsdException w:name="HTML Code" w:semiHidden="1" w:unhideWhenUsed="1"/>
+    <w:lsdException w:name="HTML Definition" w:semiHidden="1" w:unhideWhenUsed="1"/>
+    <w:lsdException w:name="HTML Keyboard" w:semiHidden="1" w:unhideWhenUsed="1"/>
+    <w:lsdException w:name="HTML Preformatted" w:semiHidden="1" w:unhideWhenUsed="1"/>
+    <w:lsdException w:name="HTML Sample" w:semiHidden="1" w:unhideWhenUsed="1"/>
+    <w:lsdException w:name="HTML Typewriter" w:semiHidden="1" w:unhideWhenUsed="1"/>
+    <w:lsdException w:name="HTML Variable" w:semiHidden="1" w:unhideWhenUsed="1"/>
+    <w:lsdException w:name="Normal Table" w:semiHidden="1" w:unhideWhenUsed="1"/>
+    <w:lsdException w:name="annotation subject" w:semiHidden="1" w:unhideWhenUsed="1"/>
+    <w:lsdException w:name="No List" w:semiHidden="1" w:unhideWhenUsed="1"/>
+    <w:lsdException w:name="Outline List 1" w:semiHidden="1" w:unhideWhenUsed="1"/>
+    <w:lsdException w:name="Outline List 2" w:semiHidden="1" w:unhideWhenUsed="1"/>
+    <w:lsdException w:name="Outline List 3" w:semiHidden="1" w:unhideWhenUsed="1"/>
+    <w:lsdException w:name="Table Simple 1" w:semiHidden="1" w:unhideWhenUsed="1"/>
+    <w:lsdException w:name="Table Simple 2" w:semiHidden="1" w:unhideWhenUsed="1"/>
+    <w:lsdException w:name="Table Simple 3" w:semiHidden="1" w:unhideWhenUsed="1"/>
+    <w:lsdException w:name="Table Classic 1" w:semiHidden="1" w:unhideWhenUsed="1"/>
+    <w:lsdException w:name="Table Classic 2" w:semiHidden="1" w:unhideWhenUsed="1"/>
+    <w:lsdException w:name="Table Classic 3" w:semiHidden="1" w:unhideWhenUsed="1"/>
+    <w:lsdException w:name="Table Classic 4" w:semiHidden="1" w:unhideWhenUsed="1"/>
+    <w:lsdException w:name="Table Colorful 1" w:semiHidden="1" w:unhideWhenUsed="1"/>
+    <w:lsdException w:name="Table Colorful 2" w:semiHidden="1" w:unhideWhenUsed="1"/>
+    <w:lsdException w:name="Table Colorful 3" w:semiHidden="1" w:unhideWhenUsed="1"/>
+    <w:lsdException w:name="Table Columns 1" w:semiHidden="1" w:unhideWhenUsed="1"/>
+    <w:lsdException w:name="Table Columns 2" w:semiHidden="1" w:unhideWhenUsed="1"/>
+    <w:lsdException w:name="Table Columns 3" w:semiHidden="1" w:unhideWhenUsed="1"/>
+    <w:lsdException w:name="Table Columns 4" w:semiHidden="1" w:unhideWhenUsed="1"/>
+    <w:lsdException w:name="Table Columns 5" w:semiHidden="1" w:unhideWhenUsed="1"/>
+    <w:lsdException w:name="Table Grid 1" w:semiHidden="1" w:unhideWhenUsed="1"/>
+    <w:lsdException w:name="Table Grid 2" w:semiHidden="1" w:unhideWhenUsed="1"/>
+    <w:lsdException w:name="Table Grid 3" w:semiHidden="1" w:unhideWhenUsed="1"/>
+    <w:lsdException w:name="Table Grid 4" w:semiHidden="1" w:unhideWhenUsed="1"/>
+    <w:lsdException w:name="Table Grid 5" w:semiHidden="1" w:unhideWhenUsed="1"/>
+    <w:lsdException w:name="Table Grid 6" w:semiHidden="1" w:unhideWhenUsed="1"/>
+    <w:lsdException w:name="Table Grid 7" w:semiHidden="1" w:unhideWhenUsed="1"/>
+    <w:lsdException w:name="Table Grid 8" w:semiHidden="1" w:unhideWhenUsed="1"/>
+    <w:lsdException w:name="Table List 1" w:semiHidden="1" w:unhideWhenUsed="1"/>
+    <w:lsdException w:name="Table List 2" w:semiHidden="1" w:unhideWhenUsed="1"/>
+    <w:lsdException w:name="Table List 3" w:semiHidden="1" w:unhideWhenUsed="1"/>
+    <w:lsdException w:name="Table List 4" w:semiHidden="1" w:unhideWhenUsed="1"/>
+    <w:lsdException w:name="Table List 5" w:semiHidden="1" w:unhideWhenUsed="1"/>
+    <w:lsdException w:name="Table List 6" w:semiHidden="1" w:unhideWhenUsed="1"/>
+    <w:lsdException w:name="Table List 7" w:semiHidden="1" w:unhideWhenUsed="1"/>
+    <w:lsdException w:name="Table List 8" w:semiHidden="1" w:unhideWhenUsed="1"/>
+    <w:lsdException w:name="Table 3D effects 1" w:semiHidden="1" w:unhideWhenUsed="1"/>
+    <w:lsdException w:name="Table 3D effects 2" w:semiHidden="1" w:unhideWhenUsed="1"/>
+    <w:lsdException w:name="Table 3D effects 3" w:semiHidden="1" w:unhideWhenUsed="1"/>
+    <w:lsdException w:name="Table Contemporary" w:semiHidden="1" w:unhideWhenUsed="1"/>
+    <w:lsdException w:name="Table Elegant" w:semiHidden="1" w:unhideWhenUsed="1"/>
+    <w:lsdException w:name="Table Professional" w:semiHidden="1" w:unhideWhenUsed="1"/>
+    <w:lsdException w:name="Table Subtle 1" w:semiHidden="1" w:unhideWhenUsed="1"/>
+    <w:lsdException w:name="Table Subtle 2" w:semiHidden="1" w:unhideWhenUsed="1"/>
+    <w:lsdException w:name="Table Web 1" w:semiHidden="1" w:unhideWhenUsed="1"/>
+    <w:lsdException w:name="Table Web 2" w:semiHidden="1" w:unhideWhenUsed="1"/>
+    <w:lsdException w:name="Table Web 3" w:semiHidden="1" w:unhideWhenUsed="1"/>
+    <w:lsdException w:name="Balloon Text" w:semiHidden="1" w:unhideWhenUsed="1"/>
+    <w:lsdException w:name="Table Grid" w:semiHidden="1" w:uiPriority="59" w:unhideWhenUsed="1"/>
+    <w:lsdException w:name="Table Theme" w:semiHidden="1" w:unhideWhenUsed="1"/>
+    <w:lsdException w:name="Placeholder Text" w:semiHidden="1"/>
+    <w:lsdException w:name="No Spacing" w:uiPriority="1" w:qFormat="1"/>
+    <w:lsdException w:name="Light Shading" w:uiPriority="60"/>
+    <w:lsdException w:name="Light List" w:uiPriority="61"/>
+    <w:lsdException w:name="Light Grid" w:uiPriority="62"/>
+    <w:lsdException w:name="Medium Shading 1" w:uiPriority="63"/>
+    <w:lsdException w:name="Medium Shading 2" w:uiPriority="64"/>
+    <w:lsdException w:name="Medium List 1" w:uiPriority="65"/>
+    <w:lsdException w:name="Medium List 2" w:uiPriority="66"/>
+    <w:lsdException w:name="Medium Grid 1" w:uiPriority="67"/>
+    <w:lsdException w:name="Medium Grid 2" w:uiPriority="68"/>
+    <w:lsdException w:name="Medium Grid 3" w:uiPriority="69"/>
+    <w:lsdException w:name="Dark List" w:uiPriority="70"/>
+    <w:lsdException w:name="Colorful Shading" w:uiPriority="71"/>
+    <w:lsdException w:name="Colorful List" w:uiPriority="72"/>
+    <w:lsdException w:name="Colorful Grid" w:uiPriority="73"/>
+    <w:lsdException w:name="Light Shading Accent 1" w:uiPriority="60"/>
+    <w:lsdException w:name="Light List Accent 1" w:uiPriority="61"/>
+    <w:lsdException w:name="Light Grid Accent 1" w:uiPriority="62"/>
+    <w:lsdException w:name="Medium Shading 1 Accent 1" w:uiPriority="63"/>
+    <w:lsdException w:name="Medium Shading 2 Accent 1" w:uiPriority="64"/>
+    <w:lsdException w:name="Medium List 1 Accent 1" w:uiPriority="65"/>
+    <w:lsdException w:name="Revision" w:semiHidden="1"/>
+    <w:lsdException w:name="List Paragraph" w:uiPriority="34" w:qFormat="1"/>
+    <w:lsdException w:name="Quote" w:uiPriority="29" w:qFormat="1"/>
+    <w:lsdException w:name="Intense Quote" w:uiPriority="30" w:qFormat="1"/>
+    <w:lsdException w:name="Medium List 2 Accent 1" w:uiPriority="66"/>
+    <w:lsdException w:name="Medium Grid 1 Accent 1" w:uiPriority="67"/>
+    <w:lsdException w:name="Medium Grid 2 Accent 1" w:uiPriority="68"/>
+    <w:lsdException w:name="Medium Grid 3 Accent 1" w:uiPriority="69"/>
+    <w:lsdException w:name="Dark List Accent 1" w:uiPriority="70"/>
+    <w:lsdException w:name="Colorful Shading Accent 1" w:uiPriority="71"/>
+    <w:lsdException w:name="Colorful List Accent 1" w:uiPriority="72"/>
+    <w:lsdException w:name="Colorful Grid Accent 1" w:uiPriority="73"/>
+    <w:lsdException w:name="Light Shading Accent 2" w:uiPriority="60"/>
+    <w:lsdException w:name="Light List Accent 2" w:uiPriority="61"/>
+    <w:lsdException w:name="Light Grid Accent 2" w:uiPriority="62"/>
+    <w:lsdException w:name="Medium Shading 1 Accent 2" w:uiPriority="63"/>
+    <w:lsdException w:name="Medium Shading 2 Accent 2" w:uiPriority="64"/>
+    <w:lsdException w:name="Medium List 1 Accent 2" w:uiPriority="65"/>
+    <w:lsdException w:name="Medium List 2 Accent 2" w:uiPriority="66"/>
+    <w:lsdException w:name="Medium Grid 1 Accent 2" w:uiPriority="67"/>
+    <w:lsdException w:name="Medium Grid 2 Accent 2" w:uiPriority="68"/>
+    <w:lsdException w:name="Medium Grid 3 Accent 2" w:uiPriority="69"/>
+    <w:lsdException w:name="Dark List Accent 2" w:uiPriority="70"/>
+    <w:lsdException w:name="Colorful Shading Accent 2" w:uiPriority="71"/>
+    <w:lsdException w:name="Colorful List Accent 2" w:uiPriority="72"/>
+    <w:lsdException w:name="Colorful Grid Accent 2" w:uiPriority="73"/>
+    <w:lsdException w:name="Light Shading Accent 3" w:uiPriority="60"/>
+    <w:lsdException w:name="Light List Accent 3" w:uiPriority="61"/>
+    <w:lsdException w:name="Light Grid Accent 3" w:uiPriority="62"/>
+    <w:lsdException w:name="Medium Shading 1 Accent 3" w:uiPriority="63"/>
+    <w:lsdException w:name="Medium Shading 2 Accent 3" w:uiPriority="64"/>
+    <w:lsdException w:name="Medium List 1 Accent 3" w:uiPriority="65"/>
+    <w:lsdException w:name="Medium List 2 Accent 3" w:uiPriority="66"/>
+    <w:lsdException w:name="Medium Grid 1 Accent 3" w:uiPriority="67"/>
+    <w:lsdException w:name="Medium Grid 2 Accent 3" w:uiPriority="68"/>
+    <w:lsdException w:name="Medium Grid 3 Accent 3" w:uiPriority="69"/>
+    <w:lsdException w:name="Dark List Accent 3" w:uiPriority="70"/>
+    <w:lsdException w:name="Colorful Shading Accent 3" w:uiPriority="71"/>
+    <w:lsdException w:name="Colorful List Accent 3" w:uiPriority="72"/>
+    <w:lsdException w:name="Colorful Grid Accent 3" w:uiPriority="73"/>
+    <w:lsdException w:name="Light Shading Accent 4" w:uiPriority="60"/>
+    <w:lsdException w:name="Light List Accent 4" w:uiPriority="61"/>
+    <w:lsdException w:name="Light Grid Accent 4" w:uiPriority="62"/>
+    <w:lsdException w:name="Medium Shading 1 Accent 4" w:uiPriority="63"/>
+    <w:lsdException w:name="Medium Shading 2 Accent 4" w:uiPriority="64"/>
+    <w:lsdException w:name="Medium List 1 Accent 4" w:uiPriority="65"/>
+    <w:lsdException w:name="Medium List 2 Accent 4" w:uiPriority="66"/>
+    <w:lsdException w:name="Medium Grid 1 Accent 4" w:uiPriority="67"/>
+    <w:lsdException w:name="Medium Grid 2 Accent 4" w:uiPriority="68"/>
+    <w:lsdException w:name="Medium Grid 3 Accent 4" w:uiPriority="69"/>
+    <w:lsdException w:name="Dark List Accent 4" w:uiPriority="70"/>
+    <w:lsdException w:name="Colorful Shading Accent 4" w:uiPriority="71"/>
+    <w:lsdException w:name="Colorful List Accent 4" w:uiPriority="72"/>
+    <w:lsdException w:name="Colorful Grid Accent 4" w:uiPriority="73"/>
+    <w:lsdException w:name="Light Shading Accent 5" w:uiPriority="60"/>
+    <w:lsdException w:name="Light List Accent 5" w:uiPriority="61"/>
+    <w:lsdException w:name="Light Grid Accent 5" w:uiPriority="62"/>
+    <w:lsdException w:name="Medium Shading 1 Accent 5" w:uiPriority="63"/>
+    <w:lsdException w:name="Medium Shading 2 Accent 5" w:uiPriority="64"/>
+    <w:lsdException w:name="Medium List 1 Accent 5" w:uiPriority="65"/>
+    <w:lsdException w:name="Medium List 2 Accent 5" w:uiPriority="66"/>
+    <w:lsdException w:name="Medium Grid 1 Accent 5" w:uiPriority="67"/>
+    <w:lsdException w:name="Medium Grid 2 Accent 5" w:uiPriority="68"/>
+    <w:lsdException w:name="Medium Grid 3 Accent 5" w:uiPriority="69"/>
+    <w:lsdException w:name="Dark List Accent 5" w:uiPriority="70"/>
+    <w:lsdException w:name="Colorful Shading Accent 5" w:uiPriority="71"/>
+    <w:lsdException w:name="Colorful List Accent 5" w:uiPriority="72"/>
+    <w:lsdException w:name="Colorful Grid Accent 5" w:uiPriority="73"/>
+    <w:lsdException w:name="Light Shading Accent 6" w:uiPriority="60"/>
+    <w:lsdException w:name="Light List Accent 6" w:uiPriority="61"/>
+    <w:lsdException w:name="Light Grid Accent 6" w:uiPriority="62"/>
+    <w:lsdException w:name="Medium Shading 1 Accent 6" w:uiPriority="63"/>
+    <w:lsdException w:name="Medium Shading 2 Accent 6" w:uiPriority="64"/>
+    <w:lsdException w:name="Medium List 1 Accent 6" w:uiPriority="65"/>
+    <w:lsdException w:name="Medium List 2 Accent 6" w:uiPriority="66"/>
+    <w:lsdException w:name="Medium Grid 1 Accent 6" w:uiPriority="67"/>
+    <w:lsdException w:name="Medium Grid 2 Accent 6" w:uiPriority="68"/>
+    <w:lsdException w:name="Medium Grid 3 Accent 6" w:uiPriority="69"/>
+    <w:lsdException w:name="Dark List Accent 6" w:uiPriority="70"/>
+    <w:lsdException w:name="Colorful Shading Accent 6" w:uiPriority="71"/>
+    <w:lsdException w:name="Colorful List Accent 6" w:uiPriority="72"/>
+    <w:lsdException w:name="Colorful Grid Accent 6" w:uiPriority="73"/>
+    <w:lsdException w:name="Subtle Emphasis" w:uiPriority="19" w:qFormat="1"/>
+    <w:lsdException w:name="Intense Emphasis" w:uiPriority="21" w:qFormat="1"/>
+    <w:lsdException w:name="Subtle Reference" w:uiPriority="31" w:qFormat="1"/>
+    <w:lsdException w:name="Intense Reference" w:uiPriority="32" w:qFormat="1"/>
+    <w:lsdException w:name="Book Title" w:uiPriority="33" w:qFormat="1"/>
+    <w:lsdException w:name="Bibliography" w:semiHidden="1" w:uiPriority="37" w:unhideWhenUsed="1"/>
+    <w:lsdException w:name="TOC Heading" w:semiHidden="1" w:uiPriority="39" w:unhideWhenUsed="1" w:qFormat="1"/>
+    <w:lsdException w:name="Plain Table 1" w:uiPriority="41"/>
+    <w:lsdException w:name="Plain Table 2" w:uiPriority="42"/>
+    <w:lsdException w:name="Plain Table 3" w:uiPriority="43"/>
+    <w:lsdException w:name="Plain Table 4" w:uiPriority="44"/>
+    <w:lsdException w:name="Plain Table 5" w:uiPriority="45"/>
+    <w:lsdException w:name="Grid Table Light" w:uiPriority="40"/>
+    <w:lsdException w:name="Grid Table 1 Light" w:uiPriority="46"/>
+    <w:lsdException w:name="Grid Table 2" w:uiPriority="47"/>
+    <w:lsdException w:name="Grid Table 3" w:uiPriority="48"/>
+    <w:lsdException w:name="Grid Table 4" w:uiPriority="49"/>
+    <w:lsdException w:name="Grid Table 5 Dark" w:uiPriority="50"/>
+    <w:lsdException w:name="Grid Table 6 Colorful" w:uiPriority="51"/>
+    <w:lsdException w:name="Grid Table 7 Colorful" w:uiPriority="52"/>
+    <w:lsdException w:name="Grid Table 1 Light Accent 1" w:uiPriority="46"/>
+    <w:lsdException w:name="Grid Table 2 Accent 1" w:uiPriority="47"/>
+    <w:lsdException w:name="Grid Table 3 Accent 1" w:uiPriority="48"/>
+    <w:lsdException w:name="Grid Table 4 Accent 1" w:uiPriority="49"/>
+    <w:lsdException w:name="Grid Table 5 Dark Accent 1" w:uiPriority="50"/>
+    <w:lsdException w:name="Grid Table 6 Colorful Accent 1" w:uiPriority="51"/>
+    <w:lsdException w:name="Grid Table 7 Colorful Accent 1" w:uiPriority="52"/>
+    <w:lsdException w:name="Grid Table 1 Light Accent 2" w:uiPriority="46"/>
+    <w:lsdException w:name="Grid Table 2 Accent 2" w:uiPriority="47"/>
+    <w:lsdException w:name="Grid Table 3 Accent 2" w:uiPriority="48"/>
+    <w:lsdException w:name="Grid Table 4 Accent 2" w:uiPriority="49"/>
+    <w:lsdException w:name="Grid Table 5 Dark Accent 2" w:uiPriority="50"/>
+    <w:lsdException w:name="Grid Table 6 Colorful Accent 2" w:uiPriority="51"/>
+    <w:lsdException w:name="Grid Table 7 Colorful Accent 2" w:uiPriority="52"/>
+    <w:lsdException w:name="Grid Table 1 Light Accent 3" w:uiPriority="46"/>
+    <w:lsdException w:name="Grid Table 2 Accent 3" w:uiPriority="47"/>
+    <w:lsdException w:name="Grid Table 3 Accent 3" w:uiPriority="48"/>
+    <w:lsdException w:name="Grid Table 4 Accent 3" w:uiPriority="49"/>
+    <w:lsdException w:name="Grid Table 5 Dark Accent 3" w:uiPriority="50"/>
+    <w:lsdException w:name="Grid Table 6 Colorful Accent 3" w:uiPriority="51"/>
+    <w:lsdException w:name="Grid Table 7 Colorful Accent 3" w:uiPriority="52"/>
+    <w:lsdException w:name="Grid Table 1 Light Accent 4" w:uiPriority="46"/>
+    <w:lsdException w:name="Grid Table 2 Accent 4" w:uiPriority="47"/>
+    <w:lsdException w:name="Grid Table 3 Accent 4" w:uiPriority="48"/>
+    <w:lsdException w:name="Grid Table 4 Accent 4" w:uiPriority="49"/>
+    <w:lsdException w:name="Grid Table 5 Dark Accent 4" w:uiPriority="50"/>
+    <w:lsdException w:name="Grid Table 6 Colorful Accent 4" w:uiPriority="51"/>
+    <w:lsdException w:name="Grid Table 7 Colorful Accent 4" w:uiPriority="52"/>
+    <w:lsdException w:name="Grid Table 1 Light Accent 5" w:uiPriority="46"/>
+    <w:lsdException w:name="Grid Table 2 Accent 5" w:uiPriority="47"/>
+    <w:lsdException w:name="Grid Table 3 Accent 5" w:uiPriority="48"/>
+    <w:lsdException w:name="Grid Table 4 Accent 5" w:uiPriority="49"/>
+    <w:lsdException w:name="Grid Table 5 Dark Accent 5" w:uiPriority="50"/>
+    <w:lsdException w:name="Grid Table 6 Colorful Accent 5" w:uiPriority="51"/>
+    <w:lsdException w:name="Grid Table 7 Colorful Accent 5" w:uiPriority="52"/>
+    <w:lsdException w:name="Grid Table 1 Light Accent 6" w:uiPriority="46"/>
+    <w:lsdException w:name="Grid Table 2 Accent 6" w:uiPriority="47"/>
+    <w:lsdException w:name="Grid Table 3 Accent 6" w:uiPriority="48"/>
+    <w:lsdException w:name="Grid Table 4 Accent 6" w:uiPriority="49"/>
+    <w:lsdException w:name="Grid Table 5 Dark Accent 6" w:uiPriority="50"/>
+    <w:lsdException w:name="Grid Table 6 Colorful Accent 6" w:uiPriority="51"/>
+    <w:lsdException w:name="Grid Table 7 Colorful Accent 6" w:uiPriority="52"/>
+    <w:lsdException w:name="List Table 1 Light" w:uiPriority="46"/>
+    <w:lsdException w:name="List Table 2" w:uiPriority="47"/>
+    <w:lsdException w:name="List Table 3" w:uiPriority="48"/>
+    <w:lsdException w:name="List Table 4" w:uiPriority="49"/>
+    <w:lsdException w:name="List Table 5 Dark" w:uiPriority="50"/>
+    <w:lsdException w:name="List Table 6 Colorful" w:uiPriority="51"/>
+    <w:lsdException w:name="List Table 7 Colorful" w:uiPriority="52"/>
+    <w:lsdException w:name="List Table 1 Light Accent 1" w:uiPriority="46"/>
+    <w:lsdException w:name="List Table 2 Accent 1" w:uiPriority="47"/>
+    <w:lsdException w:name="List Table 3 Accent 1" w:uiPriority="48"/>
+    <w:lsdException w:name="List Table 4 Accent 1" w:uiPriority="49"/>
+    <w:lsdException w:name="List Table 5 Dark Accent 1" w:uiPriority="50"/>
+    <w:lsdException w:name="List Table 6 Colorful Accent 1" w:uiPriority="51"/>
+    <w:lsdException w:name="List Table 7 Colorful Accent 1" w:uiPriority="52"/>
+    <w:lsdException w:name="List Table 1 Light Accent 2" w:uiPriority="46"/>
+    <w:lsdException w:name="List Table 2 Accent 2" w:uiPriority="47"/>
+    <w:lsdException w:name="List Table 3 Accent 2" w:uiPriority="48"/>
+    <w:lsdException w:name="List Table 4 Accent 2" w:uiPriority="49"/>
+    <w:lsdException w:name="List Table 5 Dark Accent 2" w:uiPriority="50"/>
+    <w:lsdException w:name="List Table 6 Colorful Accent 2" w:uiPriority="51"/>
+    <w:lsdException w:name="List Table 7 Colorful Accent 2" w:uiPriority="52"/>
+    <w:lsdException w:name="List Table 1 Light Accent 3" w:uiPriority="46"/>
+    <w:lsdException w:name="List Table 2 Accent 3" w:uiPriority="47"/>
+    <w:lsdException w:name="List Table 3 Accent 3" w:uiPriority="48"/>
+    <w:lsdException w:name="List Table 4 Accent 3" w:uiPriority="49"/>
+    <w:lsdException w:name="List Table 5 Dark Accent 3" w:uiPriority="50"/>
+    <w:lsdException w:name="List Table 6 Colorful Accent 3" w:uiPriority="51"/>
+    <w:lsdException w:name="List Table 7 Colorful Accent 3" w:uiPriority="52"/>
+    <w:lsdException w:name="List Table 1 Light Accent 4" w:uiPriority="46"/>
+    <w:lsdException w:name="List Table 2 Accent 4" w:uiPriority="47"/>
+    <w:lsdException w:name="List Table 3 Accent 4" w:uiPriority="48"/>
+    <w:lsdException w:name="List Table 4 Accent 4" w:uiPriority="49"/>
+    <w:lsdException w:name="List Table 5 Dark Accent 4" w:uiPriority="50"/>
+    <w:lsdException w:name="List Table 6 Colorful Accent 4" w:uiPriority="51"/>
+    <w:lsdException w:name="List Table 7 Colorful Accent 4" w:uiPriority="52"/>
+    <w:lsdException w:name="List Table 1 Light Accent 5" w:uiPriority="46"/>
+    <w:lsdException w:name="List Table 2 Accent 5" w:uiPriority="47"/>
+    <w:lsdException w:name="List Table 3 Accent 5" w:uiPriority="48"/>
+    <w:lsdException w:name="List Table 4 Accent 5" w:uiPriority="49"/>
+    <w:lsdException w:name="List Table 5 Dark Accent 5" w:uiPriority="50"/>
+    <w:lsdException w:name="List Table 6 Colorful Accent 5" w:uiPriority="51"/>
+    <w:lsdException w:name="List Table 7 Colorful Accent 5" w:uiPriority="52"/>
+    <w:lsdException w:name="List Table 1 Light Accent 6" w:uiPriority="46"/>
+    <w:lsdException w:name="List Table 2 Accent 6" w:uiPriority="47"/>
+    <w:lsdException w:name="List Table 3 Accent 6" w:uiPriority="48"/>
+    <w:lsdException w:name="List Table 4 Accent 6" w:uiPriority="49"/>
+    <w:lsdException w:name="List Table 5 Dark Accent 6" w:uiPriority="50"/>
+    <w:lsdException w:name="List Table 6 Colorful Accent 6" w:uiPriority="51"/>
+    <w:lsdException w:name="List Table 7 Colorful Accent 6" w:uiPriority="52"/>
+    <w:lsdException w:name="Mention" w:semiHidden="1" w:unhideWhenUsed="1"/>
+    <w:lsdException w:name="Smart Hyperlink" w:semiHidden="1" w:unhideWhenUsed="1"/>
+    <w:lsdException w:name="Hashtag" w:semiHidden="1" w:unhideWhenUsed="1"/>
+    <w:lsdException w:name="Unresolved Mention" w:semiHidden="1" w:unhideWhenUsed="1"/>
   </w:latentStyles>
   <w:style w:type="paragraph" w:default="1" w:styleId="Standard">
     <w:name w:val="Normal"/>
@@ -9575,7 +13528,6 @@
   <w:style w:type="character" w:default="1" w:styleId="Absatz-Standardschriftart">
     <w:name w:val="Default Paragraph Font"/>
     <w:uiPriority w:val="1"/>
-    <w:semiHidden/>
     <w:unhideWhenUsed/>
   </w:style>
   <w:style w:type="table" w:default="1" w:styleId="NormaleTabelle">
@@ -9583,7 +13535,6 @@
     <w:uiPriority w:val="99"/>
     <w:semiHidden/>
     <w:unhideWhenUsed/>
-    <w:qFormat/>
     <w:tblPr>
       <w:tblInd w:w="0" w:type="dxa"/>
       <w:tblCellMar>
@@ -10064,8 +14015,8 @@
 
 <file path=customXml/item1.xml><?xml version="1.0" encoding="utf-8"?>
 <CoverPageProperties xmlns="http://schemas.microsoft.com/office/2006/coverPageProps">
-  <PublishDate>2019-08-01T00:00:00</PublishDate>
-  <Abstract>Dieses Dokument spiegelt die Lore von Shorin wieder, um zu verhindern falsche Fakten einzulegen und auf einer Spur zu bleiben. Desweiteren ist Deutsch für mich einfacher zu schreiben und ich kann von hier besser auf‘s englische übertragen.</Abstract>
+  <PublishDate>2019 2020 </PublishDate>
+  <Abstract>Dieses Dokument spiegelt die Lore von Shorin wieder, um zu verhindern falsche Fakten anzulegen und auf einer Spur zu bleiben. Desweiteren ist Deutsch für mich einfacher zu schreiben und ich kann von hier besser auf‘s englische übertragen.</Abstract>
   <CompanyAddress/>
   <CompanyPhone/>
   <CompanyFax/>
@@ -10086,7 +14037,7 @@
 </file>
 
 <file path=customXml/itemProps2.xml><?xml version="1.0" encoding="utf-8"?>
-<ds:datastoreItem xmlns:ds="http://schemas.openxmlformats.org/officeDocument/2006/customXml" ds:itemID="{F92F9C30-EB72-485D-86CE-63B38B2F9EE8}">
+<ds:datastoreItem xmlns:ds="http://schemas.openxmlformats.org/officeDocument/2006/customXml" ds:itemID="{E4A7DC7D-B7DB-417D-8FF2-A1521C8FEDB3}">
   <ds:schemaRefs>
     <ds:schemaRef ds:uri="http://schemas.openxmlformats.org/officeDocument/2006/bibliography"/>
   </ds:schemaRefs>

--- a/resources/lore/Die Welt von Shorin.docx
+++ b/resources/lore/Die Welt von Shorin.docx
@@ -13,6 +13,7 @@
           <w:docPartUnique/>
         </w:docPartObj>
       </w:sdtPr>
+      <w:sdtEndPr/>
       <w:sdtContent>
         <w:p>
           <w:pPr>
@@ -55,6 +56,7 @@
                             <w:dataBinding w:prefixMappings="xmlns:ns0='http://schemas.openxmlformats.org/package/2006/metadata/core-properties' xmlns:ns1='http://purl.org/dc/elements/1.1/'" w:xpath="/ns0:coreProperties[1]/ns1:title[1]" w:storeItemID="{6C3C8BC8-F283-45AE-878A-BAB7291924A1}"/>
                             <w:text/>
                           </w:sdtPr>
+                          <w:sdtEndPr/>
                           <w:sdtContent>
                             <w:p>
                               <w:pPr>
@@ -71,18 +73,8 @@
                                   <w:sz w:val="80"/>
                                   <w:szCs w:val="80"/>
                                 </w:rPr>
-                                <w:t xml:space="preserve">Die Welt von </w:t>
+                                <w:t>Die Welt von Shorin</w:t>
                               </w:r>
-                              <w:proofErr w:type="spellStart"/>
-                              <w:r>
-                                <w:rPr>
-                                  <w:color w:val="FFFFFF" w:themeColor="background1"/>
-                                  <w:sz w:val="80"/>
-                                  <w:szCs w:val="80"/>
-                                </w:rPr>
-                                <w:t>Shorin</w:t>
-                              </w:r>
-                              <w:proofErr w:type="spellEnd"/>
                             </w:p>
                           </w:sdtContent>
                         </w:sdt>
@@ -98,6 +90,7 @@
                             <w:dataBinding w:prefixMappings="xmlns:ns0='http://schemas.openxmlformats.org/package/2006/metadata/core-properties' xmlns:ns1='http://purl.org/dc/elements/1.1/'" w:xpath="/ns0:coreProperties[1]/ns1:subject[1]" w:storeItemID="{6C3C8BC8-F283-45AE-878A-BAB7291924A1}"/>
                             <w:text/>
                           </w:sdtPr>
+                          <w:sdtEndPr/>
                           <w:sdtContent>
                             <w:p>
                               <w:pPr>
@@ -147,6 +140,7 @@
                             <w:dataBinding w:prefixMappings="xmlns:ns0='http://schemas.microsoft.com/office/2006/coverPageProps'" w:xpath="/ns0:CoverPageProperties[1]/ns0:Abstract[1]" w:storeItemID="{55AF091B-3C7A-41E3-B477-F2FDAA23CFDA}"/>
                             <w:text/>
                           </w:sdtPr>
+                          <w:sdtEndPr/>
                           <w:sdtContent>
                             <w:p>
                               <w:pPr>
@@ -159,21 +153,7 @@
                                 <w:rPr>
                                   <w:color w:val="FFFFFF" w:themeColor="background1"/>
                                 </w:rPr>
-                                <w:t xml:space="preserve">Dieses Dokument spiegelt die Lore von </w:t>
-                              </w:r>
-                              <w:proofErr w:type="spellStart"/>
-                              <w:r>
-                                <w:rPr>
-                                  <w:color w:val="FFFFFF" w:themeColor="background1"/>
-                                </w:rPr>
-                                <w:t>Shorin</w:t>
-                              </w:r>
-                              <w:proofErr w:type="spellEnd"/>
-                              <w:r>
-                                <w:rPr>
-                                  <w:color w:val="FFFFFF" w:themeColor="background1"/>
-                                </w:rPr>
-                                <w:t xml:space="preserve"> </w:t>
+                                <w:t xml:space="preserve">Dieses Dokument spiegelt die Lore von Shorin </w:t>
                               </w:r>
                               <w:proofErr w:type="gramStart"/>
                               <w:r>
@@ -311,6 +291,7 @@
                             <w:dataBinding w:prefixMappings="xmlns:ns0='http://schemas.openxmlformats.org/package/2006/metadata/core-properties' xmlns:ns1='http://purl.org/dc/elements/1.1/'" w:xpath="/ns0:coreProperties[1]/ns1:creator[1]" w:storeItemID="{6C3C8BC8-F283-45AE-878A-BAB7291924A1}"/>
                             <w:text/>
                           </w:sdtPr>
+                          <w:sdtEndPr/>
                           <w:sdtContent>
                             <w:p>
                               <w:pPr>
@@ -339,6 +320,7 @@
                             <w:dataBinding w:prefixMappings="xmlns:ns0='http://schemas.openxmlformats.org/officeDocument/2006/extended-properties'" w:xpath="/ns0:Properties[1]/ns0:Company[1]" w:storeItemID="{6668398D-A668-4E3E-A5EB-62B293D839F1}"/>
                             <w:text/>
                           </w:sdtPr>
+                          <w:sdtEndPr/>
                           <w:sdtContent>
                             <w:p>
                               <w:pPr>
@@ -374,6 +356,7 @@
                               <w:calendar w:val="gregorian"/>
                             </w:date>
                           </w:sdtPr>
+                          <w:sdtEndPr/>
                           <w:sdtContent>
                             <w:p>
                               <w:pPr>
@@ -432,6 +415,7 @@
           <w:docPartUnique/>
         </w:docPartObj>
       </w:sdtPr>
+      <w:sdtEndPr/>
       <w:sdtContent>
         <w:p>
           <w:pPr>
@@ -6126,17 +6110,9 @@
         <w:rPr>
           <w:rFonts w:ascii="Lucida Calligraphy" w:eastAsia="Malgun Gothic" w:hAnsi="Lucida Calligraphy"/>
         </w:rPr>
-        <w:t xml:space="preserve">Der Wohlstand der Mountain </w:t>
-      </w:r>
-      <w:proofErr w:type="spellStart"/>
-      <w:r>
-        <w:rPr>
-          <w:rFonts w:ascii="Lucida Calligraphy" w:eastAsia="Malgun Gothic" w:hAnsi="Lucida Calligraphy"/>
-        </w:rPr>
-        <w:t>Dwellers</w:t>
+        <w:t>Der Wohlstand der Mountain Dwellers</w:t>
       </w:r>
       <w:bookmarkEnd w:id="3"/>
-      <w:proofErr w:type="spellEnd"/>
     </w:p>
     <w:p>
       <w:pPr>
@@ -6191,109 +6167,57 @@
         <w:rPr>
           <w:rFonts w:ascii="Lucida Calligraphy" w:hAnsi="Lucida Calligraphy"/>
         </w:rPr>
-        <w:t xml:space="preserve">tain </w:t>
-      </w:r>
-      <w:proofErr w:type="spellStart"/>
+        <w:t>tain Dwellers</w:t>
+      </w:r>
       <w:r>
         <w:rPr>
           <w:rFonts w:ascii="Lucida Calligraphy" w:hAnsi="Lucida Calligraphy"/>
         </w:rPr>
-        <w:t>Dwellers</w:t>
-      </w:r>
-      <w:proofErr w:type="spellEnd"/>
+        <w:t xml:space="preserve"> welche in den Bergen Wohnten. Aber ansonsten nicht </w:t>
+      </w:r>
       <w:r>
         <w:rPr>
           <w:rFonts w:ascii="Lucida Calligraphy" w:hAnsi="Lucida Calligraphy"/>
         </w:rPr>
-        <w:t xml:space="preserve"> welche in den Bergen Wohnten. Aber ansonsten nicht </w:t>
-      </w:r>
+        <w:t xml:space="preserve">viel bekannt ist, da alle Aufzeichnungen zerstört wurden und niemand die Ruinen erkunden kann. </w:t>
+      </w:r>
+    </w:p>
+    <w:p>
       <w:r>
         <w:rPr>
           <w:rFonts w:ascii="Lucida Calligraphy" w:hAnsi="Lucida Calligraphy"/>
         </w:rPr>
-        <w:t xml:space="preserve">viel bekannt ist, da alle Aufzeichnungen zerstört wurden und niemand die Ruinen erkunden kann. </w:t>
-      </w:r>
-    </w:p>
-    <w:p>
+        <w:t xml:space="preserve">Die 2 </w:t>
+      </w:r>
       <w:r>
         <w:rPr>
           <w:rFonts w:ascii="Lucida Calligraphy" w:hAnsi="Lucida Calligraphy"/>
         </w:rPr>
-        <w:t xml:space="preserve">Die 2 </w:t>
-      </w:r>
-      <w:proofErr w:type="spellStart"/>
+        <w:t>anderen Völker</w:t>
+      </w:r>
       <w:r>
         <w:rPr>
           <w:rFonts w:ascii="Lucida Calligraphy" w:hAnsi="Lucida Calligraphy"/>
         </w:rPr>
-        <w:t>a</w:t>
+        <w:t xml:space="preserve"> sind</w:t>
       </w:r>
       <w:r>
         <w:rPr>
           <w:rFonts w:ascii="Lucida Calligraphy" w:hAnsi="Lucida Calligraphy"/>
         </w:rPr>
-        <w:t>nderenVölker</w:t>
-      </w:r>
-      <w:proofErr w:type="spellEnd"/>
+        <w:t xml:space="preserve"> Menschen und Orcs</w:t>
+      </w:r>
       <w:r>
         <w:rPr>
           <w:rFonts w:ascii="Lucida Calligraphy" w:hAnsi="Lucida Calligraphy"/>
         </w:rPr>
-        <w:t xml:space="preserve"> sind</w:t>
+        <w:t>. Diese</w:t>
       </w:r>
       <w:r>
         <w:rPr>
           <w:rFonts w:ascii="Lucida Calligraphy" w:hAnsi="Lucida Calligraphy"/>
         </w:rPr>
-        <w:t xml:space="preserve"> Menschen und </w:t>
-      </w:r>
-      <w:proofErr w:type="spellStart"/>
-      <w:r>
-        <w:rPr>
-          <w:rFonts w:ascii="Lucida Calligraphy" w:hAnsi="Lucida Calligraphy"/>
-        </w:rPr>
-        <w:t>Orcs</w:t>
-      </w:r>
-      <w:proofErr w:type="spellEnd"/>
-      <w:r>
-        <w:rPr>
-          <w:rFonts w:ascii="Lucida Calligraphy" w:hAnsi="Lucida Calligraphy"/>
-        </w:rPr>
-        <w:t>. Diese</w:t>
-      </w:r>
-      <w:r>
-        <w:rPr>
-          <w:rFonts w:ascii="Lucida Calligraphy" w:hAnsi="Lucida Calligraphy"/>
-        </w:rPr>
-        <w:t xml:space="preserve"> standen in einen immer da wehrenden Konflikt. Die Menschen sahen die </w:t>
-      </w:r>
-      <w:proofErr w:type="spellStart"/>
-      <w:r>
-        <w:rPr>
-          <w:rFonts w:ascii="Lucida Calligraphy" w:hAnsi="Lucida Calligraphy"/>
-        </w:rPr>
-        <w:t>Orcs</w:t>
-      </w:r>
-      <w:proofErr w:type="spellEnd"/>
-      <w:r>
-        <w:rPr>
-          <w:rFonts w:ascii="Lucida Calligraphy" w:hAnsi="Lucida Calligraphy"/>
-        </w:rPr>
-        <w:t xml:space="preserve"> nur als Tiere an, welche gefügig gemacht werden müssen. Die </w:t>
-      </w:r>
-      <w:proofErr w:type="spellStart"/>
-      <w:r>
-        <w:rPr>
-          <w:rFonts w:ascii="Lucida Calligraphy" w:hAnsi="Lucida Calligraphy"/>
-        </w:rPr>
-        <w:t>Orcs</w:t>
-      </w:r>
-      <w:proofErr w:type="spellEnd"/>
-      <w:r>
-        <w:rPr>
-          <w:rFonts w:ascii="Lucida Calligraphy" w:hAnsi="Lucida Calligraphy"/>
-        </w:rPr>
-        <w:t xml:space="preserve"> sahen in den Menschen Kriegstreiber, die ihre Kultur und Religion nicht wertschätzen und ausgerottet werden müssen. </w:t>
+        <w:t xml:space="preserve"> standen in einen immer da wehrenden Konflikt. Die Menschen sahen die Orcs nur als Tiere an, welche gefügig gemacht werden müssen. Die Orcs sahen in den Menschen Kriegstreiber, die ihre Kultur und Religion nicht wertschätzen und ausgerottet werden müssen. </w:t>
       </w:r>
     </w:p>
     <w:p>
@@ -6313,7 +6237,25 @@
         <w:rPr>
           <w:rFonts w:ascii="Lucida Calligraphy" w:eastAsia="Malgun Gothic" w:hAnsi="Lucida Calligraphy"/>
         </w:rPr>
-        <w:t>Somit führte der Große Krieg, welche</w:t>
+        <w:t>Damals</w:t>
+      </w:r>
+      <w:r>
+        <w:rPr>
+          <w:rFonts w:ascii="Lucida Calligraphy" w:eastAsia="Malgun Gothic" w:hAnsi="Lucida Calligraphy"/>
+        </w:rPr>
+        <w:t xml:space="preserve"> </w:t>
+      </w:r>
+      <w:r>
+        <w:rPr>
+          <w:rFonts w:ascii="Lucida Calligraphy" w:eastAsia="Malgun Gothic" w:hAnsi="Lucida Calligraphy"/>
+        </w:rPr>
+        <w:t>entbrannte</w:t>
+      </w:r>
+      <w:r>
+        <w:rPr>
+          <w:rFonts w:ascii="Lucida Calligraphy" w:eastAsia="Malgun Gothic" w:hAnsi="Lucida Calligraphy"/>
+        </w:rPr>
+        <w:t xml:space="preserve"> der Große Krieg, welche</w:t>
       </w:r>
       <w:r>
         <w:rPr>
@@ -6325,21 +6267,7 @@
         <w:rPr>
           <w:rFonts w:ascii="Lucida Calligraphy" w:eastAsia="Malgun Gothic" w:hAnsi="Lucida Calligraphy"/>
         </w:rPr>
-        <w:t xml:space="preserve"> sich die Mountain </w:t>
-      </w:r>
-      <w:proofErr w:type="spellStart"/>
-      <w:r>
-        <w:rPr>
-          <w:rFonts w:ascii="Lucida Calligraphy" w:eastAsia="Malgun Gothic" w:hAnsi="Lucida Calligraphy"/>
-        </w:rPr>
-        <w:t>Dwellers</w:t>
-      </w:r>
-      <w:proofErr w:type="spellEnd"/>
-      <w:r>
-        <w:rPr>
-          <w:rFonts w:ascii="Lucida Calligraphy" w:eastAsia="Malgun Gothic" w:hAnsi="Lucida Calligraphy"/>
-        </w:rPr>
-        <w:t xml:space="preserve"> zunutze machten</w:t>
+        <w:t xml:space="preserve"> sich die Mountain Dwellers zunutze machten</w:t>
       </w:r>
       <w:r>
         <w:rPr>
@@ -6399,16 +6327,8 @@
         <w:rPr>
           <w:rFonts w:ascii="Lucida Calligraphy" w:eastAsia="Malgun Gothic" w:hAnsi="Lucida Calligraphy"/>
         </w:rPr>
-        <w:t xml:space="preserve"> Minensystem von </w:t>
-      </w:r>
-      <w:proofErr w:type="spellStart"/>
-      <w:r>
-        <w:rPr>
-          <w:rFonts w:ascii="Lucida Calligraphy" w:eastAsia="Malgun Gothic" w:hAnsi="Lucida Calligraphy"/>
-        </w:rPr>
-        <w:t>Shorin</w:t>
-      </w:r>
-      <w:proofErr w:type="spellEnd"/>
+        <w:t xml:space="preserve"> Minensystem von Shorin</w:t>
+      </w:r>
       <w:r>
         <w:rPr>
           <w:rFonts w:ascii="Lucida Calligraphy" w:eastAsia="Malgun Gothic" w:hAnsi="Lucida Calligraphy"/>
@@ -6476,21 +6396,7 @@
           <w:rFonts w:ascii="Lucida Calligraphy" w:eastAsia="Malgun Gothic" w:hAnsi="Lucida Calligraphy"/>
         </w:rPr>
         <w:lastRenderedPageBreak/>
-        <w:t xml:space="preserve">Die </w:t>
-      </w:r>
-      <w:proofErr w:type="spellStart"/>
-      <w:r>
-        <w:rPr>
-          <w:rFonts w:ascii="Lucida Calligraphy" w:eastAsia="Malgun Gothic" w:hAnsi="Lucida Calligraphy"/>
-        </w:rPr>
-        <w:t>Orcs</w:t>
-      </w:r>
-      <w:proofErr w:type="spellEnd"/>
-      <w:r>
-        <w:rPr>
-          <w:rFonts w:ascii="Lucida Calligraphy" w:eastAsia="Malgun Gothic" w:hAnsi="Lucida Calligraphy"/>
-        </w:rPr>
-        <w:t xml:space="preserve"> stürmten in </w:t>
+        <w:t xml:space="preserve">Die Orcs stürmten in </w:t>
       </w:r>
       <w:r>
         <w:rPr>
@@ -6556,21 +6462,7 @@
         <w:rPr>
           <w:rFonts w:ascii="Lucida Calligraphy" w:eastAsia="Malgun Gothic" w:hAnsi="Lucida Calligraphy"/>
         </w:rPr>
-        <w:t xml:space="preserve">das Schlachtfeld dominierten und die </w:t>
-      </w:r>
-      <w:proofErr w:type="spellStart"/>
-      <w:r>
-        <w:rPr>
-          <w:rFonts w:ascii="Lucida Calligraphy" w:eastAsia="Malgun Gothic" w:hAnsi="Lucida Calligraphy"/>
-        </w:rPr>
-        <w:t>Orcs</w:t>
-      </w:r>
-      <w:proofErr w:type="spellEnd"/>
-      <w:r>
-        <w:rPr>
-          <w:rFonts w:ascii="Lucida Calligraphy" w:eastAsia="Malgun Gothic" w:hAnsi="Lucida Calligraphy"/>
-        </w:rPr>
-        <w:t xml:space="preserve"> langsam </w:t>
+        <w:t xml:space="preserve">das Schlachtfeld dominierten und die Orcs langsam </w:t>
       </w:r>
       <w:r>
         <w:rPr>
@@ -6681,7 +6573,6 @@
         </w:rPr>
         <w:t xml:space="preserve">die </w:t>
       </w:r>
-      <w:proofErr w:type="spellStart"/>
       <w:r>
         <w:rPr>
           <w:rFonts w:ascii="Lucida Calligraphy" w:eastAsia="Malgun Gothic" w:hAnsi="Lucida Calligraphy"/>
@@ -6700,7 +6591,6 @@
         </w:rPr>
         <w:t>s</w:t>
       </w:r>
-      <w:proofErr w:type="spellEnd"/>
       <w:r>
         <w:rPr>
           <w:rFonts w:ascii="Lucida Calligraphy" w:eastAsia="Malgun Gothic" w:hAnsi="Lucida Calligraphy"/>
@@ -6863,21 +6753,7 @@
         <w:rPr>
           <w:rFonts w:ascii="Lucida Calligraphy" w:eastAsia="Malgun Gothic" w:hAnsi="Lucida Calligraphy"/>
         </w:rPr>
-        <w:t xml:space="preserve">. Auch die Mountain </w:t>
-      </w:r>
-      <w:proofErr w:type="spellStart"/>
-      <w:r>
-        <w:rPr>
-          <w:rFonts w:ascii="Lucida Calligraphy" w:eastAsia="Malgun Gothic" w:hAnsi="Lucida Calligraphy"/>
-        </w:rPr>
-        <w:t>Dwellers</w:t>
-      </w:r>
-      <w:proofErr w:type="spellEnd"/>
-      <w:r>
-        <w:rPr>
-          <w:rFonts w:ascii="Lucida Calligraphy" w:eastAsia="Malgun Gothic" w:hAnsi="Lucida Calligraphy"/>
-        </w:rPr>
-        <w:t xml:space="preserve"> spürten </w:t>
+        <w:t xml:space="preserve">. Auch die Mountain Dwellers spürten </w:t>
       </w:r>
       <w:r>
         <w:rPr>
@@ -6901,16 +6777,8 @@
         <w:rPr>
           <w:rFonts w:ascii="Lucida Calligraphy" w:eastAsia="Malgun Gothic" w:hAnsi="Lucida Calligraphy"/>
         </w:rPr>
-        <w:t xml:space="preserve"> und fingen an sich zu verändern. Im Osten bildeten sich die </w:t>
-      </w:r>
-      <w:proofErr w:type="spellStart"/>
-      <w:r>
-        <w:rPr>
-          <w:rFonts w:ascii="Lucida Calligraphy" w:eastAsia="Malgun Gothic" w:hAnsi="Lucida Calligraphy"/>
-        </w:rPr>
-        <w:t>Norse</w:t>
-      </w:r>
-      <w:proofErr w:type="spellEnd"/>
+        <w:t xml:space="preserve"> und fingen an sich zu verändern. Im Osten bildeten sich die Norse</w:t>
+      </w:r>
       <w:r>
         <w:rPr>
           <w:rFonts w:ascii="Lucida Calligraphy" w:eastAsia="Malgun Gothic" w:hAnsi="Lucida Calligraphy"/>
@@ -6977,14 +6845,12 @@
         </w:rPr>
         <w:t xml:space="preserve"> </w:t>
       </w:r>
-      <w:proofErr w:type="gramStart"/>
-      <w:r>
-        <w:rPr>
-          <w:rFonts w:ascii="Lucida Calligraphy" w:eastAsia="Malgun Gothic" w:hAnsi="Lucida Calligraphy"/>
-        </w:rPr>
-        <w:t>Größe</w:t>
-      </w:r>
-      <w:proofErr w:type="gramEnd"/>
+      <w:r>
+        <w:rPr>
+          <w:rFonts w:ascii="Lucida Calligraphy" w:eastAsia="Malgun Gothic" w:hAnsi="Lucida Calligraphy"/>
+        </w:rPr>
+        <w:t>Größe,</w:t>
+      </w:r>
       <w:r>
         <w:rPr>
           <w:rFonts w:ascii="Lucida Calligraphy" w:eastAsia="Malgun Gothic" w:hAnsi="Lucida Calligraphy"/>
@@ -7039,19 +6905,29 @@
         </w:rPr>
         <w:t xml:space="preserve"> Ihr Stolz wurde durch ihre Bauten und Konstrukten wiedergespiegelt, welche nun </w:t>
       </w:r>
-      <w:proofErr w:type="gramStart"/>
-      <w:r>
-        <w:rPr>
-          <w:rFonts w:ascii="Lucida Calligraphy" w:eastAsia="Malgun Gothic" w:hAnsi="Lucida Calligraphy"/>
-        </w:rPr>
-        <w:t>Nutzlos</w:t>
-      </w:r>
-      <w:proofErr w:type="gramEnd"/>
-      <w:r>
-        <w:rPr>
-          <w:rFonts w:ascii="Lucida Calligraphy" w:eastAsia="Malgun Gothic" w:hAnsi="Lucida Calligraphy"/>
-        </w:rPr>
-        <w:t xml:space="preserve"> wurden.</w:t>
+      <w:r>
+        <w:rPr>
+          <w:rFonts w:ascii="Lucida Calligraphy" w:eastAsia="Malgun Gothic" w:hAnsi="Lucida Calligraphy"/>
+        </w:rPr>
+        <w:t>nutzlos</w:t>
+      </w:r>
+      <w:r>
+        <w:rPr>
+          <w:rFonts w:ascii="Lucida Calligraphy" w:eastAsia="Malgun Gothic" w:hAnsi="Lucida Calligraphy"/>
+        </w:rPr>
+        <w:t xml:space="preserve"> w</w:t>
+      </w:r>
+      <w:r>
+        <w:rPr>
+          <w:rFonts w:ascii="Lucida Calligraphy" w:eastAsia="Malgun Gothic" w:hAnsi="Lucida Calligraphy"/>
+        </w:rPr>
+        <w:t>aren</w:t>
+      </w:r>
+      <w:r>
+        <w:rPr>
+          <w:rFonts w:ascii="Lucida Calligraphy" w:eastAsia="Malgun Gothic" w:hAnsi="Lucida Calligraphy"/>
+        </w:rPr>
+        <w:t>.</w:t>
       </w:r>
       <w:r>
         <w:rPr>
@@ -7093,21 +6969,7 @@
         <w:rPr>
           <w:rFonts w:ascii="Lucida Calligraphy" w:eastAsia="Malgun Gothic" w:hAnsi="Lucida Calligraphy"/>
         </w:rPr>
-        <w:t xml:space="preserve"> machten die </w:t>
-      </w:r>
-      <w:proofErr w:type="spellStart"/>
-      <w:r>
-        <w:rPr>
-          <w:rFonts w:ascii="Lucida Calligraphy" w:eastAsia="Malgun Gothic" w:hAnsi="Lucida Calligraphy"/>
-        </w:rPr>
-        <w:t>Fairys</w:t>
-      </w:r>
-      <w:proofErr w:type="spellEnd"/>
-      <w:r>
-        <w:rPr>
-          <w:rFonts w:ascii="Lucida Calligraphy" w:eastAsia="Malgun Gothic" w:hAnsi="Lucida Calligraphy"/>
-        </w:rPr>
-        <w:t xml:space="preserve"> verantwortlich, worauf die Gno</w:t>
+        <w:t xml:space="preserve"> machten die Fairys verantwortlich, worauf die Gno</w:t>
       </w:r>
       <w:r>
         <w:rPr>
@@ -7119,21 +6981,7 @@
         <w:rPr>
           <w:rFonts w:ascii="Lucida Calligraphy" w:eastAsia="Malgun Gothic" w:hAnsi="Lucida Calligraphy"/>
         </w:rPr>
-        <w:t xml:space="preserve">e anfingen die </w:t>
-      </w:r>
-      <w:proofErr w:type="spellStart"/>
-      <w:r>
-        <w:rPr>
-          <w:rFonts w:ascii="Lucida Calligraphy" w:eastAsia="Malgun Gothic" w:hAnsi="Lucida Calligraphy"/>
-        </w:rPr>
-        <w:t>Fairys</w:t>
-      </w:r>
-      <w:proofErr w:type="spellEnd"/>
-      <w:r>
-        <w:rPr>
-          <w:rFonts w:ascii="Lucida Calligraphy" w:eastAsia="Malgun Gothic" w:hAnsi="Lucida Calligraphy"/>
-        </w:rPr>
-        <w:t xml:space="preserve"> zu jagen und einzusperren. </w:t>
+        <w:t xml:space="preserve">e anfingen die Fairys zu jagen und einzusperren. </w:t>
       </w:r>
     </w:p>
     <w:p>
@@ -7159,13 +7007,13 @@
         <w:rPr>
           <w:rFonts w:ascii="Lucida Calligraphy" w:eastAsia="Malgun Gothic" w:hAnsi="Lucida Calligraphy"/>
         </w:rPr>
-        <w:t>verlor erst</w:t>
-      </w:r>
-      <w:r>
-        <w:rPr>
-          <w:rFonts w:ascii="Lucida Calligraphy" w:eastAsia="Malgun Gothic" w:hAnsi="Lucida Calligraphy"/>
-        </w:rPr>
-        <w:t xml:space="preserve"> durch de</w:t>
+        <w:t xml:space="preserve">verlor </w:t>
+      </w:r>
+      <w:r>
+        <w:rPr>
+          <w:rFonts w:ascii="Lucida Calligraphy" w:eastAsia="Malgun Gothic" w:hAnsi="Lucida Calligraphy"/>
+        </w:rPr>
+        <w:t>durch de</w:t>
       </w:r>
       <w:r>
         <w:rPr>
@@ -7243,21 +7091,7 @@
         <w:rPr>
           <w:rFonts w:ascii="Lucida Calligraphy" w:eastAsia="Malgun Gothic" w:hAnsi="Lucida Calligraphy"/>
         </w:rPr>
-        <w:t xml:space="preserve">kurze Zeit später, als die </w:t>
-      </w:r>
-      <w:proofErr w:type="spellStart"/>
-      <w:r>
-        <w:rPr>
-          <w:rFonts w:ascii="Lucida Calligraphy" w:eastAsia="Malgun Gothic" w:hAnsi="Lucida Calligraphy"/>
-        </w:rPr>
-        <w:t>Norse</w:t>
-      </w:r>
-      <w:proofErr w:type="spellEnd"/>
-      <w:r>
-        <w:rPr>
-          <w:rFonts w:ascii="Lucida Calligraphy" w:eastAsia="Malgun Gothic" w:hAnsi="Lucida Calligraphy"/>
-        </w:rPr>
-        <w:t xml:space="preserve"> </w:t>
+        <w:t xml:space="preserve">kurze Zeit später, als die Norse </w:t>
       </w:r>
       <w:r>
         <w:rPr>
@@ -7269,21 +7103,7 @@
         <w:rPr>
           <w:rFonts w:ascii="Lucida Calligraphy" w:eastAsia="Malgun Gothic" w:hAnsi="Lucida Calligraphy"/>
         </w:rPr>
-        <w:t xml:space="preserve">ie </w:t>
-      </w:r>
-      <w:proofErr w:type="spellStart"/>
-      <w:r>
-        <w:rPr>
-          <w:rFonts w:ascii="Lucida Calligraphy" w:eastAsia="Malgun Gothic" w:hAnsi="Lucida Calligraphy"/>
-        </w:rPr>
-        <w:t>Demons</w:t>
-      </w:r>
-      <w:proofErr w:type="spellEnd"/>
-      <w:r>
-        <w:rPr>
-          <w:rFonts w:ascii="Lucida Calligraphy" w:eastAsia="Malgun Gothic" w:hAnsi="Lucida Calligraphy"/>
-        </w:rPr>
-        <w:t xml:space="preserve"> beschw</w:t>
+        <w:t>ie Demons beschw</w:t>
       </w:r>
       <w:r>
         <w:rPr>
@@ -7482,21 +7302,7 @@
         <w:rPr>
           <w:rFonts w:ascii="Lucida Calligraphy" w:eastAsia="Malgun Gothic" w:hAnsi="Lucida Calligraphy"/>
         </w:rPr>
-        <w:t xml:space="preserve"> </w:t>
-      </w:r>
-      <w:proofErr w:type="spellStart"/>
-      <w:r>
-        <w:rPr>
-          <w:rFonts w:ascii="Lucida Calligraphy" w:eastAsia="Malgun Gothic" w:hAnsi="Lucida Calligraphy"/>
-        </w:rPr>
-        <w:t>Shorin</w:t>
-      </w:r>
-      <w:proofErr w:type="spellEnd"/>
-      <w:r>
-        <w:rPr>
-          <w:rFonts w:ascii="Lucida Calligraphy" w:eastAsia="Malgun Gothic" w:hAnsi="Lucida Calligraphy"/>
-        </w:rPr>
-        <w:t xml:space="preserve"> bewohnten</w:t>
+        <w:t xml:space="preserve"> Shorin bewohnten</w:t>
       </w:r>
       <w:r>
         <w:rPr>
@@ -7613,21 +7419,7 @@
         <w:rPr>
           <w:rFonts w:ascii="Lucida Calligraphy" w:eastAsia="Malgun Gothic" w:hAnsi="Lucida Calligraphy"/>
         </w:rPr>
-        <w:t xml:space="preserve">ben um diese zu kontrollieren und einzuschränken. Somit waren die ersten </w:t>
-      </w:r>
-      <w:proofErr w:type="spellStart"/>
-      <w:r>
-        <w:rPr>
-          <w:rFonts w:ascii="Lucida Calligraphy" w:eastAsia="Malgun Gothic" w:hAnsi="Lucida Calligraphy"/>
-        </w:rPr>
-        <w:t>Weres</w:t>
-      </w:r>
-      <w:proofErr w:type="spellEnd"/>
-      <w:r>
-        <w:rPr>
-          <w:rFonts w:ascii="Lucida Calligraphy" w:eastAsia="Malgun Gothic" w:hAnsi="Lucida Calligraphy"/>
-        </w:rPr>
-        <w:t xml:space="preserve"> geboren. </w:t>
+        <w:t xml:space="preserve">ben um diese zu kontrollieren und einzuschränken. Somit waren die ersten Weres geboren. </w:t>
       </w:r>
     </w:p>
     <w:p>
@@ -7641,21 +7433,7 @@
           <w:rFonts w:ascii="Lucida Calligraphy" w:eastAsia="Malgun Gothic" w:hAnsi="Lucida Calligraphy"/>
         </w:rPr>
         <w:br/>
-        <w:t xml:space="preserve">Die </w:t>
-      </w:r>
-      <w:proofErr w:type="spellStart"/>
-      <w:r>
-        <w:rPr>
-          <w:rFonts w:ascii="Lucida Calligraphy" w:eastAsia="Malgun Gothic" w:hAnsi="Lucida Calligraphy"/>
-        </w:rPr>
-        <w:t>Weres</w:t>
-      </w:r>
-      <w:proofErr w:type="spellEnd"/>
-      <w:r>
-        <w:rPr>
-          <w:rFonts w:ascii="Lucida Calligraphy" w:eastAsia="Malgun Gothic" w:hAnsi="Lucida Calligraphy"/>
-        </w:rPr>
-        <w:t xml:space="preserve"> mussten den Dryaden gehorchen</w:t>
+        <w:t>Die Weres mussten den Dryaden gehorchen</w:t>
       </w:r>
       <w:r>
         <w:rPr>
@@ -7723,7 +7501,6 @@
         </w:rPr>
         <w:t xml:space="preserve"> Bestrafungen </w:t>
       </w:r>
-      <w:proofErr w:type="spellStart"/>
       <w:r>
         <w:rPr>
           <w:rFonts w:ascii="Lucida Calligraphy" w:eastAsia="Malgun Gothic" w:hAnsi="Lucida Calligraphy"/>
@@ -7734,9 +7511,8 @@
         <w:rPr>
           <w:rFonts w:ascii="Lucida Calligraphy" w:eastAsia="Malgun Gothic" w:hAnsi="Lucida Calligraphy"/>
         </w:rPr>
-        <w:t>‘s</w:t>
-      </w:r>
-      <w:proofErr w:type="spellEnd"/>
+        <w:t>s</w:t>
+      </w:r>
       <w:r>
         <w:rPr>
           <w:rFonts w:ascii="Lucida Calligraphy" w:eastAsia="Malgun Gothic" w:hAnsi="Lucida Calligraphy"/>
@@ -7879,21 +7655,7 @@
         <w:rPr>
           <w:rFonts w:ascii="Lucida Calligraphy" w:eastAsia="Malgun Gothic" w:hAnsi="Lucida Calligraphy"/>
         </w:rPr>
-        <w:t xml:space="preserve">Irgendwann kam es zum Aufstand der </w:t>
-      </w:r>
-      <w:proofErr w:type="spellStart"/>
-      <w:r>
-        <w:rPr>
-          <w:rFonts w:ascii="Lucida Calligraphy" w:eastAsia="Malgun Gothic" w:hAnsi="Lucida Calligraphy"/>
-        </w:rPr>
-        <w:t>Weres</w:t>
-      </w:r>
-      <w:proofErr w:type="spellEnd"/>
-      <w:r>
-        <w:rPr>
-          <w:rFonts w:ascii="Lucida Calligraphy" w:eastAsia="Malgun Gothic" w:hAnsi="Lucida Calligraphy"/>
-        </w:rPr>
-        <w:t xml:space="preserve"> gegen ihre Unterdrücker.</w:t>
+        <w:t>Irgendwann kam es zum Aufstand der Weres gegen ihre Unterdrücker.</w:t>
       </w:r>
       <w:r>
         <w:rPr>
@@ -7911,21 +7673,7 @@
         <w:rPr>
           <w:rFonts w:ascii="Lucida Calligraphy" w:eastAsia="Malgun Gothic" w:hAnsi="Lucida Calligraphy"/>
         </w:rPr>
-        <w:t xml:space="preserve">derstand ging vor allem von den Wölfen der </w:t>
-      </w:r>
-      <w:proofErr w:type="spellStart"/>
-      <w:r>
-        <w:rPr>
-          <w:rFonts w:ascii="Lucida Calligraphy" w:eastAsia="Malgun Gothic" w:hAnsi="Lucida Calligraphy"/>
-        </w:rPr>
-        <w:t>Weres</w:t>
-      </w:r>
-      <w:proofErr w:type="spellEnd"/>
-      <w:r>
-        <w:rPr>
-          <w:rFonts w:ascii="Lucida Calligraphy" w:eastAsia="Malgun Gothic" w:hAnsi="Lucida Calligraphy"/>
-        </w:rPr>
-        <w:t xml:space="preserve"> aus, als die </w:t>
+        <w:t xml:space="preserve">derstand ging vor allem von den Wölfen der Weres aus, als die </w:t>
       </w:r>
       <w:r>
         <w:rPr>
@@ -7937,16 +7685,38 @@
         <w:rPr>
           <w:rFonts w:ascii="Lucida Calligraphy" w:eastAsia="Malgun Gothic" w:hAnsi="Lucida Calligraphy"/>
         </w:rPr>
-        <w:t xml:space="preserve">als </w:t>
-      </w:r>
-      <w:proofErr w:type="spellStart"/>
-      <w:r>
-        <w:rPr>
-          <w:rFonts w:ascii="Lucida Calligraphy" w:eastAsia="Malgun Gothic" w:hAnsi="Lucida Calligraphy"/>
-        </w:rPr>
-        <w:t>Weres</w:t>
-      </w:r>
-      <w:proofErr w:type="spellEnd"/>
+        <w:t xml:space="preserve">als Weres </w:t>
+      </w:r>
+      <w:r>
+        <w:rPr>
+          <w:rFonts w:ascii="Lucida Calligraphy" w:eastAsia="Malgun Gothic" w:hAnsi="Lucida Calligraphy"/>
+        </w:rPr>
+        <w:t xml:space="preserve">erschaffen werden sollten. Dadurch das die Wolfs-Weres, als die einzigen Karnivores, nur ausgewählt Kinder bekommen durften und </w:t>
+      </w:r>
+      <w:r>
+        <w:rPr>
+          <w:rFonts w:ascii="Lucida Calligraphy" w:eastAsia="Malgun Gothic" w:hAnsi="Lucida Calligraphy"/>
+        </w:rPr>
+        <w:t>ihr gesa</w:t>
+      </w:r>
+      <w:r>
+        <w:rPr>
+          <w:rFonts w:ascii="Lucida Calligraphy" w:eastAsia="Malgun Gothic" w:hAnsi="Lucida Calligraphy"/>
+        </w:rPr>
+        <w:t xml:space="preserve">mtes Leben leiden mussten, wollten diese </w:t>
+      </w:r>
+      <w:r>
+        <w:rPr>
+          <w:rFonts w:ascii="Lucida Calligraphy" w:eastAsia="Malgun Gothic" w:hAnsi="Lucida Calligraphy"/>
+        </w:rPr>
+        <w:t xml:space="preserve">dieses Schicksal nicht auf </w:t>
+      </w:r>
+      <w:r>
+        <w:rPr>
+          <w:rFonts w:ascii="Lucida Calligraphy" w:eastAsia="Malgun Gothic" w:hAnsi="Lucida Calligraphy"/>
+        </w:rPr>
+        <w:t>ein andere</w:t>
+      </w:r>
       <w:r>
         <w:rPr>
           <w:rFonts w:ascii="Lucida Calligraphy" w:eastAsia="Malgun Gothic" w:hAnsi="Lucida Calligraphy"/>
@@ -7957,59 +7727,49 @@
         <w:rPr>
           <w:rFonts w:ascii="Lucida Calligraphy" w:eastAsia="Malgun Gothic" w:hAnsi="Lucida Calligraphy"/>
         </w:rPr>
-        <w:t>erschaffen werden sollten. Dadurch das die Wolfs-</w:t>
-      </w:r>
-      <w:proofErr w:type="spellStart"/>
-      <w:r>
-        <w:rPr>
-          <w:rFonts w:ascii="Lucida Calligraphy" w:eastAsia="Malgun Gothic" w:hAnsi="Lucida Calligraphy"/>
-        </w:rPr>
-        <w:t>Weres</w:t>
-      </w:r>
-      <w:proofErr w:type="spellEnd"/>
-      <w:r>
-        <w:rPr>
-          <w:rFonts w:ascii="Lucida Calligraphy" w:eastAsia="Malgun Gothic" w:hAnsi="Lucida Calligraphy"/>
-        </w:rPr>
-        <w:t xml:space="preserve">, als </w:t>
-      </w:r>
-      <w:proofErr w:type="gramStart"/>
-      <w:r>
-        <w:rPr>
-          <w:rFonts w:ascii="Lucida Calligraphy" w:eastAsia="Malgun Gothic" w:hAnsi="Lucida Calligraphy"/>
-        </w:rPr>
-        <w:t>die einzigen Karnivores</w:t>
-      </w:r>
-      <w:proofErr w:type="gramEnd"/>
-      <w:r>
-        <w:rPr>
-          <w:rFonts w:ascii="Lucida Calligraphy" w:eastAsia="Malgun Gothic" w:hAnsi="Lucida Calligraphy"/>
-        </w:rPr>
-        <w:t xml:space="preserve">, nur ausgewählt Kinder bekommen durften und </w:t>
-      </w:r>
-      <w:r>
-        <w:rPr>
-          <w:rFonts w:ascii="Lucida Calligraphy" w:eastAsia="Malgun Gothic" w:hAnsi="Lucida Calligraphy"/>
-        </w:rPr>
-        <w:t>ihr gesa</w:t>
-      </w:r>
-      <w:r>
-        <w:rPr>
-          <w:rFonts w:ascii="Lucida Calligraphy" w:eastAsia="Malgun Gothic" w:hAnsi="Lucida Calligraphy"/>
-        </w:rPr>
-        <w:t xml:space="preserve">mtes Leben leiden mussten, wollten diese </w:t>
-      </w:r>
-      <w:r>
-        <w:rPr>
-          <w:rFonts w:ascii="Lucida Calligraphy" w:eastAsia="Malgun Gothic" w:hAnsi="Lucida Calligraphy"/>
-        </w:rPr>
-        <w:t xml:space="preserve">dieses Schicksal nicht auf </w:t>
-      </w:r>
-      <w:r>
-        <w:rPr>
-          <w:rFonts w:ascii="Lucida Calligraphy" w:eastAsia="Malgun Gothic" w:hAnsi="Lucida Calligraphy"/>
-        </w:rPr>
-        <w:t>ein andere</w:t>
+        <w:t>Rasse</w:t>
+      </w:r>
+      <w:r>
+        <w:rPr>
+          <w:rFonts w:ascii="Lucida Calligraphy" w:eastAsia="Malgun Gothic" w:hAnsi="Lucida Calligraphy"/>
+        </w:rPr>
+        <w:t xml:space="preserve"> übertragen sehen</w:t>
+      </w:r>
+      <w:r>
+        <w:rPr>
+          <w:rFonts w:ascii="Lucida Calligraphy" w:eastAsia="Malgun Gothic" w:hAnsi="Lucida Calligraphy"/>
+        </w:rPr>
+        <w:t>.</w:t>
+      </w:r>
+      <w:r>
+        <w:rPr>
+          <w:rFonts w:ascii="Lucida Calligraphy" w:eastAsia="Malgun Gothic" w:hAnsi="Lucida Calligraphy"/>
+        </w:rPr>
+        <w:t xml:space="preserve"> Somit kam </w:t>
+      </w:r>
+      <w:r>
+        <w:rPr>
+          <w:rFonts w:ascii="Lucida Calligraphy" w:eastAsia="Malgun Gothic" w:hAnsi="Lucida Calligraphy"/>
+        </w:rPr>
+        <w:t xml:space="preserve">es </w:t>
+      </w:r>
+      <w:r>
+        <w:rPr>
+          <w:rFonts w:ascii="Lucida Calligraphy" w:eastAsia="Malgun Gothic" w:hAnsi="Lucida Calligraphy"/>
+        </w:rPr>
+        <w:t xml:space="preserve">zu </w:t>
+      </w:r>
+      <w:r>
+        <w:rPr>
+          <w:rFonts w:ascii="Lucida Calligraphy" w:eastAsia="Malgun Gothic" w:hAnsi="Lucida Calligraphy"/>
+        </w:rPr>
+        <w:t>eine</w:t>
+      </w:r>
+      <w:r>
+        <w:rPr>
+          <w:rFonts w:ascii="Lucida Calligraphy" w:eastAsia="Malgun Gothic" w:hAnsi="Lucida Calligraphy"/>
+        </w:rPr>
+        <w:t>m</w:t>
       </w:r>
       <w:r>
         <w:rPr>
@@ -8021,43 +7781,19 @@
         <w:rPr>
           <w:rFonts w:ascii="Lucida Calligraphy" w:eastAsia="Malgun Gothic" w:hAnsi="Lucida Calligraphy"/>
         </w:rPr>
-        <w:t>Rasse</w:t>
-      </w:r>
-      <w:r>
-        <w:rPr>
-          <w:rFonts w:ascii="Lucida Calligraphy" w:eastAsia="Malgun Gothic" w:hAnsi="Lucida Calligraphy"/>
-        </w:rPr>
-        <w:t xml:space="preserve"> übertragen sehen</w:t>
-      </w:r>
-      <w:r>
-        <w:rPr>
-          <w:rFonts w:ascii="Lucida Calligraphy" w:eastAsia="Malgun Gothic" w:hAnsi="Lucida Calligraphy"/>
-        </w:rPr>
-        <w:t>.</w:t>
-      </w:r>
-      <w:r>
-        <w:rPr>
-          <w:rFonts w:ascii="Lucida Calligraphy" w:eastAsia="Malgun Gothic" w:hAnsi="Lucida Calligraphy"/>
-        </w:rPr>
-        <w:t xml:space="preserve"> Somit kam </w:t>
-      </w:r>
-      <w:r>
-        <w:rPr>
-          <w:rFonts w:ascii="Lucida Calligraphy" w:eastAsia="Malgun Gothic" w:hAnsi="Lucida Calligraphy"/>
-        </w:rPr>
-        <w:t xml:space="preserve">es </w:t>
-      </w:r>
-      <w:r>
-        <w:rPr>
-          <w:rFonts w:ascii="Lucida Calligraphy" w:eastAsia="Malgun Gothic" w:hAnsi="Lucida Calligraphy"/>
-        </w:rPr>
-        <w:t xml:space="preserve">zu </w:t>
-      </w:r>
-      <w:r>
-        <w:rPr>
-          <w:rFonts w:ascii="Lucida Calligraphy" w:eastAsia="Malgun Gothic" w:hAnsi="Lucida Calligraphy"/>
-        </w:rPr>
-        <w:t>eine</w:t>
+        <w:t xml:space="preserve">blutigen </w:t>
+      </w:r>
+      <w:r>
+        <w:rPr>
+          <w:rFonts w:ascii="Lucida Calligraphy" w:eastAsia="Malgun Gothic" w:hAnsi="Lucida Calligraphy"/>
+        </w:rPr>
+        <w:t>Aufst</w:t>
+      </w:r>
+      <w:r>
+        <w:rPr>
+          <w:rFonts w:ascii="Lucida Calligraphy" w:eastAsia="Malgun Gothic" w:hAnsi="Lucida Calligraphy"/>
+        </w:rPr>
+        <w:t>and gegen die Dryaden. Der gleichzeitig zu</w:t>
       </w:r>
       <w:r>
         <w:rPr>
@@ -8069,115 +7805,63 @@
         <w:rPr>
           <w:rFonts w:ascii="Lucida Calligraphy" w:eastAsia="Malgun Gothic" w:hAnsi="Lucida Calligraphy"/>
         </w:rPr>
+        <w:t xml:space="preserve"> Fehlschlag des Ri</w:t>
+      </w:r>
+      <w:r>
+        <w:rPr>
+          <w:rFonts w:ascii="Lucida Calligraphy" w:eastAsia="Malgun Gothic" w:hAnsi="Lucida Calligraphy"/>
+        </w:rPr>
+        <w:t>tuals führte, womit die Kitsune</w:t>
+      </w:r>
+      <w:r>
+        <w:rPr>
+          <w:rFonts w:ascii="Lucida Calligraphy" w:eastAsia="Malgun Gothic" w:hAnsi="Lucida Calligraphy"/>
+        </w:rPr>
+        <w:t xml:space="preserve"> die Welt betraten.</w:t>
+      </w:r>
+    </w:p>
+    <w:p>
+      <w:pPr>
+        <w:rPr>
+          <w:rFonts w:ascii="Lucida Calligraphy" w:eastAsia="Malgun Gothic" w:hAnsi="Lucida Calligraphy"/>
+        </w:rPr>
+      </w:pPr>
+    </w:p>
+    <w:p>
+      <w:pPr>
+        <w:rPr>
+          <w:rFonts w:ascii="Lucida Calligraphy" w:eastAsia="Malgun Gothic" w:hAnsi="Lucida Calligraphy"/>
+        </w:rPr>
+      </w:pPr>
+      <w:r>
+        <w:rPr>
+          <w:rFonts w:ascii="Lucida Calligraphy" w:eastAsia="Malgun Gothic" w:hAnsi="Lucida Calligraphy"/>
+        </w:rPr>
+        <w:t>D</w:t>
+      </w:r>
+      <w:r>
+        <w:rPr>
+          <w:rFonts w:ascii="Lucida Calligraphy" w:eastAsia="Malgun Gothic" w:hAnsi="Lucida Calligraphy"/>
+        </w:rPr>
+        <w:t>ie</w:t>
+      </w:r>
+      <w:r>
+        <w:rPr>
+          <w:rFonts w:ascii="Lucida Calligraphy" w:eastAsia="Malgun Gothic" w:hAnsi="Lucida Calligraphy"/>
+        </w:rPr>
         <w:t xml:space="preserve"> </w:t>
       </w:r>
       <w:r>
         <w:rPr>
           <w:rFonts w:ascii="Lucida Calligraphy" w:eastAsia="Malgun Gothic" w:hAnsi="Lucida Calligraphy"/>
         </w:rPr>
-        <w:t xml:space="preserve">blutigen </w:t>
-      </w:r>
-      <w:r>
-        <w:rPr>
-          <w:rFonts w:ascii="Lucida Calligraphy" w:eastAsia="Malgun Gothic" w:hAnsi="Lucida Calligraphy"/>
-        </w:rPr>
-        <w:t>Aufst</w:t>
-      </w:r>
-      <w:r>
-        <w:rPr>
-          <w:rFonts w:ascii="Lucida Calligraphy" w:eastAsia="Malgun Gothic" w:hAnsi="Lucida Calligraphy"/>
-        </w:rPr>
-        <w:t>and gegen die Dryaden. Der gleichzeitig zu</w:t>
-      </w:r>
-      <w:r>
-        <w:rPr>
-          <w:rFonts w:ascii="Lucida Calligraphy" w:eastAsia="Malgun Gothic" w:hAnsi="Lucida Calligraphy"/>
-        </w:rPr>
-        <w:t>m</w:t>
-      </w:r>
-      <w:r>
-        <w:rPr>
-          <w:rFonts w:ascii="Lucida Calligraphy" w:eastAsia="Malgun Gothic" w:hAnsi="Lucida Calligraphy"/>
-        </w:rPr>
-        <w:t xml:space="preserve"> Fehlschlag des Ri</w:t>
-      </w:r>
-      <w:r>
-        <w:rPr>
-          <w:rFonts w:ascii="Lucida Calligraphy" w:eastAsia="Malgun Gothic" w:hAnsi="Lucida Calligraphy"/>
-        </w:rPr>
-        <w:t xml:space="preserve">tuals führte, womit die </w:t>
-      </w:r>
-      <w:proofErr w:type="spellStart"/>
-      <w:r>
-        <w:rPr>
-          <w:rFonts w:ascii="Lucida Calligraphy" w:eastAsia="Malgun Gothic" w:hAnsi="Lucida Calligraphy"/>
-        </w:rPr>
-        <w:t>Kitsune</w:t>
-      </w:r>
-      <w:proofErr w:type="spellEnd"/>
-      <w:r>
-        <w:rPr>
-          <w:rFonts w:ascii="Lucida Calligraphy" w:eastAsia="Malgun Gothic" w:hAnsi="Lucida Calligraphy"/>
-        </w:rPr>
-        <w:t xml:space="preserve"> die Welt betraten.</w:t>
-      </w:r>
-    </w:p>
-    <w:p>
-      <w:pPr>
-        <w:rPr>
-          <w:rFonts w:ascii="Lucida Calligraphy" w:eastAsia="Malgun Gothic" w:hAnsi="Lucida Calligraphy"/>
-        </w:rPr>
-      </w:pPr>
-    </w:p>
-    <w:p>
-      <w:pPr>
-        <w:rPr>
-          <w:rFonts w:ascii="Lucida Calligraphy" w:eastAsia="Malgun Gothic" w:hAnsi="Lucida Calligraphy"/>
-        </w:rPr>
-      </w:pPr>
-      <w:r>
-        <w:rPr>
-          <w:rFonts w:ascii="Lucida Calligraphy" w:eastAsia="Malgun Gothic" w:hAnsi="Lucida Calligraphy"/>
-        </w:rPr>
-        <w:t>D</w:t>
-      </w:r>
-      <w:r>
-        <w:rPr>
-          <w:rFonts w:ascii="Lucida Calligraphy" w:eastAsia="Malgun Gothic" w:hAnsi="Lucida Calligraphy"/>
-        </w:rPr>
-        <w:t>ie</w:t>
-      </w:r>
-      <w:r>
-        <w:rPr>
-          <w:rFonts w:ascii="Lucida Calligraphy" w:eastAsia="Malgun Gothic" w:hAnsi="Lucida Calligraphy"/>
-        </w:rPr>
-        <w:t xml:space="preserve"> </w:t>
-      </w:r>
-      <w:r>
-        <w:rPr>
-          <w:rFonts w:ascii="Lucida Calligraphy" w:eastAsia="Malgun Gothic" w:hAnsi="Lucida Calligraphy"/>
-        </w:rPr>
         <w:t>östlichen Wälder</w:t>
       </w:r>
       <w:r>
         <w:rPr>
           <w:rFonts w:ascii="Lucida Calligraphy" w:eastAsia="Malgun Gothic" w:hAnsi="Lucida Calligraphy"/>
         </w:rPr>
-        <w:t xml:space="preserve"> von </w:t>
-      </w:r>
-      <w:proofErr w:type="spellStart"/>
-      <w:r>
-        <w:rPr>
-          <w:rFonts w:ascii="Lucida Calligraphy" w:eastAsia="Malgun Gothic" w:hAnsi="Lucida Calligraphy"/>
-        </w:rPr>
-        <w:t>Shorin</w:t>
-      </w:r>
-      <w:proofErr w:type="spellEnd"/>
-      <w:r>
-        <w:rPr>
-          <w:rFonts w:ascii="Lucida Calligraphy" w:eastAsia="Malgun Gothic" w:hAnsi="Lucida Calligraphy"/>
-        </w:rPr>
-        <w:t xml:space="preserve"> wurde</w:t>
+        <w:t xml:space="preserve"> von Shorin wurde</w:t>
       </w:r>
       <w:r>
         <w:rPr>
@@ -8189,83 +7873,19 @@
         <w:rPr>
           <w:rFonts w:ascii="Lucida Calligraphy" w:eastAsia="Malgun Gothic" w:hAnsi="Lucida Calligraphy"/>
         </w:rPr>
-        <w:t xml:space="preserve"> von den </w:t>
-      </w:r>
-      <w:proofErr w:type="spellStart"/>
-      <w:r>
-        <w:rPr>
-          <w:rFonts w:ascii="Lucida Calligraphy" w:eastAsia="Malgun Gothic" w:hAnsi="Lucida Calligraphy"/>
-        </w:rPr>
-        <w:t>Weres</w:t>
-      </w:r>
-      <w:proofErr w:type="spellEnd"/>
-      <w:r>
-        <w:rPr>
-          <w:rFonts w:ascii="Lucida Calligraphy" w:eastAsia="Malgun Gothic" w:hAnsi="Lucida Calligraphy"/>
-        </w:rPr>
-        <w:t xml:space="preserve"> übernommen und die Drya</w:t>
-      </w:r>
-      <w:r>
-        <w:rPr>
-          <w:rFonts w:ascii="Lucida Calligraphy" w:eastAsia="Malgun Gothic" w:hAnsi="Lucida Calligraphy"/>
-        </w:rPr>
-        <w:t xml:space="preserve">den wurden getötet. Die </w:t>
-      </w:r>
-      <w:proofErr w:type="spellStart"/>
-      <w:r>
-        <w:rPr>
-          <w:rFonts w:ascii="Lucida Calligraphy" w:eastAsia="Malgun Gothic" w:hAnsi="Lucida Calligraphy"/>
-        </w:rPr>
-        <w:t>Kitsune</w:t>
-      </w:r>
-      <w:proofErr w:type="spellEnd"/>
-      <w:r>
-        <w:rPr>
-          <w:rFonts w:ascii="Lucida Calligraphy" w:eastAsia="Malgun Gothic" w:hAnsi="Lucida Calligraphy"/>
-        </w:rPr>
-        <w:t xml:space="preserve"> wurden, auch wenn sie zu den </w:t>
-      </w:r>
-      <w:proofErr w:type="spellStart"/>
-      <w:r>
-        <w:rPr>
-          <w:rFonts w:ascii="Lucida Calligraphy" w:eastAsia="Malgun Gothic" w:hAnsi="Lucida Calligraphy"/>
-        </w:rPr>
-        <w:t>Weres</w:t>
-      </w:r>
-      <w:proofErr w:type="spellEnd"/>
-      <w:r>
-        <w:rPr>
-          <w:rFonts w:ascii="Lucida Calligraphy" w:eastAsia="Malgun Gothic" w:hAnsi="Lucida Calligraphy"/>
-        </w:rPr>
-        <w:t xml:space="preserve"> gehören könnten, von den </w:t>
-      </w:r>
-      <w:proofErr w:type="spellStart"/>
-      <w:r>
-        <w:rPr>
-          <w:rFonts w:ascii="Lucida Calligraphy" w:eastAsia="Malgun Gothic" w:hAnsi="Lucida Calligraphy"/>
-        </w:rPr>
-        <w:t>Weres</w:t>
-      </w:r>
-      <w:proofErr w:type="spellEnd"/>
-      <w:r>
-        <w:rPr>
-          <w:rFonts w:ascii="Lucida Calligraphy" w:eastAsia="Malgun Gothic" w:hAnsi="Lucida Calligraphy"/>
-        </w:rPr>
-        <w:t xml:space="preserve"> abgelehnt und bewohnen nun das </w:t>
-      </w:r>
-      <w:proofErr w:type="spellStart"/>
-      <w:r>
-        <w:rPr>
-          <w:rFonts w:ascii="Lucida Calligraphy" w:eastAsia="Malgun Gothic" w:hAnsi="Lucida Calligraphy"/>
-        </w:rPr>
-        <w:t>Unbrindled</w:t>
-      </w:r>
-      <w:proofErr w:type="spellEnd"/>
-      <w:r>
-        <w:rPr>
-          <w:rFonts w:ascii="Lucida Calligraphy" w:eastAsia="Malgun Gothic" w:hAnsi="Lucida Calligraphy"/>
-        </w:rPr>
-        <w:t xml:space="preserve"> Land. </w:t>
+        <w:t xml:space="preserve"> von den Weres übernommen und die Drya</w:t>
+      </w:r>
+      <w:r>
+        <w:rPr>
+          <w:rFonts w:ascii="Lucida Calligraphy" w:eastAsia="Malgun Gothic" w:hAnsi="Lucida Calligraphy"/>
+        </w:rPr>
+        <w:t>den wurden getötet. Die Kitsune</w:t>
+      </w:r>
+      <w:r>
+        <w:rPr>
+          <w:rFonts w:ascii="Lucida Calligraphy" w:eastAsia="Malgun Gothic" w:hAnsi="Lucida Calligraphy"/>
+        </w:rPr>
+        <w:t xml:space="preserve"> wurden, auch wenn sie zu den Weres gehören könnten, von den Weres abgelehnt und bewohnen nun das Unbrindled Land. </w:t>
       </w:r>
     </w:p>
     <w:p>
@@ -8338,7 +7958,7 @@
         <w:rPr>
           <w:rFonts w:ascii="Lucida Calligraphy" w:eastAsia="Malgun Gothic" w:hAnsi="Lucida Calligraphy"/>
         </w:rPr>
-        <w:t xml:space="preserve">In dieser Welt haben die Völker unterschiedliche Technologiestufen. Die Menschen arbeiten mit Steinwerkzeugen und Bauen ihre Hütten aus Holz und Ton. </w:t>
+        <w:t xml:space="preserve">Die Menschen arbeiten mit Steinwerkzeugen und Bauen ihre Hütten aus Holz und Ton. </w:t>
       </w:r>
       <w:r>
         <w:rPr>
@@ -8362,21 +7982,7 @@
         <w:rPr>
           <w:rFonts w:ascii="Lucida Calligraphy" w:eastAsia="Malgun Gothic" w:hAnsi="Lucida Calligraphy"/>
         </w:rPr>
-        <w:t xml:space="preserve"> In ihren eigenen Reihen werden </w:t>
-      </w:r>
-      <w:proofErr w:type="spellStart"/>
-      <w:r>
-        <w:rPr>
-          <w:rFonts w:ascii="Lucida Calligraphy" w:eastAsia="Malgun Gothic" w:hAnsi="Lucida Calligraphy"/>
-        </w:rPr>
-        <w:t>Orcs</w:t>
-      </w:r>
-      <w:proofErr w:type="spellEnd"/>
-      <w:r>
-        <w:rPr>
-          <w:rFonts w:ascii="Lucida Calligraphy" w:eastAsia="Malgun Gothic" w:hAnsi="Lucida Calligraphy"/>
-        </w:rPr>
-        <w:t xml:space="preserve"> als Sklaven gehalten um die Felder zu </w:t>
+        <w:t xml:space="preserve"> In ihren eigenen Reihen werden Orcs als Sklaven gehalten um die Felder zu </w:t>
       </w:r>
       <w:r>
         <w:rPr>
@@ -8422,14 +8028,14 @@
         <w:rPr>
           <w:rFonts w:ascii="Lucida Calligraphy" w:eastAsia="Malgun Gothic" w:hAnsi="Lucida Calligraphy"/>
         </w:rPr>
-        <w:t xml:space="preserve">Das Fortschrittlichste Volk sind die Gnome, welche eine Möglichkeit </w:t>
+        <w:t xml:space="preserve">Das Fortschrittlichste Volk sind die Gnome, welche eine Möglichkeit gefunden haben Metalle mit der Hilfe von Magie in Nutzvolle Werkzeuge zu </w:t>
       </w:r>
       <w:r>
         <w:rPr>
           <w:rFonts w:ascii="Lucida Calligraphy" w:eastAsia="Malgun Gothic" w:hAnsi="Lucida Calligraphy"/>
         </w:rPr>
         <w:lastRenderedPageBreak/>
-        <w:t xml:space="preserve">gefunden haben Metalle mit der Hilfe von Magie in Nutzvolle Werkzeuge zu verwandeln. Ansonsten haben die Gnome wenig Fortschritt und leben in Höhlen </w:t>
+        <w:t xml:space="preserve">verwandeln. Ansonsten haben die Gnome wenig Fortschritt und leben in Höhlen </w:t>
       </w:r>
       <w:r>
         <w:rPr>
@@ -8441,7 +8047,19 @@
         <w:rPr>
           <w:rFonts w:ascii="Lucida Calligraphy" w:eastAsia="Malgun Gothic" w:hAnsi="Lucida Calligraphy"/>
         </w:rPr>
-        <w:t xml:space="preserve"> Großteils unterirdisch unterwegs. </w:t>
+        <w:t xml:space="preserve"> Großteils unterirdisch unterwegs</w:t>
+      </w:r>
+      <w:r>
+        <w:rPr>
+          <w:rFonts w:ascii="Lucida Calligraphy" w:eastAsia="Malgun Gothic" w:hAnsi="Lucida Calligraphy"/>
+        </w:rPr>
+        <w:t xml:space="preserve"> sind</w:t>
+      </w:r>
+      <w:r>
+        <w:rPr>
+          <w:rFonts w:ascii="Lucida Calligraphy" w:eastAsia="Malgun Gothic" w:hAnsi="Lucida Calligraphy"/>
+        </w:rPr>
+        <w:t xml:space="preserve">. </w:t>
       </w:r>
       <w:r>
         <w:rPr>
@@ -8465,21 +8083,7 @@
         <w:rPr>
           <w:rFonts w:ascii="Lucida Calligraphy" w:eastAsia="Malgun Gothic" w:hAnsi="Lucida Calligraphy"/>
         </w:rPr>
-        <w:t xml:space="preserve"> die in den Bergen Gongs zu finden sind. Selten fangen sie </w:t>
-      </w:r>
-      <w:proofErr w:type="spellStart"/>
-      <w:r>
-        <w:rPr>
-          <w:rFonts w:ascii="Lucida Calligraphy" w:eastAsia="Malgun Gothic" w:hAnsi="Lucida Calligraphy"/>
-        </w:rPr>
-        <w:t>Fairys</w:t>
-      </w:r>
-      <w:proofErr w:type="spellEnd"/>
-      <w:r>
-        <w:rPr>
-          <w:rFonts w:ascii="Lucida Calligraphy" w:eastAsia="Malgun Gothic" w:hAnsi="Lucida Calligraphy"/>
-        </w:rPr>
-        <w:t xml:space="preserve"> auf den Höchsten Bergen um diese zu versklaven. </w:t>
+        <w:t xml:space="preserve"> die in den Bergen Gongs zu finden sind. Selten fangen sie Fairys auf den Höchsten Bergen. </w:t>
       </w:r>
     </w:p>
     <w:p>
@@ -8514,21 +8118,7 @@
         <w:rPr>
           <w:rFonts w:ascii="Lucida Calligraphy" w:eastAsia="Malgun Gothic" w:hAnsi="Lucida Calligraphy"/>
         </w:rPr>
-        <w:t xml:space="preserve">Dryaden sind </w:t>
-      </w:r>
-      <w:proofErr w:type="gramStart"/>
-      <w:r>
-        <w:rPr>
-          <w:rFonts w:ascii="Lucida Calligraphy" w:eastAsia="Malgun Gothic" w:hAnsi="Lucida Calligraphy"/>
-        </w:rPr>
-        <w:t>am Magie</w:t>
-      </w:r>
-      <w:proofErr w:type="gramEnd"/>
-      <w:r>
-        <w:rPr>
-          <w:rFonts w:ascii="Lucida Calligraphy" w:eastAsia="Malgun Gothic" w:hAnsi="Lucida Calligraphy"/>
-        </w:rPr>
-        <w:t xml:space="preserve"> empfindlichsten</w:t>
+        <w:t>Dryaden sind am Magie empfindlichsten</w:t>
       </w:r>
       <w:r>
         <w:rPr>
@@ -8604,28 +8194,45 @@
         </w:rPr>
       </w:pPr>
       <w:bookmarkStart w:id="13" w:name="_Toc30270699"/>
+      <w:r>
+        <w:rPr>
+          <w:rStyle w:val="berschrift3Zchn"/>
+          <w:rFonts w:ascii="Lucida Calligraphy" w:eastAsia="Malgun Gothic" w:hAnsi="Lucida Calligraphy"/>
+        </w:rPr>
+        <w:t>Kitsune:</w:t>
+      </w:r>
+      <w:bookmarkEnd w:id="13"/>
+      <w:r>
+        <w:rPr>
+          <w:rFonts w:ascii="Lucida Calligraphy" w:eastAsia="Malgun Gothic" w:hAnsi="Lucida Calligraphy"/>
+        </w:rPr>
+        <w:t xml:space="preserve"> Die </w:t>
+      </w:r>
       <w:proofErr w:type="spellStart"/>
       <w:r>
         <w:rPr>
-          <w:rStyle w:val="berschrift3Zchn"/>
-          <w:rFonts w:ascii="Lucida Calligraphy" w:eastAsia="Malgun Gothic" w:hAnsi="Lucida Calligraphy"/>
-        </w:rPr>
-        <w:t>Kitsune</w:t>
+          <w:rFonts w:ascii="Lucida Calligraphy" w:eastAsia="Malgun Gothic" w:hAnsi="Lucida Calligraphy"/>
+        </w:rPr>
+        <w:t>Kitsunen</w:t>
       </w:r>
       <w:proofErr w:type="spellEnd"/>
       <w:r>
         <w:rPr>
-          <w:rStyle w:val="berschrift3Zchn"/>
-          <w:rFonts w:ascii="Lucida Calligraphy" w:eastAsia="Malgun Gothic" w:hAnsi="Lucida Calligraphy"/>
-        </w:rPr>
-        <w:t>:</w:t>
-      </w:r>
-      <w:bookmarkEnd w:id="13"/>
-      <w:r>
-        <w:rPr>
-          <w:rFonts w:ascii="Lucida Calligraphy" w:eastAsia="Malgun Gothic" w:hAnsi="Lucida Calligraphy"/>
-        </w:rPr>
-        <w:t xml:space="preserve"> Die </w:t>
+          <w:rFonts w:ascii="Lucida Calligraphy" w:eastAsia="Malgun Gothic" w:hAnsi="Lucida Calligraphy"/>
+        </w:rPr>
+        <w:t xml:space="preserve"> Gehören wie die Fairys zu den Wilden Völkern und besitzen kaum bis keine Technologie. Leichte Waffen wie Steinmesser wurden schon gefunden und auch Äste und </w:t>
+      </w:r>
+      <w:r>
+        <w:rPr>
+          <w:rFonts w:ascii="Lucida Calligraphy" w:eastAsia="Malgun Gothic" w:hAnsi="Lucida Calligraphy"/>
+        </w:rPr>
+        <w:t>Zweige</w:t>
+      </w:r>
+      <w:r>
+        <w:rPr>
+          <w:rFonts w:ascii="Lucida Calligraphy" w:eastAsia="Malgun Gothic" w:hAnsi="Lucida Calligraphy"/>
+        </w:rPr>
+        <w:t xml:space="preserve"> werden ab und zu zusammengebunden gefunden, was auf ein Verständnis zum Unterkunft bau schließen lässt. Es ist kein Handel mit diesen Wesen möglich und </w:t>
       </w:r>
       <w:proofErr w:type="spellStart"/>
       <w:r>
@@ -8639,47 +8246,19 @@
         <w:rPr>
           <w:rFonts w:ascii="Lucida Calligraphy" w:eastAsia="Malgun Gothic" w:hAnsi="Lucida Calligraphy"/>
         </w:rPr>
-        <w:t xml:space="preserve"> Gehören wie die </w:t>
-      </w:r>
-      <w:proofErr w:type="spellStart"/>
-      <w:r>
-        <w:rPr>
-          <w:rFonts w:ascii="Lucida Calligraphy" w:eastAsia="Malgun Gothic" w:hAnsi="Lucida Calligraphy"/>
-        </w:rPr>
-        <w:t>Fairys</w:t>
-      </w:r>
-      <w:proofErr w:type="spellEnd"/>
-      <w:r>
-        <w:rPr>
-          <w:rFonts w:ascii="Lucida Calligraphy" w:eastAsia="Malgun Gothic" w:hAnsi="Lucida Calligraphy"/>
-        </w:rPr>
-        <w:t xml:space="preserve"> zu den Wilden Völkern und besitzen kaum bis keine Technologie. Leichte Waffen wie Steinmesser wurden schon gefunden und auch Äste und </w:t>
-      </w:r>
-      <w:r>
-        <w:rPr>
-          <w:rFonts w:ascii="Lucida Calligraphy" w:eastAsia="Malgun Gothic" w:hAnsi="Lucida Calligraphy"/>
-        </w:rPr>
-        <w:t>Zweige</w:t>
-      </w:r>
-      <w:r>
-        <w:rPr>
-          <w:rFonts w:ascii="Lucida Calligraphy" w:eastAsia="Malgun Gothic" w:hAnsi="Lucida Calligraphy"/>
-        </w:rPr>
-        <w:t xml:space="preserve"> werden ab und zu zusammengebunden gefunden, was auf ein Verständnis zum Unterkunft bau schließen lässt. Es ist kein Handel mit diesen Wesen möglich und </w:t>
-      </w:r>
-      <w:proofErr w:type="spellStart"/>
-      <w:r>
-        <w:rPr>
-          <w:rFonts w:ascii="Lucida Calligraphy" w:eastAsia="Malgun Gothic" w:hAnsi="Lucida Calligraphy"/>
-        </w:rPr>
-        <w:t>Kitsunen</w:t>
-      </w:r>
-      <w:proofErr w:type="spellEnd"/>
-      <w:r>
-        <w:rPr>
-          <w:rFonts w:ascii="Lucida Calligraphy" w:eastAsia="Malgun Gothic" w:hAnsi="Lucida Calligraphy"/>
-        </w:rPr>
-        <w:t xml:space="preserve"> sind ungebetene Gäste, da Sie nicht zurückschrecken </w:t>
+        <w:t xml:space="preserve"> sind ungebetene Gäste, da Sie nicht zurückschrecken</w:t>
+      </w:r>
+      <w:r>
+        <w:rPr>
+          <w:rFonts w:ascii="Lucida Calligraphy" w:eastAsia="Malgun Gothic" w:hAnsi="Lucida Calligraphy"/>
+        </w:rPr>
+        <w:t>,</w:t>
+      </w:r>
+      <w:r>
+        <w:rPr>
+          <w:rFonts w:ascii="Lucida Calligraphy" w:eastAsia="Malgun Gothic" w:hAnsi="Lucida Calligraphy"/>
+        </w:rPr>
+        <w:t xml:space="preserve"> </w:t>
       </w:r>
       <w:r>
         <w:rPr>
@@ -8691,7 +8270,19 @@
         <w:rPr>
           <w:rFonts w:ascii="Lucida Calligraphy" w:eastAsia="Malgun Gothic" w:hAnsi="Lucida Calligraphy"/>
         </w:rPr>
-        <w:t xml:space="preserve"> und Kleidung zu klauen und zu benutzen. </w:t>
+        <w:t xml:space="preserve"> und Kleidung zu </w:t>
+      </w:r>
+      <w:r>
+        <w:rPr>
+          <w:rFonts w:ascii="Lucida Calligraphy" w:eastAsia="Malgun Gothic" w:hAnsi="Lucida Calligraphy"/>
+        </w:rPr>
+        <w:t>stehlen</w:t>
+      </w:r>
+      <w:r>
+        <w:rPr>
+          <w:rFonts w:ascii="Lucida Calligraphy" w:eastAsia="Malgun Gothic" w:hAnsi="Lucida Calligraphy"/>
+        </w:rPr>
+        <w:t xml:space="preserve">. </w:t>
       </w:r>
     </w:p>
     <w:p>
@@ -8708,51 +8299,40 @@
         </w:rPr>
       </w:pPr>
       <w:bookmarkStart w:id="14" w:name="_Toc30270700"/>
+      <w:r>
+        <w:rPr>
+          <w:rStyle w:val="berschrift3Zchn"/>
+          <w:rFonts w:ascii="Lucida Calligraphy" w:eastAsia="Malgun Gothic" w:hAnsi="Lucida Calligraphy"/>
+        </w:rPr>
+        <w:t>Fairys:</w:t>
+      </w:r>
+      <w:bookmarkEnd w:id="14"/>
+      <w:r>
+        <w:rPr>
+          <w:rFonts w:ascii="Lucida Calligraphy" w:eastAsia="Malgun Gothic" w:hAnsi="Lucida Calligraphy"/>
+        </w:rPr>
+        <w:t xml:space="preserve"> Neben den </w:t>
+      </w:r>
       <w:proofErr w:type="spellStart"/>
       <w:r>
         <w:rPr>
-          <w:rStyle w:val="berschrift3Zchn"/>
-          <w:rFonts w:ascii="Lucida Calligraphy" w:eastAsia="Malgun Gothic" w:hAnsi="Lucida Calligraphy"/>
-        </w:rPr>
-        <w:t>Fairys</w:t>
+          <w:rFonts w:ascii="Lucida Calligraphy" w:eastAsia="Malgun Gothic" w:hAnsi="Lucida Calligraphy"/>
+        </w:rPr>
+        <w:t>Kitsunen</w:t>
       </w:r>
       <w:proofErr w:type="spellEnd"/>
       <w:r>
         <w:rPr>
-          <w:rStyle w:val="berschrift3Zchn"/>
-          <w:rFonts w:ascii="Lucida Calligraphy" w:eastAsia="Malgun Gothic" w:hAnsi="Lucida Calligraphy"/>
-        </w:rPr>
-        <w:t>:</w:t>
-      </w:r>
-      <w:bookmarkEnd w:id="14"/>
-      <w:r>
-        <w:rPr>
-          <w:rFonts w:ascii="Lucida Calligraphy" w:eastAsia="Malgun Gothic" w:hAnsi="Lucida Calligraphy"/>
-        </w:rPr>
-        <w:t xml:space="preserve"> Neben den </w:t>
-      </w:r>
-      <w:proofErr w:type="spellStart"/>
-      <w:r>
-        <w:rPr>
-          <w:rFonts w:ascii="Lucida Calligraphy" w:eastAsia="Malgun Gothic" w:hAnsi="Lucida Calligraphy"/>
-        </w:rPr>
-        <w:t>Kitsunen</w:t>
-      </w:r>
-      <w:proofErr w:type="spellEnd"/>
-      <w:r>
-        <w:rPr>
           <w:rFonts w:ascii="Lucida Calligraphy" w:eastAsia="Malgun Gothic" w:hAnsi="Lucida Calligraphy"/>
         </w:rPr>
         <w:t xml:space="preserve"> gehört dieses Volk zu den Wilden </w:t>
       </w:r>
-      <w:proofErr w:type="gramStart"/>
-      <w:r>
-        <w:rPr>
-          <w:rFonts w:ascii="Lucida Calligraphy" w:eastAsia="Malgun Gothic" w:hAnsi="Lucida Calligraphy"/>
-        </w:rPr>
-        <w:t>Völkern</w:t>
-      </w:r>
-      <w:proofErr w:type="gramEnd"/>
+      <w:r>
+        <w:rPr>
+          <w:rFonts w:ascii="Lucida Calligraphy" w:eastAsia="Malgun Gothic" w:hAnsi="Lucida Calligraphy"/>
+        </w:rPr>
+        <w:t>Völkern,</w:t>
+      </w:r>
       <w:r>
         <w:rPr>
           <w:rFonts w:ascii="Lucida Calligraphy" w:eastAsia="Malgun Gothic" w:hAnsi="Lucida Calligraphy"/>
@@ -8771,14 +8351,12 @@
         </w:rPr>
         <w:t xml:space="preserve"> oder </w:t>
       </w:r>
-      <w:proofErr w:type="gramStart"/>
-      <w:r>
-        <w:rPr>
-          <w:rFonts w:ascii="Lucida Calligraphy" w:eastAsia="Malgun Gothic" w:hAnsi="Lucida Calligraphy"/>
-        </w:rPr>
-        <w:t>Natürlich</w:t>
-      </w:r>
-      <w:proofErr w:type="gramEnd"/>
+      <w:r>
+        <w:rPr>
+          <w:rFonts w:ascii="Lucida Calligraphy" w:eastAsia="Malgun Gothic" w:hAnsi="Lucida Calligraphy"/>
+        </w:rPr>
+        <w:t>natürlich</w:t>
+      </w:r>
       <w:r>
         <w:rPr>
           <w:rFonts w:ascii="Lucida Calligraphy" w:eastAsia="Malgun Gothic" w:hAnsi="Lucida Calligraphy"/>
@@ -8850,21 +8428,37 @@
         <w:rPr>
           <w:rFonts w:ascii="Lucida Calligraphy" w:eastAsia="Malgun Gothic" w:hAnsi="Lucida Calligraphy"/>
         </w:rPr>
-        <w:t xml:space="preserve">Die </w:t>
-      </w:r>
-      <w:proofErr w:type="spellStart"/>
-      <w:r>
-        <w:rPr>
-          <w:rFonts w:ascii="Lucida Calligraphy" w:eastAsia="Malgun Gothic" w:hAnsi="Lucida Calligraphy"/>
-        </w:rPr>
-        <w:t>Orcs</w:t>
-      </w:r>
-      <w:proofErr w:type="spellEnd"/>
-      <w:r>
-        <w:rPr>
-          <w:rFonts w:ascii="Lucida Calligraphy" w:eastAsia="Malgun Gothic" w:hAnsi="Lucida Calligraphy"/>
-        </w:rPr>
-        <w:t xml:space="preserve"> benutzen Großteils Steinwerkzeuge und sind die Architekten und Farmarbeiter der Dunklen Völker. </w:t>
+        <w:t>Die Orcs benutzen Großteils Steinwerkzeuge</w:t>
+      </w:r>
+      <w:r>
+        <w:rPr>
+          <w:rFonts w:ascii="Lucida Calligraphy" w:eastAsia="Malgun Gothic" w:hAnsi="Lucida Calligraphy"/>
+        </w:rPr>
+        <w:t>, bekommen aber auch Werkzeuge von den Norse.</w:t>
+      </w:r>
+      <w:r>
+        <w:rPr>
+          <w:rFonts w:ascii="Lucida Calligraphy" w:eastAsia="Malgun Gothic" w:hAnsi="Lucida Calligraphy"/>
+        </w:rPr>
+        <w:t xml:space="preserve"> Durch ihre körperliche stärke, </w:t>
+      </w:r>
+      <w:r>
+        <w:rPr>
+          <w:rFonts w:ascii="Lucida Calligraphy" w:eastAsia="Malgun Gothic" w:hAnsi="Lucida Calligraphy"/>
+        </w:rPr>
+        <w:t>sind</w:t>
+      </w:r>
+      <w:r>
+        <w:rPr>
+          <w:rFonts w:ascii="Lucida Calligraphy" w:eastAsia="Malgun Gothic" w:hAnsi="Lucida Calligraphy"/>
+        </w:rPr>
+        <w:t xml:space="preserve"> sie</w:t>
+      </w:r>
+      <w:r>
+        <w:rPr>
+          <w:rFonts w:ascii="Lucida Calligraphy" w:eastAsia="Malgun Gothic" w:hAnsi="Lucida Calligraphy"/>
+        </w:rPr>
+        <w:t xml:space="preserve"> die Architekten und Farmarbeiter der Dunklen Völker. </w:t>
       </w:r>
       <w:r>
         <w:rPr>
@@ -8899,7 +8493,6 @@
         </w:rPr>
       </w:pPr>
       <w:bookmarkStart w:id="17" w:name="_Toc30270703"/>
-      <w:proofErr w:type="spellStart"/>
       <w:r>
         <w:rPr>
           <w:rStyle w:val="berschrift3Zchn"/>
@@ -8907,7 +8500,6 @@
         </w:rPr>
         <w:t>Norse</w:t>
       </w:r>
-      <w:proofErr w:type="spellEnd"/>
       <w:r>
         <w:rPr>
           <w:rStyle w:val="berschrift3Zchn"/>
@@ -8932,21 +8524,7 @@
         <w:rPr>
           <w:rFonts w:ascii="Lucida Calligraphy" w:eastAsia="Malgun Gothic" w:hAnsi="Lucida Calligraphy"/>
         </w:rPr>
-        <w:t xml:space="preserve">ie </w:t>
-      </w:r>
-      <w:proofErr w:type="spellStart"/>
-      <w:r>
-        <w:rPr>
-          <w:rFonts w:ascii="Lucida Calligraphy" w:eastAsia="Malgun Gothic" w:hAnsi="Lucida Calligraphy"/>
-        </w:rPr>
-        <w:t>Norse</w:t>
-      </w:r>
-      <w:proofErr w:type="spellEnd"/>
-      <w:r>
-        <w:rPr>
-          <w:rFonts w:ascii="Lucida Calligraphy" w:eastAsia="Malgun Gothic" w:hAnsi="Lucida Calligraphy"/>
-        </w:rPr>
-        <w:t xml:space="preserve"> </w:t>
+        <w:t xml:space="preserve">ie Norse </w:t>
       </w:r>
       <w:r>
         <w:rPr>
@@ -9021,7 +8599,6 @@
         </w:rPr>
       </w:pPr>
       <w:bookmarkStart w:id="18" w:name="_Toc30270704"/>
-      <w:proofErr w:type="spellStart"/>
       <w:r>
         <w:rPr>
           <w:rStyle w:val="berschrift3Zchn"/>
@@ -9030,7 +8607,6 @@
         <w:lastRenderedPageBreak/>
         <w:t>Were</w:t>
       </w:r>
-      <w:proofErr w:type="spellEnd"/>
       <w:r>
         <w:rPr>
           <w:rStyle w:val="berschrift3Zchn"/>
@@ -9043,21 +8619,27 @@
         <w:rPr>
           <w:rFonts w:ascii="Lucida Calligraphy" w:eastAsia="Malgun Gothic" w:hAnsi="Lucida Calligraphy"/>
         </w:rPr>
-        <w:t xml:space="preserve"> Die </w:t>
-      </w:r>
-      <w:proofErr w:type="spellStart"/>
-      <w:r>
-        <w:rPr>
-          <w:rFonts w:ascii="Lucida Calligraphy" w:eastAsia="Malgun Gothic" w:hAnsi="Lucida Calligraphy"/>
-        </w:rPr>
-        <w:t>Weres</w:t>
-      </w:r>
-      <w:proofErr w:type="spellEnd"/>
-      <w:r>
-        <w:rPr>
-          <w:rFonts w:ascii="Lucida Calligraphy" w:eastAsia="Malgun Gothic" w:hAnsi="Lucida Calligraphy"/>
-        </w:rPr>
-        <w:t xml:space="preserve"> haben sich Großteils in die Wälder gezogen um dort ihre Dörfer zu errichten. Sie sind sehr Naturgebunden und Haben zwischen Wenig bis Viel Magische Kraft alles vertreten. </w:t>
+        <w:t xml:space="preserve"> Die Weres haben sich Großteils in die Wälder gezogen um dort ihre Dörfer zu errichten. Sie sind sehr Naturgebunden und Haben zwischen Wenig bis Viel Magische Kraft alles vertreten. </w:t>
+      </w:r>
+      <w:r>
+        <w:rPr>
+          <w:rFonts w:ascii="Lucida Calligraphy" w:eastAsia="Malgun Gothic" w:hAnsi="Lucida Calligraphy"/>
+        </w:rPr>
+        <w:t xml:space="preserve">Weres verlassen sich auf Handarbeit und deren </w:t>
+      </w:r>
+      <w:proofErr w:type="gramStart"/>
+      <w:r>
+        <w:rPr>
+          <w:rFonts w:ascii="Lucida Calligraphy" w:eastAsia="Malgun Gothic" w:hAnsi="Lucida Calligraphy"/>
+        </w:rPr>
+        <w:t>Klauen</w:t>
+      </w:r>
+      <w:proofErr w:type="gramEnd"/>
+      <w:r>
+        <w:rPr>
+          <w:rFonts w:ascii="Lucida Calligraphy" w:eastAsia="Malgun Gothic" w:hAnsi="Lucida Calligraphy"/>
+        </w:rPr>
+        <w:t>, um vieles zu bewerkstelligen. Nutzen selten auch Werkzeuge der Orcs und Norse.</w:t>
       </w:r>
     </w:p>
     <w:p>
@@ -9095,14 +8677,7 @@
         <w:rPr>
           <w:rFonts w:ascii="Lucida Calligraphy" w:eastAsia="Malgun Gothic" w:hAnsi="Lucida Calligraphy"/>
         </w:rPr>
-        <w:t xml:space="preserve"> </w:t>
-      </w:r>
-      <w:proofErr w:type="spellStart"/>
-      <w:r>
-        <w:rPr>
-          <w:rFonts w:ascii="Lucida Calligraphy" w:eastAsia="Malgun Gothic" w:hAnsi="Lucida Calligraphy"/>
-        </w:rPr>
-        <w:t>Demon</w:t>
+        <w:t xml:space="preserve"> Demon</w:t>
       </w:r>
       <w:r>
         <w:rPr>
@@ -9110,7 +8685,6 @@
         </w:rPr>
         <w:t>s</w:t>
       </w:r>
-      <w:proofErr w:type="spellEnd"/>
       <w:r>
         <w:rPr>
           <w:rFonts w:ascii="Lucida Calligraphy" w:eastAsia="Malgun Gothic" w:hAnsi="Lucida Calligraphy"/>
@@ -9215,21 +8789,7 @@
         <w:rPr>
           <w:rFonts w:ascii="Lucida Calligraphy" w:eastAsia="Malgun Gothic" w:hAnsi="Lucida Calligraphy"/>
         </w:rPr>
-        <w:t xml:space="preserve"> Metern. Sie sind dürr und leben in den Urwäldern von </w:t>
-      </w:r>
-      <w:proofErr w:type="spellStart"/>
-      <w:r>
-        <w:rPr>
-          <w:rFonts w:ascii="Lucida Calligraphy" w:eastAsia="Malgun Gothic" w:hAnsi="Lucida Calligraphy"/>
-        </w:rPr>
-        <w:t>Shorin</w:t>
-      </w:r>
-      <w:proofErr w:type="spellEnd"/>
-      <w:r>
-        <w:rPr>
-          <w:rFonts w:ascii="Lucida Calligraphy" w:eastAsia="Malgun Gothic" w:hAnsi="Lucida Calligraphy"/>
-        </w:rPr>
-        <w:t xml:space="preserve">. </w:t>
+        <w:t xml:space="preserve"> Metern. Sie sind dürr und leben in den Urwäldern von Shorin. </w:t>
       </w:r>
       <w:r>
         <w:rPr>
@@ -9361,7 +8921,19 @@
         <w:rPr>
           <w:rFonts w:ascii="Lucida Calligraphy" w:eastAsia="Malgun Gothic" w:hAnsi="Lucida Calligraphy"/>
         </w:rPr>
-        <w:t xml:space="preserve"> ~ 16 pro aufkommen. </w:t>
+        <w:t xml:space="preserve"> ~ </w:t>
+      </w:r>
+      <w:r>
+        <w:rPr>
+          <w:rFonts w:ascii="Lucida Calligraphy" w:eastAsia="Malgun Gothic" w:hAnsi="Lucida Calligraphy"/>
+        </w:rPr>
+        <w:t>8</w:t>
+      </w:r>
+      <w:r>
+        <w:rPr>
+          <w:rFonts w:ascii="Lucida Calligraphy" w:eastAsia="Malgun Gothic" w:hAnsi="Lucida Calligraphy"/>
+        </w:rPr>
+        <w:t xml:space="preserve"> pro aufkommen. </w:t>
       </w:r>
     </w:p>
     <w:p>
@@ -9397,6 +8969,26 @@
         </w:rPr>
         <w:t xml:space="preserve"> Beeren, Früchte aber auch Wild und Fisch. </w:t>
       </w:r>
+      <w:r>
+        <w:rPr>
+          <w:rFonts w:ascii="Lucida Calligraphy" w:eastAsia="Malgun Gothic" w:hAnsi="Lucida Calligraphy"/>
+        </w:rPr>
+        <w:t xml:space="preserve">Wobei </w:t>
+      </w:r>
+      <w:proofErr w:type="gramStart"/>
+      <w:r>
+        <w:rPr>
+          <w:rFonts w:ascii="Lucida Calligraphy" w:eastAsia="Malgun Gothic" w:hAnsi="Lucida Calligraphy"/>
+        </w:rPr>
+        <w:t>Wild  nicht</w:t>
+      </w:r>
+      <w:proofErr w:type="gramEnd"/>
+      <w:r>
+        <w:rPr>
+          <w:rFonts w:ascii="Lucida Calligraphy" w:eastAsia="Malgun Gothic" w:hAnsi="Lucida Calligraphy"/>
+        </w:rPr>
+        <w:t xml:space="preserve"> gejagt wird.</w:t>
+      </w:r>
     </w:p>
     <w:p>
       <w:pPr>
@@ -9547,7 +9139,31 @@
         <w:rPr>
           <w:rFonts w:ascii="Lucida Calligraphy" w:eastAsia="Malgun Gothic" w:hAnsi="Lucida Calligraphy"/>
         </w:rPr>
-        <w:t xml:space="preserve"> und eher hart was diese sehr robust macht und Temperaturunempfindlich. </w:t>
+        <w:t xml:space="preserve"> und eher hart</w:t>
+      </w:r>
+      <w:r>
+        <w:rPr>
+          <w:rFonts w:ascii="Lucida Calligraphy" w:eastAsia="Malgun Gothic" w:hAnsi="Lucida Calligraphy"/>
+        </w:rPr>
+        <w:t>.</w:t>
+      </w:r>
+      <w:r>
+        <w:rPr>
+          <w:rFonts w:ascii="Lucida Calligraphy" w:eastAsia="Malgun Gothic" w:hAnsi="Lucida Calligraphy"/>
+        </w:rPr>
+        <w:t xml:space="preserve"> </w:t>
+      </w:r>
+      <w:r>
+        <w:rPr>
+          <w:rFonts w:ascii="Lucida Calligraphy" w:eastAsia="Malgun Gothic" w:hAnsi="Lucida Calligraphy"/>
+        </w:rPr>
+        <w:t>W</w:t>
+      </w:r>
+      <w:r>
+        <w:rPr>
+          <w:rFonts w:ascii="Lucida Calligraphy" w:eastAsia="Malgun Gothic" w:hAnsi="Lucida Calligraphy"/>
+        </w:rPr>
+        <w:t xml:space="preserve">as diese sehr robust macht und Temperaturunempfindlich. </w:t>
       </w:r>
       <w:r>
         <w:rPr>
@@ -9565,21 +9181,7 @@
         <w:rPr>
           <w:rFonts w:ascii="Lucida Calligraphy" w:eastAsia="Malgun Gothic" w:hAnsi="Lucida Calligraphy"/>
         </w:rPr>
-        <w:t xml:space="preserve">cm sind sie das kleinste Bekannte Volk neben den </w:t>
-      </w:r>
-      <w:proofErr w:type="spellStart"/>
-      <w:r>
-        <w:rPr>
-          <w:rFonts w:ascii="Lucida Calligraphy" w:eastAsia="Malgun Gothic" w:hAnsi="Lucida Calligraphy"/>
-        </w:rPr>
-        <w:t>Fairys</w:t>
-      </w:r>
-      <w:proofErr w:type="spellEnd"/>
-      <w:r>
-        <w:rPr>
-          <w:rFonts w:ascii="Lucida Calligraphy" w:eastAsia="Malgun Gothic" w:hAnsi="Lucida Calligraphy"/>
-        </w:rPr>
-        <w:t xml:space="preserve">. </w:t>
+        <w:t xml:space="preserve">cm sind sie das kleinste Bekannte Volk neben den Fairys. </w:t>
       </w:r>
       <w:r>
         <w:rPr>
@@ -9623,13 +9225,32 @@
         <w:rPr>
           <w:rFonts w:ascii="Lucida Calligraphy" w:eastAsia="Malgun Gothic" w:hAnsi="Lucida Calligraphy"/>
         </w:rPr>
-        <w:t xml:space="preserve"> Tiefe. Erzählungen nach gibt es dort Riesige Hallen in denen Materialien gewonnen werden, wovon nur geträumt werden kann. </w:t>
-      </w:r>
-      <w:r>
-        <w:rPr>
-          <w:rFonts w:ascii="Lucida Calligraphy" w:eastAsia="Malgun Gothic" w:hAnsi="Lucida Calligraphy"/>
-        </w:rPr>
-        <w:t xml:space="preserve">Ihre Kolonien beherbergen ~200 Gnome </w:t>
+        <w:t xml:space="preserve"> Tiefe. Erzählungen nach gibt </w:t>
+      </w:r>
+      <w:r>
+        <w:rPr>
+          <w:rFonts w:ascii="Lucida Calligraphy" w:eastAsia="Malgun Gothic" w:hAnsi="Lucida Calligraphy"/>
+        </w:rPr>
+        <w:lastRenderedPageBreak/>
+        <w:t xml:space="preserve">es dort Riesige Hallen in denen Materialien gewonnen werden, wovon nur geträumt werden kann. </w:t>
+      </w:r>
+      <w:r>
+        <w:rPr>
+          <w:rFonts w:ascii="Lucida Calligraphy" w:eastAsia="Malgun Gothic" w:hAnsi="Lucida Calligraphy"/>
+        </w:rPr>
+        <w:t>Ihre Kolonien beherbergen ~</w:t>
+      </w:r>
+      <w:r>
+        <w:rPr>
+          <w:rFonts w:ascii="Lucida Calligraphy" w:eastAsia="Malgun Gothic" w:hAnsi="Lucida Calligraphy"/>
+        </w:rPr>
+        <w:t>10</w:t>
+      </w:r>
+      <w:r>
+        <w:rPr>
+          <w:rFonts w:ascii="Lucida Calligraphy" w:eastAsia="Malgun Gothic" w:hAnsi="Lucida Calligraphy"/>
+        </w:rPr>
+        <w:t xml:space="preserve">00 Gnome </w:t>
       </w:r>
       <w:r>
         <w:rPr>
@@ -9650,7 +9271,6 @@
           <w:rStyle w:val="berschrift3Zchn"/>
           <w:rFonts w:ascii="Lucida Calligraphy" w:eastAsia="Malgun Gothic" w:hAnsi="Lucida Calligraphy"/>
         </w:rPr>
-        <w:lastRenderedPageBreak/>
         <w:t>Ernährung:</w:t>
       </w:r>
       <w:bookmarkEnd w:id="28"/>
@@ -9660,47 +9280,77 @@
         </w:rPr>
         <w:t xml:space="preserve"> Die Gnome der Welt ernähren sich Großteils von Pilzen und </w:t>
       </w:r>
-      <w:proofErr w:type="gramStart"/>
-      <w:r>
-        <w:rPr>
-          <w:rFonts w:ascii="Lucida Calligraphy" w:eastAsia="Malgun Gothic" w:hAnsi="Lucida Calligraphy"/>
-        </w:rPr>
-        <w:t>Tieren</w:t>
-      </w:r>
-      <w:proofErr w:type="gramEnd"/>
-      <w:r>
-        <w:rPr>
-          <w:rFonts w:ascii="Lucida Calligraphy" w:eastAsia="Malgun Gothic" w:hAnsi="Lucida Calligraphy"/>
-        </w:rPr>
-        <w:t xml:space="preserve"> die sich in Ihre Tunnel verirren, aber auch von Ziegen, die in den Bergen leben. Durch den Handel bekommen Gnome wertvolle </w:t>
-      </w:r>
-      <w:proofErr w:type="gramStart"/>
-      <w:r>
-        <w:rPr>
-          <w:rFonts w:ascii="Lucida Calligraphy" w:eastAsia="Malgun Gothic" w:hAnsi="Lucida Calligraphy"/>
-        </w:rPr>
-        <w:t>Nahrungsmittel</w:t>
-      </w:r>
-      <w:proofErr w:type="gramEnd"/>
-      <w:r>
-        <w:rPr>
-          <w:rFonts w:ascii="Lucida Calligraphy" w:eastAsia="Malgun Gothic" w:hAnsi="Lucida Calligraphy"/>
-        </w:rPr>
-        <w:t xml:space="preserve"> welche sie zum </w:t>
-      </w:r>
-      <w:proofErr w:type="spellStart"/>
-      <w:r>
-        <w:rPr>
-          <w:rFonts w:ascii="Lucida Calligraphy" w:eastAsia="Malgun Gothic" w:hAnsi="Lucida Calligraphy"/>
-        </w:rPr>
-        <w:t>überleben</w:t>
-      </w:r>
-      <w:proofErr w:type="spellEnd"/>
-      <w:r>
-        <w:rPr>
-          <w:rFonts w:ascii="Lucida Calligraphy" w:eastAsia="Malgun Gothic" w:hAnsi="Lucida Calligraphy"/>
-        </w:rPr>
-        <w:t xml:space="preserve"> brauchen.</w:t>
+      <w:r>
+        <w:rPr>
+          <w:rFonts w:ascii="Lucida Calligraphy" w:eastAsia="Malgun Gothic" w:hAnsi="Lucida Calligraphy"/>
+        </w:rPr>
+        <w:t>Tieren,</w:t>
+      </w:r>
+      <w:r>
+        <w:rPr>
+          <w:rFonts w:ascii="Lucida Calligraphy" w:eastAsia="Malgun Gothic" w:hAnsi="Lucida Calligraphy"/>
+        </w:rPr>
+        <w:t xml:space="preserve"> die sich in Ihre Tunnel verirren</w:t>
+      </w:r>
+      <w:r>
+        <w:rPr>
+          <w:rFonts w:ascii="Lucida Calligraphy" w:eastAsia="Malgun Gothic" w:hAnsi="Lucida Calligraphy"/>
+        </w:rPr>
+        <w:t>.</w:t>
+      </w:r>
+      <w:r>
+        <w:rPr>
+          <w:rFonts w:ascii="Lucida Calligraphy" w:eastAsia="Malgun Gothic" w:hAnsi="Lucida Calligraphy"/>
+        </w:rPr>
+        <w:t xml:space="preserve"> </w:t>
+      </w:r>
+      <w:r>
+        <w:rPr>
+          <w:rFonts w:ascii="Lucida Calligraphy" w:eastAsia="Malgun Gothic" w:hAnsi="Lucida Calligraphy"/>
+        </w:rPr>
+        <w:t>A</w:t>
+      </w:r>
+      <w:r>
+        <w:rPr>
+          <w:rFonts w:ascii="Lucida Calligraphy" w:eastAsia="Malgun Gothic" w:hAnsi="Lucida Calligraphy"/>
+        </w:rPr>
+        <w:t>ber auch von Ziegen, die in den Bergen leben</w:t>
+      </w:r>
+      <w:r>
+        <w:rPr>
+          <w:rFonts w:ascii="Lucida Calligraphy" w:eastAsia="Malgun Gothic" w:hAnsi="Lucida Calligraphy"/>
+        </w:rPr>
+        <w:t xml:space="preserve"> und teilweise gezüchtet werden</w:t>
+      </w:r>
+      <w:r>
+        <w:rPr>
+          <w:rFonts w:ascii="Lucida Calligraphy" w:eastAsia="Malgun Gothic" w:hAnsi="Lucida Calligraphy"/>
+        </w:rPr>
+        <w:t>. Durch den Handel bekommen Gnome</w:t>
+      </w:r>
+      <w:r>
+        <w:rPr>
+          <w:rFonts w:ascii="Lucida Calligraphy" w:eastAsia="Malgun Gothic" w:hAnsi="Lucida Calligraphy"/>
+        </w:rPr>
+        <w:t xml:space="preserve"> zusätzlich</w:t>
+      </w:r>
+      <w:r>
+        <w:rPr>
+          <w:rFonts w:ascii="Lucida Calligraphy" w:eastAsia="Malgun Gothic" w:hAnsi="Lucida Calligraphy"/>
+        </w:rPr>
+        <w:t xml:space="preserve"> wertvolle </w:t>
+      </w:r>
+      <w:r>
+        <w:rPr>
+          <w:rFonts w:ascii="Lucida Calligraphy" w:eastAsia="Malgun Gothic" w:hAnsi="Lucida Calligraphy"/>
+        </w:rPr>
+        <w:t>Nahrungsmittel,</w:t>
+      </w:r>
+      <w:r>
+        <w:rPr>
+          <w:rFonts w:ascii="Lucida Calligraphy" w:eastAsia="Malgun Gothic" w:hAnsi="Lucida Calligraphy"/>
+        </w:rPr>
+        <w:t xml:space="preserve"> welche sie zum überleben brauchen.</w:t>
       </w:r>
     </w:p>
     <w:p>
@@ -9736,16 +9386,8 @@
         <w:rPr>
           <w:rFonts w:ascii="Lucida Calligraphy" w:eastAsia="Malgun Gothic" w:hAnsi="Lucida Calligraphy"/>
         </w:rPr>
-        <w:t xml:space="preserve"> unbegabt, beherbergen aber viele </w:t>
-      </w:r>
-      <w:proofErr w:type="spellStart"/>
-      <w:r>
-        <w:rPr>
-          <w:rFonts w:ascii="Lucida Calligraphy" w:eastAsia="Malgun Gothic" w:hAnsi="Lucida Calligraphy"/>
-        </w:rPr>
-        <w:t>Fairys</w:t>
-      </w:r>
-      <w:proofErr w:type="spellEnd"/>
+        <w:t xml:space="preserve"> unbegabt, beherbergen aber viele Fairys</w:t>
+      </w:r>
       <w:r>
         <w:rPr>
           <w:rFonts w:ascii="Lucida Calligraphy" w:eastAsia="Malgun Gothic" w:hAnsi="Lucida Calligraphy"/>
@@ -9854,13 +9496,39 @@
         <w:rPr>
           <w:rFonts w:ascii="Lucida Calligraphy" w:eastAsia="Malgun Gothic" w:hAnsi="Lucida Calligraphy"/>
         </w:rPr>
-        <w:t xml:space="preserve"> dort haben sie Wälder ab gerodet um Farmland zu erschaffen und </w:t>
-      </w:r>
-      <w:r>
-        <w:rPr>
-          <w:rFonts w:ascii="Lucida Calligraphy" w:eastAsia="Malgun Gothic" w:hAnsi="Lucida Calligraphy"/>
-        </w:rPr>
-        <w:t>Agrikultur</w:t>
+        <w:t xml:space="preserve"> dort haben sie Wälder ab </w:t>
+      </w:r>
+      <w:proofErr w:type="gramStart"/>
+      <w:r>
+        <w:rPr>
+          <w:rFonts w:ascii="Lucida Calligraphy" w:eastAsia="Malgun Gothic" w:hAnsi="Lucida Calligraphy"/>
+        </w:rPr>
+        <w:t>gerodet</w:t>
+      </w:r>
+      <w:proofErr w:type="gramEnd"/>
+      <w:r>
+        <w:rPr>
+          <w:rFonts w:ascii="Lucida Calligraphy" w:eastAsia="Malgun Gothic" w:hAnsi="Lucida Calligraphy"/>
+        </w:rPr>
+        <w:t xml:space="preserve"> um Farmland zu erschaffen und </w:t>
+      </w:r>
+      <w:r>
+        <w:rPr>
+          <w:rFonts w:ascii="Lucida Calligraphy" w:eastAsia="Malgun Gothic" w:hAnsi="Lucida Calligraphy"/>
+        </w:rPr>
+        <w:t>Agr</w:t>
+      </w:r>
+      <w:r>
+        <w:rPr>
+          <w:rFonts w:ascii="Lucida Calligraphy" w:eastAsia="Malgun Gothic" w:hAnsi="Lucida Calligraphy"/>
+        </w:rPr>
+        <w:t>i</w:t>
+      </w:r>
+      <w:r>
+        <w:rPr>
+          <w:rFonts w:ascii="Lucida Calligraphy" w:eastAsia="Malgun Gothic" w:hAnsi="Lucida Calligraphy"/>
+        </w:rPr>
+        <w:t>kultur</w:t>
       </w:r>
       <w:r>
         <w:rPr>
@@ -9933,13 +9601,13 @@
         <w:rPr>
           <w:rFonts w:ascii="Lucida Calligraphy" w:eastAsia="Malgun Gothic" w:hAnsi="Lucida Calligraphy"/>
         </w:rPr>
-        <w:t xml:space="preserve"> durch Agra </w:t>
-      </w:r>
-      <w:r>
-        <w:rPr>
-          <w:rFonts w:ascii="Lucida Calligraphy" w:eastAsia="Malgun Gothic" w:hAnsi="Lucida Calligraphy"/>
-        </w:rPr>
-        <w:t>Anbau</w:t>
+        <w:t xml:space="preserve"> durch </w:t>
+      </w:r>
+      <w:r>
+        <w:rPr>
+          <w:rFonts w:ascii="Lucida Calligraphy" w:eastAsia="Malgun Gothic" w:hAnsi="Lucida Calligraphy"/>
+        </w:rPr>
+        <w:t>Landwirtschaft,</w:t>
       </w:r>
       <w:r>
         <w:rPr>
@@ -10087,19 +9755,47 @@
         </w:rPr>
         <w:t xml:space="preserve"> und Brauner Haut. </w:t>
       </w:r>
-      <w:proofErr w:type="spellStart"/>
-      <w:r>
-        <w:rPr>
-          <w:rFonts w:ascii="Lucida Calligraphy" w:eastAsia="Malgun Gothic" w:hAnsi="Lucida Calligraphy"/>
-        </w:rPr>
-        <w:t>Orcs</w:t>
-      </w:r>
-      <w:proofErr w:type="spellEnd"/>
-      <w:r>
-        <w:rPr>
-          <w:rFonts w:ascii="Lucida Calligraphy" w:eastAsia="Malgun Gothic" w:hAnsi="Lucida Calligraphy"/>
-        </w:rPr>
-        <w:t xml:space="preserve"> sind sehr friedlich solange diese nicht provoziert werden. </w:t>
+      <w:r>
+        <w:rPr>
+          <w:rFonts w:ascii="Lucida Calligraphy" w:eastAsia="Malgun Gothic" w:hAnsi="Lucida Calligraphy"/>
+        </w:rPr>
+        <w:t xml:space="preserve">Sie haben Kurtze spitze Ohren und einen kurzen Hals. </w:t>
+      </w:r>
+      <w:r>
+        <w:rPr>
+          <w:rFonts w:ascii="Lucida Calligraphy" w:eastAsia="Malgun Gothic" w:hAnsi="Lucida Calligraphy"/>
+        </w:rPr>
+        <w:t xml:space="preserve">Orcs sind </w:t>
+      </w:r>
+      <w:r>
+        <w:rPr>
+          <w:rFonts w:ascii="Lucida Calligraphy" w:eastAsia="Malgun Gothic" w:hAnsi="Lucida Calligraphy"/>
+        </w:rPr>
+        <w:t xml:space="preserve">in Gefangenschafft </w:t>
+      </w:r>
+      <w:r>
+        <w:rPr>
+          <w:rFonts w:ascii="Lucida Calligraphy" w:eastAsia="Malgun Gothic" w:hAnsi="Lucida Calligraphy"/>
+        </w:rPr>
+        <w:t>sehr friedlich</w:t>
+      </w:r>
+      <w:r>
+        <w:rPr>
+          <w:rFonts w:ascii="Lucida Calligraphy" w:eastAsia="Malgun Gothic" w:hAnsi="Lucida Calligraphy"/>
+        </w:rPr>
+        <w:t>,</w:t>
+      </w:r>
+      <w:r>
+        <w:rPr>
+          <w:rFonts w:ascii="Lucida Calligraphy" w:eastAsia="Malgun Gothic" w:hAnsi="Lucida Calligraphy"/>
+        </w:rPr>
+        <w:t xml:space="preserve"> solange diese nicht provoziert werden. </w:t>
+      </w:r>
+      <w:r>
+        <w:rPr>
+          <w:rFonts w:ascii="Lucida Calligraphy" w:eastAsia="Malgun Gothic" w:hAnsi="Lucida Calligraphy"/>
+        </w:rPr>
+        <w:t xml:space="preserve">Im freien sind Orcs sehr territorial und verteidigen ihre Bauten und Familien. </w:t>
       </w:r>
       <w:r>
         <w:rPr>
@@ -10118,49 +9814,7 @@
         <w:rPr>
           <w:rFonts w:ascii="Lucida Calligraphy" w:eastAsia="Malgun Gothic" w:hAnsi="Lucida Calligraphy"/>
         </w:rPr>
-        <w:t xml:space="preserve"> Ähnlich wie die Menschen Bewohnen </w:t>
-      </w:r>
-      <w:proofErr w:type="spellStart"/>
-      <w:r>
-        <w:rPr>
-          <w:rFonts w:ascii="Lucida Calligraphy" w:eastAsia="Malgun Gothic" w:hAnsi="Lucida Calligraphy"/>
-        </w:rPr>
-        <w:t>Orcs</w:t>
-      </w:r>
-      <w:proofErr w:type="spellEnd"/>
-      <w:r>
-        <w:rPr>
-          <w:rFonts w:ascii="Lucida Calligraphy" w:eastAsia="Malgun Gothic" w:hAnsi="Lucida Calligraphy"/>
-        </w:rPr>
-        <w:t xml:space="preserve"> den Südlichen Teil von </w:t>
-      </w:r>
-      <w:proofErr w:type="spellStart"/>
-      <w:r>
-        <w:rPr>
-          <w:rFonts w:ascii="Lucida Calligraphy" w:eastAsia="Malgun Gothic" w:hAnsi="Lucida Calligraphy"/>
-        </w:rPr>
-        <w:t>Shorin</w:t>
-      </w:r>
-      <w:proofErr w:type="spellEnd"/>
-      <w:r>
-        <w:rPr>
-          <w:rFonts w:ascii="Lucida Calligraphy" w:eastAsia="Malgun Gothic" w:hAnsi="Lucida Calligraphy"/>
-        </w:rPr>
-        <w:t xml:space="preserve"> und leben in Holz und Lehmhütten, </w:t>
-      </w:r>
-      <w:proofErr w:type="spellStart"/>
-      <w:r>
-        <w:rPr>
-          <w:rFonts w:ascii="Lucida Calligraphy" w:eastAsia="Malgun Gothic" w:hAnsi="Lucida Calligraphy"/>
-        </w:rPr>
-        <w:t>Orcs</w:t>
-      </w:r>
-      <w:proofErr w:type="spellEnd"/>
-      <w:r>
-        <w:rPr>
-          <w:rFonts w:ascii="Lucida Calligraphy" w:eastAsia="Malgun Gothic" w:hAnsi="Lucida Calligraphy"/>
-        </w:rPr>
-        <w:t xml:space="preserve"> nutzen das von Menschen </w:t>
+        <w:t xml:space="preserve"> Ähnlich wie die Menschen Bewohnen Orcs den Südlichen Teil von Shorin und leben in Holz und Lehmhütten, Orcs nutzen das von Menschen </w:t>
       </w:r>
       <w:proofErr w:type="spellStart"/>
       <w:r>
@@ -10203,6 +9857,7 @@
           <w:rStyle w:val="berschrift3Zchn"/>
           <w:rFonts w:ascii="Lucida Calligraphy" w:eastAsia="Malgun Gothic" w:hAnsi="Lucida Calligraphy"/>
         </w:rPr>
+        <w:lastRenderedPageBreak/>
         <w:t>Ernährung:</w:t>
       </w:r>
       <w:bookmarkEnd w:id="36"/>
@@ -10210,35 +9865,55 @@
         <w:rPr>
           <w:rFonts w:ascii="Lucida Calligraphy" w:eastAsia="Malgun Gothic" w:hAnsi="Lucida Calligraphy"/>
         </w:rPr>
+        <w:t xml:space="preserve"> Orcs </w:t>
+      </w:r>
+      <w:r>
+        <w:rPr>
+          <w:rFonts w:ascii="Lucida Calligraphy" w:eastAsia="Malgun Gothic" w:hAnsi="Lucida Calligraphy"/>
+        </w:rPr>
+        <w:t>ernähren</w:t>
+      </w:r>
+      <w:r>
+        <w:rPr>
+          <w:rFonts w:ascii="Lucida Calligraphy" w:eastAsia="Malgun Gothic" w:hAnsi="Lucida Calligraphy"/>
+        </w:rPr>
+        <w:t xml:space="preserve"> sich vom eigenen Anbau</w:t>
+      </w:r>
+      <w:r>
+        <w:rPr>
+          <w:rFonts w:ascii="Lucida Calligraphy" w:eastAsia="Malgun Gothic" w:hAnsi="Lucida Calligraphy"/>
+        </w:rPr>
+        <w:t>.</w:t>
+      </w:r>
+      <w:r>
+        <w:rPr>
+          <w:rFonts w:ascii="Lucida Calligraphy" w:eastAsia="Malgun Gothic" w:hAnsi="Lucida Calligraphy"/>
+        </w:rPr>
         <w:t xml:space="preserve"> </w:t>
       </w:r>
-      <w:proofErr w:type="spellStart"/>
-      <w:r>
-        <w:rPr>
-          <w:rFonts w:ascii="Lucida Calligraphy" w:eastAsia="Malgun Gothic" w:hAnsi="Lucida Calligraphy"/>
-        </w:rPr>
-        <w:t>Orcs</w:t>
-      </w:r>
-      <w:proofErr w:type="spellEnd"/>
-      <w:r>
-        <w:rPr>
-          <w:rFonts w:ascii="Lucida Calligraphy" w:eastAsia="Malgun Gothic" w:hAnsi="Lucida Calligraphy"/>
-        </w:rPr>
-        <w:t xml:space="preserve"> </w:t>
-      </w:r>
-      <w:proofErr w:type="spellStart"/>
-      <w:r>
-        <w:rPr>
-          <w:rFonts w:ascii="Lucida Calligraphy" w:eastAsia="Malgun Gothic" w:hAnsi="Lucida Calligraphy"/>
-        </w:rPr>
-        <w:t>Ernähren</w:t>
-      </w:r>
-      <w:proofErr w:type="spellEnd"/>
-      <w:r>
-        <w:rPr>
-          <w:rFonts w:ascii="Lucida Calligraphy" w:eastAsia="Malgun Gothic" w:hAnsi="Lucida Calligraphy"/>
-        </w:rPr>
-        <w:t xml:space="preserve"> sich vom eigenen Anbau aber auch gehen diese Jagen und </w:t>
+      <w:r>
+        <w:rPr>
+          <w:rFonts w:ascii="Lucida Calligraphy" w:eastAsia="Malgun Gothic" w:hAnsi="Lucida Calligraphy"/>
+        </w:rPr>
+        <w:t>G</w:t>
+      </w:r>
+      <w:r>
+        <w:rPr>
+          <w:rFonts w:ascii="Lucida Calligraphy" w:eastAsia="Malgun Gothic" w:hAnsi="Lucida Calligraphy"/>
+        </w:rPr>
+        <w:t xml:space="preserve">ehen </w:t>
+      </w:r>
+      <w:r>
+        <w:rPr>
+          <w:rFonts w:ascii="Lucida Calligraphy" w:eastAsia="Malgun Gothic" w:hAnsi="Lucida Calligraphy"/>
+        </w:rPr>
+        <w:t xml:space="preserve">aber auch </w:t>
+      </w:r>
+      <w:r>
+        <w:rPr>
+          <w:rFonts w:ascii="Lucida Calligraphy" w:eastAsia="Malgun Gothic" w:hAnsi="Lucida Calligraphy"/>
+        </w:rPr>
+        <w:t xml:space="preserve">Jagen und </w:t>
       </w:r>
       <w:r>
         <w:rPr>
@@ -10250,7 +9925,13 @@
         <w:rPr>
           <w:rFonts w:ascii="Lucida Calligraphy" w:eastAsia="Malgun Gothic" w:hAnsi="Lucida Calligraphy"/>
         </w:rPr>
-        <w:t xml:space="preserve">. Sie beherrschen die Produktion von Gebäcken und Broten. </w:t>
+        <w:t>. Sie beherrschen die Produktion von Gebäcken und Broten</w:t>
+      </w:r>
+      <w:r>
+        <w:rPr>
+          <w:rFonts w:ascii="Lucida Calligraphy" w:eastAsia="Malgun Gothic" w:hAnsi="Lucida Calligraphy"/>
+        </w:rPr>
+        <w:t>, wenn sie angelehrt wurden.</w:t>
       </w:r>
     </w:p>
     <w:p>
@@ -10272,36 +9953,27 @@
         <w:rPr>
           <w:rFonts w:ascii="Lucida Calligraphy" w:eastAsia="Malgun Gothic" w:hAnsi="Lucida Calligraphy"/>
         </w:rPr>
-        <w:t xml:space="preserve"> Die </w:t>
-      </w:r>
-      <w:proofErr w:type="spellStart"/>
-      <w:r>
-        <w:rPr>
-          <w:rFonts w:ascii="Lucida Calligraphy" w:eastAsia="Malgun Gothic" w:hAnsi="Lucida Calligraphy"/>
-        </w:rPr>
-        <w:t>Orcs</w:t>
-      </w:r>
-      <w:proofErr w:type="spellEnd"/>
-      <w:r>
-        <w:rPr>
-          <w:rFonts w:ascii="Lucida Calligraphy" w:eastAsia="Malgun Gothic" w:hAnsi="Lucida Calligraphy"/>
-        </w:rPr>
-        <w:t xml:space="preserve"> sind </w:t>
-      </w:r>
-      <w:proofErr w:type="gramStart"/>
-      <w:r>
-        <w:rPr>
-          <w:rFonts w:ascii="Lucida Calligraphy" w:eastAsia="Malgun Gothic" w:hAnsi="Lucida Calligraphy"/>
-        </w:rPr>
-        <w:t>Magisch</w:t>
-      </w:r>
-      <w:proofErr w:type="gramEnd"/>
-      <w:r>
-        <w:rPr>
-          <w:rFonts w:ascii="Lucida Calligraphy" w:eastAsia="Malgun Gothic" w:hAnsi="Lucida Calligraphy"/>
-        </w:rPr>
-        <w:t xml:space="preserve"> unbegabt und können auch keine Magie erlernen, was sie aber durch ihren Physiologischen Körper ausgleichen können. </w:t>
-      </w:r>
+        <w:t xml:space="preserve"> Die Orcs sind </w:t>
+      </w:r>
+      <w:r>
+        <w:rPr>
+          <w:rFonts w:ascii="Lucida Calligraphy" w:eastAsia="Malgun Gothic" w:hAnsi="Lucida Calligraphy"/>
+        </w:rPr>
+        <w:t>magisch</w:t>
+      </w:r>
+      <w:r>
+        <w:rPr>
+          <w:rFonts w:ascii="Lucida Calligraphy" w:eastAsia="Malgun Gothic" w:hAnsi="Lucida Calligraphy"/>
+        </w:rPr>
+        <w:t xml:space="preserve"> unbegabt und können auch keine Magie erlernen, was sie durch ihren Physiologischen Körper ausgleichen. </w:t>
+      </w:r>
+    </w:p>
+    <w:p>
+      <w:pPr>
+        <w:rPr>
+          <w:rFonts w:ascii="Lucida Calligraphy" w:eastAsia="Malgun Gothic" w:hAnsi="Lucida Calligraphy"/>
+        </w:rPr>
+      </w:pPr>
     </w:p>
     <w:p>
       <w:pPr>
@@ -10316,16 +9988,13 @@
         </w:rPr>
       </w:pPr>
       <w:bookmarkStart w:id="38" w:name="_Toc30270724"/>
-      <w:proofErr w:type="spellStart"/>
-      <w:r>
-        <w:rPr>
-          <w:rFonts w:ascii="Lucida Calligraphy" w:eastAsia="Malgun Gothic" w:hAnsi="Lucida Calligraphy"/>
-        </w:rPr>
-        <w:lastRenderedPageBreak/>
+      <w:r>
+        <w:rPr>
+          <w:rFonts w:ascii="Lucida Calligraphy" w:eastAsia="Malgun Gothic" w:hAnsi="Lucida Calligraphy"/>
+        </w:rPr>
         <w:t>Norse</w:t>
       </w:r>
       <w:bookmarkEnd w:id="38"/>
-      <w:proofErr w:type="spellEnd"/>
     </w:p>
     <w:p>
       <w:pPr>
@@ -10352,21 +10021,7 @@
         <w:rPr>
           <w:rFonts w:ascii="Lucida Calligraphy" w:eastAsia="Malgun Gothic" w:hAnsi="Lucida Calligraphy"/>
         </w:rPr>
-        <w:t xml:space="preserve">Die </w:t>
-      </w:r>
-      <w:proofErr w:type="spellStart"/>
-      <w:r>
-        <w:rPr>
-          <w:rFonts w:ascii="Lucida Calligraphy" w:eastAsia="Malgun Gothic" w:hAnsi="Lucida Calligraphy"/>
-        </w:rPr>
-        <w:t>Norse</w:t>
-      </w:r>
-      <w:proofErr w:type="spellEnd"/>
-      <w:r>
-        <w:rPr>
-          <w:rFonts w:ascii="Lucida Calligraphy" w:eastAsia="Malgun Gothic" w:hAnsi="Lucida Calligraphy"/>
-        </w:rPr>
-        <w:t xml:space="preserve"> sind 2</w:t>
+        <w:t>Die Norse sind 2</w:t>
       </w:r>
       <w:r>
         <w:rPr>
@@ -10424,21 +10079,7 @@
         <w:rPr>
           <w:rFonts w:ascii="Lucida Calligraphy" w:eastAsia="Malgun Gothic" w:hAnsi="Lucida Calligraphy"/>
         </w:rPr>
-        <w:t xml:space="preserve"> Die </w:t>
-      </w:r>
-      <w:proofErr w:type="spellStart"/>
-      <w:r>
-        <w:rPr>
-          <w:rFonts w:ascii="Lucida Calligraphy" w:eastAsia="Malgun Gothic" w:hAnsi="Lucida Calligraphy"/>
-        </w:rPr>
-        <w:t>Norse</w:t>
-      </w:r>
-      <w:proofErr w:type="spellEnd"/>
-      <w:r>
-        <w:rPr>
-          <w:rFonts w:ascii="Lucida Calligraphy" w:eastAsia="Malgun Gothic" w:hAnsi="Lucida Calligraphy"/>
-        </w:rPr>
-        <w:t xml:space="preserve"> leben in </w:t>
+        <w:t xml:space="preserve"> Die Norse leben in </w:t>
       </w:r>
       <w:r>
         <w:rPr>
@@ -10506,49 +10147,13 @@
         <w:rPr>
           <w:rFonts w:ascii="Lucida Calligraphy" w:eastAsia="Malgun Gothic" w:hAnsi="Lucida Calligraphy"/>
         </w:rPr>
-        <w:t xml:space="preserve">Die </w:t>
-      </w:r>
-      <w:proofErr w:type="spellStart"/>
-      <w:r>
-        <w:rPr>
-          <w:rFonts w:ascii="Lucida Calligraphy" w:eastAsia="Malgun Gothic" w:hAnsi="Lucida Calligraphy"/>
-        </w:rPr>
-        <w:t>Norse</w:t>
-      </w:r>
-      <w:proofErr w:type="spellEnd"/>
-      <w:r>
-        <w:rPr>
-          <w:rFonts w:ascii="Lucida Calligraphy" w:eastAsia="Malgun Gothic" w:hAnsi="Lucida Calligraphy"/>
-        </w:rPr>
-        <w:t xml:space="preserve"> Leben von den Erzeugnissen der </w:t>
-      </w:r>
-      <w:proofErr w:type="spellStart"/>
-      <w:r>
-        <w:rPr>
-          <w:rFonts w:ascii="Lucida Calligraphy" w:eastAsia="Malgun Gothic" w:hAnsi="Lucida Calligraphy"/>
-        </w:rPr>
-        <w:t>Weres</w:t>
-      </w:r>
-      <w:proofErr w:type="spellEnd"/>
-      <w:r>
-        <w:rPr>
-          <w:rFonts w:ascii="Lucida Calligraphy" w:eastAsia="Malgun Gothic" w:hAnsi="Lucida Calligraphy"/>
-        </w:rPr>
-        <w:t xml:space="preserve"> und </w:t>
-      </w:r>
-      <w:proofErr w:type="spellStart"/>
-      <w:r>
-        <w:rPr>
-          <w:rFonts w:ascii="Lucida Calligraphy" w:eastAsia="Malgun Gothic" w:hAnsi="Lucida Calligraphy"/>
-        </w:rPr>
-        <w:t>Orcs</w:t>
-      </w:r>
-      <w:proofErr w:type="spellEnd"/>
-      <w:r>
-        <w:rPr>
-          <w:rFonts w:ascii="Lucida Calligraphy" w:eastAsia="Malgun Gothic" w:hAnsi="Lucida Calligraphy"/>
-        </w:rPr>
-        <w:t xml:space="preserve">, sie besitzen kaum eigene Produktion. </w:t>
+        <w:t>Die Norse</w:t>
+      </w:r>
+      <w:r>
+        <w:rPr>
+          <w:rFonts w:ascii="Lucida Calligraphy" w:eastAsia="Malgun Gothic" w:hAnsi="Lucida Calligraphy"/>
+        </w:rPr>
+        <w:t xml:space="preserve"> Leben von den Erzeugnissen der Weres und Orcs, sie besitzen kaum eigene Produktion. </w:t>
       </w:r>
     </w:p>
     <w:p>
@@ -10570,77 +10175,35 @@
         <w:rPr>
           <w:rFonts w:ascii="Lucida Calligraphy" w:eastAsia="Malgun Gothic" w:hAnsi="Lucida Calligraphy"/>
         </w:rPr>
-        <w:t xml:space="preserve"> Die </w:t>
+        <w:t xml:space="preserve"> Die Norse sind </w:t>
+      </w:r>
+      <w:proofErr w:type="gramStart"/>
+      <w:r>
+        <w:rPr>
+          <w:rFonts w:ascii="Lucida Calligraphy" w:eastAsia="Malgun Gothic" w:hAnsi="Lucida Calligraphy"/>
+        </w:rPr>
+        <w:t>Magisch</w:t>
+      </w:r>
+      <w:proofErr w:type="gramEnd"/>
+      <w:r>
+        <w:rPr>
+          <w:rFonts w:ascii="Lucida Calligraphy" w:eastAsia="Malgun Gothic" w:hAnsi="Lucida Calligraphy"/>
+        </w:rPr>
+        <w:t xml:space="preserve"> sehr stark und haben eine Verbindung zur Beschwörungs- und Erschaffungsmagie. Man sagt die </w:t>
       </w:r>
       <w:proofErr w:type="spellStart"/>
       <w:r>
         <w:rPr>
           <w:rFonts w:ascii="Lucida Calligraphy" w:eastAsia="Malgun Gothic" w:hAnsi="Lucida Calligraphy"/>
         </w:rPr>
-        <w:t>Norse</w:t>
+        <w:t>Demon</w:t>
       </w:r>
       <w:proofErr w:type="spellEnd"/>
       <w:r>
         <w:rPr>
           <w:rFonts w:ascii="Lucida Calligraphy" w:eastAsia="Malgun Gothic" w:hAnsi="Lucida Calligraphy"/>
         </w:rPr>
-        <w:t xml:space="preserve"> sind </w:t>
-      </w:r>
-      <w:proofErr w:type="gramStart"/>
-      <w:r>
-        <w:rPr>
-          <w:rFonts w:ascii="Lucida Calligraphy" w:eastAsia="Malgun Gothic" w:hAnsi="Lucida Calligraphy"/>
-        </w:rPr>
-        <w:t>Magisch</w:t>
-      </w:r>
-      <w:proofErr w:type="gramEnd"/>
-      <w:r>
-        <w:rPr>
-          <w:rFonts w:ascii="Lucida Calligraphy" w:eastAsia="Malgun Gothic" w:hAnsi="Lucida Calligraphy"/>
-        </w:rPr>
-        <w:t xml:space="preserve"> sehr stark und haben eine Verbindung zur Beschwörungs- und Erschaffungsmagie. Man sagt die </w:t>
-      </w:r>
-      <w:proofErr w:type="spellStart"/>
-      <w:r>
-        <w:rPr>
-          <w:rFonts w:ascii="Lucida Calligraphy" w:eastAsia="Malgun Gothic" w:hAnsi="Lucida Calligraphy"/>
-        </w:rPr>
-        <w:t>Demon</w:t>
-      </w:r>
-      <w:proofErr w:type="spellEnd"/>
-      <w:r>
-        <w:rPr>
-          <w:rFonts w:ascii="Lucida Calligraphy" w:eastAsia="Malgun Gothic" w:hAnsi="Lucida Calligraphy"/>
-        </w:rPr>
-        <w:t xml:space="preserve"> sind von den </w:t>
-      </w:r>
-      <w:proofErr w:type="spellStart"/>
-      <w:r>
-        <w:rPr>
-          <w:rFonts w:ascii="Lucida Calligraphy" w:eastAsia="Malgun Gothic" w:hAnsi="Lucida Calligraphy"/>
-        </w:rPr>
-        <w:t>Norse</w:t>
-      </w:r>
-      <w:proofErr w:type="spellEnd"/>
-      <w:r>
-        <w:rPr>
-          <w:rFonts w:ascii="Lucida Calligraphy" w:eastAsia="Malgun Gothic" w:hAnsi="Lucida Calligraphy"/>
-        </w:rPr>
-        <w:t xml:space="preserve"> erschaffen wurden und dienen ihnen, wobei sie auch von den </w:t>
-      </w:r>
-      <w:proofErr w:type="spellStart"/>
-      <w:r>
-        <w:rPr>
-          <w:rFonts w:ascii="Lucida Calligraphy" w:eastAsia="Malgun Gothic" w:hAnsi="Lucida Calligraphy"/>
-        </w:rPr>
-        <w:t>Norse</w:t>
-      </w:r>
-      <w:proofErr w:type="spellEnd"/>
-      <w:r>
-        <w:rPr>
-          <w:rFonts w:ascii="Lucida Calligraphy" w:eastAsia="Malgun Gothic" w:hAnsi="Lucida Calligraphy"/>
-        </w:rPr>
-        <w:t xml:space="preserve"> vergöttert werden. </w:t>
+        <w:t xml:space="preserve"> sind von den Norse erschaffen wurden und dienen ihnen, wobei sie auch von den Norse vergöttert werden. </w:t>
       </w:r>
     </w:p>
     <w:p>
@@ -10658,7 +10221,6 @@
         </w:rPr>
       </w:pPr>
       <w:bookmarkStart w:id="43" w:name="_Toc30270729"/>
-      <w:proofErr w:type="spellStart"/>
       <w:r>
         <w:rPr>
           <w:rFonts w:ascii="Lucida Calligraphy" w:eastAsia="Malgun Gothic" w:hAnsi="Lucida Calligraphy"/>
@@ -10666,7 +10228,6 @@
         <w:t>Weres</w:t>
       </w:r>
       <w:bookmarkEnd w:id="43"/>
-      <w:proofErr w:type="spellEnd"/>
     </w:p>
     <w:p>
       <w:pPr>
@@ -10689,125 +10250,79 @@
         </w:rPr>
         <w:t xml:space="preserve"> </w:t>
       </w:r>
+      <w:r>
+        <w:rPr>
+          <w:rFonts w:ascii="Lucida Calligraphy" w:eastAsia="Malgun Gothic" w:hAnsi="Lucida Calligraphy"/>
+        </w:rPr>
+        <w:t xml:space="preserve">Weres sind eine Ansammlung von vielen Anthropomorphischen Kreaturen anders als die Kitsune Sprechen diese eine Gemeinsame Sprache und leben </w:t>
+      </w:r>
+      <w:r>
+        <w:rPr>
+          <w:rFonts w:ascii="Lucida Calligraphy" w:eastAsia="Malgun Gothic" w:hAnsi="Lucida Calligraphy"/>
+        </w:rPr>
+        <w:t>zivilisiert</w:t>
+      </w:r>
+      <w:r>
+        <w:rPr>
+          <w:rFonts w:ascii="Lucida Calligraphy" w:eastAsia="Malgun Gothic" w:hAnsi="Lucida Calligraphy"/>
+        </w:rPr>
+        <w:t xml:space="preserve">. Die Größe </w:t>
+      </w:r>
+      <w:r>
+        <w:rPr>
+          <w:rFonts w:ascii="Lucida Calligraphy" w:eastAsia="Malgun Gothic" w:hAnsi="Lucida Calligraphy"/>
+        </w:rPr>
+        <w:t>zwischen</w:t>
+      </w:r>
+      <w:r>
+        <w:rPr>
+          <w:rFonts w:ascii="Lucida Calligraphy" w:eastAsia="Malgun Gothic" w:hAnsi="Lucida Calligraphy"/>
+        </w:rPr>
+        <w:t xml:space="preserve"> allen Arten beträgt </w:t>
+      </w:r>
+      <w:r>
+        <w:rPr>
+          <w:rFonts w:ascii="Lucida Calligraphy" w:eastAsia="Malgun Gothic" w:hAnsi="Lucida Calligraphy"/>
+        </w:rPr>
+        <w:t>zwischen</w:t>
+      </w:r>
+      <w:r>
+        <w:rPr>
+          <w:rFonts w:ascii="Lucida Calligraphy" w:eastAsia="Malgun Gothic" w:hAnsi="Lucida Calligraphy"/>
+        </w:rPr>
+        <w:t xml:space="preserve"> 1.3 Meter und 1.8 Meter</w:t>
+      </w:r>
+      <w:r>
+        <w:rPr>
+          <w:rFonts w:ascii="Lucida Calligraphy" w:eastAsia="Malgun Gothic" w:hAnsi="Lucida Calligraphy"/>
+        </w:rPr>
+        <w:t xml:space="preserve">. Es wurden Exemplare mit Braunen, Grauen und </w:t>
+      </w:r>
       <w:proofErr w:type="spellStart"/>
       <w:r>
         <w:rPr>
           <w:rFonts w:ascii="Lucida Calligraphy" w:eastAsia="Malgun Gothic" w:hAnsi="Lucida Calligraphy"/>
         </w:rPr>
-        <w:t>Weres</w:t>
+        <w:t>Weissen</w:t>
       </w:r>
       <w:proofErr w:type="spellEnd"/>
       <w:r>
         <w:rPr>
           <w:rFonts w:ascii="Lucida Calligraphy" w:eastAsia="Malgun Gothic" w:hAnsi="Lucida Calligraphy"/>
         </w:rPr>
-        <w:t xml:space="preserve"> sind eine Ansammlung von vielen Anthropomorphischen Kreaturen anders als die </w:t>
-      </w:r>
-      <w:proofErr w:type="spellStart"/>
-      <w:r>
-        <w:rPr>
-          <w:rFonts w:ascii="Lucida Calligraphy" w:eastAsia="Malgun Gothic" w:hAnsi="Lucida Calligraphy"/>
-        </w:rPr>
-        <w:t>Kitsune</w:t>
-      </w:r>
-      <w:proofErr w:type="spellEnd"/>
-      <w:r>
-        <w:rPr>
-          <w:rFonts w:ascii="Lucida Calligraphy" w:eastAsia="Malgun Gothic" w:hAnsi="Lucida Calligraphy"/>
-        </w:rPr>
-        <w:t xml:space="preserve"> Sprechen diese eine Gemeinsame Sprache und leben </w:t>
-      </w:r>
-      <w:proofErr w:type="gramStart"/>
-      <w:r>
-        <w:rPr>
-          <w:rFonts w:ascii="Lucida Calligraphy" w:eastAsia="Malgun Gothic" w:hAnsi="Lucida Calligraphy"/>
-        </w:rPr>
-        <w:t>Zivilisiert</w:t>
-      </w:r>
-      <w:proofErr w:type="gramEnd"/>
-      <w:r>
-        <w:rPr>
-          <w:rFonts w:ascii="Lucida Calligraphy" w:eastAsia="Malgun Gothic" w:hAnsi="Lucida Calligraphy"/>
-        </w:rPr>
-        <w:t xml:space="preserve">. Die Größe </w:t>
-      </w:r>
-      <w:proofErr w:type="spellStart"/>
-      <w:r>
-        <w:rPr>
-          <w:rFonts w:ascii="Lucida Calligraphy" w:eastAsia="Malgun Gothic" w:hAnsi="Lucida Calligraphy"/>
-        </w:rPr>
-        <w:t>Zwischen</w:t>
-      </w:r>
-      <w:proofErr w:type="spellEnd"/>
-      <w:r>
-        <w:rPr>
-          <w:rFonts w:ascii="Lucida Calligraphy" w:eastAsia="Malgun Gothic" w:hAnsi="Lucida Calligraphy"/>
-        </w:rPr>
-        <w:t xml:space="preserve"> allen Arten beträgt </w:t>
-      </w:r>
-      <w:proofErr w:type="spellStart"/>
-      <w:r>
-        <w:rPr>
-          <w:rFonts w:ascii="Lucida Calligraphy" w:eastAsia="Malgun Gothic" w:hAnsi="Lucida Calligraphy"/>
-        </w:rPr>
-        <w:t>Zwischen</w:t>
-      </w:r>
-      <w:proofErr w:type="spellEnd"/>
-      <w:r>
-        <w:rPr>
-          <w:rFonts w:ascii="Lucida Calligraphy" w:eastAsia="Malgun Gothic" w:hAnsi="Lucida Calligraphy"/>
-        </w:rPr>
-        <w:t xml:space="preserve"> 1.3 Meter und 1.8 Meter</w:t>
-      </w:r>
-      <w:r>
-        <w:rPr>
-          <w:rFonts w:ascii="Lucida Calligraphy" w:eastAsia="Malgun Gothic" w:hAnsi="Lucida Calligraphy"/>
-        </w:rPr>
-        <w:t xml:space="preserve">. Es wurden Exemplare mit Braunen, Grauen und </w:t>
-      </w:r>
-      <w:proofErr w:type="spellStart"/>
-      <w:r>
-        <w:rPr>
-          <w:rFonts w:ascii="Lucida Calligraphy" w:eastAsia="Malgun Gothic" w:hAnsi="Lucida Calligraphy"/>
-        </w:rPr>
-        <w:t>Weissen</w:t>
-      </w:r>
-      <w:proofErr w:type="spellEnd"/>
-      <w:r>
-        <w:rPr>
-          <w:rFonts w:ascii="Lucida Calligraphy" w:eastAsia="Malgun Gothic" w:hAnsi="Lucida Calligraphy"/>
-        </w:rPr>
         <w:t xml:space="preserve"> Fell gesehen. Auch Muster sind </w:t>
       </w:r>
-      <w:proofErr w:type="spellStart"/>
-      <w:proofErr w:type="gramStart"/>
-      <w:r>
-        <w:rPr>
-          <w:rFonts w:ascii="Lucida Calligraphy" w:eastAsia="Malgun Gothic" w:hAnsi="Lucida Calligraphy"/>
-        </w:rPr>
-        <w:t>Möglich</w:t>
-      </w:r>
-      <w:proofErr w:type="spellEnd"/>
-      <w:proofErr w:type="gramEnd"/>
-      <w:r>
-        <w:rPr>
-          <w:rFonts w:ascii="Lucida Calligraphy" w:eastAsia="Malgun Gothic" w:hAnsi="Lucida Calligraphy"/>
-        </w:rPr>
-        <w:t xml:space="preserve">. Darunter haben alle </w:t>
-      </w:r>
-      <w:proofErr w:type="spellStart"/>
-      <w:r>
-        <w:rPr>
-          <w:rFonts w:ascii="Lucida Calligraphy" w:eastAsia="Malgun Gothic" w:hAnsi="Lucida Calligraphy"/>
-        </w:rPr>
-        <w:t>Weres</w:t>
-      </w:r>
-      <w:proofErr w:type="spellEnd"/>
-      <w:r>
-        <w:rPr>
-          <w:rFonts w:ascii="Lucida Calligraphy" w:eastAsia="Malgun Gothic" w:hAnsi="Lucida Calligraphy"/>
-        </w:rPr>
-        <w:t xml:space="preserve"> einen Schwanz</w:t>
+      <w:r>
+        <w:rPr>
+          <w:rFonts w:ascii="Lucida Calligraphy" w:eastAsia="Malgun Gothic" w:hAnsi="Lucida Calligraphy"/>
+        </w:rPr>
+        <w:t>möglich</w:t>
+      </w:r>
+      <w:r>
+        <w:rPr>
+          <w:rFonts w:ascii="Lucida Calligraphy" w:eastAsia="Malgun Gothic" w:hAnsi="Lucida Calligraphy"/>
+        </w:rPr>
+        <w:t>. Darunter haben alle Weres einen Schwanz</w:t>
       </w:r>
       <w:r>
         <w:rPr>
@@ -10815,14 +10330,12 @@
         </w:rPr>
         <w:t xml:space="preserve"> zwischen 1 Meter und 20cm </w:t>
       </w:r>
-      <w:proofErr w:type="spellStart"/>
-      <w:r>
-        <w:rPr>
-          <w:rFonts w:ascii="Lucida Calligraphy" w:eastAsia="Malgun Gothic" w:hAnsi="Lucida Calligraphy"/>
-        </w:rPr>
-        <w:t>länge</w:t>
-      </w:r>
-      <w:proofErr w:type="spellEnd"/>
+      <w:r>
+        <w:rPr>
+          <w:rFonts w:ascii="Lucida Calligraphy" w:eastAsia="Malgun Gothic" w:hAnsi="Lucida Calligraphy"/>
+        </w:rPr>
+        <w:t>Länge</w:t>
+      </w:r>
       <w:r>
         <w:rPr>
           <w:rFonts w:ascii="Lucida Calligraphy" w:eastAsia="Malgun Gothic" w:hAnsi="Lucida Calligraphy"/>
@@ -10849,36 +10362,14 @@
         <w:rPr>
           <w:rFonts w:ascii="Lucida Calligraphy" w:eastAsia="Malgun Gothic" w:hAnsi="Lucida Calligraphy"/>
         </w:rPr>
-        <w:t xml:space="preserve"> </w:t>
-      </w:r>
-      <w:proofErr w:type="spellStart"/>
-      <w:r>
-        <w:rPr>
-          <w:rFonts w:ascii="Lucida Calligraphy" w:eastAsia="Malgun Gothic" w:hAnsi="Lucida Calligraphy"/>
-        </w:rPr>
-        <w:t>Weres</w:t>
-      </w:r>
-      <w:proofErr w:type="spellEnd"/>
-      <w:r>
-        <w:rPr>
-          <w:rFonts w:ascii="Lucida Calligraphy" w:eastAsia="Malgun Gothic" w:hAnsi="Lucida Calligraphy"/>
-        </w:rPr>
-        <w:t xml:space="preserve"> sind überall auf der Östlichen Seite vertreten. Leben aber meistens in den Wäldern </w:t>
-      </w:r>
-      <w:proofErr w:type="gramStart"/>
-      <w:r>
-        <w:rPr>
-          <w:rFonts w:ascii="Lucida Calligraphy" w:eastAsia="Malgun Gothic" w:hAnsi="Lucida Calligraphy"/>
-        </w:rPr>
-        <w:t xml:space="preserve">zurückgezogen  </w:t>
-      </w:r>
-      <w:r>
-        <w:rPr>
-          <w:rFonts w:ascii="Lucida Calligraphy" w:eastAsia="Malgun Gothic" w:hAnsi="Lucida Calligraphy"/>
-        </w:rPr>
-        <w:t>und</w:t>
-      </w:r>
-      <w:proofErr w:type="gramEnd"/>
+        <w:t xml:space="preserve"> Weres sind überall auf der Östlichen Seite vertreten. Leben aber meistens in den Wäldern </w:t>
+      </w:r>
+      <w:r>
+        <w:rPr>
+          <w:rFonts w:ascii="Lucida Calligraphy" w:eastAsia="Malgun Gothic" w:hAnsi="Lucida Calligraphy"/>
+        </w:rPr>
+        <w:t>zurückgezogen und</w:t>
+      </w:r>
       <w:r>
         <w:rPr>
           <w:rFonts w:ascii="Lucida Calligraphy" w:eastAsia="Malgun Gothic" w:hAnsi="Lucida Calligraphy"/>
@@ -10905,35 +10396,43 @@
         <w:rPr>
           <w:rFonts w:ascii="Lucida Calligraphy" w:eastAsia="Malgun Gothic" w:hAnsi="Lucida Calligraphy"/>
         </w:rPr>
-        <w:t xml:space="preserve"> Bei den </w:t>
-      </w:r>
-      <w:proofErr w:type="spellStart"/>
-      <w:r>
-        <w:rPr>
-          <w:rFonts w:ascii="Lucida Calligraphy" w:eastAsia="Malgun Gothic" w:hAnsi="Lucida Calligraphy"/>
-        </w:rPr>
-        <w:t>Weres</w:t>
-      </w:r>
-      <w:proofErr w:type="spellEnd"/>
-      <w:r>
-        <w:rPr>
-          <w:rFonts w:ascii="Lucida Calligraphy" w:eastAsia="Malgun Gothic" w:hAnsi="Lucida Calligraphy"/>
-        </w:rPr>
-        <w:t xml:space="preserve"> gibt es sowohl Karnivores als auch Omnivores, was dazu führt </w:t>
-      </w:r>
-      <w:proofErr w:type="gramStart"/>
-      <w:r>
-        <w:rPr>
-          <w:rFonts w:ascii="Lucida Calligraphy" w:eastAsia="Malgun Gothic" w:hAnsi="Lucida Calligraphy"/>
-        </w:rPr>
-        <w:t>das</w:t>
-      </w:r>
-      <w:proofErr w:type="gramEnd"/>
-      <w:r>
-        <w:rPr>
-          <w:rFonts w:ascii="Lucida Calligraphy" w:eastAsia="Malgun Gothic" w:hAnsi="Lucida Calligraphy"/>
-        </w:rPr>
-        <w:t xml:space="preserve"> es einige Arten weniger gibt als andere. Sie Jagen in kleinen Gruppen in den Wäldern und Sammeln Früchte und Beeren. </w:t>
+        <w:t xml:space="preserve"> Bei den Weres gibt es sowohl Karnivores als auch Omnivores, was dazu führt</w:t>
+      </w:r>
+      <w:r>
+        <w:rPr>
+          <w:rFonts w:ascii="Lucida Calligraphy" w:eastAsia="Malgun Gothic" w:hAnsi="Lucida Calligraphy"/>
+        </w:rPr>
+        <w:t>,</w:t>
+      </w:r>
+      <w:r>
+        <w:rPr>
+          <w:rFonts w:ascii="Lucida Calligraphy" w:eastAsia="Malgun Gothic" w:hAnsi="Lucida Calligraphy"/>
+        </w:rPr>
+        <w:t xml:space="preserve"> das</w:t>
+      </w:r>
+      <w:r>
+        <w:rPr>
+          <w:rFonts w:ascii="Lucida Calligraphy" w:eastAsia="Malgun Gothic" w:hAnsi="Lucida Calligraphy"/>
+        </w:rPr>
+        <w:t>s</w:t>
+      </w:r>
+      <w:r>
+        <w:rPr>
+          <w:rFonts w:ascii="Lucida Calligraphy" w:eastAsia="Malgun Gothic" w:hAnsi="Lucida Calligraphy"/>
+        </w:rPr>
+        <w:t xml:space="preserve"> einige Arten </w:t>
+      </w:r>
+      <w:r>
+        <w:rPr>
+          <w:rFonts w:ascii="Lucida Calligraphy" w:eastAsia="Malgun Gothic" w:hAnsi="Lucida Calligraphy"/>
+        </w:rPr>
+        <w:t>gejagt werden</w:t>
+      </w:r>
+      <w:r>
+        <w:rPr>
+          <w:rFonts w:ascii="Lucida Calligraphy" w:eastAsia="Malgun Gothic" w:hAnsi="Lucida Calligraphy"/>
+        </w:rPr>
+        <w:t xml:space="preserve">. Sie Jagen in kleinen Gruppen in den Wäldern und Sammeln Früchte und Beeren. </w:t>
       </w:r>
     </w:p>
     <w:p>
@@ -10955,69 +10454,91 @@
         <w:rPr>
           <w:rFonts w:ascii="Lucida Calligraphy" w:eastAsia="Malgun Gothic" w:hAnsi="Lucida Calligraphy"/>
         </w:rPr>
-        <w:t xml:space="preserve"> Die </w:t>
-      </w:r>
-      <w:proofErr w:type="spellStart"/>
-      <w:r>
-        <w:rPr>
-          <w:rFonts w:ascii="Lucida Calligraphy" w:eastAsia="Malgun Gothic" w:hAnsi="Lucida Calligraphy"/>
-        </w:rPr>
-        <w:t>Weres</w:t>
-      </w:r>
-      <w:proofErr w:type="spellEnd"/>
-      <w:r>
-        <w:rPr>
-          <w:rFonts w:ascii="Lucida Calligraphy" w:eastAsia="Malgun Gothic" w:hAnsi="Lucida Calligraphy"/>
-        </w:rPr>
-        <w:t xml:space="preserve"> sind nicht stark magisch begabt aber sehr Magie empfindlich. Manche versuche haben gezeigt, wenn Fähigkeiten mit ihnen in Berührung </w:t>
-      </w:r>
-      <w:proofErr w:type="gramStart"/>
-      <w:r>
-        <w:rPr>
-          <w:rFonts w:ascii="Lucida Calligraphy" w:eastAsia="Malgun Gothic" w:hAnsi="Lucida Calligraphy"/>
-        </w:rPr>
-        <w:t>kommt</w:t>
-      </w:r>
-      <w:proofErr w:type="gramEnd"/>
-      <w:r>
-        <w:rPr>
-          <w:rFonts w:ascii="Lucida Calligraphy" w:eastAsia="Malgun Gothic" w:hAnsi="Lucida Calligraphy"/>
-        </w:rPr>
-        <w:t xml:space="preserve">, dass diese angenommen werden können </w:t>
-      </w:r>
-      <w:r>
-        <w:rPr>
-          <w:rFonts w:ascii="Lucida Calligraphy" w:eastAsia="Malgun Gothic" w:hAnsi="Lucida Calligraphy"/>
-        </w:rPr>
-        <w:t xml:space="preserve">und ausgebaut. Was </w:t>
-      </w:r>
-      <w:proofErr w:type="gramStart"/>
-      <w:r>
-        <w:rPr>
-          <w:rFonts w:ascii="Lucida Calligraphy" w:eastAsia="Malgun Gothic" w:hAnsi="Lucida Calligraphy"/>
-        </w:rPr>
-        <w:t>bei einen Konflikt</w:t>
-      </w:r>
-      <w:proofErr w:type="gramEnd"/>
-      <w:r>
-        <w:rPr>
-          <w:rFonts w:ascii="Lucida Calligraphy" w:eastAsia="Malgun Gothic" w:hAnsi="Lucida Calligraphy"/>
-        </w:rPr>
-        <w:t xml:space="preserve"> mit einen </w:t>
-      </w:r>
-      <w:proofErr w:type="spellStart"/>
-      <w:r>
-        <w:rPr>
-          <w:rFonts w:ascii="Lucida Calligraphy" w:eastAsia="Malgun Gothic" w:hAnsi="Lucida Calligraphy"/>
-        </w:rPr>
-        <w:t>Were</w:t>
-      </w:r>
-      <w:proofErr w:type="spellEnd"/>
-      <w:r>
-        <w:rPr>
-          <w:rFonts w:ascii="Lucida Calligraphy" w:eastAsia="Malgun Gothic" w:hAnsi="Lucida Calligraphy"/>
-        </w:rPr>
-        <w:t xml:space="preserve"> zu unerwarteten Konsequenzen führt.</w:t>
+        <w:t xml:space="preserve"> Die Weres sind nicht stark magisch begabt aber sehr Magie empfindlich. Manche versuche haben gezeigt, wenn </w:t>
+      </w:r>
+      <w:r>
+        <w:rPr>
+          <w:rFonts w:ascii="Lucida Calligraphy" w:eastAsia="Malgun Gothic" w:hAnsi="Lucida Calligraphy"/>
+        </w:rPr>
+        <w:t>Zauber</w:t>
+      </w:r>
+      <w:r>
+        <w:rPr>
+          <w:rFonts w:ascii="Lucida Calligraphy" w:eastAsia="Malgun Gothic" w:hAnsi="Lucida Calligraphy"/>
+        </w:rPr>
+        <w:t xml:space="preserve"> mit ihnen in Berührung komm</w:t>
+      </w:r>
+      <w:r>
+        <w:rPr>
+          <w:rFonts w:ascii="Lucida Calligraphy" w:eastAsia="Malgun Gothic" w:hAnsi="Lucida Calligraphy"/>
+        </w:rPr>
+        <w:t>en</w:t>
+      </w:r>
+      <w:r>
+        <w:rPr>
+          <w:rFonts w:ascii="Lucida Calligraphy" w:eastAsia="Malgun Gothic" w:hAnsi="Lucida Calligraphy"/>
+        </w:rPr>
+        <w:t xml:space="preserve">, dass diese </w:t>
+      </w:r>
+      <w:r>
+        <w:rPr>
+          <w:rFonts w:ascii="Lucida Calligraphy" w:eastAsia="Malgun Gothic" w:hAnsi="Lucida Calligraphy"/>
+        </w:rPr>
+        <w:t xml:space="preserve">meist </w:t>
+      </w:r>
+      <w:r>
+        <w:rPr>
+          <w:rFonts w:ascii="Lucida Calligraphy" w:eastAsia="Malgun Gothic" w:hAnsi="Lucida Calligraphy"/>
+        </w:rPr>
+        <w:t>angenommen werden</w:t>
+      </w:r>
+      <w:r>
+        <w:rPr>
+          <w:rFonts w:ascii="Lucida Calligraphy" w:eastAsia="Malgun Gothic" w:hAnsi="Lucida Calligraphy"/>
+        </w:rPr>
+        <w:t xml:space="preserve">. Was </w:t>
+      </w:r>
+      <w:r>
+        <w:rPr>
+          <w:rFonts w:ascii="Lucida Calligraphy" w:eastAsia="Malgun Gothic" w:hAnsi="Lucida Calligraphy"/>
+        </w:rPr>
+        <w:t>bei einem Konflikt</w:t>
+      </w:r>
+      <w:r>
+        <w:rPr>
+          <w:rFonts w:ascii="Lucida Calligraphy" w:eastAsia="Malgun Gothic" w:hAnsi="Lucida Calligraphy"/>
+        </w:rPr>
+        <w:t xml:space="preserve"> mit eine</w:t>
+      </w:r>
+      <w:r>
+        <w:rPr>
+          <w:rFonts w:ascii="Lucida Calligraphy" w:eastAsia="Malgun Gothic" w:hAnsi="Lucida Calligraphy"/>
+        </w:rPr>
+        <w:t xml:space="preserve">m </w:t>
+      </w:r>
+      <w:r>
+        <w:rPr>
+          <w:rFonts w:ascii="Lucida Calligraphy" w:eastAsia="Malgun Gothic" w:hAnsi="Lucida Calligraphy"/>
+        </w:rPr>
+        <w:t xml:space="preserve">Were </w:t>
+      </w:r>
+      <w:r>
+        <w:rPr>
+          <w:rFonts w:ascii="Lucida Calligraphy" w:eastAsia="Malgun Gothic" w:hAnsi="Lucida Calligraphy"/>
+        </w:rPr>
+        <w:t xml:space="preserve">zu unerwarteten </w:t>
+      </w:r>
+      <w:r>
+        <w:rPr>
+          <w:rFonts w:ascii="Lucida Calligraphy" w:eastAsia="Malgun Gothic" w:hAnsi="Lucida Calligraphy"/>
+        </w:rPr>
+        <w:t xml:space="preserve">Ereignissen </w:t>
+      </w:r>
+      <w:r>
+        <w:rPr>
+          <w:rFonts w:ascii="Lucida Calligraphy" w:eastAsia="Malgun Gothic" w:hAnsi="Lucida Calligraphy"/>
+        </w:rPr>
+        <w:t>führt.</w:t>
       </w:r>
     </w:p>
     <w:p>
@@ -11040,6 +10561,7 @@
         <w:rPr>
           <w:rFonts w:ascii="Lucida Calligraphy" w:eastAsia="Malgun Gothic" w:hAnsi="Lucida Calligraphy"/>
         </w:rPr>
+        <w:lastRenderedPageBreak/>
         <w:t>Demon</w:t>
       </w:r>
       <w:bookmarkEnd w:id="48"/>
@@ -11066,7 +10588,6 @@
         </w:rPr>
         <w:t xml:space="preserve"> </w:t>
       </w:r>
-      <w:proofErr w:type="spellStart"/>
       <w:r>
         <w:rPr>
           <w:rFonts w:ascii="Lucida Calligraphy" w:eastAsia="Malgun Gothic" w:hAnsi="Lucida Calligraphy"/>
@@ -11079,7 +10600,6 @@
         </w:rPr>
         <w:t>s</w:t>
       </w:r>
-      <w:proofErr w:type="spellEnd"/>
       <w:r>
         <w:rPr>
           <w:rFonts w:ascii="Lucida Calligraphy" w:eastAsia="Malgun Gothic" w:hAnsi="Lucida Calligraphy"/>
@@ -11120,28 +10640,20 @@
         <w:rPr>
           <w:rFonts w:ascii="Lucida Calligraphy" w:eastAsia="Malgun Gothic" w:hAnsi="Lucida Calligraphy"/>
         </w:rPr>
+        <w:t xml:space="preserve"> Demon</w:t>
+      </w:r>
+      <w:r>
+        <w:rPr>
+          <w:rFonts w:ascii="Lucida Calligraphy" w:eastAsia="Malgun Gothic" w:hAnsi="Lucida Calligraphy"/>
+        </w:rPr>
+        <w:t>s</w:t>
+      </w:r>
+      <w:r>
+        <w:rPr>
+          <w:rFonts w:ascii="Lucida Calligraphy" w:eastAsia="Malgun Gothic" w:hAnsi="Lucida Calligraphy"/>
+        </w:rPr>
         <w:t xml:space="preserve"> </w:t>
       </w:r>
-      <w:proofErr w:type="spellStart"/>
-      <w:r>
-        <w:rPr>
-          <w:rFonts w:ascii="Lucida Calligraphy" w:eastAsia="Malgun Gothic" w:hAnsi="Lucida Calligraphy"/>
-        </w:rPr>
-        <w:t>Demon</w:t>
-      </w:r>
-      <w:r>
-        <w:rPr>
-          <w:rFonts w:ascii="Lucida Calligraphy" w:eastAsia="Malgun Gothic" w:hAnsi="Lucida Calligraphy"/>
-        </w:rPr>
-        <w:t>s</w:t>
-      </w:r>
-      <w:proofErr w:type="spellEnd"/>
-      <w:r>
-        <w:rPr>
-          <w:rFonts w:ascii="Lucida Calligraphy" w:eastAsia="Malgun Gothic" w:hAnsi="Lucida Calligraphy"/>
-        </w:rPr>
-        <w:t xml:space="preserve"> </w:t>
-      </w:r>
       <w:r>
         <w:rPr>
           <w:rFonts w:ascii="Lucida Calligraphy" w:eastAsia="Malgun Gothic" w:hAnsi="Lucida Calligraphy"/>
@@ -11195,6 +10707,12 @@
           <w:rFonts w:ascii="Lucida Calligraphy" w:eastAsia="Malgun Gothic" w:hAnsi="Lucida Calligraphy"/>
         </w:rPr>
         <w:t xml:space="preserve"> mit Schuppen versehen und sie besitzen eine Gespaltene und sehr lange Zunge. </w:t>
+      </w:r>
+      <w:r>
+        <w:rPr>
+          <w:rFonts w:ascii="Lucida Calligraphy" w:eastAsia="Malgun Gothic" w:hAnsi="Lucida Calligraphy"/>
+        </w:rPr>
+        <w:t xml:space="preserve">Zusätzlich sind Krallen an den Händen. </w:t>
       </w:r>
     </w:p>
     <w:p>
@@ -11209,7 +10727,6 @@
           <w:rStyle w:val="berschrift3Zchn"/>
           <w:rFonts w:ascii="Lucida Calligraphy" w:eastAsia="Malgun Gothic" w:hAnsi="Lucida Calligraphy"/>
         </w:rPr>
-        <w:lastRenderedPageBreak/>
         <w:t>Wohnort:</w:t>
       </w:r>
       <w:bookmarkEnd w:id="50"/>
@@ -11217,183 +10734,133 @@
         <w:rPr>
           <w:rFonts w:ascii="Lucida Calligraphy" w:eastAsia="Malgun Gothic" w:hAnsi="Lucida Calligraphy"/>
         </w:rPr>
+        <w:t xml:space="preserve"> Demons Leben in der Festung </w:t>
+      </w:r>
+      <w:proofErr w:type="spellStart"/>
+      <w:r>
+        <w:rPr>
+          <w:rFonts w:ascii="Lucida Calligraphy" w:eastAsia="Malgun Gothic" w:hAnsi="Lucida Calligraphy"/>
+        </w:rPr>
+        <w:t>Zarach</w:t>
+      </w:r>
+      <w:proofErr w:type="spellEnd"/>
+      <w:r>
+        <w:rPr>
+          <w:rFonts w:ascii="Lucida Calligraphy" w:eastAsia="Malgun Gothic" w:hAnsi="Lucida Calligraphy"/>
+        </w:rPr>
+        <w:t xml:space="preserve"> wo sie von den Norse wie Götter behandelt werden aber </w:t>
+      </w:r>
+      <w:r>
+        <w:rPr>
+          <w:rFonts w:ascii="Lucida Calligraphy" w:eastAsia="Malgun Gothic" w:hAnsi="Lucida Calligraphy"/>
+        </w:rPr>
+        <w:t>gleichzeitig</w:t>
+      </w:r>
+      <w:r>
+        <w:rPr>
+          <w:rFonts w:ascii="Lucida Calligraphy" w:eastAsia="Malgun Gothic" w:hAnsi="Lucida Calligraphy"/>
+        </w:rPr>
+        <w:t xml:space="preserve"> den Willen Ihrer Anbeter Durchsetzen und </w:t>
+      </w:r>
+      <w:r>
+        <w:rPr>
+          <w:rFonts w:ascii="Lucida Calligraphy" w:eastAsia="Malgun Gothic" w:hAnsi="Lucida Calligraphy"/>
+        </w:rPr>
+        <w:t>willenlos</w:t>
+      </w:r>
+      <w:r>
+        <w:rPr>
+          <w:rFonts w:ascii="Lucida Calligraphy" w:eastAsia="Malgun Gothic" w:hAnsi="Lucida Calligraphy"/>
+        </w:rPr>
+        <w:t xml:space="preserve"> gehorchen. </w:t>
+      </w:r>
+    </w:p>
+    <w:p>
+      <w:pPr>
+        <w:rPr>
+          <w:rFonts w:ascii="Lucida Calligraphy" w:eastAsia="Malgun Gothic" w:hAnsi="Lucida Calligraphy"/>
+        </w:rPr>
+      </w:pPr>
+      <w:bookmarkStart w:id="51" w:name="_Toc30270737"/>
+      <w:r>
+        <w:rPr>
+          <w:rStyle w:val="berschrift3Zchn"/>
+          <w:rFonts w:ascii="Lucida Calligraphy" w:eastAsia="Malgun Gothic" w:hAnsi="Lucida Calligraphy"/>
+        </w:rPr>
+        <w:t>Ernährung:</w:t>
+      </w:r>
+      <w:bookmarkEnd w:id="51"/>
+      <w:r>
+        <w:rPr>
+          <w:rFonts w:ascii="Lucida Calligraphy" w:eastAsia="Malgun Gothic" w:hAnsi="Lucida Calligraphy"/>
+        </w:rPr>
+        <w:t xml:space="preserve"> Die Ernährung ist rein Fleischbasiert und sie werden von den Norse versorgt. es werden auch Opferungen in Form von Jungfrauen (Männlich/Weiblich)</w:t>
+      </w:r>
+      <w:r>
+        <w:rPr>
+          <w:rFonts w:ascii="Lucida Calligraphy" w:eastAsia="Malgun Gothic" w:hAnsi="Lucida Calligraphy"/>
+        </w:rPr>
+        <w:t xml:space="preserve"> durchgeführt, welche </w:t>
+      </w:r>
+      <w:r>
+        <w:rPr>
+          <w:rFonts w:ascii="Lucida Calligraphy" w:eastAsia="Malgun Gothic" w:hAnsi="Lucida Calligraphy"/>
+        </w:rPr>
+        <w:t xml:space="preserve">benutzt und gefressen werden. </w:t>
+      </w:r>
+    </w:p>
+    <w:p>
+      <w:pPr>
+        <w:rPr>
+          <w:rFonts w:ascii="Lucida Calligraphy" w:eastAsia="Malgun Gothic" w:hAnsi="Lucida Calligraphy"/>
+        </w:rPr>
+      </w:pPr>
+      <w:bookmarkStart w:id="52" w:name="_Toc30270738"/>
+      <w:r>
+        <w:rPr>
+          <w:rStyle w:val="berschrift3Zchn"/>
+          <w:rFonts w:ascii="Lucida Calligraphy" w:eastAsia="Malgun Gothic" w:hAnsi="Lucida Calligraphy"/>
+        </w:rPr>
+        <w:t>Magie:</w:t>
+      </w:r>
+      <w:bookmarkEnd w:id="52"/>
+      <w:r>
+        <w:rPr>
+          <w:rFonts w:ascii="Lucida Calligraphy" w:eastAsia="Malgun Gothic" w:hAnsi="Lucida Calligraphy"/>
+        </w:rPr>
+        <w:t xml:space="preserve"> Die Demons besitzen Hypnotische Fähigkeiten und ein Gift in ihren Fangzähnen</w:t>
+      </w:r>
+      <w:r>
+        <w:rPr>
+          <w:rFonts w:ascii="Lucida Calligraphy" w:eastAsia="Malgun Gothic" w:hAnsi="Lucida Calligraphy"/>
+        </w:rPr>
         <w:t xml:space="preserve"> </w:t>
       </w:r>
-      <w:proofErr w:type="spellStart"/>
-      <w:r>
-        <w:rPr>
-          <w:rFonts w:ascii="Lucida Calligraphy" w:eastAsia="Malgun Gothic" w:hAnsi="Lucida Calligraphy"/>
-        </w:rPr>
-        <w:t>Demons</w:t>
-      </w:r>
-      <w:proofErr w:type="spellEnd"/>
-      <w:r>
-        <w:rPr>
-          <w:rFonts w:ascii="Lucida Calligraphy" w:eastAsia="Malgun Gothic" w:hAnsi="Lucida Calligraphy"/>
-        </w:rPr>
-        <w:t xml:space="preserve"> Leben in der Festung </w:t>
-      </w:r>
-      <w:proofErr w:type="spellStart"/>
-      <w:r>
-        <w:rPr>
-          <w:rFonts w:ascii="Lucida Calligraphy" w:eastAsia="Malgun Gothic" w:hAnsi="Lucida Calligraphy"/>
-        </w:rPr>
-        <w:t>Zarach</w:t>
-      </w:r>
-      <w:proofErr w:type="spellEnd"/>
-      <w:r>
-        <w:rPr>
-          <w:rFonts w:ascii="Lucida Calligraphy" w:eastAsia="Malgun Gothic" w:hAnsi="Lucida Calligraphy"/>
-        </w:rPr>
-        <w:t xml:space="preserve"> wo sie von de</w:t>
-      </w:r>
-      <w:bookmarkStart w:id="51" w:name="_GoBack"/>
-      <w:bookmarkEnd w:id="51"/>
-      <w:r>
-        <w:rPr>
-          <w:rFonts w:ascii="Lucida Calligraphy" w:eastAsia="Malgun Gothic" w:hAnsi="Lucida Calligraphy"/>
-        </w:rPr>
-        <w:t xml:space="preserve">n </w:t>
-      </w:r>
-      <w:proofErr w:type="spellStart"/>
-      <w:r>
-        <w:rPr>
-          <w:rFonts w:ascii="Lucida Calligraphy" w:eastAsia="Malgun Gothic" w:hAnsi="Lucida Calligraphy"/>
-        </w:rPr>
-        <w:t>Norse</w:t>
-      </w:r>
-      <w:proofErr w:type="spellEnd"/>
-      <w:r>
-        <w:rPr>
-          <w:rFonts w:ascii="Lucida Calligraphy" w:eastAsia="Malgun Gothic" w:hAnsi="Lucida Calligraphy"/>
-        </w:rPr>
-        <w:t xml:space="preserve"> wie Götter behandelt werden aber </w:t>
+      <w:r>
+        <w:rPr>
+          <w:rFonts w:ascii="Lucida Calligraphy" w:eastAsia="Malgun Gothic" w:hAnsi="Lucida Calligraphy"/>
+        </w:rPr>
+        <w:t xml:space="preserve">was sie an ihre Opfer oder auch an die </w:t>
+      </w:r>
+      <w:r>
+        <w:rPr>
+          <w:rFonts w:ascii="Lucida Calligraphy" w:eastAsia="Malgun Gothic" w:hAnsi="Lucida Calligraphy"/>
+        </w:rPr>
+        <w:t xml:space="preserve">Bevölkerung </w:t>
       </w:r>
       <w:proofErr w:type="gramStart"/>
       <w:r>
         <w:rPr>
           <w:rFonts w:ascii="Lucida Calligraphy" w:eastAsia="Malgun Gothic" w:hAnsi="Lucida Calligraphy"/>
         </w:rPr>
-        <w:t>Gleichzeitig</w:t>
+        <w:t>benutzen</w:t>
       </w:r>
       <w:proofErr w:type="gramEnd"/>
       <w:r>
         <w:rPr>
           <w:rFonts w:ascii="Lucida Calligraphy" w:eastAsia="Malgun Gothic" w:hAnsi="Lucida Calligraphy"/>
         </w:rPr>
-        <w:t xml:space="preserve"> den Willen Ihrer Anbeter Durchsetzen und Willenlos gehorchen. </w:t>
-      </w:r>
-    </w:p>
-    <w:p>
-      <w:pPr>
-        <w:rPr>
-          <w:rFonts w:ascii="Lucida Calligraphy" w:eastAsia="Malgun Gothic" w:hAnsi="Lucida Calligraphy"/>
-        </w:rPr>
-      </w:pPr>
-      <w:bookmarkStart w:id="52" w:name="_Toc30270737"/>
-      <w:r>
-        <w:rPr>
-          <w:rStyle w:val="berschrift3Zchn"/>
-          <w:rFonts w:ascii="Lucida Calligraphy" w:eastAsia="Malgun Gothic" w:hAnsi="Lucida Calligraphy"/>
-        </w:rPr>
-        <w:t>Ernährung:</w:t>
-      </w:r>
-      <w:bookmarkEnd w:id="52"/>
-      <w:r>
-        <w:rPr>
-          <w:rFonts w:ascii="Lucida Calligraphy" w:eastAsia="Malgun Gothic" w:hAnsi="Lucida Calligraphy"/>
-        </w:rPr>
-        <w:t xml:space="preserve"> Die Ernährung ist rein Fleischbasiert und sie werden von den </w:t>
-      </w:r>
-      <w:proofErr w:type="spellStart"/>
-      <w:r>
-        <w:rPr>
-          <w:rFonts w:ascii="Lucida Calligraphy" w:eastAsia="Malgun Gothic" w:hAnsi="Lucida Calligraphy"/>
-        </w:rPr>
-        <w:t>Norse</w:t>
-      </w:r>
-      <w:proofErr w:type="spellEnd"/>
-      <w:r>
-        <w:rPr>
-          <w:rFonts w:ascii="Lucida Calligraphy" w:eastAsia="Malgun Gothic" w:hAnsi="Lucida Calligraphy"/>
-        </w:rPr>
-        <w:t xml:space="preserve"> versorgt. es werden auch Opferungen in Form von Jungfrauen (Männlich/Weiblich)</w:t>
-      </w:r>
-      <w:r>
-        <w:rPr>
-          <w:rFonts w:ascii="Lucida Calligraphy" w:eastAsia="Malgun Gothic" w:hAnsi="Lucida Calligraphy"/>
-        </w:rPr>
-        <w:t xml:space="preserve"> durchgeführt, welche </w:t>
-      </w:r>
-      <w:r>
-        <w:rPr>
-          <w:rFonts w:ascii="Lucida Calligraphy" w:eastAsia="Malgun Gothic" w:hAnsi="Lucida Calligraphy"/>
-        </w:rPr>
-        <w:t xml:space="preserve">benutzt und gefressen werden. </w:t>
-      </w:r>
-    </w:p>
-    <w:p>
-      <w:pPr>
-        <w:rPr>
-          <w:rFonts w:ascii="Lucida Calligraphy" w:eastAsia="Malgun Gothic" w:hAnsi="Lucida Calligraphy"/>
-        </w:rPr>
-      </w:pPr>
-      <w:bookmarkStart w:id="53" w:name="_Toc30270738"/>
-      <w:r>
-        <w:rPr>
-          <w:rStyle w:val="berschrift3Zchn"/>
-          <w:rFonts w:ascii="Lucida Calligraphy" w:eastAsia="Malgun Gothic" w:hAnsi="Lucida Calligraphy"/>
-        </w:rPr>
-        <w:t>Magie:</w:t>
-      </w:r>
-      <w:bookmarkEnd w:id="53"/>
-      <w:r>
-        <w:rPr>
-          <w:rFonts w:ascii="Lucida Calligraphy" w:eastAsia="Malgun Gothic" w:hAnsi="Lucida Calligraphy"/>
-        </w:rPr>
-        <w:t xml:space="preserve"> Die </w:t>
-      </w:r>
-      <w:proofErr w:type="spellStart"/>
-      <w:r>
-        <w:rPr>
-          <w:rFonts w:ascii="Lucida Calligraphy" w:eastAsia="Malgun Gothic" w:hAnsi="Lucida Calligraphy"/>
-        </w:rPr>
-        <w:t>Demons</w:t>
-      </w:r>
-      <w:proofErr w:type="spellEnd"/>
-      <w:r>
-        <w:rPr>
-          <w:rFonts w:ascii="Lucida Calligraphy" w:eastAsia="Malgun Gothic" w:hAnsi="Lucida Calligraphy"/>
-        </w:rPr>
-        <w:t xml:space="preserve"> besitzen Hypnotische Fähigkeiten und ein Gift in ihren Fangzähnen und krallen was sie an ihre Opfer oder auch an die </w:t>
-      </w:r>
-      <w:proofErr w:type="gramStart"/>
-      <w:r>
-        <w:rPr>
-          <w:rFonts w:ascii="Lucida Calligraphy" w:eastAsia="Malgun Gothic" w:hAnsi="Lucida Calligraphy"/>
-        </w:rPr>
-        <w:t>Bevölkerung  benutzen</w:t>
-      </w:r>
-      <w:proofErr w:type="gramEnd"/>
-      <w:r>
-        <w:rPr>
-          <w:rFonts w:ascii="Lucida Calligraphy" w:eastAsia="Malgun Gothic" w:hAnsi="Lucida Calligraphy"/>
-        </w:rPr>
-        <w:t xml:space="preserve"> um den Willen der </w:t>
-      </w:r>
-      <w:proofErr w:type="spellStart"/>
-      <w:r>
-        <w:rPr>
-          <w:rFonts w:ascii="Lucida Calligraphy" w:eastAsia="Malgun Gothic" w:hAnsi="Lucida Calligraphy"/>
-        </w:rPr>
-        <w:t>Norse</w:t>
-      </w:r>
-      <w:proofErr w:type="spellEnd"/>
-      <w:r>
-        <w:rPr>
-          <w:rFonts w:ascii="Lucida Calligraphy" w:eastAsia="Malgun Gothic" w:hAnsi="Lucida Calligraphy"/>
-        </w:rPr>
-        <w:t xml:space="preserve"> durchzubringen. </w:t>
+        <w:t xml:space="preserve"> um den Willen der Norse durchzubringen. </w:t>
       </w:r>
     </w:p>
     <w:p>
@@ -11410,14 +10877,48 @@
           <w:rFonts w:ascii="Lucida Calligraphy" w:eastAsia="Malgun Gothic" w:hAnsi="Lucida Calligraphy"/>
         </w:rPr>
       </w:pPr>
-      <w:bookmarkStart w:id="54" w:name="_Toc30270739"/>
+      <w:bookmarkStart w:id="53" w:name="_Toc30270739"/>
       <w:r>
         <w:rPr>
           <w:rFonts w:ascii="Lucida Calligraphy" w:eastAsia="Malgun Gothic" w:hAnsi="Lucida Calligraphy"/>
         </w:rPr>
         <w:t>Fairy</w:t>
       </w:r>
+      <w:bookmarkEnd w:id="53"/>
+    </w:p>
+    <w:p>
+      <w:pPr>
+        <w:rPr>
+          <w:rFonts w:ascii="Lucida Calligraphy" w:eastAsia="Malgun Gothic" w:hAnsi="Lucida Calligraphy"/>
+        </w:rPr>
+      </w:pPr>
+      <w:bookmarkStart w:id="54" w:name="_Toc30270740"/>
+      <w:r>
+        <w:rPr>
+          <w:rStyle w:val="berschrift3Zchn"/>
+          <w:rFonts w:ascii="Lucida Calligraphy" w:eastAsia="Malgun Gothic" w:hAnsi="Lucida Calligraphy"/>
+        </w:rPr>
+        <w:t>Aussehen:</w:t>
+      </w:r>
       <w:bookmarkEnd w:id="54"/>
+      <w:r>
+        <w:rPr>
+          <w:rFonts w:ascii="Lucida Calligraphy" w:eastAsia="Malgun Gothic" w:hAnsi="Lucida Calligraphy"/>
+        </w:rPr>
+        <w:t xml:space="preserve"> </w:t>
+      </w:r>
+      <w:r>
+        <w:rPr>
+          <w:rFonts w:ascii="Lucida Calligraphy" w:eastAsia="Malgun Gothic" w:hAnsi="Lucida Calligraphy"/>
+        </w:rPr>
+        <w:t xml:space="preserve">Kleine Wesen aus purer Energie mit einer gelblich leuchtenden Haut. Männchen besitzen eine Größe von 30cm, die Weibchen nur 20 cm. Fairys haben Schmetterlingsartige Flügel und </w:t>
+      </w:r>
+      <w:r>
+        <w:rPr>
+          <w:rFonts w:ascii="Lucida Calligraphy" w:eastAsia="Malgun Gothic" w:hAnsi="Lucida Calligraphy"/>
+        </w:rPr>
+        <w:t xml:space="preserve">besitzen 4 dünne Arme. </w:t>
+      </w:r>
     </w:p>
     <w:p>
       <w:pPr>
@@ -11425,46 +10926,58 @@
           <w:rFonts w:ascii="Lucida Calligraphy" w:eastAsia="Malgun Gothic" w:hAnsi="Lucida Calligraphy"/>
         </w:rPr>
       </w:pPr>
-      <w:bookmarkStart w:id="55" w:name="_Toc30270740"/>
+      <w:bookmarkStart w:id="55" w:name="_Toc30270741"/>
       <w:r>
         <w:rPr>
           <w:rStyle w:val="berschrift3Zchn"/>
           <w:rFonts w:ascii="Lucida Calligraphy" w:eastAsia="Malgun Gothic" w:hAnsi="Lucida Calligraphy"/>
         </w:rPr>
-        <w:t>Aussehen:</w:t>
+        <w:t>Wohnort:</w:t>
       </w:r>
       <w:bookmarkEnd w:id="55"/>
       <w:r>
         <w:rPr>
           <w:rFonts w:ascii="Lucida Calligraphy" w:eastAsia="Malgun Gothic" w:hAnsi="Lucida Calligraphy"/>
         </w:rPr>
-        <w:t xml:space="preserve"> </w:t>
-      </w:r>
-      <w:r>
-        <w:rPr>
-          <w:rFonts w:ascii="Lucida Calligraphy" w:eastAsia="Malgun Gothic" w:hAnsi="Lucida Calligraphy"/>
-        </w:rPr>
-        <w:t xml:space="preserve">Kleine Wesen aus purer Energie mit einer gelblich leuchtenden Haut. Männchen besitzen eine Größe von 30cm, die Weibchen nur 20 cm. </w:t>
+        <w:t xml:space="preserve"> Fairys leben in den Kalten </w:t>
+      </w:r>
+      <w:r>
+        <w:rPr>
+          <w:rFonts w:ascii="Lucida Calligraphy" w:eastAsia="Malgun Gothic" w:hAnsi="Lucida Calligraphy"/>
+        </w:rPr>
+        <w:t>Regionen</w:t>
+      </w:r>
+      <w:r>
+        <w:rPr>
+          <w:rFonts w:ascii="Lucida Calligraphy" w:eastAsia="Malgun Gothic" w:hAnsi="Lucida Calligraphy"/>
+        </w:rPr>
+        <w:t xml:space="preserve"> der Berge Gong und </w:t>
       </w:r>
       <w:proofErr w:type="spellStart"/>
       <w:r>
         <w:rPr>
           <w:rFonts w:ascii="Lucida Calligraphy" w:eastAsia="Malgun Gothic" w:hAnsi="Lucida Calligraphy"/>
         </w:rPr>
-        <w:t>Fairys</w:t>
+        <w:t>Yami</w:t>
       </w:r>
       <w:proofErr w:type="spellEnd"/>
       <w:r>
         <w:rPr>
           <w:rFonts w:ascii="Lucida Calligraphy" w:eastAsia="Malgun Gothic" w:hAnsi="Lucida Calligraphy"/>
         </w:rPr>
-        <w:t xml:space="preserve"> haben Schmetterlingsartige Flügel und </w:t>
-      </w:r>
-      <w:r>
-        <w:rPr>
-          <w:rFonts w:ascii="Lucida Calligraphy" w:eastAsia="Malgun Gothic" w:hAnsi="Lucida Calligraphy"/>
-        </w:rPr>
-        <w:t xml:space="preserve">besitzen 4 dünne Arme. </w:t>
+        <w:t xml:space="preserve">, sie leben dort in kleinen Höhlen. </w:t>
+      </w:r>
+      <w:r>
+        <w:rPr>
+          <w:rFonts w:ascii="Lucida Calligraphy" w:eastAsia="Malgun Gothic" w:hAnsi="Lucida Calligraphy"/>
+        </w:rPr>
+        <w:t>Wenn Fairys die Kälte der Berge verlassen, hört die Haut auf zu leuchten und sie sterben nach einiger Zeit.</w:t>
+      </w:r>
+      <w:r>
+        <w:rPr>
+          <w:rFonts w:ascii="Lucida Calligraphy" w:eastAsia="Malgun Gothic" w:hAnsi="Lucida Calligraphy"/>
+        </w:rPr>
+        <w:t xml:space="preserve"> Die Gnome haben bei den Berg Gong so gut wie alle Fairys ausgerottet. </w:t>
       </w:r>
     </w:p>
     <w:p>
@@ -11473,209 +10986,99 @@
           <w:rFonts w:ascii="Lucida Calligraphy" w:eastAsia="Malgun Gothic" w:hAnsi="Lucida Calligraphy"/>
         </w:rPr>
       </w:pPr>
-      <w:bookmarkStart w:id="56" w:name="_Toc30270741"/>
+      <w:bookmarkStart w:id="56" w:name="_Toc30270742"/>
       <w:r>
         <w:rPr>
           <w:rStyle w:val="berschrift3Zchn"/>
           <w:rFonts w:ascii="Lucida Calligraphy" w:eastAsia="Malgun Gothic" w:hAnsi="Lucida Calligraphy"/>
         </w:rPr>
-        <w:t>Wohnort:</w:t>
+        <w:t>Ernährung:</w:t>
       </w:r>
       <w:bookmarkEnd w:id="56"/>
       <w:r>
         <w:rPr>
           <w:rFonts w:ascii="Lucida Calligraphy" w:eastAsia="Malgun Gothic" w:hAnsi="Lucida Calligraphy"/>
         </w:rPr>
-        <w:t xml:space="preserve"> </w:t>
+        <w:t xml:space="preserve"> Fairys brauch</w:t>
+      </w:r>
+      <w:r>
+        <w:rPr>
+          <w:rFonts w:ascii="Lucida Calligraphy" w:eastAsia="Malgun Gothic" w:hAnsi="Lucida Calligraphy"/>
+        </w:rPr>
+        <w:t>en</w:t>
+      </w:r>
+      <w:r>
+        <w:rPr>
+          <w:rFonts w:ascii="Lucida Calligraphy" w:eastAsia="Malgun Gothic" w:hAnsi="Lucida Calligraphy"/>
+        </w:rPr>
+        <w:t xml:space="preserve"> nicht zu essen und leben von der Energie der Welt. </w:t>
+      </w:r>
+    </w:p>
+    <w:p>
+      <w:pPr>
+        <w:rPr>
+          <w:rFonts w:ascii="Lucida Calligraphy" w:eastAsia="Malgun Gothic" w:hAnsi="Lucida Calligraphy"/>
+        </w:rPr>
+      </w:pPr>
+      <w:bookmarkStart w:id="57" w:name="_Toc30270743"/>
+      <w:r>
+        <w:rPr>
+          <w:rStyle w:val="berschrift3Zchn"/>
+          <w:rFonts w:ascii="Lucida Calligraphy" w:eastAsia="Malgun Gothic" w:hAnsi="Lucida Calligraphy"/>
+        </w:rPr>
+        <w:t>Magie:</w:t>
+      </w:r>
+      <w:bookmarkEnd w:id="57"/>
+      <w:r>
+        <w:rPr>
+          <w:rFonts w:ascii="Lucida Calligraphy" w:eastAsia="Malgun Gothic" w:hAnsi="Lucida Calligraphy"/>
+        </w:rPr>
+        <w:t xml:space="preserve"> Sie besitzen eine starke </w:t>
+      </w:r>
+      <w:r>
+        <w:rPr>
+          <w:rFonts w:ascii="Lucida Calligraphy" w:eastAsia="Malgun Gothic" w:hAnsi="Lucida Calligraphy"/>
+        </w:rPr>
+        <w:t>Verbindung</w:t>
+      </w:r>
+      <w:r>
+        <w:rPr>
+          <w:rFonts w:ascii="Lucida Calligraphy" w:eastAsia="Malgun Gothic" w:hAnsi="Lucida Calligraphy"/>
+        </w:rPr>
+        <w:t xml:space="preserve"> zur Magie </w:t>
+      </w:r>
+      <w:r>
+        <w:rPr>
+          <w:rFonts w:ascii="Lucida Calligraphy" w:eastAsia="Malgun Gothic" w:hAnsi="Lucida Calligraphy"/>
+        </w:rPr>
+        <w:t>und es wird gesagt, sie haben die Magie in die Welt gebracht</w:t>
+      </w:r>
+      <w:r>
+        <w:rPr>
+          <w:rFonts w:ascii="Lucida Calligraphy" w:eastAsia="Malgun Gothic" w:hAnsi="Lucida Calligraphy"/>
+        </w:rPr>
+        <w:t xml:space="preserve">. </w:t>
       </w:r>
       <w:proofErr w:type="spellStart"/>
       <w:r>
         <w:rPr>
           <w:rFonts w:ascii="Lucida Calligraphy" w:eastAsia="Malgun Gothic" w:hAnsi="Lucida Calligraphy"/>
         </w:rPr>
-        <w:t>Fairys</w:t>
+        <w:t>Farirys</w:t>
       </w:r>
       <w:proofErr w:type="spellEnd"/>
       <w:r>
         <w:rPr>
           <w:rFonts w:ascii="Lucida Calligraphy" w:eastAsia="Malgun Gothic" w:hAnsi="Lucida Calligraphy"/>
         </w:rPr>
-        <w:t xml:space="preserve"> leben in den Kalten </w:t>
-      </w:r>
-      <w:proofErr w:type="spellStart"/>
-      <w:r>
-        <w:rPr>
-          <w:rFonts w:ascii="Lucida Calligraphy" w:eastAsia="Malgun Gothic" w:hAnsi="Lucida Calligraphy"/>
-        </w:rPr>
-        <w:t>regionen</w:t>
-      </w:r>
-      <w:proofErr w:type="spellEnd"/>
-      <w:r>
-        <w:rPr>
-          <w:rFonts w:ascii="Lucida Calligraphy" w:eastAsia="Malgun Gothic" w:hAnsi="Lucida Calligraphy"/>
-        </w:rPr>
-        <w:t xml:space="preserve"> der Berge Gong und </w:t>
-      </w:r>
-      <w:proofErr w:type="spellStart"/>
-      <w:r>
-        <w:rPr>
-          <w:rFonts w:ascii="Lucida Calligraphy" w:eastAsia="Malgun Gothic" w:hAnsi="Lucida Calligraphy"/>
-        </w:rPr>
-        <w:t>Yami</w:t>
-      </w:r>
-      <w:proofErr w:type="spellEnd"/>
-      <w:r>
-        <w:rPr>
-          <w:rFonts w:ascii="Lucida Calligraphy" w:eastAsia="Malgun Gothic" w:hAnsi="Lucida Calligraphy"/>
-        </w:rPr>
-        <w:t xml:space="preserve">, die Gnome haben viele Ausgerottet, sie leben dort in kleinen Höhlen. </w:t>
-      </w:r>
-      <w:r>
-        <w:rPr>
-          <w:rFonts w:ascii="Lucida Calligraphy" w:eastAsia="Malgun Gothic" w:hAnsi="Lucida Calligraphy"/>
-        </w:rPr>
-        <w:t xml:space="preserve">Wenn </w:t>
-      </w:r>
-      <w:proofErr w:type="spellStart"/>
-      <w:r>
-        <w:rPr>
-          <w:rFonts w:ascii="Lucida Calligraphy" w:eastAsia="Malgun Gothic" w:hAnsi="Lucida Calligraphy"/>
-        </w:rPr>
-        <w:t>Fairys</w:t>
-      </w:r>
-      <w:proofErr w:type="spellEnd"/>
-      <w:r>
-        <w:rPr>
-          <w:rFonts w:ascii="Lucida Calligraphy" w:eastAsia="Malgun Gothic" w:hAnsi="Lucida Calligraphy"/>
-        </w:rPr>
-        <w:t xml:space="preserve"> die Kälte der Berge verlassen, hört die Haut auf zu leuchten und sie sterben nach einiger Zeit.</w:t>
-      </w:r>
-    </w:p>
-    <w:p>
-      <w:pPr>
-        <w:rPr>
-          <w:rFonts w:ascii="Lucida Calligraphy" w:eastAsia="Malgun Gothic" w:hAnsi="Lucida Calligraphy"/>
-        </w:rPr>
-      </w:pPr>
-      <w:bookmarkStart w:id="57" w:name="_Toc30270742"/>
-      <w:r>
-        <w:rPr>
-          <w:rStyle w:val="berschrift3Zchn"/>
-          <w:rFonts w:ascii="Lucida Calligraphy" w:eastAsia="Malgun Gothic" w:hAnsi="Lucida Calligraphy"/>
-        </w:rPr>
-        <w:t>Ernährung:</w:t>
-      </w:r>
-      <w:bookmarkEnd w:id="57"/>
-      <w:r>
-        <w:rPr>
-          <w:rFonts w:ascii="Lucida Calligraphy" w:eastAsia="Malgun Gothic" w:hAnsi="Lucida Calligraphy"/>
-        </w:rPr>
-        <w:t xml:space="preserve"> </w:t>
-      </w:r>
-      <w:proofErr w:type="spellStart"/>
-      <w:r>
-        <w:rPr>
-          <w:rFonts w:ascii="Lucida Calligraphy" w:eastAsia="Malgun Gothic" w:hAnsi="Lucida Calligraphy"/>
-        </w:rPr>
-        <w:t>Fairys</w:t>
-      </w:r>
-      <w:proofErr w:type="spellEnd"/>
-      <w:r>
-        <w:rPr>
-          <w:rFonts w:ascii="Lucida Calligraphy" w:eastAsia="Malgun Gothic" w:hAnsi="Lucida Calligraphy"/>
-        </w:rPr>
-        <w:t xml:space="preserve"> brauch nicht zu essen und leben von der Energie der Welt. </w:t>
-      </w:r>
-    </w:p>
-    <w:p>
-      <w:pPr>
-        <w:rPr>
-          <w:rFonts w:ascii="Lucida Calligraphy" w:eastAsia="Malgun Gothic" w:hAnsi="Lucida Calligraphy"/>
-        </w:rPr>
-      </w:pPr>
-      <w:bookmarkStart w:id="58" w:name="_Toc30270743"/>
-      <w:r>
-        <w:rPr>
-          <w:rStyle w:val="berschrift3Zchn"/>
-          <w:rFonts w:ascii="Lucida Calligraphy" w:eastAsia="Malgun Gothic" w:hAnsi="Lucida Calligraphy"/>
-        </w:rPr>
-        <w:t>Magie:</w:t>
-      </w:r>
-      <w:bookmarkEnd w:id="58"/>
-      <w:r>
-        <w:rPr>
-          <w:rFonts w:ascii="Lucida Calligraphy" w:eastAsia="Malgun Gothic" w:hAnsi="Lucida Calligraphy"/>
-        </w:rPr>
-        <w:t xml:space="preserve"> Sie besitzen eine starke </w:t>
-      </w:r>
-      <w:r>
-        <w:rPr>
-          <w:rFonts w:ascii="Lucida Calligraphy" w:eastAsia="Malgun Gothic" w:hAnsi="Lucida Calligraphy"/>
-        </w:rPr>
-        <w:t>Verbindung</w:t>
-      </w:r>
-      <w:r>
-        <w:rPr>
-          <w:rFonts w:ascii="Lucida Calligraphy" w:eastAsia="Malgun Gothic" w:hAnsi="Lucida Calligraphy"/>
-        </w:rPr>
-        <w:t xml:space="preserve"> zur Magie was die Gnome nutzen </w:t>
-      </w:r>
-      <w:proofErr w:type="gramStart"/>
-      <w:r>
-        <w:rPr>
-          <w:rFonts w:ascii="Lucida Calligraphy" w:eastAsia="Malgun Gothic" w:hAnsi="Lucida Calligraphy"/>
-        </w:rPr>
-        <w:t>um eine Elixier</w:t>
-      </w:r>
-      <w:proofErr w:type="gramEnd"/>
-      <w:r>
-        <w:rPr>
-          <w:rFonts w:ascii="Lucida Calligraphy" w:eastAsia="Malgun Gothic" w:hAnsi="Lucida Calligraphy"/>
-        </w:rPr>
-        <w:t xml:space="preserve"> zu erstellen was </w:t>
-      </w:r>
-      <w:r>
-        <w:rPr>
-          <w:rFonts w:ascii="Lucida Calligraphy" w:eastAsia="Malgun Gothic" w:hAnsi="Lucida Calligraphy"/>
-        </w:rPr>
-        <w:t xml:space="preserve">die </w:t>
-      </w:r>
-      <w:proofErr w:type="spellStart"/>
-      <w:r>
-        <w:rPr>
-          <w:rFonts w:ascii="Lucida Calligraphy" w:eastAsia="Malgun Gothic" w:hAnsi="Lucida Calligraphy"/>
-        </w:rPr>
-        <w:t>Fairys</w:t>
-      </w:r>
-      <w:proofErr w:type="spellEnd"/>
-      <w:r>
-        <w:rPr>
-          <w:rFonts w:ascii="Lucida Calligraphy" w:eastAsia="Malgun Gothic" w:hAnsi="Lucida Calligraphy"/>
-        </w:rPr>
-        <w:t xml:space="preserve"> langsam tötet. </w:t>
-      </w:r>
-      <w:proofErr w:type="spellStart"/>
-      <w:r>
-        <w:rPr>
-          <w:rFonts w:ascii="Lucida Calligraphy" w:eastAsia="Malgun Gothic" w:hAnsi="Lucida Calligraphy"/>
-        </w:rPr>
-        <w:t>Farirys</w:t>
-      </w:r>
-      <w:proofErr w:type="spellEnd"/>
-      <w:r>
-        <w:rPr>
-          <w:rFonts w:ascii="Lucida Calligraphy" w:eastAsia="Malgun Gothic" w:hAnsi="Lucida Calligraphy"/>
-        </w:rPr>
         <w:t xml:space="preserve"> können </w:t>
       </w:r>
-      <w:proofErr w:type="spellStart"/>
-      <w:r>
-        <w:rPr>
-          <w:rFonts w:ascii="Lucida Calligraphy" w:eastAsia="Malgun Gothic" w:hAnsi="Lucida Calligraphy"/>
-        </w:rPr>
-        <w:t>Eismagie</w:t>
-      </w:r>
-      <w:proofErr w:type="spellEnd"/>
+      <w:r>
+        <w:rPr>
+          <w:rFonts w:ascii="Lucida Calligraphy" w:eastAsia="Malgun Gothic" w:hAnsi="Lucida Calligraphy"/>
+        </w:rPr>
+        <w:t>Eis Magie</w:t>
+      </w:r>
       <w:r>
         <w:rPr>
           <w:rFonts w:ascii="Lucida Calligraphy" w:eastAsia="Malgun Gothic" w:hAnsi="Lucida Calligraphy"/>
@@ -11757,16 +11160,97 @@
           <w:rFonts w:ascii="Lucida Calligraphy" w:eastAsia="Malgun Gothic" w:hAnsi="Lucida Calligraphy"/>
         </w:rPr>
       </w:pPr>
-      <w:bookmarkStart w:id="59" w:name="_Toc30270744"/>
+      <w:bookmarkStart w:id="58" w:name="_Toc30270744"/>
+      <w:r>
+        <w:rPr>
+          <w:rFonts w:ascii="Lucida Calligraphy" w:eastAsia="Malgun Gothic" w:hAnsi="Lucida Calligraphy"/>
+        </w:rPr>
+        <w:t>Kitsune</w:t>
+      </w:r>
+      <w:bookmarkEnd w:id="58"/>
+    </w:p>
+    <w:p>
+      <w:pPr>
+        <w:rPr>
+          <w:rFonts w:ascii="Lucida Calligraphy" w:eastAsia="Malgun Gothic" w:hAnsi="Lucida Calligraphy"/>
+        </w:rPr>
+      </w:pPr>
+      <w:bookmarkStart w:id="59" w:name="_Toc30270745"/>
+      <w:r>
+        <w:rPr>
+          <w:rStyle w:val="berschrift3Zchn"/>
+          <w:rFonts w:ascii="Lucida Calligraphy" w:eastAsia="Malgun Gothic" w:hAnsi="Lucida Calligraphy"/>
+        </w:rPr>
+        <w:t>Aussehen:</w:t>
+      </w:r>
+      <w:bookmarkEnd w:id="59"/>
+      <w:r>
+        <w:rPr>
+          <w:rFonts w:ascii="Lucida Calligraphy" w:eastAsia="Malgun Gothic" w:hAnsi="Lucida Calligraphy"/>
+        </w:rPr>
+        <w:t xml:space="preserve"> Die </w:t>
+      </w:r>
       <w:proofErr w:type="spellStart"/>
       <w:r>
         <w:rPr>
           <w:rFonts w:ascii="Lucida Calligraphy" w:eastAsia="Malgun Gothic" w:hAnsi="Lucida Calligraphy"/>
         </w:rPr>
-        <w:t>Kitsune</w:t>
-      </w:r>
-      <w:bookmarkEnd w:id="59"/>
+        <w:t>Kitsunen</w:t>
+      </w:r>
       <w:proofErr w:type="spellEnd"/>
+      <w:r>
+        <w:rPr>
+          <w:rFonts w:ascii="Lucida Calligraphy" w:eastAsia="Malgun Gothic" w:hAnsi="Lucida Calligraphy"/>
+        </w:rPr>
+        <w:t xml:space="preserve"> sind Anthropomorphische Füchse, welche Überall in den Urwäldern vertreten sind. Sie laufen Großteils auf allen vieren, können aber auch auf zwei Beinen laufen, wodurch sie </w:t>
+      </w:r>
+      <w:r>
+        <w:rPr>
+          <w:rFonts w:ascii="Lucida Calligraphy" w:eastAsia="Malgun Gothic" w:hAnsi="Lucida Calligraphy"/>
+        </w:rPr>
+        <w:t>auffälliger unterwegs sind aber Objekte in ihrer Umgebung nutzen können</w:t>
+      </w:r>
+      <w:r>
+        <w:rPr>
+          <w:rFonts w:ascii="Lucida Calligraphy" w:eastAsia="Malgun Gothic" w:hAnsi="Lucida Calligraphy"/>
+        </w:rPr>
+        <w:t xml:space="preserve">. Sie besitzen eine Körpergröße von 1.45 Metern und 60cm langen Schwanz. </w:t>
+      </w:r>
+      <w:proofErr w:type="spellStart"/>
+      <w:r>
+        <w:rPr>
+          <w:rFonts w:ascii="Lucida Calligraphy" w:eastAsia="Malgun Gothic" w:hAnsi="Lucida Calligraphy"/>
+        </w:rPr>
+        <w:t>Kitsunen</w:t>
+      </w:r>
+      <w:proofErr w:type="spellEnd"/>
+      <w:r>
+        <w:rPr>
+          <w:rFonts w:ascii="Lucida Calligraphy" w:eastAsia="Malgun Gothic" w:hAnsi="Lucida Calligraphy"/>
+        </w:rPr>
+        <w:t xml:space="preserve"> können </w:t>
+      </w:r>
+      <w:r>
+        <w:rPr>
+          <w:rFonts w:ascii="Lucida Calligraphy" w:eastAsia="Malgun Gothic" w:hAnsi="Lucida Calligraphy"/>
+        </w:rPr>
+        <w:lastRenderedPageBreak/>
+        <w:t xml:space="preserve">sich auf bis zu 13cm </w:t>
+      </w:r>
+      <w:proofErr w:type="spellStart"/>
+      <w:r>
+        <w:rPr>
+          <w:rFonts w:ascii="Lucida Calligraphy" w:eastAsia="Malgun Gothic" w:hAnsi="Lucida Calligraphy"/>
+        </w:rPr>
+        <w:t>höhe</w:t>
+      </w:r>
+      <w:proofErr w:type="spellEnd"/>
+      <w:r>
+        <w:rPr>
+          <w:rFonts w:ascii="Lucida Calligraphy" w:eastAsia="Malgun Gothic" w:hAnsi="Lucida Calligraphy"/>
+        </w:rPr>
+        <w:t xml:space="preserve"> legen und lauern, was sie zu Gefährlichen Jägern macht. </w:t>
+      </w:r>
     </w:p>
     <w:p>
       <w:pPr>
@@ -11774,20 +11258,20 @@
           <w:rFonts w:ascii="Lucida Calligraphy" w:eastAsia="Malgun Gothic" w:hAnsi="Lucida Calligraphy"/>
         </w:rPr>
       </w:pPr>
-      <w:bookmarkStart w:id="60" w:name="_Toc30270745"/>
+      <w:bookmarkStart w:id="60" w:name="_Toc30270746"/>
       <w:r>
         <w:rPr>
           <w:rStyle w:val="berschrift3Zchn"/>
           <w:rFonts w:ascii="Lucida Calligraphy" w:eastAsia="Malgun Gothic" w:hAnsi="Lucida Calligraphy"/>
         </w:rPr>
-        <w:t>Aussehen:</w:t>
+        <w:t>Wohnort:</w:t>
       </w:r>
       <w:bookmarkEnd w:id="60"/>
       <w:r>
         <w:rPr>
           <w:rFonts w:ascii="Lucida Calligraphy" w:eastAsia="Malgun Gothic" w:hAnsi="Lucida Calligraphy"/>
         </w:rPr>
-        <w:t xml:space="preserve"> Die </w:t>
+        <w:t xml:space="preserve"> </w:t>
       </w:r>
       <w:proofErr w:type="spellStart"/>
       <w:r>
@@ -11801,25 +11285,67 @@
         <w:rPr>
           <w:rFonts w:ascii="Lucida Calligraphy" w:eastAsia="Malgun Gothic" w:hAnsi="Lucida Calligraphy"/>
         </w:rPr>
-        <w:t xml:space="preserve"> sind Anthropomorphische Füchse, welche Überall in den Urwäldern vertreten sind. Sie laufen Großteils auf allen vieren, können aber auch auf zwei Beinen laufen, wodurch sie </w:t>
-      </w:r>
-      <w:r>
-        <w:rPr>
-          <w:rFonts w:ascii="Lucida Calligraphy" w:eastAsia="Malgun Gothic" w:hAnsi="Lucida Calligraphy"/>
-        </w:rPr>
-        <w:t>auffälliger unterwegs sind aber Objekte in ihrer Umgebung nutzen können</w:t>
-      </w:r>
-      <w:r>
-        <w:rPr>
-          <w:rFonts w:ascii="Lucida Calligraphy" w:eastAsia="Malgun Gothic" w:hAnsi="Lucida Calligraphy"/>
-        </w:rPr>
-        <w:t xml:space="preserve">. Sie besitzen eine Körpergröße von 1.45 Metern und 60cm langen Schwanz. </w:t>
+        <w:t xml:space="preserve"> leben in den Wäldern der Welt vor allem aber in </w:t>
       </w:r>
       <w:proofErr w:type="spellStart"/>
       <w:r>
         <w:rPr>
           <w:rFonts w:ascii="Lucida Calligraphy" w:eastAsia="Malgun Gothic" w:hAnsi="Lucida Calligraphy"/>
         </w:rPr>
+        <w:t>Unbridled</w:t>
+      </w:r>
+      <w:proofErr w:type="spellEnd"/>
+      <w:r>
+        <w:rPr>
+          <w:rFonts w:ascii="Lucida Calligraphy" w:eastAsia="Malgun Gothic" w:hAnsi="Lucida Calligraphy"/>
+        </w:rPr>
+        <w:t xml:space="preserve"> Land. Rudel </w:t>
+      </w:r>
+      <w:proofErr w:type="spellStart"/>
+      <w:r>
+        <w:rPr>
+          <w:rFonts w:ascii="Lucida Calligraphy" w:eastAsia="Malgun Gothic" w:hAnsi="Lucida Calligraphy"/>
+        </w:rPr>
+        <w:t>gr</w:t>
+      </w:r>
+      <w:r>
+        <w:rPr>
+          <w:rFonts w:ascii="Lucida Calligraphy" w:eastAsia="Malgun Gothic" w:hAnsi="Lucida Calligraphy"/>
+        </w:rPr>
+        <w:t>ö</w:t>
+      </w:r>
+      <w:r>
+        <w:rPr>
+          <w:rFonts w:ascii="Lucida Calligraphy" w:eastAsia="Malgun Gothic" w:hAnsi="Lucida Calligraphy"/>
+        </w:rPr>
+        <w:t>ße</w:t>
+      </w:r>
+      <w:proofErr w:type="spellEnd"/>
+      <w:r>
+        <w:rPr>
+          <w:rFonts w:ascii="Lucida Calligraphy" w:eastAsia="Malgun Gothic" w:hAnsi="Lucida Calligraphy"/>
+        </w:rPr>
+        <w:t xml:space="preserve"> bis zu 8 wurden gesehen welche in den Wäldern streifen. An sich leben Kitsune in den Bäumen der Wälder ohne feste Behausung und streifen immer umher. Auch in den Forest </w:t>
+      </w:r>
+      <w:proofErr w:type="spellStart"/>
+      <w:r>
+        <w:rPr>
+          <w:rFonts w:ascii="Lucida Calligraphy" w:eastAsia="Malgun Gothic" w:hAnsi="Lucida Calligraphy"/>
+        </w:rPr>
+        <w:t>Kaguya</w:t>
+      </w:r>
+      <w:proofErr w:type="spellEnd"/>
+      <w:r>
+        <w:rPr>
+          <w:rFonts w:ascii="Lucida Calligraphy" w:eastAsia="Malgun Gothic" w:hAnsi="Lucida Calligraphy"/>
+        </w:rPr>
+        <w:t xml:space="preserve"> wurden schon </w:t>
+      </w:r>
+      <w:proofErr w:type="spellStart"/>
+      <w:r>
+        <w:rPr>
+          <w:rFonts w:ascii="Lucida Calligraphy" w:eastAsia="Malgun Gothic" w:hAnsi="Lucida Calligraphy"/>
+        </w:rPr>
         <w:t>Kitsunen</w:t>
       </w:r>
       <w:proofErr w:type="spellEnd"/>
@@ -11827,21 +11353,26 @@
         <w:rPr>
           <w:rFonts w:ascii="Lucida Calligraphy" w:eastAsia="Malgun Gothic" w:hAnsi="Lucida Calligraphy"/>
         </w:rPr>
-        <w:t xml:space="preserve"> können sich auf bis zu 13cm </w:t>
-      </w:r>
-      <w:proofErr w:type="spellStart"/>
-      <w:r>
-        <w:rPr>
-          <w:rFonts w:ascii="Lucida Calligraphy" w:eastAsia="Malgun Gothic" w:hAnsi="Lucida Calligraphy"/>
-        </w:rPr>
-        <w:t>höhe</w:t>
-      </w:r>
-      <w:proofErr w:type="spellEnd"/>
-      <w:r>
-        <w:rPr>
-          <w:rFonts w:ascii="Lucida Calligraphy" w:eastAsia="Malgun Gothic" w:hAnsi="Lucida Calligraphy"/>
-        </w:rPr>
-        <w:t xml:space="preserve"> legen und lauern, was sie zu Gefährlichen Jägern macht. </w:t>
+        <w:t xml:space="preserve"> gesichtet.</w:t>
+      </w:r>
+      <w:r>
+        <w:rPr>
+          <w:rFonts w:ascii="Lucida Calligraphy" w:eastAsia="Malgun Gothic" w:hAnsi="Lucida Calligraphy"/>
+        </w:rPr>
+        <w:br/>
+      </w:r>
+      <w:r>
+        <w:rPr>
+          <w:rStyle w:val="berschrift3Zchn"/>
+          <w:rFonts w:ascii="Lucida Calligraphy" w:eastAsia="Malgun Gothic" w:hAnsi="Lucida Calligraphy"/>
+        </w:rPr>
+        <w:t>Ernährung:</w:t>
+      </w:r>
+      <w:r>
+        <w:rPr>
+          <w:rFonts w:ascii="Lucida Calligraphy" w:eastAsia="Malgun Gothic" w:hAnsi="Lucida Calligraphy"/>
+        </w:rPr>
+        <w:t xml:space="preserve"> Wild, Früchte und was von anderen Völkern gestohlen werden kann. </w:t>
       </w:r>
     </w:p>
     <w:p>
@@ -11850,153 +11381,15 @@
           <w:rFonts w:ascii="Lucida Calligraphy" w:eastAsia="Malgun Gothic" w:hAnsi="Lucida Calligraphy"/>
         </w:rPr>
       </w:pPr>
-      <w:bookmarkStart w:id="61" w:name="_Toc30270746"/>
+      <w:bookmarkStart w:id="61" w:name="_Toc30270747"/>
       <w:r>
         <w:rPr>
           <w:rStyle w:val="berschrift3Zchn"/>
           <w:rFonts w:ascii="Lucida Calligraphy" w:eastAsia="Malgun Gothic" w:hAnsi="Lucida Calligraphy"/>
         </w:rPr>
-        <w:t>Wohnort:</w:t>
+        <w:t>Magie:</w:t>
       </w:r>
       <w:bookmarkEnd w:id="61"/>
-      <w:r>
-        <w:rPr>
-          <w:rFonts w:ascii="Lucida Calligraphy" w:eastAsia="Malgun Gothic" w:hAnsi="Lucida Calligraphy"/>
-        </w:rPr>
-        <w:t xml:space="preserve"> </w:t>
-      </w:r>
-      <w:proofErr w:type="spellStart"/>
-      <w:r>
-        <w:rPr>
-          <w:rFonts w:ascii="Lucida Calligraphy" w:eastAsia="Malgun Gothic" w:hAnsi="Lucida Calligraphy"/>
-        </w:rPr>
-        <w:t>Kitsunen</w:t>
-      </w:r>
-      <w:proofErr w:type="spellEnd"/>
-      <w:r>
-        <w:rPr>
-          <w:rFonts w:ascii="Lucida Calligraphy" w:eastAsia="Malgun Gothic" w:hAnsi="Lucida Calligraphy"/>
-        </w:rPr>
-        <w:t xml:space="preserve"> leben in den Wäldern der Welt vor allem aber in </w:t>
-      </w:r>
-      <w:proofErr w:type="spellStart"/>
-      <w:r>
-        <w:rPr>
-          <w:rFonts w:ascii="Lucida Calligraphy" w:eastAsia="Malgun Gothic" w:hAnsi="Lucida Calligraphy"/>
-        </w:rPr>
-        <w:t>Unbridled</w:t>
-      </w:r>
-      <w:proofErr w:type="spellEnd"/>
-      <w:r>
-        <w:rPr>
-          <w:rFonts w:ascii="Lucida Calligraphy" w:eastAsia="Malgun Gothic" w:hAnsi="Lucida Calligraphy"/>
-        </w:rPr>
-        <w:t xml:space="preserve"> Land. Rudel </w:t>
-      </w:r>
-      <w:proofErr w:type="spellStart"/>
-      <w:r>
-        <w:rPr>
-          <w:rFonts w:ascii="Lucida Calligraphy" w:eastAsia="Malgun Gothic" w:hAnsi="Lucida Calligraphy"/>
-        </w:rPr>
-        <w:t>gr</w:t>
-      </w:r>
-      <w:r>
-        <w:rPr>
-          <w:rFonts w:ascii="Lucida Calligraphy" w:eastAsia="Malgun Gothic" w:hAnsi="Lucida Calligraphy"/>
-        </w:rPr>
-        <w:t>ö</w:t>
-      </w:r>
-      <w:r>
-        <w:rPr>
-          <w:rFonts w:ascii="Lucida Calligraphy" w:eastAsia="Malgun Gothic" w:hAnsi="Lucida Calligraphy"/>
-        </w:rPr>
-        <w:t>ße</w:t>
-      </w:r>
-      <w:proofErr w:type="spellEnd"/>
-      <w:r>
-        <w:rPr>
-          <w:rFonts w:ascii="Lucida Calligraphy" w:eastAsia="Malgun Gothic" w:hAnsi="Lucida Calligraphy"/>
-        </w:rPr>
-        <w:t xml:space="preserve"> bis zu 8 Füchsen wurden gesehen welche in den Wäldern streifen. An sich leben </w:t>
-      </w:r>
-      <w:proofErr w:type="spellStart"/>
-      <w:r>
-        <w:rPr>
-          <w:rFonts w:ascii="Lucida Calligraphy" w:eastAsia="Malgun Gothic" w:hAnsi="Lucida Calligraphy"/>
-        </w:rPr>
-        <w:t>Kitsune</w:t>
-      </w:r>
-      <w:proofErr w:type="spellEnd"/>
-      <w:r>
-        <w:rPr>
-          <w:rFonts w:ascii="Lucida Calligraphy" w:eastAsia="Malgun Gothic" w:hAnsi="Lucida Calligraphy"/>
-        </w:rPr>
-        <w:t xml:space="preserve"> in den Bäumen der Wälder ohne feste Behausung und streifen immer umher. Auch in den Forest </w:t>
-      </w:r>
-      <w:proofErr w:type="spellStart"/>
-      <w:r>
-        <w:rPr>
-          <w:rFonts w:ascii="Lucida Calligraphy" w:eastAsia="Malgun Gothic" w:hAnsi="Lucida Calligraphy"/>
-        </w:rPr>
-        <w:t>Kaguya</w:t>
-      </w:r>
-      <w:proofErr w:type="spellEnd"/>
-      <w:r>
-        <w:rPr>
-          <w:rFonts w:ascii="Lucida Calligraphy" w:eastAsia="Malgun Gothic" w:hAnsi="Lucida Calligraphy"/>
-        </w:rPr>
-        <w:t xml:space="preserve"> wurden schon </w:t>
-      </w:r>
-      <w:proofErr w:type="spellStart"/>
-      <w:r>
-        <w:rPr>
-          <w:rFonts w:ascii="Lucida Calligraphy" w:eastAsia="Malgun Gothic" w:hAnsi="Lucida Calligraphy"/>
-        </w:rPr>
-        <w:t>Kitsunen</w:t>
-      </w:r>
-      <w:proofErr w:type="spellEnd"/>
-      <w:r>
-        <w:rPr>
-          <w:rFonts w:ascii="Lucida Calligraphy" w:eastAsia="Malgun Gothic" w:hAnsi="Lucida Calligraphy"/>
-        </w:rPr>
-        <w:t xml:space="preserve"> gesichtet.</w:t>
-      </w:r>
-      <w:r>
-        <w:rPr>
-          <w:rFonts w:ascii="Lucida Calligraphy" w:eastAsia="Malgun Gothic" w:hAnsi="Lucida Calligraphy"/>
-        </w:rPr>
-        <w:br/>
-      </w:r>
-      <w:r>
-        <w:rPr>
-          <w:rStyle w:val="berschrift3Zchn"/>
-          <w:rFonts w:ascii="Lucida Calligraphy" w:eastAsia="Malgun Gothic" w:hAnsi="Lucida Calligraphy"/>
-        </w:rPr>
-        <w:t>Ernährung:</w:t>
-      </w:r>
-      <w:r>
-        <w:rPr>
-          <w:rFonts w:ascii="Lucida Calligraphy" w:eastAsia="Malgun Gothic" w:hAnsi="Lucida Calligraphy"/>
-        </w:rPr>
-        <w:t xml:space="preserve"> Wild, Früchte und was von anderen Völkern gestohlen werden kann. </w:t>
-      </w:r>
-    </w:p>
-    <w:p>
-      <w:pPr>
-        <w:rPr>
-          <w:rFonts w:ascii="Lucida Calligraphy" w:eastAsia="Malgun Gothic" w:hAnsi="Lucida Calligraphy"/>
-        </w:rPr>
-      </w:pPr>
-      <w:bookmarkStart w:id="62" w:name="_Toc30270747"/>
-      <w:r>
-        <w:rPr>
-          <w:rStyle w:val="berschrift3Zchn"/>
-          <w:rFonts w:ascii="Lucida Calligraphy" w:eastAsia="Malgun Gothic" w:hAnsi="Lucida Calligraphy"/>
-        </w:rPr>
-        <w:lastRenderedPageBreak/>
-        <w:t>Magie:</w:t>
-      </w:r>
-      <w:bookmarkEnd w:id="62"/>
       <w:r>
         <w:rPr>
           <w:rFonts w:ascii="Lucida Calligraphy" w:eastAsia="Malgun Gothic" w:hAnsi="Lucida Calligraphy"/>
@@ -12044,14 +11437,14 @@
           <w:rFonts w:ascii="Lucida Calligraphy" w:eastAsia="Malgun Gothic" w:hAnsi="Lucida Calligraphy"/>
         </w:rPr>
       </w:pPr>
-      <w:bookmarkStart w:id="63" w:name="_Toc30270748"/>
+      <w:bookmarkStart w:id="62" w:name="_Toc30270748"/>
       <w:r>
         <w:rPr>
           <w:rFonts w:ascii="Lucida Calligraphy" w:eastAsia="Malgun Gothic" w:hAnsi="Lucida Calligraphy"/>
         </w:rPr>
         <w:t>Orte:</w:t>
       </w:r>
-      <w:bookmarkEnd w:id="63"/>
+      <w:bookmarkEnd w:id="62"/>
       <w:r>
         <w:rPr>
           <w:rFonts w:ascii="Lucida Calligraphy" w:eastAsia="Malgun Gothic" w:hAnsi="Lucida Calligraphy"/>
@@ -12066,14 +11459,14 @@
           <w:rFonts w:ascii="Lucida Calligraphy" w:eastAsia="Malgun Gothic" w:hAnsi="Lucida Calligraphy"/>
         </w:rPr>
       </w:pPr>
-      <w:bookmarkStart w:id="64" w:name="_Toc30270749"/>
+      <w:bookmarkStart w:id="63" w:name="_Toc30270749"/>
       <w:r>
         <w:rPr>
           <w:rFonts w:ascii="Lucida Calligraphy" w:eastAsia="Malgun Gothic" w:hAnsi="Lucida Calligraphy"/>
         </w:rPr>
         <w:t>Östliche Orte:</w:t>
       </w:r>
-      <w:bookmarkEnd w:id="64"/>
+      <w:bookmarkEnd w:id="63"/>
     </w:p>
     <w:p/>
     <w:p>
@@ -12092,42 +11485,70 @@
         <w:t>:</w:t>
       </w:r>
       <w:r>
-        <w:t xml:space="preserve"> An diesen Ort ist die Revolution der </w:t>
+        <w:t xml:space="preserve"> An diesen Ort ist die Revolution der Weres ausgebrochen und nun die letzte </w:t>
+      </w:r>
+      <w:proofErr w:type="gramStart"/>
+      <w:r>
+        <w:t>Stadt</w:t>
+      </w:r>
+      <w:proofErr w:type="gramEnd"/>
+      <w:r>
+        <w:t xml:space="preserve"> die das </w:t>
       </w:r>
       <w:proofErr w:type="spellStart"/>
       <w:r>
-        <w:t>Weres</w:t>
+        <w:t>Unbridled</w:t>
       </w:r>
       <w:proofErr w:type="spellEnd"/>
       <w:r>
-        <w:t xml:space="preserve"> ausgebrochen und nun die letzte </w:t>
+        <w:t xml:space="preserve"> Land von </w:t>
+      </w:r>
+      <w:proofErr w:type="spellStart"/>
+      <w:r>
+        <w:t>Breathing</w:t>
+      </w:r>
+      <w:proofErr w:type="spellEnd"/>
+      <w:r>
+        <w:t xml:space="preserve"> Forest</w:t>
+      </w:r>
+      <w:r>
+        <w:t xml:space="preserve"> trennt. </w:t>
+      </w:r>
+    </w:p>
+    <w:p/>
+    <w:p>
+      <w:proofErr w:type="spellStart"/>
+      <w:r>
+        <w:rPr>
+          <w:rStyle w:val="berschrift4Zchn"/>
+        </w:rPr>
+        <w:t>Zarach</w:t>
+      </w:r>
+      <w:proofErr w:type="spellEnd"/>
+      <w:r>
+        <w:rPr>
+          <w:rStyle w:val="berschrift4Zchn"/>
+        </w:rPr>
+        <w:t>:</w:t>
+      </w:r>
+      <w:r>
+        <w:t xml:space="preserve"> Die Norse leben in dieser Festung, wo auch ein Altar gebaut wurde. Dort werden Rituale durchgeführt und Gefangene geopfert. </w:t>
+      </w:r>
+      <w:proofErr w:type="spellStart"/>
+      <w:r>
+        <w:t>Zarach</w:t>
+      </w:r>
+      <w:proofErr w:type="spellEnd"/>
+      <w:r>
+        <w:t xml:space="preserve"> führt in ein Minensystem, wo die Demons leben und arbeiten durchgeführt </w:t>
       </w:r>
       <w:proofErr w:type="gramStart"/>
       <w:r>
-        <w:t>Stadt</w:t>
+        <w:t>werden</w:t>
       </w:r>
       <w:proofErr w:type="gramEnd"/>
       <w:r>
-        <w:t xml:space="preserve"> die das </w:t>
-      </w:r>
-      <w:proofErr w:type="spellStart"/>
-      <w:r>
-        <w:t>Unbridled</w:t>
-      </w:r>
-      <w:proofErr w:type="spellEnd"/>
-      <w:r>
-        <w:t xml:space="preserve"> Land von </w:t>
-      </w:r>
-      <w:proofErr w:type="spellStart"/>
-      <w:r>
-        <w:t>Breathing</w:t>
-      </w:r>
-      <w:proofErr w:type="spellEnd"/>
-      <w:r>
-        <w:t xml:space="preserve"> Forest</w:t>
-      </w:r>
-      <w:r>
-        <w:t xml:space="preserve"> trennt. </w:t>
+        <w:t xml:space="preserve"> um Ressourcen zu bekommen. </w:t>
       </w:r>
     </w:p>
     <w:p/>
@@ -12138,7 +11559,7 @@
           <w:rFonts w:ascii="Lucida Calligraphy" w:eastAsia="Malgun Gothic" w:hAnsi="Lucida Calligraphy"/>
         </w:rPr>
       </w:pPr>
-      <w:bookmarkStart w:id="65" w:name="_Toc30270750"/>
+      <w:bookmarkStart w:id="64" w:name="_Toc30270750"/>
       <w:r>
         <w:rPr>
           <w:rFonts w:ascii="Lucida Calligraphy" w:eastAsia="Malgun Gothic" w:hAnsi="Lucida Calligraphy"/>
@@ -12151,114 +11572,110 @@
         </w:rPr>
         <w:t>estliche Orte:</w:t>
       </w:r>
+      <w:bookmarkEnd w:id="64"/>
+      <w:r>
+        <w:rPr>
+          <w:rFonts w:ascii="Lucida Calligraphy" w:eastAsia="Malgun Gothic" w:hAnsi="Lucida Calligraphy"/>
+        </w:rPr>
+        <w:t xml:space="preserve"> </w:t>
+      </w:r>
+    </w:p>
+    <w:p/>
+    <w:p>
+      <w:bookmarkStart w:id="65" w:name="_Toc30270751"/>
+      <w:proofErr w:type="spellStart"/>
+      <w:r>
+        <w:rPr>
+          <w:rStyle w:val="berschrift2Zchn"/>
+        </w:rPr>
+        <w:t>Shallow</w:t>
+      </w:r>
+      <w:proofErr w:type="spellEnd"/>
+      <w:r>
+        <w:rPr>
+          <w:rStyle w:val="berschrift2Zchn"/>
+        </w:rPr>
+        <w:t>-Mill</w:t>
+      </w:r>
       <w:bookmarkEnd w:id="65"/>
       <w:r>
-        <w:rPr>
-          <w:rFonts w:ascii="Lucida Calligraphy" w:eastAsia="Malgun Gothic" w:hAnsi="Lucida Calligraphy"/>
-        </w:rPr>
-        <w:t xml:space="preserve"> </w:t>
+        <w:t xml:space="preserve">: Nördliche Menschenstadt, gelegen in einen Tief wo ein Fluss in einen See mündet. Das Wasser fließt von dort in ein unterirdisches System. Die Stadt ist sehr zentral zwischen den Feldern und </w:t>
+      </w:r>
+      <w:r>
+        <w:t>der</w:t>
+      </w:r>
+      <w:r>
+        <w:t xml:space="preserve"> Weizen muss nur nach unten gefahren werden, wodurch die Farmer gerne dort verkaufen und viele Mühlen durch den Fluss angetrieben werden. </w:t>
       </w:r>
     </w:p>
     <w:p/>
     <w:p>
-      <w:bookmarkStart w:id="66" w:name="_Toc30270751"/>
+      <w:bookmarkStart w:id="66" w:name="_Toc30270752"/>
       <w:proofErr w:type="spellStart"/>
       <w:r>
         <w:rPr>
           <w:rStyle w:val="berschrift2Zchn"/>
         </w:rPr>
-        <w:t>Shallow</w:t>
-      </w:r>
+        <w:t>WhiteBridge</w:t>
+      </w:r>
+      <w:bookmarkEnd w:id="66"/>
       <w:proofErr w:type="spellEnd"/>
       <w:r>
+        <w:t xml:space="preserve">: Verbindungsstadt zwischen der Menschlichen Hauptstadt und den Dörfern und </w:t>
+      </w:r>
+      <w:proofErr w:type="spellStart"/>
+      <w:r>
+        <w:t>städten</w:t>
+      </w:r>
+      <w:proofErr w:type="spellEnd"/>
+      <w:r>
+        <w:t xml:space="preserve"> der Umgebung. Es gibt dort ein relativ starkes Militär und reisende übernachten dort </w:t>
+      </w:r>
+      <w:proofErr w:type="spellStart"/>
+      <w:r>
+        <w:t>befohr</w:t>
+      </w:r>
+      <w:proofErr w:type="spellEnd"/>
+      <w:r>
+        <w:t xml:space="preserve"> sie in die Stadt ziehen oder wenn sie von der Stadt wegreisen. </w:t>
+      </w:r>
+    </w:p>
+    <w:p/>
+    <w:p>
+      <w:bookmarkStart w:id="67" w:name="_Toc30270753"/>
+      <w:r>
         <w:rPr>
           <w:rStyle w:val="berschrift2Zchn"/>
         </w:rPr>
-        <w:t>-Mill</w:t>
-      </w:r>
-      <w:bookmarkEnd w:id="66"/>
-      <w:r>
-        <w:t xml:space="preserve">: Nördliche Menschenstadt, gelegen in einen Tief wo ein Fluss in einen See mündet. Das Wasser fließt von dort in ein unterirdisches System. Die Stadt ist sehr zentral zwischen den Feldern und </w:t>
-      </w:r>
-      <w:r>
-        <w:t>der</w:t>
-      </w:r>
-      <w:r>
-        <w:t xml:space="preserve"> Weizen muss nur nach unten gefahren werden, wodurch die Farmer gerne dort verkaufen und viele Mühlen durch den Fluss angetrieben werden. </w:t>
-      </w:r>
-    </w:p>
-    <w:p/>
-    <w:p>
-      <w:bookmarkStart w:id="67" w:name="_Toc30270752"/>
-      <w:proofErr w:type="spellStart"/>
+        <w:t>Sudbury</w:t>
+      </w:r>
+      <w:bookmarkEnd w:id="67"/>
+      <w:r>
+        <w:t>:</w:t>
+      </w:r>
+      <w:r>
+        <w:t xml:space="preserve"> Die Hauptstadt der Menschen. </w:t>
+      </w:r>
+      <w:r>
+        <w:t>Die Weiße Festung ist hier vorzufinden, was die Krone der Menschheit darstellt.</w:t>
+      </w:r>
+    </w:p>
+    <w:p>
+      <w:bookmarkStart w:id="68" w:name="_GoBack"/>
+      <w:bookmarkEnd w:id="68"/>
+    </w:p>
+    <w:p>
+      <w:bookmarkStart w:id="69" w:name="_Toc30270754"/>
       <w:r>
         <w:rPr>
           <w:rStyle w:val="berschrift2Zchn"/>
         </w:rPr>
-        <w:t>WhiteBridge</w:t>
-      </w:r>
-      <w:bookmarkEnd w:id="67"/>
-      <w:proofErr w:type="spellEnd"/>
-      <w:r>
-        <w:t xml:space="preserve">: Verbindungsstadt zwischen der Menschlichen Hauptstadt und den Dörfern und </w:t>
-      </w:r>
-      <w:proofErr w:type="spellStart"/>
-      <w:r>
-        <w:t>städten</w:t>
-      </w:r>
-      <w:proofErr w:type="spellEnd"/>
-      <w:r>
-        <w:t xml:space="preserve"> der Umgebung. Es gibt dort ein relativ starkes Militär und reisende übernachten dort </w:t>
-      </w:r>
-      <w:proofErr w:type="spellStart"/>
-      <w:r>
-        <w:t>befohr</w:t>
-      </w:r>
-      <w:proofErr w:type="spellEnd"/>
-      <w:r>
-        <w:t xml:space="preserve"> sie in die Stadt ziehen oder wenn sie von der Stadt wegreisen. </w:t>
-      </w:r>
-    </w:p>
-    <w:p/>
-    <w:p>
-      <w:bookmarkStart w:id="68" w:name="_Toc30270753"/>
-      <w:r>
-        <w:rPr>
-          <w:rStyle w:val="berschrift2Zchn"/>
-        </w:rPr>
-        <w:t>Sudbury</w:t>
-      </w:r>
-      <w:bookmarkEnd w:id="68"/>
-      <w:r>
-        <w:t>:</w:t>
-      </w:r>
-      <w:r>
-        <w:t xml:space="preserve"> Die Hauptstadt der Menschen. </w:t>
-      </w:r>
-      <w:r>
-        <w:t>Die Weiße Festung ist hier vorzufinden, was die Krone der Menschheit darstellt.</w:t>
-      </w:r>
-    </w:p>
-    <w:p/>
-    <w:p>
-      <w:bookmarkStart w:id="69" w:name="_Toc30270754"/>
-      <w:r>
-        <w:rPr>
-          <w:rStyle w:val="berschrift2Zchn"/>
-        </w:rPr>
+        <w:lastRenderedPageBreak/>
         <w:t>Green Valley</w:t>
       </w:r>
       <w:bookmarkEnd w:id="69"/>
       <w:r>
-        <w:t xml:space="preserve">: Die einzige offizielle Stadt der Dryaden. Diese Stadt wurde von den Menschen gebaut, um den Handel und die Beziehung zwischen den beiden Rassen zu verbessern. Es ist eine sehr kleine Stadt und erinnert eher </w:t>
-      </w:r>
-      <w:proofErr w:type="gramStart"/>
-      <w:r>
-        <w:t>an einen Dorf</w:t>
-      </w:r>
-      <w:proofErr w:type="gramEnd"/>
-      <w:r>
-        <w:t xml:space="preserve">, ohne groß eigene Produktion. </w:t>
+        <w:t xml:space="preserve">: Die einzige offizielle Stadt der Dryaden. Diese Stadt wurde von den Menschen gebaut, um den Handel und die Beziehung zwischen den beiden Rassen zu verbessern. Es ist eine sehr kleine Stadt und erinnert eher an einen Dorf, ohne groß eigene Produktion. </w:t>
       </w:r>
     </w:p>
     <w:p/>
@@ -12312,15 +11729,7 @@
         <w:t xml:space="preserve">Irgendwann kam es zum Großen Krieg und </w:t>
       </w:r>
       <w:r>
-        <w:t xml:space="preserve">der Aussage anderer nach, sind deine Eltern im Kampf gegen die </w:t>
-      </w:r>
-      <w:proofErr w:type="spellStart"/>
-      <w:r>
-        <w:t>Orcs</w:t>
-      </w:r>
-      <w:proofErr w:type="spellEnd"/>
-      <w:r>
-        <w:t xml:space="preserve"> gestorben, als die Östlichen Felder erobert wurden. </w:t>
+        <w:t xml:space="preserve">der Aussage anderer nach, sind deine Eltern im Kampf gegen die Orcs gestorben, als die Östlichen Felder erobert wurden. </w:t>
       </w:r>
     </w:p>
     <w:p>
@@ -12370,11 +11779,7 @@
         <w:t>s</w:t>
       </w:r>
       <w:r>
-        <w:t xml:space="preserve">t. </w:t>
-      </w:r>
-      <w:r>
-        <w:lastRenderedPageBreak/>
-        <w:t xml:space="preserve">Auch wenn </w:t>
+        <w:t xml:space="preserve">t. Auch wenn </w:t>
       </w:r>
       <w:r>
         <w:t>du</w:t>
@@ -12444,144 +11849,120 @@
       </w:r>
       <w:proofErr w:type="gramEnd"/>
       <w:r>
-        <w:t xml:space="preserve"> gegenüber den anderen Rassen von </w:t>
+        <w:t xml:space="preserve"> gegenüber den anderen Rassen von Shorin und ist der Meinung das den Menschen alles gehören sollte. Die Dryaden kann er am wenigsten leiden, da die Rituale durchgeführt haben um noch mehr Xeno auf diese Welt zu holen. </w:t>
+      </w:r>
+    </w:p>
+    <w:p/>
+    <w:p>
+      <w:bookmarkStart w:id="73" w:name="_Toc30270758"/>
+      <w:r>
+        <w:rPr>
+          <w:rStyle w:val="berschrift2Zchn"/>
+        </w:rPr>
+        <w:t>Joshua</w:t>
+      </w:r>
+      <w:bookmarkEnd w:id="73"/>
+      <w:r>
+        <w:t xml:space="preserve"> (Quartiermeister</w:t>
+      </w:r>
+      <w:proofErr w:type="gramStart"/>
+      <w:r>
+        <w:t>) :</w:t>
+      </w:r>
+      <w:proofErr w:type="gramEnd"/>
+      <w:r>
+        <w:t xml:space="preserve"> Ein guter Freund deiner Eltern. Er hat dir ein Zimmer in der Baracke gegeben als deine Eltern gestorben sind und du dich nicht um das Haus kümmern konntest. Er hat </w:t>
+      </w:r>
+      <w:r>
+        <w:t>seit</w:t>
+      </w:r>
+      <w:r>
+        <w:t xml:space="preserve"> </w:t>
+      </w:r>
+      <w:r>
+        <w:t>dem</w:t>
+      </w:r>
+      <w:r>
+        <w:t xml:space="preserve"> </w:t>
+      </w:r>
+      <w:r>
+        <w:t>Great War</w:t>
+      </w:r>
+      <w:r>
+        <w:t xml:space="preserve"> kein Interesse mehr in einer Schlacht zu kämpfen und hat sich als Quartiermeister niedergelassen. Auch wenn er lange nicht mehr gekämpft hat, macht er öfters probekämpfe mit jungen Rekruten</w:t>
+      </w:r>
+      <w:r>
+        <w:t>,</w:t>
+      </w:r>
+      <w:r>
+        <w:t xml:space="preserve"> um auf Fehler hinzuweisen. </w:t>
+      </w:r>
+    </w:p>
+    <w:p/>
+    <w:p>
+      <w:bookmarkStart w:id="74" w:name="_Toc30270759"/>
+      <w:r>
+        <w:rPr>
+          <w:rStyle w:val="berschrift2Zchn"/>
+        </w:rPr>
+        <w:t>Sara Gray</w:t>
+      </w:r>
+      <w:bookmarkEnd w:id="74"/>
+      <w:r>
+        <w:t>: Kommandanti</w:t>
+      </w:r>
+      <w:r>
+        <w:t>n</w:t>
+      </w:r>
+      <w:r>
+        <w:t xml:space="preserve"> </w:t>
+      </w:r>
+      <w:r>
+        <w:t>von</w:t>
+      </w:r>
+      <w:r>
+        <w:t xml:space="preserve"> </w:t>
       </w:r>
       <w:proofErr w:type="spellStart"/>
       <w:r>
-        <w:t>Shorin</w:t>
+        <w:t>Grey</w:t>
+      </w:r>
+      <w:r>
+        <w:t>`s</w:t>
       </w:r>
       <w:proofErr w:type="spellEnd"/>
       <w:r>
-        <w:t xml:space="preserve"> und ist der Meinung das den Menschen alles gehören sollte. Die Dryaden kann er am wenigsten leiden, da die Rituale durchgeführt haben um noch mehr Xeno auf diese Welt zu holen. </w:t>
-      </w:r>
-    </w:p>
-    <w:p/>
-    <w:p>
-      <w:bookmarkStart w:id="73" w:name="_Toc30270758"/>
-      <w:r>
-        <w:rPr>
-          <w:rStyle w:val="berschrift2Zchn"/>
-        </w:rPr>
-        <w:t>Joshua</w:t>
-      </w:r>
-      <w:bookmarkEnd w:id="73"/>
-      <w:r>
-        <w:t xml:space="preserve"> (Quartiermeister</w:t>
-      </w:r>
-      <w:proofErr w:type="gramStart"/>
-      <w:r>
-        <w:t>) :</w:t>
-      </w:r>
-      <w:proofErr w:type="gramEnd"/>
-      <w:r>
-        <w:t xml:space="preserve"> Ein guter Freund deiner Eltern. Er hat dir ein Zimmer in der Baracke gegeben als deine Eltern gestorben sind und du dich nicht um das Haus kümmern konntest. Er hat </w:t>
-      </w:r>
-      <w:r>
-        <w:t>seit</w:t>
-      </w:r>
-      <w:r>
         <w:t xml:space="preserve"> </w:t>
       </w:r>
-      <w:r>
-        <w:t>dem</w:t>
-      </w:r>
+      <w:proofErr w:type="spellStart"/>
+      <w:r>
+        <w:t>menace</w:t>
+      </w:r>
+      <w:proofErr w:type="spellEnd"/>
+      <w:r>
+        <w:t xml:space="preserve">. Zog im Great War gegen die Orcs wurde aber nach </w:t>
+      </w:r>
+      <w:proofErr w:type="spellStart"/>
+      <w:r>
+        <w:t>kurtzer</w:t>
+      </w:r>
+      <w:proofErr w:type="spellEnd"/>
       <w:r>
         <w:t xml:space="preserve"> </w:t>
       </w:r>
-      <w:r>
-        <w:t>Great War</w:t>
-      </w:r>
-      <w:r>
-        <w:t xml:space="preserve"> kein Interesse mehr in einer Schlacht zu kämpfen und hat sich als Quartiermeister niedergelassen. Auch wenn er lange nicht mehr gekämpft hat, macht er öfters probekämpfe mit jungen Rekruten</w:t>
+      <w:proofErr w:type="spellStart"/>
+      <w:r>
+        <w:t>zeit</w:t>
+      </w:r>
+      <w:proofErr w:type="spellEnd"/>
+      <w:r>
+        <w:t>, dank ihrer Aggressiven Taktiken</w:t>
       </w:r>
       <w:r>
         <w:t>,</w:t>
       </w:r>
       <w:r>
-        <w:t xml:space="preserve"> um auf Fehler hinzuweisen. </w:t>
-      </w:r>
-    </w:p>
-    <w:p/>
-    <w:p>
-      <w:bookmarkStart w:id="74" w:name="_Toc30270759"/>
-      <w:r>
-        <w:rPr>
-          <w:rStyle w:val="berschrift2Zchn"/>
-        </w:rPr>
-        <w:t>Sara Gray</w:t>
-      </w:r>
-      <w:bookmarkEnd w:id="74"/>
-      <w:r>
-        <w:t>: Kommandanti</w:t>
-      </w:r>
-      <w:r>
-        <w:t>n</w:t>
-      </w:r>
-      <w:r>
-        <w:t xml:space="preserve"> </w:t>
-      </w:r>
-      <w:r>
-        <w:t>von</w:t>
-      </w:r>
-      <w:r>
-        <w:t xml:space="preserve"> </w:t>
-      </w:r>
-      <w:proofErr w:type="spellStart"/>
-      <w:r>
-        <w:t>Grey</w:t>
-      </w:r>
-      <w:r>
-        <w:t>`s</w:t>
-      </w:r>
-      <w:proofErr w:type="spellEnd"/>
-      <w:r>
-        <w:t xml:space="preserve"> </w:t>
-      </w:r>
-      <w:proofErr w:type="spellStart"/>
-      <w:r>
-        <w:t>menace</w:t>
-      </w:r>
-      <w:proofErr w:type="spellEnd"/>
-      <w:r>
-        <w:t xml:space="preserve">. Zog im Great War gegen die </w:t>
-      </w:r>
-      <w:proofErr w:type="spellStart"/>
-      <w:r>
-        <w:t>Orcs</w:t>
-      </w:r>
-      <w:proofErr w:type="spellEnd"/>
-      <w:r>
-        <w:t xml:space="preserve"> wurde aber nach </w:t>
-      </w:r>
-      <w:proofErr w:type="spellStart"/>
-      <w:r>
-        <w:t>kurtzer</w:t>
-      </w:r>
-      <w:proofErr w:type="spellEnd"/>
-      <w:r>
-        <w:t xml:space="preserve"> </w:t>
-      </w:r>
-      <w:proofErr w:type="spellStart"/>
-      <w:r>
-        <w:t>zeit</w:t>
-      </w:r>
-      <w:proofErr w:type="spellEnd"/>
-      <w:r>
-        <w:t>, dank ihrer Aggressiven Taktiken</w:t>
-      </w:r>
-      <w:r>
-        <w:t>,</w:t>
-      </w:r>
-      <w:r>
-        <w:t xml:space="preserve"> als Kommandantin eingeteilt. Sie hat viele </w:t>
-      </w:r>
-      <w:proofErr w:type="spellStart"/>
-      <w:r>
-        <w:t>Orcs</w:t>
-      </w:r>
-      <w:proofErr w:type="spellEnd"/>
-      <w:r>
-        <w:t xml:space="preserve"> in </w:t>
+        <w:t xml:space="preserve"> als Kommandantin eingeteilt. Sie hat viele Orcs in </w:t>
       </w:r>
       <w:r>
         <w:t xml:space="preserve">dieser Zeit </w:t>
@@ -12596,7 +11977,6 @@
         <w:t xml:space="preserve"> des Great War sitzt Sara in einer kleinen Wohnung in Sudbury. Dort lebt Sie ohne großes Ziel vor sich hin und wartet auf den nächsten Krieg. </w:t>
       </w:r>
     </w:p>
-    <w:p/>
     <w:p>
       <w:pPr>
         <w:pStyle w:val="berschrift1"/>
@@ -12644,7 +12024,7 @@
       </w:r>
       <w:bookmarkEnd w:id="76"/>
       <w:r>
-        <w:t xml:space="preserve">: Die zweit stärkste </w:t>
+        <w:t xml:space="preserve">: Die stärkste </w:t>
       </w:r>
       <w:r>
         <w:t>Kraft</w:t>
@@ -12682,6 +12062,7 @@
       </w:pPr>
       <w:bookmarkStart w:id="77" w:name="_Toc30270762"/>
       <w:r>
+        <w:lastRenderedPageBreak/>
         <w:t>Namensgebung:</w:t>
       </w:r>
       <w:bookmarkEnd w:id="77"/>
@@ -12765,7 +12146,13 @@
       </w:r>
       <w:proofErr w:type="spellEnd"/>
       <w:r>
-        <w:t xml:space="preserve">: Drei Seen, die sich in einem verbinden. </w:t>
+        <w:t xml:space="preserve">: Drei </w:t>
+      </w:r>
+      <w:r>
+        <w:t xml:space="preserve">längliche </w:t>
+      </w:r>
+      <w:r>
+        <w:t xml:space="preserve">Seen, die sich in einem verbinden. </w:t>
       </w:r>
     </w:p>
     <w:p>
@@ -12815,87 +12202,80 @@
       </w:r>
       <w:proofErr w:type="spellEnd"/>
       <w:r>
-        <w:t xml:space="preserve"> von </w:t>
+        <w:t xml:space="preserve"> von eng.</w:t>
+      </w:r>
+      <w:r>
+        <w:t xml:space="preserve"> </w:t>
+      </w:r>
+      <w:r>
+        <w:t xml:space="preserve">Fence. Wie ein Zaun grenzt der Fluss Die Orks und Menschen. </w:t>
+      </w:r>
+    </w:p>
+    <w:p>
+      <w:r>
+        <w:rPr>
+          <w:lang w:val="en-US"/>
+        </w:rPr>
+        <w:t xml:space="preserve">River Hedge: Von </w:t>
       </w:r>
       <w:proofErr w:type="spellStart"/>
-      <w:proofErr w:type="gramStart"/>
-      <w:r>
-        <w:t>eng.Fence</w:t>
+      <w:r>
+        <w:rPr>
+          <w:lang w:val="en-US"/>
+        </w:rPr>
+        <w:t>eng.</w:t>
       </w:r>
       <w:proofErr w:type="spellEnd"/>
-      <w:proofErr w:type="gramEnd"/>
-      <w:r>
-        <w:t xml:space="preserve">. Wie ein Zaun grenzt der Fluss Die Orks und Menschen. </w:t>
-      </w:r>
-    </w:p>
-    <w:p>
       <w:r>
         <w:rPr>
           <w:lang w:val="en-US"/>
         </w:rPr>
-        <w:t xml:space="preserve">River Hedge: Von </w:t>
-      </w:r>
+        <w:t xml:space="preserve"> H</w:t>
+      </w:r>
+      <w:r>
+        <w:rPr>
+          <w:lang w:val="en-US"/>
+        </w:rPr>
+        <w:t>e</w:t>
+      </w:r>
+      <w:r>
+        <w:rPr>
+          <w:lang w:val="en-US"/>
+        </w:rPr>
+        <w:t>d</w:t>
+      </w:r>
+      <w:r>
+        <w:rPr>
+          <w:lang w:val="en-US"/>
+        </w:rPr>
+        <w:t xml:space="preserve">ge. </w:t>
+      </w:r>
+      <w:r>
+        <w:t xml:space="preserve">Abgrenzung im Norden. </w:t>
+      </w:r>
+    </w:p>
+    <w:p>
       <w:proofErr w:type="spellStart"/>
       <w:r>
-        <w:rPr>
-          <w:lang w:val="en-US"/>
-        </w:rPr>
-        <w:t>eng.</w:t>
+        <w:t>Unbridled</w:t>
       </w:r>
       <w:proofErr w:type="spellEnd"/>
       <w:r>
-        <w:rPr>
-          <w:lang w:val="en-US"/>
-        </w:rPr>
-        <w:t xml:space="preserve"> H</w:t>
-      </w:r>
-      <w:r>
-        <w:rPr>
-          <w:lang w:val="en-US"/>
-        </w:rPr>
-        <w:t>e</w:t>
-      </w:r>
-      <w:r>
-        <w:rPr>
-          <w:lang w:val="en-US"/>
-        </w:rPr>
-        <w:t>d</w:t>
-      </w:r>
-      <w:r>
-        <w:rPr>
-          <w:lang w:val="en-US"/>
-        </w:rPr>
-        <w:t xml:space="preserve">ge. </w:t>
-      </w:r>
-      <w:r>
-        <w:t xml:space="preserve">Abgrenzung im Norden. </w:t>
+        <w:t xml:space="preserve"> Land: Umkämpftes Land.</w:t>
       </w:r>
     </w:p>
     <w:p>
       <w:proofErr w:type="spellStart"/>
       <w:r>
-        <w:t>Unbridled</w:t>
+        <w:t>Breathing</w:t>
       </w:r>
       <w:proofErr w:type="spellEnd"/>
       <w:r>
-        <w:t xml:space="preserve"> Land: Umkämpftes Land.</w:t>
-      </w:r>
-    </w:p>
-    <w:p>
-      <w:proofErr w:type="spellStart"/>
-      <w:r>
-        <w:lastRenderedPageBreak/>
-        <w:t>Breathing</w:t>
-      </w:r>
-      <w:proofErr w:type="spellEnd"/>
-      <w:r>
         <w:t xml:space="preserve"> Forest: Tiere wurden nicht als Lebewesen angesehen, nach dem Großen Krieg sind diese nun am Leben und daher </w:t>
       </w:r>
-      <w:proofErr w:type="gramStart"/>
-      <w:r>
-        <w:t>Atmet</w:t>
-      </w:r>
-      <w:proofErr w:type="gramEnd"/>
+      <w:r>
+        <w:t>atmet</w:t>
+      </w:r>
       <w:r>
         <w:t xml:space="preserve"> dieser Wald nun und ist nicht mehr unbewohnt.</w:t>
       </w:r>
@@ -12938,43 +12318,41 @@
         <w:t xml:space="preserve">: </w:t>
       </w:r>
       <w:r>
-        <w:t xml:space="preserve">Westlichster Außenposten der </w:t>
-      </w:r>
+        <w:t>Westlichster Außenposten der Weres. Großteils von Wölfen bewohnt.</w:t>
+      </w:r>
+    </w:p>
+    <w:p>
       <w:proofErr w:type="spellStart"/>
       <w:r>
-        <w:t>Weres</w:t>
+        <w:t>Shallow</w:t>
       </w:r>
       <w:proofErr w:type="spellEnd"/>
       <w:r>
-        <w:t>. Großteils von Wölfen bewohnt.</w:t>
+        <w:t>-Mill: In einem Tale liegende Mü</w:t>
+      </w:r>
+      <w:r>
+        <w:t xml:space="preserve">hlenstadt. </w:t>
+      </w:r>
+    </w:p>
+    <w:p>
+      <w:r>
+        <w:t xml:space="preserve">Green Valley: Stadt der Dryaden, die von Menschen gebaut wurde. </w:t>
+      </w:r>
+      <w:r>
+        <w:t xml:space="preserve">Natur naher Name. </w:t>
       </w:r>
     </w:p>
     <w:p>
       <w:proofErr w:type="spellStart"/>
       <w:r>
-        <w:t>Shallow</w:t>
+        <w:t>Whitebridge</w:t>
       </w:r>
       <w:proofErr w:type="spellEnd"/>
       <w:r>
-        <w:t>-Mill: In einem Tale liegende Mü</w:t>
-      </w:r>
-      <w:r>
-        <w:t xml:space="preserve">hlenstadt. </w:t>
-      </w:r>
-    </w:p>
-    <w:p>
-      <w:r>
-        <w:t xml:space="preserve">Green Valley: Stadt der Dryaden, die von Menschen gebaut wurde. </w:t>
-      </w:r>
-    </w:p>
-    <w:p>
-      <w:proofErr w:type="spellStart"/>
-      <w:r>
-        <w:t>Whitebridge</w:t>
-      </w:r>
-      <w:proofErr w:type="spellEnd"/>
-      <w:r>
         <w:t>: Erste Stadt und einziger Offizielle zugangspunkt zur Hauptstadt.</w:t>
+      </w:r>
+      <w:r>
+        <w:t xml:space="preserve"> Damit Brücke zur Weißen Stadt.</w:t>
       </w:r>
     </w:p>
     <w:p>
@@ -13050,7 +12428,7 @@
       </w:pPr>
     </w:pPrDefault>
   </w:docDefaults>
-  <w:latentStyles w:defLockedState="0" w:defUIPriority="99" w:defSemiHidden="0" w:defUnhideWhenUsed="0" w:defQFormat="0" w:count="375">
+  <w:latentStyles w:defLockedState="0" w:defUIPriority="99" w:defSemiHidden="0" w:defUnhideWhenUsed="0" w:defQFormat="0" w:count="377">
     <w:lsdException w:name="Normal" w:uiPriority="0" w:qFormat="1"/>
     <w:lsdException w:name="heading 1" w:uiPriority="9" w:qFormat="1"/>
     <w:lsdException w:name="heading 2" w:semiHidden="1" w:uiPriority="9" w:unhideWhenUsed="1" w:qFormat="1"/>
@@ -13205,7 +12583,7 @@
     <w:lsdException w:name="Table Web 2" w:semiHidden="1" w:unhideWhenUsed="1"/>
     <w:lsdException w:name="Table Web 3" w:semiHidden="1" w:unhideWhenUsed="1"/>
     <w:lsdException w:name="Balloon Text" w:semiHidden="1" w:unhideWhenUsed="1"/>
-    <w:lsdException w:name="Table Grid" w:semiHidden="1" w:uiPriority="59" w:unhideWhenUsed="1"/>
+    <w:lsdException w:name="Table Grid" w:uiPriority="59"/>
     <w:lsdException w:name="Table Theme" w:semiHidden="1" w:unhideWhenUsed="1"/>
     <w:lsdException w:name="Placeholder Text" w:semiHidden="1"/>
     <w:lsdException w:name="No Spacing" w:uiPriority="1" w:qFormat="1"/>
@@ -13426,6 +12804,8 @@
     <w:lsdException w:name="Smart Hyperlink" w:semiHidden="1" w:unhideWhenUsed="1"/>
     <w:lsdException w:name="Hashtag" w:semiHidden="1" w:unhideWhenUsed="1"/>
     <w:lsdException w:name="Unresolved Mention" w:semiHidden="1" w:unhideWhenUsed="1"/>
+    <w:lsdException w:name="Smart Link" w:semiHidden="1" w:unhideWhenUsed="1"/>
+    <w:lsdException w:name="Smart Link Error" w:semiHidden="1" w:unhideWhenUsed="1"/>
   </w:latentStyles>
   <w:style w:type="paragraph" w:default="1" w:styleId="Standard">
     <w:name w:val="Normal"/>
@@ -13525,9 +12905,30 @@
       <w:color w:val="4F81BD" w:themeColor="accent1"/>
     </w:rPr>
   </w:style>
+  <w:style w:type="paragraph" w:styleId="berschrift5">
+    <w:name w:val="heading 5"/>
+    <w:basedOn w:val="Standard"/>
+    <w:next w:val="Standard"/>
+    <w:link w:val="berschrift5Zchn"/>
+    <w:uiPriority w:val="9"/>
+    <w:unhideWhenUsed/>
+    <w:qFormat/>
+    <w:rsid w:val="00734207"/>
+    <w:pPr>
+      <w:keepNext/>
+      <w:keepLines/>
+      <w:spacing w:before="40"/>
+      <w:outlineLvl w:val="4"/>
+    </w:pPr>
+    <w:rPr>
+      <w:rFonts w:asciiTheme="majorHAnsi" w:eastAsiaTheme="majorEastAsia" w:hAnsiTheme="majorHAnsi" w:cstheme="majorBidi"/>
+      <w:color w:val="365F91" w:themeColor="accent1" w:themeShade="BF"/>
+    </w:rPr>
+  </w:style>
   <w:style w:type="character" w:default="1" w:styleId="Absatz-Standardschriftart">
     <w:name w:val="Default Paragraph Font"/>
     <w:uiPriority w:val="1"/>
+    <w:semiHidden/>
     <w:unhideWhenUsed/>
   </w:style>
   <w:style w:type="table" w:default="1" w:styleId="NormaleTabelle">
@@ -13726,6 +13127,17 @@
       <w:spacing w:after="100"/>
       <w:ind w:left="440"/>
     </w:pPr>
+  </w:style>
+  <w:style w:type="character" w:customStyle="1" w:styleId="berschrift5Zchn">
+    <w:name w:val="Überschrift 5 Zchn"/>
+    <w:basedOn w:val="Absatz-Standardschriftart"/>
+    <w:link w:val="berschrift5"/>
+    <w:uiPriority w:val="9"/>
+    <w:rsid w:val="00734207"/>
+    <w:rPr>
+      <w:rFonts w:asciiTheme="majorHAnsi" w:eastAsiaTheme="majorEastAsia" w:hAnsiTheme="majorHAnsi" w:cstheme="majorBidi"/>
+      <w:color w:val="365F91" w:themeColor="accent1" w:themeShade="BF"/>
+    </w:rPr>
   </w:style>
 </w:styles>
 </file>
@@ -14037,7 +13449,7 @@
 </file>
 
 <file path=customXml/itemProps2.xml><?xml version="1.0" encoding="utf-8"?>
-<ds:datastoreItem xmlns:ds="http://schemas.openxmlformats.org/officeDocument/2006/customXml" ds:itemID="{E4A7DC7D-B7DB-417D-8FF2-A1521C8FEDB3}">
+<ds:datastoreItem xmlns:ds="http://schemas.openxmlformats.org/officeDocument/2006/customXml" ds:itemID="{C54DC88B-E00D-4E7B-ADEE-83F97726DBF6}">
   <ds:schemaRefs>
     <ds:schemaRef ds:uri="http://schemas.openxmlformats.org/officeDocument/2006/bibliography"/>
   </ds:schemaRefs>

--- a/resources/lore/Die Welt von Shorin.docx
+++ b/resources/lore/Die Welt von Shorin.docx
@@ -13,7 +13,6 @@
           <w:docPartUnique/>
         </w:docPartObj>
       </w:sdtPr>
-      <w:sdtEndPr/>
       <w:sdtContent>
         <w:p>
           <w:pPr>
@@ -37,7 +36,7 @@
               <v:group id="_x0000_s1026" style="position:absolute;margin-left:0;margin-top:0;width:563.9pt;height:798.25pt;z-index:251660288;mso-width-percent:950;mso-height-percent:950;mso-position-horizontal:center;mso-position-horizontal-relative:page;mso-position-vertical:center;mso-position-vertical-relative:page;mso-width-percent:950;mso-height-percent:950" coordorigin="316,406" coordsize="11608,15028" o:allowincell="f">
                 <v:group id="_x0000_s1027" style="position:absolute;left:316;top:406;width:11608;height:15028;mso-width-percent:950;mso-height-percent:950;mso-position-horizontal:center;mso-position-horizontal-relative:page;mso-position-vertical:center;mso-position-vertical-relative:page;mso-width-percent:950;mso-height-percent:950" coordorigin="321,406" coordsize="11600,15025" o:allowincell="f">
                   <v:rect id="_x0000_s1028" style="position:absolute;left:339;top:406;width:11582;height:15025;mso-width-relative:margin;v-text-anchor:middle" fillcolor="#8c8c8c [1772]" strokecolor="white [3212]" strokeweight="1pt">
-                    <v:fill r:id="rId6" o:title="Zig zag" color2="#bfbfbf [2412]" type="pattern"/>
+                    <v:fill r:id="rId8" o:title="Zig zag" color2="#bfbfbf [2412]" type="pattern"/>
                     <v:shadow color="#d8d8d8 [2732]" offset="3pt,3pt" offset2="2pt,2pt"/>
                   </v:rect>
                   <v:rect id="_x0000_s1029" style="position:absolute;left:3446;top:406;width:8475;height:15025;mso-width-relative:margin" fillcolor="#737373 [1789]" strokecolor="white [3212]" strokeweight="1pt">
@@ -56,7 +55,6 @@
                             <w:dataBinding w:prefixMappings="xmlns:ns0='http://schemas.openxmlformats.org/package/2006/metadata/core-properties' xmlns:ns1='http://purl.org/dc/elements/1.1/'" w:xpath="/ns0:coreProperties[1]/ns1:title[1]" w:storeItemID="{6C3C8BC8-F283-45AE-878A-BAB7291924A1}"/>
                             <w:text/>
                           </w:sdtPr>
-                          <w:sdtEndPr/>
                           <w:sdtContent>
                             <w:p>
                               <w:pPr>
@@ -90,7 +88,6 @@
                             <w:dataBinding w:prefixMappings="xmlns:ns0='http://schemas.openxmlformats.org/package/2006/metadata/core-properties' xmlns:ns1='http://purl.org/dc/elements/1.1/'" w:xpath="/ns0:coreProperties[1]/ns1:subject[1]" w:storeItemID="{6C3C8BC8-F283-45AE-878A-BAB7291924A1}"/>
                             <w:text/>
                           </w:sdtPr>
-                          <w:sdtEndPr/>
                           <w:sdtContent>
                             <w:p>
                               <w:pPr>
@@ -140,7 +137,6 @@
                             <w:dataBinding w:prefixMappings="xmlns:ns0='http://schemas.microsoft.com/office/2006/coverPageProps'" w:xpath="/ns0:CoverPageProperties[1]/ns0:Abstract[1]" w:storeItemID="{55AF091B-3C7A-41E3-B477-F2FDAA23CFDA}"/>
                             <w:text/>
                           </w:sdtPr>
-                          <w:sdtEndPr/>
                           <w:sdtContent>
                             <w:p>
                               <w:pPr>
@@ -291,7 +287,6 @@
                             <w:dataBinding w:prefixMappings="xmlns:ns0='http://schemas.openxmlformats.org/package/2006/metadata/core-properties' xmlns:ns1='http://purl.org/dc/elements/1.1/'" w:xpath="/ns0:coreProperties[1]/ns1:creator[1]" w:storeItemID="{6C3C8BC8-F283-45AE-878A-BAB7291924A1}"/>
                             <w:text/>
                           </w:sdtPr>
-                          <w:sdtEndPr/>
                           <w:sdtContent>
                             <w:p>
                               <w:pPr>
@@ -320,7 +315,6 @@
                             <w:dataBinding w:prefixMappings="xmlns:ns0='http://schemas.openxmlformats.org/officeDocument/2006/extended-properties'" w:xpath="/ns0:Properties[1]/ns0:Company[1]" w:storeItemID="{6668398D-A668-4E3E-A5EB-62B293D839F1}"/>
                             <w:text/>
                           </w:sdtPr>
-                          <w:sdtEndPr/>
                           <w:sdtContent>
                             <w:p>
                               <w:pPr>
@@ -356,7 +350,6 @@
                               <w:calendar w:val="gregorian"/>
                             </w:date>
                           </w:sdtPr>
-                          <w:sdtEndPr/>
                           <w:sdtContent>
                             <w:p>
                               <w:pPr>
@@ -415,7 +408,6 @@
           <w:docPartUnique/>
         </w:docPartObj>
       </w:sdtPr>
-      <w:sdtEndPr/>
       <w:sdtContent>
         <w:p>
           <w:pPr>
@@ -461,7 +453,7 @@
             </w:rPr>
             <w:fldChar w:fldCharType="separate"/>
           </w:r>
-          <w:hyperlink w:anchor="_Toc30270686" w:history="1">
+          <w:hyperlink w:anchor="_Toc40658870" w:history="1">
             <w:r>
               <w:rPr>
                 <w:rStyle w:val="Hyperlink"/>
@@ -489,7 +481,7 @@
                 <w:noProof/>
                 <w:webHidden/>
               </w:rPr>
-              <w:instrText xml:space="preserve"> PAGEREF _Toc30270686 \h </w:instrText>
+              <w:instrText xml:space="preserve"> PAGEREF _Toc40658870 \h </w:instrText>
             </w:r>
             <w:r>
               <w:rPr>
@@ -509,7 +501,7 @@
                 <w:noProof/>
                 <w:webHidden/>
               </w:rPr>
-              <w:t>5</w:t>
+              <w:t>1</w:t>
             </w:r>
             <w:r>
               <w:rPr>
@@ -532,7 +524,7 @@
               <w:lang w:eastAsia="de-DE"/>
             </w:rPr>
           </w:pPr>
-          <w:hyperlink w:anchor="_Toc30270688" w:history="1">
+          <w:hyperlink w:anchor="_Toc40658872" w:history="1">
             <w:r>
               <w:rPr>
                 <w:rStyle w:val="Hyperlink"/>
@@ -560,7 +552,7 @@
                 <w:noProof/>
                 <w:webHidden/>
               </w:rPr>
-              <w:instrText xml:space="preserve"> PAGEREF _Toc30270688 \h </w:instrText>
+              <w:instrText xml:space="preserve"> PAGEREF _Toc40658872 \h </w:instrText>
             </w:r>
             <w:r>
               <w:rPr>
@@ -580,7 +572,7 @@
                 <w:noProof/>
                 <w:webHidden/>
               </w:rPr>
-              <w:t>5</w:t>
+              <w:t>1</w:t>
             </w:r>
             <w:r>
               <w:rPr>
@@ -603,7 +595,7 @@
               <w:lang w:eastAsia="de-DE"/>
             </w:rPr>
           </w:pPr>
-          <w:hyperlink w:anchor="_Toc30270689" w:history="1">
+          <w:hyperlink w:anchor="_Toc40658873" w:history="1">
             <w:r>
               <w:rPr>
                 <w:rStyle w:val="Hyperlink"/>
@@ -631,7 +623,7 @@
                 <w:noProof/>
                 <w:webHidden/>
               </w:rPr>
-              <w:instrText xml:space="preserve"> PAGEREF _Toc30270689 \h </w:instrText>
+              <w:instrText xml:space="preserve"> PAGEREF _Toc40658873 \h </w:instrText>
             </w:r>
             <w:r>
               <w:rPr>
@@ -651,7 +643,7 @@
                 <w:noProof/>
                 <w:webHidden/>
               </w:rPr>
-              <w:t>5</w:t>
+              <w:t>1</w:t>
             </w:r>
             <w:r>
               <w:rPr>
@@ -674,7 +666,7 @@
               <w:lang w:eastAsia="de-DE"/>
             </w:rPr>
           </w:pPr>
-          <w:hyperlink w:anchor="_Toc30270690" w:history="1">
+          <w:hyperlink w:anchor="_Toc40658874" w:history="1">
             <w:r>
               <w:rPr>
                 <w:rStyle w:val="Hyperlink"/>
@@ -702,7 +694,7 @@
                 <w:noProof/>
                 <w:webHidden/>
               </w:rPr>
-              <w:instrText xml:space="preserve"> PAGEREF _Toc30270690 \h </w:instrText>
+              <w:instrText xml:space="preserve"> PAGEREF _Toc40658874 \h </w:instrText>
             </w:r>
             <w:r>
               <w:rPr>
@@ -722,7 +714,7 @@
                 <w:noProof/>
                 <w:webHidden/>
               </w:rPr>
-              <w:t>6</w:t>
+              <w:t>2</w:t>
             </w:r>
             <w:r>
               <w:rPr>
@@ -745,7 +737,7 @@
               <w:lang w:eastAsia="de-DE"/>
             </w:rPr>
           </w:pPr>
-          <w:hyperlink w:anchor="_Toc30270691" w:history="1">
+          <w:hyperlink w:anchor="_Toc40658875" w:history="1">
             <w:r>
               <w:rPr>
                 <w:rStyle w:val="Hyperlink"/>
@@ -773,7 +765,7 @@
                 <w:noProof/>
                 <w:webHidden/>
               </w:rPr>
-              <w:instrText xml:space="preserve"> PAGEREF _Toc30270691 \h </w:instrText>
+              <w:instrText xml:space="preserve"> PAGEREF _Toc40658875 \h </w:instrText>
             </w:r>
             <w:r>
               <w:rPr>
@@ -793,7 +785,7 @@
                 <w:noProof/>
                 <w:webHidden/>
               </w:rPr>
-              <w:t>6</w:t>
+              <w:t>2</w:t>
             </w:r>
             <w:r>
               <w:rPr>
@@ -816,7 +808,7 @@
               <w:lang w:eastAsia="de-DE"/>
             </w:rPr>
           </w:pPr>
-          <w:hyperlink w:anchor="_Toc30270692" w:history="1">
+          <w:hyperlink w:anchor="_Toc40658876" w:history="1">
             <w:r>
               <w:rPr>
                 <w:rStyle w:val="Hyperlink"/>
@@ -844,7 +836,7 @@
                 <w:noProof/>
                 <w:webHidden/>
               </w:rPr>
-              <w:instrText xml:space="preserve"> PAGEREF _Toc30270692 \h </w:instrText>
+              <w:instrText xml:space="preserve"> PAGEREF _Toc40658876 \h </w:instrText>
             </w:r>
             <w:r>
               <w:rPr>
@@ -864,7 +856,7 @@
                 <w:noProof/>
                 <w:webHidden/>
               </w:rPr>
-              <w:t>7</w:t>
+              <w:t>3</w:t>
             </w:r>
             <w:r>
               <w:rPr>
@@ -887,14 +879,30 @@
               <w:lang w:eastAsia="de-DE"/>
             </w:rPr>
           </w:pPr>
-          <w:hyperlink w:anchor="_Toc30270693" w:history="1">
+          <w:hyperlink w:anchor="_Toc40658877" w:history="1">
             <w:r>
               <w:rPr>
                 <w:rStyle w:val="Hyperlink"/>
                 <w:rFonts w:ascii="Lucida Calligraphy" w:eastAsia="Malgun Gothic" w:hAnsi="Lucida Calligraphy"/>
                 <w:noProof/>
               </w:rPr>
-              <w:t>Technologie</w:t>
+              <w:t>Technolo</w:t>
+            </w:r>
+            <w:r>
+              <w:rPr>
+                <w:rStyle w:val="Hyperlink"/>
+                <w:rFonts w:ascii="Lucida Calligraphy" w:eastAsia="Malgun Gothic" w:hAnsi="Lucida Calligraphy"/>
+                <w:noProof/>
+              </w:rPr>
+              <w:t>g</w:t>
+            </w:r>
+            <w:r>
+              <w:rPr>
+                <w:rStyle w:val="Hyperlink"/>
+                <w:rFonts w:ascii="Lucida Calligraphy" w:eastAsia="Malgun Gothic" w:hAnsi="Lucida Calligraphy"/>
+                <w:noProof/>
+              </w:rPr>
+              <w:t>ie</w:t>
             </w:r>
             <w:r>
               <w:rPr>
@@ -915,7 +923,7 @@
                 <w:noProof/>
                 <w:webHidden/>
               </w:rPr>
-              <w:instrText xml:space="preserve"> PAGEREF _Toc30270693 \h </w:instrText>
+              <w:instrText xml:space="preserve"> PAGEREF _Toc40658877 \h </w:instrText>
             </w:r>
             <w:r>
               <w:rPr>
@@ -935,7 +943,7 @@
                 <w:noProof/>
                 <w:webHidden/>
               </w:rPr>
-              <w:t>7</w:t>
+              <w:t>3</w:t>
             </w:r>
             <w:r>
               <w:rPr>
@@ -958,7 +966,7 @@
               <w:lang w:eastAsia="de-DE"/>
             </w:rPr>
           </w:pPr>
-          <w:hyperlink w:anchor="_Toc30270694" w:history="1">
+          <w:hyperlink w:anchor="_Toc40658878" w:history="1">
             <w:r>
               <w:rPr>
                 <w:rStyle w:val="Hyperlink"/>
@@ -986,7 +994,7 @@
                 <w:noProof/>
                 <w:webHidden/>
               </w:rPr>
-              <w:instrText xml:space="preserve"> PAGEREF _Toc30270694 \h </w:instrText>
+              <w:instrText xml:space="preserve"> PAGEREF _Toc40658878 \h </w:instrText>
             </w:r>
             <w:r>
               <w:rPr>
@@ -1006,7 +1014,7 @@
                 <w:noProof/>
                 <w:webHidden/>
               </w:rPr>
-              <w:t>7</w:t>
+              <w:t>3</w:t>
             </w:r>
             <w:r>
               <w:rPr>
@@ -1029,7 +1037,7 @@
               <w:lang w:eastAsia="de-DE"/>
             </w:rPr>
           </w:pPr>
-          <w:hyperlink w:anchor="_Toc30270695" w:history="1">
+          <w:hyperlink w:anchor="_Toc40658879" w:history="1">
             <w:r>
               <w:rPr>
                 <w:rStyle w:val="Hyperlink"/>
@@ -1057,7 +1065,7 @@
                 <w:noProof/>
                 <w:webHidden/>
               </w:rPr>
-              <w:instrText xml:space="preserve"> PAGEREF _Toc30270695 \h </w:instrText>
+              <w:instrText xml:space="preserve"> PAGEREF _Toc40658879 \h </w:instrText>
             </w:r>
             <w:r>
               <w:rPr>
@@ -1077,7 +1085,7 @@
                 <w:noProof/>
                 <w:webHidden/>
               </w:rPr>
-              <w:t>7</w:t>
+              <w:t>3</w:t>
             </w:r>
             <w:r>
               <w:rPr>
@@ -1100,7 +1108,7 @@
               <w:lang w:eastAsia="de-DE"/>
             </w:rPr>
           </w:pPr>
-          <w:hyperlink w:anchor="_Toc30270696" w:history="1">
+          <w:hyperlink w:anchor="_Toc40658880" w:history="1">
             <w:r>
               <w:rPr>
                 <w:rStyle w:val="Hyperlink"/>
@@ -1128,7 +1136,7 @@
                 <w:noProof/>
                 <w:webHidden/>
               </w:rPr>
-              <w:instrText xml:space="preserve"> PAGEREF _Toc30270696 \h </w:instrText>
+              <w:instrText xml:space="preserve"> PAGEREF _Toc40658880 \h </w:instrText>
             </w:r>
             <w:r>
               <w:rPr>
@@ -1148,7 +1156,7 @@
                 <w:noProof/>
                 <w:webHidden/>
               </w:rPr>
-              <w:t>7</w:t>
+              <w:t>4</w:t>
             </w:r>
             <w:r>
               <w:rPr>
@@ -1171,7 +1179,7 @@
               <w:lang w:eastAsia="de-DE"/>
             </w:rPr>
           </w:pPr>
-          <w:hyperlink w:anchor="_Toc30270697" w:history="1">
+          <w:hyperlink w:anchor="_Toc40658881" w:history="1">
             <w:r>
               <w:rPr>
                 <w:rStyle w:val="Hyperlink"/>
@@ -1199,7 +1207,7 @@
                 <w:noProof/>
                 <w:webHidden/>
               </w:rPr>
-              <w:instrText xml:space="preserve"> PAGEREF _Toc30270697 \h </w:instrText>
+              <w:instrText xml:space="preserve"> PAGEREF _Toc40658881 \h </w:instrText>
             </w:r>
             <w:r>
               <w:rPr>
@@ -1219,7 +1227,7 @@
                 <w:noProof/>
                 <w:webHidden/>
               </w:rPr>
-              <w:t>8</w:t>
+              <w:t>4</w:t>
             </w:r>
             <w:r>
               <w:rPr>
@@ -1242,7 +1250,7 @@
               <w:lang w:eastAsia="de-DE"/>
             </w:rPr>
           </w:pPr>
-          <w:hyperlink w:anchor="_Toc30270698" w:history="1">
+          <w:hyperlink w:anchor="_Toc40658882" w:history="1">
             <w:r>
               <w:rPr>
                 <w:rStyle w:val="Hyperlink"/>
@@ -1270,7 +1278,7 @@
                 <w:noProof/>
                 <w:webHidden/>
               </w:rPr>
-              <w:instrText xml:space="preserve"> PAGEREF _Toc30270698 \h </w:instrText>
+              <w:instrText xml:space="preserve"> PAGEREF _Toc40658882 \h </w:instrText>
             </w:r>
             <w:r>
               <w:rPr>
@@ -1290,7 +1298,7 @@
                 <w:noProof/>
                 <w:webHidden/>
               </w:rPr>
-              <w:t>8</w:t>
+              <w:t>4</w:t>
             </w:r>
             <w:r>
               <w:rPr>
@@ -1313,7 +1321,7 @@
               <w:lang w:eastAsia="de-DE"/>
             </w:rPr>
           </w:pPr>
-          <w:hyperlink w:anchor="_Toc30270699" w:history="1">
+          <w:hyperlink w:anchor="_Toc40658883" w:history="1">
             <w:r>
               <w:rPr>
                 <w:rStyle w:val="Hyperlink"/>
@@ -1341,7 +1349,7 @@
                 <w:noProof/>
                 <w:webHidden/>
               </w:rPr>
-              <w:instrText xml:space="preserve"> PAGEREF _Toc30270699 \h </w:instrText>
+              <w:instrText xml:space="preserve"> PAGEREF _Toc40658883 \h </w:instrText>
             </w:r>
             <w:r>
               <w:rPr>
@@ -1361,7 +1369,7 @@
                 <w:noProof/>
                 <w:webHidden/>
               </w:rPr>
-              <w:t>8</w:t>
+              <w:t>4</w:t>
             </w:r>
             <w:r>
               <w:rPr>
@@ -1384,7 +1392,7 @@
               <w:lang w:eastAsia="de-DE"/>
             </w:rPr>
           </w:pPr>
-          <w:hyperlink w:anchor="_Toc30270700" w:history="1">
+          <w:hyperlink w:anchor="_Toc40658884" w:history="1">
             <w:r>
               <w:rPr>
                 <w:rStyle w:val="Hyperlink"/>
@@ -1412,7 +1420,7 @@
                 <w:noProof/>
                 <w:webHidden/>
               </w:rPr>
-              <w:instrText xml:space="preserve"> PAGEREF _Toc30270700 \h </w:instrText>
+              <w:instrText xml:space="preserve"> PAGEREF _Toc40658884 \h </w:instrText>
             </w:r>
             <w:r>
               <w:rPr>
@@ -1432,7 +1440,7 @@
                 <w:noProof/>
                 <w:webHidden/>
               </w:rPr>
-              <w:t>8</w:t>
+              <w:t>4</w:t>
             </w:r>
             <w:r>
               <w:rPr>
@@ -1455,7 +1463,7 @@
               <w:lang w:eastAsia="de-DE"/>
             </w:rPr>
           </w:pPr>
-          <w:hyperlink w:anchor="_Toc30270701" w:history="1">
+          <w:hyperlink w:anchor="_Toc40658885" w:history="1">
             <w:r>
               <w:rPr>
                 <w:rStyle w:val="Hyperlink"/>
@@ -1483,7 +1491,7 @@
                 <w:noProof/>
                 <w:webHidden/>
               </w:rPr>
-              <w:instrText xml:space="preserve"> PAGEREF _Toc30270701 \h </w:instrText>
+              <w:instrText xml:space="preserve"> PAGEREF _Toc40658885 \h </w:instrText>
             </w:r>
             <w:r>
               <w:rPr>
@@ -1503,7 +1511,7 @@
                 <w:noProof/>
                 <w:webHidden/>
               </w:rPr>
-              <w:t>8</w:t>
+              <w:t>4</w:t>
             </w:r>
             <w:r>
               <w:rPr>
@@ -1526,7 +1534,7 @@
               <w:lang w:eastAsia="de-DE"/>
             </w:rPr>
           </w:pPr>
-          <w:hyperlink w:anchor="_Toc30270702" w:history="1">
+          <w:hyperlink w:anchor="_Toc40658886" w:history="1">
             <w:r>
               <w:rPr>
                 <w:rStyle w:val="Hyperlink"/>
@@ -1554,7 +1562,7 @@
                 <w:noProof/>
                 <w:webHidden/>
               </w:rPr>
-              <w:instrText xml:space="preserve"> PAGEREF _Toc30270702 \h </w:instrText>
+              <w:instrText xml:space="preserve"> PAGEREF _Toc40658886 \h </w:instrText>
             </w:r>
             <w:r>
               <w:rPr>
@@ -1574,7 +1582,7 @@
                 <w:noProof/>
                 <w:webHidden/>
               </w:rPr>
-              <w:t>8</w:t>
+              <w:t>4</w:t>
             </w:r>
             <w:r>
               <w:rPr>
@@ -1597,7 +1605,7 @@
               <w:lang w:eastAsia="de-DE"/>
             </w:rPr>
           </w:pPr>
-          <w:hyperlink w:anchor="_Toc30270703" w:history="1">
+          <w:hyperlink w:anchor="_Toc40658887" w:history="1">
             <w:r>
               <w:rPr>
                 <w:rStyle w:val="Hyperlink"/>
@@ -1625,7 +1633,7 @@
                 <w:noProof/>
                 <w:webHidden/>
               </w:rPr>
-              <w:instrText xml:space="preserve"> PAGEREF _Toc30270703 \h </w:instrText>
+              <w:instrText xml:space="preserve"> PAGEREF _Toc40658887 \h </w:instrText>
             </w:r>
             <w:r>
               <w:rPr>
@@ -1645,7 +1653,7 @@
                 <w:noProof/>
                 <w:webHidden/>
               </w:rPr>
-              <w:t>8</w:t>
+              <w:t>4</w:t>
             </w:r>
             <w:r>
               <w:rPr>
@@ -1668,7 +1676,7 @@
               <w:lang w:eastAsia="de-DE"/>
             </w:rPr>
           </w:pPr>
-          <w:hyperlink w:anchor="_Toc30270704" w:history="1">
+          <w:hyperlink w:anchor="_Toc40658888" w:history="1">
             <w:r>
               <w:rPr>
                 <w:rStyle w:val="Hyperlink"/>
@@ -1696,7 +1704,7 @@
                 <w:noProof/>
                 <w:webHidden/>
               </w:rPr>
-              <w:instrText xml:space="preserve"> PAGEREF _Toc30270704 \h </w:instrText>
+              <w:instrText xml:space="preserve"> PAGEREF _Toc40658888 \h </w:instrText>
             </w:r>
             <w:r>
               <w:rPr>
@@ -1716,7 +1724,7 @@
                 <w:noProof/>
                 <w:webHidden/>
               </w:rPr>
-              <w:t>8</w:t>
+              <w:t>5</w:t>
             </w:r>
             <w:r>
               <w:rPr>
@@ -1739,7 +1747,7 @@
               <w:lang w:eastAsia="de-DE"/>
             </w:rPr>
           </w:pPr>
-          <w:hyperlink w:anchor="_Toc30270705" w:history="1">
+          <w:hyperlink w:anchor="_Toc40658889" w:history="1">
             <w:r>
               <w:rPr>
                 <w:rStyle w:val="Hyperlink"/>
@@ -1767,7 +1775,7 @@
                 <w:noProof/>
                 <w:webHidden/>
               </w:rPr>
-              <w:instrText xml:space="preserve"> PAGEREF _Toc30270705 \h </w:instrText>
+              <w:instrText xml:space="preserve"> PAGEREF _Toc40658889 \h </w:instrText>
             </w:r>
             <w:r>
               <w:rPr>
@@ -1787,7 +1795,7 @@
                 <w:noProof/>
                 <w:webHidden/>
               </w:rPr>
-              <w:t>9</w:t>
+              <w:t>5</w:t>
             </w:r>
             <w:r>
               <w:rPr>
@@ -1810,7 +1818,7 @@
               <w:lang w:eastAsia="de-DE"/>
             </w:rPr>
           </w:pPr>
-          <w:hyperlink w:anchor="_Toc30270706" w:history="1">
+          <w:hyperlink w:anchor="_Toc40658890" w:history="1">
             <w:r>
               <w:rPr>
                 <w:rStyle w:val="Hyperlink"/>
@@ -1838,7 +1846,7 @@
                 <w:noProof/>
                 <w:webHidden/>
               </w:rPr>
-              <w:instrText xml:space="preserve"> PAGEREF _Toc30270706 \h </w:instrText>
+              <w:instrText xml:space="preserve"> PAGEREF _Toc40658890 \h </w:instrText>
             </w:r>
             <w:r>
               <w:rPr>
@@ -1858,7 +1866,7 @@
                 <w:noProof/>
                 <w:webHidden/>
               </w:rPr>
-              <w:t>9</w:t>
+              <w:t>5</w:t>
             </w:r>
             <w:r>
               <w:rPr>
@@ -1881,7 +1889,7 @@
               <w:lang w:eastAsia="de-DE"/>
             </w:rPr>
           </w:pPr>
-          <w:hyperlink w:anchor="_Toc30270707" w:history="1">
+          <w:hyperlink w:anchor="_Toc40658891" w:history="1">
             <w:r>
               <w:rPr>
                 <w:rStyle w:val="Hyperlink"/>
@@ -1909,7 +1917,7 @@
                 <w:noProof/>
                 <w:webHidden/>
               </w:rPr>
-              <w:instrText xml:space="preserve"> PAGEREF _Toc30270707 \h </w:instrText>
+              <w:instrText xml:space="preserve"> PAGEREF _Toc40658891 \h </w:instrText>
             </w:r>
             <w:r>
               <w:rPr>
@@ -1929,7 +1937,7 @@
                 <w:noProof/>
                 <w:webHidden/>
               </w:rPr>
-              <w:t>9</w:t>
+              <w:t>5</w:t>
             </w:r>
             <w:r>
               <w:rPr>
@@ -1952,7 +1960,7 @@
               <w:lang w:eastAsia="de-DE"/>
             </w:rPr>
           </w:pPr>
-          <w:hyperlink w:anchor="_Toc30270708" w:history="1">
+          <w:hyperlink w:anchor="_Toc40658892" w:history="1">
             <w:r>
               <w:rPr>
                 <w:rStyle w:val="Hyperlink"/>
@@ -1980,7 +1988,7 @@
                 <w:noProof/>
                 <w:webHidden/>
               </w:rPr>
-              <w:instrText xml:space="preserve"> PAGEREF _Toc30270708 \h </w:instrText>
+              <w:instrText xml:space="preserve"> PAGEREF _Toc40658892 \h </w:instrText>
             </w:r>
             <w:r>
               <w:rPr>
@@ -2000,7 +2008,7 @@
                 <w:noProof/>
                 <w:webHidden/>
               </w:rPr>
-              <w:t>9</w:t>
+              <w:t>5</w:t>
             </w:r>
             <w:r>
               <w:rPr>
@@ -2023,7 +2031,7 @@
               <w:lang w:eastAsia="de-DE"/>
             </w:rPr>
           </w:pPr>
-          <w:hyperlink w:anchor="_Toc30270709" w:history="1">
+          <w:hyperlink w:anchor="_Toc40658893" w:history="1">
             <w:r>
               <w:rPr>
                 <w:rStyle w:val="Hyperlink"/>
@@ -2051,7 +2059,7 @@
                 <w:noProof/>
                 <w:webHidden/>
               </w:rPr>
-              <w:instrText xml:space="preserve"> PAGEREF _Toc30270709 \h </w:instrText>
+              <w:instrText xml:space="preserve"> PAGEREF _Toc40658893 \h </w:instrText>
             </w:r>
             <w:r>
               <w:rPr>
@@ -2071,7 +2079,7 @@
                 <w:noProof/>
                 <w:webHidden/>
               </w:rPr>
-              <w:t>9</w:t>
+              <w:t>5</w:t>
             </w:r>
             <w:r>
               <w:rPr>
@@ -2094,7 +2102,7 @@
               <w:lang w:eastAsia="de-DE"/>
             </w:rPr>
           </w:pPr>
-          <w:hyperlink w:anchor="_Toc30270710" w:history="1">
+          <w:hyperlink w:anchor="_Toc40658894" w:history="1">
             <w:r>
               <w:rPr>
                 <w:rStyle w:val="Hyperlink"/>
@@ -2122,7 +2130,7 @@
                 <w:noProof/>
                 <w:webHidden/>
               </w:rPr>
-              <w:instrText xml:space="preserve"> PAGEREF _Toc30270710 \h </w:instrText>
+              <w:instrText xml:space="preserve"> PAGEREF _Toc40658894 \h </w:instrText>
             </w:r>
             <w:r>
               <w:rPr>
@@ -2142,7 +2150,7 @@
                 <w:noProof/>
                 <w:webHidden/>
               </w:rPr>
-              <w:t>9</w:t>
+              <w:t>5</w:t>
             </w:r>
             <w:r>
               <w:rPr>
@@ -2165,7 +2173,7 @@
               <w:lang w:eastAsia="de-DE"/>
             </w:rPr>
           </w:pPr>
-          <w:hyperlink w:anchor="_Toc30270711" w:history="1">
+          <w:hyperlink w:anchor="_Toc40658895" w:history="1">
             <w:r>
               <w:rPr>
                 <w:rStyle w:val="Hyperlink"/>
@@ -2193,7 +2201,7 @@
                 <w:noProof/>
                 <w:webHidden/>
               </w:rPr>
-              <w:instrText xml:space="preserve"> PAGEREF _Toc30270711 \h </w:instrText>
+              <w:instrText xml:space="preserve"> PAGEREF _Toc40658895 \h </w:instrText>
             </w:r>
             <w:r>
               <w:rPr>
@@ -2213,7 +2221,7 @@
                 <w:noProof/>
                 <w:webHidden/>
               </w:rPr>
-              <w:t>9</w:t>
+              <w:t>5</w:t>
             </w:r>
             <w:r>
               <w:rPr>
@@ -2236,7 +2244,7 @@
               <w:lang w:eastAsia="de-DE"/>
             </w:rPr>
           </w:pPr>
-          <w:hyperlink w:anchor="_Toc30270712" w:history="1">
+          <w:hyperlink w:anchor="_Toc40658896" w:history="1">
             <w:r>
               <w:rPr>
                 <w:rStyle w:val="Hyperlink"/>
@@ -2264,7 +2272,7 @@
                 <w:noProof/>
                 <w:webHidden/>
               </w:rPr>
-              <w:instrText xml:space="preserve"> PAGEREF _Toc30270712 \h </w:instrText>
+              <w:instrText xml:space="preserve"> PAGEREF _Toc40658896 \h </w:instrText>
             </w:r>
             <w:r>
               <w:rPr>
@@ -2284,7 +2292,7 @@
                 <w:noProof/>
                 <w:webHidden/>
               </w:rPr>
-              <w:t>9</w:t>
+              <w:t>5</w:t>
             </w:r>
             <w:r>
               <w:rPr>
@@ -2307,7 +2315,7 @@
               <w:lang w:eastAsia="de-DE"/>
             </w:rPr>
           </w:pPr>
-          <w:hyperlink w:anchor="_Toc30270713" w:history="1">
+          <w:hyperlink w:anchor="_Toc40658897" w:history="1">
             <w:r>
               <w:rPr>
                 <w:rStyle w:val="Hyperlink"/>
@@ -2335,7 +2343,7 @@
                 <w:noProof/>
                 <w:webHidden/>
               </w:rPr>
-              <w:instrText xml:space="preserve"> PAGEREF _Toc30270713 \h </w:instrText>
+              <w:instrText xml:space="preserve"> PAGEREF _Toc40658897 \h </w:instrText>
             </w:r>
             <w:r>
               <w:rPr>
@@ -2355,7 +2363,7 @@
                 <w:noProof/>
                 <w:webHidden/>
               </w:rPr>
-              <w:t>9</w:t>
+              <w:t>5</w:t>
             </w:r>
             <w:r>
               <w:rPr>
@@ -2378,7 +2386,7 @@
               <w:lang w:eastAsia="de-DE"/>
             </w:rPr>
           </w:pPr>
-          <w:hyperlink w:anchor="_Toc30270714" w:history="1">
+          <w:hyperlink w:anchor="_Toc40658898" w:history="1">
             <w:r>
               <w:rPr>
                 <w:rStyle w:val="Hyperlink"/>
@@ -2406,7 +2414,7 @@
                 <w:noProof/>
                 <w:webHidden/>
               </w:rPr>
-              <w:instrText xml:space="preserve"> PAGEREF _Toc30270714 \h </w:instrText>
+              <w:instrText xml:space="preserve"> PAGEREF _Toc40658898 \h </w:instrText>
             </w:r>
             <w:r>
               <w:rPr>
@@ -2426,7 +2434,7 @@
                 <w:noProof/>
                 <w:webHidden/>
               </w:rPr>
-              <w:t>9</w:t>
+              <w:t>6</w:t>
             </w:r>
             <w:r>
               <w:rPr>
@@ -2449,7 +2457,7 @@
               <w:lang w:eastAsia="de-DE"/>
             </w:rPr>
           </w:pPr>
-          <w:hyperlink w:anchor="_Toc30270715" w:history="1">
+          <w:hyperlink w:anchor="_Toc40658899" w:history="1">
             <w:r>
               <w:rPr>
                 <w:rStyle w:val="Hyperlink"/>
@@ -2477,7 +2485,7 @@
                 <w:noProof/>
                 <w:webHidden/>
               </w:rPr>
-              <w:instrText xml:space="preserve"> PAGEREF _Toc30270715 \h </w:instrText>
+              <w:instrText xml:space="preserve"> PAGEREF _Toc40658899 \h </w:instrText>
             </w:r>
             <w:r>
               <w:rPr>
@@ -2497,7 +2505,7 @@
                 <w:noProof/>
                 <w:webHidden/>
               </w:rPr>
-              <w:t>10</w:t>
+              <w:t>6</w:t>
             </w:r>
             <w:r>
               <w:rPr>
@@ -2520,7 +2528,7 @@
               <w:lang w:eastAsia="de-DE"/>
             </w:rPr>
           </w:pPr>
-          <w:hyperlink w:anchor="_Toc30270716" w:history="1">
+          <w:hyperlink w:anchor="_Toc40658900" w:history="1">
             <w:r>
               <w:rPr>
                 <w:rStyle w:val="Hyperlink"/>
@@ -2548,7 +2556,7 @@
                 <w:noProof/>
                 <w:webHidden/>
               </w:rPr>
-              <w:instrText xml:space="preserve"> PAGEREF _Toc30270716 \h </w:instrText>
+              <w:instrText xml:space="preserve"> PAGEREF _Toc40658900 \h </w:instrText>
             </w:r>
             <w:r>
               <w:rPr>
@@ -2568,7 +2576,7 @@
                 <w:noProof/>
                 <w:webHidden/>
               </w:rPr>
-              <w:t>10</w:t>
+              <w:t>6</w:t>
             </w:r>
             <w:r>
               <w:rPr>
@@ -2591,7 +2599,7 @@
               <w:lang w:eastAsia="de-DE"/>
             </w:rPr>
           </w:pPr>
-          <w:hyperlink w:anchor="_Toc30270717" w:history="1">
+          <w:hyperlink w:anchor="_Toc40658901" w:history="1">
             <w:r>
               <w:rPr>
                 <w:rStyle w:val="Hyperlink"/>
@@ -2619,7 +2627,7 @@
                 <w:noProof/>
                 <w:webHidden/>
               </w:rPr>
-              <w:instrText xml:space="preserve"> PAGEREF _Toc30270717 \h </w:instrText>
+              <w:instrText xml:space="preserve"> PAGEREF _Toc40658901 \h </w:instrText>
             </w:r>
             <w:r>
               <w:rPr>
@@ -2639,7 +2647,7 @@
                 <w:noProof/>
                 <w:webHidden/>
               </w:rPr>
-              <w:t>10</w:t>
+              <w:t>6</w:t>
             </w:r>
             <w:r>
               <w:rPr>
@@ -2662,7 +2670,7 @@
               <w:lang w:eastAsia="de-DE"/>
             </w:rPr>
           </w:pPr>
-          <w:hyperlink w:anchor="_Toc30270718" w:history="1">
+          <w:hyperlink w:anchor="_Toc40658902" w:history="1">
             <w:r>
               <w:rPr>
                 <w:rStyle w:val="Hyperlink"/>
@@ -2690,7 +2698,7 @@
                 <w:noProof/>
                 <w:webHidden/>
               </w:rPr>
-              <w:instrText xml:space="preserve"> PAGEREF _Toc30270718 \h </w:instrText>
+              <w:instrText xml:space="preserve"> PAGEREF _Toc40658902 \h </w:instrText>
             </w:r>
             <w:r>
               <w:rPr>
@@ -2710,7 +2718,7 @@
                 <w:noProof/>
                 <w:webHidden/>
               </w:rPr>
-              <w:t>10</w:t>
+              <w:t>6</w:t>
             </w:r>
             <w:r>
               <w:rPr>
@@ -2733,7 +2741,7 @@
               <w:lang w:eastAsia="de-DE"/>
             </w:rPr>
           </w:pPr>
-          <w:hyperlink w:anchor="_Toc30270719" w:history="1">
+          <w:hyperlink w:anchor="_Toc40658903" w:history="1">
             <w:r>
               <w:rPr>
                 <w:rStyle w:val="Hyperlink"/>
@@ -2761,7 +2769,7 @@
                 <w:noProof/>
                 <w:webHidden/>
               </w:rPr>
-              <w:instrText xml:space="preserve"> PAGEREF _Toc30270719 \h </w:instrText>
+              <w:instrText xml:space="preserve"> PAGEREF _Toc40658903 \h </w:instrText>
             </w:r>
             <w:r>
               <w:rPr>
@@ -2781,7 +2789,7 @@
                 <w:noProof/>
                 <w:webHidden/>
               </w:rPr>
-              <w:t>10</w:t>
+              <w:t>6</w:t>
             </w:r>
             <w:r>
               <w:rPr>
@@ -2804,7 +2812,7 @@
               <w:lang w:eastAsia="de-DE"/>
             </w:rPr>
           </w:pPr>
-          <w:hyperlink w:anchor="_Toc30270720" w:history="1">
+          <w:hyperlink w:anchor="_Toc40658904" w:history="1">
             <w:r>
               <w:rPr>
                 <w:rStyle w:val="Hyperlink"/>
@@ -2832,7 +2840,7 @@
                 <w:noProof/>
                 <w:webHidden/>
               </w:rPr>
-              <w:instrText xml:space="preserve"> PAGEREF _Toc30270720 \h </w:instrText>
+              <w:instrText xml:space="preserve"> PAGEREF _Toc40658904 \h </w:instrText>
             </w:r>
             <w:r>
               <w:rPr>
@@ -2852,7 +2860,7 @@
                 <w:noProof/>
                 <w:webHidden/>
               </w:rPr>
-              <w:t>10</w:t>
+              <w:t>6</w:t>
             </w:r>
             <w:r>
               <w:rPr>
@@ -2875,7 +2883,7 @@
               <w:lang w:eastAsia="de-DE"/>
             </w:rPr>
           </w:pPr>
-          <w:hyperlink w:anchor="_Toc30270721" w:history="1">
+          <w:hyperlink w:anchor="_Toc40658905" w:history="1">
             <w:r>
               <w:rPr>
                 <w:rStyle w:val="Hyperlink"/>
@@ -2903,7 +2911,7 @@
                 <w:noProof/>
                 <w:webHidden/>
               </w:rPr>
-              <w:instrText xml:space="preserve"> PAGEREF _Toc30270721 \h </w:instrText>
+              <w:instrText xml:space="preserve"> PAGEREF _Toc40658905 \h </w:instrText>
             </w:r>
             <w:r>
               <w:rPr>
@@ -2923,7 +2931,7 @@
                 <w:noProof/>
                 <w:webHidden/>
               </w:rPr>
-              <w:t>10</w:t>
+              <w:t>6</w:t>
             </w:r>
             <w:r>
               <w:rPr>
@@ -2946,7 +2954,7 @@
               <w:lang w:eastAsia="de-DE"/>
             </w:rPr>
           </w:pPr>
-          <w:hyperlink w:anchor="_Toc30270722" w:history="1">
+          <w:hyperlink w:anchor="_Toc40658906" w:history="1">
             <w:r>
               <w:rPr>
                 <w:rStyle w:val="Hyperlink"/>
@@ -2974,7 +2982,7 @@
                 <w:noProof/>
                 <w:webHidden/>
               </w:rPr>
-              <w:instrText xml:space="preserve"> PAGEREF _Toc30270722 \h </w:instrText>
+              <w:instrText xml:space="preserve"> PAGEREF _Toc40658906 \h </w:instrText>
             </w:r>
             <w:r>
               <w:rPr>
@@ -2994,7 +3002,7 @@
                 <w:noProof/>
                 <w:webHidden/>
               </w:rPr>
-              <w:t>10</w:t>
+              <w:t>7</w:t>
             </w:r>
             <w:r>
               <w:rPr>
@@ -3017,7 +3025,7 @@
               <w:lang w:eastAsia="de-DE"/>
             </w:rPr>
           </w:pPr>
-          <w:hyperlink w:anchor="_Toc30270723" w:history="1">
+          <w:hyperlink w:anchor="_Toc40658907" w:history="1">
             <w:r>
               <w:rPr>
                 <w:rStyle w:val="Hyperlink"/>
@@ -3045,7 +3053,7 @@
                 <w:noProof/>
                 <w:webHidden/>
               </w:rPr>
-              <w:instrText xml:space="preserve"> PAGEREF _Toc30270723 \h </w:instrText>
+              <w:instrText xml:space="preserve"> PAGEREF _Toc40658907 \h </w:instrText>
             </w:r>
             <w:r>
               <w:rPr>
@@ -3065,7 +3073,7 @@
                 <w:noProof/>
                 <w:webHidden/>
               </w:rPr>
-              <w:t>10</w:t>
+              <w:t>7</w:t>
             </w:r>
             <w:r>
               <w:rPr>
@@ -3088,7 +3096,7 @@
               <w:lang w:eastAsia="de-DE"/>
             </w:rPr>
           </w:pPr>
-          <w:hyperlink w:anchor="_Toc30270724" w:history="1">
+          <w:hyperlink w:anchor="_Toc40658908" w:history="1">
             <w:r>
               <w:rPr>
                 <w:rStyle w:val="Hyperlink"/>
@@ -3116,7 +3124,7 @@
                 <w:noProof/>
                 <w:webHidden/>
               </w:rPr>
-              <w:instrText xml:space="preserve"> PAGEREF _Toc30270724 \h </w:instrText>
+              <w:instrText xml:space="preserve"> PAGEREF _Toc40658908 \h </w:instrText>
             </w:r>
             <w:r>
               <w:rPr>
@@ -3136,7 +3144,7 @@
                 <w:noProof/>
                 <w:webHidden/>
               </w:rPr>
-              <w:t>11</w:t>
+              <w:t>7</w:t>
             </w:r>
             <w:r>
               <w:rPr>
@@ -3159,7 +3167,7 @@
               <w:lang w:eastAsia="de-DE"/>
             </w:rPr>
           </w:pPr>
-          <w:hyperlink w:anchor="_Toc30270725" w:history="1">
+          <w:hyperlink w:anchor="_Toc40658909" w:history="1">
             <w:r>
               <w:rPr>
                 <w:rStyle w:val="Hyperlink"/>
@@ -3187,7 +3195,7 @@
                 <w:noProof/>
                 <w:webHidden/>
               </w:rPr>
-              <w:instrText xml:space="preserve"> PAGEREF _Toc30270725 \h </w:instrText>
+              <w:instrText xml:space="preserve"> PAGEREF _Toc40658909 \h </w:instrText>
             </w:r>
             <w:r>
               <w:rPr>
@@ -3207,7 +3215,7 @@
                 <w:noProof/>
                 <w:webHidden/>
               </w:rPr>
-              <w:t>11</w:t>
+              <w:t>7</w:t>
             </w:r>
             <w:r>
               <w:rPr>
@@ -3230,7 +3238,7 @@
               <w:lang w:eastAsia="de-DE"/>
             </w:rPr>
           </w:pPr>
-          <w:hyperlink w:anchor="_Toc30270726" w:history="1">
+          <w:hyperlink w:anchor="_Toc40658910" w:history="1">
             <w:r>
               <w:rPr>
                 <w:rStyle w:val="Hyperlink"/>
@@ -3258,7 +3266,7 @@
                 <w:noProof/>
                 <w:webHidden/>
               </w:rPr>
-              <w:instrText xml:space="preserve"> PAGEREF _Toc30270726 \h </w:instrText>
+              <w:instrText xml:space="preserve"> PAGEREF _Toc40658910 \h </w:instrText>
             </w:r>
             <w:r>
               <w:rPr>
@@ -3278,7 +3286,7 @@
                 <w:noProof/>
                 <w:webHidden/>
               </w:rPr>
-              <w:t>11</w:t>
+              <w:t>7</w:t>
             </w:r>
             <w:r>
               <w:rPr>
@@ -3301,7 +3309,7 @@
               <w:lang w:eastAsia="de-DE"/>
             </w:rPr>
           </w:pPr>
-          <w:hyperlink w:anchor="_Toc30270727" w:history="1">
+          <w:hyperlink w:anchor="_Toc40658911" w:history="1">
             <w:r>
               <w:rPr>
                 <w:rStyle w:val="Hyperlink"/>
@@ -3329,7 +3337,7 @@
                 <w:noProof/>
                 <w:webHidden/>
               </w:rPr>
-              <w:instrText xml:space="preserve"> PAGEREF _Toc30270727 \h </w:instrText>
+              <w:instrText xml:space="preserve"> PAGEREF _Toc40658911 \h </w:instrText>
             </w:r>
             <w:r>
               <w:rPr>
@@ -3349,7 +3357,7 @@
                 <w:noProof/>
                 <w:webHidden/>
               </w:rPr>
-              <w:t>11</w:t>
+              <w:t>7</w:t>
             </w:r>
             <w:r>
               <w:rPr>
@@ -3372,7 +3380,7 @@
               <w:lang w:eastAsia="de-DE"/>
             </w:rPr>
           </w:pPr>
-          <w:hyperlink w:anchor="_Toc30270728" w:history="1">
+          <w:hyperlink w:anchor="_Toc40658912" w:history="1">
             <w:r>
               <w:rPr>
                 <w:rStyle w:val="Hyperlink"/>
@@ -3400,7 +3408,7 @@
                 <w:noProof/>
                 <w:webHidden/>
               </w:rPr>
-              <w:instrText xml:space="preserve"> PAGEREF _Toc30270728 \h </w:instrText>
+              <w:instrText xml:space="preserve"> PAGEREF _Toc40658912 \h </w:instrText>
             </w:r>
             <w:r>
               <w:rPr>
@@ -3420,7 +3428,7 @@
                 <w:noProof/>
                 <w:webHidden/>
               </w:rPr>
-              <w:t>11</w:t>
+              <w:t>7</w:t>
             </w:r>
             <w:r>
               <w:rPr>
@@ -3443,7 +3451,7 @@
               <w:lang w:eastAsia="de-DE"/>
             </w:rPr>
           </w:pPr>
-          <w:hyperlink w:anchor="_Toc30270729" w:history="1">
+          <w:hyperlink w:anchor="_Toc40658913" w:history="1">
             <w:r>
               <w:rPr>
                 <w:rStyle w:val="Hyperlink"/>
@@ -3471,7 +3479,7 @@
                 <w:noProof/>
                 <w:webHidden/>
               </w:rPr>
-              <w:instrText xml:space="preserve"> PAGEREF _Toc30270729 \h </w:instrText>
+              <w:instrText xml:space="preserve"> PAGEREF _Toc40658913 \h </w:instrText>
             </w:r>
             <w:r>
               <w:rPr>
@@ -3491,7 +3499,7 @@
                 <w:noProof/>
                 <w:webHidden/>
               </w:rPr>
-              <w:t>11</w:t>
+              <w:t>7</w:t>
             </w:r>
             <w:r>
               <w:rPr>
@@ -3514,7 +3522,7 @@
               <w:lang w:eastAsia="de-DE"/>
             </w:rPr>
           </w:pPr>
-          <w:hyperlink w:anchor="_Toc30270730" w:history="1">
+          <w:hyperlink w:anchor="_Toc40658914" w:history="1">
             <w:r>
               <w:rPr>
                 <w:rStyle w:val="Hyperlink"/>
@@ -3542,7 +3550,7 @@
                 <w:noProof/>
                 <w:webHidden/>
               </w:rPr>
-              <w:instrText xml:space="preserve"> PAGEREF _Toc30270730 \h </w:instrText>
+              <w:instrText xml:space="preserve"> PAGEREF _Toc40658914 \h </w:instrText>
             </w:r>
             <w:r>
               <w:rPr>
@@ -3562,7 +3570,7 @@
                 <w:noProof/>
                 <w:webHidden/>
               </w:rPr>
-              <w:t>11</w:t>
+              <w:t>7</w:t>
             </w:r>
             <w:r>
               <w:rPr>
@@ -3585,7 +3593,7 @@
               <w:lang w:eastAsia="de-DE"/>
             </w:rPr>
           </w:pPr>
-          <w:hyperlink w:anchor="_Toc30270731" w:history="1">
+          <w:hyperlink w:anchor="_Toc40658915" w:history="1">
             <w:r>
               <w:rPr>
                 <w:rStyle w:val="Hyperlink"/>
@@ -3613,7 +3621,7 @@
                 <w:noProof/>
                 <w:webHidden/>
               </w:rPr>
-              <w:instrText xml:space="preserve"> PAGEREF _Toc30270731 \h </w:instrText>
+              <w:instrText xml:space="preserve"> PAGEREF _Toc40658915 \h </w:instrText>
             </w:r>
             <w:r>
               <w:rPr>
@@ -3633,7 +3641,7 @@
                 <w:noProof/>
                 <w:webHidden/>
               </w:rPr>
-              <w:t>11</w:t>
+              <w:t>7</w:t>
             </w:r>
             <w:r>
               <w:rPr>
@@ -3656,7 +3664,7 @@
               <w:lang w:eastAsia="de-DE"/>
             </w:rPr>
           </w:pPr>
-          <w:hyperlink w:anchor="_Toc30270732" w:history="1">
+          <w:hyperlink w:anchor="_Toc40658916" w:history="1">
             <w:r>
               <w:rPr>
                 <w:rStyle w:val="Hyperlink"/>
@@ -3684,7 +3692,7 @@
                 <w:noProof/>
                 <w:webHidden/>
               </w:rPr>
-              <w:instrText xml:space="preserve"> PAGEREF _Toc30270732 \h </w:instrText>
+              <w:instrText xml:space="preserve"> PAGEREF _Toc40658916 \h </w:instrText>
             </w:r>
             <w:r>
               <w:rPr>
@@ -3704,7 +3712,7 @@
                 <w:noProof/>
                 <w:webHidden/>
               </w:rPr>
-              <w:t>11</w:t>
+              <w:t>7</w:t>
             </w:r>
             <w:r>
               <w:rPr>
@@ -3727,7 +3735,7 @@
               <w:lang w:eastAsia="de-DE"/>
             </w:rPr>
           </w:pPr>
-          <w:hyperlink w:anchor="_Toc30270733" w:history="1">
+          <w:hyperlink w:anchor="_Toc40658917" w:history="1">
             <w:r>
               <w:rPr>
                 <w:rStyle w:val="Hyperlink"/>
@@ -3755,7 +3763,7 @@
                 <w:noProof/>
                 <w:webHidden/>
               </w:rPr>
-              <w:instrText xml:space="preserve"> PAGEREF _Toc30270733 \h </w:instrText>
+              <w:instrText xml:space="preserve"> PAGEREF _Toc40658917 \h </w:instrText>
             </w:r>
             <w:r>
               <w:rPr>
@@ -3775,7 +3783,7 @@
                 <w:noProof/>
                 <w:webHidden/>
               </w:rPr>
-              <w:t>11</w:t>
+              <w:t>7</w:t>
             </w:r>
             <w:r>
               <w:rPr>
@@ -3798,7 +3806,7 @@
               <w:lang w:eastAsia="de-DE"/>
             </w:rPr>
           </w:pPr>
-          <w:hyperlink w:anchor="_Toc30270734" w:history="1">
+          <w:hyperlink w:anchor="_Toc40658918" w:history="1">
             <w:r>
               <w:rPr>
                 <w:rStyle w:val="Hyperlink"/>
@@ -3826,7 +3834,7 @@
                 <w:noProof/>
                 <w:webHidden/>
               </w:rPr>
-              <w:instrText xml:space="preserve"> PAGEREF _Toc30270734 \h </w:instrText>
+              <w:instrText xml:space="preserve"> PAGEREF _Toc40658918 \h </w:instrText>
             </w:r>
             <w:r>
               <w:rPr>
@@ -3846,7 +3854,7 @@
                 <w:noProof/>
                 <w:webHidden/>
               </w:rPr>
-              <w:t>11</w:t>
+              <w:t>8</w:t>
             </w:r>
             <w:r>
               <w:rPr>
@@ -3869,7 +3877,7 @@
               <w:lang w:eastAsia="de-DE"/>
             </w:rPr>
           </w:pPr>
-          <w:hyperlink w:anchor="_Toc30270735" w:history="1">
+          <w:hyperlink w:anchor="_Toc40658919" w:history="1">
             <w:r>
               <w:rPr>
                 <w:rStyle w:val="Hyperlink"/>
@@ -3897,7 +3905,7 @@
                 <w:noProof/>
                 <w:webHidden/>
               </w:rPr>
-              <w:instrText xml:space="preserve"> PAGEREF _Toc30270735 \h </w:instrText>
+              <w:instrText xml:space="preserve"> PAGEREF _Toc40658919 \h </w:instrText>
             </w:r>
             <w:r>
               <w:rPr>
@@ -3917,7 +3925,7 @@
                 <w:noProof/>
                 <w:webHidden/>
               </w:rPr>
-              <w:t>11</w:t>
+              <w:t>8</w:t>
             </w:r>
             <w:r>
               <w:rPr>
@@ -3940,7 +3948,7 @@
               <w:lang w:eastAsia="de-DE"/>
             </w:rPr>
           </w:pPr>
-          <w:hyperlink w:anchor="_Toc30270736" w:history="1">
+          <w:hyperlink w:anchor="_Toc40658920" w:history="1">
             <w:r>
               <w:rPr>
                 <w:rStyle w:val="Hyperlink"/>
@@ -3968,7 +3976,7 @@
                 <w:noProof/>
                 <w:webHidden/>
               </w:rPr>
-              <w:instrText xml:space="preserve"> PAGEREF _Toc30270736 \h </w:instrText>
+              <w:instrText xml:space="preserve"> PAGEREF _Toc40658920 \h </w:instrText>
             </w:r>
             <w:r>
               <w:rPr>
@@ -3988,7 +3996,7 @@
                 <w:noProof/>
                 <w:webHidden/>
               </w:rPr>
-              <w:t>12</w:t>
+              <w:t>8</w:t>
             </w:r>
             <w:r>
               <w:rPr>
@@ -4011,7 +4019,7 @@
               <w:lang w:eastAsia="de-DE"/>
             </w:rPr>
           </w:pPr>
-          <w:hyperlink w:anchor="_Toc30270737" w:history="1">
+          <w:hyperlink w:anchor="_Toc40658921" w:history="1">
             <w:r>
               <w:rPr>
                 <w:rStyle w:val="Hyperlink"/>
@@ -4039,7 +4047,7 @@
                 <w:noProof/>
                 <w:webHidden/>
               </w:rPr>
-              <w:instrText xml:space="preserve"> PAGEREF _Toc30270737 \h </w:instrText>
+              <w:instrText xml:space="preserve"> PAGEREF _Toc40658921 \h </w:instrText>
             </w:r>
             <w:r>
               <w:rPr>
@@ -4059,7 +4067,7 @@
                 <w:noProof/>
                 <w:webHidden/>
               </w:rPr>
-              <w:t>12</w:t>
+              <w:t>8</w:t>
             </w:r>
             <w:r>
               <w:rPr>
@@ -4082,7 +4090,7 @@
               <w:lang w:eastAsia="de-DE"/>
             </w:rPr>
           </w:pPr>
-          <w:hyperlink w:anchor="_Toc30270738" w:history="1">
+          <w:hyperlink w:anchor="_Toc40658922" w:history="1">
             <w:r>
               <w:rPr>
                 <w:rStyle w:val="Hyperlink"/>
@@ -4110,7 +4118,7 @@
                 <w:noProof/>
                 <w:webHidden/>
               </w:rPr>
-              <w:instrText xml:space="preserve"> PAGEREF _Toc30270738 \h </w:instrText>
+              <w:instrText xml:space="preserve"> PAGEREF _Toc40658922 \h </w:instrText>
             </w:r>
             <w:r>
               <w:rPr>
@@ -4130,7 +4138,7 @@
                 <w:noProof/>
                 <w:webHidden/>
               </w:rPr>
-              <w:t>12</w:t>
+              <w:t>8</w:t>
             </w:r>
             <w:r>
               <w:rPr>
@@ -4153,7 +4161,7 @@
               <w:lang w:eastAsia="de-DE"/>
             </w:rPr>
           </w:pPr>
-          <w:hyperlink w:anchor="_Toc30270739" w:history="1">
+          <w:hyperlink w:anchor="_Toc40658923" w:history="1">
             <w:r>
               <w:rPr>
                 <w:rStyle w:val="Hyperlink"/>
@@ -4181,7 +4189,7 @@
                 <w:noProof/>
                 <w:webHidden/>
               </w:rPr>
-              <w:instrText xml:space="preserve"> PAGEREF _Toc30270739 \h </w:instrText>
+              <w:instrText xml:space="preserve"> PAGEREF _Toc40658923 \h </w:instrText>
             </w:r>
             <w:r>
               <w:rPr>
@@ -4201,7 +4209,7 @@
                 <w:noProof/>
                 <w:webHidden/>
               </w:rPr>
-              <w:t>12</w:t>
+              <w:t>8</w:t>
             </w:r>
             <w:r>
               <w:rPr>
@@ -4224,7 +4232,7 @@
               <w:lang w:eastAsia="de-DE"/>
             </w:rPr>
           </w:pPr>
-          <w:hyperlink w:anchor="_Toc30270740" w:history="1">
+          <w:hyperlink w:anchor="_Toc40658924" w:history="1">
             <w:r>
               <w:rPr>
                 <w:rStyle w:val="Hyperlink"/>
@@ -4252,7 +4260,7 @@
                 <w:noProof/>
                 <w:webHidden/>
               </w:rPr>
-              <w:instrText xml:space="preserve"> PAGEREF _Toc30270740 \h </w:instrText>
+              <w:instrText xml:space="preserve"> PAGEREF _Toc40658924 \h </w:instrText>
             </w:r>
             <w:r>
               <w:rPr>
@@ -4272,7 +4280,7 @@
                 <w:noProof/>
                 <w:webHidden/>
               </w:rPr>
-              <w:t>12</w:t>
+              <w:t>8</w:t>
             </w:r>
             <w:r>
               <w:rPr>
@@ -4295,7 +4303,7 @@
               <w:lang w:eastAsia="de-DE"/>
             </w:rPr>
           </w:pPr>
-          <w:hyperlink w:anchor="_Toc30270741" w:history="1">
+          <w:hyperlink w:anchor="_Toc40658925" w:history="1">
             <w:r>
               <w:rPr>
                 <w:rStyle w:val="Hyperlink"/>
@@ -4323,7 +4331,7 @@
                 <w:noProof/>
                 <w:webHidden/>
               </w:rPr>
-              <w:instrText xml:space="preserve"> PAGEREF _Toc30270741 \h </w:instrText>
+              <w:instrText xml:space="preserve"> PAGEREF _Toc40658925 \h </w:instrText>
             </w:r>
             <w:r>
               <w:rPr>
@@ -4343,7 +4351,7 @@
                 <w:noProof/>
                 <w:webHidden/>
               </w:rPr>
-              <w:t>12</w:t>
+              <w:t>8</w:t>
             </w:r>
             <w:r>
               <w:rPr>
@@ -4366,7 +4374,7 @@
               <w:lang w:eastAsia="de-DE"/>
             </w:rPr>
           </w:pPr>
-          <w:hyperlink w:anchor="_Toc30270742" w:history="1">
+          <w:hyperlink w:anchor="_Toc40658926" w:history="1">
             <w:r>
               <w:rPr>
                 <w:rStyle w:val="Hyperlink"/>
@@ -4394,7 +4402,7 @@
                 <w:noProof/>
                 <w:webHidden/>
               </w:rPr>
-              <w:instrText xml:space="preserve"> PAGEREF _Toc30270742 \h </w:instrText>
+              <w:instrText xml:space="preserve"> PAGEREF _Toc40658926 \h </w:instrText>
             </w:r>
             <w:r>
               <w:rPr>
@@ -4414,7 +4422,7 @@
                 <w:noProof/>
                 <w:webHidden/>
               </w:rPr>
-              <w:t>12</w:t>
+              <w:t>8</w:t>
             </w:r>
             <w:r>
               <w:rPr>
@@ -4437,7 +4445,7 @@
               <w:lang w:eastAsia="de-DE"/>
             </w:rPr>
           </w:pPr>
-          <w:hyperlink w:anchor="_Toc30270743" w:history="1">
+          <w:hyperlink w:anchor="_Toc40658927" w:history="1">
             <w:r>
               <w:rPr>
                 <w:rStyle w:val="Hyperlink"/>
@@ -4465,7 +4473,7 @@
                 <w:noProof/>
                 <w:webHidden/>
               </w:rPr>
-              <w:instrText xml:space="preserve"> PAGEREF _Toc30270743 \h </w:instrText>
+              <w:instrText xml:space="preserve"> PAGEREF _Toc40658927 \h </w:instrText>
             </w:r>
             <w:r>
               <w:rPr>
@@ -4485,7 +4493,7 @@
                 <w:noProof/>
                 <w:webHidden/>
               </w:rPr>
-              <w:t>12</w:t>
+              <w:t>8</w:t>
             </w:r>
             <w:r>
               <w:rPr>
@@ -4508,7 +4516,7 @@
               <w:lang w:eastAsia="de-DE"/>
             </w:rPr>
           </w:pPr>
-          <w:hyperlink w:anchor="_Toc30270744" w:history="1">
+          <w:hyperlink w:anchor="_Toc40658928" w:history="1">
             <w:r>
               <w:rPr>
                 <w:rStyle w:val="Hyperlink"/>
@@ -4536,7 +4544,7 @@
                 <w:noProof/>
                 <w:webHidden/>
               </w:rPr>
-              <w:instrText xml:space="preserve"> PAGEREF _Toc30270744 \h </w:instrText>
+              <w:instrText xml:space="preserve"> PAGEREF _Toc40658928 \h </w:instrText>
             </w:r>
             <w:r>
               <w:rPr>
@@ -4556,7 +4564,7 @@
                 <w:noProof/>
                 <w:webHidden/>
               </w:rPr>
-              <w:t>12</w:t>
+              <w:t>8</w:t>
             </w:r>
             <w:r>
               <w:rPr>
@@ -4579,7 +4587,7 @@
               <w:lang w:eastAsia="de-DE"/>
             </w:rPr>
           </w:pPr>
-          <w:hyperlink w:anchor="_Toc30270745" w:history="1">
+          <w:hyperlink w:anchor="_Toc40658929" w:history="1">
             <w:r>
               <w:rPr>
                 <w:rStyle w:val="Hyperlink"/>
@@ -4607,7 +4615,7 @@
                 <w:noProof/>
                 <w:webHidden/>
               </w:rPr>
-              <w:instrText xml:space="preserve"> PAGEREF _Toc30270745 \h </w:instrText>
+              <w:instrText xml:space="preserve"> PAGEREF _Toc40658929 \h </w:instrText>
             </w:r>
             <w:r>
               <w:rPr>
@@ -4627,7 +4635,7 @@
                 <w:noProof/>
                 <w:webHidden/>
               </w:rPr>
-              <w:t>12</w:t>
+              <w:t>8</w:t>
             </w:r>
             <w:r>
               <w:rPr>
@@ -4650,7 +4658,7 @@
               <w:lang w:eastAsia="de-DE"/>
             </w:rPr>
           </w:pPr>
-          <w:hyperlink w:anchor="_Toc30270746" w:history="1">
+          <w:hyperlink w:anchor="_Toc40658930" w:history="1">
             <w:r>
               <w:rPr>
                 <w:rStyle w:val="Hyperlink"/>
@@ -4678,7 +4686,7 @@
                 <w:noProof/>
                 <w:webHidden/>
               </w:rPr>
-              <w:instrText xml:space="preserve"> PAGEREF _Toc30270746 \h </w:instrText>
+              <w:instrText xml:space="preserve"> PAGEREF _Toc40658930 \h </w:instrText>
             </w:r>
             <w:r>
               <w:rPr>
@@ -4698,7 +4706,7 @@
                 <w:noProof/>
                 <w:webHidden/>
               </w:rPr>
-              <w:t>12</w:t>
+              <w:t>9</w:t>
             </w:r>
             <w:r>
               <w:rPr>
@@ -4721,7 +4729,7 @@
               <w:lang w:eastAsia="de-DE"/>
             </w:rPr>
           </w:pPr>
-          <w:hyperlink w:anchor="_Toc30270747" w:history="1">
+          <w:hyperlink w:anchor="_Toc40658931" w:history="1">
             <w:r>
               <w:rPr>
                 <w:rStyle w:val="Hyperlink"/>
@@ -4749,7 +4757,7 @@
                 <w:noProof/>
                 <w:webHidden/>
               </w:rPr>
-              <w:instrText xml:space="preserve"> PAGEREF _Toc30270747 \h </w:instrText>
+              <w:instrText xml:space="preserve"> PAGEREF _Toc40658931 \h </w:instrText>
             </w:r>
             <w:r>
               <w:rPr>
@@ -4769,7 +4777,7 @@
                 <w:noProof/>
                 <w:webHidden/>
               </w:rPr>
-              <w:t>13</w:t>
+              <w:t>9</w:t>
             </w:r>
             <w:r>
               <w:rPr>
@@ -4792,7 +4800,7 @@
               <w:lang w:eastAsia="de-DE"/>
             </w:rPr>
           </w:pPr>
-          <w:hyperlink w:anchor="_Toc30270748" w:history="1">
+          <w:hyperlink w:anchor="_Toc40658932" w:history="1">
             <w:r>
               <w:rPr>
                 <w:rStyle w:val="Hyperlink"/>
@@ -4820,7 +4828,7 @@
                 <w:noProof/>
                 <w:webHidden/>
               </w:rPr>
-              <w:instrText xml:space="preserve"> PAGEREF _Toc30270748 \h </w:instrText>
+              <w:instrText xml:space="preserve"> PAGEREF _Toc40658932 \h </w:instrText>
             </w:r>
             <w:r>
               <w:rPr>
@@ -4840,7 +4848,7 @@
                 <w:noProof/>
                 <w:webHidden/>
               </w:rPr>
-              <w:t>13</w:t>
+              <w:t>9</w:t>
             </w:r>
             <w:r>
               <w:rPr>
@@ -4863,7 +4871,7 @@
               <w:lang w:eastAsia="de-DE"/>
             </w:rPr>
           </w:pPr>
-          <w:hyperlink w:anchor="_Toc30270749" w:history="1">
+          <w:hyperlink w:anchor="_Toc40658933" w:history="1">
             <w:r>
               <w:rPr>
                 <w:rStyle w:val="Hyperlink"/>
@@ -4891,7 +4899,7 @@
                 <w:noProof/>
                 <w:webHidden/>
               </w:rPr>
-              <w:instrText xml:space="preserve"> PAGEREF _Toc30270749 \h </w:instrText>
+              <w:instrText xml:space="preserve"> PAGEREF _Toc40658933 \h </w:instrText>
             </w:r>
             <w:r>
               <w:rPr>
@@ -4911,7 +4919,7 @@
                 <w:noProof/>
                 <w:webHidden/>
               </w:rPr>
-              <w:t>13</w:t>
+              <w:t>9</w:t>
             </w:r>
             <w:r>
               <w:rPr>
@@ -4934,7 +4942,7 @@
               <w:lang w:eastAsia="de-DE"/>
             </w:rPr>
           </w:pPr>
-          <w:hyperlink w:anchor="_Toc30270750" w:history="1">
+          <w:hyperlink w:anchor="_Toc40658934" w:history="1">
             <w:r>
               <w:rPr>
                 <w:rStyle w:val="Hyperlink"/>
@@ -4962,7 +4970,7 @@
                 <w:noProof/>
                 <w:webHidden/>
               </w:rPr>
-              <w:instrText xml:space="preserve"> PAGEREF _Toc30270750 \h </w:instrText>
+              <w:instrText xml:space="preserve"> PAGEREF _Toc40658934 \h </w:instrText>
             </w:r>
             <w:r>
               <w:rPr>
@@ -4982,7 +4990,7 @@
                 <w:noProof/>
                 <w:webHidden/>
               </w:rPr>
-              <w:t>13</w:t>
+              <w:t>9</w:t>
             </w:r>
             <w:r>
               <w:rPr>
@@ -5005,7 +5013,7 @@
               <w:lang w:eastAsia="de-DE"/>
             </w:rPr>
           </w:pPr>
-          <w:hyperlink w:anchor="_Toc30270751" w:history="1">
+          <w:hyperlink w:anchor="_Toc40658935" w:history="1">
             <w:r>
               <w:rPr>
                 <w:rStyle w:val="Hyperlink"/>
@@ -5032,7 +5040,7 @@
                 <w:noProof/>
                 <w:webHidden/>
               </w:rPr>
-              <w:instrText xml:space="preserve"> PAGEREF _Toc30270751 \h </w:instrText>
+              <w:instrText xml:space="preserve"> PAGEREF _Toc40658935 \h </w:instrText>
             </w:r>
             <w:r>
               <w:rPr>
@@ -5052,7 +5060,7 @@
                 <w:noProof/>
                 <w:webHidden/>
               </w:rPr>
-              <w:t>13</w:t>
+              <w:t>9</w:t>
             </w:r>
             <w:r>
               <w:rPr>
@@ -5075,7 +5083,7 @@
               <w:lang w:eastAsia="de-DE"/>
             </w:rPr>
           </w:pPr>
-          <w:hyperlink w:anchor="_Toc30270752" w:history="1">
+          <w:hyperlink w:anchor="_Toc40658936" w:history="1">
             <w:r>
               <w:rPr>
                 <w:rStyle w:val="Hyperlink"/>
@@ -5102,7 +5110,7 @@
                 <w:noProof/>
                 <w:webHidden/>
               </w:rPr>
-              <w:instrText xml:space="preserve"> PAGEREF _Toc30270752 \h </w:instrText>
+              <w:instrText xml:space="preserve"> PAGEREF _Toc40658936 \h </w:instrText>
             </w:r>
             <w:r>
               <w:rPr>
@@ -5122,7 +5130,7 @@
                 <w:noProof/>
                 <w:webHidden/>
               </w:rPr>
-              <w:t>13</w:t>
+              <w:t>9</w:t>
             </w:r>
             <w:r>
               <w:rPr>
@@ -5145,7 +5153,7 @@
               <w:lang w:eastAsia="de-DE"/>
             </w:rPr>
           </w:pPr>
-          <w:hyperlink w:anchor="_Toc30270753" w:history="1">
+          <w:hyperlink w:anchor="_Toc40658937" w:history="1">
             <w:r>
               <w:rPr>
                 <w:rStyle w:val="Hyperlink"/>
@@ -5172,7 +5180,7 @@
                 <w:noProof/>
                 <w:webHidden/>
               </w:rPr>
-              <w:instrText xml:space="preserve"> PAGEREF _Toc30270753 \h </w:instrText>
+              <w:instrText xml:space="preserve"> PAGEREF _Toc40658937 \h </w:instrText>
             </w:r>
             <w:r>
               <w:rPr>
@@ -5192,7 +5200,7 @@
                 <w:noProof/>
                 <w:webHidden/>
               </w:rPr>
-              <w:t>13</w:t>
+              <w:t>9</w:t>
             </w:r>
             <w:r>
               <w:rPr>
@@ -5215,7 +5223,7 @@
               <w:lang w:eastAsia="de-DE"/>
             </w:rPr>
           </w:pPr>
-          <w:hyperlink w:anchor="_Toc30270754" w:history="1">
+          <w:hyperlink w:anchor="_Toc40658938" w:history="1">
             <w:r>
               <w:rPr>
                 <w:rStyle w:val="Hyperlink"/>
@@ -5242,7 +5250,7 @@
                 <w:noProof/>
                 <w:webHidden/>
               </w:rPr>
-              <w:instrText xml:space="preserve"> PAGEREF _Toc30270754 \h </w:instrText>
+              <w:instrText xml:space="preserve"> PAGEREF _Toc40658938 \h </w:instrText>
             </w:r>
             <w:r>
               <w:rPr>
@@ -5262,7 +5270,7 @@
                 <w:noProof/>
                 <w:webHidden/>
               </w:rPr>
-              <w:t>13</w:t>
+              <w:t>10</w:t>
             </w:r>
             <w:r>
               <w:rPr>
@@ -5285,7 +5293,7 @@
               <w:lang w:eastAsia="de-DE"/>
             </w:rPr>
           </w:pPr>
-          <w:hyperlink w:anchor="_Toc30270755" w:history="1">
+          <w:hyperlink w:anchor="_Toc40658939" w:history="1">
             <w:r>
               <w:rPr>
                 <w:rStyle w:val="Hyperlink"/>
@@ -5313,7 +5321,7 @@
                 <w:noProof/>
                 <w:webHidden/>
               </w:rPr>
-              <w:instrText xml:space="preserve"> PAGEREF _Toc30270755 \h </w:instrText>
+              <w:instrText xml:space="preserve"> PAGEREF _Toc40658939 \h </w:instrText>
             </w:r>
             <w:r>
               <w:rPr>
@@ -5333,7 +5341,7 @@
                 <w:noProof/>
                 <w:webHidden/>
               </w:rPr>
-              <w:t>13</w:t>
+              <w:t>10</w:t>
             </w:r>
             <w:r>
               <w:rPr>
@@ -5356,7 +5364,7 @@
               <w:lang w:eastAsia="de-DE"/>
             </w:rPr>
           </w:pPr>
-          <w:hyperlink w:anchor="_Toc30270756" w:history="1">
+          <w:hyperlink w:anchor="_Toc40658940" w:history="1">
             <w:r>
               <w:rPr>
                 <w:rStyle w:val="Hyperlink"/>
@@ -5383,7 +5391,7 @@
                 <w:noProof/>
                 <w:webHidden/>
               </w:rPr>
-              <w:instrText xml:space="preserve"> PAGEREF _Toc30270756 \h </w:instrText>
+              <w:instrText xml:space="preserve"> PAGEREF _Toc40658940 \h </w:instrText>
             </w:r>
             <w:r>
               <w:rPr>
@@ -5403,7 +5411,7 @@
                 <w:noProof/>
                 <w:webHidden/>
               </w:rPr>
-              <w:t>13</w:t>
+              <w:t>10</w:t>
             </w:r>
             <w:r>
               <w:rPr>
@@ -5426,7 +5434,7 @@
               <w:lang w:eastAsia="de-DE"/>
             </w:rPr>
           </w:pPr>
-          <w:hyperlink w:anchor="_Toc30270757" w:history="1">
+          <w:hyperlink w:anchor="_Toc40658941" w:history="1">
             <w:r>
               <w:rPr>
                 <w:rStyle w:val="Hyperlink"/>
@@ -5453,7 +5461,7 @@
                 <w:noProof/>
                 <w:webHidden/>
               </w:rPr>
-              <w:instrText xml:space="preserve"> PAGEREF _Toc30270757 \h </w:instrText>
+              <w:instrText xml:space="preserve"> PAGEREF _Toc40658941 \h </w:instrText>
             </w:r>
             <w:r>
               <w:rPr>
@@ -5473,7 +5481,7 @@
                 <w:noProof/>
                 <w:webHidden/>
               </w:rPr>
-              <w:t>13</w:t>
+              <w:t>10</w:t>
             </w:r>
             <w:r>
               <w:rPr>
@@ -5496,7 +5504,7 @@
               <w:lang w:eastAsia="de-DE"/>
             </w:rPr>
           </w:pPr>
-          <w:hyperlink w:anchor="_Toc30270758" w:history="1">
+          <w:hyperlink w:anchor="_Toc40658942" w:history="1">
             <w:r>
               <w:rPr>
                 <w:rStyle w:val="Hyperlink"/>
@@ -5523,7 +5531,7 @@
                 <w:noProof/>
                 <w:webHidden/>
               </w:rPr>
-              <w:instrText xml:space="preserve"> PAGEREF _Toc30270758 \h </w:instrText>
+              <w:instrText xml:space="preserve"> PAGEREF _Toc40658942 \h </w:instrText>
             </w:r>
             <w:r>
               <w:rPr>
@@ -5543,7 +5551,7 @@
                 <w:noProof/>
                 <w:webHidden/>
               </w:rPr>
-              <w:t>14</w:t>
+              <w:t>10</w:t>
             </w:r>
             <w:r>
               <w:rPr>
@@ -5566,7 +5574,7 @@
               <w:lang w:eastAsia="de-DE"/>
             </w:rPr>
           </w:pPr>
-          <w:hyperlink w:anchor="_Toc30270759" w:history="1">
+          <w:hyperlink w:anchor="_Toc40658943" w:history="1">
             <w:r>
               <w:rPr>
                 <w:rStyle w:val="Hyperlink"/>
@@ -5593,7 +5601,7 @@
                 <w:noProof/>
                 <w:webHidden/>
               </w:rPr>
-              <w:instrText xml:space="preserve"> PAGEREF _Toc30270759 \h </w:instrText>
+              <w:instrText xml:space="preserve"> PAGEREF _Toc40658943 \h </w:instrText>
             </w:r>
             <w:r>
               <w:rPr>
@@ -5613,7 +5621,7 @@
                 <w:noProof/>
                 <w:webHidden/>
               </w:rPr>
-              <w:t>14</w:t>
+              <w:t>10</w:t>
             </w:r>
             <w:r>
               <w:rPr>
@@ -5636,7 +5644,7 @@
               <w:lang w:eastAsia="de-DE"/>
             </w:rPr>
           </w:pPr>
-          <w:hyperlink w:anchor="_Toc30270760" w:history="1">
+          <w:hyperlink w:anchor="_Toc40658944" w:history="1">
             <w:r>
               <w:rPr>
                 <w:rStyle w:val="Hyperlink"/>
@@ -5663,7 +5671,7 @@
                 <w:noProof/>
                 <w:webHidden/>
               </w:rPr>
-              <w:instrText xml:space="preserve"> PAGEREF _Toc30270760 \h </w:instrText>
+              <w:instrText xml:space="preserve"> PAGEREF _Toc40658944 \h </w:instrText>
             </w:r>
             <w:r>
               <w:rPr>
@@ -5683,7 +5691,7 @@
                 <w:noProof/>
                 <w:webHidden/>
               </w:rPr>
-              <w:t>14</w:t>
+              <w:t>10</w:t>
             </w:r>
             <w:r>
               <w:rPr>
@@ -5706,7 +5714,7 @@
               <w:lang w:eastAsia="de-DE"/>
             </w:rPr>
           </w:pPr>
-          <w:hyperlink w:anchor="_Toc30270761" w:history="1">
+          <w:hyperlink w:anchor="_Toc40658945" w:history="1">
             <w:r>
               <w:rPr>
                 <w:rStyle w:val="Hyperlink"/>
@@ -5733,7 +5741,7 @@
                 <w:noProof/>
                 <w:webHidden/>
               </w:rPr>
-              <w:instrText xml:space="preserve"> PAGEREF _Toc30270761 \h </w:instrText>
+              <w:instrText xml:space="preserve"> PAGEREF _Toc40658945 \h </w:instrText>
             </w:r>
             <w:r>
               <w:rPr>
@@ -5753,7 +5761,7 @@
                 <w:noProof/>
                 <w:webHidden/>
               </w:rPr>
-              <w:t>14</w:t>
+              <w:t>10</w:t>
             </w:r>
             <w:r>
               <w:rPr>
@@ -5776,7 +5784,7 @@
               <w:lang w:eastAsia="de-DE"/>
             </w:rPr>
           </w:pPr>
-          <w:hyperlink w:anchor="_Toc30270762" w:history="1">
+          <w:hyperlink w:anchor="_Toc40658946" w:history="1">
             <w:r>
               <w:rPr>
                 <w:rStyle w:val="Hyperlink"/>
@@ -5803,7 +5811,7 @@
                 <w:noProof/>
                 <w:webHidden/>
               </w:rPr>
-              <w:instrText xml:space="preserve"> PAGEREF _Toc30270762 \h </w:instrText>
+              <w:instrText xml:space="preserve"> PAGEREF _Toc40658946 \h </w:instrText>
             </w:r>
             <w:r>
               <w:rPr>
@@ -5823,7 +5831,7 @@
                 <w:noProof/>
                 <w:webHidden/>
               </w:rPr>
-              <w:t>14</w:t>
+              <w:t>11</w:t>
             </w:r>
             <w:r>
               <w:rPr>
@@ -5846,7 +5854,7 @@
               <w:lang w:eastAsia="de-DE"/>
             </w:rPr>
           </w:pPr>
-          <w:hyperlink w:anchor="_Toc30270763" w:history="1">
+          <w:hyperlink w:anchor="_Toc40658947" w:history="1">
             <w:r>
               <w:rPr>
                 <w:rStyle w:val="Hyperlink"/>
@@ -5873,7 +5881,7 @@
                 <w:noProof/>
                 <w:webHidden/>
               </w:rPr>
-              <w:instrText xml:space="preserve"> PAGEREF _Toc30270763 \h </w:instrText>
+              <w:instrText xml:space="preserve"> PAGEREF _Toc40658947 \h </w:instrText>
             </w:r>
             <w:r>
               <w:rPr>
@@ -5893,7 +5901,7 @@
                 <w:noProof/>
                 <w:webHidden/>
               </w:rPr>
-              <w:t>14</w:t>
+              <w:t>11</w:t>
             </w:r>
             <w:r>
               <w:rPr>
@@ -5916,7 +5924,7 @@
               <w:lang w:eastAsia="de-DE"/>
             </w:rPr>
           </w:pPr>
-          <w:hyperlink w:anchor="_Toc30270764" w:history="1">
+          <w:hyperlink w:anchor="_Toc40658948" w:history="1">
             <w:r>
               <w:rPr>
                 <w:rStyle w:val="Hyperlink"/>
@@ -5943,7 +5951,7 @@
                 <w:noProof/>
                 <w:webHidden/>
               </w:rPr>
-              <w:instrText xml:space="preserve"> PAGEREF _Toc30270764 \h </w:instrText>
+              <w:instrText xml:space="preserve"> PAGEREF _Toc40658948 \h </w:instrText>
             </w:r>
             <w:r>
               <w:rPr>
@@ -5963,7 +5971,7 @@
                 <w:noProof/>
                 <w:webHidden/>
               </w:rPr>
-              <w:t>15</w:t>
+              <w:t>11</w:t>
             </w:r>
             <w:r>
               <w:rPr>
@@ -5993,8 +6001,16 @@
       <w:pPr>
         <w:pStyle w:val="berschrift1"/>
         <w:rPr>
-          <w:rFonts w:ascii="Lucida Calligraphy" w:hAnsi="Lucida Calligraphy"/>
-        </w:rPr>
+          <w:rFonts w:ascii="Lucida Calligraphy" w:eastAsia="Malgun Gothic" w:hAnsi="Lucida Calligraphy"/>
+        </w:rPr>
+        <w:sectPr>
+          <w:headerReference w:type="default" r:id="rId9"/>
+          <w:pgSz w:w="11906" w:h="16838"/>
+          <w:pgMar w:top="1417" w:right="1417" w:bottom="1134" w:left="1417" w:header="708" w:footer="708" w:gutter="0"/>
+          <w:cols w:space="708"/>
+          <w:titlePg/>
+          <w:docGrid w:linePitch="360"/>
+        </w:sectPr>
       </w:pPr>
     </w:p>
     <w:p>
@@ -6004,11 +6020,12 @@
           <w:rFonts w:ascii="Lucida Calligraphy" w:eastAsia="Malgun Gothic" w:hAnsi="Lucida Calligraphy"/>
         </w:rPr>
       </w:pPr>
-      <w:bookmarkStart w:id="0" w:name="_Toc30270686"/>
-      <w:r>
-        <w:rPr>
-          <w:rFonts w:ascii="Lucida Calligraphy" w:eastAsia="Malgun Gothic" w:hAnsi="Lucida Calligraphy"/>
-        </w:rPr>
+      <w:bookmarkStart w:id="0" w:name="_Toc40658870"/>
+      <w:r>
+        <w:rPr>
+          <w:rFonts w:ascii="Lucida Calligraphy" w:eastAsia="Malgun Gothic" w:hAnsi="Lucida Calligraphy"/>
+        </w:rPr>
+        <w:lastRenderedPageBreak/>
         <w:t>Die Welt</w:t>
       </w:r>
       <w:bookmarkEnd w:id="0"/>
@@ -6021,6 +6038,7 @@
         </w:rPr>
       </w:pPr>
       <w:bookmarkStart w:id="1" w:name="_Toc30270687"/>
+      <w:bookmarkStart w:id="2" w:name="_Toc40658871"/>
       <w:r>
         <w:rPr>
           <w:rFonts w:ascii="Lucida Calligraphy" w:eastAsia="Malgun Gothic" w:hAnsi="Lucida Calligraphy"/>
@@ -6045,7 +6063,7 @@
                     </pic:cNvPicPr>
                   </pic:nvPicPr>
                   <pic:blipFill>
-                    <a:blip r:embed="rId7" cstate="print"/>
+                    <a:blip r:embed="rId10" cstate="print"/>
                     <a:srcRect/>
                     <a:stretch>
                       <a:fillRect/>
@@ -6074,6 +6092,7 @@
         </w:drawing>
       </w:r>
       <w:bookmarkEnd w:id="1"/>
+      <w:bookmarkEnd w:id="2"/>
     </w:p>
     <w:p>
       <w:pPr>
@@ -6082,14 +6101,14 @@
           <w:rFonts w:ascii="Lucida Calligraphy" w:eastAsia="Malgun Gothic" w:hAnsi="Lucida Calligraphy"/>
         </w:rPr>
       </w:pPr>
-      <w:bookmarkStart w:id="2" w:name="_Toc30270688"/>
+      <w:bookmarkStart w:id="3" w:name="_Toc40658872"/>
       <w:r>
         <w:rPr>
           <w:rFonts w:ascii="Lucida Calligraphy" w:eastAsia="Malgun Gothic" w:hAnsi="Lucida Calligraphy"/>
         </w:rPr>
         <w:t>Geschichte</w:t>
       </w:r>
-      <w:bookmarkEnd w:id="2"/>
+      <w:bookmarkEnd w:id="3"/>
     </w:p>
     <w:p>
       <w:pPr>
@@ -6105,14 +6124,14 @@
           <w:rFonts w:ascii="Lucida Calligraphy" w:eastAsia="Malgun Gothic" w:hAnsi="Lucida Calligraphy"/>
         </w:rPr>
       </w:pPr>
-      <w:bookmarkStart w:id="3" w:name="_Toc30270689"/>
+      <w:bookmarkStart w:id="4" w:name="_Toc40658873"/>
       <w:r>
         <w:rPr>
           <w:rFonts w:ascii="Lucida Calligraphy" w:eastAsia="Malgun Gothic" w:hAnsi="Lucida Calligraphy"/>
         </w:rPr>
         <w:t>Der Wohlstand der Mountain Dwellers</w:t>
       </w:r>
-      <w:bookmarkEnd w:id="3"/>
+      <w:bookmarkEnd w:id="4"/>
     </w:p>
     <w:p>
       <w:pPr>
@@ -6377,6 +6396,12 @@
         </w:rPr>
         <w:t xml:space="preserve"> </w:t>
       </w:r>
+      <w:r>
+        <w:rPr>
+          <w:rFonts w:ascii="Lucida Calligraphy" w:eastAsia="Malgun Gothic" w:hAnsi="Lucida Calligraphy"/>
+        </w:rPr>
+        <w:br w:type="page"/>
+      </w:r>
     </w:p>
     <w:p>
       <w:pPr>
@@ -6391,11 +6416,17 @@
           <w:rFonts w:ascii="Lucida Calligraphy" w:eastAsia="Malgun Gothic" w:hAnsi="Lucida Calligraphy"/>
         </w:rPr>
       </w:pPr>
-      <w:r>
-        <w:rPr>
-          <w:rFonts w:ascii="Lucida Calligraphy" w:eastAsia="Malgun Gothic" w:hAnsi="Lucida Calligraphy"/>
-        </w:rPr>
-        <w:lastRenderedPageBreak/>
+    </w:p>
+    <w:p>
+      <w:pPr>
+        <w:rPr>
+          <w:rFonts w:ascii="Lucida Calligraphy" w:eastAsia="Malgun Gothic" w:hAnsi="Lucida Calligraphy"/>
+        </w:rPr>
+      </w:pPr>
+      <w:r>
+        <w:rPr>
+          <w:rFonts w:ascii="Lucida Calligraphy" w:eastAsia="Malgun Gothic" w:hAnsi="Lucida Calligraphy"/>
+        </w:rPr>
         <w:t xml:space="preserve">Die Orcs stürmten in </w:t>
       </w:r>
       <w:r>
@@ -6491,14 +6522,14 @@
           <w:rFonts w:ascii="Lucida Calligraphy" w:eastAsia="Malgun Gothic" w:hAnsi="Lucida Calligraphy"/>
         </w:rPr>
       </w:pPr>
-      <w:bookmarkStart w:id="4" w:name="_Toc30270690"/>
+      <w:bookmarkStart w:id="5" w:name="_Toc40658874"/>
       <w:r>
         <w:rPr>
           <w:rFonts w:ascii="Lucida Calligraphy" w:eastAsia="Malgun Gothic" w:hAnsi="Lucida Calligraphy"/>
         </w:rPr>
         <w:t>Die Magische Welt</w:t>
       </w:r>
-      <w:bookmarkEnd w:id="4"/>
+      <w:bookmarkEnd w:id="5"/>
     </w:p>
     <w:p/>
     <w:p>
@@ -7240,14 +7271,14 @@
           <w:rFonts w:ascii="Lucida Calligraphy" w:eastAsia="Malgun Gothic" w:hAnsi="Lucida Calligraphy"/>
         </w:rPr>
       </w:pPr>
-      <w:bookmarkStart w:id="5" w:name="_Toc30270691"/>
+      <w:bookmarkStart w:id="6" w:name="_Toc40658875"/>
       <w:r>
         <w:rPr>
           <w:rFonts w:ascii="Lucida Calligraphy" w:eastAsia="Malgun Gothic" w:hAnsi="Lucida Calligraphy"/>
         </w:rPr>
         <w:t>Die Geburt der Dryaden</w:t>
       </w:r>
-      <w:bookmarkEnd w:id="5"/>
+      <w:bookmarkEnd w:id="6"/>
     </w:p>
     <w:p>
       <w:pPr>
@@ -7358,6 +7389,7 @@
         <w:rPr>
           <w:rFonts w:ascii="Lucida Calligraphy" w:eastAsia="Malgun Gothic" w:hAnsi="Lucida Calligraphy"/>
         </w:rPr>
+        <w:lastRenderedPageBreak/>
         <w:t xml:space="preserve">Die Dryaden waren angewidert von </w:t>
       </w:r>
       <w:r>
@@ -7382,7 +7414,14 @@
         <w:rPr>
           <w:rFonts w:ascii="Lucida Calligraphy" w:eastAsia="Malgun Gothic" w:hAnsi="Lucida Calligraphy"/>
         </w:rPr>
-        <w:t xml:space="preserve"> die sich gegenseitig töte</w:t>
+        <w:t xml:space="preserve"> die sich gegenseitig </w:t>
+      </w:r>
+      <w:proofErr w:type="gramStart"/>
+      <w:r>
+        <w:rPr>
+          <w:rFonts w:ascii="Lucida Calligraphy" w:eastAsia="Malgun Gothic" w:hAnsi="Lucida Calligraphy"/>
+        </w:rPr>
+        <w:t>töte</w:t>
       </w:r>
       <w:r>
         <w:rPr>
@@ -7394,20 +7433,33 @@
         <w:rPr>
           <w:rFonts w:ascii="Lucida Calligraphy" w:eastAsia="Malgun Gothic" w:hAnsi="Lucida Calligraphy"/>
         </w:rPr>
-        <w:t xml:space="preserve">n um zu überleben. Also haben Sie sich dazu entschlossen den Tieren </w:t>
-      </w:r>
-      <w:r>
-        <w:rPr>
-          <w:rFonts w:ascii="Lucida Calligraphy" w:eastAsia="Malgun Gothic" w:hAnsi="Lucida Calligraphy"/>
-        </w:rPr>
-        <w:lastRenderedPageBreak/>
+        <w:t>n</w:t>
+      </w:r>
+      <w:proofErr w:type="gramEnd"/>
+      <w:r>
+        <w:rPr>
+          <w:rFonts w:ascii="Lucida Calligraphy" w:eastAsia="Malgun Gothic" w:hAnsi="Lucida Calligraphy"/>
+        </w:rPr>
+        <w:t xml:space="preserve"> um zu überleben. Also haben Sie sich dazu entschlossen den Tieren </w:t>
+      </w:r>
+      <w:r>
+        <w:rPr>
+          <w:rFonts w:ascii="Lucida Calligraphy" w:eastAsia="Malgun Gothic" w:hAnsi="Lucida Calligraphy"/>
+        </w:rPr>
         <w:t>g</w:t>
       </w:r>
       <w:r>
         <w:rPr>
           <w:rFonts w:ascii="Lucida Calligraphy" w:eastAsia="Malgun Gothic" w:hAnsi="Lucida Calligraphy"/>
         </w:rPr>
-        <w:t>enügend Intelligenz zu g</w:t>
+        <w:t xml:space="preserve">enügend Intelligenz zu </w:t>
+      </w:r>
+      <w:proofErr w:type="gramStart"/>
+      <w:r>
+        <w:rPr>
+          <w:rFonts w:ascii="Lucida Calligraphy" w:eastAsia="Malgun Gothic" w:hAnsi="Lucida Calligraphy"/>
+        </w:rPr>
+        <w:t>g</w:t>
       </w:r>
       <w:r>
         <w:rPr>
@@ -7419,7 +7471,14 @@
         <w:rPr>
           <w:rFonts w:ascii="Lucida Calligraphy" w:eastAsia="Malgun Gothic" w:hAnsi="Lucida Calligraphy"/>
         </w:rPr>
-        <w:t xml:space="preserve">ben um diese zu kontrollieren und einzuschränken. Somit waren die ersten Weres geboren. </w:t>
+        <w:t>ben</w:t>
+      </w:r>
+      <w:proofErr w:type="gramEnd"/>
+      <w:r>
+        <w:rPr>
+          <w:rFonts w:ascii="Lucida Calligraphy" w:eastAsia="Malgun Gothic" w:hAnsi="Lucida Calligraphy"/>
+        </w:rPr>
+        <w:t xml:space="preserve"> um diese zu kontrollieren und einzuschränken. Somit waren die ersten Weres geboren. </w:t>
       </w:r>
     </w:p>
     <w:p>
@@ -7630,14 +7689,14 @@
           <w:rFonts w:ascii="Lucida Calligraphy" w:eastAsia="Malgun Gothic" w:hAnsi="Lucida Calligraphy"/>
         </w:rPr>
       </w:pPr>
-      <w:bookmarkStart w:id="6" w:name="_Toc30270692"/>
+      <w:bookmarkStart w:id="7" w:name="_Toc40658876"/>
       <w:r>
         <w:rPr>
           <w:rFonts w:ascii="Lucida Calligraphy" w:eastAsia="Malgun Gothic" w:hAnsi="Lucida Calligraphy"/>
         </w:rPr>
         <w:t>Der Aufstand der Tiere</w:t>
       </w:r>
-      <w:bookmarkEnd w:id="6"/>
+      <w:bookmarkEnd w:id="7"/>
     </w:p>
     <w:p>
       <w:pPr>
@@ -7895,14 +7954,14 @@
           <w:rFonts w:ascii="Lucida Calligraphy" w:eastAsia="Malgun Gothic" w:hAnsi="Lucida Calligraphy"/>
         </w:rPr>
       </w:pPr>
-      <w:bookmarkStart w:id="7" w:name="_Toc30270693"/>
+      <w:bookmarkStart w:id="8" w:name="_Toc40658877"/>
       <w:r>
         <w:rPr>
           <w:rFonts w:ascii="Lucida Calligraphy" w:eastAsia="Malgun Gothic" w:hAnsi="Lucida Calligraphy"/>
         </w:rPr>
         <w:t>Technologie</w:t>
       </w:r>
-      <w:bookmarkEnd w:id="7"/>
+      <w:bookmarkEnd w:id="8"/>
     </w:p>
     <w:p>
       <w:pPr>
@@ -7911,7 +7970,7 @@
           <w:rFonts w:ascii="Lucida Calligraphy" w:eastAsia="Malgun Gothic" w:hAnsi="Lucida Calligraphy"/>
         </w:rPr>
       </w:pPr>
-      <w:bookmarkStart w:id="8" w:name="_Toc30270694"/>
+      <w:bookmarkStart w:id="9" w:name="_Toc40658878"/>
       <w:r>
         <w:rPr>
           <w:rFonts w:ascii="Lucida Calligraphy" w:eastAsia="Malgun Gothic" w:hAnsi="Lucida Calligraphy"/>
@@ -7924,7 +7983,7 @@
         </w:rPr>
         <w:t xml:space="preserve"> Völker</w:t>
       </w:r>
-      <w:bookmarkEnd w:id="8"/>
+      <w:bookmarkEnd w:id="9"/>
     </w:p>
     <w:p>
       <w:pPr>
@@ -7939,7 +7998,7 @@
           <w:rFonts w:ascii="Lucida Calligraphy" w:eastAsia="Malgun Gothic" w:hAnsi="Lucida Calligraphy"/>
         </w:rPr>
       </w:pPr>
-      <w:bookmarkStart w:id="9" w:name="_Toc30270695"/>
+      <w:bookmarkStart w:id="10" w:name="_Toc40658879"/>
       <w:r>
         <w:rPr>
           <w:rStyle w:val="berschrift3Zchn"/>
@@ -7947,7 +8006,7 @@
         </w:rPr>
         <w:t>Menschen:</w:t>
       </w:r>
-      <w:bookmarkEnd w:id="9"/>
+      <w:bookmarkEnd w:id="10"/>
       <w:r>
         <w:rPr>
           <w:rFonts w:ascii="Lucida Calligraphy" w:eastAsia="Malgun Gothic" w:hAnsi="Lucida Calligraphy"/>
@@ -7964,7 +8023,31 @@
         <w:rPr>
           <w:rFonts w:ascii="Lucida Calligraphy" w:eastAsia="Malgun Gothic" w:hAnsi="Lucida Calligraphy"/>
         </w:rPr>
-        <w:t xml:space="preserve">Die Menschen haben sich auf Agrikultur spezialisiert und handeln mit den </w:t>
+        <w:t xml:space="preserve">Die Menschen haben sich auf </w:t>
+      </w:r>
+      <w:r>
+        <w:rPr>
+          <w:rFonts w:ascii="Lucida Calligraphy" w:eastAsia="Malgun Gothic" w:hAnsi="Lucida Calligraphy"/>
+        </w:rPr>
+        <w:t>Agr</w:t>
+      </w:r>
+      <w:r>
+        <w:rPr>
+          <w:rFonts w:ascii="Lucida Calligraphy" w:eastAsia="Malgun Gothic" w:hAnsi="Lucida Calligraphy"/>
+        </w:rPr>
+        <w:t>i</w:t>
+      </w:r>
+      <w:r>
+        <w:rPr>
+          <w:rFonts w:ascii="Lucida Calligraphy" w:eastAsia="Malgun Gothic" w:hAnsi="Lucida Calligraphy"/>
+        </w:rPr>
+        <w:t>kultur</w:t>
+      </w:r>
+      <w:r>
+        <w:rPr>
+          <w:rFonts w:ascii="Lucida Calligraphy" w:eastAsia="Malgun Gothic" w:hAnsi="Lucida Calligraphy"/>
+        </w:rPr>
+        <w:t xml:space="preserve"> spezialisiert und handeln mit den </w:t>
       </w:r>
       <w:r>
         <w:rPr>
@@ -7982,7 +8065,19 @@
         <w:rPr>
           <w:rFonts w:ascii="Lucida Calligraphy" w:eastAsia="Malgun Gothic" w:hAnsi="Lucida Calligraphy"/>
         </w:rPr>
-        <w:t xml:space="preserve"> In ihren eigenen Reihen werden Orcs als Sklaven gehalten um die Felder zu </w:t>
+        <w:t xml:space="preserve"> In ihren eigenen Reihen werden Orcs als Sklaven </w:t>
+      </w:r>
+      <w:r>
+        <w:rPr>
+          <w:rFonts w:ascii="Lucida Calligraphy" w:eastAsia="Malgun Gothic" w:hAnsi="Lucida Calligraphy"/>
+        </w:rPr>
+        <w:t>gehalten,</w:t>
+      </w:r>
+      <w:r>
+        <w:rPr>
+          <w:rFonts w:ascii="Lucida Calligraphy" w:eastAsia="Malgun Gothic" w:hAnsi="Lucida Calligraphy"/>
+        </w:rPr>
+        <w:t xml:space="preserve"> um die Felder zu </w:t>
       </w:r>
       <w:r>
         <w:rPr>
@@ -8007,9 +8102,10 @@
         <w:rPr>
           <w:rFonts w:ascii="Lucida Calligraphy" w:eastAsia="Malgun Gothic" w:hAnsi="Lucida Calligraphy"/>
         </w:rPr>
+        <w:lastRenderedPageBreak/>
         <w:br/>
       </w:r>
-      <w:bookmarkStart w:id="10" w:name="_Toc30270696"/>
+      <w:bookmarkStart w:id="11" w:name="_Toc40658880"/>
       <w:r>
         <w:rPr>
           <w:rStyle w:val="berschrift3Zchn"/>
@@ -8017,7 +8113,7 @@
         </w:rPr>
         <w:t>Gnome:</w:t>
       </w:r>
-      <w:bookmarkEnd w:id="10"/>
+      <w:bookmarkEnd w:id="11"/>
       <w:r>
         <w:rPr>
           <w:rFonts w:ascii="Lucida Calligraphy" w:eastAsia="Malgun Gothic" w:hAnsi="Lucida Calligraphy"/>
@@ -8028,14 +8124,19 @@
         <w:rPr>
           <w:rFonts w:ascii="Lucida Calligraphy" w:eastAsia="Malgun Gothic" w:hAnsi="Lucida Calligraphy"/>
         </w:rPr>
-        <w:t xml:space="preserve">Das Fortschrittlichste Volk sind die Gnome, welche eine Möglichkeit gefunden haben Metalle mit der Hilfe von Magie in Nutzvolle Werkzeuge zu </w:t>
-      </w:r>
-      <w:r>
-        <w:rPr>
-          <w:rFonts w:ascii="Lucida Calligraphy" w:eastAsia="Malgun Gothic" w:hAnsi="Lucida Calligraphy"/>
-        </w:rPr>
-        <w:lastRenderedPageBreak/>
-        <w:t xml:space="preserve">verwandeln. Ansonsten haben die Gnome wenig Fortschritt und leben in Höhlen </w:t>
+        <w:t xml:space="preserve">Das Fortschrittlichste Volk sind die Gnome, welche eine Möglichkeit gefunden </w:t>
+      </w:r>
+      <w:r>
+        <w:rPr>
+          <w:rFonts w:ascii="Lucida Calligraphy" w:eastAsia="Malgun Gothic" w:hAnsi="Lucida Calligraphy"/>
+        </w:rPr>
+        <w:t>haben,</w:t>
+      </w:r>
+      <w:r>
+        <w:rPr>
+          <w:rFonts w:ascii="Lucida Calligraphy" w:eastAsia="Malgun Gothic" w:hAnsi="Lucida Calligraphy"/>
+        </w:rPr>
+        <w:t xml:space="preserve"> Metalle mit der Hilfe von Magie in Nutzvolle Werkzeuge zu verwandeln. Ansonsten haben die Gnome wenig Fortschritt und leben in Höhlen </w:t>
       </w:r>
       <w:r>
         <w:rPr>
@@ -8099,7 +8200,7 @@
           <w:rFonts w:ascii="Lucida Calligraphy" w:eastAsia="Malgun Gothic" w:hAnsi="Lucida Calligraphy"/>
         </w:rPr>
       </w:pPr>
-      <w:bookmarkStart w:id="11" w:name="_Toc30270697"/>
+      <w:bookmarkStart w:id="12" w:name="_Toc40658881"/>
       <w:r>
         <w:rPr>
           <w:rStyle w:val="berschrift3Zchn"/>
@@ -8107,7 +8208,7 @@
         </w:rPr>
         <w:t>Dryaden:</w:t>
       </w:r>
-      <w:bookmarkEnd w:id="11"/>
+      <w:bookmarkEnd w:id="12"/>
       <w:r>
         <w:rPr>
           <w:rFonts w:ascii="Lucida Calligraphy" w:eastAsia="Malgun Gothic" w:hAnsi="Lucida Calligraphy"/>
@@ -8148,7 +8249,21 @@
         <w:rPr>
           <w:rFonts w:ascii="Lucida Calligraphy" w:eastAsia="Malgun Gothic" w:hAnsi="Lucida Calligraphy"/>
         </w:rPr>
-        <w:t>die Menschen Siedlungen für die Dryaden errichtet um den Handel und</w:t>
+        <w:t xml:space="preserve">die Menschen Siedlungen für die Dryaden </w:t>
+      </w:r>
+      <w:proofErr w:type="gramStart"/>
+      <w:r>
+        <w:rPr>
+          <w:rFonts w:ascii="Lucida Calligraphy" w:eastAsia="Malgun Gothic" w:hAnsi="Lucida Calligraphy"/>
+        </w:rPr>
+        <w:t>errichtet</w:t>
+      </w:r>
+      <w:proofErr w:type="gramEnd"/>
+      <w:r>
+        <w:rPr>
+          <w:rFonts w:ascii="Lucida Calligraphy" w:eastAsia="Malgun Gothic" w:hAnsi="Lucida Calligraphy"/>
+        </w:rPr>
+        <w:t xml:space="preserve"> um den Handel und</w:t>
       </w:r>
       <w:r>
         <w:rPr>
@@ -8171,14 +8286,14 @@
           <w:rFonts w:ascii="Lucida Calligraphy" w:eastAsia="Malgun Gothic" w:hAnsi="Lucida Calligraphy"/>
         </w:rPr>
       </w:pPr>
-      <w:bookmarkStart w:id="12" w:name="_Toc30270698"/>
+      <w:bookmarkStart w:id="13" w:name="_Toc40658882"/>
       <w:r>
         <w:rPr>
           <w:rFonts w:ascii="Lucida Calligraphy" w:eastAsia="Malgun Gothic" w:hAnsi="Lucida Calligraphy"/>
         </w:rPr>
         <w:t>Wilden Völker</w:t>
       </w:r>
-      <w:bookmarkEnd w:id="12"/>
+      <w:bookmarkEnd w:id="13"/>
     </w:p>
     <w:p>
       <w:pPr>
@@ -8193,7 +8308,7 @@
           <w:rFonts w:ascii="Lucida Calligraphy" w:eastAsia="Malgun Gothic" w:hAnsi="Lucida Calligraphy"/>
         </w:rPr>
       </w:pPr>
-      <w:bookmarkStart w:id="13" w:name="_Toc30270699"/>
+      <w:bookmarkStart w:id="14" w:name="_Toc40658883"/>
       <w:r>
         <w:rPr>
           <w:rStyle w:val="berschrift3Zchn"/>
@@ -8201,7 +8316,7 @@
         </w:rPr>
         <w:t>Kitsune:</w:t>
       </w:r>
-      <w:bookmarkEnd w:id="13"/>
+      <w:bookmarkEnd w:id="14"/>
       <w:r>
         <w:rPr>
           <w:rFonts w:ascii="Lucida Calligraphy" w:eastAsia="Malgun Gothic" w:hAnsi="Lucida Calligraphy"/>
@@ -8298,7 +8413,7 @@
           <w:rFonts w:ascii="Lucida Calligraphy" w:eastAsia="Malgun Gothic" w:hAnsi="Lucida Calligraphy"/>
         </w:rPr>
       </w:pPr>
-      <w:bookmarkStart w:id="14" w:name="_Toc30270700"/>
+      <w:bookmarkStart w:id="15" w:name="_Toc40658884"/>
       <w:r>
         <w:rPr>
           <w:rStyle w:val="berschrift3Zchn"/>
@@ -8306,7 +8421,7 @@
         </w:rPr>
         <w:t>Fairys:</w:t>
       </w:r>
-      <w:bookmarkEnd w:id="14"/>
+      <w:bookmarkEnd w:id="15"/>
       <w:r>
         <w:rPr>
           <w:rFonts w:ascii="Lucida Calligraphy" w:eastAsia="Malgun Gothic" w:hAnsi="Lucida Calligraphy"/>
@@ -8378,14 +8493,14 @@
           <w:rFonts w:ascii="Lucida Calligraphy" w:eastAsia="Malgun Gothic" w:hAnsi="Lucida Calligraphy"/>
         </w:rPr>
       </w:pPr>
-      <w:bookmarkStart w:id="15" w:name="_Toc30270701"/>
+      <w:bookmarkStart w:id="16" w:name="_Toc40658885"/>
       <w:r>
         <w:rPr>
           <w:rFonts w:ascii="Lucida Calligraphy" w:eastAsia="Malgun Gothic" w:hAnsi="Lucida Calligraphy"/>
         </w:rPr>
         <w:t>Dunkle Völker</w:t>
       </w:r>
-      <w:bookmarkEnd w:id="15"/>
+      <w:bookmarkEnd w:id="16"/>
     </w:p>
     <w:p>
       <w:pPr>
@@ -8400,7 +8515,7 @@
           <w:rFonts w:ascii="Lucida Calligraphy" w:eastAsia="Malgun Gothic" w:hAnsi="Lucida Calligraphy"/>
         </w:rPr>
       </w:pPr>
-      <w:bookmarkStart w:id="16" w:name="_Toc30270702"/>
+      <w:bookmarkStart w:id="17" w:name="_Toc40658886"/>
       <w:proofErr w:type="spellStart"/>
       <w:r>
         <w:rPr>
@@ -8417,7 +8532,7 @@
         </w:rPr>
         <w:t>:</w:t>
       </w:r>
-      <w:bookmarkEnd w:id="16"/>
+      <w:bookmarkEnd w:id="17"/>
       <w:r>
         <w:rPr>
           <w:rFonts w:ascii="Lucida Calligraphy" w:eastAsia="Malgun Gothic" w:hAnsi="Lucida Calligraphy"/>
@@ -8492,7 +8607,7 @@
           <w:rFonts w:ascii="Lucida Calligraphy" w:eastAsia="Malgun Gothic" w:hAnsi="Lucida Calligraphy"/>
         </w:rPr>
       </w:pPr>
-      <w:bookmarkStart w:id="17" w:name="_Toc30270703"/>
+      <w:bookmarkStart w:id="18" w:name="_Toc40658887"/>
       <w:r>
         <w:rPr>
           <w:rStyle w:val="berschrift3Zchn"/>
@@ -8507,7 +8622,7 @@
         </w:rPr>
         <w:t>:</w:t>
       </w:r>
-      <w:bookmarkEnd w:id="17"/>
+      <w:bookmarkEnd w:id="18"/>
       <w:r>
         <w:rPr>
           <w:rFonts w:ascii="Lucida Calligraphy" w:eastAsia="Malgun Gothic" w:hAnsi="Lucida Calligraphy"/>
@@ -8582,7 +8697,28 @@
         <w:rPr>
           <w:rFonts w:ascii="Lucida Calligraphy" w:eastAsia="Malgun Gothic" w:hAnsi="Lucida Calligraphy"/>
         </w:rPr>
-        <w:t>haben dort einen Altar um deren Werkzeug und Waffen mit Magie zu stärken. Deren Material ist sogar stärker als das der Gnome.</w:t>
+        <w:t xml:space="preserve">haben dort einen </w:t>
+      </w:r>
+      <w:proofErr w:type="gramStart"/>
+      <w:r>
+        <w:rPr>
+          <w:rFonts w:ascii="Lucida Calligraphy" w:eastAsia="Malgun Gothic" w:hAnsi="Lucida Calligraphy"/>
+        </w:rPr>
+        <w:t>Altar</w:t>
+      </w:r>
+      <w:proofErr w:type="gramEnd"/>
+      <w:r>
+        <w:rPr>
+          <w:rFonts w:ascii="Lucida Calligraphy" w:eastAsia="Malgun Gothic" w:hAnsi="Lucida Calligraphy"/>
+        </w:rPr>
+        <w:t xml:space="preserve"> um </w:t>
+      </w:r>
+      <w:r>
+        <w:rPr>
+          <w:rFonts w:ascii="Lucida Calligraphy" w:eastAsia="Malgun Gothic" w:hAnsi="Lucida Calligraphy"/>
+        </w:rPr>
+        <w:lastRenderedPageBreak/>
+        <w:t>deren Werkzeug und Waffen mit Magie zu stärken. Deren Material ist sogar stärker als das der Gnome.</w:t>
       </w:r>
     </w:p>
     <w:p>
@@ -8598,15 +8734,16 @@
           <w:rFonts w:ascii="Lucida Calligraphy" w:eastAsia="Malgun Gothic" w:hAnsi="Lucida Calligraphy"/>
         </w:rPr>
       </w:pPr>
-      <w:bookmarkStart w:id="18" w:name="_Toc30270704"/>
+      <w:bookmarkStart w:id="19" w:name="_Toc40658888"/>
+      <w:proofErr w:type="spellStart"/>
       <w:r>
         <w:rPr>
           <w:rStyle w:val="berschrift3Zchn"/>
           <w:rFonts w:ascii="Lucida Calligraphy" w:eastAsia="Malgun Gothic" w:hAnsi="Lucida Calligraphy"/>
         </w:rPr>
-        <w:lastRenderedPageBreak/>
         <w:t>Were</w:t>
       </w:r>
+      <w:proofErr w:type="spellEnd"/>
       <w:r>
         <w:rPr>
           <w:rStyle w:val="berschrift3Zchn"/>
@@ -8614,12 +8751,24 @@
         </w:rPr>
         <w:t>:</w:t>
       </w:r>
-      <w:bookmarkEnd w:id="18"/>
-      <w:r>
-        <w:rPr>
-          <w:rFonts w:ascii="Lucida Calligraphy" w:eastAsia="Malgun Gothic" w:hAnsi="Lucida Calligraphy"/>
-        </w:rPr>
-        <w:t xml:space="preserve"> Die Weres haben sich Großteils in die Wälder gezogen um dort ihre Dörfer zu errichten. Sie sind sehr Naturgebunden und Haben zwischen Wenig bis Viel Magische Kraft alles vertreten. </w:t>
+      <w:bookmarkEnd w:id="19"/>
+      <w:r>
+        <w:rPr>
+          <w:rFonts w:ascii="Lucida Calligraphy" w:eastAsia="Malgun Gothic" w:hAnsi="Lucida Calligraphy"/>
+        </w:rPr>
+        <w:t xml:space="preserve"> Die Weres haben sich Großteils in die Wälder </w:t>
+      </w:r>
+      <w:r>
+        <w:rPr>
+          <w:rFonts w:ascii="Lucida Calligraphy" w:eastAsia="Malgun Gothic" w:hAnsi="Lucida Calligraphy"/>
+        </w:rPr>
+        <w:t>gezogen,</w:t>
+      </w:r>
+      <w:r>
+        <w:rPr>
+          <w:rFonts w:ascii="Lucida Calligraphy" w:eastAsia="Malgun Gothic" w:hAnsi="Lucida Calligraphy"/>
+        </w:rPr>
+        <w:t xml:space="preserve"> um dort ihre Dörfer zu errichten. Sie sind sehr Naturgebunden und Haben zwischen Wenig bis Viel Magische Kraft alles vertreten. </w:t>
       </w:r>
       <w:r>
         <w:rPr>
@@ -8655,7 +8804,7 @@
           <w:rFonts w:ascii="Lucida Calligraphy" w:eastAsia="Malgun Gothic" w:hAnsi="Lucida Calligraphy"/>
         </w:rPr>
       </w:pPr>
-      <w:bookmarkStart w:id="19" w:name="_Toc30270705"/>
+      <w:bookmarkStart w:id="20" w:name="_Toc40658889"/>
       <w:proofErr w:type="spellStart"/>
       <w:r>
         <w:rPr>
@@ -8672,7 +8821,7 @@
         </w:rPr>
         <w:t>:</w:t>
       </w:r>
-      <w:bookmarkEnd w:id="19"/>
+      <w:bookmarkEnd w:id="20"/>
       <w:r>
         <w:rPr>
           <w:rFonts w:ascii="Lucida Calligraphy" w:eastAsia="Malgun Gothic" w:hAnsi="Lucida Calligraphy"/>
@@ -8691,19 +8840,41 @@
         </w:rPr>
         <w:t xml:space="preserve"> sind </w:t>
       </w:r>
-      <w:proofErr w:type="gramStart"/>
-      <w:r>
-        <w:rPr>
-          <w:rFonts w:ascii="Lucida Calligraphy" w:eastAsia="Malgun Gothic" w:hAnsi="Lucida Calligraphy"/>
-        </w:rPr>
-        <w:t>Stark</w:t>
-      </w:r>
-      <w:proofErr w:type="gramEnd"/>
-      <w:r>
-        <w:rPr>
-          <w:rFonts w:ascii="Lucida Calligraphy" w:eastAsia="Malgun Gothic" w:hAnsi="Lucida Calligraphy"/>
-        </w:rPr>
-        <w:t xml:space="preserve"> Magisch vertreten und können das Leben aus allen ziehen. Die rausgezogene Energie nutzen Sie um ihre eigene Lebenszeit zu verlängern </w:t>
+      <w:r>
+        <w:rPr>
+          <w:rFonts w:ascii="Lucida Calligraphy" w:eastAsia="Malgun Gothic" w:hAnsi="Lucida Calligraphy"/>
+        </w:rPr>
+        <w:t>stark</w:t>
+      </w:r>
+      <w:r>
+        <w:rPr>
+          <w:rFonts w:ascii="Lucida Calligraphy" w:eastAsia="Malgun Gothic" w:hAnsi="Lucida Calligraphy"/>
+        </w:rPr>
+        <w:t xml:space="preserve"> </w:t>
+      </w:r>
+      <w:r>
+        <w:rPr>
+          <w:rFonts w:ascii="Lucida Calligraphy" w:eastAsia="Malgun Gothic" w:hAnsi="Lucida Calligraphy"/>
+        </w:rPr>
+        <w:t>magisch</w:t>
+      </w:r>
+      <w:r>
+        <w:rPr>
+          <w:rFonts w:ascii="Lucida Calligraphy" w:eastAsia="Malgun Gothic" w:hAnsi="Lucida Calligraphy"/>
+        </w:rPr>
+        <w:t xml:space="preserve"> vertreten und können das Leben aus allen ziehen. Die rausgezogene Energie nutzen </w:t>
+      </w:r>
+      <w:r>
+        <w:rPr>
+          <w:rFonts w:ascii="Lucida Calligraphy" w:eastAsia="Malgun Gothic" w:hAnsi="Lucida Calligraphy"/>
+        </w:rPr>
+        <w:t>Sie,</w:t>
+      </w:r>
+      <w:r>
+        <w:rPr>
+          <w:rFonts w:ascii="Lucida Calligraphy" w:eastAsia="Malgun Gothic" w:hAnsi="Lucida Calligraphy"/>
+        </w:rPr>
+        <w:t xml:space="preserve"> um ihre eigene Lebenszeit zu verlängern </w:t>
       </w:r>
       <w:r>
         <w:rPr>
@@ -8711,22 +8882,790 @@
         </w:rPr>
         <w:t>oder ihren Körper zu erweitern.</w:t>
       </w:r>
+    </w:p>
+    <w:p>
+      <w:pPr>
+        <w:rPr>
+          <w:rFonts w:ascii="Lucida Calligraphy" w:eastAsia="Malgun Gothic" w:hAnsi="Lucida Calligraphy"/>
+        </w:rPr>
+      </w:pPr>
     </w:p>
     <w:p>
       <w:pPr>
         <w:pStyle w:val="berschrift1"/>
         <w:rPr>
-          <w:rFonts w:ascii="Lucida Calligraphy" w:eastAsia="Malgun Gothic" w:hAnsi="Lucida Calligraphy"/>
+          <w:rFonts w:eastAsia="Malgun Gothic"/>
         </w:rPr>
       </w:pPr>
-      <w:bookmarkStart w:id="20" w:name="_Toc30270706"/>
-      <w:r>
-        <w:rPr>
-          <w:rFonts w:ascii="Lucida Calligraphy" w:eastAsia="Malgun Gothic" w:hAnsi="Lucida Calligraphy"/>
-        </w:rPr>
+      <w:r>
+        <w:rPr>
+          <w:rFonts w:eastAsia="Malgun Gothic"/>
+        </w:rPr>
+        <w:t>Kleidung</w:t>
+      </w:r>
+    </w:p>
+    <w:p>
+      <w:pPr>
+        <w:rPr>
+          <w:rFonts w:ascii="Arial" w:eastAsia="Malgun Gothic" w:hAnsi="Arial" w:cs="Arial"/>
+        </w:rPr>
+      </w:pPr>
+      <w:r>
+        <w:rPr>
+          <w:rStyle w:val="berschrift3Zchn"/>
+          <w:rFonts w:ascii="Arial" w:eastAsia="Malgun Gothic" w:hAnsi="Arial" w:cs="Arial"/>
+        </w:rPr>
+        <w:t>Menschen:</w:t>
+      </w:r>
+      <w:r>
+        <w:rPr>
+          <w:rFonts w:ascii="Arial" w:eastAsia="Malgun Gothic" w:hAnsi="Arial" w:cs="Arial"/>
+        </w:rPr>
+        <w:t xml:space="preserve"> </w:t>
+      </w:r>
+      <w:r>
+        <w:rPr>
+          <w:rFonts w:ascii="Arial" w:eastAsia="Malgun Gothic" w:hAnsi="Arial" w:cs="Arial"/>
+        </w:rPr>
+        <w:t xml:space="preserve"> Die Menschen Tragen ein aus Stoff und leinen gesponnenes Obergewand. Was Meist mit einen Leinengurt gefestigt war. Leinentücher werden zu</w:t>
+      </w:r>
+      <w:r>
+        <w:rPr>
+          <w:rFonts w:ascii="Arial" w:eastAsia="Malgun Gothic" w:hAnsi="Arial" w:cs="Arial"/>
+        </w:rPr>
+        <w:t>sätzlich zu</w:t>
+      </w:r>
+      <w:r>
+        <w:rPr>
+          <w:rFonts w:ascii="Arial" w:eastAsia="Malgun Gothic" w:hAnsi="Arial" w:cs="Arial"/>
+        </w:rPr>
+        <w:t xml:space="preserve"> einer Mütze geformt und gefestigt, um gegen die Sonne zu schützen. </w:t>
+      </w:r>
+      <w:r>
+        <w:rPr>
+          <w:rFonts w:ascii="Arial" w:eastAsia="Malgun Gothic" w:hAnsi="Arial" w:cs="Arial"/>
+        </w:rPr>
+        <w:t>D</w:t>
+      </w:r>
+      <w:r>
+        <w:rPr>
+          <w:rFonts w:ascii="Arial" w:eastAsia="Malgun Gothic" w:hAnsi="Arial" w:cs="Arial"/>
+        </w:rPr>
+        <w:t xml:space="preserve">urch </w:t>
+      </w:r>
+      <w:r>
+        <w:rPr>
+          <w:rFonts w:ascii="Arial" w:eastAsia="Malgun Gothic" w:hAnsi="Arial" w:cs="Arial"/>
+        </w:rPr>
+        <w:t>die</w:t>
+      </w:r>
+      <w:r>
+        <w:rPr>
+          <w:rFonts w:ascii="Arial" w:eastAsia="Malgun Gothic" w:hAnsi="Arial" w:cs="Arial"/>
+        </w:rPr>
+        <w:t xml:space="preserve"> </w:t>
+      </w:r>
+      <w:r>
+        <w:rPr>
+          <w:rFonts w:ascii="Arial" w:eastAsia="Malgun Gothic" w:hAnsi="Arial" w:cs="Arial"/>
+        </w:rPr>
+        <w:t>h</w:t>
+      </w:r>
+      <w:r>
+        <w:rPr>
+          <w:rFonts w:ascii="Arial" w:eastAsia="Malgun Gothic" w:hAnsi="Arial" w:cs="Arial"/>
+        </w:rPr>
+        <w:t xml:space="preserve">elle </w:t>
+      </w:r>
+      <w:r>
+        <w:rPr>
+          <w:rFonts w:ascii="Arial" w:eastAsia="Malgun Gothic" w:hAnsi="Arial" w:cs="Arial"/>
+        </w:rPr>
+        <w:t>H</w:t>
+      </w:r>
+      <w:r>
+        <w:rPr>
+          <w:rFonts w:ascii="Arial" w:eastAsia="Malgun Gothic" w:hAnsi="Arial" w:cs="Arial"/>
+        </w:rPr>
+        <w:t>aut</w:t>
+      </w:r>
+      <w:r>
+        <w:rPr>
+          <w:rFonts w:ascii="Arial" w:eastAsia="Malgun Gothic" w:hAnsi="Arial" w:cs="Arial"/>
+        </w:rPr>
+        <w:t xml:space="preserve"> der Menschen</w:t>
+      </w:r>
+      <w:r>
+        <w:rPr>
+          <w:rFonts w:ascii="Arial" w:eastAsia="Malgun Gothic" w:hAnsi="Arial" w:cs="Arial"/>
+        </w:rPr>
+        <w:t xml:space="preserve"> und des Heizen Wetters, ist dies eine Ideale Kleidung gegen die Hitze</w:t>
+      </w:r>
+    </w:p>
+    <w:p>
+      <w:pPr>
+        <w:rPr>
+          <w:rFonts w:ascii="Arial" w:eastAsia="Malgun Gothic" w:hAnsi="Arial" w:cs="Arial"/>
+        </w:rPr>
+      </w:pPr>
+      <w:r>
+        <w:rPr>
+          <w:rFonts w:ascii="Arial" w:eastAsia="Malgun Gothic" w:hAnsi="Arial" w:cs="Arial"/>
+        </w:rPr>
+        <w:br/>
+      </w:r>
+      <w:r>
+        <w:rPr>
+          <w:rStyle w:val="berschrift3Zchn"/>
+          <w:rFonts w:ascii="Arial" w:eastAsia="Malgun Gothic" w:hAnsi="Arial" w:cs="Arial"/>
+        </w:rPr>
+        <w:t>Gnome:</w:t>
+      </w:r>
+      <w:r>
+        <w:rPr>
+          <w:rFonts w:ascii="Arial" w:eastAsia="Malgun Gothic" w:hAnsi="Arial" w:cs="Arial"/>
+        </w:rPr>
+        <w:t xml:space="preserve"> </w:t>
+      </w:r>
+      <w:bookmarkStart w:id="21" w:name="_GoBack"/>
+      <w:bookmarkEnd w:id="21"/>
+    </w:p>
+    <w:p>
+      <w:pPr>
+        <w:rPr>
+          <w:rFonts w:ascii="Arial" w:eastAsia="Malgun Gothic" w:hAnsi="Arial" w:cs="Arial"/>
+        </w:rPr>
+      </w:pPr>
+    </w:p>
+    <w:p>
+      <w:pPr>
+        <w:rPr>
+          <w:rFonts w:ascii="Arial" w:eastAsia="Malgun Gothic" w:hAnsi="Arial" w:cs="Arial"/>
+        </w:rPr>
+      </w:pPr>
+      <w:r>
+        <w:rPr>
+          <w:rStyle w:val="berschrift3Zchn"/>
+          <w:rFonts w:ascii="Arial" w:eastAsia="Malgun Gothic" w:hAnsi="Arial" w:cs="Arial"/>
+        </w:rPr>
+        <w:t>Dryaden:</w:t>
+      </w:r>
+      <w:r>
+        <w:rPr>
+          <w:rFonts w:ascii="Arial" w:eastAsia="Malgun Gothic" w:hAnsi="Arial" w:cs="Arial"/>
+        </w:rPr>
+        <w:t xml:space="preserve"> </w:t>
+      </w:r>
+    </w:p>
+    <w:p>
+      <w:pPr>
+        <w:rPr>
+          <w:rFonts w:ascii="Arial" w:eastAsia="Malgun Gothic" w:hAnsi="Arial" w:cs="Arial"/>
+        </w:rPr>
+      </w:pPr>
+    </w:p>
+    <w:p>
+      <w:pPr>
+        <w:pStyle w:val="berschrift2"/>
+        <w:rPr>
+          <w:rFonts w:ascii="Arial" w:eastAsia="Malgun Gothic" w:hAnsi="Arial" w:cs="Arial"/>
+        </w:rPr>
+      </w:pPr>
+      <w:r>
+        <w:rPr>
+          <w:rFonts w:ascii="Arial" w:eastAsia="Malgun Gothic" w:hAnsi="Arial" w:cs="Arial"/>
+        </w:rPr>
+        <w:t>Wilden Völker</w:t>
+      </w:r>
+    </w:p>
+    <w:p>
+      <w:pPr>
+        <w:rPr>
+          <w:rFonts w:ascii="Arial" w:eastAsia="Malgun Gothic" w:hAnsi="Arial" w:cs="Arial"/>
+        </w:rPr>
+      </w:pPr>
+    </w:p>
+    <w:p>
+      <w:pPr>
+        <w:rPr>
+          <w:rFonts w:ascii="Arial" w:eastAsia="Malgun Gothic" w:hAnsi="Arial" w:cs="Arial"/>
+        </w:rPr>
+      </w:pPr>
+      <w:r>
+        <w:rPr>
+          <w:rStyle w:val="berschrift3Zchn"/>
+          <w:rFonts w:ascii="Arial" w:eastAsia="Malgun Gothic" w:hAnsi="Arial" w:cs="Arial"/>
+        </w:rPr>
+        <w:t>Kitsune:</w:t>
+      </w:r>
+      <w:r>
+        <w:rPr>
+          <w:rFonts w:ascii="Arial" w:eastAsia="Malgun Gothic" w:hAnsi="Arial" w:cs="Arial"/>
+        </w:rPr>
+        <w:t xml:space="preserve"> </w:t>
+      </w:r>
+    </w:p>
+    <w:p>
+      <w:pPr>
+        <w:rPr>
+          <w:rFonts w:ascii="Arial" w:eastAsia="Malgun Gothic" w:hAnsi="Arial" w:cs="Arial"/>
+        </w:rPr>
+      </w:pPr>
+    </w:p>
+    <w:p>
+      <w:pPr>
+        <w:rPr>
+          <w:rFonts w:ascii="Arial" w:eastAsia="Malgun Gothic" w:hAnsi="Arial" w:cs="Arial"/>
+        </w:rPr>
+      </w:pPr>
+      <w:r>
+        <w:rPr>
+          <w:rStyle w:val="berschrift3Zchn"/>
+          <w:rFonts w:ascii="Arial" w:eastAsia="Malgun Gothic" w:hAnsi="Arial" w:cs="Arial"/>
+        </w:rPr>
+        <w:t>Fairys:</w:t>
+      </w:r>
+      <w:r>
+        <w:rPr>
+          <w:rFonts w:ascii="Arial" w:eastAsia="Malgun Gothic" w:hAnsi="Arial" w:cs="Arial"/>
+        </w:rPr>
+        <w:t xml:space="preserve"> </w:t>
+      </w:r>
+    </w:p>
+    <w:p>
+      <w:pPr>
+        <w:rPr>
+          <w:rFonts w:ascii="Lucida Calligraphy" w:eastAsia="Malgun Gothic" w:hAnsi="Lucida Calligraphy"/>
+        </w:rPr>
+      </w:pPr>
+    </w:p>
+    <w:p>
+      <w:pPr>
+        <w:pStyle w:val="berschrift2"/>
+        <w:rPr>
+          <w:rFonts w:ascii="Lucida Calligraphy" w:eastAsia="Malgun Gothic" w:hAnsi="Lucida Calligraphy"/>
+        </w:rPr>
+      </w:pPr>
+      <w:r>
+        <w:rPr>
+          <w:rFonts w:ascii="Lucida Calligraphy" w:eastAsia="Malgun Gothic" w:hAnsi="Lucida Calligraphy"/>
+        </w:rPr>
+        <w:t>Dunkle Völker</w:t>
+      </w:r>
+    </w:p>
+    <w:p>
+      <w:pPr>
+        <w:rPr>
+          <w:rFonts w:ascii="Lucida Calligraphy" w:eastAsia="Malgun Gothic" w:hAnsi="Lucida Calligraphy"/>
+        </w:rPr>
+      </w:pPr>
+    </w:p>
+    <w:p>
+      <w:pPr>
+        <w:rPr>
+          <w:rFonts w:ascii="Lucida Calligraphy" w:eastAsia="Malgun Gothic" w:hAnsi="Lucida Calligraphy"/>
+        </w:rPr>
+      </w:pPr>
+      <w:proofErr w:type="spellStart"/>
+      <w:r>
+        <w:rPr>
+          <w:rStyle w:val="berschrift3Zchn"/>
+          <w:rFonts w:ascii="Lucida Calligraphy" w:eastAsia="Malgun Gothic" w:hAnsi="Lucida Calligraphy"/>
+        </w:rPr>
+        <w:t>Orc</w:t>
+      </w:r>
+      <w:proofErr w:type="spellEnd"/>
+      <w:r>
+        <w:rPr>
+          <w:rStyle w:val="berschrift3Zchn"/>
+          <w:rFonts w:ascii="Lucida Calligraphy" w:eastAsia="Malgun Gothic" w:hAnsi="Lucida Calligraphy"/>
+        </w:rPr>
+        <w:t>:</w:t>
+      </w:r>
+      <w:r>
+        <w:rPr>
+          <w:rFonts w:ascii="Lucida Calligraphy" w:eastAsia="Malgun Gothic" w:hAnsi="Lucida Calligraphy"/>
+        </w:rPr>
+        <w:t xml:space="preserve"> </w:t>
+      </w:r>
+    </w:p>
+    <w:p>
+      <w:pPr>
+        <w:rPr>
+          <w:rFonts w:ascii="Lucida Calligraphy" w:eastAsia="Malgun Gothic" w:hAnsi="Lucida Calligraphy"/>
+        </w:rPr>
+      </w:pPr>
+    </w:p>
+    <w:p>
+      <w:pPr>
+        <w:rPr>
+          <w:rFonts w:ascii="Lucida Calligraphy" w:eastAsia="Malgun Gothic" w:hAnsi="Lucida Calligraphy"/>
+        </w:rPr>
+      </w:pPr>
+      <w:r>
+        <w:rPr>
+          <w:rStyle w:val="berschrift3Zchn"/>
+          <w:rFonts w:ascii="Lucida Calligraphy" w:eastAsia="Malgun Gothic" w:hAnsi="Lucida Calligraphy"/>
+        </w:rPr>
+        <w:t>Norse:</w:t>
+      </w:r>
+      <w:r>
+        <w:rPr>
+          <w:rFonts w:ascii="Lucida Calligraphy" w:eastAsia="Malgun Gothic" w:hAnsi="Lucida Calligraphy"/>
+        </w:rPr>
+        <w:t xml:space="preserve"> </w:t>
+      </w:r>
+    </w:p>
+    <w:p>
+      <w:pPr>
+        <w:rPr>
+          <w:rFonts w:ascii="Lucida Calligraphy" w:eastAsia="Malgun Gothic" w:hAnsi="Lucida Calligraphy"/>
+        </w:rPr>
+      </w:pPr>
+    </w:p>
+    <w:p>
+      <w:pPr>
+        <w:rPr>
+          <w:rFonts w:ascii="Lucida Calligraphy" w:eastAsia="Malgun Gothic" w:hAnsi="Lucida Calligraphy"/>
+        </w:rPr>
+      </w:pPr>
+      <w:proofErr w:type="spellStart"/>
+      <w:r>
+        <w:rPr>
+          <w:rStyle w:val="berschrift3Zchn"/>
+          <w:rFonts w:ascii="Lucida Calligraphy" w:eastAsia="Malgun Gothic" w:hAnsi="Lucida Calligraphy"/>
+        </w:rPr>
+        <w:t>Were</w:t>
+      </w:r>
+      <w:proofErr w:type="spellEnd"/>
+      <w:r>
+        <w:rPr>
+          <w:rStyle w:val="berschrift3Zchn"/>
+          <w:rFonts w:ascii="Lucida Calligraphy" w:eastAsia="Malgun Gothic" w:hAnsi="Lucida Calligraphy"/>
+        </w:rPr>
+        <w:t>:</w:t>
+      </w:r>
+      <w:r>
+        <w:rPr>
+          <w:rFonts w:ascii="Lucida Calligraphy" w:eastAsia="Malgun Gothic" w:hAnsi="Lucida Calligraphy"/>
+        </w:rPr>
+        <w:t xml:space="preserve"> </w:t>
+      </w:r>
+    </w:p>
+    <w:p>
+      <w:pPr>
+        <w:rPr>
+          <w:rFonts w:ascii="Lucida Calligraphy" w:eastAsia="Malgun Gothic" w:hAnsi="Lucida Calligraphy"/>
+        </w:rPr>
+      </w:pPr>
+    </w:p>
+    <w:p>
+      <w:proofErr w:type="spellStart"/>
+      <w:r>
+        <w:rPr>
+          <w:rStyle w:val="berschrift3Zchn"/>
+          <w:rFonts w:ascii="Lucida Calligraphy" w:eastAsia="Malgun Gothic" w:hAnsi="Lucida Calligraphy"/>
+        </w:rPr>
+        <w:t>Demon</w:t>
+      </w:r>
+      <w:proofErr w:type="spellEnd"/>
+      <w:r>
+        <w:rPr>
+          <w:rStyle w:val="berschrift3Zchn"/>
+          <w:rFonts w:ascii="Lucida Calligraphy" w:eastAsia="Malgun Gothic" w:hAnsi="Lucida Calligraphy"/>
+        </w:rPr>
+        <w:t>:</w:t>
+      </w:r>
+      <w:r>
+        <w:rPr>
+          <w:rFonts w:ascii="Lucida Calligraphy" w:eastAsia="Malgun Gothic" w:hAnsi="Lucida Calligraphy"/>
+        </w:rPr>
+        <w:t xml:space="preserve"> </w:t>
+      </w:r>
+    </w:p>
+    <w:p/>
+    <w:p>
+      <w:pPr>
+        <w:pStyle w:val="berschrift1"/>
+        <w:rPr>
+          <w:rFonts w:ascii="Lucida Calligraphy" w:eastAsia="Malgun Gothic" w:hAnsi="Lucida Calligraphy"/>
+        </w:rPr>
+      </w:pPr>
+      <w:bookmarkStart w:id="22" w:name="_Toc40658890"/>
+      <w:r>
+        <w:rPr>
+          <w:rFonts w:ascii="Lucida Calligraphy" w:eastAsia="Malgun Gothic" w:hAnsi="Lucida Calligraphy"/>
+        </w:rPr>
+        <w:lastRenderedPageBreak/>
         <w:t>Rassen</w:t>
       </w:r>
-      <w:bookmarkEnd w:id="20"/>
+      <w:bookmarkEnd w:id="22"/>
+    </w:p>
+    <w:p>
+      <w:pPr>
+        <w:pStyle w:val="berschrift2"/>
+        <w:rPr>
+          <w:rFonts w:ascii="Lucida Calligraphy" w:eastAsia="Malgun Gothic" w:hAnsi="Lucida Calligraphy"/>
+        </w:rPr>
+      </w:pPr>
+      <w:bookmarkStart w:id="23" w:name="_Toc40658891"/>
+      <w:r>
+        <w:rPr>
+          <w:rFonts w:ascii="Lucida Calligraphy" w:eastAsia="Malgun Gothic" w:hAnsi="Lucida Calligraphy"/>
+        </w:rPr>
+        <w:t>Dryade</w:t>
+      </w:r>
+      <w:bookmarkEnd w:id="23"/>
+    </w:p>
+    <w:p>
+      <w:pPr>
+        <w:rPr>
+          <w:rFonts w:ascii="Lucida Calligraphy" w:eastAsia="Malgun Gothic" w:hAnsi="Lucida Calligraphy"/>
+        </w:rPr>
+      </w:pPr>
+      <w:bookmarkStart w:id="24" w:name="_Toc40658892"/>
+      <w:r>
+        <w:rPr>
+          <w:rStyle w:val="berschrift3Zchn"/>
+          <w:rFonts w:ascii="Lucida Calligraphy" w:eastAsia="Malgun Gothic" w:hAnsi="Lucida Calligraphy"/>
+        </w:rPr>
+        <w:t>Aussehen:</w:t>
+      </w:r>
+      <w:bookmarkEnd w:id="24"/>
+      <w:r>
+        <w:rPr>
+          <w:rFonts w:ascii="Lucida Calligraphy" w:eastAsia="Malgun Gothic" w:hAnsi="Lucida Calligraphy"/>
+        </w:rPr>
+        <w:t xml:space="preserve"> </w:t>
+      </w:r>
+      <w:r>
+        <w:rPr>
+          <w:rFonts w:ascii="Lucida Calligraphy" w:eastAsia="Malgun Gothic" w:hAnsi="Lucida Calligraphy"/>
+        </w:rPr>
+        <w:t>Ein Volk mit einer Durchschnittlichen Größe von 2.</w:t>
+      </w:r>
+      <w:r>
+        <w:rPr>
+          <w:rFonts w:ascii="Lucida Calligraphy" w:eastAsia="Malgun Gothic" w:hAnsi="Lucida Calligraphy"/>
+        </w:rPr>
+        <w:t>4</w:t>
+      </w:r>
+      <w:r>
+        <w:rPr>
+          <w:rFonts w:ascii="Lucida Calligraphy" w:eastAsia="Malgun Gothic" w:hAnsi="Lucida Calligraphy"/>
+        </w:rPr>
+        <w:t xml:space="preserve"> Metern. Sie sind dürr und leben in den Urwäldern von Shorin. </w:t>
+      </w:r>
+      <w:r>
+        <w:rPr>
+          <w:rFonts w:ascii="Lucida Calligraphy" w:eastAsia="Malgun Gothic" w:hAnsi="Lucida Calligraphy"/>
+        </w:rPr>
+        <w:t xml:space="preserve">Ihre Ohren sind komplett am Kopf angeschmiedet </w:t>
+      </w:r>
+      <w:r>
+        <w:rPr>
+          <w:rFonts w:ascii="Lucida Calligraphy" w:eastAsia="Malgun Gothic" w:hAnsi="Lucida Calligraphy"/>
+        </w:rPr>
+        <w:t>mit einem kleinen Ohrlappen</w:t>
+      </w:r>
+      <w:r>
+        <w:rPr>
+          <w:rFonts w:ascii="Lucida Calligraphy" w:eastAsia="Malgun Gothic" w:hAnsi="Lucida Calligraphy"/>
+        </w:rPr>
+        <w:t xml:space="preserve"> als </w:t>
+      </w:r>
+      <w:r>
+        <w:rPr>
+          <w:rFonts w:ascii="Lucida Calligraphy" w:eastAsia="Malgun Gothic" w:hAnsi="Lucida Calligraphy"/>
+        </w:rPr>
+        <w:t>Schutz</w:t>
+      </w:r>
+      <w:r>
+        <w:rPr>
+          <w:rFonts w:ascii="Lucida Calligraphy" w:eastAsia="Malgun Gothic" w:hAnsi="Lucida Calligraphy"/>
+        </w:rPr>
+        <w:t>, der auf und zugeklappt werden kann.</w:t>
+      </w:r>
+      <w:r>
+        <w:rPr>
+          <w:rFonts w:ascii="Lucida Calligraphy" w:eastAsia="Malgun Gothic" w:hAnsi="Lucida Calligraphy"/>
+        </w:rPr>
+        <w:t xml:space="preserve"> </w:t>
+      </w:r>
+      <w:r>
+        <w:rPr>
+          <w:rFonts w:ascii="Lucida Calligraphy" w:eastAsia="Malgun Gothic" w:hAnsi="Lucida Calligraphy"/>
+        </w:rPr>
+        <w:t xml:space="preserve">Ihre Hautfarbe reicht vom dunklen Grün bis zu einem satten Braun. </w:t>
+      </w:r>
+    </w:p>
+    <w:p>
+      <w:pPr>
+        <w:rPr>
+          <w:rFonts w:ascii="Lucida Calligraphy" w:eastAsia="Malgun Gothic" w:hAnsi="Lucida Calligraphy"/>
+        </w:rPr>
+      </w:pPr>
+      <w:bookmarkStart w:id="25" w:name="_Toc40658893"/>
+      <w:r>
+        <w:rPr>
+          <w:rStyle w:val="berschrift3Zchn"/>
+          <w:rFonts w:ascii="Lucida Calligraphy" w:eastAsia="Malgun Gothic" w:hAnsi="Lucida Calligraphy"/>
+        </w:rPr>
+        <w:t>Wohnort:</w:t>
+      </w:r>
+      <w:bookmarkEnd w:id="25"/>
+      <w:r>
+        <w:rPr>
+          <w:rFonts w:ascii="Lucida Calligraphy" w:eastAsia="Malgun Gothic" w:hAnsi="Lucida Calligraphy"/>
+        </w:rPr>
+        <w:t xml:space="preserve"> Dryaden leben in den Nördlichen </w:t>
+      </w:r>
+      <w:r>
+        <w:rPr>
+          <w:rFonts w:ascii="Lucida Calligraphy" w:eastAsia="Malgun Gothic" w:hAnsi="Lucida Calligraphy"/>
+        </w:rPr>
+        <w:t>Teilen</w:t>
+      </w:r>
+      <w:r>
+        <w:rPr>
+          <w:rFonts w:ascii="Lucida Calligraphy" w:eastAsia="Malgun Gothic" w:hAnsi="Lucida Calligraphy"/>
+        </w:rPr>
+        <w:t xml:space="preserve"> der bekannten Welt</w:t>
+      </w:r>
+      <w:r>
+        <w:rPr>
+          <w:rFonts w:ascii="Lucida Calligraphy" w:eastAsia="Malgun Gothic" w:hAnsi="Lucida Calligraphy"/>
+        </w:rPr>
+        <w:t>.</w:t>
+      </w:r>
+      <w:r>
+        <w:rPr>
+          <w:rFonts w:ascii="Lucida Calligraphy" w:eastAsia="Malgun Gothic" w:hAnsi="Lucida Calligraphy"/>
+        </w:rPr>
+        <w:t xml:space="preserve"> Sie leben sehr naturverbunden und verschmelzen mit den Bäumen in ihrer Umgebung, um zu ruhen.</w:t>
+      </w:r>
+      <w:r>
+        <w:rPr>
+          <w:rFonts w:ascii="Lucida Calligraphy" w:eastAsia="Malgun Gothic" w:hAnsi="Lucida Calligraphy"/>
+        </w:rPr>
+        <w:t xml:space="preserve"> </w:t>
+      </w:r>
+      <w:r>
+        <w:rPr>
+          <w:rFonts w:ascii="Lucida Calligraphy" w:eastAsia="Malgun Gothic" w:hAnsi="Lucida Calligraphy"/>
+        </w:rPr>
+        <w:t>Eine Siedlung existiert s</w:t>
+      </w:r>
+      <w:r>
+        <w:rPr>
+          <w:rFonts w:ascii="Lucida Calligraphy" w:eastAsia="Malgun Gothic" w:hAnsi="Lucida Calligraphy"/>
+        </w:rPr>
+        <w:t>üdlich von Gong</w:t>
+      </w:r>
+      <w:r>
+        <w:rPr>
+          <w:rFonts w:ascii="Lucida Calligraphy" w:eastAsia="Malgun Gothic" w:hAnsi="Lucida Calligraphy"/>
+        </w:rPr>
+        <w:t>, welche von den Menschen gebaut wurde</w:t>
+      </w:r>
+      <w:r>
+        <w:rPr>
+          <w:rFonts w:ascii="Lucida Calligraphy" w:eastAsia="Malgun Gothic" w:hAnsi="Lucida Calligraphy"/>
+        </w:rPr>
+        <w:t>.</w:t>
+      </w:r>
+      <w:r>
+        <w:rPr>
+          <w:rFonts w:ascii="Lucida Calligraphy" w:eastAsia="Malgun Gothic" w:hAnsi="Lucida Calligraphy"/>
+        </w:rPr>
+        <w:t xml:space="preserve"> Wohnhaft sind sie auch in den Wäldern </w:t>
+      </w:r>
+      <w:proofErr w:type="spellStart"/>
+      <w:r>
+        <w:rPr>
+          <w:rFonts w:ascii="Lucida Calligraphy" w:eastAsia="Malgun Gothic" w:hAnsi="Lucida Calligraphy"/>
+        </w:rPr>
+        <w:t>Kaguyas</w:t>
+      </w:r>
+      <w:proofErr w:type="spellEnd"/>
+      <w:r>
+        <w:rPr>
+          <w:rFonts w:ascii="Lucida Calligraphy" w:eastAsia="Malgun Gothic" w:hAnsi="Lucida Calligraphy"/>
+        </w:rPr>
+        <w:t>.</w:t>
+      </w:r>
+      <w:r>
+        <w:rPr>
+          <w:rFonts w:ascii="Lucida Calligraphy" w:eastAsia="Malgun Gothic" w:hAnsi="Lucida Calligraphy"/>
+        </w:rPr>
+        <w:t xml:space="preserve"> Sie sind in kleineren Gruppen vertreten</w:t>
+      </w:r>
+      <w:r>
+        <w:rPr>
+          <w:rFonts w:ascii="Lucida Calligraphy" w:eastAsia="Malgun Gothic" w:hAnsi="Lucida Calligraphy"/>
+        </w:rPr>
+        <w:t>:</w:t>
+      </w:r>
+      <w:r>
+        <w:rPr>
+          <w:rFonts w:ascii="Lucida Calligraphy" w:eastAsia="Malgun Gothic" w:hAnsi="Lucida Calligraphy"/>
+        </w:rPr>
+        <w:t xml:space="preserve"> ~ </w:t>
+      </w:r>
+      <w:r>
+        <w:rPr>
+          <w:rFonts w:ascii="Lucida Calligraphy" w:eastAsia="Malgun Gothic" w:hAnsi="Lucida Calligraphy"/>
+        </w:rPr>
+        <w:t>8</w:t>
+      </w:r>
+      <w:r>
+        <w:rPr>
+          <w:rFonts w:ascii="Lucida Calligraphy" w:eastAsia="Malgun Gothic" w:hAnsi="Lucida Calligraphy"/>
+        </w:rPr>
+        <w:t xml:space="preserve"> pro aufkommen. </w:t>
+      </w:r>
+    </w:p>
+    <w:p>
+      <w:pPr>
+        <w:rPr>
+          <w:rFonts w:ascii="Lucida Calligraphy" w:eastAsia="Malgun Gothic" w:hAnsi="Lucida Calligraphy"/>
+        </w:rPr>
+      </w:pPr>
+      <w:bookmarkStart w:id="26" w:name="_Toc40658894"/>
+      <w:r>
+        <w:rPr>
+          <w:rStyle w:val="berschrift3Zchn"/>
+          <w:rFonts w:ascii="Lucida Calligraphy" w:eastAsia="Malgun Gothic" w:hAnsi="Lucida Calligraphy"/>
+        </w:rPr>
+        <w:t>Ernährung:</w:t>
+      </w:r>
+      <w:bookmarkEnd w:id="26"/>
+      <w:r>
+        <w:rPr>
+          <w:rFonts w:ascii="Lucida Calligraphy" w:eastAsia="Malgun Gothic" w:hAnsi="Lucida Calligraphy"/>
+        </w:rPr>
+        <w:t xml:space="preserve"> Großteils leben Dryaden von dem was der Wald ihnen gibt. </w:t>
+      </w:r>
+      <w:r>
+        <w:rPr>
+          <w:rFonts w:ascii="Lucida Calligraphy" w:eastAsia="Malgun Gothic" w:hAnsi="Lucida Calligraphy"/>
+        </w:rPr>
+        <w:t>Dies sind dann</w:t>
+      </w:r>
+      <w:r>
+        <w:rPr>
+          <w:rFonts w:ascii="Lucida Calligraphy" w:eastAsia="Malgun Gothic" w:hAnsi="Lucida Calligraphy"/>
+        </w:rPr>
+        <w:t xml:space="preserve"> Beeren, Früchte aber auch Wild und Fisch. </w:t>
+      </w:r>
+      <w:r>
+        <w:rPr>
+          <w:rFonts w:ascii="Lucida Calligraphy" w:eastAsia="Malgun Gothic" w:hAnsi="Lucida Calligraphy"/>
+        </w:rPr>
+        <w:t xml:space="preserve">Wobei </w:t>
+      </w:r>
+      <w:r>
+        <w:rPr>
+          <w:rFonts w:ascii="Lucida Calligraphy" w:eastAsia="Malgun Gothic" w:hAnsi="Lucida Calligraphy"/>
+        </w:rPr>
+        <w:t>Wild nicht</w:t>
+      </w:r>
+      <w:r>
+        <w:rPr>
+          <w:rFonts w:ascii="Lucida Calligraphy" w:eastAsia="Malgun Gothic" w:hAnsi="Lucida Calligraphy"/>
+        </w:rPr>
+        <w:t xml:space="preserve"> gejagt wird.</w:t>
+      </w:r>
+    </w:p>
+    <w:p>
+      <w:pPr>
+        <w:rPr>
+          <w:rFonts w:ascii="Lucida Calligraphy" w:eastAsia="Malgun Gothic" w:hAnsi="Lucida Calligraphy"/>
+        </w:rPr>
+      </w:pPr>
+      <w:bookmarkStart w:id="27" w:name="_Toc40658895"/>
+      <w:r>
+        <w:rPr>
+          <w:rStyle w:val="berschrift3Zchn"/>
+          <w:rFonts w:ascii="Lucida Calligraphy" w:eastAsia="Malgun Gothic" w:hAnsi="Lucida Calligraphy"/>
+        </w:rPr>
+        <w:t>Magie:</w:t>
+      </w:r>
+      <w:bookmarkEnd w:id="27"/>
+      <w:r>
+        <w:rPr>
+          <w:rFonts w:ascii="Lucida Calligraphy" w:eastAsia="Malgun Gothic" w:hAnsi="Lucida Calligraphy"/>
+        </w:rPr>
+        <w:t xml:space="preserve"> Dryaden besitzen eine gute Verbindung mit der Magischen Welt und können vor allem die Natur beschleunigen und auf das Bewusstsein </w:t>
+      </w:r>
+      <w:r>
+        <w:rPr>
+          <w:rFonts w:ascii="Lucida Calligraphy" w:eastAsia="Malgun Gothic" w:hAnsi="Lucida Calligraphy"/>
+        </w:rPr>
+        <w:t>magisch</w:t>
+      </w:r>
+      <w:r>
+        <w:rPr>
+          <w:rFonts w:ascii="Lucida Calligraphy" w:eastAsia="Malgun Gothic" w:hAnsi="Lucida Calligraphy"/>
+        </w:rPr>
+        <w:t xml:space="preserve"> schwacher wesen zugreifen und </w:t>
+      </w:r>
+      <w:r>
+        <w:rPr>
+          <w:rFonts w:ascii="Lucida Calligraphy" w:eastAsia="Malgun Gothic" w:hAnsi="Lucida Calligraphy"/>
+        </w:rPr>
+        <w:t xml:space="preserve">dieses </w:t>
+      </w:r>
+      <w:r>
+        <w:rPr>
+          <w:rFonts w:ascii="Lucida Calligraphy" w:eastAsia="Malgun Gothic" w:hAnsi="Lucida Calligraphy"/>
+        </w:rPr>
+        <w:t xml:space="preserve">beeinflussen. </w:t>
+      </w:r>
+      <w:r>
+        <w:rPr>
+          <w:rFonts w:ascii="Lucida Calligraphy" w:eastAsia="Malgun Gothic" w:hAnsi="Lucida Calligraphy"/>
+        </w:rPr>
+        <w:t>Außerdem können Dryaden</w:t>
+      </w:r>
+      <w:r>
+        <w:rPr>
+          <w:rFonts w:ascii="Lucida Calligraphy" w:eastAsia="Malgun Gothic" w:hAnsi="Lucida Calligraphy"/>
+        </w:rPr>
+        <w:t xml:space="preserve"> über Wasser laufen. Wobei </w:t>
+      </w:r>
+      <w:r>
+        <w:rPr>
+          <w:rFonts w:ascii="Lucida Calligraphy" w:eastAsia="Malgun Gothic" w:hAnsi="Lucida Calligraphy"/>
+        </w:rPr>
+        <w:t>Sie sich</w:t>
+      </w:r>
+      <w:r>
+        <w:rPr>
+          <w:rFonts w:ascii="Lucida Calligraphy" w:eastAsia="Malgun Gothic" w:hAnsi="Lucida Calligraphy"/>
+        </w:rPr>
+        <w:t xml:space="preserve"> normalerweise nicht weiter als 50Meter von Festland entfernt. </w:t>
+      </w:r>
+      <w:r>
+        <w:rPr>
+          <w:rFonts w:ascii="Lucida Calligraphy" w:eastAsia="Malgun Gothic" w:hAnsi="Lucida Calligraphy"/>
+        </w:rPr>
+        <w:t xml:space="preserve">Was die Bekannte Insel </w:t>
+      </w:r>
+      <w:proofErr w:type="spellStart"/>
+      <w:r>
+        <w:rPr>
+          <w:rFonts w:ascii="Lucida Calligraphy" w:eastAsia="Malgun Gothic" w:hAnsi="Lucida Calligraphy"/>
+        </w:rPr>
+        <w:t>Peligro</w:t>
+      </w:r>
+      <w:proofErr w:type="spellEnd"/>
+      <w:r>
+        <w:rPr>
+          <w:rFonts w:ascii="Lucida Calligraphy" w:eastAsia="Malgun Gothic" w:hAnsi="Lucida Calligraphy"/>
+        </w:rPr>
+        <w:t xml:space="preserve"> unerreichbar macht. </w:t>
+      </w:r>
     </w:p>
     <w:p>
       <w:pPr>
@@ -8743,14 +9682,14 @@
           <w:rFonts w:ascii="Lucida Calligraphy" w:eastAsia="Malgun Gothic" w:hAnsi="Lucida Calligraphy"/>
         </w:rPr>
       </w:pPr>
-      <w:bookmarkStart w:id="21" w:name="_Toc30270707"/>
-      <w:r>
-        <w:rPr>
-          <w:rFonts w:ascii="Lucida Calligraphy" w:eastAsia="Malgun Gothic" w:hAnsi="Lucida Calligraphy"/>
-        </w:rPr>
-        <w:t>Dryade</w:t>
-      </w:r>
-      <w:bookmarkEnd w:id="21"/>
+      <w:bookmarkStart w:id="28" w:name="_Toc40658896"/>
+      <w:r>
+        <w:rPr>
+          <w:rFonts w:ascii="Lucida Calligraphy" w:eastAsia="Malgun Gothic" w:hAnsi="Lucida Calligraphy"/>
+        </w:rPr>
+        <w:t>Gnom</w:t>
+      </w:r>
+      <w:bookmarkEnd w:id="28"/>
     </w:p>
     <w:p>
       <w:pPr>
@@ -8758,7 +9697,7 @@
           <w:rFonts w:ascii="Lucida Calligraphy" w:eastAsia="Malgun Gothic" w:hAnsi="Lucida Calligraphy"/>
         </w:rPr>
       </w:pPr>
-      <w:bookmarkStart w:id="22" w:name="_Toc30270708"/>
+      <w:bookmarkStart w:id="29" w:name="_Toc40658897"/>
       <w:r>
         <w:rPr>
           <w:rStyle w:val="berschrift3Zchn"/>
@@ -8766,7 +9705,33 @@
         </w:rPr>
         <w:t>Aussehen:</w:t>
       </w:r>
-      <w:bookmarkEnd w:id="22"/>
+      <w:bookmarkEnd w:id="29"/>
+      <w:r>
+        <w:rPr>
+          <w:rFonts w:ascii="Lucida Calligraphy" w:eastAsia="Malgun Gothic" w:hAnsi="Lucida Calligraphy"/>
+        </w:rPr>
+        <w:t xml:space="preserve"> Dieses Volk lebt in den Bergen von Gong und hat sich daran angepasst. Ihre Haut ist </w:t>
+      </w:r>
+      <w:proofErr w:type="spellStart"/>
+      <w:r>
+        <w:rPr>
+          <w:rFonts w:ascii="Lucida Calligraphy" w:eastAsia="Malgun Gothic" w:hAnsi="Lucida Calligraphy"/>
+        </w:rPr>
+        <w:t>Lederisch</w:t>
+      </w:r>
+      <w:proofErr w:type="spellEnd"/>
+      <w:r>
+        <w:rPr>
+          <w:rFonts w:ascii="Lucida Calligraphy" w:eastAsia="Malgun Gothic" w:hAnsi="Lucida Calligraphy"/>
+        </w:rPr>
+        <w:t xml:space="preserve"> und eher hart</w:t>
+      </w:r>
+      <w:r>
+        <w:rPr>
+          <w:rFonts w:ascii="Lucida Calligraphy" w:eastAsia="Malgun Gothic" w:hAnsi="Lucida Calligraphy"/>
+        </w:rPr>
+        <w:t>.</w:t>
+      </w:r>
       <w:r>
         <w:rPr>
           <w:rFonts w:ascii="Lucida Calligraphy" w:eastAsia="Malgun Gothic" w:hAnsi="Lucida Calligraphy"/>
@@ -8777,49 +9742,63 @@
         <w:rPr>
           <w:rFonts w:ascii="Lucida Calligraphy" w:eastAsia="Malgun Gothic" w:hAnsi="Lucida Calligraphy"/>
         </w:rPr>
-        <w:t>Ein Volk mit einer Durchschnittlichen Größe von 2.</w:t>
-      </w:r>
-      <w:r>
-        <w:rPr>
-          <w:rFonts w:ascii="Lucida Calligraphy" w:eastAsia="Malgun Gothic" w:hAnsi="Lucida Calligraphy"/>
-        </w:rPr>
-        <w:t>4</w:t>
-      </w:r>
-      <w:r>
-        <w:rPr>
-          <w:rFonts w:ascii="Lucida Calligraphy" w:eastAsia="Malgun Gothic" w:hAnsi="Lucida Calligraphy"/>
-        </w:rPr>
-        <w:t xml:space="preserve"> Metern. Sie sind dürr und leben in den Urwäldern von Shorin. </w:t>
-      </w:r>
-      <w:r>
-        <w:rPr>
-          <w:rFonts w:ascii="Lucida Calligraphy" w:eastAsia="Malgun Gothic" w:hAnsi="Lucida Calligraphy"/>
-        </w:rPr>
-        <w:t xml:space="preserve">Ihre Ohren sind komplett am Kopf angeschmiedet </w:t>
-      </w:r>
-      <w:r>
-        <w:rPr>
-          <w:rFonts w:ascii="Lucida Calligraphy" w:eastAsia="Malgun Gothic" w:hAnsi="Lucida Calligraphy"/>
-        </w:rPr>
-        <w:t>mit einem kleinen Ohrlappen</w:t>
-      </w:r>
-      <w:r>
-        <w:rPr>
-          <w:rFonts w:ascii="Lucida Calligraphy" w:eastAsia="Malgun Gothic" w:hAnsi="Lucida Calligraphy"/>
-        </w:rPr>
-        <w:t xml:space="preserve"> als </w:t>
-      </w:r>
-      <w:r>
-        <w:rPr>
-          <w:rFonts w:ascii="Lucida Calligraphy" w:eastAsia="Malgun Gothic" w:hAnsi="Lucida Calligraphy"/>
-        </w:rPr>
-        <w:t>Schutz</w:t>
-      </w:r>
-      <w:r>
-        <w:rPr>
-          <w:rFonts w:ascii="Lucida Calligraphy" w:eastAsia="Malgun Gothic" w:hAnsi="Lucida Calligraphy"/>
-        </w:rPr>
-        <w:t>, der auf und zugeklappt werden kann.</w:t>
+        <w:t>W</w:t>
+      </w:r>
+      <w:r>
+        <w:rPr>
+          <w:rFonts w:ascii="Lucida Calligraphy" w:eastAsia="Malgun Gothic" w:hAnsi="Lucida Calligraphy"/>
+        </w:rPr>
+        <w:t xml:space="preserve">as diese sehr robust macht und Temperaturunempfindlich. </w:t>
+      </w:r>
+      <w:r>
+        <w:rPr>
+          <w:rFonts w:ascii="Lucida Calligraphy" w:eastAsia="Malgun Gothic" w:hAnsi="Lucida Calligraphy"/>
+        </w:rPr>
+        <w:t xml:space="preserve">Bei einer Körpergröße von </w:t>
+      </w:r>
+      <w:r>
+        <w:rPr>
+          <w:rFonts w:ascii="Lucida Calligraphy" w:eastAsia="Malgun Gothic" w:hAnsi="Lucida Calligraphy"/>
+        </w:rPr>
+        <w:t>85</w:t>
+      </w:r>
+      <w:r>
+        <w:rPr>
+          <w:rFonts w:ascii="Lucida Calligraphy" w:eastAsia="Malgun Gothic" w:hAnsi="Lucida Calligraphy"/>
+        </w:rPr>
+        <w:t xml:space="preserve">cm sind sie das kleinste Bekannte Volk neben den Fairys. </w:t>
+      </w:r>
+      <w:r>
+        <w:rPr>
+          <w:rFonts w:ascii="Lucida Calligraphy" w:eastAsia="Malgun Gothic" w:hAnsi="Lucida Calligraphy"/>
+        </w:rPr>
+        <w:t xml:space="preserve">Ihre Gesichter sind eher plattgedrückt und nur wenig Körperbehaarung ist bei Gnomen zu finden. Sie haben kurze Hälse was dazu führt, dass sie sich schwer umsehen können. </w:t>
+      </w:r>
+      <w:r>
+        <w:rPr>
+          <w:rFonts w:ascii="Lucida Calligraphy" w:eastAsia="Malgun Gothic" w:hAnsi="Lucida Calligraphy"/>
+        </w:rPr>
+        <w:t xml:space="preserve">Zusätzlich sind sie Stark gebaut mit einem breiten Oberkörper. </w:t>
+      </w:r>
+      <w:r>
+        <w:rPr>
+          <w:rFonts w:ascii="Lucida Calligraphy" w:eastAsia="Malgun Gothic" w:hAnsi="Lucida Calligraphy"/>
+        </w:rPr>
+        <w:br/>
+      </w:r>
+      <w:r>
+        <w:rPr>
+          <w:rStyle w:val="berschrift3Zchn"/>
+          <w:rFonts w:ascii="Lucida Calligraphy" w:eastAsia="Malgun Gothic" w:hAnsi="Lucida Calligraphy"/>
+        </w:rPr>
+        <w:t>W</w:t>
+      </w:r>
+      <w:r>
+        <w:rPr>
+          <w:rStyle w:val="berschrift3Zchn"/>
+          <w:rFonts w:ascii="Lucida Calligraphy" w:eastAsia="Malgun Gothic" w:hAnsi="Lucida Calligraphy"/>
+        </w:rPr>
+        <w:t>ohnort:</w:t>
       </w:r>
       <w:r>
         <w:rPr>
@@ -8827,6 +9806,42 @@
         </w:rPr>
         <w:t xml:space="preserve"> </w:t>
       </w:r>
+      <w:r>
+        <w:rPr>
+          <w:rFonts w:ascii="Lucida Calligraphy" w:eastAsia="Malgun Gothic" w:hAnsi="Lucida Calligraphy"/>
+        </w:rPr>
+        <w:t>Gnome leben in den Bergen von Gong und haben dort Tunnelanlagen von mehreren hundert Metern</w:t>
+      </w:r>
+      <w:r>
+        <w:rPr>
+          <w:rFonts w:ascii="Lucida Calligraphy" w:eastAsia="Malgun Gothic" w:hAnsi="Lucida Calligraphy"/>
+        </w:rPr>
+        <w:t xml:space="preserve"> Tiefe. Erzählungen nach gibt es dort Riesige Hallen in denen Materialien gewonnen werden, wovon nur geträumt werden kann. </w:t>
+      </w:r>
+      <w:r>
+        <w:rPr>
+          <w:rFonts w:ascii="Lucida Calligraphy" w:eastAsia="Malgun Gothic" w:hAnsi="Lucida Calligraphy"/>
+        </w:rPr>
+        <w:t>Ihre Kolonien beherbergen ~</w:t>
+      </w:r>
+      <w:r>
+        <w:rPr>
+          <w:rFonts w:ascii="Lucida Calligraphy" w:eastAsia="Malgun Gothic" w:hAnsi="Lucida Calligraphy"/>
+        </w:rPr>
+        <w:t>10</w:t>
+      </w:r>
+      <w:r>
+        <w:rPr>
+          <w:rFonts w:ascii="Lucida Calligraphy" w:eastAsia="Malgun Gothic" w:hAnsi="Lucida Calligraphy"/>
+        </w:rPr>
+        <w:t xml:space="preserve">00 Gnome </w:t>
+      </w:r>
+      <w:r>
+        <w:rPr>
+          <w:rFonts w:ascii="Lucida Calligraphy" w:eastAsia="Malgun Gothic" w:hAnsi="Lucida Calligraphy"/>
+        </w:rPr>
+        <w:t xml:space="preserve">mit Riesigen schlaff komplexen. </w:t>
+      </w:r>
     </w:p>
     <w:p>
       <w:pPr>
@@ -8834,32 +9849,32 @@
           <w:rFonts w:ascii="Lucida Calligraphy" w:eastAsia="Malgun Gothic" w:hAnsi="Lucida Calligraphy"/>
         </w:rPr>
       </w:pPr>
-      <w:bookmarkStart w:id="23" w:name="_Toc30270709"/>
+      <w:bookmarkStart w:id="30" w:name="_Toc40658898"/>
       <w:r>
         <w:rPr>
           <w:rStyle w:val="berschrift3Zchn"/>
           <w:rFonts w:ascii="Lucida Calligraphy" w:eastAsia="Malgun Gothic" w:hAnsi="Lucida Calligraphy"/>
         </w:rPr>
-        <w:t>Wohnort:</w:t>
-      </w:r>
-      <w:bookmarkEnd w:id="23"/>
-      <w:r>
-        <w:rPr>
-          <w:rFonts w:ascii="Lucida Calligraphy" w:eastAsia="Malgun Gothic" w:hAnsi="Lucida Calligraphy"/>
-        </w:rPr>
-        <w:t xml:space="preserve"> Dryaden leben in den Nördlichen </w:t>
-      </w:r>
-      <w:r>
-        <w:rPr>
-          <w:rFonts w:ascii="Lucida Calligraphy" w:eastAsia="Malgun Gothic" w:hAnsi="Lucida Calligraphy"/>
-        </w:rPr>
-        <w:t>Teilen</w:t>
-      </w:r>
-      <w:r>
-        <w:rPr>
-          <w:rFonts w:ascii="Lucida Calligraphy" w:eastAsia="Malgun Gothic" w:hAnsi="Lucida Calligraphy"/>
-        </w:rPr>
-        <w:t xml:space="preserve"> der bekannten Welt</w:t>
+        <w:t>Ernährung:</w:t>
+      </w:r>
+      <w:bookmarkEnd w:id="30"/>
+      <w:r>
+        <w:rPr>
+          <w:rFonts w:ascii="Lucida Calligraphy" w:eastAsia="Malgun Gothic" w:hAnsi="Lucida Calligraphy"/>
+        </w:rPr>
+        <w:t xml:space="preserve"> Die Gnome der Welt ernähren sich Großteils von Pilzen und </w:t>
+      </w:r>
+      <w:r>
+        <w:rPr>
+          <w:rFonts w:ascii="Lucida Calligraphy" w:eastAsia="Malgun Gothic" w:hAnsi="Lucida Calligraphy"/>
+        </w:rPr>
+        <w:t>Tieren,</w:t>
+      </w:r>
+      <w:r>
+        <w:rPr>
+          <w:rFonts w:ascii="Lucida Calligraphy" w:eastAsia="Malgun Gothic" w:hAnsi="Lucida Calligraphy"/>
+        </w:rPr>
+        <w:t xml:space="preserve"> die sich in Ihre Tunnel verirren</w:t>
       </w:r>
       <w:r>
         <w:rPr>
@@ -8877,63 +9892,68 @@
         <w:rPr>
           <w:rFonts w:ascii="Lucida Calligraphy" w:eastAsia="Malgun Gothic" w:hAnsi="Lucida Calligraphy"/>
         </w:rPr>
-        <w:t>Eine Siedlung existiert s</w:t>
-      </w:r>
-      <w:r>
-        <w:rPr>
-          <w:rFonts w:ascii="Lucida Calligraphy" w:eastAsia="Malgun Gothic" w:hAnsi="Lucida Calligraphy"/>
-        </w:rPr>
-        <w:t>üdlich von Gong.</w:t>
-      </w:r>
-      <w:r>
-        <w:rPr>
-          <w:rFonts w:ascii="Lucida Calligraphy" w:eastAsia="Malgun Gothic" w:hAnsi="Lucida Calligraphy"/>
-        </w:rPr>
-        <w:t xml:space="preserve"> Wohnhaft sind sie auch in den Wäldern </w:t>
-      </w:r>
-      <w:proofErr w:type="spellStart"/>
-      <w:r>
-        <w:rPr>
-          <w:rFonts w:ascii="Lucida Calligraphy" w:eastAsia="Malgun Gothic" w:hAnsi="Lucida Calligraphy"/>
-        </w:rPr>
-        <w:t>Kaguyas</w:t>
-      </w:r>
-      <w:proofErr w:type="spellEnd"/>
-      <w:r>
-        <w:rPr>
-          <w:rFonts w:ascii="Lucida Calligraphy" w:eastAsia="Malgun Gothic" w:hAnsi="Lucida Calligraphy"/>
-        </w:rPr>
-        <w:t>.</w:t>
-      </w:r>
-      <w:r>
-        <w:rPr>
-          <w:rFonts w:ascii="Lucida Calligraphy" w:eastAsia="Malgun Gothic" w:hAnsi="Lucida Calligraphy"/>
-        </w:rPr>
-        <w:t xml:space="preserve"> Sie sind in kleineren Gruppen vertreten</w:t>
-      </w:r>
-      <w:r>
-        <w:rPr>
-          <w:rFonts w:ascii="Lucida Calligraphy" w:eastAsia="Malgun Gothic" w:hAnsi="Lucida Calligraphy"/>
-        </w:rPr>
-        <w:t>:</w:t>
-      </w:r>
-      <w:r>
-        <w:rPr>
-          <w:rFonts w:ascii="Lucida Calligraphy" w:eastAsia="Malgun Gothic" w:hAnsi="Lucida Calligraphy"/>
-        </w:rPr>
-        <w:t xml:space="preserve"> ~ </w:t>
-      </w:r>
-      <w:r>
-        <w:rPr>
-          <w:rFonts w:ascii="Lucida Calligraphy" w:eastAsia="Malgun Gothic" w:hAnsi="Lucida Calligraphy"/>
-        </w:rPr>
-        <w:t>8</w:t>
-      </w:r>
-      <w:r>
-        <w:rPr>
-          <w:rFonts w:ascii="Lucida Calligraphy" w:eastAsia="Malgun Gothic" w:hAnsi="Lucida Calligraphy"/>
-        </w:rPr>
-        <w:t xml:space="preserve"> pro aufkommen. </w:t>
+        <w:t>A</w:t>
+      </w:r>
+      <w:r>
+        <w:rPr>
+          <w:rFonts w:ascii="Lucida Calligraphy" w:eastAsia="Malgun Gothic" w:hAnsi="Lucida Calligraphy"/>
+        </w:rPr>
+        <w:t>ber auch von Ziegen, die in den Bergen leben</w:t>
+      </w:r>
+      <w:r>
+        <w:rPr>
+          <w:rFonts w:ascii="Lucida Calligraphy" w:eastAsia="Malgun Gothic" w:hAnsi="Lucida Calligraphy"/>
+        </w:rPr>
+        <w:t xml:space="preserve"> und teilweise gezüchtet werden</w:t>
+      </w:r>
+      <w:r>
+        <w:rPr>
+          <w:rFonts w:ascii="Lucida Calligraphy" w:eastAsia="Malgun Gothic" w:hAnsi="Lucida Calligraphy"/>
+        </w:rPr>
+        <w:t xml:space="preserve">. Durch den Handel bekommen </w:t>
+      </w:r>
+      <w:r>
+        <w:rPr>
+          <w:rFonts w:ascii="Lucida Calligraphy" w:eastAsia="Malgun Gothic" w:hAnsi="Lucida Calligraphy"/>
+        </w:rPr>
+        <w:lastRenderedPageBreak/>
+        <w:t>Gnome</w:t>
+      </w:r>
+      <w:r>
+        <w:rPr>
+          <w:rFonts w:ascii="Lucida Calligraphy" w:eastAsia="Malgun Gothic" w:hAnsi="Lucida Calligraphy"/>
+        </w:rPr>
+        <w:t xml:space="preserve"> zusätzlich</w:t>
+      </w:r>
+      <w:r>
+        <w:rPr>
+          <w:rFonts w:ascii="Lucida Calligraphy" w:eastAsia="Malgun Gothic" w:hAnsi="Lucida Calligraphy"/>
+        </w:rPr>
+        <w:t xml:space="preserve"> wertvolle </w:t>
+      </w:r>
+      <w:r>
+        <w:rPr>
+          <w:rFonts w:ascii="Lucida Calligraphy" w:eastAsia="Malgun Gothic" w:hAnsi="Lucida Calligraphy"/>
+        </w:rPr>
+        <w:t>Nahrungsmittel,</w:t>
+      </w:r>
+      <w:r>
+        <w:rPr>
+          <w:rFonts w:ascii="Lucida Calligraphy" w:eastAsia="Malgun Gothic" w:hAnsi="Lucida Calligraphy"/>
+        </w:rPr>
+        <w:t xml:space="preserve"> welche sie zum </w:t>
+      </w:r>
+      <w:r>
+        <w:rPr>
+          <w:rFonts w:ascii="Lucida Calligraphy" w:eastAsia="Malgun Gothic" w:hAnsi="Lucida Calligraphy"/>
+        </w:rPr>
+        <w:t>Überleben</w:t>
+      </w:r>
+      <w:r>
+        <w:rPr>
+          <w:rFonts w:ascii="Lucida Calligraphy" w:eastAsia="Malgun Gothic" w:hAnsi="Lucida Calligraphy"/>
+        </w:rPr>
+        <w:t xml:space="preserve"> brauchen.</w:t>
       </w:r>
     </w:p>
     <w:p>
@@ -8942,153 +9962,47 @@
           <w:rFonts w:ascii="Lucida Calligraphy" w:eastAsia="Malgun Gothic" w:hAnsi="Lucida Calligraphy"/>
         </w:rPr>
       </w:pPr>
-      <w:bookmarkStart w:id="24" w:name="_Toc30270710"/>
+      <w:bookmarkStart w:id="31" w:name="_Toc40658899"/>
       <w:r>
         <w:rPr>
           <w:rStyle w:val="berschrift3Zchn"/>
           <w:rFonts w:ascii="Lucida Calligraphy" w:eastAsia="Malgun Gothic" w:hAnsi="Lucida Calligraphy"/>
         </w:rPr>
-        <w:t>Ernährung:</w:t>
-      </w:r>
-      <w:bookmarkEnd w:id="24"/>
-      <w:r>
-        <w:rPr>
-          <w:rFonts w:ascii="Lucida Calligraphy" w:eastAsia="Malgun Gothic" w:hAnsi="Lucida Calligraphy"/>
-        </w:rPr>
-        <w:t xml:space="preserve"> Großteils leben Dryaden von dem was der Wald ihnen gibt. </w:t>
-      </w:r>
-      <w:r>
-        <w:rPr>
-          <w:rFonts w:ascii="Lucida Calligraphy" w:eastAsia="Malgun Gothic" w:hAnsi="Lucida Calligraphy"/>
-        </w:rPr>
-        <w:t>Dies sind dann</w:t>
-      </w:r>
-      <w:r>
-        <w:rPr>
-          <w:rFonts w:ascii="Lucida Calligraphy" w:eastAsia="Malgun Gothic" w:hAnsi="Lucida Calligraphy"/>
-        </w:rPr>
-        <w:t xml:space="preserve"> Beeren, Früchte aber auch Wild und Fisch. </w:t>
-      </w:r>
-      <w:r>
-        <w:rPr>
-          <w:rFonts w:ascii="Lucida Calligraphy" w:eastAsia="Malgun Gothic" w:hAnsi="Lucida Calligraphy"/>
-        </w:rPr>
-        <w:t xml:space="preserve">Wobei </w:t>
+        <w:t>Magie:</w:t>
+      </w:r>
+      <w:bookmarkEnd w:id="31"/>
+      <w:r>
+        <w:rPr>
+          <w:rFonts w:ascii="Lucida Calligraphy" w:eastAsia="Malgun Gothic" w:hAnsi="Lucida Calligraphy"/>
+        </w:rPr>
+        <w:t xml:space="preserve"> Gnome sind </w:t>
       </w:r>
       <w:proofErr w:type="gramStart"/>
       <w:r>
         <w:rPr>
           <w:rFonts w:ascii="Lucida Calligraphy" w:eastAsia="Malgun Gothic" w:hAnsi="Lucida Calligraphy"/>
         </w:rPr>
-        <w:t>Wild  nicht</w:t>
+        <w:t>Magisch</w:t>
       </w:r>
       <w:proofErr w:type="gramEnd"/>
       <w:r>
         <w:rPr>
           <w:rFonts w:ascii="Lucida Calligraphy" w:eastAsia="Malgun Gothic" w:hAnsi="Lucida Calligraphy"/>
         </w:rPr>
-        <w:t xml:space="preserve"> gejagt wird.</w:t>
-      </w:r>
-    </w:p>
-    <w:p>
-      <w:pPr>
-        <w:rPr>
-          <w:rFonts w:ascii="Lucida Calligraphy" w:eastAsia="Malgun Gothic" w:hAnsi="Lucida Calligraphy"/>
-        </w:rPr>
-      </w:pPr>
-      <w:bookmarkStart w:id="25" w:name="_Toc30270711"/>
-      <w:r>
-        <w:rPr>
-          <w:rStyle w:val="berschrift3Zchn"/>
-          <w:rFonts w:ascii="Lucida Calligraphy" w:eastAsia="Malgun Gothic" w:hAnsi="Lucida Calligraphy"/>
-        </w:rPr>
-        <w:t>Magie:</w:t>
-      </w:r>
-      <w:bookmarkEnd w:id="25"/>
-      <w:r>
-        <w:rPr>
-          <w:rFonts w:ascii="Lucida Calligraphy" w:eastAsia="Malgun Gothic" w:hAnsi="Lucida Calligraphy"/>
-        </w:rPr>
-        <w:t xml:space="preserve"> Dryaden besitzen eine gute Verbindung mit der Magischen Welt und können vor allem die Natur beschleunigen und auf das Bewusstsein </w:t>
-      </w:r>
-      <w:proofErr w:type="gramStart"/>
-      <w:r>
-        <w:rPr>
-          <w:rFonts w:ascii="Lucida Calligraphy" w:eastAsia="Malgun Gothic" w:hAnsi="Lucida Calligraphy"/>
-        </w:rPr>
-        <w:t>Magisch</w:t>
-      </w:r>
-      <w:proofErr w:type="gramEnd"/>
-      <w:r>
-        <w:rPr>
-          <w:rFonts w:ascii="Lucida Calligraphy" w:eastAsia="Malgun Gothic" w:hAnsi="Lucida Calligraphy"/>
-        </w:rPr>
-        <w:t xml:space="preserve"> schwacher wesen zugreifen und </w:t>
-      </w:r>
-      <w:r>
-        <w:rPr>
-          <w:rFonts w:ascii="Lucida Calligraphy" w:eastAsia="Malgun Gothic" w:hAnsi="Lucida Calligraphy"/>
-        </w:rPr>
-        <w:t xml:space="preserve">dieses </w:t>
-      </w:r>
-      <w:r>
-        <w:rPr>
-          <w:rFonts w:ascii="Lucida Calligraphy" w:eastAsia="Malgun Gothic" w:hAnsi="Lucida Calligraphy"/>
-        </w:rPr>
-        <w:t xml:space="preserve">beeinflussen. </w:t>
-      </w:r>
-      <w:r>
-        <w:rPr>
-          <w:rFonts w:ascii="Lucida Calligraphy" w:eastAsia="Malgun Gothic" w:hAnsi="Lucida Calligraphy"/>
-        </w:rPr>
-        <w:t>Außerdem können Dryaden</w:t>
-      </w:r>
-      <w:r>
-        <w:rPr>
-          <w:rFonts w:ascii="Lucida Calligraphy" w:eastAsia="Malgun Gothic" w:hAnsi="Lucida Calligraphy"/>
-        </w:rPr>
-        <w:t xml:space="preserve"> über Wasser laufen. Wobei </w:t>
-      </w:r>
-      <w:r>
-        <w:rPr>
-          <w:rFonts w:ascii="Lucida Calligraphy" w:eastAsia="Malgun Gothic" w:hAnsi="Lucida Calligraphy"/>
-        </w:rPr>
-        <w:t>Sie sich</w:t>
-      </w:r>
-      <w:r>
-        <w:rPr>
-          <w:rFonts w:ascii="Lucida Calligraphy" w:eastAsia="Malgun Gothic" w:hAnsi="Lucida Calligraphy"/>
-        </w:rPr>
-        <w:t xml:space="preserve"> normalerweise nicht weiter als 50Meter von Festland entfernt. </w:t>
-      </w:r>
-      <w:r>
-        <w:rPr>
-          <w:rFonts w:ascii="Lucida Calligraphy" w:eastAsia="Malgun Gothic" w:hAnsi="Lucida Calligraphy"/>
-        </w:rPr>
-        <w:t xml:space="preserve">Was die Bekannte Insel </w:t>
-      </w:r>
-      <w:proofErr w:type="spellStart"/>
-      <w:r>
-        <w:rPr>
-          <w:rFonts w:ascii="Lucida Calligraphy" w:eastAsia="Malgun Gothic" w:hAnsi="Lucida Calligraphy"/>
-        </w:rPr>
-        <w:t>Peligro</w:t>
-      </w:r>
-      <w:proofErr w:type="spellEnd"/>
-      <w:r>
-        <w:rPr>
-          <w:rFonts w:ascii="Lucida Calligraphy" w:eastAsia="Malgun Gothic" w:hAnsi="Lucida Calligraphy"/>
-        </w:rPr>
-        <w:t xml:space="preserve"> unerreichbar macht. </w:t>
-      </w:r>
-    </w:p>
-    <w:p>
-      <w:pPr>
-        <w:pStyle w:val="KeinLeerraum"/>
-        <w:rPr>
-          <w:rFonts w:ascii="Lucida Calligraphy" w:eastAsia="Malgun Gothic" w:hAnsi="Lucida Calligraphy"/>
-        </w:rPr>
-      </w:pPr>
+        <w:t xml:space="preserve"> unbegabt, beherbergen aber viele Fairys</w:t>
+      </w:r>
+      <w:r>
+        <w:rPr>
+          <w:rFonts w:ascii="Lucida Calligraphy" w:eastAsia="Malgun Gothic" w:hAnsi="Lucida Calligraphy"/>
+        </w:rPr>
+        <w:t>,</w:t>
+      </w:r>
+      <w:r>
+        <w:rPr>
+          <w:rFonts w:ascii="Lucida Calligraphy" w:eastAsia="Malgun Gothic" w:hAnsi="Lucida Calligraphy"/>
+        </w:rPr>
+        <w:t xml:space="preserve"> welche genutzt werden um Magische Essenz zu extrahieren und ein Mittel herzustellen welches ihren Geist stärkt. Es ist nicht viel darüber bekannt wie es hergestellt wird und was die wahre Wirkung ist. Dieses Serum ist außerhalb des Gnomischen Volkes so gut wie nicht auffindbar und sehr wertvoll.  </w:t>
+      </w:r>
     </w:p>
     <w:p>
       <w:pPr>
@@ -9097,14 +10011,14 @@
           <w:rFonts w:ascii="Lucida Calligraphy" w:eastAsia="Malgun Gothic" w:hAnsi="Lucida Calligraphy"/>
         </w:rPr>
       </w:pPr>
-      <w:bookmarkStart w:id="26" w:name="_Toc30270712"/>
-      <w:r>
-        <w:rPr>
-          <w:rFonts w:ascii="Lucida Calligraphy" w:eastAsia="Malgun Gothic" w:hAnsi="Lucida Calligraphy"/>
-        </w:rPr>
-        <w:t>Gnom</w:t>
-      </w:r>
-      <w:bookmarkEnd w:id="26"/>
+      <w:bookmarkStart w:id="32" w:name="_Toc40658900"/>
+      <w:r>
+        <w:rPr>
+          <w:rFonts w:ascii="Lucida Calligraphy" w:eastAsia="Malgun Gothic" w:hAnsi="Lucida Calligraphy"/>
+        </w:rPr>
+        <w:t>Mensch</w:t>
+      </w:r>
+      <w:bookmarkEnd w:id="32"/>
     </w:p>
     <w:p>
       <w:pPr>
@@ -9112,7 +10026,7 @@
           <w:rFonts w:ascii="Lucida Calligraphy" w:eastAsia="Malgun Gothic" w:hAnsi="Lucida Calligraphy"/>
         </w:rPr>
       </w:pPr>
-      <w:bookmarkStart w:id="27" w:name="_Toc30270713"/>
+      <w:bookmarkStart w:id="33" w:name="_Toc40658901"/>
       <w:r>
         <w:rPr>
           <w:rStyle w:val="berschrift3Zchn"/>
@@ -9120,35 +10034,178 @@
         </w:rPr>
         <w:t>Aussehen:</w:t>
       </w:r>
-      <w:bookmarkEnd w:id="27"/>
-      <w:r>
-        <w:rPr>
-          <w:rFonts w:ascii="Lucida Calligraphy" w:eastAsia="Malgun Gothic" w:hAnsi="Lucida Calligraphy"/>
-        </w:rPr>
-        <w:t xml:space="preserve"> Dieses Volk lebt in den Bergen von Gong und hat sich daran angepasst. Ihre Haut ist </w:t>
+      <w:bookmarkEnd w:id="33"/>
+      <w:r>
+        <w:rPr>
+          <w:rFonts w:ascii="Lucida Calligraphy" w:eastAsia="Malgun Gothic" w:hAnsi="Lucida Calligraphy"/>
+        </w:rPr>
+        <w:t xml:space="preserve"> Die Menschen ähneln den Mitteleuropäischen</w:t>
+      </w:r>
+      <w:r>
+        <w:rPr>
+          <w:rFonts w:ascii="Lucida Calligraphy" w:eastAsia="Malgun Gothic" w:hAnsi="Lucida Calligraphy"/>
+        </w:rPr>
+        <w:t xml:space="preserve"> </w:t>
+      </w:r>
+      <w:r>
+        <w:rPr>
+          <w:rFonts w:ascii="Lucida Calligraphy" w:eastAsia="Malgun Gothic" w:hAnsi="Lucida Calligraphy"/>
+        </w:rPr>
+        <w:t>Menschen</w:t>
+      </w:r>
+      <w:r>
+        <w:rPr>
+          <w:rFonts w:ascii="Lucida Calligraphy" w:eastAsia="Malgun Gothic" w:hAnsi="Lucida Calligraphy"/>
+        </w:rPr>
+        <w:t xml:space="preserve"> </w:t>
+      </w:r>
+      <w:r>
+        <w:rPr>
+          <w:rFonts w:ascii="Lucida Calligraphy" w:eastAsia="Malgun Gothic" w:hAnsi="Lucida Calligraphy"/>
+        </w:rPr>
+        <w:t xml:space="preserve">mit einer </w:t>
+      </w:r>
+      <w:r>
+        <w:rPr>
+          <w:rFonts w:ascii="Lucida Calligraphy" w:eastAsia="Malgun Gothic" w:hAnsi="Lucida Calligraphy"/>
+        </w:rPr>
+        <w:t>Durchschnittlichen</w:t>
+      </w:r>
+      <w:r>
+        <w:rPr>
+          <w:rFonts w:ascii="Lucida Calligraphy" w:eastAsia="Malgun Gothic" w:hAnsi="Lucida Calligraphy"/>
+        </w:rPr>
+        <w:t xml:space="preserve"> Körpergröße von 1.8 Metern.</w:t>
+      </w:r>
+    </w:p>
+    <w:p>
+      <w:pPr>
+        <w:rPr>
+          <w:rFonts w:ascii="Lucida Calligraphy" w:eastAsia="Malgun Gothic" w:hAnsi="Lucida Calligraphy"/>
+        </w:rPr>
+      </w:pPr>
+      <w:bookmarkStart w:id="34" w:name="_Toc40658902"/>
+      <w:r>
+        <w:rPr>
+          <w:rStyle w:val="berschrift3Zchn"/>
+          <w:rFonts w:ascii="Lucida Calligraphy" w:eastAsia="Malgun Gothic" w:hAnsi="Lucida Calligraphy"/>
+        </w:rPr>
+        <w:t>Wohnort:</w:t>
+      </w:r>
+      <w:bookmarkEnd w:id="34"/>
+      <w:r>
+        <w:rPr>
+          <w:rFonts w:ascii="Lucida Calligraphy" w:eastAsia="Malgun Gothic" w:hAnsi="Lucida Calligraphy"/>
+        </w:rPr>
+        <w:t xml:space="preserve"> Die Menschen leben Südlich der Wälder </w:t>
       </w:r>
       <w:proofErr w:type="spellStart"/>
       <w:r>
         <w:rPr>
           <w:rFonts w:ascii="Lucida Calligraphy" w:eastAsia="Malgun Gothic" w:hAnsi="Lucida Calligraphy"/>
         </w:rPr>
-        <w:t>Lederisch</w:t>
+        <w:t>Kaguyas</w:t>
       </w:r>
       <w:proofErr w:type="spellEnd"/>
       <w:r>
         <w:rPr>
           <w:rFonts w:ascii="Lucida Calligraphy" w:eastAsia="Malgun Gothic" w:hAnsi="Lucida Calligraphy"/>
         </w:rPr>
-        <w:t xml:space="preserve"> und eher hart</w:t>
-      </w:r>
-      <w:r>
-        <w:rPr>
-          <w:rFonts w:ascii="Lucida Calligraphy" w:eastAsia="Malgun Gothic" w:hAnsi="Lucida Calligraphy"/>
-        </w:rPr>
-        <w:t>.</w:t>
-      </w:r>
-      <w:r>
-        <w:rPr>
+        <w:t xml:space="preserve"> dort haben sie Wälder ab </w:t>
+      </w:r>
+      <w:r>
+        <w:rPr>
+          <w:rFonts w:ascii="Lucida Calligraphy" w:eastAsia="Malgun Gothic" w:hAnsi="Lucida Calligraphy"/>
+        </w:rPr>
+        <w:t>gerodet,</w:t>
+      </w:r>
+      <w:r>
+        <w:rPr>
+          <w:rFonts w:ascii="Lucida Calligraphy" w:eastAsia="Malgun Gothic" w:hAnsi="Lucida Calligraphy"/>
+        </w:rPr>
+        <w:t xml:space="preserve"> um Farmland zu erschaffen und </w:t>
+      </w:r>
+      <w:r>
+        <w:rPr>
+          <w:rFonts w:ascii="Lucida Calligraphy" w:eastAsia="Malgun Gothic" w:hAnsi="Lucida Calligraphy"/>
+        </w:rPr>
+        <w:t>Agr</w:t>
+      </w:r>
+      <w:r>
+        <w:rPr>
+          <w:rFonts w:ascii="Lucida Calligraphy" w:eastAsia="Malgun Gothic" w:hAnsi="Lucida Calligraphy"/>
+        </w:rPr>
+        <w:t>i</w:t>
+      </w:r>
+      <w:r>
+        <w:rPr>
+          <w:rFonts w:ascii="Lucida Calligraphy" w:eastAsia="Malgun Gothic" w:hAnsi="Lucida Calligraphy"/>
+        </w:rPr>
+        <w:t>kultur</w:t>
+      </w:r>
+      <w:r>
+        <w:rPr>
+          <w:rFonts w:ascii="Lucida Calligraphy" w:eastAsia="Malgun Gothic" w:hAnsi="Lucida Calligraphy"/>
+        </w:rPr>
+        <w:t xml:space="preserve"> zu betreiben </w:t>
+      </w:r>
+      <w:r>
+        <w:rPr>
+          <w:rFonts w:ascii="Lucida Calligraphy" w:eastAsia="Malgun Gothic" w:hAnsi="Lucida Calligraphy"/>
+        </w:rPr>
+        <w:t xml:space="preserve">welches stark zum Handel benötigt wird. Auch wurde das Holz </w:t>
+      </w:r>
+      <w:r>
+        <w:rPr>
+          <w:rFonts w:ascii="Lucida Calligraphy" w:eastAsia="Malgun Gothic" w:hAnsi="Lucida Calligraphy"/>
+        </w:rPr>
+        <w:t>verwendet,</w:t>
+      </w:r>
+      <w:r>
+        <w:rPr>
+          <w:rFonts w:ascii="Lucida Calligraphy" w:eastAsia="Malgun Gothic" w:hAnsi="Lucida Calligraphy"/>
+        </w:rPr>
+        <w:t xml:space="preserve"> um Siedlungen zu errichten. </w:t>
+      </w:r>
+      <w:r>
+        <w:rPr>
+          <w:rFonts w:ascii="Lucida Calligraphy" w:eastAsia="Malgun Gothic" w:hAnsi="Lucida Calligraphy"/>
+        </w:rPr>
+        <w:t xml:space="preserve">Ihre Hauptstadt liegt auf einen Marmorberg in der Nähe des Sees </w:t>
+      </w:r>
+      <w:proofErr w:type="spellStart"/>
+      <w:r>
+        <w:rPr>
+          <w:rFonts w:ascii="Lucida Calligraphy" w:eastAsia="Malgun Gothic" w:hAnsi="Lucida Calligraphy"/>
+        </w:rPr>
+        <w:t>Tribar</w:t>
+      </w:r>
+      <w:proofErr w:type="spellEnd"/>
+      <w:r>
+        <w:rPr>
+          <w:rFonts w:ascii="Lucida Calligraphy" w:eastAsia="Malgun Gothic" w:hAnsi="Lucida Calligraphy"/>
+        </w:rPr>
+        <w:t xml:space="preserve">. </w:t>
+      </w:r>
+    </w:p>
+    <w:p>
+      <w:pPr>
+        <w:rPr>
+          <w:rFonts w:ascii="Lucida Calligraphy" w:eastAsia="Malgun Gothic" w:hAnsi="Lucida Calligraphy"/>
+        </w:rPr>
+      </w:pPr>
+      <w:bookmarkStart w:id="35" w:name="_Toc40658903"/>
+      <w:r>
+        <w:rPr>
+          <w:rStyle w:val="berschrift3Zchn"/>
+          <w:rFonts w:ascii="Lucida Calligraphy" w:eastAsia="Malgun Gothic" w:hAnsi="Lucida Calligraphy"/>
+        </w:rPr>
+        <w:t>Ernährung:</w:t>
+      </w:r>
+      <w:bookmarkEnd w:id="35"/>
+      <w:r>
+        <w:rPr>
+          <w:rStyle w:val="berschrift3Zchn"/>
           <w:rFonts w:ascii="Lucida Calligraphy" w:eastAsia="Malgun Gothic" w:hAnsi="Lucida Calligraphy"/>
         </w:rPr>
         <w:t xml:space="preserve"> </w:t>
@@ -9157,37 +10214,111 @@
         <w:rPr>
           <w:rFonts w:ascii="Lucida Calligraphy" w:eastAsia="Malgun Gothic" w:hAnsi="Lucida Calligraphy"/>
         </w:rPr>
-        <w:t>W</w:t>
-      </w:r>
-      <w:r>
-        <w:rPr>
-          <w:rFonts w:ascii="Lucida Calligraphy" w:eastAsia="Malgun Gothic" w:hAnsi="Lucida Calligraphy"/>
-        </w:rPr>
-        <w:t xml:space="preserve">as diese sehr robust macht und Temperaturunempfindlich. </w:t>
-      </w:r>
-      <w:r>
-        <w:rPr>
-          <w:rFonts w:ascii="Lucida Calligraphy" w:eastAsia="Malgun Gothic" w:hAnsi="Lucida Calligraphy"/>
-        </w:rPr>
-        <w:t xml:space="preserve">Bei einer Körpergröße von </w:t>
-      </w:r>
-      <w:r>
-        <w:rPr>
-          <w:rFonts w:ascii="Lucida Calligraphy" w:eastAsia="Malgun Gothic" w:hAnsi="Lucida Calligraphy"/>
-        </w:rPr>
-        <w:t>85</w:t>
-      </w:r>
-      <w:r>
-        <w:rPr>
-          <w:rFonts w:ascii="Lucida Calligraphy" w:eastAsia="Malgun Gothic" w:hAnsi="Lucida Calligraphy"/>
-        </w:rPr>
-        <w:t xml:space="preserve">cm sind sie das kleinste Bekannte Volk neben den Fairys. </w:t>
-      </w:r>
-      <w:r>
-        <w:rPr>
-          <w:rFonts w:ascii="Lucida Calligraphy" w:eastAsia="Malgun Gothic" w:hAnsi="Lucida Calligraphy"/>
-        </w:rPr>
-        <w:t xml:space="preserve">Ihre Gesichter sind eher plattgedrückt und nur wenig Körperbehaarung ist bei Gnomen zu finden. Sie haben kurze Hälse was dazu führt, dass sie sich schwer umsehen können.  </w:t>
+        <w:t xml:space="preserve">Menschen ernähren sich </w:t>
+      </w:r>
+      <w:r>
+        <w:rPr>
+          <w:rFonts w:ascii="Lucida Calligraphy" w:eastAsia="Malgun Gothic" w:hAnsi="Lucida Calligraphy"/>
+        </w:rPr>
+        <w:t>Großteils</w:t>
+      </w:r>
+      <w:r>
+        <w:rPr>
+          <w:rFonts w:ascii="Lucida Calligraphy" w:eastAsia="Malgun Gothic" w:hAnsi="Lucida Calligraphy"/>
+        </w:rPr>
+        <w:t xml:space="preserve"> durch </w:t>
+      </w:r>
+      <w:r>
+        <w:rPr>
+          <w:rFonts w:ascii="Lucida Calligraphy" w:eastAsia="Malgun Gothic" w:hAnsi="Lucida Calligraphy"/>
+        </w:rPr>
+        <w:t>Landwirtschaft,</w:t>
+      </w:r>
+      <w:r>
+        <w:rPr>
+          <w:rFonts w:ascii="Lucida Calligraphy" w:eastAsia="Malgun Gothic" w:hAnsi="Lucida Calligraphy"/>
+        </w:rPr>
+        <w:t xml:space="preserve"> welches sie Weiterverarbeiten in Brot und Gebäck, welches auch gleichzeitig das Größte Handelsgut der Menschen ist. Der See </w:t>
+      </w:r>
+      <w:proofErr w:type="spellStart"/>
+      <w:r>
+        <w:rPr>
+          <w:rFonts w:ascii="Lucida Calligraphy" w:eastAsia="Malgun Gothic" w:hAnsi="Lucida Calligraphy"/>
+        </w:rPr>
+        <w:t>Tribar</w:t>
+      </w:r>
+      <w:proofErr w:type="spellEnd"/>
+      <w:r>
+        <w:rPr>
+          <w:rFonts w:ascii="Lucida Calligraphy" w:eastAsia="Malgun Gothic" w:hAnsi="Lucida Calligraphy"/>
+        </w:rPr>
+        <w:t xml:space="preserve"> Ist </w:t>
+      </w:r>
+      <w:r>
+        <w:rPr>
+          <w:rFonts w:ascii="Lucida Calligraphy" w:eastAsia="Malgun Gothic" w:hAnsi="Lucida Calligraphy"/>
+        </w:rPr>
+        <w:t>rundum</w:t>
+      </w:r>
+      <w:r>
+        <w:rPr>
+          <w:rFonts w:ascii="Lucida Calligraphy" w:eastAsia="Malgun Gothic" w:hAnsi="Lucida Calligraphy"/>
+        </w:rPr>
+        <w:t xml:space="preserve"> vo</w:t>
+      </w:r>
+      <w:r>
+        <w:rPr>
+          <w:rFonts w:ascii="Lucida Calligraphy" w:eastAsia="Malgun Gothic" w:hAnsi="Lucida Calligraphy"/>
+        </w:rPr>
+        <w:t>n Fischern bewohnt,</w:t>
+      </w:r>
+      <w:r>
+        <w:rPr>
+          <w:rFonts w:ascii="Lucida Calligraphy" w:eastAsia="Malgun Gothic" w:hAnsi="Lucida Calligraphy"/>
+        </w:rPr>
+        <w:t xml:space="preserve"> welche </w:t>
+      </w:r>
+      <w:r>
+        <w:rPr>
+          <w:rFonts w:ascii="Lucida Calligraphy" w:eastAsia="Malgun Gothic" w:hAnsi="Lucida Calligraphy"/>
+        </w:rPr>
+        <w:t>vor allem</w:t>
+      </w:r>
+      <w:r>
+        <w:rPr>
+          <w:rFonts w:ascii="Lucida Calligraphy" w:eastAsia="Malgun Gothic" w:hAnsi="Lucida Calligraphy"/>
+        </w:rPr>
+        <w:t xml:space="preserve"> Orcs auf die Seen schickem, um zu fischen. Obwohl viel Fisch gewonnen wird, wird </w:t>
+      </w:r>
+      <w:r>
+        <w:rPr>
+          <w:rFonts w:ascii="Lucida Calligraphy" w:eastAsia="Malgun Gothic" w:hAnsi="Lucida Calligraphy"/>
+        </w:rPr>
+        <w:t xml:space="preserve">dort weniger Fisch </w:t>
+      </w:r>
+      <w:r>
+        <w:rPr>
+          <w:rFonts w:ascii="Lucida Calligraphy" w:eastAsia="Malgun Gothic" w:hAnsi="Lucida Calligraphy"/>
+        </w:rPr>
+        <w:t>gefangen</w:t>
+      </w:r>
+      <w:r>
+        <w:rPr>
+          <w:rFonts w:ascii="Lucida Calligraphy" w:eastAsia="Malgun Gothic" w:hAnsi="Lucida Calligraphy"/>
+        </w:rPr>
+        <w:t xml:space="preserve"> als in Norden</w:t>
+      </w:r>
+      <w:r>
+        <w:rPr>
+          <w:rFonts w:ascii="Lucida Calligraphy" w:eastAsia="Malgun Gothic" w:hAnsi="Lucida Calligraphy"/>
+        </w:rPr>
+        <w:t>,</w:t>
+      </w:r>
+      <w:r>
+        <w:rPr>
+          <w:rFonts w:ascii="Lucida Calligraphy" w:eastAsia="Malgun Gothic" w:hAnsi="Lucida Calligraphy"/>
+        </w:rPr>
+        <w:t xml:space="preserve"> von den Dryaden. </w:t>
       </w:r>
       <w:r>
         <w:rPr>
@@ -9200,63 +10331,43 @@
           <w:rStyle w:val="berschrift3Zchn"/>
           <w:rFonts w:ascii="Lucida Calligraphy" w:eastAsia="Malgun Gothic" w:hAnsi="Lucida Calligraphy"/>
         </w:rPr>
-        <w:t>W</w:t>
-      </w:r>
-      <w:r>
-        <w:rPr>
-          <w:rStyle w:val="berschrift3Zchn"/>
-          <w:rFonts w:ascii="Lucida Calligraphy" w:eastAsia="Malgun Gothic" w:hAnsi="Lucida Calligraphy"/>
-        </w:rPr>
-        <w:t>ohnort:</w:t>
-      </w:r>
-      <w:r>
-        <w:rPr>
-          <w:rFonts w:ascii="Lucida Calligraphy" w:eastAsia="Malgun Gothic" w:hAnsi="Lucida Calligraphy"/>
-        </w:rPr>
-        <w:t xml:space="preserve"> </w:t>
-      </w:r>
-      <w:r>
-        <w:rPr>
-          <w:rFonts w:ascii="Lucida Calligraphy" w:eastAsia="Malgun Gothic" w:hAnsi="Lucida Calligraphy"/>
-        </w:rPr>
-        <w:t>Gnome leben in den Bergen von Gong und haben dort Tunnelanlagen von mehreren hundert Metern</w:t>
-      </w:r>
-      <w:r>
-        <w:rPr>
-          <w:rFonts w:ascii="Lucida Calligraphy" w:eastAsia="Malgun Gothic" w:hAnsi="Lucida Calligraphy"/>
-        </w:rPr>
-        <w:t xml:space="preserve"> Tiefe. Erzählungen nach gibt </w:t>
-      </w:r>
-      <w:r>
-        <w:rPr>
-          <w:rFonts w:ascii="Lucida Calligraphy" w:eastAsia="Malgun Gothic" w:hAnsi="Lucida Calligraphy"/>
-        </w:rPr>
-        <w:lastRenderedPageBreak/>
-        <w:t xml:space="preserve">es dort Riesige Hallen in denen Materialien gewonnen werden, wovon nur geträumt werden kann. </w:t>
-      </w:r>
-      <w:r>
-        <w:rPr>
-          <w:rFonts w:ascii="Lucida Calligraphy" w:eastAsia="Malgun Gothic" w:hAnsi="Lucida Calligraphy"/>
-        </w:rPr>
-        <w:t>Ihre Kolonien beherbergen ~</w:t>
-      </w:r>
-      <w:r>
-        <w:rPr>
-          <w:rFonts w:ascii="Lucida Calligraphy" w:eastAsia="Malgun Gothic" w:hAnsi="Lucida Calligraphy"/>
-        </w:rPr>
-        <w:t>10</w:t>
-      </w:r>
-      <w:r>
-        <w:rPr>
-          <w:rFonts w:ascii="Lucida Calligraphy" w:eastAsia="Malgun Gothic" w:hAnsi="Lucida Calligraphy"/>
-        </w:rPr>
-        <w:t xml:space="preserve">00 Gnome </w:t>
-      </w:r>
-      <w:r>
-        <w:rPr>
-          <w:rFonts w:ascii="Lucida Calligraphy" w:eastAsia="Malgun Gothic" w:hAnsi="Lucida Calligraphy"/>
-        </w:rPr>
-        <w:t xml:space="preserve">mit Riesigen schlaff komplexen. </w:t>
+        <w:t>Magie:</w:t>
+      </w:r>
+      <w:r>
+        <w:rPr>
+          <w:rFonts w:ascii="Lucida Calligraphy" w:eastAsia="Malgun Gothic" w:hAnsi="Lucida Calligraphy"/>
+        </w:rPr>
+        <w:t xml:space="preserve"> Menschen sind schwach in der Magie dennoch gibt es immer wieder welche die sich Stark entwickeln und Große Kräfte erlernen können. Da es Wenige Lehrer gibt, </w:t>
+      </w:r>
+      <w:r>
+        <w:rPr>
+          <w:rFonts w:ascii="Lucida Calligraphy" w:eastAsia="Malgun Gothic" w:hAnsi="Lucida Calligraphy"/>
+        </w:rPr>
+        <w:t>bilden sich eher</w:t>
+      </w:r>
+      <w:r>
+        <w:rPr>
+          <w:rFonts w:ascii="Lucida Calligraphy" w:eastAsia="Malgun Gothic" w:hAnsi="Lucida Calligraphy"/>
+        </w:rPr>
+        <w:t xml:space="preserve"> Naturtalente</w:t>
+      </w:r>
+      <w:r>
+        <w:rPr>
+          <w:rFonts w:ascii="Lucida Calligraphy" w:eastAsia="Malgun Gothic" w:hAnsi="Lucida Calligraphy"/>
+        </w:rPr>
+        <w:t>,</w:t>
+      </w:r>
+      <w:r>
+        <w:rPr>
+          <w:rFonts w:ascii="Lucida Calligraphy" w:eastAsia="Malgun Gothic" w:hAnsi="Lucida Calligraphy"/>
+        </w:rPr>
+        <w:t xml:space="preserve"> was jeden einzigartig macht. </w:t>
+      </w:r>
+      <w:r>
+        <w:rPr>
+          <w:rFonts w:ascii="Lucida Calligraphy" w:eastAsia="Malgun Gothic" w:hAnsi="Lucida Calligraphy"/>
+        </w:rPr>
+        <w:t xml:space="preserve">Viele Magiebegabte verletzen oder Töten sich bei der Nutzung selbst, da der Ausmaß ihrer Macht schwer einschätzbar ist. </w:t>
       </w:r>
     </w:p>
     <w:p>
@@ -9265,141 +10376,6 @@
           <w:rFonts w:ascii="Lucida Calligraphy" w:eastAsia="Malgun Gothic" w:hAnsi="Lucida Calligraphy"/>
         </w:rPr>
       </w:pPr>
-      <w:bookmarkStart w:id="28" w:name="_Toc30270714"/>
-      <w:r>
-        <w:rPr>
-          <w:rStyle w:val="berschrift3Zchn"/>
-          <w:rFonts w:ascii="Lucida Calligraphy" w:eastAsia="Malgun Gothic" w:hAnsi="Lucida Calligraphy"/>
-        </w:rPr>
-        <w:t>Ernährung:</w:t>
-      </w:r>
-      <w:bookmarkEnd w:id="28"/>
-      <w:r>
-        <w:rPr>
-          <w:rFonts w:ascii="Lucida Calligraphy" w:eastAsia="Malgun Gothic" w:hAnsi="Lucida Calligraphy"/>
-        </w:rPr>
-        <w:t xml:space="preserve"> Die Gnome der Welt ernähren sich Großteils von Pilzen und </w:t>
-      </w:r>
-      <w:r>
-        <w:rPr>
-          <w:rFonts w:ascii="Lucida Calligraphy" w:eastAsia="Malgun Gothic" w:hAnsi="Lucida Calligraphy"/>
-        </w:rPr>
-        <w:t>Tieren,</w:t>
-      </w:r>
-      <w:r>
-        <w:rPr>
-          <w:rFonts w:ascii="Lucida Calligraphy" w:eastAsia="Malgun Gothic" w:hAnsi="Lucida Calligraphy"/>
-        </w:rPr>
-        <w:t xml:space="preserve"> die sich in Ihre Tunnel verirren</w:t>
-      </w:r>
-      <w:r>
-        <w:rPr>
-          <w:rFonts w:ascii="Lucida Calligraphy" w:eastAsia="Malgun Gothic" w:hAnsi="Lucida Calligraphy"/>
-        </w:rPr>
-        <w:t>.</w:t>
-      </w:r>
-      <w:r>
-        <w:rPr>
-          <w:rFonts w:ascii="Lucida Calligraphy" w:eastAsia="Malgun Gothic" w:hAnsi="Lucida Calligraphy"/>
-        </w:rPr>
-        <w:t xml:space="preserve"> </w:t>
-      </w:r>
-      <w:r>
-        <w:rPr>
-          <w:rFonts w:ascii="Lucida Calligraphy" w:eastAsia="Malgun Gothic" w:hAnsi="Lucida Calligraphy"/>
-        </w:rPr>
-        <w:t>A</w:t>
-      </w:r>
-      <w:r>
-        <w:rPr>
-          <w:rFonts w:ascii="Lucida Calligraphy" w:eastAsia="Malgun Gothic" w:hAnsi="Lucida Calligraphy"/>
-        </w:rPr>
-        <w:t>ber auch von Ziegen, die in den Bergen leben</w:t>
-      </w:r>
-      <w:r>
-        <w:rPr>
-          <w:rFonts w:ascii="Lucida Calligraphy" w:eastAsia="Malgun Gothic" w:hAnsi="Lucida Calligraphy"/>
-        </w:rPr>
-        <w:t xml:space="preserve"> und teilweise gezüchtet werden</w:t>
-      </w:r>
-      <w:r>
-        <w:rPr>
-          <w:rFonts w:ascii="Lucida Calligraphy" w:eastAsia="Malgun Gothic" w:hAnsi="Lucida Calligraphy"/>
-        </w:rPr>
-        <w:t>. Durch den Handel bekommen Gnome</w:t>
-      </w:r>
-      <w:r>
-        <w:rPr>
-          <w:rFonts w:ascii="Lucida Calligraphy" w:eastAsia="Malgun Gothic" w:hAnsi="Lucida Calligraphy"/>
-        </w:rPr>
-        <w:t xml:space="preserve"> zusätzlich</w:t>
-      </w:r>
-      <w:r>
-        <w:rPr>
-          <w:rFonts w:ascii="Lucida Calligraphy" w:eastAsia="Malgun Gothic" w:hAnsi="Lucida Calligraphy"/>
-        </w:rPr>
-        <w:t xml:space="preserve"> wertvolle </w:t>
-      </w:r>
-      <w:r>
-        <w:rPr>
-          <w:rFonts w:ascii="Lucida Calligraphy" w:eastAsia="Malgun Gothic" w:hAnsi="Lucida Calligraphy"/>
-        </w:rPr>
-        <w:t>Nahrungsmittel,</w:t>
-      </w:r>
-      <w:r>
-        <w:rPr>
-          <w:rFonts w:ascii="Lucida Calligraphy" w:eastAsia="Malgun Gothic" w:hAnsi="Lucida Calligraphy"/>
-        </w:rPr>
-        <w:t xml:space="preserve"> welche sie zum überleben brauchen.</w:t>
-      </w:r>
-    </w:p>
-    <w:p>
-      <w:pPr>
-        <w:rPr>
-          <w:rFonts w:ascii="Lucida Calligraphy" w:eastAsia="Malgun Gothic" w:hAnsi="Lucida Calligraphy"/>
-        </w:rPr>
-      </w:pPr>
-      <w:bookmarkStart w:id="29" w:name="_Toc30270715"/>
-      <w:r>
-        <w:rPr>
-          <w:rStyle w:val="berschrift3Zchn"/>
-          <w:rFonts w:ascii="Lucida Calligraphy" w:eastAsia="Malgun Gothic" w:hAnsi="Lucida Calligraphy"/>
-        </w:rPr>
-        <w:t>Magie:</w:t>
-      </w:r>
-      <w:bookmarkEnd w:id="29"/>
-      <w:r>
-        <w:rPr>
-          <w:rFonts w:ascii="Lucida Calligraphy" w:eastAsia="Malgun Gothic" w:hAnsi="Lucida Calligraphy"/>
-        </w:rPr>
-        <w:t xml:space="preserve"> Gnome sind </w:t>
-      </w:r>
-      <w:proofErr w:type="gramStart"/>
-      <w:r>
-        <w:rPr>
-          <w:rFonts w:ascii="Lucida Calligraphy" w:eastAsia="Malgun Gothic" w:hAnsi="Lucida Calligraphy"/>
-        </w:rPr>
-        <w:t>Magisch</w:t>
-      </w:r>
-      <w:proofErr w:type="gramEnd"/>
-      <w:r>
-        <w:rPr>
-          <w:rFonts w:ascii="Lucida Calligraphy" w:eastAsia="Malgun Gothic" w:hAnsi="Lucida Calligraphy"/>
-        </w:rPr>
-        <w:t xml:space="preserve"> unbegabt, beherbergen aber viele Fairys</w:t>
-      </w:r>
-      <w:r>
-        <w:rPr>
-          <w:rFonts w:ascii="Lucida Calligraphy" w:eastAsia="Malgun Gothic" w:hAnsi="Lucida Calligraphy"/>
-        </w:rPr>
-        <w:t>,</w:t>
-      </w:r>
-      <w:r>
-        <w:rPr>
-          <w:rFonts w:ascii="Lucida Calligraphy" w:eastAsia="Malgun Gothic" w:hAnsi="Lucida Calligraphy"/>
-        </w:rPr>
-        <w:t xml:space="preserve"> welche genutzt werden um Magische Essenz zu extrahieren und ein Mittel herzustellen welches ihren Geist stärkt. Es ist nicht viel darüber bekannt wie es hergestellt wird und was die wahre Wirkung ist. Dieses Serum ist außerhalb des Gnomischen Volkes so gut wie nicht auffindbar und sehr wertvoll.  </w:t>
-      </w:r>
     </w:p>
     <w:p>
       <w:pPr>
@@ -9408,14 +10384,16 @@
           <w:rFonts w:ascii="Lucida Calligraphy" w:eastAsia="Malgun Gothic" w:hAnsi="Lucida Calligraphy"/>
         </w:rPr>
       </w:pPr>
-      <w:bookmarkStart w:id="30" w:name="_Toc30270716"/>
-      <w:r>
-        <w:rPr>
-          <w:rFonts w:ascii="Lucida Calligraphy" w:eastAsia="Malgun Gothic" w:hAnsi="Lucida Calligraphy"/>
-        </w:rPr>
-        <w:t>Mensch</w:t>
-      </w:r>
-      <w:bookmarkEnd w:id="30"/>
+      <w:bookmarkStart w:id="36" w:name="_Toc40658904"/>
+      <w:proofErr w:type="spellStart"/>
+      <w:r>
+        <w:rPr>
+          <w:rFonts w:ascii="Lucida Calligraphy" w:eastAsia="Malgun Gothic" w:hAnsi="Lucida Calligraphy"/>
+        </w:rPr>
+        <w:t>Orc</w:t>
+      </w:r>
+      <w:bookmarkEnd w:id="36"/>
+      <w:proofErr w:type="spellEnd"/>
     </w:p>
     <w:p>
       <w:pPr>
@@ -9423,7 +10401,7 @@
           <w:rFonts w:ascii="Lucida Calligraphy" w:eastAsia="Malgun Gothic" w:hAnsi="Lucida Calligraphy"/>
         </w:rPr>
       </w:pPr>
-      <w:bookmarkStart w:id="31" w:name="_Toc30270717"/>
+      <w:bookmarkStart w:id="37" w:name="_Toc40658905"/>
       <w:r>
         <w:rPr>
           <w:rStyle w:val="berschrift3Zchn"/>
@@ -9431,13 +10409,7 @@
         </w:rPr>
         <w:t>Aussehen:</w:t>
       </w:r>
-      <w:bookmarkEnd w:id="31"/>
-      <w:r>
-        <w:rPr>
-          <w:rFonts w:ascii="Lucida Calligraphy" w:eastAsia="Malgun Gothic" w:hAnsi="Lucida Calligraphy"/>
-        </w:rPr>
-        <w:t xml:space="preserve"> Die Menschen ähneln den Mitteleuropäischen</w:t>
-      </w:r>
+      <w:bookmarkEnd w:id="37"/>
       <w:r>
         <w:rPr>
           <w:rFonts w:ascii="Lucida Calligraphy" w:eastAsia="Malgun Gothic" w:hAnsi="Lucida Calligraphy"/>
@@ -9448,19 +10420,108 @@
         <w:rPr>
           <w:rFonts w:ascii="Lucida Calligraphy" w:eastAsia="Malgun Gothic" w:hAnsi="Lucida Calligraphy"/>
         </w:rPr>
-        <w:t>Menschen</w:t>
-      </w:r>
-      <w:r>
-        <w:rPr>
-          <w:rFonts w:ascii="Lucida Calligraphy" w:eastAsia="Malgun Gothic" w:hAnsi="Lucida Calligraphy"/>
-        </w:rPr>
-        <w:t xml:space="preserve"> mit einer etwas Dunkleren Haut</w:t>
-      </w:r>
-      <w:r>
-        <w:rPr>
-          <w:rFonts w:ascii="Lucida Calligraphy" w:eastAsia="Malgun Gothic" w:hAnsi="Lucida Calligraphy"/>
-        </w:rPr>
-        <w:t xml:space="preserve">. </w:t>
+        <w:t xml:space="preserve">1.80 Meter große Humanoiden mit breiten </w:t>
+      </w:r>
+      <w:r>
+        <w:rPr>
+          <w:rFonts w:ascii="Lucida Calligraphy" w:eastAsia="Malgun Gothic" w:hAnsi="Lucida Calligraphy"/>
+        </w:rPr>
+        <w:t>Schultern</w:t>
+      </w:r>
+      <w:r>
+        <w:rPr>
+          <w:rFonts w:ascii="Lucida Calligraphy" w:eastAsia="Malgun Gothic" w:hAnsi="Lucida Calligraphy"/>
+        </w:rPr>
+        <w:t xml:space="preserve"> und Brauner Haut. </w:t>
+      </w:r>
+      <w:r>
+        <w:rPr>
+          <w:rFonts w:ascii="Lucida Calligraphy" w:eastAsia="Malgun Gothic" w:hAnsi="Lucida Calligraphy"/>
+        </w:rPr>
+        <w:t xml:space="preserve">Sie haben Kurtze spitze Ohren und einen kurzen Hals. </w:t>
+      </w:r>
+      <w:r>
+        <w:rPr>
+          <w:rFonts w:ascii="Lucida Calligraphy" w:eastAsia="Malgun Gothic" w:hAnsi="Lucida Calligraphy"/>
+        </w:rPr>
+        <w:t xml:space="preserve">Orcs sind </w:t>
+      </w:r>
+      <w:r>
+        <w:rPr>
+          <w:rFonts w:ascii="Lucida Calligraphy" w:eastAsia="Malgun Gothic" w:hAnsi="Lucida Calligraphy"/>
+        </w:rPr>
+        <w:t xml:space="preserve">in Gefangenschafft </w:t>
+      </w:r>
+      <w:r>
+        <w:rPr>
+          <w:rFonts w:ascii="Lucida Calligraphy" w:eastAsia="Malgun Gothic" w:hAnsi="Lucida Calligraphy"/>
+        </w:rPr>
+        <w:t>sehr friedlich</w:t>
+      </w:r>
+      <w:r>
+        <w:rPr>
+          <w:rFonts w:ascii="Lucida Calligraphy" w:eastAsia="Malgun Gothic" w:hAnsi="Lucida Calligraphy"/>
+        </w:rPr>
+        <w:t>,</w:t>
+      </w:r>
+      <w:r>
+        <w:rPr>
+          <w:rFonts w:ascii="Lucida Calligraphy" w:eastAsia="Malgun Gothic" w:hAnsi="Lucida Calligraphy"/>
+        </w:rPr>
+        <w:t xml:space="preserve"> solange diese nicht provoziert werden. </w:t>
+      </w:r>
+      <w:r>
+        <w:rPr>
+          <w:rFonts w:ascii="Lucida Calligraphy" w:eastAsia="Malgun Gothic" w:hAnsi="Lucida Calligraphy"/>
+        </w:rPr>
+        <w:t xml:space="preserve">Im freien sind Orcs sehr territorial und verteidigen ihre Bauten und Familien. </w:t>
+      </w:r>
+      <w:r>
+        <w:rPr>
+          <w:rFonts w:ascii="Lucida Calligraphy" w:eastAsia="Malgun Gothic" w:hAnsi="Lucida Calligraphy"/>
+        </w:rPr>
+        <w:br/>
+      </w:r>
+      <w:r>
+        <w:rPr>
+          <w:rStyle w:val="berschrift3Zchn"/>
+          <w:rFonts w:ascii="Lucida Calligraphy" w:eastAsia="Malgun Gothic" w:hAnsi="Lucida Calligraphy"/>
+        </w:rPr>
+        <w:t>Wohnort:</w:t>
+      </w:r>
+      <w:r>
+        <w:rPr>
+          <w:rFonts w:ascii="Lucida Calligraphy" w:eastAsia="Malgun Gothic" w:hAnsi="Lucida Calligraphy"/>
+        </w:rPr>
+        <w:t xml:space="preserve"> Ähnlich wie die Menschen Bewohnen Orcs den Südlichen Teil von Shorin und leben in Holz und Lehmhütten, Orcs nutzen das von Menschen </w:t>
+      </w:r>
+      <w:proofErr w:type="spellStart"/>
+      <w:r>
+        <w:rPr>
+          <w:rFonts w:ascii="Lucida Calligraphy" w:eastAsia="Malgun Gothic" w:hAnsi="Lucida Calligraphy"/>
+        </w:rPr>
+        <w:t>abgerodete</w:t>
+      </w:r>
+      <w:proofErr w:type="spellEnd"/>
+      <w:r>
+        <w:rPr>
+          <w:rFonts w:ascii="Lucida Calligraphy" w:eastAsia="Malgun Gothic" w:hAnsi="Lucida Calligraphy"/>
+        </w:rPr>
+        <w:t xml:space="preserve"> Land östlich von </w:t>
+      </w:r>
+      <w:proofErr w:type="spellStart"/>
+      <w:r>
+        <w:rPr>
+          <w:rFonts w:ascii="Lucida Calligraphy" w:eastAsia="Malgun Gothic" w:hAnsi="Lucida Calligraphy"/>
+        </w:rPr>
+        <w:t>Fen</w:t>
+      </w:r>
+      <w:proofErr w:type="spellEnd"/>
+      <w:r>
+        <w:rPr>
+          <w:rFonts w:ascii="Lucida Calligraphy" w:eastAsia="Malgun Gothic" w:hAnsi="Lucida Calligraphy"/>
+        </w:rPr>
+        <w:t xml:space="preserve"> als Farmland und bewirtschaften dieses.</w:t>
       </w:r>
     </w:p>
     <w:p>
@@ -9469,98 +10530,86 @@
           <w:rFonts w:ascii="Lucida Calligraphy" w:eastAsia="Malgun Gothic" w:hAnsi="Lucida Calligraphy"/>
         </w:rPr>
       </w:pPr>
-      <w:bookmarkStart w:id="32" w:name="_Toc30270718"/>
+      <w:bookmarkStart w:id="38" w:name="_Toc40658906"/>
       <w:r>
         <w:rPr>
           <w:rStyle w:val="berschrift3Zchn"/>
           <w:rFonts w:ascii="Lucida Calligraphy" w:eastAsia="Malgun Gothic" w:hAnsi="Lucida Calligraphy"/>
         </w:rPr>
-        <w:t>Wohnort:</w:t>
-      </w:r>
-      <w:bookmarkEnd w:id="32"/>
-      <w:r>
-        <w:rPr>
-          <w:rFonts w:ascii="Lucida Calligraphy" w:eastAsia="Malgun Gothic" w:hAnsi="Lucida Calligraphy"/>
-        </w:rPr>
-        <w:t xml:space="preserve"> Die Menschen leben Südlich der Wälder </w:t>
-      </w:r>
-      <w:proofErr w:type="spellStart"/>
-      <w:r>
-        <w:rPr>
-          <w:rFonts w:ascii="Lucida Calligraphy" w:eastAsia="Malgun Gothic" w:hAnsi="Lucida Calligraphy"/>
-        </w:rPr>
-        <w:t>Kaguyas</w:t>
-      </w:r>
-      <w:proofErr w:type="spellEnd"/>
-      <w:r>
-        <w:rPr>
-          <w:rFonts w:ascii="Lucida Calligraphy" w:eastAsia="Malgun Gothic" w:hAnsi="Lucida Calligraphy"/>
-        </w:rPr>
-        <w:t xml:space="preserve"> dort haben sie Wälder ab </w:t>
-      </w:r>
-      <w:proofErr w:type="gramStart"/>
-      <w:r>
-        <w:rPr>
-          <w:rFonts w:ascii="Lucida Calligraphy" w:eastAsia="Malgun Gothic" w:hAnsi="Lucida Calligraphy"/>
-        </w:rPr>
-        <w:t>gerodet</w:t>
-      </w:r>
-      <w:proofErr w:type="gramEnd"/>
-      <w:r>
-        <w:rPr>
-          <w:rFonts w:ascii="Lucida Calligraphy" w:eastAsia="Malgun Gothic" w:hAnsi="Lucida Calligraphy"/>
-        </w:rPr>
-        <w:t xml:space="preserve"> um Farmland zu erschaffen und </w:t>
-      </w:r>
-      <w:r>
-        <w:rPr>
-          <w:rFonts w:ascii="Lucida Calligraphy" w:eastAsia="Malgun Gothic" w:hAnsi="Lucida Calligraphy"/>
-        </w:rPr>
-        <w:t>Agr</w:t>
-      </w:r>
-      <w:r>
-        <w:rPr>
-          <w:rFonts w:ascii="Lucida Calligraphy" w:eastAsia="Malgun Gothic" w:hAnsi="Lucida Calligraphy"/>
-        </w:rPr>
-        <w:t>i</w:t>
-      </w:r>
-      <w:r>
-        <w:rPr>
-          <w:rFonts w:ascii="Lucida Calligraphy" w:eastAsia="Malgun Gothic" w:hAnsi="Lucida Calligraphy"/>
-        </w:rPr>
-        <w:t>kultur</w:t>
-      </w:r>
-      <w:r>
-        <w:rPr>
-          <w:rFonts w:ascii="Lucida Calligraphy" w:eastAsia="Malgun Gothic" w:hAnsi="Lucida Calligraphy"/>
-        </w:rPr>
-        <w:t xml:space="preserve"> zu betreiben </w:t>
-      </w:r>
-      <w:r>
-        <w:rPr>
-          <w:rFonts w:ascii="Lucida Calligraphy" w:eastAsia="Malgun Gothic" w:hAnsi="Lucida Calligraphy"/>
-        </w:rPr>
-        <w:t xml:space="preserve">welches stark zum Handel benötigt wird. Auch wurde das Holz verwendet um Siedlungen zu errichten. </w:t>
-      </w:r>
-      <w:r>
-        <w:rPr>
-          <w:rFonts w:ascii="Lucida Calligraphy" w:eastAsia="Malgun Gothic" w:hAnsi="Lucida Calligraphy"/>
-        </w:rPr>
-        <w:t xml:space="preserve">Auch um den See </w:t>
-      </w:r>
-      <w:proofErr w:type="spellStart"/>
-      <w:r>
-        <w:rPr>
-          <w:rFonts w:ascii="Lucida Calligraphy" w:eastAsia="Malgun Gothic" w:hAnsi="Lucida Calligraphy"/>
-        </w:rPr>
-        <w:t>Tribar</w:t>
-      </w:r>
-      <w:proofErr w:type="spellEnd"/>
-      <w:r>
-        <w:rPr>
-          <w:rFonts w:ascii="Lucida Calligraphy" w:eastAsia="Malgun Gothic" w:hAnsi="Lucida Calligraphy"/>
-        </w:rPr>
-        <w:t xml:space="preserve"> sind Menschen angesiedelt.</w:t>
+        <w:t>Ernährung:</w:t>
+      </w:r>
+      <w:bookmarkEnd w:id="38"/>
+      <w:r>
+        <w:rPr>
+          <w:rFonts w:ascii="Lucida Calligraphy" w:eastAsia="Malgun Gothic" w:hAnsi="Lucida Calligraphy"/>
+        </w:rPr>
+        <w:t xml:space="preserve"> Orcs </w:t>
+      </w:r>
+      <w:r>
+        <w:rPr>
+          <w:rFonts w:ascii="Lucida Calligraphy" w:eastAsia="Malgun Gothic" w:hAnsi="Lucida Calligraphy"/>
+        </w:rPr>
+        <w:t>ernähren</w:t>
+      </w:r>
+      <w:r>
+        <w:rPr>
+          <w:rFonts w:ascii="Lucida Calligraphy" w:eastAsia="Malgun Gothic" w:hAnsi="Lucida Calligraphy"/>
+        </w:rPr>
+        <w:t xml:space="preserve"> sich vom eigenen Anbau</w:t>
+      </w:r>
+      <w:r>
+        <w:rPr>
+          <w:rFonts w:ascii="Lucida Calligraphy" w:eastAsia="Malgun Gothic" w:hAnsi="Lucida Calligraphy"/>
+        </w:rPr>
+        <w:t>.</w:t>
+      </w:r>
+      <w:r>
+        <w:rPr>
+          <w:rFonts w:ascii="Lucida Calligraphy" w:eastAsia="Malgun Gothic" w:hAnsi="Lucida Calligraphy"/>
+        </w:rPr>
+        <w:t xml:space="preserve"> </w:t>
+      </w:r>
+      <w:r>
+        <w:rPr>
+          <w:rFonts w:ascii="Lucida Calligraphy" w:eastAsia="Malgun Gothic" w:hAnsi="Lucida Calligraphy"/>
+        </w:rPr>
+        <w:t>G</w:t>
+      </w:r>
+      <w:r>
+        <w:rPr>
+          <w:rFonts w:ascii="Lucida Calligraphy" w:eastAsia="Malgun Gothic" w:hAnsi="Lucida Calligraphy"/>
+        </w:rPr>
+        <w:t xml:space="preserve">ehen </w:t>
+      </w:r>
+      <w:r>
+        <w:rPr>
+          <w:rFonts w:ascii="Lucida Calligraphy" w:eastAsia="Malgun Gothic" w:hAnsi="Lucida Calligraphy"/>
+        </w:rPr>
+        <w:t xml:space="preserve">aber auch </w:t>
+      </w:r>
+      <w:r>
+        <w:rPr>
+          <w:rFonts w:ascii="Lucida Calligraphy" w:eastAsia="Malgun Gothic" w:hAnsi="Lucida Calligraphy"/>
+        </w:rPr>
+        <w:t xml:space="preserve">Jagen und </w:t>
+      </w:r>
+      <w:r>
+        <w:rPr>
+          <w:rFonts w:ascii="Lucida Calligraphy" w:eastAsia="Malgun Gothic" w:hAnsi="Lucida Calligraphy"/>
+        </w:rPr>
+        <w:t>Fischen</w:t>
+      </w:r>
+      <w:r>
+        <w:rPr>
+          <w:rFonts w:ascii="Lucida Calligraphy" w:eastAsia="Malgun Gothic" w:hAnsi="Lucida Calligraphy"/>
+        </w:rPr>
+        <w:t>. Sie beherrschen die Produktion von Gebäcken und Broten</w:t>
+      </w:r>
+      <w:r>
+        <w:rPr>
+          <w:rFonts w:ascii="Lucida Calligraphy" w:eastAsia="Malgun Gothic" w:hAnsi="Lucida Calligraphy"/>
+        </w:rPr>
+        <w:t>, wenn sie angelehrt wurden.</w:t>
       </w:r>
     </w:p>
     <w:p>
@@ -9569,386 +10618,16 @@
           <w:rFonts w:ascii="Lucida Calligraphy" w:eastAsia="Malgun Gothic" w:hAnsi="Lucida Calligraphy"/>
         </w:rPr>
       </w:pPr>
-      <w:bookmarkStart w:id="33" w:name="_Toc30270719"/>
+      <w:bookmarkStart w:id="39" w:name="_Toc40658907"/>
       <w:r>
         <w:rPr>
           <w:rStyle w:val="berschrift3Zchn"/>
           <w:rFonts w:ascii="Lucida Calligraphy" w:eastAsia="Malgun Gothic" w:hAnsi="Lucida Calligraphy"/>
         </w:rPr>
-        <w:t>Ernährung:</w:t>
-      </w:r>
-      <w:bookmarkEnd w:id="33"/>
-      <w:r>
-        <w:rPr>
-          <w:rStyle w:val="berschrift3Zchn"/>
-          <w:rFonts w:ascii="Lucida Calligraphy" w:eastAsia="Malgun Gothic" w:hAnsi="Lucida Calligraphy"/>
-        </w:rPr>
-        <w:t xml:space="preserve"> </w:t>
-      </w:r>
-      <w:r>
-        <w:rPr>
-          <w:rFonts w:ascii="Lucida Calligraphy" w:eastAsia="Malgun Gothic" w:hAnsi="Lucida Calligraphy"/>
-        </w:rPr>
-        <w:t xml:space="preserve">Menschen ernähren sich </w:t>
-      </w:r>
-      <w:r>
-        <w:rPr>
-          <w:rFonts w:ascii="Lucida Calligraphy" w:eastAsia="Malgun Gothic" w:hAnsi="Lucida Calligraphy"/>
-        </w:rPr>
-        <w:t>Großteils</w:t>
-      </w:r>
-      <w:r>
-        <w:rPr>
-          <w:rFonts w:ascii="Lucida Calligraphy" w:eastAsia="Malgun Gothic" w:hAnsi="Lucida Calligraphy"/>
-        </w:rPr>
-        <w:t xml:space="preserve"> durch </w:t>
-      </w:r>
-      <w:r>
-        <w:rPr>
-          <w:rFonts w:ascii="Lucida Calligraphy" w:eastAsia="Malgun Gothic" w:hAnsi="Lucida Calligraphy"/>
-        </w:rPr>
-        <w:t>Landwirtschaft,</w:t>
-      </w:r>
-      <w:r>
-        <w:rPr>
-          <w:rFonts w:ascii="Lucida Calligraphy" w:eastAsia="Malgun Gothic" w:hAnsi="Lucida Calligraphy"/>
-        </w:rPr>
-        <w:t xml:space="preserve"> welches sie Weiterverarbeiten in Brot und Gebäck, welches auch gleichzeitig das Größte Handelsgut der Menschen ist. Der See </w:t>
-      </w:r>
-      <w:proofErr w:type="spellStart"/>
-      <w:r>
-        <w:rPr>
-          <w:rFonts w:ascii="Lucida Calligraphy" w:eastAsia="Malgun Gothic" w:hAnsi="Lucida Calligraphy"/>
-        </w:rPr>
-        <w:t>Tribar</w:t>
-      </w:r>
-      <w:proofErr w:type="spellEnd"/>
-      <w:r>
-        <w:rPr>
-          <w:rFonts w:ascii="Lucida Calligraphy" w:eastAsia="Malgun Gothic" w:hAnsi="Lucida Calligraphy"/>
-        </w:rPr>
-        <w:t xml:space="preserve"> Ist </w:t>
-      </w:r>
-      <w:r>
-        <w:rPr>
-          <w:rFonts w:ascii="Lucida Calligraphy" w:eastAsia="Malgun Gothic" w:hAnsi="Lucida Calligraphy"/>
-        </w:rPr>
-        <w:t>rundum</w:t>
-      </w:r>
-      <w:r>
-        <w:rPr>
-          <w:rFonts w:ascii="Lucida Calligraphy" w:eastAsia="Malgun Gothic" w:hAnsi="Lucida Calligraphy"/>
-        </w:rPr>
-        <w:t xml:space="preserve"> vo</w:t>
-      </w:r>
-      <w:r>
-        <w:rPr>
-          <w:rFonts w:ascii="Lucida Calligraphy" w:eastAsia="Malgun Gothic" w:hAnsi="Lucida Calligraphy"/>
-        </w:rPr>
-        <w:t xml:space="preserve">n Fischern bewohnt, dennoch wird dort weniger Fisch geholt als in Norden von den Dryaden. </w:t>
-      </w:r>
-      <w:r>
-        <w:rPr>
-          <w:rFonts w:ascii="Lucida Calligraphy" w:eastAsia="Malgun Gothic" w:hAnsi="Lucida Calligraphy"/>
-        </w:rPr>
-        <w:br/>
-      </w:r>
-      <w:r>
-        <w:rPr>
-          <w:rStyle w:val="berschrift3Zchn"/>
-          <w:rFonts w:ascii="Lucida Calligraphy" w:eastAsia="Malgun Gothic" w:hAnsi="Lucida Calligraphy"/>
-        </w:rPr>
+        <w:lastRenderedPageBreak/>
         <w:t>Magie:</w:t>
       </w:r>
-      <w:r>
-        <w:rPr>
-          <w:rFonts w:ascii="Lucida Calligraphy" w:eastAsia="Malgun Gothic" w:hAnsi="Lucida Calligraphy"/>
-        </w:rPr>
-        <w:t xml:space="preserve"> Menschen sind schwach in der Magie dennoch gibt es immer wieder welche die sich Stark entwickeln und Große Kräfte erlernen können. Da es Wenige Lehrer gibt, </w:t>
-      </w:r>
-      <w:r>
-        <w:rPr>
-          <w:rFonts w:ascii="Lucida Calligraphy" w:eastAsia="Malgun Gothic" w:hAnsi="Lucida Calligraphy"/>
-        </w:rPr>
-        <w:t>bilden sich eher</w:t>
-      </w:r>
-      <w:r>
-        <w:rPr>
-          <w:rFonts w:ascii="Lucida Calligraphy" w:eastAsia="Malgun Gothic" w:hAnsi="Lucida Calligraphy"/>
-        </w:rPr>
-        <w:t xml:space="preserve"> Naturtalente</w:t>
-      </w:r>
-      <w:r>
-        <w:rPr>
-          <w:rFonts w:ascii="Lucida Calligraphy" w:eastAsia="Malgun Gothic" w:hAnsi="Lucida Calligraphy"/>
-        </w:rPr>
-        <w:t>,</w:t>
-      </w:r>
-      <w:r>
-        <w:rPr>
-          <w:rFonts w:ascii="Lucida Calligraphy" w:eastAsia="Malgun Gothic" w:hAnsi="Lucida Calligraphy"/>
-        </w:rPr>
-        <w:t xml:space="preserve"> was jeden einzigartig macht. </w:t>
-      </w:r>
-    </w:p>
-    <w:p>
-      <w:pPr>
-        <w:rPr>
-          <w:rFonts w:ascii="Lucida Calligraphy" w:eastAsia="Malgun Gothic" w:hAnsi="Lucida Calligraphy"/>
-        </w:rPr>
-      </w:pPr>
-    </w:p>
-    <w:p>
-      <w:pPr>
-        <w:pStyle w:val="berschrift2"/>
-        <w:rPr>
-          <w:rFonts w:ascii="Lucida Calligraphy" w:eastAsia="Malgun Gothic" w:hAnsi="Lucida Calligraphy"/>
-        </w:rPr>
-      </w:pPr>
-      <w:bookmarkStart w:id="34" w:name="_Toc30270720"/>
-      <w:proofErr w:type="spellStart"/>
-      <w:r>
-        <w:rPr>
-          <w:rFonts w:ascii="Lucida Calligraphy" w:eastAsia="Malgun Gothic" w:hAnsi="Lucida Calligraphy"/>
-        </w:rPr>
-        <w:t>Orc</w:t>
-      </w:r>
-      <w:bookmarkEnd w:id="34"/>
-      <w:proofErr w:type="spellEnd"/>
-    </w:p>
-    <w:p>
-      <w:pPr>
-        <w:rPr>
-          <w:rFonts w:ascii="Lucida Calligraphy" w:eastAsia="Malgun Gothic" w:hAnsi="Lucida Calligraphy"/>
-        </w:rPr>
-      </w:pPr>
-      <w:bookmarkStart w:id="35" w:name="_Toc30270721"/>
-      <w:r>
-        <w:rPr>
-          <w:rStyle w:val="berschrift3Zchn"/>
-          <w:rFonts w:ascii="Lucida Calligraphy" w:eastAsia="Malgun Gothic" w:hAnsi="Lucida Calligraphy"/>
-        </w:rPr>
-        <w:t>Aussehen:</w:t>
-      </w:r>
-      <w:bookmarkEnd w:id="35"/>
-      <w:r>
-        <w:rPr>
-          <w:rFonts w:ascii="Lucida Calligraphy" w:eastAsia="Malgun Gothic" w:hAnsi="Lucida Calligraphy"/>
-        </w:rPr>
-        <w:t xml:space="preserve"> </w:t>
-      </w:r>
-      <w:r>
-        <w:rPr>
-          <w:rFonts w:ascii="Lucida Calligraphy" w:eastAsia="Malgun Gothic" w:hAnsi="Lucida Calligraphy"/>
-        </w:rPr>
-        <w:t xml:space="preserve">1.80 Meter große Humanoiden mit breiten </w:t>
-      </w:r>
-      <w:r>
-        <w:rPr>
-          <w:rFonts w:ascii="Lucida Calligraphy" w:eastAsia="Malgun Gothic" w:hAnsi="Lucida Calligraphy"/>
-        </w:rPr>
-        <w:t>Schultern</w:t>
-      </w:r>
-      <w:r>
-        <w:rPr>
-          <w:rFonts w:ascii="Lucida Calligraphy" w:eastAsia="Malgun Gothic" w:hAnsi="Lucida Calligraphy"/>
-        </w:rPr>
-        <w:t xml:space="preserve"> und Brauner Haut. </w:t>
-      </w:r>
-      <w:r>
-        <w:rPr>
-          <w:rFonts w:ascii="Lucida Calligraphy" w:eastAsia="Malgun Gothic" w:hAnsi="Lucida Calligraphy"/>
-        </w:rPr>
-        <w:t xml:space="preserve">Sie haben Kurtze spitze Ohren und einen kurzen Hals. </w:t>
-      </w:r>
-      <w:r>
-        <w:rPr>
-          <w:rFonts w:ascii="Lucida Calligraphy" w:eastAsia="Malgun Gothic" w:hAnsi="Lucida Calligraphy"/>
-        </w:rPr>
-        <w:t xml:space="preserve">Orcs sind </w:t>
-      </w:r>
-      <w:r>
-        <w:rPr>
-          <w:rFonts w:ascii="Lucida Calligraphy" w:eastAsia="Malgun Gothic" w:hAnsi="Lucida Calligraphy"/>
-        </w:rPr>
-        <w:t xml:space="preserve">in Gefangenschafft </w:t>
-      </w:r>
-      <w:r>
-        <w:rPr>
-          <w:rFonts w:ascii="Lucida Calligraphy" w:eastAsia="Malgun Gothic" w:hAnsi="Lucida Calligraphy"/>
-        </w:rPr>
-        <w:t>sehr friedlich</w:t>
-      </w:r>
-      <w:r>
-        <w:rPr>
-          <w:rFonts w:ascii="Lucida Calligraphy" w:eastAsia="Malgun Gothic" w:hAnsi="Lucida Calligraphy"/>
-        </w:rPr>
-        <w:t>,</w:t>
-      </w:r>
-      <w:r>
-        <w:rPr>
-          <w:rFonts w:ascii="Lucida Calligraphy" w:eastAsia="Malgun Gothic" w:hAnsi="Lucida Calligraphy"/>
-        </w:rPr>
-        <w:t xml:space="preserve"> solange diese nicht provoziert werden. </w:t>
-      </w:r>
-      <w:r>
-        <w:rPr>
-          <w:rFonts w:ascii="Lucida Calligraphy" w:eastAsia="Malgun Gothic" w:hAnsi="Lucida Calligraphy"/>
-        </w:rPr>
-        <w:t xml:space="preserve">Im freien sind Orcs sehr territorial und verteidigen ihre Bauten und Familien. </w:t>
-      </w:r>
-      <w:r>
-        <w:rPr>
-          <w:rFonts w:ascii="Lucida Calligraphy" w:eastAsia="Malgun Gothic" w:hAnsi="Lucida Calligraphy"/>
-        </w:rPr>
-        <w:br/>
-      </w:r>
-      <w:r>
-        <w:rPr>
-          <w:rStyle w:val="berschrift3Zchn"/>
-          <w:rFonts w:ascii="Lucida Calligraphy" w:eastAsia="Malgun Gothic" w:hAnsi="Lucida Calligraphy"/>
-        </w:rPr>
-        <w:t>Wohnort:</w:t>
-      </w:r>
-      <w:r>
-        <w:rPr>
-          <w:rFonts w:ascii="Lucida Calligraphy" w:eastAsia="Malgun Gothic" w:hAnsi="Lucida Calligraphy"/>
-        </w:rPr>
-        <w:t xml:space="preserve"> Ähnlich wie die Menschen Bewohnen Orcs den Südlichen Teil von Shorin und leben in Holz und Lehmhütten, Orcs nutzen das von Menschen </w:t>
-      </w:r>
-      <w:proofErr w:type="spellStart"/>
-      <w:r>
-        <w:rPr>
-          <w:rFonts w:ascii="Lucida Calligraphy" w:eastAsia="Malgun Gothic" w:hAnsi="Lucida Calligraphy"/>
-        </w:rPr>
-        <w:t>abgerodete</w:t>
-      </w:r>
-      <w:proofErr w:type="spellEnd"/>
-      <w:r>
-        <w:rPr>
-          <w:rFonts w:ascii="Lucida Calligraphy" w:eastAsia="Malgun Gothic" w:hAnsi="Lucida Calligraphy"/>
-        </w:rPr>
-        <w:t xml:space="preserve"> Land östlich von </w:t>
-      </w:r>
-      <w:proofErr w:type="spellStart"/>
-      <w:r>
-        <w:rPr>
-          <w:rFonts w:ascii="Lucida Calligraphy" w:eastAsia="Malgun Gothic" w:hAnsi="Lucida Calligraphy"/>
-        </w:rPr>
-        <w:t>Fen</w:t>
-      </w:r>
-      <w:proofErr w:type="spellEnd"/>
-      <w:r>
-        <w:rPr>
-          <w:rFonts w:ascii="Lucida Calligraphy" w:eastAsia="Malgun Gothic" w:hAnsi="Lucida Calligraphy"/>
-        </w:rPr>
-        <w:t xml:space="preserve"> als Farmland und bewirtschaften dieses.</w:t>
-      </w:r>
-    </w:p>
-    <w:p>
-      <w:pPr>
-        <w:rPr>
-          <w:rFonts w:ascii="Lucida Calligraphy" w:eastAsia="Malgun Gothic" w:hAnsi="Lucida Calligraphy"/>
-        </w:rPr>
-      </w:pPr>
-      <w:bookmarkStart w:id="36" w:name="_Toc30270722"/>
-      <w:r>
-        <w:rPr>
-          <w:rStyle w:val="berschrift3Zchn"/>
-          <w:rFonts w:ascii="Lucida Calligraphy" w:eastAsia="Malgun Gothic" w:hAnsi="Lucida Calligraphy"/>
-        </w:rPr>
-        <w:lastRenderedPageBreak/>
-        <w:t>Ernährung:</w:t>
-      </w:r>
-      <w:bookmarkEnd w:id="36"/>
-      <w:r>
-        <w:rPr>
-          <w:rFonts w:ascii="Lucida Calligraphy" w:eastAsia="Malgun Gothic" w:hAnsi="Lucida Calligraphy"/>
-        </w:rPr>
-        <w:t xml:space="preserve"> Orcs </w:t>
-      </w:r>
-      <w:r>
-        <w:rPr>
-          <w:rFonts w:ascii="Lucida Calligraphy" w:eastAsia="Malgun Gothic" w:hAnsi="Lucida Calligraphy"/>
-        </w:rPr>
-        <w:t>ernähren</w:t>
-      </w:r>
-      <w:r>
-        <w:rPr>
-          <w:rFonts w:ascii="Lucida Calligraphy" w:eastAsia="Malgun Gothic" w:hAnsi="Lucida Calligraphy"/>
-        </w:rPr>
-        <w:t xml:space="preserve"> sich vom eigenen Anbau</w:t>
-      </w:r>
-      <w:r>
-        <w:rPr>
-          <w:rFonts w:ascii="Lucida Calligraphy" w:eastAsia="Malgun Gothic" w:hAnsi="Lucida Calligraphy"/>
-        </w:rPr>
-        <w:t>.</w:t>
-      </w:r>
-      <w:r>
-        <w:rPr>
-          <w:rFonts w:ascii="Lucida Calligraphy" w:eastAsia="Malgun Gothic" w:hAnsi="Lucida Calligraphy"/>
-        </w:rPr>
-        <w:t xml:space="preserve"> </w:t>
-      </w:r>
-      <w:r>
-        <w:rPr>
-          <w:rFonts w:ascii="Lucida Calligraphy" w:eastAsia="Malgun Gothic" w:hAnsi="Lucida Calligraphy"/>
-        </w:rPr>
-        <w:t>G</w:t>
-      </w:r>
-      <w:r>
-        <w:rPr>
-          <w:rFonts w:ascii="Lucida Calligraphy" w:eastAsia="Malgun Gothic" w:hAnsi="Lucida Calligraphy"/>
-        </w:rPr>
-        <w:t xml:space="preserve">ehen </w:t>
-      </w:r>
-      <w:r>
-        <w:rPr>
-          <w:rFonts w:ascii="Lucida Calligraphy" w:eastAsia="Malgun Gothic" w:hAnsi="Lucida Calligraphy"/>
-        </w:rPr>
-        <w:t xml:space="preserve">aber auch </w:t>
-      </w:r>
-      <w:r>
-        <w:rPr>
-          <w:rFonts w:ascii="Lucida Calligraphy" w:eastAsia="Malgun Gothic" w:hAnsi="Lucida Calligraphy"/>
-        </w:rPr>
-        <w:t xml:space="preserve">Jagen und </w:t>
-      </w:r>
-      <w:r>
-        <w:rPr>
-          <w:rFonts w:ascii="Lucida Calligraphy" w:eastAsia="Malgun Gothic" w:hAnsi="Lucida Calligraphy"/>
-        </w:rPr>
-        <w:t>Fischen</w:t>
-      </w:r>
-      <w:r>
-        <w:rPr>
-          <w:rFonts w:ascii="Lucida Calligraphy" w:eastAsia="Malgun Gothic" w:hAnsi="Lucida Calligraphy"/>
-        </w:rPr>
-        <w:t>. Sie beherrschen die Produktion von Gebäcken und Broten</w:t>
-      </w:r>
-      <w:r>
-        <w:rPr>
-          <w:rFonts w:ascii="Lucida Calligraphy" w:eastAsia="Malgun Gothic" w:hAnsi="Lucida Calligraphy"/>
-        </w:rPr>
-        <w:t>, wenn sie angelehrt wurden.</w:t>
-      </w:r>
-    </w:p>
-    <w:p>
-      <w:pPr>
-        <w:rPr>
-          <w:rFonts w:ascii="Lucida Calligraphy" w:eastAsia="Malgun Gothic" w:hAnsi="Lucida Calligraphy"/>
-        </w:rPr>
-      </w:pPr>
-      <w:bookmarkStart w:id="37" w:name="_Toc30270723"/>
-      <w:r>
-        <w:rPr>
-          <w:rStyle w:val="berschrift3Zchn"/>
-          <w:rFonts w:ascii="Lucida Calligraphy" w:eastAsia="Malgun Gothic" w:hAnsi="Lucida Calligraphy"/>
-        </w:rPr>
-        <w:t>Magie:</w:t>
-      </w:r>
-      <w:bookmarkEnd w:id="37"/>
+      <w:bookmarkEnd w:id="39"/>
       <w:r>
         <w:rPr>
           <w:rFonts w:ascii="Lucida Calligraphy" w:eastAsia="Malgun Gothic" w:hAnsi="Lucida Calligraphy"/>
@@ -9987,14 +10666,14 @@
           <w:szCs w:val="22"/>
         </w:rPr>
       </w:pPr>
-      <w:bookmarkStart w:id="38" w:name="_Toc30270724"/>
+      <w:bookmarkStart w:id="40" w:name="_Toc40658908"/>
       <w:r>
         <w:rPr>
           <w:rFonts w:ascii="Lucida Calligraphy" w:eastAsia="Malgun Gothic" w:hAnsi="Lucida Calligraphy"/>
         </w:rPr>
         <w:t>Norse</w:t>
       </w:r>
-      <w:bookmarkEnd w:id="38"/>
+      <w:bookmarkEnd w:id="40"/>
     </w:p>
     <w:p>
       <w:pPr>
@@ -10002,7 +10681,7 @@
           <w:rFonts w:ascii="Lucida Calligraphy" w:eastAsia="Malgun Gothic" w:hAnsi="Lucida Calligraphy"/>
         </w:rPr>
       </w:pPr>
-      <w:bookmarkStart w:id="39" w:name="_Toc30270725"/>
+      <w:bookmarkStart w:id="41" w:name="_Toc40658909"/>
       <w:r>
         <w:rPr>
           <w:rStyle w:val="berschrift3Zchn"/>
@@ -10010,7 +10689,7 @@
         </w:rPr>
         <w:t>Aussehen:</w:t>
       </w:r>
-      <w:bookmarkEnd w:id="39"/>
+      <w:bookmarkEnd w:id="41"/>
       <w:r>
         <w:rPr>
           <w:rFonts w:ascii="Lucida Calligraphy" w:eastAsia="Malgun Gothic" w:hAnsi="Lucida Calligraphy"/>
@@ -10057,7 +10736,43 @@
         <w:rPr>
           <w:rFonts w:ascii="Lucida Calligraphy" w:eastAsia="Malgun Gothic" w:hAnsi="Lucida Calligraphy"/>
         </w:rPr>
-        <w:t xml:space="preserve">Langen Kopf und langen Ohren. Ihre Haut ist bläulich und in ihrer Stimme ist eine Art hallen zu hören. </w:t>
+        <w:t xml:space="preserve">Langen Kopf und langen Ohren. </w:t>
+      </w:r>
+      <w:r>
+        <w:rPr>
+          <w:rFonts w:ascii="Lucida Calligraphy" w:eastAsia="Malgun Gothic" w:hAnsi="Lucida Calligraphy"/>
+        </w:rPr>
+        <w:t>Ihre Körper sind meist sehr dünn und i</w:t>
+      </w:r>
+      <w:r>
+        <w:rPr>
+          <w:rFonts w:ascii="Lucida Calligraphy" w:eastAsia="Malgun Gothic" w:hAnsi="Lucida Calligraphy"/>
+        </w:rPr>
+        <w:t xml:space="preserve">hre Haut ist </w:t>
+      </w:r>
+      <w:r>
+        <w:rPr>
+          <w:rFonts w:ascii="Lucida Calligraphy" w:eastAsia="Malgun Gothic" w:hAnsi="Lucida Calligraphy"/>
+        </w:rPr>
+        <w:t>bläulich.</w:t>
+      </w:r>
+      <w:r>
+        <w:rPr>
+          <w:rFonts w:ascii="Lucida Calligraphy" w:eastAsia="Malgun Gothic" w:hAnsi="Lucida Calligraphy"/>
+        </w:rPr>
+        <w:t xml:space="preserve"> In</w:t>
+      </w:r>
+      <w:r>
+        <w:rPr>
+          <w:rFonts w:ascii="Lucida Calligraphy" w:eastAsia="Malgun Gothic" w:hAnsi="Lucida Calligraphy"/>
+        </w:rPr>
+        <w:t xml:space="preserve"> ihrer Stimme ist ein hallen zu hören</w:t>
+      </w:r>
+      <w:r>
+        <w:rPr>
+          <w:rFonts w:ascii="Lucida Calligraphy" w:eastAsia="Malgun Gothic" w:hAnsi="Lucida Calligraphy"/>
+        </w:rPr>
+        <w:t xml:space="preserve">, was mit ihren Langen Kopf zutun hat. </w:t>
       </w:r>
     </w:p>
     <w:p>
@@ -10066,7 +10781,7 @@
           <w:rFonts w:ascii="Lucida Calligraphy" w:eastAsia="Malgun Gothic" w:hAnsi="Lucida Calligraphy"/>
         </w:rPr>
       </w:pPr>
-      <w:bookmarkStart w:id="40" w:name="_Toc30270726"/>
+      <w:bookmarkStart w:id="42" w:name="_Toc40658910"/>
       <w:r>
         <w:rPr>
           <w:rStyle w:val="berschrift3Zchn"/>
@@ -10074,7 +10789,7 @@
         </w:rPr>
         <w:t>Wohnort:</w:t>
       </w:r>
-      <w:bookmarkEnd w:id="40"/>
+      <w:bookmarkEnd w:id="42"/>
       <w:r>
         <w:rPr>
           <w:rFonts w:ascii="Lucida Calligraphy" w:eastAsia="Malgun Gothic" w:hAnsi="Lucida Calligraphy"/>
@@ -10087,39 +10802,89 @@
         </w:rPr>
         <w:t xml:space="preserve">der </w:t>
       </w:r>
+      <w:r>
+        <w:rPr>
+          <w:rFonts w:ascii="Lucida Calligraphy" w:eastAsia="Malgun Gothic" w:hAnsi="Lucida Calligraphy"/>
+        </w:rPr>
+        <w:t>Umgebung</w:t>
+      </w:r>
+      <w:r>
+        <w:rPr>
+          <w:rFonts w:ascii="Lucida Calligraphy" w:eastAsia="Malgun Gothic" w:hAnsi="Lucida Calligraphy"/>
+        </w:rPr>
+        <w:t xml:space="preserve"> </w:t>
+      </w:r>
+      <w:r>
+        <w:rPr>
+          <w:rFonts w:ascii="Lucida Calligraphy" w:eastAsia="Malgun Gothic" w:hAnsi="Lucida Calligraphy"/>
+        </w:rPr>
+        <w:t xml:space="preserve">von Berg </w:t>
+      </w:r>
       <w:proofErr w:type="spellStart"/>
       <w:r>
         <w:rPr>
           <w:rFonts w:ascii="Lucida Calligraphy" w:eastAsia="Malgun Gothic" w:hAnsi="Lucida Calligraphy"/>
         </w:rPr>
-        <w:t>umgebung</w:t>
+        <w:t>Yami</w:t>
       </w:r>
       <w:proofErr w:type="spellEnd"/>
       <w:r>
         <w:rPr>
           <w:rFonts w:ascii="Lucida Calligraphy" w:eastAsia="Malgun Gothic" w:hAnsi="Lucida Calligraphy"/>
         </w:rPr>
+        <w:t xml:space="preserve"> und besitzen </w:t>
+      </w:r>
+      <w:r>
+        <w:rPr>
+          <w:rFonts w:ascii="Lucida Calligraphy" w:eastAsia="Malgun Gothic" w:hAnsi="Lucida Calligraphy"/>
+        </w:rPr>
+        <w:t>dort die</w:t>
+      </w:r>
+      <w:r>
+        <w:rPr>
+          <w:rFonts w:ascii="Lucida Calligraphy" w:eastAsia="Malgun Gothic" w:hAnsi="Lucida Calligraphy"/>
+        </w:rPr>
+        <w:t xml:space="preserve"> Festung</w:t>
+      </w:r>
+      <w:r>
+        <w:rPr>
+          <w:rFonts w:ascii="Lucida Calligraphy" w:eastAsia="Malgun Gothic" w:hAnsi="Lucida Calligraphy"/>
+        </w:rPr>
         <w:t xml:space="preserve"> </w:t>
       </w:r>
-      <w:r>
-        <w:rPr>
-          <w:rFonts w:ascii="Lucida Calligraphy" w:eastAsia="Malgun Gothic" w:hAnsi="Lucida Calligraphy"/>
-        </w:rPr>
-        <w:t xml:space="preserve">von Berg </w:t>
-      </w:r>
       <w:proofErr w:type="spellStart"/>
       <w:r>
         <w:rPr>
           <w:rFonts w:ascii="Lucida Calligraphy" w:eastAsia="Malgun Gothic" w:hAnsi="Lucida Calligraphy"/>
         </w:rPr>
-        <w:t>Yami</w:t>
+        <w:t>Zarach</w:t>
       </w:r>
       <w:proofErr w:type="spellEnd"/>
       <w:r>
         <w:rPr>
           <w:rFonts w:ascii="Lucida Calligraphy" w:eastAsia="Malgun Gothic" w:hAnsi="Lucida Calligraphy"/>
         </w:rPr>
-        <w:t xml:space="preserve"> und besitzen eine Festung im Berg.</w:t>
+        <w:t xml:space="preserve">, welches die Größte Festung </w:t>
+      </w:r>
+      <w:proofErr w:type="spellStart"/>
+      <w:r>
+        <w:rPr>
+          <w:rFonts w:ascii="Lucida Calligraphy" w:eastAsia="Malgun Gothic" w:hAnsi="Lucida Calligraphy"/>
+        </w:rPr>
+        <w:t>Shorins</w:t>
+      </w:r>
+      <w:proofErr w:type="spellEnd"/>
+      <w:r>
+        <w:rPr>
+          <w:rFonts w:ascii="Lucida Calligraphy" w:eastAsia="Malgun Gothic" w:hAnsi="Lucida Calligraphy"/>
+        </w:rPr>
+        <w:t xml:space="preserve"> ist</w:t>
+      </w:r>
+      <w:r>
+        <w:rPr>
+          <w:rFonts w:ascii="Lucida Calligraphy" w:eastAsia="Malgun Gothic" w:hAnsi="Lucida Calligraphy"/>
+        </w:rPr>
+        <w:t>.</w:t>
       </w:r>
     </w:p>
     <w:p>
@@ -10128,7 +10893,7 @@
           <w:rFonts w:ascii="Lucida Calligraphy" w:eastAsia="Malgun Gothic" w:hAnsi="Lucida Calligraphy"/>
         </w:rPr>
       </w:pPr>
-      <w:bookmarkStart w:id="41" w:name="_Toc30270727"/>
+      <w:bookmarkStart w:id="43" w:name="_Toc40658911"/>
       <w:r>
         <w:rPr>
           <w:rStyle w:val="berschrift3Zchn"/>
@@ -10136,7 +10901,7 @@
         </w:rPr>
         <w:t>Ernährung:</w:t>
       </w:r>
-      <w:bookmarkEnd w:id="41"/>
+      <w:bookmarkEnd w:id="43"/>
       <w:r>
         <w:rPr>
           <w:rFonts w:ascii="Lucida Calligraphy" w:eastAsia="Malgun Gothic" w:hAnsi="Lucida Calligraphy"/>
@@ -10162,7 +10927,7 @@
           <w:rFonts w:ascii="Lucida Calligraphy" w:eastAsia="Malgun Gothic" w:hAnsi="Lucida Calligraphy"/>
         </w:rPr>
       </w:pPr>
-      <w:bookmarkStart w:id="42" w:name="_Toc30270728"/>
+      <w:bookmarkStart w:id="44" w:name="_Toc40658912"/>
       <w:r>
         <w:rPr>
           <w:rStyle w:val="berschrift3Zchn"/>
@@ -10170,7 +10935,7 @@
         </w:rPr>
         <w:t>Magie:</w:t>
       </w:r>
-      <w:bookmarkEnd w:id="42"/>
+      <w:bookmarkEnd w:id="44"/>
       <w:r>
         <w:rPr>
           <w:rFonts w:ascii="Lucida Calligraphy" w:eastAsia="Malgun Gothic" w:hAnsi="Lucida Calligraphy"/>
@@ -10220,14 +10985,14 @@
           <w:rFonts w:ascii="Lucida Calligraphy" w:eastAsia="Malgun Gothic" w:hAnsi="Lucida Calligraphy"/>
         </w:rPr>
       </w:pPr>
-      <w:bookmarkStart w:id="43" w:name="_Toc30270729"/>
+      <w:bookmarkStart w:id="45" w:name="_Toc40658913"/>
       <w:r>
         <w:rPr>
           <w:rFonts w:ascii="Lucida Calligraphy" w:eastAsia="Malgun Gothic" w:hAnsi="Lucida Calligraphy"/>
         </w:rPr>
         <w:t>Weres</w:t>
       </w:r>
-      <w:bookmarkEnd w:id="43"/>
+      <w:bookmarkEnd w:id="45"/>
     </w:p>
     <w:p>
       <w:pPr>
@@ -10235,7 +11000,7 @@
           <w:rFonts w:ascii="Lucida Calligraphy" w:eastAsia="Malgun Gothic" w:hAnsi="Lucida Calligraphy"/>
         </w:rPr>
       </w:pPr>
-      <w:bookmarkStart w:id="44" w:name="_Toc30270730"/>
+      <w:bookmarkStart w:id="46" w:name="_Toc40658914"/>
       <w:r>
         <w:rPr>
           <w:rStyle w:val="berschrift3Zchn"/>
@@ -10243,7 +11008,7 @@
         </w:rPr>
         <w:t>Aussehen:</w:t>
       </w:r>
-      <w:bookmarkEnd w:id="44"/>
+      <w:bookmarkEnd w:id="46"/>
       <w:r>
         <w:rPr>
           <w:rFonts w:ascii="Lucida Calligraphy" w:eastAsia="Malgun Gothic" w:hAnsi="Lucida Calligraphy"/>
@@ -10342,6 +11107,12 @@
         </w:rPr>
         <w:t>.</w:t>
       </w:r>
+      <w:r>
+        <w:rPr>
+          <w:rFonts w:ascii="Lucida Calligraphy" w:eastAsia="Malgun Gothic" w:hAnsi="Lucida Calligraphy"/>
+        </w:rPr>
+        <w:t xml:space="preserve"> Zusätzlich tragen Diese Wesen manche eigenschafften ihres Früheren Daseins. So haben Einige ein Geweih oder Puschel schwänze. </w:t>
+      </w:r>
     </w:p>
     <w:p>
       <w:pPr>
@@ -10349,7 +11120,7 @@
           <w:rFonts w:ascii="Lucida Calligraphy" w:eastAsia="Malgun Gothic" w:hAnsi="Lucida Calligraphy"/>
         </w:rPr>
       </w:pPr>
-      <w:bookmarkStart w:id="45" w:name="_Toc30270731"/>
+      <w:bookmarkStart w:id="47" w:name="_Toc40658915"/>
       <w:r>
         <w:rPr>
           <w:rStyle w:val="berschrift3Zchn"/>
@@ -10357,7 +11128,7 @@
         </w:rPr>
         <w:t>Wohnort:</w:t>
       </w:r>
-      <w:bookmarkEnd w:id="45"/>
+      <w:bookmarkEnd w:id="47"/>
       <w:r>
         <w:rPr>
           <w:rFonts w:ascii="Lucida Calligraphy" w:eastAsia="Malgun Gothic" w:hAnsi="Lucida Calligraphy"/>
@@ -10383,7 +11154,7 @@
           <w:rFonts w:ascii="Lucida Calligraphy" w:eastAsia="Malgun Gothic" w:hAnsi="Lucida Calligraphy"/>
         </w:rPr>
       </w:pPr>
-      <w:bookmarkStart w:id="46" w:name="_Toc30270732"/>
+      <w:bookmarkStart w:id="48" w:name="_Toc40658916"/>
       <w:r>
         <w:rPr>
           <w:rStyle w:val="berschrift3Zchn"/>
@@ -10391,7 +11162,7 @@
         </w:rPr>
         <w:t>Ernährung:</w:t>
       </w:r>
-      <w:bookmarkEnd w:id="46"/>
+      <w:bookmarkEnd w:id="48"/>
       <w:r>
         <w:rPr>
           <w:rFonts w:ascii="Lucida Calligraphy" w:eastAsia="Malgun Gothic" w:hAnsi="Lucida Calligraphy"/>
@@ -10441,7 +11212,7 @@
           <w:rFonts w:ascii="Lucida Calligraphy" w:eastAsia="Malgun Gothic" w:hAnsi="Lucida Calligraphy"/>
         </w:rPr>
       </w:pPr>
-      <w:bookmarkStart w:id="47" w:name="_Toc30270733"/>
+      <w:bookmarkStart w:id="49" w:name="_Toc40658917"/>
       <w:r>
         <w:rPr>
           <w:rStyle w:val="berschrift3Zchn"/>
@@ -10449,96 +11220,26 @@
         </w:rPr>
         <w:t>Magie:</w:t>
       </w:r>
-      <w:bookmarkEnd w:id="47"/>
-      <w:r>
-        <w:rPr>
-          <w:rFonts w:ascii="Lucida Calligraphy" w:eastAsia="Malgun Gothic" w:hAnsi="Lucida Calligraphy"/>
-        </w:rPr>
-        <w:t xml:space="preserve"> Die Weres sind nicht stark magisch begabt aber sehr Magie empfindlich. Manche versuche haben gezeigt, wenn </w:t>
-      </w:r>
+      <w:bookmarkEnd w:id="49"/>
+      <w:r>
+        <w:rPr>
+          <w:rFonts w:ascii="Lucida Calligraphy" w:eastAsia="Malgun Gothic" w:hAnsi="Lucida Calligraphy"/>
+        </w:rPr>
+        <w:t xml:space="preserve"> Die Weres sind nicht stark magisch begabt aber sehr Magie empfindlich. </w:t>
+      </w:r>
+      <w:proofErr w:type="gramStart"/>
       <w:r>
         <w:rPr>
           <w:rFonts w:ascii="Lucida Calligraphy" w:eastAsia="Malgun Gothic" w:hAnsi="Lucida Calligraphy"/>
         </w:rPr>
         <w:t>Zauber</w:t>
       </w:r>
-      <w:r>
-        <w:rPr>
-          <w:rFonts w:ascii="Lucida Calligraphy" w:eastAsia="Malgun Gothic" w:hAnsi="Lucida Calligraphy"/>
-        </w:rPr>
-        <w:t xml:space="preserve"> mit ihnen in Berührung komm</w:t>
-      </w:r>
-      <w:r>
-        <w:rPr>
-          <w:rFonts w:ascii="Lucida Calligraphy" w:eastAsia="Malgun Gothic" w:hAnsi="Lucida Calligraphy"/>
-        </w:rPr>
-        <w:t>en</w:t>
-      </w:r>
-      <w:r>
-        <w:rPr>
-          <w:rFonts w:ascii="Lucida Calligraphy" w:eastAsia="Malgun Gothic" w:hAnsi="Lucida Calligraphy"/>
-        </w:rPr>
-        <w:t xml:space="preserve">, dass diese </w:t>
-      </w:r>
-      <w:r>
-        <w:rPr>
-          <w:rFonts w:ascii="Lucida Calligraphy" w:eastAsia="Malgun Gothic" w:hAnsi="Lucida Calligraphy"/>
-        </w:rPr>
-        <w:t xml:space="preserve">meist </w:t>
-      </w:r>
-      <w:r>
-        <w:rPr>
-          <w:rFonts w:ascii="Lucida Calligraphy" w:eastAsia="Malgun Gothic" w:hAnsi="Lucida Calligraphy"/>
-        </w:rPr>
-        <w:t>angenommen werden</w:t>
-      </w:r>
-      <w:r>
-        <w:rPr>
-          <w:rFonts w:ascii="Lucida Calligraphy" w:eastAsia="Malgun Gothic" w:hAnsi="Lucida Calligraphy"/>
-        </w:rPr>
-        <w:t xml:space="preserve">. Was </w:t>
-      </w:r>
-      <w:r>
-        <w:rPr>
-          <w:rFonts w:ascii="Lucida Calligraphy" w:eastAsia="Malgun Gothic" w:hAnsi="Lucida Calligraphy"/>
-        </w:rPr>
-        <w:t>bei einem Konflikt</w:t>
-      </w:r>
-      <w:r>
-        <w:rPr>
-          <w:rFonts w:ascii="Lucida Calligraphy" w:eastAsia="Malgun Gothic" w:hAnsi="Lucida Calligraphy"/>
-        </w:rPr>
-        <w:t xml:space="preserve"> mit eine</w:t>
-      </w:r>
-      <w:r>
-        <w:rPr>
-          <w:rFonts w:ascii="Lucida Calligraphy" w:eastAsia="Malgun Gothic" w:hAnsi="Lucida Calligraphy"/>
-        </w:rPr>
-        <w:t xml:space="preserve">m </w:t>
-      </w:r>
-      <w:r>
-        <w:rPr>
-          <w:rFonts w:ascii="Lucida Calligraphy" w:eastAsia="Malgun Gothic" w:hAnsi="Lucida Calligraphy"/>
-        </w:rPr>
-        <w:t xml:space="preserve">Were </w:t>
-      </w:r>
-      <w:r>
-        <w:rPr>
-          <w:rFonts w:ascii="Lucida Calligraphy" w:eastAsia="Malgun Gothic" w:hAnsi="Lucida Calligraphy"/>
-        </w:rPr>
-        <w:t xml:space="preserve">zu unerwarteten </w:t>
-      </w:r>
-      <w:r>
-        <w:rPr>
-          <w:rFonts w:ascii="Lucida Calligraphy" w:eastAsia="Malgun Gothic" w:hAnsi="Lucida Calligraphy"/>
-        </w:rPr>
-        <w:t xml:space="preserve">Ereignissen </w:t>
-      </w:r>
-      <w:r>
-        <w:rPr>
-          <w:rFonts w:ascii="Lucida Calligraphy" w:eastAsia="Malgun Gothic" w:hAnsi="Lucida Calligraphy"/>
-        </w:rPr>
-        <w:t>führt.</w:t>
+      <w:proofErr w:type="gramEnd"/>
+      <w:r>
+        <w:rPr>
+          <w:rFonts w:ascii="Lucida Calligraphy" w:eastAsia="Malgun Gothic" w:hAnsi="Lucida Calligraphy"/>
+        </w:rPr>
+        <w:t xml:space="preserve"> die auf die Mentalität des Ziels zugreifen, sind sehr Effektiv gegen einige Arten der Weres. </w:t>
       </w:r>
     </w:p>
     <w:p>
@@ -10555,8 +11256,92 @@
           <w:rFonts w:ascii="Lucida Calligraphy" w:eastAsia="Malgun Gothic" w:hAnsi="Lucida Calligraphy"/>
         </w:rPr>
       </w:pPr>
-      <w:bookmarkStart w:id="48" w:name="_Toc30270734"/>
+      <w:bookmarkStart w:id="50" w:name="_Toc40658918"/>
       <w:proofErr w:type="spellStart"/>
+      <w:r>
+        <w:rPr>
+          <w:rFonts w:ascii="Lucida Calligraphy" w:eastAsia="Malgun Gothic" w:hAnsi="Lucida Calligraphy"/>
+        </w:rPr>
+        <w:t>Demon</w:t>
+      </w:r>
+      <w:bookmarkEnd w:id="50"/>
+      <w:proofErr w:type="spellEnd"/>
+    </w:p>
+    <w:p>
+      <w:pPr>
+        <w:rPr>
+          <w:rFonts w:ascii="Lucida Calligraphy" w:eastAsia="Malgun Gothic" w:hAnsi="Lucida Calligraphy"/>
+        </w:rPr>
+      </w:pPr>
+      <w:bookmarkStart w:id="51" w:name="_Toc40658919"/>
+      <w:r>
+        <w:rPr>
+          <w:rStyle w:val="berschrift3Zchn"/>
+          <w:rFonts w:ascii="Lucida Calligraphy" w:eastAsia="Malgun Gothic" w:hAnsi="Lucida Calligraphy"/>
+        </w:rPr>
+        <w:t>Aussehen:</w:t>
+      </w:r>
+      <w:bookmarkEnd w:id="51"/>
+      <w:r>
+        <w:rPr>
+          <w:rFonts w:ascii="Lucida Calligraphy" w:eastAsia="Malgun Gothic" w:hAnsi="Lucida Calligraphy"/>
+        </w:rPr>
+        <w:t xml:space="preserve"> </w:t>
+      </w:r>
+      <w:r>
+        <w:rPr>
+          <w:rFonts w:ascii="Lucida Calligraphy" w:eastAsia="Malgun Gothic" w:hAnsi="Lucida Calligraphy"/>
+        </w:rPr>
+        <w:t>Demon</w:t>
+      </w:r>
+      <w:r>
+        <w:rPr>
+          <w:rFonts w:ascii="Lucida Calligraphy" w:eastAsia="Malgun Gothic" w:hAnsi="Lucida Calligraphy"/>
+        </w:rPr>
+        <w:t>s</w:t>
+      </w:r>
+      <w:r>
+        <w:rPr>
+          <w:rFonts w:ascii="Lucida Calligraphy" w:eastAsia="Malgun Gothic" w:hAnsi="Lucida Calligraphy"/>
+        </w:rPr>
+        <w:t xml:space="preserve"> sind bis zu 5 Meter lange Lila Schlangen</w:t>
+      </w:r>
+      <w:r>
+        <w:rPr>
+          <w:rFonts w:ascii="Lucida Calligraphy" w:eastAsia="Malgun Gothic" w:hAnsi="Lucida Calligraphy"/>
+        </w:rPr>
+        <w:t xml:space="preserve"> mit verschiedenen Mustern in dunkleren Farben</w:t>
+      </w:r>
+      <w:r>
+        <w:rPr>
+          <w:rFonts w:ascii="Lucida Calligraphy" w:eastAsia="Malgun Gothic" w:hAnsi="Lucida Calligraphy"/>
+        </w:rPr>
+        <w:t xml:space="preserve">. </w:t>
+      </w:r>
+      <w:r>
+        <w:rPr>
+          <w:rFonts w:ascii="Lucida Calligraphy" w:eastAsia="Malgun Gothic" w:hAnsi="Lucida Calligraphy"/>
+        </w:rPr>
+        <w:t xml:space="preserve">Bei ihren </w:t>
+      </w:r>
+      <w:r>
+        <w:rPr>
+          <w:rFonts w:ascii="Lucida Calligraphy" w:eastAsia="Malgun Gothic" w:hAnsi="Lucida Calligraphy"/>
+        </w:rPr>
+        <w:t xml:space="preserve">Ohren </w:t>
+      </w:r>
+      <w:r>
+        <w:rPr>
+          <w:rFonts w:ascii="Lucida Calligraphy" w:eastAsia="Malgun Gothic" w:hAnsi="Lucida Calligraphy"/>
+        </w:rPr>
+        <w:t>besitzen</w:t>
+      </w:r>
+      <w:r>
+        <w:rPr>
+          <w:rFonts w:ascii="Lucida Calligraphy" w:eastAsia="Malgun Gothic" w:hAnsi="Lucida Calligraphy"/>
+        </w:rPr>
+        <w:t xml:space="preserve"> </w:t>
+      </w:r>
       <w:r>
         <w:rPr>
           <w:rFonts w:ascii="Lucida Calligraphy" w:eastAsia="Malgun Gothic" w:hAnsi="Lucida Calligraphy"/>
@@ -10564,8 +11349,138 @@
         <w:lastRenderedPageBreak/>
         <w:t>Demon</w:t>
       </w:r>
-      <w:bookmarkEnd w:id="48"/>
+      <w:r>
+        <w:rPr>
+          <w:rFonts w:ascii="Lucida Calligraphy" w:eastAsia="Malgun Gothic" w:hAnsi="Lucida Calligraphy"/>
+        </w:rPr>
+        <w:t>s</w:t>
+      </w:r>
+      <w:r>
+        <w:rPr>
+          <w:rFonts w:ascii="Lucida Calligraphy" w:eastAsia="Malgun Gothic" w:hAnsi="Lucida Calligraphy"/>
+        </w:rPr>
+        <w:t xml:space="preserve"> </w:t>
+      </w:r>
+      <w:r>
+        <w:rPr>
+          <w:rFonts w:ascii="Lucida Calligraphy" w:eastAsia="Malgun Gothic" w:hAnsi="Lucida Calligraphy"/>
+        </w:rPr>
+        <w:t>eine dünne Ausstehende Haut was sie an Cobras erinner</w:t>
+      </w:r>
+      <w:r>
+        <w:rPr>
+          <w:rFonts w:ascii="Lucida Calligraphy" w:eastAsia="Malgun Gothic" w:hAnsi="Lucida Calligraphy"/>
+        </w:rPr>
+        <w:t>n lässt,</w:t>
+      </w:r>
+      <w:r>
+        <w:rPr>
+          <w:rFonts w:ascii="Lucida Calligraphy" w:eastAsia="Malgun Gothic" w:hAnsi="Lucida Calligraphy"/>
+        </w:rPr>
+        <w:t xml:space="preserve"> mit einer </w:t>
+      </w:r>
+      <w:r>
+        <w:rPr>
+          <w:rFonts w:ascii="Lucida Calligraphy" w:eastAsia="Malgun Gothic" w:hAnsi="Lucida Calligraphy"/>
+        </w:rPr>
+        <w:t>Breite</w:t>
+      </w:r>
+      <w:r>
+        <w:rPr>
+          <w:rFonts w:ascii="Lucida Calligraphy" w:eastAsia="Malgun Gothic" w:hAnsi="Lucida Calligraphy"/>
+        </w:rPr>
+        <w:t xml:space="preserve"> von ~ 10cm Pro Ohr.</w:t>
+      </w:r>
+      <w:r>
+        <w:rPr>
+          <w:rFonts w:ascii="Lucida Calligraphy" w:eastAsia="Malgun Gothic" w:hAnsi="Lucida Calligraphy"/>
+        </w:rPr>
+        <w:t xml:space="preserve"> Sie besitzen dazu 2 Arme und einen </w:t>
+      </w:r>
+      <w:r>
+        <w:rPr>
+          <w:rFonts w:ascii="Lucida Calligraphy" w:eastAsia="Malgun Gothic" w:hAnsi="Lucida Calligraphy"/>
+        </w:rPr>
+        <w:t>Schlangenartigen</w:t>
+      </w:r>
+      <w:r>
+        <w:rPr>
+          <w:rFonts w:ascii="Lucida Calligraphy" w:eastAsia="Malgun Gothic" w:hAnsi="Lucida Calligraphy"/>
+        </w:rPr>
+        <w:t xml:space="preserve"> Unterkörper. Ihre Haut ist</w:t>
+      </w:r>
+      <w:r>
+        <w:rPr>
+          <w:rFonts w:ascii="Lucida Calligraphy" w:eastAsia="Malgun Gothic" w:hAnsi="Lucida Calligraphy"/>
+        </w:rPr>
+        <w:t xml:space="preserve"> mit Schuppen versehen und sie besitzen eine Gespaltene und sehr lange Zunge. </w:t>
+      </w:r>
+      <w:r>
+        <w:rPr>
+          <w:rFonts w:ascii="Lucida Calligraphy" w:eastAsia="Malgun Gothic" w:hAnsi="Lucida Calligraphy"/>
+        </w:rPr>
+        <w:t xml:space="preserve">Zusätzlich sind Krallen an den Händen. </w:t>
+      </w:r>
+    </w:p>
+    <w:p>
+      <w:pPr>
+        <w:rPr>
+          <w:rFonts w:ascii="Lucida Calligraphy" w:eastAsia="Malgun Gothic" w:hAnsi="Lucida Calligraphy"/>
+        </w:rPr>
+      </w:pPr>
+      <w:bookmarkStart w:id="52" w:name="_Toc40658920"/>
+      <w:r>
+        <w:rPr>
+          <w:rStyle w:val="berschrift3Zchn"/>
+          <w:rFonts w:ascii="Lucida Calligraphy" w:eastAsia="Malgun Gothic" w:hAnsi="Lucida Calligraphy"/>
+        </w:rPr>
+        <w:t>Wohnort:</w:t>
+      </w:r>
+      <w:bookmarkEnd w:id="52"/>
+      <w:r>
+        <w:rPr>
+          <w:rFonts w:ascii="Lucida Calligraphy" w:eastAsia="Malgun Gothic" w:hAnsi="Lucida Calligraphy"/>
+        </w:rPr>
+        <w:t xml:space="preserve"> Demons Leben in der Festung </w:t>
+      </w:r>
+      <w:proofErr w:type="spellStart"/>
+      <w:r>
+        <w:rPr>
+          <w:rFonts w:ascii="Lucida Calligraphy" w:eastAsia="Malgun Gothic" w:hAnsi="Lucida Calligraphy"/>
+        </w:rPr>
+        <w:t>Zarach</w:t>
+      </w:r>
       <w:proofErr w:type="spellEnd"/>
+      <w:r>
+        <w:rPr>
+          <w:rFonts w:ascii="Lucida Calligraphy" w:eastAsia="Malgun Gothic" w:hAnsi="Lucida Calligraphy"/>
+        </w:rPr>
+        <w:t xml:space="preserve"> wo sie von den Norse wie Götter behandelt werden aber </w:t>
+      </w:r>
+      <w:r>
+        <w:rPr>
+          <w:rFonts w:ascii="Lucida Calligraphy" w:eastAsia="Malgun Gothic" w:hAnsi="Lucida Calligraphy"/>
+        </w:rPr>
+        <w:t>gleichzeitig</w:t>
+      </w:r>
+      <w:r>
+        <w:rPr>
+          <w:rFonts w:ascii="Lucida Calligraphy" w:eastAsia="Malgun Gothic" w:hAnsi="Lucida Calligraphy"/>
+        </w:rPr>
+        <w:t xml:space="preserve"> den Willen Ihrer Anbeter Durchsetzen und </w:t>
+      </w:r>
+      <w:r>
+        <w:rPr>
+          <w:rFonts w:ascii="Lucida Calligraphy" w:eastAsia="Malgun Gothic" w:hAnsi="Lucida Calligraphy"/>
+        </w:rPr>
+        <w:t>willenlos</w:t>
+      </w:r>
+      <w:r>
+        <w:rPr>
+          <w:rFonts w:ascii="Lucida Calligraphy" w:eastAsia="Malgun Gothic" w:hAnsi="Lucida Calligraphy"/>
+        </w:rPr>
+        <w:t xml:space="preserve"> gehorchen. </w:t>
+      </w:r>
     </w:p>
     <w:p>
       <w:pPr>
@@ -10573,15 +11488,67 @@
           <w:rFonts w:ascii="Lucida Calligraphy" w:eastAsia="Malgun Gothic" w:hAnsi="Lucida Calligraphy"/>
         </w:rPr>
       </w:pPr>
-      <w:bookmarkStart w:id="49" w:name="_Toc30270735"/>
+      <w:bookmarkStart w:id="53" w:name="_Toc40658921"/>
       <w:r>
         <w:rPr>
           <w:rStyle w:val="berschrift3Zchn"/>
           <w:rFonts w:ascii="Lucida Calligraphy" w:eastAsia="Malgun Gothic" w:hAnsi="Lucida Calligraphy"/>
         </w:rPr>
-        <w:t>Aussehen:</w:t>
-      </w:r>
-      <w:bookmarkEnd w:id="49"/>
+        <w:t>Ernährung:</w:t>
+      </w:r>
+      <w:bookmarkEnd w:id="53"/>
+      <w:r>
+        <w:rPr>
+          <w:rFonts w:ascii="Lucida Calligraphy" w:eastAsia="Malgun Gothic" w:hAnsi="Lucida Calligraphy"/>
+        </w:rPr>
+        <w:t xml:space="preserve"> Die Ernährung ist rein Fleischbasiert und sie werden von den Norse versorgt. </w:t>
+      </w:r>
+      <w:r>
+        <w:rPr>
+          <w:rFonts w:ascii="Lucida Calligraphy" w:eastAsia="Malgun Gothic" w:hAnsi="Lucida Calligraphy"/>
+        </w:rPr>
+        <w:t>E</w:t>
+      </w:r>
+      <w:r>
+        <w:rPr>
+          <w:rFonts w:ascii="Lucida Calligraphy" w:eastAsia="Malgun Gothic" w:hAnsi="Lucida Calligraphy"/>
+        </w:rPr>
+        <w:t>s werden auch Opferungen in Form von Jungfrauen (Männlich/Weiblich)</w:t>
+      </w:r>
+      <w:r>
+        <w:rPr>
+          <w:rFonts w:ascii="Lucida Calligraphy" w:eastAsia="Malgun Gothic" w:hAnsi="Lucida Calligraphy"/>
+        </w:rPr>
+        <w:t xml:space="preserve"> durchgeführt, welche </w:t>
+      </w:r>
+      <w:r>
+        <w:rPr>
+          <w:rFonts w:ascii="Lucida Calligraphy" w:eastAsia="Malgun Gothic" w:hAnsi="Lucida Calligraphy"/>
+        </w:rPr>
+        <w:t xml:space="preserve">benutzt und gefressen werden. </w:t>
+      </w:r>
+    </w:p>
+    <w:p>
+      <w:pPr>
+        <w:rPr>
+          <w:rFonts w:ascii="Lucida Calligraphy" w:eastAsia="Malgun Gothic" w:hAnsi="Lucida Calligraphy"/>
+        </w:rPr>
+      </w:pPr>
+      <w:bookmarkStart w:id="54" w:name="_Toc40658922"/>
+      <w:r>
+        <w:rPr>
+          <w:rStyle w:val="berschrift3Zchn"/>
+          <w:rFonts w:ascii="Lucida Calligraphy" w:eastAsia="Malgun Gothic" w:hAnsi="Lucida Calligraphy"/>
+        </w:rPr>
+        <w:t>Magie:</w:t>
+      </w:r>
+      <w:bookmarkEnd w:id="54"/>
+      <w:r>
+        <w:rPr>
+          <w:rFonts w:ascii="Lucida Calligraphy" w:eastAsia="Malgun Gothic" w:hAnsi="Lucida Calligraphy"/>
+        </w:rPr>
+        <w:t xml:space="preserve"> Die Demons besitzen Hypnotische Fähigkeiten und ein Gift in ihren Fangzähnen</w:t>
+      </w:r>
       <w:r>
         <w:rPr>
           <w:rFonts w:ascii="Lucida Calligraphy" w:eastAsia="Malgun Gothic" w:hAnsi="Lucida Calligraphy"/>
@@ -10592,61 +11559,13 @@
         <w:rPr>
           <w:rFonts w:ascii="Lucida Calligraphy" w:eastAsia="Malgun Gothic" w:hAnsi="Lucida Calligraphy"/>
         </w:rPr>
-        <w:t>Demon</w:t>
-      </w:r>
-      <w:r>
-        <w:rPr>
-          <w:rFonts w:ascii="Lucida Calligraphy" w:eastAsia="Malgun Gothic" w:hAnsi="Lucida Calligraphy"/>
-        </w:rPr>
-        <w:t>s</w:t>
-      </w:r>
-      <w:r>
-        <w:rPr>
-          <w:rFonts w:ascii="Lucida Calligraphy" w:eastAsia="Malgun Gothic" w:hAnsi="Lucida Calligraphy"/>
-        </w:rPr>
-        <w:t xml:space="preserve"> sind bis zu 5 Meter lange Lila Schlangen</w:t>
-      </w:r>
-      <w:r>
-        <w:rPr>
-          <w:rFonts w:ascii="Lucida Calligraphy" w:eastAsia="Malgun Gothic" w:hAnsi="Lucida Calligraphy"/>
-        </w:rPr>
-        <w:t xml:space="preserve"> mit verschiedenen Mustern in dunkleren Farben</w:t>
-      </w:r>
-      <w:r>
-        <w:rPr>
-          <w:rFonts w:ascii="Lucida Calligraphy" w:eastAsia="Malgun Gothic" w:hAnsi="Lucida Calligraphy"/>
-        </w:rPr>
-        <w:t xml:space="preserve">. </w:t>
-      </w:r>
-      <w:r>
-        <w:rPr>
-          <w:rFonts w:ascii="Lucida Calligraphy" w:eastAsia="Malgun Gothic" w:hAnsi="Lucida Calligraphy"/>
-        </w:rPr>
-        <w:t xml:space="preserve">Bei ihren </w:t>
-      </w:r>
-      <w:r>
-        <w:rPr>
-          <w:rFonts w:ascii="Lucida Calligraphy" w:eastAsia="Malgun Gothic" w:hAnsi="Lucida Calligraphy"/>
-        </w:rPr>
-        <w:t xml:space="preserve">Ohren </w:t>
-      </w:r>
-      <w:r>
-        <w:rPr>
-          <w:rFonts w:ascii="Lucida Calligraphy" w:eastAsia="Malgun Gothic" w:hAnsi="Lucida Calligraphy"/>
-        </w:rPr>
-        <w:t>besitzen</w:t>
-      </w:r>
-      <w:r>
-        <w:rPr>
-          <w:rFonts w:ascii="Lucida Calligraphy" w:eastAsia="Malgun Gothic" w:hAnsi="Lucida Calligraphy"/>
-        </w:rPr>
-        <w:t xml:space="preserve"> Demon</w:t>
-      </w:r>
-      <w:r>
-        <w:rPr>
-          <w:rFonts w:ascii="Lucida Calligraphy" w:eastAsia="Malgun Gothic" w:hAnsi="Lucida Calligraphy"/>
-        </w:rPr>
-        <w:t>s</w:t>
+        <w:t>was sie an ihre Opfer oder auch an d</w:t>
+      </w:r>
+      <w:r>
+        <w:rPr>
+          <w:rFonts w:ascii="Lucida Calligraphy" w:eastAsia="Malgun Gothic" w:hAnsi="Lucida Calligraphy"/>
+        </w:rPr>
+        <w:t>er</w:t>
       </w:r>
       <w:r>
         <w:rPr>
@@ -10658,204 +11577,14 @@
         <w:rPr>
           <w:rFonts w:ascii="Lucida Calligraphy" w:eastAsia="Malgun Gothic" w:hAnsi="Lucida Calligraphy"/>
         </w:rPr>
-        <w:t>eine dünne Ausstehende Haut was sie an Cobras erinner</w:t>
-      </w:r>
-      <w:r>
-        <w:rPr>
-          <w:rFonts w:ascii="Lucida Calligraphy" w:eastAsia="Malgun Gothic" w:hAnsi="Lucida Calligraphy"/>
-        </w:rPr>
-        <w:t>n lässt,</w:t>
-      </w:r>
-      <w:r>
-        <w:rPr>
-          <w:rFonts w:ascii="Lucida Calligraphy" w:eastAsia="Malgun Gothic" w:hAnsi="Lucida Calligraphy"/>
-        </w:rPr>
-        <w:t xml:space="preserve"> mit einer </w:t>
-      </w:r>
-      <w:r>
-        <w:rPr>
-          <w:rFonts w:ascii="Lucida Calligraphy" w:eastAsia="Malgun Gothic" w:hAnsi="Lucida Calligraphy"/>
-        </w:rPr>
-        <w:t>Breite</w:t>
-      </w:r>
-      <w:r>
-        <w:rPr>
-          <w:rFonts w:ascii="Lucida Calligraphy" w:eastAsia="Malgun Gothic" w:hAnsi="Lucida Calligraphy"/>
-        </w:rPr>
-        <w:t xml:space="preserve"> von ~ 10cm Pro Ohr.</w:t>
-      </w:r>
-      <w:r>
-        <w:rPr>
-          <w:rFonts w:ascii="Lucida Calligraphy" w:eastAsia="Malgun Gothic" w:hAnsi="Lucida Calligraphy"/>
-        </w:rPr>
-        <w:t xml:space="preserve"> Sie besitzen dazu 2 Arme und einen </w:t>
-      </w:r>
-      <w:r>
-        <w:rPr>
-          <w:rFonts w:ascii="Lucida Calligraphy" w:eastAsia="Malgun Gothic" w:hAnsi="Lucida Calligraphy"/>
-        </w:rPr>
-        <w:t>Schlangenartigen</w:t>
-      </w:r>
-      <w:r>
-        <w:rPr>
-          <w:rFonts w:ascii="Lucida Calligraphy" w:eastAsia="Malgun Gothic" w:hAnsi="Lucida Calligraphy"/>
-        </w:rPr>
-        <w:t xml:space="preserve"> Unterkörper. Ihre Haut ist</w:t>
-      </w:r>
-      <w:r>
-        <w:rPr>
-          <w:rFonts w:ascii="Lucida Calligraphy" w:eastAsia="Malgun Gothic" w:hAnsi="Lucida Calligraphy"/>
-        </w:rPr>
-        <w:t xml:space="preserve"> mit Schuppen versehen und sie besitzen eine Gespaltene und sehr lange Zunge. </w:t>
-      </w:r>
-      <w:r>
-        <w:rPr>
-          <w:rFonts w:ascii="Lucida Calligraphy" w:eastAsia="Malgun Gothic" w:hAnsi="Lucida Calligraphy"/>
-        </w:rPr>
-        <w:t xml:space="preserve">Zusätzlich sind Krallen an den Händen. </w:t>
-      </w:r>
-    </w:p>
-    <w:p>
-      <w:pPr>
-        <w:rPr>
-          <w:rFonts w:ascii="Lucida Calligraphy" w:eastAsia="Malgun Gothic" w:hAnsi="Lucida Calligraphy"/>
-        </w:rPr>
-      </w:pPr>
-      <w:bookmarkStart w:id="50" w:name="_Toc30270736"/>
-      <w:r>
-        <w:rPr>
-          <w:rStyle w:val="berschrift3Zchn"/>
-          <w:rFonts w:ascii="Lucida Calligraphy" w:eastAsia="Malgun Gothic" w:hAnsi="Lucida Calligraphy"/>
-        </w:rPr>
-        <w:t>Wohnort:</w:t>
-      </w:r>
-      <w:bookmarkEnd w:id="50"/>
-      <w:r>
-        <w:rPr>
-          <w:rFonts w:ascii="Lucida Calligraphy" w:eastAsia="Malgun Gothic" w:hAnsi="Lucida Calligraphy"/>
-        </w:rPr>
-        <w:t xml:space="preserve"> Demons Leben in der Festung </w:t>
-      </w:r>
-      <w:proofErr w:type="spellStart"/>
-      <w:r>
-        <w:rPr>
-          <w:rFonts w:ascii="Lucida Calligraphy" w:eastAsia="Malgun Gothic" w:hAnsi="Lucida Calligraphy"/>
-        </w:rPr>
-        <w:t>Zarach</w:t>
-      </w:r>
-      <w:proofErr w:type="spellEnd"/>
-      <w:r>
-        <w:rPr>
-          <w:rFonts w:ascii="Lucida Calligraphy" w:eastAsia="Malgun Gothic" w:hAnsi="Lucida Calligraphy"/>
-        </w:rPr>
-        <w:t xml:space="preserve"> wo sie von den Norse wie Götter behandelt werden aber </w:t>
-      </w:r>
-      <w:r>
-        <w:rPr>
-          <w:rFonts w:ascii="Lucida Calligraphy" w:eastAsia="Malgun Gothic" w:hAnsi="Lucida Calligraphy"/>
-        </w:rPr>
-        <w:t>gleichzeitig</w:t>
-      </w:r>
-      <w:r>
-        <w:rPr>
-          <w:rFonts w:ascii="Lucida Calligraphy" w:eastAsia="Malgun Gothic" w:hAnsi="Lucida Calligraphy"/>
-        </w:rPr>
-        <w:t xml:space="preserve"> den Willen Ihrer Anbeter Durchsetzen und </w:t>
-      </w:r>
-      <w:r>
-        <w:rPr>
-          <w:rFonts w:ascii="Lucida Calligraphy" w:eastAsia="Malgun Gothic" w:hAnsi="Lucida Calligraphy"/>
-        </w:rPr>
-        <w:t>willenlos</w:t>
-      </w:r>
-      <w:r>
-        <w:rPr>
-          <w:rFonts w:ascii="Lucida Calligraphy" w:eastAsia="Malgun Gothic" w:hAnsi="Lucida Calligraphy"/>
-        </w:rPr>
-        <w:t xml:space="preserve"> gehorchen. </w:t>
-      </w:r>
-    </w:p>
-    <w:p>
-      <w:pPr>
-        <w:rPr>
-          <w:rFonts w:ascii="Lucida Calligraphy" w:eastAsia="Malgun Gothic" w:hAnsi="Lucida Calligraphy"/>
-        </w:rPr>
-      </w:pPr>
-      <w:bookmarkStart w:id="51" w:name="_Toc30270737"/>
-      <w:r>
-        <w:rPr>
-          <w:rStyle w:val="berschrift3Zchn"/>
-          <w:rFonts w:ascii="Lucida Calligraphy" w:eastAsia="Malgun Gothic" w:hAnsi="Lucida Calligraphy"/>
-        </w:rPr>
-        <w:t>Ernährung:</w:t>
-      </w:r>
-      <w:bookmarkEnd w:id="51"/>
-      <w:r>
-        <w:rPr>
-          <w:rFonts w:ascii="Lucida Calligraphy" w:eastAsia="Malgun Gothic" w:hAnsi="Lucida Calligraphy"/>
-        </w:rPr>
-        <w:t xml:space="preserve"> Die Ernährung ist rein Fleischbasiert und sie werden von den Norse versorgt. es werden auch Opferungen in Form von Jungfrauen (Männlich/Weiblich)</w:t>
-      </w:r>
-      <w:r>
-        <w:rPr>
-          <w:rFonts w:ascii="Lucida Calligraphy" w:eastAsia="Malgun Gothic" w:hAnsi="Lucida Calligraphy"/>
-        </w:rPr>
-        <w:t xml:space="preserve"> durchgeführt, welche </w:t>
-      </w:r>
-      <w:r>
-        <w:rPr>
-          <w:rFonts w:ascii="Lucida Calligraphy" w:eastAsia="Malgun Gothic" w:hAnsi="Lucida Calligraphy"/>
-        </w:rPr>
-        <w:t xml:space="preserve">benutzt und gefressen werden. </w:t>
-      </w:r>
-    </w:p>
-    <w:p>
-      <w:pPr>
-        <w:rPr>
-          <w:rFonts w:ascii="Lucida Calligraphy" w:eastAsia="Malgun Gothic" w:hAnsi="Lucida Calligraphy"/>
-        </w:rPr>
-      </w:pPr>
-      <w:bookmarkStart w:id="52" w:name="_Toc30270738"/>
-      <w:r>
-        <w:rPr>
-          <w:rStyle w:val="berschrift3Zchn"/>
-          <w:rFonts w:ascii="Lucida Calligraphy" w:eastAsia="Malgun Gothic" w:hAnsi="Lucida Calligraphy"/>
-        </w:rPr>
-        <w:t>Magie:</w:t>
-      </w:r>
-      <w:bookmarkEnd w:id="52"/>
-      <w:r>
-        <w:rPr>
-          <w:rFonts w:ascii="Lucida Calligraphy" w:eastAsia="Malgun Gothic" w:hAnsi="Lucida Calligraphy"/>
-        </w:rPr>
-        <w:t xml:space="preserve"> Die Demons besitzen Hypnotische Fähigkeiten und ein Gift in ihren Fangzähnen</w:t>
-      </w:r>
-      <w:r>
-        <w:rPr>
-          <w:rFonts w:ascii="Lucida Calligraphy" w:eastAsia="Malgun Gothic" w:hAnsi="Lucida Calligraphy"/>
-        </w:rPr>
-        <w:t xml:space="preserve"> </w:t>
-      </w:r>
-      <w:r>
-        <w:rPr>
-          <w:rFonts w:ascii="Lucida Calligraphy" w:eastAsia="Malgun Gothic" w:hAnsi="Lucida Calligraphy"/>
-        </w:rPr>
-        <w:t xml:space="preserve">was sie an ihre Opfer oder auch an die </w:t>
-      </w:r>
-      <w:r>
-        <w:rPr>
-          <w:rFonts w:ascii="Lucida Calligraphy" w:eastAsia="Malgun Gothic" w:hAnsi="Lucida Calligraphy"/>
-        </w:rPr>
         <w:t xml:space="preserve">Bevölkerung </w:t>
       </w:r>
-      <w:proofErr w:type="gramStart"/>
-      <w:r>
-        <w:rPr>
-          <w:rFonts w:ascii="Lucida Calligraphy" w:eastAsia="Malgun Gothic" w:hAnsi="Lucida Calligraphy"/>
-        </w:rPr>
-        <w:t>benutzen</w:t>
-      </w:r>
-      <w:proofErr w:type="gramEnd"/>
+      <w:r>
+        <w:rPr>
+          <w:rFonts w:ascii="Lucida Calligraphy" w:eastAsia="Malgun Gothic" w:hAnsi="Lucida Calligraphy"/>
+        </w:rPr>
+        <w:t>nutzen,</w:t>
+      </w:r>
       <w:r>
         <w:rPr>
           <w:rFonts w:ascii="Lucida Calligraphy" w:eastAsia="Malgun Gothic" w:hAnsi="Lucida Calligraphy"/>
@@ -10877,14 +11606,14 @@
           <w:rFonts w:ascii="Lucida Calligraphy" w:eastAsia="Malgun Gothic" w:hAnsi="Lucida Calligraphy"/>
         </w:rPr>
       </w:pPr>
-      <w:bookmarkStart w:id="53" w:name="_Toc30270739"/>
+      <w:bookmarkStart w:id="55" w:name="_Toc40658923"/>
       <w:r>
         <w:rPr>
           <w:rFonts w:ascii="Lucida Calligraphy" w:eastAsia="Malgun Gothic" w:hAnsi="Lucida Calligraphy"/>
         </w:rPr>
         <w:t>Fairy</w:t>
       </w:r>
-      <w:bookmarkEnd w:id="53"/>
+      <w:bookmarkEnd w:id="55"/>
     </w:p>
     <w:p>
       <w:pPr>
@@ -10892,7 +11621,7 @@
           <w:rFonts w:ascii="Lucida Calligraphy" w:eastAsia="Malgun Gothic" w:hAnsi="Lucida Calligraphy"/>
         </w:rPr>
       </w:pPr>
-      <w:bookmarkStart w:id="54" w:name="_Toc30270740"/>
+      <w:bookmarkStart w:id="56" w:name="_Toc40658924"/>
       <w:r>
         <w:rPr>
           <w:rStyle w:val="berschrift3Zchn"/>
@@ -10900,7 +11629,7 @@
         </w:rPr>
         <w:t>Aussehen:</w:t>
       </w:r>
-      <w:bookmarkEnd w:id="54"/>
+      <w:bookmarkEnd w:id="56"/>
       <w:r>
         <w:rPr>
           <w:rFonts w:ascii="Lucida Calligraphy" w:eastAsia="Malgun Gothic" w:hAnsi="Lucida Calligraphy"/>
@@ -10926,7 +11655,7 @@
           <w:rFonts w:ascii="Lucida Calligraphy" w:eastAsia="Malgun Gothic" w:hAnsi="Lucida Calligraphy"/>
         </w:rPr>
       </w:pPr>
-      <w:bookmarkStart w:id="55" w:name="_Toc30270741"/>
+      <w:bookmarkStart w:id="57" w:name="_Toc40658925"/>
       <w:r>
         <w:rPr>
           <w:rStyle w:val="berschrift3Zchn"/>
@@ -10934,7 +11663,7 @@
         </w:rPr>
         <w:t>Wohnort:</w:t>
       </w:r>
-      <w:bookmarkEnd w:id="55"/>
+      <w:bookmarkEnd w:id="57"/>
       <w:r>
         <w:rPr>
           <w:rFonts w:ascii="Lucida Calligraphy" w:eastAsia="Malgun Gothic" w:hAnsi="Lucida Calligraphy"/>
@@ -10965,7 +11694,7 @@
         <w:rPr>
           <w:rFonts w:ascii="Lucida Calligraphy" w:eastAsia="Malgun Gothic" w:hAnsi="Lucida Calligraphy"/>
         </w:rPr>
-        <w:t xml:space="preserve">, sie leben dort in kleinen Höhlen. </w:t>
+        <w:t xml:space="preserve">, in kleinen Höhlen. </w:t>
       </w:r>
       <w:r>
         <w:rPr>
@@ -10986,7 +11715,7 @@
           <w:rFonts w:ascii="Lucida Calligraphy" w:eastAsia="Malgun Gothic" w:hAnsi="Lucida Calligraphy"/>
         </w:rPr>
       </w:pPr>
-      <w:bookmarkStart w:id="56" w:name="_Toc30270742"/>
+      <w:bookmarkStart w:id="58" w:name="_Toc40658926"/>
       <w:r>
         <w:rPr>
           <w:rStyle w:val="berschrift3Zchn"/>
@@ -10994,7 +11723,7 @@
         </w:rPr>
         <w:t>Ernährung:</w:t>
       </w:r>
-      <w:bookmarkEnd w:id="56"/>
+      <w:bookmarkEnd w:id="58"/>
       <w:r>
         <w:rPr>
           <w:rFonts w:ascii="Lucida Calligraphy" w:eastAsia="Malgun Gothic" w:hAnsi="Lucida Calligraphy"/>
@@ -11020,7 +11749,7 @@
           <w:rFonts w:ascii="Lucida Calligraphy" w:eastAsia="Malgun Gothic" w:hAnsi="Lucida Calligraphy"/>
         </w:rPr>
       </w:pPr>
-      <w:bookmarkStart w:id="57" w:name="_Toc30270743"/>
+      <w:bookmarkStart w:id="59" w:name="_Toc40658927"/>
       <w:r>
         <w:rPr>
           <w:rStyle w:val="berschrift3Zchn"/>
@@ -11028,7 +11757,7 @@
         </w:rPr>
         <w:t>Magie:</w:t>
       </w:r>
-      <w:bookmarkEnd w:id="57"/>
+      <w:bookmarkEnd w:id="59"/>
       <w:r>
         <w:rPr>
           <w:rFonts w:ascii="Lucida Calligraphy" w:eastAsia="Malgun Gothic" w:hAnsi="Lucida Calligraphy"/>
@@ -11057,21 +11786,25 @@
         <w:rPr>
           <w:rFonts w:ascii="Lucida Calligraphy" w:eastAsia="Malgun Gothic" w:hAnsi="Lucida Calligraphy"/>
         </w:rPr>
-        <w:t xml:space="preserve">. </w:t>
-      </w:r>
-      <w:proofErr w:type="spellStart"/>
-      <w:r>
-        <w:rPr>
-          <w:rFonts w:ascii="Lucida Calligraphy" w:eastAsia="Malgun Gothic" w:hAnsi="Lucida Calligraphy"/>
-        </w:rPr>
-        <w:t>Farirys</w:t>
-      </w:r>
-      <w:proofErr w:type="spellEnd"/>
-      <w:r>
-        <w:rPr>
-          <w:rFonts w:ascii="Lucida Calligraphy" w:eastAsia="Malgun Gothic" w:hAnsi="Lucida Calligraphy"/>
-        </w:rPr>
-        <w:t xml:space="preserve"> können </w:t>
+        <w:t>. Fa</w:t>
+      </w:r>
+      <w:r>
+        <w:rPr>
+          <w:rFonts w:ascii="Lucida Calligraphy" w:eastAsia="Malgun Gothic" w:hAnsi="Lucida Calligraphy"/>
+        </w:rPr>
+        <w:t>i</w:t>
+      </w:r>
+      <w:r>
+        <w:rPr>
+          <w:rFonts w:ascii="Lucida Calligraphy" w:eastAsia="Malgun Gothic" w:hAnsi="Lucida Calligraphy"/>
+        </w:rPr>
+        <w:t xml:space="preserve">rys </w:t>
+      </w:r>
+      <w:r>
+        <w:rPr>
+          <w:rFonts w:ascii="Lucida Calligraphy" w:eastAsia="Malgun Gothic" w:hAnsi="Lucida Calligraphy"/>
+        </w:rPr>
+        <w:t xml:space="preserve">verwenden </w:t>
       </w:r>
       <w:r>
         <w:rPr>
@@ -11083,7 +11816,7 @@
         <w:rPr>
           <w:rFonts w:ascii="Lucida Calligraphy" w:eastAsia="Malgun Gothic" w:hAnsi="Lucida Calligraphy"/>
         </w:rPr>
-        <w:t xml:space="preserve"> verwenden und frieren ihre Fein</w:t>
+        <w:t xml:space="preserve"> und frieren ihre Fein</w:t>
       </w:r>
       <w:r>
         <w:rPr>
@@ -11160,14 +11893,14 @@
           <w:rFonts w:ascii="Lucida Calligraphy" w:eastAsia="Malgun Gothic" w:hAnsi="Lucida Calligraphy"/>
         </w:rPr>
       </w:pPr>
-      <w:bookmarkStart w:id="58" w:name="_Toc30270744"/>
+      <w:bookmarkStart w:id="60" w:name="_Toc40658928"/>
       <w:r>
         <w:rPr>
           <w:rFonts w:ascii="Lucida Calligraphy" w:eastAsia="Malgun Gothic" w:hAnsi="Lucida Calligraphy"/>
         </w:rPr>
         <w:t>Kitsune</w:t>
       </w:r>
-      <w:bookmarkEnd w:id="58"/>
+      <w:bookmarkEnd w:id="60"/>
     </w:p>
     <w:p>
       <w:pPr>
@@ -11175,7 +11908,7 @@
           <w:rFonts w:ascii="Lucida Calligraphy" w:eastAsia="Malgun Gothic" w:hAnsi="Lucida Calligraphy"/>
         </w:rPr>
       </w:pPr>
-      <w:bookmarkStart w:id="59" w:name="_Toc30270745"/>
+      <w:bookmarkStart w:id="61" w:name="_Toc40658929"/>
       <w:r>
         <w:rPr>
           <w:rStyle w:val="berschrift3Zchn"/>
@@ -11183,7 +11916,7 @@
         </w:rPr>
         <w:t>Aussehen:</w:t>
       </w:r>
-      <w:bookmarkEnd w:id="59"/>
+      <w:bookmarkEnd w:id="61"/>
       <w:r>
         <w:rPr>
           <w:rFonts w:ascii="Lucida Calligraphy" w:eastAsia="Malgun Gothic" w:hAnsi="Lucida Calligraphy"/>
@@ -11214,7 +11947,19 @@
         <w:rPr>
           <w:rFonts w:ascii="Lucida Calligraphy" w:eastAsia="Malgun Gothic" w:hAnsi="Lucida Calligraphy"/>
         </w:rPr>
-        <w:t xml:space="preserve">. Sie besitzen eine Körpergröße von 1.45 Metern und 60cm langen Schwanz. </w:t>
+        <w:t xml:space="preserve">. Sie besitzen eine Körpergröße von </w:t>
+      </w:r>
+      <w:r>
+        <w:rPr>
+          <w:rFonts w:ascii="Lucida Calligraphy" w:eastAsia="Malgun Gothic" w:hAnsi="Lucida Calligraphy"/>
+        </w:rPr>
+        <w:t>~</w:t>
+      </w:r>
+      <w:r>
+        <w:rPr>
+          <w:rFonts w:ascii="Lucida Calligraphy" w:eastAsia="Malgun Gothic" w:hAnsi="Lucida Calligraphy"/>
+        </w:rPr>
+        <w:t xml:space="preserve">1.45 Metern und 60cm langen Schwanz. </w:t>
       </w:r>
       <w:proofErr w:type="spellStart"/>
       <w:r>
@@ -11228,28 +11973,149 @@
         <w:rPr>
           <w:rFonts w:ascii="Lucida Calligraphy" w:eastAsia="Malgun Gothic" w:hAnsi="Lucida Calligraphy"/>
         </w:rPr>
-        <w:t xml:space="preserve"> können </w:t>
+        <w:t xml:space="preserve"> können sich auf bis zu 13cm </w:t>
+      </w:r>
+      <w:r>
+        <w:rPr>
+          <w:rFonts w:ascii="Lucida Calligraphy" w:eastAsia="Malgun Gothic" w:hAnsi="Lucida Calligraphy"/>
+        </w:rPr>
+        <w:t>Höhe</w:t>
+      </w:r>
+      <w:r>
+        <w:rPr>
+          <w:rFonts w:ascii="Lucida Calligraphy" w:eastAsia="Malgun Gothic" w:hAnsi="Lucida Calligraphy"/>
+        </w:rPr>
+        <w:t xml:space="preserve"> legen und lauern, was sie zu Gefährlichen Jägern macht. </w:t>
+      </w:r>
+    </w:p>
+    <w:p>
+      <w:pPr>
+        <w:rPr>
+          <w:rFonts w:ascii="Lucida Calligraphy" w:eastAsia="Malgun Gothic" w:hAnsi="Lucida Calligraphy"/>
+        </w:rPr>
+      </w:pPr>
+      <w:bookmarkStart w:id="62" w:name="_Toc40658930"/>
+      <w:r>
+        <w:rPr>
+          <w:rStyle w:val="berschrift3Zchn"/>
+          <w:rFonts w:ascii="Lucida Calligraphy" w:eastAsia="Malgun Gothic" w:hAnsi="Lucida Calligraphy"/>
+        </w:rPr>
+        <w:t>Wohnort:</w:t>
+      </w:r>
+      <w:bookmarkEnd w:id="62"/>
+      <w:r>
+        <w:rPr>
+          <w:rFonts w:ascii="Lucida Calligraphy" w:eastAsia="Malgun Gothic" w:hAnsi="Lucida Calligraphy"/>
+        </w:rPr>
+        <w:t xml:space="preserve"> </w:t>
+      </w:r>
+      <w:proofErr w:type="spellStart"/>
+      <w:r>
+        <w:rPr>
+          <w:rFonts w:ascii="Lucida Calligraphy" w:eastAsia="Malgun Gothic" w:hAnsi="Lucida Calligraphy"/>
+        </w:rPr>
+        <w:t>Kitsunen</w:t>
+      </w:r>
+      <w:proofErr w:type="spellEnd"/>
+      <w:r>
+        <w:rPr>
+          <w:rFonts w:ascii="Lucida Calligraphy" w:eastAsia="Malgun Gothic" w:hAnsi="Lucida Calligraphy"/>
+        </w:rPr>
+        <w:t xml:space="preserve"> leben in den Wäldern der Welt vor allem aber in </w:t>
+      </w:r>
+      <w:proofErr w:type="spellStart"/>
+      <w:r>
+        <w:rPr>
+          <w:rFonts w:ascii="Lucida Calligraphy" w:eastAsia="Malgun Gothic" w:hAnsi="Lucida Calligraphy"/>
+        </w:rPr>
+        <w:t>Unbridled</w:t>
+      </w:r>
+      <w:proofErr w:type="spellEnd"/>
+      <w:r>
+        <w:rPr>
+          <w:rFonts w:ascii="Lucida Calligraphy" w:eastAsia="Malgun Gothic" w:hAnsi="Lucida Calligraphy"/>
+        </w:rPr>
+        <w:t xml:space="preserve"> Land. Rudel </w:t>
+      </w:r>
+      <w:proofErr w:type="spellStart"/>
+      <w:r>
+        <w:rPr>
+          <w:rFonts w:ascii="Lucida Calligraphy" w:eastAsia="Malgun Gothic" w:hAnsi="Lucida Calligraphy"/>
+        </w:rPr>
+        <w:t>gr</w:t>
+      </w:r>
+      <w:r>
+        <w:rPr>
+          <w:rFonts w:ascii="Lucida Calligraphy" w:eastAsia="Malgun Gothic" w:hAnsi="Lucida Calligraphy"/>
+        </w:rPr>
+        <w:t>ö</w:t>
+      </w:r>
+      <w:r>
+        <w:rPr>
+          <w:rFonts w:ascii="Lucida Calligraphy" w:eastAsia="Malgun Gothic" w:hAnsi="Lucida Calligraphy"/>
+        </w:rPr>
+        <w:t>ße</w:t>
+      </w:r>
+      <w:proofErr w:type="spellEnd"/>
+      <w:r>
+        <w:rPr>
+          <w:rFonts w:ascii="Lucida Calligraphy" w:eastAsia="Malgun Gothic" w:hAnsi="Lucida Calligraphy"/>
+        </w:rPr>
+        <w:t xml:space="preserve"> bis zu 8 wurden gesehen welche in den Wäldern streifen. An sich leben Kitsune in den Bäumen der Wälder ohne </w:t>
       </w:r>
       <w:r>
         <w:rPr>
           <w:rFonts w:ascii="Lucida Calligraphy" w:eastAsia="Malgun Gothic" w:hAnsi="Lucida Calligraphy"/>
         </w:rPr>
         <w:lastRenderedPageBreak/>
-        <w:t xml:space="preserve">sich auf bis zu 13cm </w:t>
+        <w:t xml:space="preserve">feste Behausung und streifen immer umher. Auch in den Forest </w:t>
       </w:r>
       <w:proofErr w:type="spellStart"/>
       <w:r>
         <w:rPr>
           <w:rFonts w:ascii="Lucida Calligraphy" w:eastAsia="Malgun Gothic" w:hAnsi="Lucida Calligraphy"/>
         </w:rPr>
-        <w:t>höhe</w:t>
+        <w:t>Kaguya</w:t>
       </w:r>
       <w:proofErr w:type="spellEnd"/>
       <w:r>
         <w:rPr>
           <w:rFonts w:ascii="Lucida Calligraphy" w:eastAsia="Malgun Gothic" w:hAnsi="Lucida Calligraphy"/>
         </w:rPr>
-        <w:t xml:space="preserve"> legen und lauern, was sie zu Gefährlichen Jägern macht. </w:t>
+        <w:t xml:space="preserve"> wurden schon </w:t>
+      </w:r>
+      <w:proofErr w:type="spellStart"/>
+      <w:r>
+        <w:rPr>
+          <w:rFonts w:ascii="Lucida Calligraphy" w:eastAsia="Malgun Gothic" w:hAnsi="Lucida Calligraphy"/>
+        </w:rPr>
+        <w:t>Kitsunen</w:t>
+      </w:r>
+      <w:proofErr w:type="spellEnd"/>
+      <w:r>
+        <w:rPr>
+          <w:rFonts w:ascii="Lucida Calligraphy" w:eastAsia="Malgun Gothic" w:hAnsi="Lucida Calligraphy"/>
+        </w:rPr>
+        <w:t xml:space="preserve"> gesichtet.</w:t>
+      </w:r>
+      <w:r>
+        <w:rPr>
+          <w:rFonts w:ascii="Lucida Calligraphy" w:eastAsia="Malgun Gothic" w:hAnsi="Lucida Calligraphy"/>
+        </w:rPr>
+        <w:br/>
+      </w:r>
+      <w:r>
+        <w:rPr>
+          <w:rStyle w:val="berschrift3Zchn"/>
+          <w:rFonts w:ascii="Lucida Calligraphy" w:eastAsia="Malgun Gothic" w:hAnsi="Lucida Calligraphy"/>
+        </w:rPr>
+        <w:t>Ernährung:</w:t>
+      </w:r>
+      <w:r>
+        <w:rPr>
+          <w:rFonts w:ascii="Lucida Calligraphy" w:eastAsia="Malgun Gothic" w:hAnsi="Lucida Calligraphy"/>
+        </w:rPr>
+        <w:t xml:space="preserve"> Wild, Früchte und was von anderen Völkern gestohlen werden kann. </w:t>
       </w:r>
     </w:p>
     <w:p>
@@ -11258,20 +12124,20 @@
           <w:rFonts w:ascii="Lucida Calligraphy" w:eastAsia="Malgun Gothic" w:hAnsi="Lucida Calligraphy"/>
         </w:rPr>
       </w:pPr>
-      <w:bookmarkStart w:id="60" w:name="_Toc30270746"/>
+      <w:bookmarkStart w:id="63" w:name="_Toc40658931"/>
       <w:r>
         <w:rPr>
           <w:rStyle w:val="berschrift3Zchn"/>
           <w:rFonts w:ascii="Lucida Calligraphy" w:eastAsia="Malgun Gothic" w:hAnsi="Lucida Calligraphy"/>
         </w:rPr>
-        <w:t>Wohnort:</w:t>
-      </w:r>
-      <w:bookmarkEnd w:id="60"/>
-      <w:r>
-        <w:rPr>
-          <w:rFonts w:ascii="Lucida Calligraphy" w:eastAsia="Malgun Gothic" w:hAnsi="Lucida Calligraphy"/>
-        </w:rPr>
-        <w:t xml:space="preserve"> </w:t>
+        <w:t>Magie:</w:t>
+      </w:r>
+      <w:bookmarkEnd w:id="63"/>
+      <w:r>
+        <w:rPr>
+          <w:rFonts w:ascii="Lucida Calligraphy" w:eastAsia="Malgun Gothic" w:hAnsi="Lucida Calligraphy"/>
+        </w:rPr>
+        <w:t xml:space="preserve"> Es ist nicht viel bekannt, es wird gesagt das </w:t>
       </w:r>
       <w:proofErr w:type="spellStart"/>
       <w:r>
@@ -11285,129 +12151,6 @@
         <w:rPr>
           <w:rFonts w:ascii="Lucida Calligraphy" w:eastAsia="Malgun Gothic" w:hAnsi="Lucida Calligraphy"/>
         </w:rPr>
-        <w:t xml:space="preserve"> leben in den Wäldern der Welt vor allem aber in </w:t>
-      </w:r>
-      <w:proofErr w:type="spellStart"/>
-      <w:r>
-        <w:rPr>
-          <w:rFonts w:ascii="Lucida Calligraphy" w:eastAsia="Malgun Gothic" w:hAnsi="Lucida Calligraphy"/>
-        </w:rPr>
-        <w:t>Unbridled</w:t>
-      </w:r>
-      <w:proofErr w:type="spellEnd"/>
-      <w:r>
-        <w:rPr>
-          <w:rFonts w:ascii="Lucida Calligraphy" w:eastAsia="Malgun Gothic" w:hAnsi="Lucida Calligraphy"/>
-        </w:rPr>
-        <w:t xml:space="preserve"> Land. Rudel </w:t>
-      </w:r>
-      <w:proofErr w:type="spellStart"/>
-      <w:r>
-        <w:rPr>
-          <w:rFonts w:ascii="Lucida Calligraphy" w:eastAsia="Malgun Gothic" w:hAnsi="Lucida Calligraphy"/>
-        </w:rPr>
-        <w:t>gr</w:t>
-      </w:r>
-      <w:r>
-        <w:rPr>
-          <w:rFonts w:ascii="Lucida Calligraphy" w:eastAsia="Malgun Gothic" w:hAnsi="Lucida Calligraphy"/>
-        </w:rPr>
-        <w:t>ö</w:t>
-      </w:r>
-      <w:r>
-        <w:rPr>
-          <w:rFonts w:ascii="Lucida Calligraphy" w:eastAsia="Malgun Gothic" w:hAnsi="Lucida Calligraphy"/>
-        </w:rPr>
-        <w:t>ße</w:t>
-      </w:r>
-      <w:proofErr w:type="spellEnd"/>
-      <w:r>
-        <w:rPr>
-          <w:rFonts w:ascii="Lucida Calligraphy" w:eastAsia="Malgun Gothic" w:hAnsi="Lucida Calligraphy"/>
-        </w:rPr>
-        <w:t xml:space="preserve"> bis zu 8 wurden gesehen welche in den Wäldern streifen. An sich leben Kitsune in den Bäumen der Wälder ohne feste Behausung und streifen immer umher. Auch in den Forest </w:t>
-      </w:r>
-      <w:proofErr w:type="spellStart"/>
-      <w:r>
-        <w:rPr>
-          <w:rFonts w:ascii="Lucida Calligraphy" w:eastAsia="Malgun Gothic" w:hAnsi="Lucida Calligraphy"/>
-        </w:rPr>
-        <w:t>Kaguya</w:t>
-      </w:r>
-      <w:proofErr w:type="spellEnd"/>
-      <w:r>
-        <w:rPr>
-          <w:rFonts w:ascii="Lucida Calligraphy" w:eastAsia="Malgun Gothic" w:hAnsi="Lucida Calligraphy"/>
-        </w:rPr>
-        <w:t xml:space="preserve"> wurden schon </w:t>
-      </w:r>
-      <w:proofErr w:type="spellStart"/>
-      <w:r>
-        <w:rPr>
-          <w:rFonts w:ascii="Lucida Calligraphy" w:eastAsia="Malgun Gothic" w:hAnsi="Lucida Calligraphy"/>
-        </w:rPr>
-        <w:t>Kitsunen</w:t>
-      </w:r>
-      <w:proofErr w:type="spellEnd"/>
-      <w:r>
-        <w:rPr>
-          <w:rFonts w:ascii="Lucida Calligraphy" w:eastAsia="Malgun Gothic" w:hAnsi="Lucida Calligraphy"/>
-        </w:rPr>
-        <w:t xml:space="preserve"> gesichtet.</w:t>
-      </w:r>
-      <w:r>
-        <w:rPr>
-          <w:rFonts w:ascii="Lucida Calligraphy" w:eastAsia="Malgun Gothic" w:hAnsi="Lucida Calligraphy"/>
-        </w:rPr>
-        <w:br/>
-      </w:r>
-      <w:r>
-        <w:rPr>
-          <w:rStyle w:val="berschrift3Zchn"/>
-          <w:rFonts w:ascii="Lucida Calligraphy" w:eastAsia="Malgun Gothic" w:hAnsi="Lucida Calligraphy"/>
-        </w:rPr>
-        <w:t>Ernährung:</w:t>
-      </w:r>
-      <w:r>
-        <w:rPr>
-          <w:rFonts w:ascii="Lucida Calligraphy" w:eastAsia="Malgun Gothic" w:hAnsi="Lucida Calligraphy"/>
-        </w:rPr>
-        <w:t xml:space="preserve"> Wild, Früchte und was von anderen Völkern gestohlen werden kann. </w:t>
-      </w:r>
-    </w:p>
-    <w:p>
-      <w:pPr>
-        <w:rPr>
-          <w:rFonts w:ascii="Lucida Calligraphy" w:eastAsia="Malgun Gothic" w:hAnsi="Lucida Calligraphy"/>
-        </w:rPr>
-      </w:pPr>
-      <w:bookmarkStart w:id="61" w:name="_Toc30270747"/>
-      <w:r>
-        <w:rPr>
-          <w:rStyle w:val="berschrift3Zchn"/>
-          <w:rFonts w:ascii="Lucida Calligraphy" w:eastAsia="Malgun Gothic" w:hAnsi="Lucida Calligraphy"/>
-        </w:rPr>
-        <w:t>Magie:</w:t>
-      </w:r>
-      <w:bookmarkEnd w:id="61"/>
-      <w:r>
-        <w:rPr>
-          <w:rFonts w:ascii="Lucida Calligraphy" w:eastAsia="Malgun Gothic" w:hAnsi="Lucida Calligraphy"/>
-        </w:rPr>
-        <w:t xml:space="preserve"> Es ist nicht viel bekannt, es wird gesagt das </w:t>
-      </w:r>
-      <w:proofErr w:type="spellStart"/>
-      <w:r>
-        <w:rPr>
-          <w:rFonts w:ascii="Lucida Calligraphy" w:eastAsia="Malgun Gothic" w:hAnsi="Lucida Calligraphy"/>
-        </w:rPr>
-        <w:t>Kitsunen</w:t>
-      </w:r>
-      <w:proofErr w:type="spellEnd"/>
-      <w:r>
-        <w:rPr>
-          <w:rFonts w:ascii="Lucida Calligraphy" w:eastAsia="Malgun Gothic" w:hAnsi="Lucida Calligraphy"/>
-        </w:rPr>
         <w:t xml:space="preserve"> sich unsichtbar machen können oder lautlos wandeln, was aber auch ihren Körperbau zuschulden sein kann. </w:t>
       </w:r>
       <w:r>
@@ -11420,15 +12163,8 @@
         <w:rPr>
           <w:rFonts w:ascii="Lucida Calligraphy" w:eastAsia="Malgun Gothic" w:hAnsi="Lucida Calligraphy"/>
         </w:rPr>
-        <w:t xml:space="preserve"> wird gesagt sie könnten Gedanken lesen, da Sie keine Allgemeine Sprache sprechen aber anscheinend andere Völker verstehen.  </w:t>
-      </w:r>
-    </w:p>
-    <w:p>
-      <w:pPr>
-        <w:rPr>
-          <w:rFonts w:ascii="Lucida Calligraphy" w:eastAsia="Malgun Gothic" w:hAnsi="Lucida Calligraphy"/>
-        </w:rPr>
-      </w:pPr>
+        <w:t xml:space="preserve"> wird gesagt sie könnten Gedanken lesen, da Sie keine Allgemeine Sprache sprechen aber andere Völker verstehen.  </w:t>
+      </w:r>
     </w:p>
     <w:p>
       <w:pPr>
@@ -11437,14 +12173,14 @@
           <w:rFonts w:ascii="Lucida Calligraphy" w:eastAsia="Malgun Gothic" w:hAnsi="Lucida Calligraphy"/>
         </w:rPr>
       </w:pPr>
-      <w:bookmarkStart w:id="62" w:name="_Toc30270748"/>
+      <w:bookmarkStart w:id="64" w:name="_Toc40658932"/>
       <w:r>
         <w:rPr>
           <w:rFonts w:ascii="Lucida Calligraphy" w:eastAsia="Malgun Gothic" w:hAnsi="Lucida Calligraphy"/>
         </w:rPr>
         <w:t>Orte:</w:t>
       </w:r>
-      <w:bookmarkEnd w:id="62"/>
+      <w:bookmarkEnd w:id="64"/>
       <w:r>
         <w:rPr>
           <w:rFonts w:ascii="Lucida Calligraphy" w:eastAsia="Malgun Gothic" w:hAnsi="Lucida Calligraphy"/>
@@ -11459,14 +12195,14 @@
           <w:rFonts w:ascii="Lucida Calligraphy" w:eastAsia="Malgun Gothic" w:hAnsi="Lucida Calligraphy"/>
         </w:rPr>
       </w:pPr>
-      <w:bookmarkStart w:id="63" w:name="_Toc30270749"/>
+      <w:bookmarkStart w:id="65" w:name="_Toc40658933"/>
       <w:r>
         <w:rPr>
           <w:rFonts w:ascii="Lucida Calligraphy" w:eastAsia="Malgun Gothic" w:hAnsi="Lucida Calligraphy"/>
         </w:rPr>
         <w:t>Östliche Orte:</w:t>
       </w:r>
-      <w:bookmarkEnd w:id="63"/>
+      <w:bookmarkEnd w:id="65"/>
     </w:p>
     <w:p/>
     <w:p>
@@ -11559,7 +12295,7 @@
           <w:rFonts w:ascii="Lucida Calligraphy" w:eastAsia="Malgun Gothic" w:hAnsi="Lucida Calligraphy"/>
         </w:rPr>
       </w:pPr>
-      <w:bookmarkStart w:id="64" w:name="_Toc30270750"/>
+      <w:bookmarkStart w:id="66" w:name="_Toc40658934"/>
       <w:r>
         <w:rPr>
           <w:rFonts w:ascii="Lucida Calligraphy" w:eastAsia="Malgun Gothic" w:hAnsi="Lucida Calligraphy"/>
@@ -11572,7 +12308,7 @@
         </w:rPr>
         <w:t>estliche Orte:</w:t>
       </w:r>
-      <w:bookmarkEnd w:id="64"/>
+      <w:bookmarkEnd w:id="66"/>
       <w:r>
         <w:rPr>
           <w:rFonts w:ascii="Lucida Calligraphy" w:eastAsia="Malgun Gothic" w:hAnsi="Lucida Calligraphy"/>
@@ -11582,7 +12318,7 @@
     </w:p>
     <w:p/>
     <w:p>
-      <w:bookmarkStart w:id="65" w:name="_Toc30270751"/>
+      <w:bookmarkStart w:id="67" w:name="_Toc40658935"/>
       <w:proofErr w:type="spellStart"/>
       <w:r>
         <w:rPr>
@@ -11597,7 +12333,7 @@
         </w:rPr>
         <w:t>-Mill</w:t>
       </w:r>
-      <w:bookmarkEnd w:id="65"/>
+      <w:bookmarkEnd w:id="67"/>
       <w:r>
         <w:t xml:space="preserve">: Nördliche Menschenstadt, gelegen in einen Tief wo ein Fluss in einen See mündet. Das Wasser fließt von dort in ein unterirdisches System. Die Stadt ist sehr zentral zwischen den Feldern und </w:t>
       </w:r>
@@ -11610,7 +12346,7 @@
     </w:p>
     <w:p/>
     <w:p>
-      <w:bookmarkStart w:id="66" w:name="_Toc30270752"/>
+      <w:bookmarkStart w:id="68" w:name="_Toc40658936"/>
       <w:proofErr w:type="spellStart"/>
       <w:r>
         <w:rPr>
@@ -11618,7 +12354,7 @@
         </w:rPr>
         <w:t>WhiteBridge</w:t>
       </w:r>
-      <w:bookmarkEnd w:id="66"/>
+      <w:bookmarkEnd w:id="68"/>
       <w:proofErr w:type="spellEnd"/>
       <w:r>
         <w:t xml:space="preserve">: Verbindungsstadt zwischen der Menschlichen Hauptstadt und den Dörfern und </w:t>
@@ -11642,14 +12378,14 @@
     </w:p>
     <w:p/>
     <w:p>
-      <w:bookmarkStart w:id="67" w:name="_Toc30270753"/>
+      <w:bookmarkStart w:id="69" w:name="_Toc40658937"/>
       <w:r>
         <w:rPr>
           <w:rStyle w:val="berschrift2Zchn"/>
         </w:rPr>
         <w:t>Sudbury</w:t>
       </w:r>
-      <w:bookmarkEnd w:id="67"/>
+      <w:bookmarkEnd w:id="69"/>
       <w:r>
         <w:t>:</w:t>
       </w:r>
@@ -11660,20 +12396,16 @@
         <w:t>Die Weiße Festung ist hier vorzufinden, was die Krone der Menschheit darstellt.</w:t>
       </w:r>
     </w:p>
-    <w:p>
-      <w:bookmarkStart w:id="68" w:name="_GoBack"/>
-      <w:bookmarkEnd w:id="68"/>
-    </w:p>
-    <w:p>
-      <w:bookmarkStart w:id="69" w:name="_Toc30270754"/>
+    <w:p/>
+    <w:p>
+      <w:bookmarkStart w:id="70" w:name="_Toc40658938"/>
       <w:r>
         <w:rPr>
           <w:rStyle w:val="berschrift2Zchn"/>
         </w:rPr>
-        <w:lastRenderedPageBreak/>
         <w:t>Green Valley</w:t>
       </w:r>
-      <w:bookmarkEnd w:id="69"/>
+      <w:bookmarkEnd w:id="70"/>
       <w:r>
         <w:t xml:space="preserve">: Die einzige offizielle Stadt der Dryaden. Diese Stadt wurde von den Menschen gebaut, um den Handel und die Beziehung zwischen den beiden Rassen zu verbessern. Es ist eine sehr kleine Stadt und erinnert eher an einen Dorf, ohne groß eigene Produktion. </w:t>
       </w:r>
@@ -11686,24 +12418,25 @@
           <w:rFonts w:ascii="Lucida Calligraphy" w:eastAsia="Malgun Gothic" w:hAnsi="Lucida Calligraphy"/>
         </w:rPr>
       </w:pPr>
-      <w:bookmarkStart w:id="70" w:name="_Toc30270755"/>
-      <w:r>
-        <w:rPr>
-          <w:rFonts w:ascii="Lucida Calligraphy" w:eastAsia="Malgun Gothic" w:hAnsi="Lucida Calligraphy"/>
-        </w:rPr>
+      <w:bookmarkStart w:id="71" w:name="_Toc40658939"/>
+      <w:r>
+        <w:rPr>
+          <w:rFonts w:ascii="Lucida Calligraphy" w:eastAsia="Malgun Gothic" w:hAnsi="Lucida Calligraphy"/>
+        </w:rPr>
+        <w:lastRenderedPageBreak/>
         <w:t>Personen:</w:t>
       </w:r>
-      <w:bookmarkEnd w:id="70"/>
-    </w:p>
-    <w:p>
-      <w:bookmarkStart w:id="71" w:name="_Toc30270756"/>
+      <w:bookmarkEnd w:id="71"/>
+    </w:p>
+    <w:p>
+      <w:bookmarkStart w:id="72" w:name="_Toc40658940"/>
       <w:r>
         <w:rPr>
           <w:rStyle w:val="berschrift2Zchn"/>
         </w:rPr>
         <w:t>Du</w:t>
       </w:r>
-      <w:bookmarkEnd w:id="71"/>
+      <w:bookmarkEnd w:id="72"/>
       <w:r>
         <w:t>:</w:t>
       </w:r>
@@ -11729,21 +12462,41 @@
         <w:t xml:space="preserve">Irgendwann kam es zum Großen Krieg und </w:t>
       </w:r>
       <w:r>
-        <w:t xml:space="preserve">der Aussage anderer nach, sind deine Eltern im Kampf gegen die Orcs gestorben, als die Östlichen Felder erobert wurden. </w:t>
-      </w:r>
-    </w:p>
-    <w:p>
+        <w:t>der Aussage anderer nach, sind deine Eltern im Kampf gegen die Orcs gestorben, als die Östlichen Felder erobert wurden.</w:t>
+      </w:r>
       <w:r>
         <w:br/>
-      </w:r>
-      <w:bookmarkStart w:id="72" w:name="_Toc30270757"/>
+        <w:t xml:space="preserve">Im </w:t>
+      </w:r>
+      <w:proofErr w:type="spellStart"/>
+      <w:r>
+        <w:t>alter</w:t>
+      </w:r>
+      <w:proofErr w:type="spellEnd"/>
+      <w:r>
+        <w:t xml:space="preserve"> von 12 Jahren bist du der Armee beigetreten und damit auch in die Barracken von </w:t>
+      </w:r>
+      <w:proofErr w:type="spellStart"/>
+      <w:r>
+        <w:t>Whitebridge</w:t>
+      </w:r>
+      <w:proofErr w:type="spellEnd"/>
+      <w:r>
+        <w:t xml:space="preserve"> gezogen. Vorher hast du in der Wohnung von Joshua gelebt und auf den Feldern gearbeitet. </w:t>
+      </w:r>
+    </w:p>
+    <w:p>
+      <w:r>
+        <w:br/>
+      </w:r>
+      <w:bookmarkStart w:id="73" w:name="_Toc40658941"/>
       <w:r>
         <w:rPr>
           <w:rStyle w:val="berschrift2Zchn"/>
         </w:rPr>
         <w:t>Dave</w:t>
       </w:r>
-      <w:bookmarkEnd w:id="72"/>
+      <w:bookmarkEnd w:id="73"/>
       <w:r>
         <w:t xml:space="preserve"> (</w:t>
       </w:r>
@@ -11752,162 +12505,169 @@
         <w:t>SoldatenFreund</w:t>
       </w:r>
       <w:proofErr w:type="spellEnd"/>
+      <w:r>
+        <w:t>)</w:t>
+      </w:r>
+      <w:r>
+        <w:t xml:space="preserve">: Ein alter </w:t>
+      </w:r>
+      <w:r>
+        <w:t>Freund,</w:t>
+      </w:r>
+      <w:r>
+        <w:t xml:space="preserve"> den </w:t>
+      </w:r>
+      <w:r>
+        <w:t>du</w:t>
+      </w:r>
+      <w:r>
+        <w:t xml:space="preserve"> in </w:t>
+      </w:r>
+      <w:r>
+        <w:t>d</w:t>
+      </w:r>
+      <w:r>
+        <w:t>einer Soldatenausbildung kennen gelernt ha</w:t>
+      </w:r>
+      <w:r>
+        <w:t>s</w:t>
+      </w:r>
+      <w:r>
+        <w:t xml:space="preserve">t. Auch wenn </w:t>
+      </w:r>
+      <w:r>
+        <w:t>du</w:t>
+      </w:r>
+      <w:r>
+        <w:t xml:space="preserve"> </w:t>
+      </w:r>
+      <w:r>
+        <w:t>dich</w:t>
+      </w:r>
+      <w:r>
+        <w:t xml:space="preserve"> nicht </w:t>
+      </w:r>
+      <w:r>
+        <w:t xml:space="preserve">oft mit ihm </w:t>
+      </w:r>
+      <w:r>
+        <w:t xml:space="preserve">einer Meinung </w:t>
+      </w:r>
+      <w:r>
+        <w:t>bist</w:t>
+      </w:r>
+      <w:r>
+        <w:t>, kann</w:t>
+      </w:r>
+      <w:r>
+        <w:t>st</w:t>
+      </w:r>
+      <w:r>
+        <w:t xml:space="preserve"> </w:t>
+      </w:r>
+      <w:r>
+        <w:t>du</w:t>
+      </w:r>
+      <w:r>
+        <w:t xml:space="preserve"> </w:t>
+      </w:r>
+      <w:r>
+        <w:t>d</w:t>
+      </w:r>
+      <w:r>
+        <w:t xml:space="preserve">ich immer auf ihn verlassen und er steht </w:t>
+      </w:r>
+      <w:r>
+        <w:t>dir</w:t>
+      </w:r>
+      <w:r>
+        <w:t xml:space="preserve"> immer bei </w:t>
+      </w:r>
+      <w:r>
+        <w:t>Seite,</w:t>
+      </w:r>
+      <w:r>
+        <w:t xml:space="preserve"> wenn es hart wird</w:t>
+      </w:r>
+      <w:r>
+        <w:t>.</w:t>
+      </w:r>
+      <w:r>
+        <w:t xml:space="preserve"> Er ist </w:t>
+      </w:r>
       <w:proofErr w:type="gramStart"/>
       <w:r>
-        <w:t>)</w:t>
-      </w:r>
-      <w:r>
-        <w:t xml:space="preserve"> :</w:t>
+        <w:t>Xenophob</w:t>
       </w:r>
       <w:proofErr w:type="gramEnd"/>
       <w:r>
-        <w:t xml:space="preserve"> Ein alter Freund den </w:t>
-      </w:r>
-      <w:r>
-        <w:t>du</w:t>
-      </w:r>
-      <w:r>
-        <w:t xml:space="preserve"> in </w:t>
-      </w:r>
-      <w:r>
-        <w:t>d</w:t>
-      </w:r>
-      <w:r>
-        <w:t>einer Soldatenausbildung kennen gelernt ha</w:t>
-      </w:r>
-      <w:r>
-        <w:t>s</w:t>
-      </w:r>
-      <w:r>
-        <w:t xml:space="preserve">t. Auch wenn </w:t>
-      </w:r>
-      <w:r>
-        <w:t>du</w:t>
+        <w:t xml:space="preserve"> gegenüber den anderen Rassen von Shorin und ist der Meinung das den Menschen alles gehören sollte. Die Dryaden kann er am wenigsten leiden, da die Rituale durchgeführt </w:t>
+      </w:r>
+      <w:proofErr w:type="gramStart"/>
+      <w:r>
+        <w:t>haben</w:t>
+      </w:r>
+      <w:proofErr w:type="gramEnd"/>
+      <w:r>
+        <w:t xml:space="preserve"> um noch mehr Xeno auf diese Welt zu holen. </w:t>
+      </w:r>
+    </w:p>
+    <w:p/>
+    <w:p>
+      <w:bookmarkStart w:id="74" w:name="_Toc40658942"/>
+      <w:r>
+        <w:rPr>
+          <w:rStyle w:val="berschrift2Zchn"/>
+        </w:rPr>
+        <w:t>Joshua</w:t>
+      </w:r>
+      <w:bookmarkEnd w:id="74"/>
+      <w:r>
+        <w:t xml:space="preserve"> (Quartiermeister</w:t>
+      </w:r>
+      <w:proofErr w:type="gramStart"/>
+      <w:r>
+        <w:t>) :</w:t>
+      </w:r>
+      <w:proofErr w:type="gramEnd"/>
+      <w:r>
+        <w:t xml:space="preserve"> Ein guter Freund deiner Eltern. Er hat dir ein Zimmer in der Baracke gegeben als deine Eltern gestorben sind und du dich nicht um das Haus kümmern konntest. Er hat </w:t>
+      </w:r>
+      <w:r>
+        <w:t>seit</w:t>
       </w:r>
       <w:r>
         <w:t xml:space="preserve"> </w:t>
       </w:r>
       <w:r>
-        <w:t>dich</w:t>
-      </w:r>
-      <w:r>
-        <w:t xml:space="preserve"> nicht </w:t>
-      </w:r>
-      <w:r>
-        <w:t xml:space="preserve">oft mit ihm </w:t>
-      </w:r>
-      <w:r>
-        <w:t xml:space="preserve">einer Meinung </w:t>
-      </w:r>
-      <w:r>
-        <w:t>bist</w:t>
-      </w:r>
-      <w:r>
-        <w:t>, kann</w:t>
-      </w:r>
-      <w:r>
-        <w:t>st</w:t>
+        <w:t>dem</w:t>
       </w:r>
       <w:r>
         <w:t xml:space="preserve"> </w:t>
       </w:r>
       <w:r>
-        <w:t>du</w:t>
-      </w:r>
-      <w:r>
-        <w:t xml:space="preserve"> </w:t>
-      </w:r>
-      <w:r>
-        <w:t>d</w:t>
-      </w:r>
-      <w:r>
-        <w:t xml:space="preserve">ich immer auf ihn verlassen und er steht </w:t>
-      </w:r>
-      <w:r>
-        <w:t>dir</w:t>
-      </w:r>
-      <w:r>
-        <w:t xml:space="preserve"> immer bei </w:t>
-      </w:r>
-      <w:proofErr w:type="gramStart"/>
-      <w:r>
-        <w:t>Seite</w:t>
-      </w:r>
-      <w:proofErr w:type="gramEnd"/>
-      <w:r>
-        <w:t xml:space="preserve"> wenn es hart wird</w:t>
-      </w:r>
-      <w:r>
-        <w:t>.</w:t>
-      </w:r>
-      <w:r>
-        <w:t xml:space="preserve"> Er ist </w:t>
-      </w:r>
-      <w:proofErr w:type="gramStart"/>
-      <w:r>
-        <w:t>Xenophob</w:t>
-      </w:r>
-      <w:proofErr w:type="gramEnd"/>
-      <w:r>
-        <w:t xml:space="preserve"> gegenüber den anderen Rassen von Shorin und ist der Meinung das den Menschen alles gehören sollte. Die Dryaden kann er am wenigsten leiden, da die Rituale durchgeführt haben um noch mehr Xeno auf diese Welt zu holen. </w:t>
+        <w:t>Great War</w:t>
+      </w:r>
+      <w:r>
+        <w:t xml:space="preserve"> kein Interesse mehr in einer Schlacht zu kämpfen und hat sich als Quartiermeister niedergelassen. Auch wenn er lange nicht mehr gekämpft hat, macht er öfters probekämpfe mit jungen Rekruten</w:t>
+      </w:r>
+      <w:r>
+        <w:t>,</w:t>
+      </w:r>
+      <w:r>
+        <w:t xml:space="preserve"> um auf Fehler hinzuweisen. </w:t>
       </w:r>
     </w:p>
     <w:p/>
     <w:p>
-      <w:bookmarkStart w:id="73" w:name="_Toc30270758"/>
+      <w:bookmarkStart w:id="75" w:name="_Toc40658943"/>
       <w:r>
         <w:rPr>
           <w:rStyle w:val="berschrift2Zchn"/>
         </w:rPr>
-        <w:t>Joshua</w:t>
-      </w:r>
-      <w:bookmarkEnd w:id="73"/>
-      <w:r>
-        <w:t xml:space="preserve"> (Quartiermeister</w:t>
-      </w:r>
-      <w:proofErr w:type="gramStart"/>
-      <w:r>
-        <w:t>) :</w:t>
-      </w:r>
-      <w:proofErr w:type="gramEnd"/>
-      <w:r>
-        <w:t xml:space="preserve"> Ein guter Freund deiner Eltern. Er hat dir ein Zimmer in der Baracke gegeben als deine Eltern gestorben sind und du dich nicht um das Haus kümmern konntest. Er hat </w:t>
-      </w:r>
-      <w:r>
-        <w:t>seit</w:t>
-      </w:r>
-      <w:r>
-        <w:t xml:space="preserve"> </w:t>
-      </w:r>
-      <w:r>
-        <w:t>dem</w:t>
-      </w:r>
-      <w:r>
-        <w:t xml:space="preserve"> </w:t>
-      </w:r>
-      <w:r>
-        <w:t>Great War</w:t>
-      </w:r>
-      <w:r>
-        <w:t xml:space="preserve"> kein Interesse mehr in einer Schlacht zu kämpfen und hat sich als Quartiermeister niedergelassen. Auch wenn er lange nicht mehr gekämpft hat, macht er öfters probekämpfe mit jungen Rekruten</w:t>
-      </w:r>
-      <w:r>
-        <w:t>,</w:t>
-      </w:r>
-      <w:r>
-        <w:t xml:space="preserve"> um auf Fehler hinzuweisen. </w:t>
-      </w:r>
-    </w:p>
-    <w:p/>
-    <w:p>
-      <w:bookmarkStart w:id="74" w:name="_Toc30270759"/>
-      <w:r>
-        <w:rPr>
-          <w:rStyle w:val="berschrift2Zchn"/>
-        </w:rPr>
         <w:t>Sara Gray</w:t>
       </w:r>
-      <w:bookmarkEnd w:id="74"/>
+      <w:bookmarkEnd w:id="75"/>
       <w:r>
         <w:t>: Kommandanti</w:t>
       </w:r>
@@ -11981,15 +12741,15 @@
       <w:pPr>
         <w:pStyle w:val="berschrift1"/>
       </w:pPr>
-      <w:bookmarkStart w:id="75" w:name="_Toc30270760"/>
+      <w:bookmarkStart w:id="76" w:name="_Toc40658944"/>
       <w:r>
         <w:t>Bezeichnungen:</w:t>
       </w:r>
-      <w:bookmarkEnd w:id="75"/>
+      <w:bookmarkEnd w:id="76"/>
     </w:p>
     <w:p/>
     <w:p>
-      <w:bookmarkStart w:id="76" w:name="_Toc30270761"/>
+      <w:bookmarkStart w:id="77" w:name="_Toc40658945"/>
       <w:proofErr w:type="spellStart"/>
       <w:r>
         <w:rPr>
@@ -12022,7 +12782,7 @@
         </w:rPr>
         <w:t>enace</w:t>
       </w:r>
-      <w:bookmarkEnd w:id="76"/>
+      <w:bookmarkEnd w:id="77"/>
       <w:r>
         <w:t xml:space="preserve">: Die stärkste </w:t>
       </w:r>
@@ -12060,22 +12820,22 @@
       <w:pPr>
         <w:pStyle w:val="berschrift1"/>
       </w:pPr>
-      <w:bookmarkStart w:id="77" w:name="_Toc30270762"/>
+      <w:bookmarkStart w:id="78" w:name="_Toc40658946"/>
       <w:r>
         <w:lastRenderedPageBreak/>
         <w:t>Namensgebung:</w:t>
       </w:r>
-      <w:bookmarkEnd w:id="77"/>
+      <w:bookmarkEnd w:id="78"/>
     </w:p>
     <w:p>
       <w:pPr>
         <w:pStyle w:val="berschrift2"/>
       </w:pPr>
-      <w:bookmarkStart w:id="78" w:name="_Toc30270763"/>
+      <w:bookmarkStart w:id="79" w:name="_Toc40658947"/>
       <w:r>
         <w:t>Orte:</w:t>
       </w:r>
-      <w:bookmarkEnd w:id="78"/>
+      <w:bookmarkEnd w:id="79"/>
     </w:p>
     <w:p>
       <w:r>
@@ -12284,11 +13044,11 @@
       <w:pPr>
         <w:pStyle w:val="berschrift2"/>
       </w:pPr>
-      <w:bookmarkStart w:id="79" w:name="_Toc30270764"/>
+      <w:bookmarkStart w:id="80" w:name="_Toc40658948"/>
       <w:r>
         <w:t>Bauten:</w:t>
       </w:r>
-      <w:bookmarkEnd w:id="79"/>
+      <w:bookmarkEnd w:id="80"/>
     </w:p>
     <w:p>
       <w:r>
@@ -12401,14 +13161,124 @@
     <w:p/>
     <w:p/>
     <w:sectPr>
+      <w:headerReference w:type="first" r:id="rId11"/>
       <w:pgSz w:w="11906" w:h="16838"/>
       <w:pgMar w:top="1417" w:right="1417" w:bottom="1134" w:left="1417" w:header="708" w:footer="708" w:gutter="0"/>
+      <w:pgNumType w:start="1"/>
       <w:cols w:space="708"/>
       <w:titlePg/>
       <w:docGrid w:linePitch="360"/>
     </w:sectPr>
   </w:body>
 </w:document>
+</file>
+
+<file path=word/endnotes.xml><?xml version="1.0" encoding="utf-8"?>
+<w:endnotes xmlns:wpc="http://schemas.microsoft.com/office/word/2010/wordprocessingCanvas" xmlns:cx="http://schemas.microsoft.com/office/drawing/2014/chartex" xmlns:cx1="http://schemas.microsoft.com/office/drawing/2015/9/8/chartex" xmlns:cx2="http://schemas.microsoft.com/office/drawing/2015/10/21/chartex" xmlns:cx3="http://schemas.microsoft.com/office/drawing/2016/5/9/chartex" xmlns:cx4="http://schemas.microsoft.com/office/drawing/2016/5/10/chartex" xmlns:cx5="http://schemas.microsoft.com/office/drawing/2016/5/11/chartex" xmlns:cx6="http://schemas.microsoft.com/office/drawing/2016/5/12/chartex" xmlns:cx7="http://schemas.microsoft.com/office/drawing/2016/5/13/chartex" xmlns:cx8="http://schemas.microsoft.com/office/drawing/2016/5/14/chartex" xmlns:mc="http://schemas.openxmlformats.org/markup-compatibility/2006" xmlns:aink="http://schemas.microsoft.com/office/drawing/2016/ink" xmlns:am3d="http://schemas.microsoft.com/office/drawing/2017/model3d" xmlns:o="urn:schemas-microsoft-com:office:office" xmlns:r="http://schemas.openxmlformats.org/officeDocument/2006/relationships" xmlns:m="http://schemas.openxmlformats.org/officeDocument/2006/math" xmlns:v="urn:schemas-microsoft-com:vml" xmlns:wp14="http://schemas.microsoft.com/office/word/2010/wordprocessingDrawing" xmlns:wp="http://schemas.openxmlformats.org/drawingml/2006/wordprocessingDrawing" xmlns:w10="urn:schemas-microsoft-com:office:word" xmlns:w="http://schemas.openxmlformats.org/wordprocessingml/2006/main" xmlns:w14="http://schemas.microsoft.com/office/word/2010/wordml" xmlns:w15="http://schemas.microsoft.com/office/word/2012/wordml" xmlns:w16cid="http://schemas.microsoft.com/office/word/2016/wordml/cid" xmlns:w16se="http://schemas.microsoft.com/office/word/2015/wordml/symex" xmlns:wpg="http://schemas.microsoft.com/office/word/2010/wordprocessingGroup" xmlns:wpi="http://schemas.microsoft.com/office/word/2010/wordprocessingInk" xmlns:wne="http://schemas.microsoft.com/office/word/2006/wordml" xmlns:wps="http://schemas.microsoft.com/office/word/2010/wordprocessingShape" mc:Ignorable="w14 w15 w16se w16cid wp14">
+  <w:endnote w:type="separator" w:id="-1">
+    <w:p>
+      <w:pPr>
+        <w:spacing w:line="240" w:lineRule="auto"/>
+      </w:pPr>
+      <w:r>
+        <w:separator/>
+      </w:r>
+    </w:p>
+  </w:endnote>
+  <w:endnote w:type="continuationSeparator" w:id="0">
+    <w:p>
+      <w:pPr>
+        <w:spacing w:line="240" w:lineRule="auto"/>
+      </w:pPr>
+      <w:r>
+        <w:continuationSeparator/>
+      </w:r>
+    </w:p>
+  </w:endnote>
+</w:endnotes>
+</file>
+
+<file path=word/footnotes.xml><?xml version="1.0" encoding="utf-8"?>
+<w:footnotes xmlns:wpc="http://schemas.microsoft.com/office/word/2010/wordprocessingCanvas" xmlns:cx="http://schemas.microsoft.com/office/drawing/2014/chartex" xmlns:cx1="http://schemas.microsoft.com/office/drawing/2015/9/8/chartex" xmlns:cx2="http://schemas.microsoft.com/office/drawing/2015/10/21/chartex" xmlns:cx3="http://schemas.microsoft.com/office/drawing/2016/5/9/chartex" xmlns:cx4="http://schemas.microsoft.com/office/drawing/2016/5/10/chartex" xmlns:cx5="http://schemas.microsoft.com/office/drawing/2016/5/11/chartex" xmlns:cx6="http://schemas.microsoft.com/office/drawing/2016/5/12/chartex" xmlns:cx7="http://schemas.microsoft.com/office/drawing/2016/5/13/chartex" xmlns:cx8="http://schemas.microsoft.com/office/drawing/2016/5/14/chartex" xmlns:mc="http://schemas.openxmlformats.org/markup-compatibility/2006" xmlns:aink="http://schemas.microsoft.com/office/drawing/2016/ink" xmlns:am3d="http://schemas.microsoft.com/office/drawing/2017/model3d" xmlns:o="urn:schemas-microsoft-com:office:office" xmlns:r="http://schemas.openxmlformats.org/officeDocument/2006/relationships" xmlns:m="http://schemas.openxmlformats.org/officeDocument/2006/math" xmlns:v="urn:schemas-microsoft-com:vml" xmlns:wp14="http://schemas.microsoft.com/office/word/2010/wordprocessingDrawing" xmlns:wp="http://schemas.openxmlformats.org/drawingml/2006/wordprocessingDrawing" xmlns:w10="urn:schemas-microsoft-com:office:word" xmlns:w="http://schemas.openxmlformats.org/wordprocessingml/2006/main" xmlns:w14="http://schemas.microsoft.com/office/word/2010/wordml" xmlns:w15="http://schemas.microsoft.com/office/word/2012/wordml" xmlns:w16cid="http://schemas.microsoft.com/office/word/2016/wordml/cid" xmlns:w16se="http://schemas.microsoft.com/office/word/2015/wordml/symex" xmlns:wpg="http://schemas.microsoft.com/office/word/2010/wordprocessingGroup" xmlns:wpi="http://schemas.microsoft.com/office/word/2010/wordprocessingInk" xmlns:wne="http://schemas.microsoft.com/office/word/2006/wordml" xmlns:wps="http://schemas.microsoft.com/office/word/2010/wordprocessingShape" mc:Ignorable="w14 w15 w16se w16cid wp14">
+  <w:footnote w:type="separator" w:id="-1">
+    <w:p>
+      <w:pPr>
+        <w:spacing w:line="240" w:lineRule="auto"/>
+      </w:pPr>
+      <w:r>
+        <w:separator/>
+      </w:r>
+    </w:p>
+  </w:footnote>
+  <w:footnote w:type="continuationSeparator" w:id="0">
+    <w:p>
+      <w:pPr>
+        <w:spacing w:line="240" w:lineRule="auto"/>
+      </w:pPr>
+      <w:r>
+        <w:continuationSeparator/>
+      </w:r>
+    </w:p>
+  </w:footnote>
+</w:footnotes>
+</file>
+
+<file path=word/header1.xml><?xml version="1.0" encoding="utf-8"?>
+<w:hdr xmlns:wpc="http://schemas.microsoft.com/office/word/2010/wordprocessingCanvas" xmlns:cx="http://schemas.microsoft.com/office/drawing/2014/chartex" xmlns:cx1="http://schemas.microsoft.com/office/drawing/2015/9/8/chartex" xmlns:cx2="http://schemas.microsoft.com/office/drawing/2015/10/21/chartex" xmlns:cx3="http://schemas.microsoft.com/office/drawing/2016/5/9/chartex" xmlns:cx4="http://schemas.microsoft.com/office/drawing/2016/5/10/chartex" xmlns:cx5="http://schemas.microsoft.com/office/drawing/2016/5/11/chartex" xmlns:cx6="http://schemas.microsoft.com/office/drawing/2016/5/12/chartex" xmlns:cx7="http://schemas.microsoft.com/office/drawing/2016/5/13/chartex" xmlns:cx8="http://schemas.microsoft.com/office/drawing/2016/5/14/chartex" xmlns:mc="http://schemas.openxmlformats.org/markup-compatibility/2006" xmlns:aink="http://schemas.microsoft.com/office/drawing/2016/ink" xmlns:am3d="http://schemas.microsoft.com/office/drawing/2017/model3d" xmlns:o="urn:schemas-microsoft-com:office:office" xmlns:r="http://schemas.openxmlformats.org/officeDocument/2006/relationships" xmlns:m="http://schemas.openxmlformats.org/officeDocument/2006/math" xmlns:v="urn:schemas-microsoft-com:vml" xmlns:wp14="http://schemas.microsoft.com/office/word/2010/wordprocessingDrawing" xmlns:wp="http://schemas.openxmlformats.org/drawingml/2006/wordprocessingDrawing" xmlns:w10="urn:schemas-microsoft-com:office:word" xmlns:w="http://schemas.openxmlformats.org/wordprocessingml/2006/main" xmlns:w14="http://schemas.microsoft.com/office/word/2010/wordml" xmlns:w15="http://schemas.microsoft.com/office/word/2012/wordml" xmlns:w16cid="http://schemas.microsoft.com/office/word/2016/wordml/cid" xmlns:w16se="http://schemas.microsoft.com/office/word/2015/wordml/symex" xmlns:wpg="http://schemas.microsoft.com/office/word/2010/wordprocessingGroup" xmlns:wpi="http://schemas.microsoft.com/office/word/2010/wordprocessingInk" xmlns:wne="http://schemas.microsoft.com/office/word/2006/wordml" xmlns:wps="http://schemas.microsoft.com/office/word/2010/wordprocessingShape" mc:Ignorable="w14 w15 w16se w16cid wp14">
+  <w:p>
+    <w:pPr>
+      <w:pStyle w:val="Kopfzeile"/>
+      <w:jc w:val="right"/>
+    </w:pPr>
+  </w:p>
+  <w:p>
+    <w:pPr>
+      <w:pStyle w:val="Kopfzeile"/>
+    </w:pPr>
+  </w:p>
+</w:hdr>
+</file>
+
+<file path=word/header2.xml><?xml version="1.0" encoding="utf-8"?>
+<w:hdr xmlns:wpc="http://schemas.microsoft.com/office/word/2010/wordprocessingCanvas" xmlns:cx="http://schemas.microsoft.com/office/drawing/2014/chartex" xmlns:cx1="http://schemas.microsoft.com/office/drawing/2015/9/8/chartex" xmlns:cx2="http://schemas.microsoft.com/office/drawing/2015/10/21/chartex" xmlns:cx3="http://schemas.microsoft.com/office/drawing/2016/5/9/chartex" xmlns:cx4="http://schemas.microsoft.com/office/drawing/2016/5/10/chartex" xmlns:cx5="http://schemas.microsoft.com/office/drawing/2016/5/11/chartex" xmlns:cx6="http://schemas.microsoft.com/office/drawing/2016/5/12/chartex" xmlns:cx7="http://schemas.microsoft.com/office/drawing/2016/5/13/chartex" xmlns:cx8="http://schemas.microsoft.com/office/drawing/2016/5/14/chartex" xmlns:mc="http://schemas.openxmlformats.org/markup-compatibility/2006" xmlns:aink="http://schemas.microsoft.com/office/drawing/2016/ink" xmlns:am3d="http://schemas.microsoft.com/office/drawing/2017/model3d" xmlns:o="urn:schemas-microsoft-com:office:office" xmlns:r="http://schemas.openxmlformats.org/officeDocument/2006/relationships" xmlns:m="http://schemas.openxmlformats.org/officeDocument/2006/math" xmlns:v="urn:schemas-microsoft-com:vml" xmlns:wp14="http://schemas.microsoft.com/office/word/2010/wordprocessingDrawing" xmlns:wp="http://schemas.openxmlformats.org/drawingml/2006/wordprocessingDrawing" xmlns:w10="urn:schemas-microsoft-com:office:word" xmlns:w="http://schemas.openxmlformats.org/wordprocessingml/2006/main" xmlns:w14="http://schemas.microsoft.com/office/word/2010/wordml" xmlns:w15="http://schemas.microsoft.com/office/word/2012/wordml" xmlns:w16cid="http://schemas.microsoft.com/office/word/2016/wordml/cid" xmlns:w16se="http://schemas.microsoft.com/office/word/2015/wordml/symex" xmlns:wpg="http://schemas.microsoft.com/office/word/2010/wordprocessingGroup" xmlns:wpi="http://schemas.microsoft.com/office/word/2010/wordprocessingInk" xmlns:wne="http://schemas.microsoft.com/office/word/2006/wordml" xmlns:wps="http://schemas.microsoft.com/office/word/2010/wordprocessingShape" mc:Ignorable="w14 w15 w16se w16cid wp14">
+  <w:sdt>
+    <w:sdtPr>
+      <w:id w:val="-1516377701"/>
+      <w:docPartObj>
+        <w:docPartGallery w:val="Page Numbers (Top of Page)"/>
+        <w:docPartUnique/>
+      </w:docPartObj>
+    </w:sdtPr>
+    <w:sdtContent>
+      <w:p>
+        <w:pPr>
+          <w:pStyle w:val="Kopfzeile"/>
+          <w:jc w:val="right"/>
+        </w:pPr>
+        <w:r>
+          <w:fldChar w:fldCharType="begin"/>
+        </w:r>
+        <w:r>
+          <w:instrText>PAGE   \* MERGEFORMAT</w:instrText>
+        </w:r>
+        <w:r>
+          <w:fldChar w:fldCharType="separate"/>
+        </w:r>
+        <w:r>
+          <w:t>2</w:t>
+        </w:r>
+        <w:r>
+          <w:fldChar w:fldCharType="end"/>
+        </w:r>
+      </w:p>
+    </w:sdtContent>
+  </w:sdt>
+  <w:p>
+    <w:pPr>
+      <w:pStyle w:val="Kopfzeile"/>
+    </w:pPr>
+  </w:p>
+</w:hdr>
 </file>
 
 <file path=word/styles.xml><?xml version="1.0" encoding="utf-8"?>
@@ -13139,6 +14009,50 @@
       <w:color w:val="365F91" w:themeColor="accent1" w:themeShade="BF"/>
     </w:rPr>
   </w:style>
+  <w:style w:type="paragraph" w:styleId="Kopfzeile">
+    <w:name w:val="header"/>
+    <w:basedOn w:val="Standard"/>
+    <w:link w:val="KopfzeileZchn"/>
+    <w:uiPriority w:val="99"/>
+    <w:unhideWhenUsed/>
+    <w:rsid w:val="00A86A97"/>
+    <w:pPr>
+      <w:tabs>
+        <w:tab w:val="center" w:pos="4536"/>
+        <w:tab w:val="right" w:pos="9072"/>
+      </w:tabs>
+      <w:spacing w:line="240" w:lineRule="auto"/>
+    </w:pPr>
+  </w:style>
+  <w:style w:type="character" w:customStyle="1" w:styleId="KopfzeileZchn">
+    <w:name w:val="Kopfzeile Zchn"/>
+    <w:basedOn w:val="Absatz-Standardschriftart"/>
+    <w:link w:val="Kopfzeile"/>
+    <w:uiPriority w:val="99"/>
+    <w:rsid w:val="00A86A97"/>
+  </w:style>
+  <w:style w:type="paragraph" w:styleId="Fuzeile">
+    <w:name w:val="footer"/>
+    <w:basedOn w:val="Standard"/>
+    <w:link w:val="FuzeileZchn"/>
+    <w:uiPriority w:val="99"/>
+    <w:unhideWhenUsed/>
+    <w:rsid w:val="00A86A97"/>
+    <w:pPr>
+      <w:tabs>
+        <w:tab w:val="center" w:pos="4536"/>
+        <w:tab w:val="right" w:pos="9072"/>
+      </w:tabs>
+      <w:spacing w:line="240" w:lineRule="auto"/>
+    </w:pPr>
+  </w:style>
+  <w:style w:type="character" w:customStyle="1" w:styleId="FuzeileZchn">
+    <w:name w:val="Fußzeile Zchn"/>
+    <w:basedOn w:val="Absatz-Standardschriftart"/>
+    <w:link w:val="Fuzeile"/>
+    <w:uiPriority w:val="99"/>
+    <w:rsid w:val="00A86A97"/>
+  </w:style>
 </w:styles>
 </file>
 
@@ -13449,7 +14363,7 @@
 </file>
 
 <file path=customXml/itemProps2.xml><?xml version="1.0" encoding="utf-8"?>
-<ds:datastoreItem xmlns:ds="http://schemas.openxmlformats.org/officeDocument/2006/customXml" ds:itemID="{C54DC88B-E00D-4E7B-ADEE-83F97726DBF6}">
+<ds:datastoreItem xmlns:ds="http://schemas.openxmlformats.org/officeDocument/2006/customXml" ds:itemID="{42EE5FF4-0712-47CA-91DB-F1C130423362}">
   <ds:schemaRefs>
     <ds:schemaRef ds:uri="http://schemas.openxmlformats.org/officeDocument/2006/bibliography"/>
   </ds:schemaRefs>

--- a/resources/lore/Die Welt von Shorin.docx
+++ b/resources/lore/Die Welt von Shorin.docx
@@ -33,7 +33,7 @@
               <w:noProof/>
             </w:rPr>
             <w:pict>
-              <v:group id="_x0000_s1026" style="position:absolute;margin-left:0;margin-top:0;width:563.9pt;height:798.25pt;z-index:251660288;mso-width-percent:950;mso-height-percent:950;mso-position-horizontal:center;mso-position-horizontal-relative:page;mso-position-vertical:center;mso-position-vertical-relative:page;mso-width-percent:950;mso-height-percent:950" coordorigin="316,406" coordsize="11608,15028" o:allowincell="f">
+              <v:group id="_x0000_s1026" style="position:absolute;margin-left:0;margin-top:0;width:563.95pt;height:798.55pt;z-index:251660288;mso-width-percent:950;mso-height-percent:950;mso-position-horizontal:center;mso-position-horizontal-relative:page;mso-position-vertical:center;mso-position-vertical-relative:page;mso-width-percent:950;mso-height-percent:950" coordorigin="316,406" coordsize="11608,15028" o:allowincell="f">
                 <v:group id="_x0000_s1027" style="position:absolute;left:316;top:406;width:11608;height:15028;mso-width-percent:950;mso-height-percent:950;mso-position-horizontal:center;mso-position-horizontal-relative:page;mso-position-vertical:center;mso-position-vertical-relative:page;mso-width-percent:950;mso-height-percent:950" coordorigin="321,406" coordsize="11600,15025" o:allowincell="f">
                   <v:rect id="_x0000_s1028" style="position:absolute;left:339;top:406;width:11582;height:15025;mso-width-relative:margin;v-text-anchor:middle" fillcolor="#8c8c8c [1772]" strokecolor="white [3212]" strokeweight="1pt">
                     <v:fill r:id="rId8" o:title="Zig zag" color2="#bfbfbf [2412]" type="pattern"/>
@@ -149,21 +149,7 @@
                                 <w:rPr>
                                   <w:color w:val="FFFFFF" w:themeColor="background1"/>
                                 </w:rPr>
-                                <w:t xml:space="preserve">Dieses Dokument spiegelt die Lore von Shorin </w:t>
-                              </w:r>
-                              <w:proofErr w:type="gramStart"/>
-                              <w:r>
-                                <w:rPr>
-                                  <w:color w:val="FFFFFF" w:themeColor="background1"/>
-                                </w:rPr>
-                                <w:t>wieder</w:t>
-                              </w:r>
-                              <w:proofErr w:type="gramEnd"/>
-                              <w:r>
-                                <w:rPr>
-                                  <w:color w:val="FFFFFF" w:themeColor="background1"/>
-                                </w:rPr>
-                                <w:t xml:space="preserve">, um zu verhindern falsche Fakten anzulegen und auf einer Spur zu bleiben. </w:t>
+                                <w:t xml:space="preserve">Dieses Dokument spiegelt die Lore von Shorin wider, um zu verhindern falsche Fakten anzulegen und auf einer Spur zu bleiben. </w:t>
                               </w:r>
                               <w:proofErr w:type="spellStart"/>
                               <w:r>
@@ -886,23 +872,7 @@
                 <w:rFonts w:ascii="Lucida Calligraphy" w:eastAsia="Malgun Gothic" w:hAnsi="Lucida Calligraphy"/>
                 <w:noProof/>
               </w:rPr>
-              <w:t>Technolo</w:t>
-            </w:r>
-            <w:r>
-              <w:rPr>
-                <w:rStyle w:val="Hyperlink"/>
-                <w:rFonts w:ascii="Lucida Calligraphy" w:eastAsia="Malgun Gothic" w:hAnsi="Lucida Calligraphy"/>
-                <w:noProof/>
-              </w:rPr>
-              <w:t>g</w:t>
-            </w:r>
-            <w:r>
-              <w:rPr>
-                <w:rStyle w:val="Hyperlink"/>
-                <w:rFonts w:ascii="Lucida Calligraphy" w:eastAsia="Malgun Gothic" w:hAnsi="Lucida Calligraphy"/>
-                <w:noProof/>
-              </w:rPr>
-              <w:t>ie</w:t>
+              <w:t>Technologie</w:t>
             </w:r>
             <w:r>
               <w:rPr>
@@ -9027,8 +8997,6 @@
         </w:rPr>
         <w:t xml:space="preserve"> </w:t>
       </w:r>
-      <w:bookmarkStart w:id="21" w:name="_GoBack"/>
-      <w:bookmarkEnd w:id="21"/>
     </w:p>
     <w:p>
       <w:pPr>
@@ -9291,7 +9259,7 @@
           <w:rFonts w:ascii="Lucida Calligraphy" w:eastAsia="Malgun Gothic" w:hAnsi="Lucida Calligraphy"/>
         </w:rPr>
       </w:pPr>
-      <w:bookmarkStart w:id="22" w:name="_Toc40658890"/>
+      <w:bookmarkStart w:id="21" w:name="_Toc40658890"/>
       <w:r>
         <w:rPr>
           <w:rFonts w:ascii="Lucida Calligraphy" w:eastAsia="Malgun Gothic" w:hAnsi="Lucida Calligraphy"/>
@@ -9299,7 +9267,7 @@
         <w:lastRenderedPageBreak/>
         <w:t>Rassen</w:t>
       </w:r>
-      <w:bookmarkEnd w:id="22"/>
+      <w:bookmarkEnd w:id="21"/>
     </w:p>
     <w:p>
       <w:pPr>
@@ -9308,14 +9276,96 @@
           <w:rFonts w:ascii="Lucida Calligraphy" w:eastAsia="Malgun Gothic" w:hAnsi="Lucida Calligraphy"/>
         </w:rPr>
       </w:pPr>
-      <w:bookmarkStart w:id="23" w:name="_Toc40658891"/>
+      <w:bookmarkStart w:id="22" w:name="_Toc40658891"/>
       <w:r>
         <w:rPr>
           <w:rFonts w:ascii="Lucida Calligraphy" w:eastAsia="Malgun Gothic" w:hAnsi="Lucida Calligraphy"/>
         </w:rPr>
         <w:t>Dryade</w:t>
       </w:r>
+      <w:bookmarkEnd w:id="22"/>
+    </w:p>
+    <w:p>
+      <w:pPr>
+        <w:rPr>
+          <w:rFonts w:ascii="Lucida Calligraphy" w:eastAsia="Malgun Gothic" w:hAnsi="Lucida Calligraphy"/>
+        </w:rPr>
+      </w:pPr>
+      <w:bookmarkStart w:id="23" w:name="_Toc40658892"/>
+      <w:r>
+        <w:rPr>
+          <w:rStyle w:val="berschrift3Zchn"/>
+          <w:rFonts w:ascii="Lucida Calligraphy" w:eastAsia="Malgun Gothic" w:hAnsi="Lucida Calligraphy"/>
+        </w:rPr>
+        <w:t>Aussehen:</w:t>
+      </w:r>
       <w:bookmarkEnd w:id="23"/>
+      <w:r>
+        <w:rPr>
+          <w:rFonts w:ascii="Lucida Calligraphy" w:eastAsia="Malgun Gothic" w:hAnsi="Lucida Calligraphy"/>
+        </w:rPr>
+        <w:t xml:space="preserve"> </w:t>
+      </w:r>
+      <w:r>
+        <w:rPr>
+          <w:rFonts w:ascii="Lucida Calligraphy" w:eastAsia="Malgun Gothic" w:hAnsi="Lucida Calligraphy"/>
+        </w:rPr>
+        <w:t>Ein Volk mit einer Durchschnittlichen Größe von 2.</w:t>
+      </w:r>
+      <w:r>
+        <w:rPr>
+          <w:rFonts w:ascii="Lucida Calligraphy" w:eastAsia="Malgun Gothic" w:hAnsi="Lucida Calligraphy"/>
+        </w:rPr>
+        <w:t>4</w:t>
+      </w:r>
+      <w:r>
+        <w:rPr>
+          <w:rFonts w:ascii="Lucida Calligraphy" w:eastAsia="Malgun Gothic" w:hAnsi="Lucida Calligraphy"/>
+        </w:rPr>
+        <w:t xml:space="preserve"> Metern. Sie sind dürr und leben in den Urwäldern von Shorin. </w:t>
+      </w:r>
+      <w:r>
+        <w:rPr>
+          <w:rFonts w:ascii="Lucida Calligraphy" w:eastAsia="Malgun Gothic" w:hAnsi="Lucida Calligraphy"/>
+        </w:rPr>
+        <w:t xml:space="preserve">Ihre Ohren sind komplett am Kopf angeschmiedet </w:t>
+      </w:r>
+      <w:r>
+        <w:rPr>
+          <w:rFonts w:ascii="Lucida Calligraphy" w:eastAsia="Malgun Gothic" w:hAnsi="Lucida Calligraphy"/>
+        </w:rPr>
+        <w:t>mit einem kleinen Ohrlappen</w:t>
+      </w:r>
+      <w:r>
+        <w:rPr>
+          <w:rFonts w:ascii="Lucida Calligraphy" w:eastAsia="Malgun Gothic" w:hAnsi="Lucida Calligraphy"/>
+        </w:rPr>
+        <w:t xml:space="preserve"> als </w:t>
+      </w:r>
+      <w:r>
+        <w:rPr>
+          <w:rFonts w:ascii="Lucida Calligraphy" w:eastAsia="Malgun Gothic" w:hAnsi="Lucida Calligraphy"/>
+        </w:rPr>
+        <w:t>Schutz</w:t>
+      </w:r>
+      <w:r>
+        <w:rPr>
+          <w:rFonts w:ascii="Lucida Calligraphy" w:eastAsia="Malgun Gothic" w:hAnsi="Lucida Calligraphy"/>
+        </w:rPr>
+        <w:t>, der auf und zugeklappt werden kann.</w:t>
+      </w:r>
+      <w:r>
+        <w:rPr>
+          <w:rFonts w:ascii="Lucida Calligraphy" w:eastAsia="Malgun Gothic" w:hAnsi="Lucida Calligraphy"/>
+        </w:rPr>
+        <w:t xml:space="preserve"> </w:t>
+      </w:r>
+      <w:r>
+        <w:rPr>
+          <w:rFonts w:ascii="Lucida Calligraphy" w:eastAsia="Malgun Gothic" w:hAnsi="Lucida Calligraphy"/>
+        </w:rPr>
+        <w:t xml:space="preserve">Ihre Hautfarbe reicht vom dunklen Grün bis zu einem satten Braun. </w:t>
+      </w:r>
     </w:p>
     <w:p>
       <w:pPr>
@@ -9323,80 +9373,124 @@
           <w:rFonts w:ascii="Lucida Calligraphy" w:eastAsia="Malgun Gothic" w:hAnsi="Lucida Calligraphy"/>
         </w:rPr>
       </w:pPr>
-      <w:bookmarkStart w:id="24" w:name="_Toc40658892"/>
+      <w:bookmarkStart w:id="24" w:name="_Toc40658893"/>
       <w:r>
         <w:rPr>
           <w:rStyle w:val="berschrift3Zchn"/>
           <w:rFonts w:ascii="Lucida Calligraphy" w:eastAsia="Malgun Gothic" w:hAnsi="Lucida Calligraphy"/>
         </w:rPr>
-        <w:t>Aussehen:</w:t>
+        <w:t>Wohnort:</w:t>
       </w:r>
       <w:bookmarkEnd w:id="24"/>
       <w:r>
         <w:rPr>
           <w:rFonts w:ascii="Lucida Calligraphy" w:eastAsia="Malgun Gothic" w:hAnsi="Lucida Calligraphy"/>
         </w:rPr>
+        <w:t xml:space="preserve"> Dryaden leben in den Nördlichen </w:t>
+      </w:r>
+      <w:r>
+        <w:rPr>
+          <w:rFonts w:ascii="Lucida Calligraphy" w:eastAsia="Malgun Gothic" w:hAnsi="Lucida Calligraphy"/>
+        </w:rPr>
+        <w:t>Teilen</w:t>
+      </w:r>
+      <w:r>
+        <w:rPr>
+          <w:rFonts w:ascii="Lucida Calligraphy" w:eastAsia="Malgun Gothic" w:hAnsi="Lucida Calligraphy"/>
+        </w:rPr>
+        <w:t xml:space="preserve"> der bekannten Welt</w:t>
+      </w:r>
+      <w:r>
+        <w:rPr>
+          <w:rFonts w:ascii="Lucida Calligraphy" w:eastAsia="Malgun Gothic" w:hAnsi="Lucida Calligraphy"/>
+        </w:rPr>
+        <w:t>.</w:t>
+      </w:r>
+      <w:r>
+        <w:rPr>
+          <w:rFonts w:ascii="Lucida Calligraphy" w:eastAsia="Malgun Gothic" w:hAnsi="Lucida Calligraphy"/>
+        </w:rPr>
+        <w:t xml:space="preserve"> Sie leben sehr naturverbunden und verschmelzen mit den Bäumen in ihrer Umgebung, um zu ruhen.</w:t>
+      </w:r>
+      <w:r>
+        <w:rPr>
+          <w:rFonts w:ascii="Lucida Calligraphy" w:eastAsia="Malgun Gothic" w:hAnsi="Lucida Calligraphy"/>
+        </w:rPr>
         <w:t xml:space="preserve"> </w:t>
       </w:r>
       <w:r>
         <w:rPr>
           <w:rFonts w:ascii="Lucida Calligraphy" w:eastAsia="Malgun Gothic" w:hAnsi="Lucida Calligraphy"/>
         </w:rPr>
-        <w:t>Ein Volk mit einer Durchschnittlichen Größe von 2.</w:t>
-      </w:r>
-      <w:r>
-        <w:rPr>
-          <w:rFonts w:ascii="Lucida Calligraphy" w:eastAsia="Malgun Gothic" w:hAnsi="Lucida Calligraphy"/>
-        </w:rPr>
-        <w:t>4</w:t>
-      </w:r>
-      <w:r>
-        <w:rPr>
-          <w:rFonts w:ascii="Lucida Calligraphy" w:eastAsia="Malgun Gothic" w:hAnsi="Lucida Calligraphy"/>
-        </w:rPr>
-        <w:t xml:space="preserve"> Metern. Sie sind dürr und leben in den Urwäldern von Shorin. </w:t>
-      </w:r>
-      <w:r>
-        <w:rPr>
-          <w:rFonts w:ascii="Lucida Calligraphy" w:eastAsia="Malgun Gothic" w:hAnsi="Lucida Calligraphy"/>
-        </w:rPr>
-        <w:t xml:space="preserve">Ihre Ohren sind komplett am Kopf angeschmiedet </w:t>
-      </w:r>
-      <w:r>
-        <w:rPr>
-          <w:rFonts w:ascii="Lucida Calligraphy" w:eastAsia="Malgun Gothic" w:hAnsi="Lucida Calligraphy"/>
-        </w:rPr>
-        <w:t>mit einem kleinen Ohrlappen</w:t>
-      </w:r>
-      <w:r>
-        <w:rPr>
-          <w:rFonts w:ascii="Lucida Calligraphy" w:eastAsia="Malgun Gothic" w:hAnsi="Lucida Calligraphy"/>
-        </w:rPr>
-        <w:t xml:space="preserve"> als </w:t>
-      </w:r>
-      <w:r>
-        <w:rPr>
-          <w:rFonts w:ascii="Lucida Calligraphy" w:eastAsia="Malgun Gothic" w:hAnsi="Lucida Calligraphy"/>
-        </w:rPr>
-        <w:t>Schutz</w:t>
-      </w:r>
-      <w:r>
-        <w:rPr>
-          <w:rFonts w:ascii="Lucida Calligraphy" w:eastAsia="Malgun Gothic" w:hAnsi="Lucida Calligraphy"/>
-        </w:rPr>
-        <w:t>, der auf und zugeklappt werden kann.</w:t>
-      </w:r>
-      <w:r>
-        <w:rPr>
-          <w:rFonts w:ascii="Lucida Calligraphy" w:eastAsia="Malgun Gothic" w:hAnsi="Lucida Calligraphy"/>
-        </w:rPr>
-        <w:t xml:space="preserve"> </w:t>
-      </w:r>
-      <w:r>
-        <w:rPr>
-          <w:rFonts w:ascii="Lucida Calligraphy" w:eastAsia="Malgun Gothic" w:hAnsi="Lucida Calligraphy"/>
-        </w:rPr>
-        <w:t xml:space="preserve">Ihre Hautfarbe reicht vom dunklen Grün bis zu einem satten Braun. </w:t>
+        <w:t>Eine Siedlung existiert s</w:t>
+      </w:r>
+      <w:r>
+        <w:rPr>
+          <w:rFonts w:ascii="Lucida Calligraphy" w:eastAsia="Malgun Gothic" w:hAnsi="Lucida Calligraphy"/>
+        </w:rPr>
+        <w:t>üdlich von Gong</w:t>
+      </w:r>
+      <w:r>
+        <w:rPr>
+          <w:rFonts w:ascii="Lucida Calligraphy" w:eastAsia="Malgun Gothic" w:hAnsi="Lucida Calligraphy"/>
+        </w:rPr>
+        <w:t>, welche von den Menschen gebaut wurde</w:t>
+      </w:r>
+      <w:r>
+        <w:rPr>
+          <w:rFonts w:ascii="Lucida Calligraphy" w:eastAsia="Malgun Gothic" w:hAnsi="Lucida Calligraphy"/>
+        </w:rPr>
+        <w:t>.</w:t>
+      </w:r>
+      <w:r>
+        <w:rPr>
+          <w:rFonts w:ascii="Lucida Calligraphy" w:eastAsia="Malgun Gothic" w:hAnsi="Lucida Calligraphy"/>
+        </w:rPr>
+        <w:t xml:space="preserve"> Wohnhaft sind sie auch in den Wäldern </w:t>
+      </w:r>
+      <w:proofErr w:type="spellStart"/>
+      <w:r>
+        <w:rPr>
+          <w:rFonts w:ascii="Lucida Calligraphy" w:eastAsia="Malgun Gothic" w:hAnsi="Lucida Calligraphy"/>
+        </w:rPr>
+        <w:t>Kaguyas</w:t>
+      </w:r>
+      <w:proofErr w:type="spellEnd"/>
+      <w:r>
+        <w:rPr>
+          <w:rFonts w:ascii="Lucida Calligraphy" w:eastAsia="Malgun Gothic" w:hAnsi="Lucida Calligraphy"/>
+        </w:rPr>
+        <w:t>.</w:t>
+      </w:r>
+      <w:r>
+        <w:rPr>
+          <w:rFonts w:ascii="Lucida Calligraphy" w:eastAsia="Malgun Gothic" w:hAnsi="Lucida Calligraphy"/>
+        </w:rPr>
+        <w:t xml:space="preserve"> Sie sind in kleineren Gruppen vertreten</w:t>
+      </w:r>
+      <w:r>
+        <w:rPr>
+          <w:rFonts w:ascii="Lucida Calligraphy" w:eastAsia="Malgun Gothic" w:hAnsi="Lucida Calligraphy"/>
+        </w:rPr>
+        <w:t>:</w:t>
+      </w:r>
+      <w:r>
+        <w:rPr>
+          <w:rFonts w:ascii="Lucida Calligraphy" w:eastAsia="Malgun Gothic" w:hAnsi="Lucida Calligraphy"/>
+        </w:rPr>
+        <w:t xml:space="preserve"> ~ </w:t>
+      </w:r>
+      <w:r>
+        <w:rPr>
+          <w:rFonts w:ascii="Lucida Calligraphy" w:eastAsia="Malgun Gothic" w:hAnsi="Lucida Calligraphy"/>
+        </w:rPr>
+        <w:t>8</w:t>
+      </w:r>
+      <w:r>
+        <w:rPr>
+          <w:rFonts w:ascii="Lucida Calligraphy" w:eastAsia="Malgun Gothic" w:hAnsi="Lucida Calligraphy"/>
+        </w:rPr>
+        <w:t xml:space="preserve"> pro aufkommen. </w:t>
       </w:r>
     </w:p>
     <w:p>
@@ -9405,124 +9499,50 @@
           <w:rFonts w:ascii="Lucida Calligraphy" w:eastAsia="Malgun Gothic" w:hAnsi="Lucida Calligraphy"/>
         </w:rPr>
       </w:pPr>
-      <w:bookmarkStart w:id="25" w:name="_Toc40658893"/>
+      <w:bookmarkStart w:id="25" w:name="_Toc40658894"/>
       <w:r>
         <w:rPr>
           <w:rStyle w:val="berschrift3Zchn"/>
           <w:rFonts w:ascii="Lucida Calligraphy" w:eastAsia="Malgun Gothic" w:hAnsi="Lucida Calligraphy"/>
         </w:rPr>
-        <w:t>Wohnort:</w:t>
+        <w:t>Ernährung:</w:t>
       </w:r>
       <w:bookmarkEnd w:id="25"/>
       <w:r>
         <w:rPr>
           <w:rFonts w:ascii="Lucida Calligraphy" w:eastAsia="Malgun Gothic" w:hAnsi="Lucida Calligraphy"/>
         </w:rPr>
-        <w:t xml:space="preserve"> Dryaden leben in den Nördlichen </w:t>
-      </w:r>
-      <w:r>
-        <w:rPr>
-          <w:rFonts w:ascii="Lucida Calligraphy" w:eastAsia="Malgun Gothic" w:hAnsi="Lucida Calligraphy"/>
-        </w:rPr>
-        <w:t>Teilen</w:t>
-      </w:r>
-      <w:r>
-        <w:rPr>
-          <w:rFonts w:ascii="Lucida Calligraphy" w:eastAsia="Malgun Gothic" w:hAnsi="Lucida Calligraphy"/>
-        </w:rPr>
-        <w:t xml:space="preserve"> der bekannten Welt</w:t>
-      </w:r>
-      <w:r>
-        <w:rPr>
-          <w:rFonts w:ascii="Lucida Calligraphy" w:eastAsia="Malgun Gothic" w:hAnsi="Lucida Calligraphy"/>
-        </w:rPr>
-        <w:t>.</w:t>
-      </w:r>
-      <w:r>
-        <w:rPr>
-          <w:rFonts w:ascii="Lucida Calligraphy" w:eastAsia="Malgun Gothic" w:hAnsi="Lucida Calligraphy"/>
-        </w:rPr>
-        <w:t xml:space="preserve"> Sie leben sehr naturverbunden und verschmelzen mit den Bäumen in ihrer Umgebung, um zu ruhen.</w:t>
-      </w:r>
-      <w:r>
-        <w:rPr>
-          <w:rFonts w:ascii="Lucida Calligraphy" w:eastAsia="Malgun Gothic" w:hAnsi="Lucida Calligraphy"/>
-        </w:rPr>
-        <w:t xml:space="preserve"> </w:t>
-      </w:r>
-      <w:r>
-        <w:rPr>
-          <w:rFonts w:ascii="Lucida Calligraphy" w:eastAsia="Malgun Gothic" w:hAnsi="Lucida Calligraphy"/>
-        </w:rPr>
-        <w:t>Eine Siedlung existiert s</w:t>
-      </w:r>
-      <w:r>
-        <w:rPr>
-          <w:rFonts w:ascii="Lucida Calligraphy" w:eastAsia="Malgun Gothic" w:hAnsi="Lucida Calligraphy"/>
-        </w:rPr>
-        <w:t>üdlich von Gong</w:t>
-      </w:r>
-      <w:r>
-        <w:rPr>
-          <w:rFonts w:ascii="Lucida Calligraphy" w:eastAsia="Malgun Gothic" w:hAnsi="Lucida Calligraphy"/>
-        </w:rPr>
-        <w:t>, welche von den Menschen gebaut wurde</w:t>
-      </w:r>
-      <w:r>
-        <w:rPr>
-          <w:rFonts w:ascii="Lucida Calligraphy" w:eastAsia="Malgun Gothic" w:hAnsi="Lucida Calligraphy"/>
-        </w:rPr>
-        <w:t>.</w:t>
-      </w:r>
-      <w:r>
-        <w:rPr>
-          <w:rFonts w:ascii="Lucida Calligraphy" w:eastAsia="Malgun Gothic" w:hAnsi="Lucida Calligraphy"/>
-        </w:rPr>
-        <w:t xml:space="preserve"> Wohnhaft sind sie auch in den Wäldern </w:t>
-      </w:r>
-      <w:proofErr w:type="spellStart"/>
-      <w:r>
-        <w:rPr>
-          <w:rFonts w:ascii="Lucida Calligraphy" w:eastAsia="Malgun Gothic" w:hAnsi="Lucida Calligraphy"/>
-        </w:rPr>
-        <w:t>Kaguyas</w:t>
-      </w:r>
-      <w:proofErr w:type="spellEnd"/>
-      <w:r>
-        <w:rPr>
-          <w:rFonts w:ascii="Lucida Calligraphy" w:eastAsia="Malgun Gothic" w:hAnsi="Lucida Calligraphy"/>
-        </w:rPr>
-        <w:t>.</w:t>
-      </w:r>
-      <w:r>
-        <w:rPr>
-          <w:rFonts w:ascii="Lucida Calligraphy" w:eastAsia="Malgun Gothic" w:hAnsi="Lucida Calligraphy"/>
-        </w:rPr>
-        <w:t xml:space="preserve"> Sie sind in kleineren Gruppen vertreten</w:t>
-      </w:r>
-      <w:r>
-        <w:rPr>
-          <w:rFonts w:ascii="Lucida Calligraphy" w:eastAsia="Malgun Gothic" w:hAnsi="Lucida Calligraphy"/>
-        </w:rPr>
-        <w:t>:</w:t>
-      </w:r>
-      <w:r>
-        <w:rPr>
-          <w:rFonts w:ascii="Lucida Calligraphy" w:eastAsia="Malgun Gothic" w:hAnsi="Lucida Calligraphy"/>
-        </w:rPr>
-        <w:t xml:space="preserve"> ~ </w:t>
-      </w:r>
-      <w:r>
-        <w:rPr>
-          <w:rFonts w:ascii="Lucida Calligraphy" w:eastAsia="Malgun Gothic" w:hAnsi="Lucida Calligraphy"/>
-        </w:rPr>
-        <w:t>8</w:t>
-      </w:r>
-      <w:r>
-        <w:rPr>
-          <w:rFonts w:ascii="Lucida Calligraphy" w:eastAsia="Malgun Gothic" w:hAnsi="Lucida Calligraphy"/>
-        </w:rPr>
-        <w:t xml:space="preserve"> pro aufkommen. </w:t>
+        <w:t xml:space="preserve"> Großteils leben Dryaden von dem was der Wald ihnen gibt. </w:t>
+      </w:r>
+      <w:r>
+        <w:rPr>
+          <w:rFonts w:ascii="Lucida Calligraphy" w:eastAsia="Malgun Gothic" w:hAnsi="Lucida Calligraphy"/>
+        </w:rPr>
+        <w:t>Dies sind dann</w:t>
+      </w:r>
+      <w:r>
+        <w:rPr>
+          <w:rFonts w:ascii="Lucida Calligraphy" w:eastAsia="Malgun Gothic" w:hAnsi="Lucida Calligraphy"/>
+        </w:rPr>
+        <w:t xml:space="preserve"> Beeren, Früchte aber auch Wild und Fisch. </w:t>
+      </w:r>
+      <w:r>
+        <w:rPr>
+          <w:rFonts w:ascii="Lucida Calligraphy" w:eastAsia="Malgun Gothic" w:hAnsi="Lucida Calligraphy"/>
+        </w:rPr>
+        <w:t xml:space="preserve">Wobei </w:t>
+      </w:r>
+      <w:r>
+        <w:rPr>
+          <w:rFonts w:ascii="Lucida Calligraphy" w:eastAsia="Malgun Gothic" w:hAnsi="Lucida Calligraphy"/>
+        </w:rPr>
+        <w:t>Wild nicht</w:t>
+      </w:r>
+      <w:r>
+        <w:rPr>
+          <w:rFonts w:ascii="Lucida Calligraphy" w:eastAsia="Malgun Gothic" w:hAnsi="Lucida Calligraphy"/>
+        </w:rPr>
+        <w:t xml:space="preserve"> gejagt wird.</w:t>
       </w:r>
     </w:p>
     <w:p>
@@ -9531,67 +9551,15 @@
           <w:rFonts w:ascii="Lucida Calligraphy" w:eastAsia="Malgun Gothic" w:hAnsi="Lucida Calligraphy"/>
         </w:rPr>
       </w:pPr>
-      <w:bookmarkStart w:id="26" w:name="_Toc40658894"/>
+      <w:bookmarkStart w:id="26" w:name="_Toc40658895"/>
       <w:r>
         <w:rPr>
           <w:rStyle w:val="berschrift3Zchn"/>
           <w:rFonts w:ascii="Lucida Calligraphy" w:eastAsia="Malgun Gothic" w:hAnsi="Lucida Calligraphy"/>
         </w:rPr>
-        <w:t>Ernährung:</w:t>
+        <w:t>Magie:</w:t>
       </w:r>
       <w:bookmarkEnd w:id="26"/>
-      <w:r>
-        <w:rPr>
-          <w:rFonts w:ascii="Lucida Calligraphy" w:eastAsia="Malgun Gothic" w:hAnsi="Lucida Calligraphy"/>
-        </w:rPr>
-        <w:t xml:space="preserve"> Großteils leben Dryaden von dem was der Wald ihnen gibt. </w:t>
-      </w:r>
-      <w:r>
-        <w:rPr>
-          <w:rFonts w:ascii="Lucida Calligraphy" w:eastAsia="Malgun Gothic" w:hAnsi="Lucida Calligraphy"/>
-        </w:rPr>
-        <w:t>Dies sind dann</w:t>
-      </w:r>
-      <w:r>
-        <w:rPr>
-          <w:rFonts w:ascii="Lucida Calligraphy" w:eastAsia="Malgun Gothic" w:hAnsi="Lucida Calligraphy"/>
-        </w:rPr>
-        <w:t xml:space="preserve"> Beeren, Früchte aber auch Wild und Fisch. </w:t>
-      </w:r>
-      <w:r>
-        <w:rPr>
-          <w:rFonts w:ascii="Lucida Calligraphy" w:eastAsia="Malgun Gothic" w:hAnsi="Lucida Calligraphy"/>
-        </w:rPr>
-        <w:t xml:space="preserve">Wobei </w:t>
-      </w:r>
-      <w:r>
-        <w:rPr>
-          <w:rFonts w:ascii="Lucida Calligraphy" w:eastAsia="Malgun Gothic" w:hAnsi="Lucida Calligraphy"/>
-        </w:rPr>
-        <w:t>Wild nicht</w:t>
-      </w:r>
-      <w:r>
-        <w:rPr>
-          <w:rFonts w:ascii="Lucida Calligraphy" w:eastAsia="Malgun Gothic" w:hAnsi="Lucida Calligraphy"/>
-        </w:rPr>
-        <w:t xml:space="preserve"> gejagt wird.</w:t>
-      </w:r>
-    </w:p>
-    <w:p>
-      <w:pPr>
-        <w:rPr>
-          <w:rFonts w:ascii="Lucida Calligraphy" w:eastAsia="Malgun Gothic" w:hAnsi="Lucida Calligraphy"/>
-        </w:rPr>
-      </w:pPr>
-      <w:bookmarkStart w:id="27" w:name="_Toc40658895"/>
-      <w:r>
-        <w:rPr>
-          <w:rStyle w:val="berschrift3Zchn"/>
-          <w:rFonts w:ascii="Lucida Calligraphy" w:eastAsia="Malgun Gothic" w:hAnsi="Lucida Calligraphy"/>
-        </w:rPr>
-        <w:t>Magie:</w:t>
-      </w:r>
-      <w:bookmarkEnd w:id="27"/>
       <w:r>
         <w:rPr>
           <w:rFonts w:ascii="Lucida Calligraphy" w:eastAsia="Malgun Gothic" w:hAnsi="Lucida Calligraphy"/>
@@ -9682,14 +9650,166 @@
           <w:rFonts w:ascii="Lucida Calligraphy" w:eastAsia="Malgun Gothic" w:hAnsi="Lucida Calligraphy"/>
         </w:rPr>
       </w:pPr>
-      <w:bookmarkStart w:id="28" w:name="_Toc40658896"/>
+      <w:bookmarkStart w:id="27" w:name="_Toc40658896"/>
       <w:r>
         <w:rPr>
           <w:rFonts w:ascii="Lucida Calligraphy" w:eastAsia="Malgun Gothic" w:hAnsi="Lucida Calligraphy"/>
         </w:rPr>
         <w:t>Gnom</w:t>
       </w:r>
+      <w:bookmarkEnd w:id="27"/>
+    </w:p>
+    <w:p>
+      <w:pPr>
+        <w:rPr>
+          <w:rFonts w:ascii="Lucida Calligraphy" w:eastAsia="Malgun Gothic" w:hAnsi="Lucida Calligraphy"/>
+        </w:rPr>
+      </w:pPr>
+      <w:bookmarkStart w:id="28" w:name="_Toc40658897"/>
+      <w:r>
+        <w:rPr>
+          <w:rStyle w:val="berschrift3Zchn"/>
+          <w:rFonts w:ascii="Lucida Calligraphy" w:eastAsia="Malgun Gothic" w:hAnsi="Lucida Calligraphy"/>
+        </w:rPr>
+        <w:t>Aussehen:</w:t>
+      </w:r>
       <w:bookmarkEnd w:id="28"/>
+      <w:r>
+        <w:rPr>
+          <w:rFonts w:ascii="Lucida Calligraphy" w:eastAsia="Malgun Gothic" w:hAnsi="Lucida Calligraphy"/>
+        </w:rPr>
+        <w:t xml:space="preserve"> Dieses Volk lebt in den Bergen von Gong und hat sich daran angepasst. Ihre Haut ist </w:t>
+      </w:r>
+      <w:proofErr w:type="spellStart"/>
+      <w:r>
+        <w:rPr>
+          <w:rFonts w:ascii="Lucida Calligraphy" w:eastAsia="Malgun Gothic" w:hAnsi="Lucida Calligraphy"/>
+        </w:rPr>
+        <w:t>Lederisch</w:t>
+      </w:r>
+      <w:proofErr w:type="spellEnd"/>
+      <w:r>
+        <w:rPr>
+          <w:rFonts w:ascii="Lucida Calligraphy" w:eastAsia="Malgun Gothic" w:hAnsi="Lucida Calligraphy"/>
+        </w:rPr>
+        <w:t xml:space="preserve"> und eher hart</w:t>
+      </w:r>
+      <w:r>
+        <w:rPr>
+          <w:rFonts w:ascii="Lucida Calligraphy" w:eastAsia="Malgun Gothic" w:hAnsi="Lucida Calligraphy"/>
+        </w:rPr>
+        <w:t>.</w:t>
+      </w:r>
+      <w:r>
+        <w:rPr>
+          <w:rFonts w:ascii="Lucida Calligraphy" w:eastAsia="Malgun Gothic" w:hAnsi="Lucida Calligraphy"/>
+        </w:rPr>
+        <w:t xml:space="preserve"> </w:t>
+      </w:r>
+      <w:r>
+        <w:rPr>
+          <w:rFonts w:ascii="Lucida Calligraphy" w:eastAsia="Malgun Gothic" w:hAnsi="Lucida Calligraphy"/>
+        </w:rPr>
+        <w:t>W</w:t>
+      </w:r>
+      <w:r>
+        <w:rPr>
+          <w:rFonts w:ascii="Lucida Calligraphy" w:eastAsia="Malgun Gothic" w:hAnsi="Lucida Calligraphy"/>
+        </w:rPr>
+        <w:t xml:space="preserve">as diese sehr robust macht und Temperaturunempfindlich. </w:t>
+      </w:r>
+      <w:r>
+        <w:rPr>
+          <w:rFonts w:ascii="Lucida Calligraphy" w:eastAsia="Malgun Gothic" w:hAnsi="Lucida Calligraphy"/>
+        </w:rPr>
+        <w:t xml:space="preserve">Bei einer Körpergröße von </w:t>
+      </w:r>
+      <w:r>
+        <w:rPr>
+          <w:rFonts w:ascii="Lucida Calligraphy" w:eastAsia="Malgun Gothic" w:hAnsi="Lucida Calligraphy"/>
+        </w:rPr>
+        <w:t>85</w:t>
+      </w:r>
+      <w:r>
+        <w:rPr>
+          <w:rFonts w:ascii="Lucida Calligraphy" w:eastAsia="Malgun Gothic" w:hAnsi="Lucida Calligraphy"/>
+        </w:rPr>
+        <w:t xml:space="preserve">cm sind sie das kleinste Bekannte Volk neben den Fairys. </w:t>
+      </w:r>
+      <w:r>
+        <w:rPr>
+          <w:rFonts w:ascii="Lucida Calligraphy" w:eastAsia="Malgun Gothic" w:hAnsi="Lucida Calligraphy"/>
+        </w:rPr>
+        <w:t xml:space="preserve">Ihre Gesichter sind eher plattgedrückt und nur wenig Körperbehaarung ist bei Gnomen zu finden. Sie haben kurze Hälse was dazu führt, dass sie sich schwer umsehen können. </w:t>
+      </w:r>
+      <w:r>
+        <w:rPr>
+          <w:rFonts w:ascii="Lucida Calligraphy" w:eastAsia="Malgun Gothic" w:hAnsi="Lucida Calligraphy"/>
+        </w:rPr>
+        <w:t xml:space="preserve">Zusätzlich sind sie Stark gebaut mit einem breiten Oberkörper. </w:t>
+      </w:r>
+      <w:r>
+        <w:rPr>
+          <w:rFonts w:ascii="Lucida Calligraphy" w:eastAsia="Malgun Gothic" w:hAnsi="Lucida Calligraphy"/>
+        </w:rPr>
+        <w:br/>
+      </w:r>
+      <w:r>
+        <w:rPr>
+          <w:rStyle w:val="berschrift3Zchn"/>
+          <w:rFonts w:ascii="Lucida Calligraphy" w:eastAsia="Malgun Gothic" w:hAnsi="Lucida Calligraphy"/>
+        </w:rPr>
+        <w:t>W</w:t>
+      </w:r>
+      <w:r>
+        <w:rPr>
+          <w:rStyle w:val="berschrift3Zchn"/>
+          <w:rFonts w:ascii="Lucida Calligraphy" w:eastAsia="Malgun Gothic" w:hAnsi="Lucida Calligraphy"/>
+        </w:rPr>
+        <w:t>ohnort:</w:t>
+      </w:r>
+      <w:r>
+        <w:rPr>
+          <w:rFonts w:ascii="Lucida Calligraphy" w:eastAsia="Malgun Gothic" w:hAnsi="Lucida Calligraphy"/>
+        </w:rPr>
+        <w:t xml:space="preserve"> </w:t>
+      </w:r>
+      <w:r>
+        <w:rPr>
+          <w:rFonts w:ascii="Lucida Calligraphy" w:eastAsia="Malgun Gothic" w:hAnsi="Lucida Calligraphy"/>
+        </w:rPr>
+        <w:t>Gnome leben in den Bergen von Gong und haben dort Tunnelanlagen von mehreren hundert Metern</w:t>
+      </w:r>
+      <w:r>
+        <w:rPr>
+          <w:rFonts w:ascii="Lucida Calligraphy" w:eastAsia="Malgun Gothic" w:hAnsi="Lucida Calligraphy"/>
+        </w:rPr>
+        <w:t xml:space="preserve"> Tiefe. Erzählungen nach gibt es dort Riesige Hallen in denen Materialien gewonnen werden, wovon nur geträumt werden kann. </w:t>
+      </w:r>
+      <w:r>
+        <w:rPr>
+          <w:rFonts w:ascii="Lucida Calligraphy" w:eastAsia="Malgun Gothic" w:hAnsi="Lucida Calligraphy"/>
+        </w:rPr>
+        <w:t>Ihre Kolonien beherbergen ~</w:t>
+      </w:r>
+      <w:r>
+        <w:rPr>
+          <w:rFonts w:ascii="Lucida Calligraphy" w:eastAsia="Malgun Gothic" w:hAnsi="Lucida Calligraphy"/>
+        </w:rPr>
+        <w:t>10</w:t>
+      </w:r>
+      <w:r>
+        <w:rPr>
+          <w:rFonts w:ascii="Lucida Calligraphy" w:eastAsia="Malgun Gothic" w:hAnsi="Lucida Calligraphy"/>
+        </w:rPr>
+        <w:t xml:space="preserve">00 Gnome </w:t>
+      </w:r>
+      <w:r>
+        <w:rPr>
+          <w:rFonts w:ascii="Lucida Calligraphy" w:eastAsia="Malgun Gothic" w:hAnsi="Lucida Calligraphy"/>
+        </w:rPr>
+        <w:t xml:space="preserve">mit Riesigen schlaff komplexen. </w:t>
+      </w:r>
     </w:p>
     <w:p>
       <w:pPr>
@@ -9697,167 +9817,15 @@
           <w:rFonts w:ascii="Lucida Calligraphy" w:eastAsia="Malgun Gothic" w:hAnsi="Lucida Calligraphy"/>
         </w:rPr>
       </w:pPr>
-      <w:bookmarkStart w:id="29" w:name="_Toc40658897"/>
+      <w:bookmarkStart w:id="29" w:name="_Toc40658898"/>
       <w:r>
         <w:rPr>
           <w:rStyle w:val="berschrift3Zchn"/>
           <w:rFonts w:ascii="Lucida Calligraphy" w:eastAsia="Malgun Gothic" w:hAnsi="Lucida Calligraphy"/>
         </w:rPr>
-        <w:t>Aussehen:</w:t>
+        <w:t>Ernährung:</w:t>
       </w:r>
       <w:bookmarkEnd w:id="29"/>
-      <w:r>
-        <w:rPr>
-          <w:rFonts w:ascii="Lucida Calligraphy" w:eastAsia="Malgun Gothic" w:hAnsi="Lucida Calligraphy"/>
-        </w:rPr>
-        <w:t xml:space="preserve"> Dieses Volk lebt in den Bergen von Gong und hat sich daran angepasst. Ihre Haut ist </w:t>
-      </w:r>
-      <w:proofErr w:type="spellStart"/>
-      <w:r>
-        <w:rPr>
-          <w:rFonts w:ascii="Lucida Calligraphy" w:eastAsia="Malgun Gothic" w:hAnsi="Lucida Calligraphy"/>
-        </w:rPr>
-        <w:t>Lederisch</w:t>
-      </w:r>
-      <w:proofErr w:type="spellEnd"/>
-      <w:r>
-        <w:rPr>
-          <w:rFonts w:ascii="Lucida Calligraphy" w:eastAsia="Malgun Gothic" w:hAnsi="Lucida Calligraphy"/>
-        </w:rPr>
-        <w:t xml:space="preserve"> und eher hart</w:t>
-      </w:r>
-      <w:r>
-        <w:rPr>
-          <w:rFonts w:ascii="Lucida Calligraphy" w:eastAsia="Malgun Gothic" w:hAnsi="Lucida Calligraphy"/>
-        </w:rPr>
-        <w:t>.</w:t>
-      </w:r>
-      <w:r>
-        <w:rPr>
-          <w:rFonts w:ascii="Lucida Calligraphy" w:eastAsia="Malgun Gothic" w:hAnsi="Lucida Calligraphy"/>
-        </w:rPr>
-        <w:t xml:space="preserve"> </w:t>
-      </w:r>
-      <w:r>
-        <w:rPr>
-          <w:rFonts w:ascii="Lucida Calligraphy" w:eastAsia="Malgun Gothic" w:hAnsi="Lucida Calligraphy"/>
-        </w:rPr>
-        <w:t>W</w:t>
-      </w:r>
-      <w:r>
-        <w:rPr>
-          <w:rFonts w:ascii="Lucida Calligraphy" w:eastAsia="Malgun Gothic" w:hAnsi="Lucida Calligraphy"/>
-        </w:rPr>
-        <w:t xml:space="preserve">as diese sehr robust macht und Temperaturunempfindlich. </w:t>
-      </w:r>
-      <w:r>
-        <w:rPr>
-          <w:rFonts w:ascii="Lucida Calligraphy" w:eastAsia="Malgun Gothic" w:hAnsi="Lucida Calligraphy"/>
-        </w:rPr>
-        <w:t xml:space="preserve">Bei einer Körpergröße von </w:t>
-      </w:r>
-      <w:r>
-        <w:rPr>
-          <w:rFonts w:ascii="Lucida Calligraphy" w:eastAsia="Malgun Gothic" w:hAnsi="Lucida Calligraphy"/>
-        </w:rPr>
-        <w:t>85</w:t>
-      </w:r>
-      <w:r>
-        <w:rPr>
-          <w:rFonts w:ascii="Lucida Calligraphy" w:eastAsia="Malgun Gothic" w:hAnsi="Lucida Calligraphy"/>
-        </w:rPr>
-        <w:t xml:space="preserve">cm sind sie das kleinste Bekannte Volk neben den Fairys. </w:t>
-      </w:r>
-      <w:r>
-        <w:rPr>
-          <w:rFonts w:ascii="Lucida Calligraphy" w:eastAsia="Malgun Gothic" w:hAnsi="Lucida Calligraphy"/>
-        </w:rPr>
-        <w:t xml:space="preserve">Ihre Gesichter sind eher plattgedrückt und nur wenig Körperbehaarung ist bei Gnomen zu finden. Sie haben kurze Hälse was dazu führt, dass sie sich schwer umsehen können. </w:t>
-      </w:r>
-      <w:r>
-        <w:rPr>
-          <w:rFonts w:ascii="Lucida Calligraphy" w:eastAsia="Malgun Gothic" w:hAnsi="Lucida Calligraphy"/>
-        </w:rPr>
-        <w:t xml:space="preserve">Zusätzlich sind sie Stark gebaut mit einem breiten Oberkörper. </w:t>
-      </w:r>
-      <w:r>
-        <w:rPr>
-          <w:rFonts w:ascii="Lucida Calligraphy" w:eastAsia="Malgun Gothic" w:hAnsi="Lucida Calligraphy"/>
-        </w:rPr>
-        <w:br/>
-      </w:r>
-      <w:r>
-        <w:rPr>
-          <w:rStyle w:val="berschrift3Zchn"/>
-          <w:rFonts w:ascii="Lucida Calligraphy" w:eastAsia="Malgun Gothic" w:hAnsi="Lucida Calligraphy"/>
-        </w:rPr>
-        <w:t>W</w:t>
-      </w:r>
-      <w:r>
-        <w:rPr>
-          <w:rStyle w:val="berschrift3Zchn"/>
-          <w:rFonts w:ascii="Lucida Calligraphy" w:eastAsia="Malgun Gothic" w:hAnsi="Lucida Calligraphy"/>
-        </w:rPr>
-        <w:t>ohnort:</w:t>
-      </w:r>
-      <w:r>
-        <w:rPr>
-          <w:rFonts w:ascii="Lucida Calligraphy" w:eastAsia="Malgun Gothic" w:hAnsi="Lucida Calligraphy"/>
-        </w:rPr>
-        <w:t xml:space="preserve"> </w:t>
-      </w:r>
-      <w:r>
-        <w:rPr>
-          <w:rFonts w:ascii="Lucida Calligraphy" w:eastAsia="Malgun Gothic" w:hAnsi="Lucida Calligraphy"/>
-        </w:rPr>
-        <w:t>Gnome leben in den Bergen von Gong und haben dort Tunnelanlagen von mehreren hundert Metern</w:t>
-      </w:r>
-      <w:r>
-        <w:rPr>
-          <w:rFonts w:ascii="Lucida Calligraphy" w:eastAsia="Malgun Gothic" w:hAnsi="Lucida Calligraphy"/>
-        </w:rPr>
-        <w:t xml:space="preserve"> Tiefe. Erzählungen nach gibt es dort Riesige Hallen in denen Materialien gewonnen werden, wovon nur geträumt werden kann. </w:t>
-      </w:r>
-      <w:r>
-        <w:rPr>
-          <w:rFonts w:ascii="Lucida Calligraphy" w:eastAsia="Malgun Gothic" w:hAnsi="Lucida Calligraphy"/>
-        </w:rPr>
-        <w:t>Ihre Kolonien beherbergen ~</w:t>
-      </w:r>
-      <w:r>
-        <w:rPr>
-          <w:rFonts w:ascii="Lucida Calligraphy" w:eastAsia="Malgun Gothic" w:hAnsi="Lucida Calligraphy"/>
-        </w:rPr>
-        <w:t>10</w:t>
-      </w:r>
-      <w:r>
-        <w:rPr>
-          <w:rFonts w:ascii="Lucida Calligraphy" w:eastAsia="Malgun Gothic" w:hAnsi="Lucida Calligraphy"/>
-        </w:rPr>
-        <w:t xml:space="preserve">00 Gnome </w:t>
-      </w:r>
-      <w:r>
-        <w:rPr>
-          <w:rFonts w:ascii="Lucida Calligraphy" w:eastAsia="Malgun Gothic" w:hAnsi="Lucida Calligraphy"/>
-        </w:rPr>
-        <w:t xml:space="preserve">mit Riesigen schlaff komplexen. </w:t>
-      </w:r>
-    </w:p>
-    <w:p>
-      <w:pPr>
-        <w:rPr>
-          <w:rFonts w:ascii="Lucida Calligraphy" w:eastAsia="Malgun Gothic" w:hAnsi="Lucida Calligraphy"/>
-        </w:rPr>
-      </w:pPr>
-      <w:bookmarkStart w:id="30" w:name="_Toc40658898"/>
-      <w:r>
-        <w:rPr>
-          <w:rStyle w:val="berschrift3Zchn"/>
-          <w:rFonts w:ascii="Lucida Calligraphy" w:eastAsia="Malgun Gothic" w:hAnsi="Lucida Calligraphy"/>
-        </w:rPr>
-        <w:t>Ernährung:</w:t>
-      </w:r>
-      <w:bookmarkEnd w:id="30"/>
       <w:r>
         <w:rPr>
           <w:rFonts w:ascii="Lucida Calligraphy" w:eastAsia="Malgun Gothic" w:hAnsi="Lucida Calligraphy"/>
@@ -9962,7 +9930,7 @@
           <w:rFonts w:ascii="Lucida Calligraphy" w:eastAsia="Malgun Gothic" w:hAnsi="Lucida Calligraphy"/>
         </w:rPr>
       </w:pPr>
-      <w:bookmarkStart w:id="31" w:name="_Toc40658899"/>
+      <w:bookmarkStart w:id="30" w:name="_Toc40658899"/>
       <w:r>
         <w:rPr>
           <w:rStyle w:val="berschrift3Zchn"/>
@@ -9970,7 +9938,7 @@
         </w:rPr>
         <w:t>Magie:</w:t>
       </w:r>
-      <w:bookmarkEnd w:id="31"/>
+      <w:bookmarkEnd w:id="30"/>
       <w:r>
         <w:rPr>
           <w:rFonts w:ascii="Lucida Calligraphy" w:eastAsia="Malgun Gothic" w:hAnsi="Lucida Calligraphy"/>
@@ -10011,14 +9979,72 @@
           <w:rFonts w:ascii="Lucida Calligraphy" w:eastAsia="Malgun Gothic" w:hAnsi="Lucida Calligraphy"/>
         </w:rPr>
       </w:pPr>
-      <w:bookmarkStart w:id="32" w:name="_Toc40658900"/>
+      <w:bookmarkStart w:id="31" w:name="_Toc40658900"/>
       <w:r>
         <w:rPr>
           <w:rFonts w:ascii="Lucida Calligraphy" w:eastAsia="Malgun Gothic" w:hAnsi="Lucida Calligraphy"/>
         </w:rPr>
         <w:t>Mensch</w:t>
       </w:r>
+      <w:bookmarkEnd w:id="31"/>
+    </w:p>
+    <w:p>
+      <w:pPr>
+        <w:rPr>
+          <w:rFonts w:ascii="Lucida Calligraphy" w:eastAsia="Malgun Gothic" w:hAnsi="Lucida Calligraphy"/>
+        </w:rPr>
+      </w:pPr>
+      <w:bookmarkStart w:id="32" w:name="_Toc40658901"/>
+      <w:r>
+        <w:rPr>
+          <w:rStyle w:val="berschrift3Zchn"/>
+          <w:rFonts w:ascii="Lucida Calligraphy" w:eastAsia="Malgun Gothic" w:hAnsi="Lucida Calligraphy"/>
+        </w:rPr>
+        <w:t>Aussehen:</w:t>
+      </w:r>
       <w:bookmarkEnd w:id="32"/>
+      <w:r>
+        <w:rPr>
+          <w:rFonts w:ascii="Lucida Calligraphy" w:eastAsia="Malgun Gothic" w:hAnsi="Lucida Calligraphy"/>
+        </w:rPr>
+        <w:t xml:space="preserve"> Die Menschen ähneln den Mitteleuropäischen</w:t>
+      </w:r>
+      <w:r>
+        <w:rPr>
+          <w:rFonts w:ascii="Lucida Calligraphy" w:eastAsia="Malgun Gothic" w:hAnsi="Lucida Calligraphy"/>
+        </w:rPr>
+        <w:t xml:space="preserve"> </w:t>
+      </w:r>
+      <w:r>
+        <w:rPr>
+          <w:rFonts w:ascii="Lucida Calligraphy" w:eastAsia="Malgun Gothic" w:hAnsi="Lucida Calligraphy"/>
+        </w:rPr>
+        <w:t>Menschen</w:t>
+      </w:r>
+      <w:r>
+        <w:rPr>
+          <w:rFonts w:ascii="Lucida Calligraphy" w:eastAsia="Malgun Gothic" w:hAnsi="Lucida Calligraphy"/>
+        </w:rPr>
+        <w:t xml:space="preserve"> </w:t>
+      </w:r>
+      <w:r>
+        <w:rPr>
+          <w:rFonts w:ascii="Lucida Calligraphy" w:eastAsia="Malgun Gothic" w:hAnsi="Lucida Calligraphy"/>
+        </w:rPr>
+        <w:t xml:space="preserve">mit einer </w:t>
+      </w:r>
+      <w:r>
+        <w:rPr>
+          <w:rFonts w:ascii="Lucida Calligraphy" w:eastAsia="Malgun Gothic" w:hAnsi="Lucida Calligraphy"/>
+        </w:rPr>
+        <w:t>Durchschnittlichen</w:t>
+      </w:r>
+      <w:r>
+        <w:rPr>
+          <w:rFonts w:ascii="Lucida Calligraphy" w:eastAsia="Malgun Gothic" w:hAnsi="Lucida Calligraphy"/>
+        </w:rPr>
+        <w:t xml:space="preserve"> Körpergröße von 1.8 Metern.</w:t>
+      </w:r>
     </w:p>
     <w:p>
       <w:pPr>
@@ -10026,56 +10052,108 @@
           <w:rFonts w:ascii="Lucida Calligraphy" w:eastAsia="Malgun Gothic" w:hAnsi="Lucida Calligraphy"/>
         </w:rPr>
       </w:pPr>
-      <w:bookmarkStart w:id="33" w:name="_Toc40658901"/>
+      <w:bookmarkStart w:id="33" w:name="_Toc40658902"/>
       <w:r>
         <w:rPr>
           <w:rStyle w:val="berschrift3Zchn"/>
           <w:rFonts w:ascii="Lucida Calligraphy" w:eastAsia="Malgun Gothic" w:hAnsi="Lucida Calligraphy"/>
         </w:rPr>
-        <w:t>Aussehen:</w:t>
+        <w:t>Wohnort:</w:t>
       </w:r>
       <w:bookmarkEnd w:id="33"/>
       <w:r>
         <w:rPr>
           <w:rFonts w:ascii="Lucida Calligraphy" w:eastAsia="Malgun Gothic" w:hAnsi="Lucida Calligraphy"/>
         </w:rPr>
-        <w:t xml:space="preserve"> Die Menschen ähneln den Mitteleuropäischen</w:t>
-      </w:r>
-      <w:r>
-        <w:rPr>
-          <w:rFonts w:ascii="Lucida Calligraphy" w:eastAsia="Malgun Gothic" w:hAnsi="Lucida Calligraphy"/>
-        </w:rPr>
-        <w:t xml:space="preserve"> </w:t>
-      </w:r>
-      <w:r>
-        <w:rPr>
-          <w:rFonts w:ascii="Lucida Calligraphy" w:eastAsia="Malgun Gothic" w:hAnsi="Lucida Calligraphy"/>
-        </w:rPr>
-        <w:t>Menschen</w:t>
-      </w:r>
-      <w:r>
-        <w:rPr>
-          <w:rFonts w:ascii="Lucida Calligraphy" w:eastAsia="Malgun Gothic" w:hAnsi="Lucida Calligraphy"/>
-        </w:rPr>
-        <w:t xml:space="preserve"> </w:t>
-      </w:r>
-      <w:r>
-        <w:rPr>
-          <w:rFonts w:ascii="Lucida Calligraphy" w:eastAsia="Malgun Gothic" w:hAnsi="Lucida Calligraphy"/>
-        </w:rPr>
-        <w:t xml:space="preserve">mit einer </w:t>
-      </w:r>
-      <w:r>
-        <w:rPr>
-          <w:rFonts w:ascii="Lucida Calligraphy" w:eastAsia="Malgun Gothic" w:hAnsi="Lucida Calligraphy"/>
-        </w:rPr>
-        <w:t>Durchschnittlichen</w:t>
-      </w:r>
-      <w:r>
-        <w:rPr>
-          <w:rFonts w:ascii="Lucida Calligraphy" w:eastAsia="Malgun Gothic" w:hAnsi="Lucida Calligraphy"/>
-        </w:rPr>
-        <w:t xml:space="preserve"> Körpergröße von 1.8 Metern.</w:t>
+        <w:t xml:space="preserve"> Die Menschen leben Südlich der Wälder </w:t>
+      </w:r>
+      <w:proofErr w:type="spellStart"/>
+      <w:r>
+        <w:rPr>
+          <w:rFonts w:ascii="Lucida Calligraphy" w:eastAsia="Malgun Gothic" w:hAnsi="Lucida Calligraphy"/>
+        </w:rPr>
+        <w:t>Kaguyas</w:t>
+      </w:r>
+      <w:proofErr w:type="spellEnd"/>
+      <w:r>
+        <w:rPr>
+          <w:rFonts w:ascii="Lucida Calligraphy" w:eastAsia="Malgun Gothic" w:hAnsi="Lucida Calligraphy"/>
+        </w:rPr>
+        <w:t xml:space="preserve"> dort haben sie Wälder ab </w:t>
+      </w:r>
+      <w:r>
+        <w:rPr>
+          <w:rFonts w:ascii="Lucida Calligraphy" w:eastAsia="Malgun Gothic" w:hAnsi="Lucida Calligraphy"/>
+        </w:rPr>
+        <w:t>gerodet,</w:t>
+      </w:r>
+      <w:r>
+        <w:rPr>
+          <w:rFonts w:ascii="Lucida Calligraphy" w:eastAsia="Malgun Gothic" w:hAnsi="Lucida Calligraphy"/>
+        </w:rPr>
+        <w:t xml:space="preserve"> um Farmland zu erschaffen und </w:t>
+      </w:r>
+      <w:r>
+        <w:rPr>
+          <w:rFonts w:ascii="Lucida Calligraphy" w:eastAsia="Malgun Gothic" w:hAnsi="Lucida Calligraphy"/>
+        </w:rPr>
+        <w:t>Agr</w:t>
+      </w:r>
+      <w:r>
+        <w:rPr>
+          <w:rFonts w:ascii="Lucida Calligraphy" w:eastAsia="Malgun Gothic" w:hAnsi="Lucida Calligraphy"/>
+        </w:rPr>
+        <w:t>i</w:t>
+      </w:r>
+      <w:r>
+        <w:rPr>
+          <w:rFonts w:ascii="Lucida Calligraphy" w:eastAsia="Malgun Gothic" w:hAnsi="Lucida Calligraphy"/>
+        </w:rPr>
+        <w:t>kultur</w:t>
+      </w:r>
+      <w:r>
+        <w:rPr>
+          <w:rFonts w:ascii="Lucida Calligraphy" w:eastAsia="Malgun Gothic" w:hAnsi="Lucida Calligraphy"/>
+        </w:rPr>
+        <w:t xml:space="preserve"> zu betreiben </w:t>
+      </w:r>
+      <w:r>
+        <w:rPr>
+          <w:rFonts w:ascii="Lucida Calligraphy" w:eastAsia="Malgun Gothic" w:hAnsi="Lucida Calligraphy"/>
+        </w:rPr>
+        <w:t xml:space="preserve">welches stark zum Handel benötigt wird. Auch wurde das Holz </w:t>
+      </w:r>
+      <w:r>
+        <w:rPr>
+          <w:rFonts w:ascii="Lucida Calligraphy" w:eastAsia="Malgun Gothic" w:hAnsi="Lucida Calligraphy"/>
+        </w:rPr>
+        <w:t>verwendet,</w:t>
+      </w:r>
+      <w:r>
+        <w:rPr>
+          <w:rFonts w:ascii="Lucida Calligraphy" w:eastAsia="Malgun Gothic" w:hAnsi="Lucida Calligraphy"/>
+        </w:rPr>
+        <w:t xml:space="preserve"> um Siedlungen zu errichten. </w:t>
+      </w:r>
+      <w:r>
+        <w:rPr>
+          <w:rFonts w:ascii="Lucida Calligraphy" w:eastAsia="Malgun Gothic" w:hAnsi="Lucida Calligraphy"/>
+        </w:rPr>
+        <w:t xml:space="preserve">Ihre Hauptstadt liegt auf einen Marmorberg in der Nähe des Sees </w:t>
+      </w:r>
+      <w:proofErr w:type="spellStart"/>
+      <w:r>
+        <w:rPr>
+          <w:rFonts w:ascii="Lucida Calligraphy" w:eastAsia="Malgun Gothic" w:hAnsi="Lucida Calligraphy"/>
+        </w:rPr>
+        <w:t>Tribar</w:t>
+      </w:r>
+      <w:proofErr w:type="spellEnd"/>
+      <w:r>
+        <w:rPr>
+          <w:rFonts w:ascii="Lucida Calligraphy" w:eastAsia="Malgun Gothic" w:hAnsi="Lucida Calligraphy"/>
+        </w:rPr>
+        <w:t xml:space="preserve">. </w:t>
       </w:r>
     </w:p>
     <w:p>
@@ -10084,125 +10162,15 @@
           <w:rFonts w:ascii="Lucida Calligraphy" w:eastAsia="Malgun Gothic" w:hAnsi="Lucida Calligraphy"/>
         </w:rPr>
       </w:pPr>
-      <w:bookmarkStart w:id="34" w:name="_Toc40658902"/>
+      <w:bookmarkStart w:id="34" w:name="_Toc40658903"/>
       <w:r>
         <w:rPr>
           <w:rStyle w:val="berschrift3Zchn"/>
           <w:rFonts w:ascii="Lucida Calligraphy" w:eastAsia="Malgun Gothic" w:hAnsi="Lucida Calligraphy"/>
         </w:rPr>
-        <w:t>Wohnort:</w:t>
+        <w:t>Ernährung:</w:t>
       </w:r>
       <w:bookmarkEnd w:id="34"/>
-      <w:r>
-        <w:rPr>
-          <w:rFonts w:ascii="Lucida Calligraphy" w:eastAsia="Malgun Gothic" w:hAnsi="Lucida Calligraphy"/>
-        </w:rPr>
-        <w:t xml:space="preserve"> Die Menschen leben Südlich der Wälder </w:t>
-      </w:r>
-      <w:proofErr w:type="spellStart"/>
-      <w:r>
-        <w:rPr>
-          <w:rFonts w:ascii="Lucida Calligraphy" w:eastAsia="Malgun Gothic" w:hAnsi="Lucida Calligraphy"/>
-        </w:rPr>
-        <w:t>Kaguyas</w:t>
-      </w:r>
-      <w:proofErr w:type="spellEnd"/>
-      <w:r>
-        <w:rPr>
-          <w:rFonts w:ascii="Lucida Calligraphy" w:eastAsia="Malgun Gothic" w:hAnsi="Lucida Calligraphy"/>
-        </w:rPr>
-        <w:t xml:space="preserve"> dort haben sie Wälder ab </w:t>
-      </w:r>
-      <w:r>
-        <w:rPr>
-          <w:rFonts w:ascii="Lucida Calligraphy" w:eastAsia="Malgun Gothic" w:hAnsi="Lucida Calligraphy"/>
-        </w:rPr>
-        <w:t>gerodet,</w:t>
-      </w:r>
-      <w:r>
-        <w:rPr>
-          <w:rFonts w:ascii="Lucida Calligraphy" w:eastAsia="Malgun Gothic" w:hAnsi="Lucida Calligraphy"/>
-        </w:rPr>
-        <w:t xml:space="preserve"> um Farmland zu erschaffen und </w:t>
-      </w:r>
-      <w:r>
-        <w:rPr>
-          <w:rFonts w:ascii="Lucida Calligraphy" w:eastAsia="Malgun Gothic" w:hAnsi="Lucida Calligraphy"/>
-        </w:rPr>
-        <w:t>Agr</w:t>
-      </w:r>
-      <w:r>
-        <w:rPr>
-          <w:rFonts w:ascii="Lucida Calligraphy" w:eastAsia="Malgun Gothic" w:hAnsi="Lucida Calligraphy"/>
-        </w:rPr>
-        <w:t>i</w:t>
-      </w:r>
-      <w:r>
-        <w:rPr>
-          <w:rFonts w:ascii="Lucida Calligraphy" w:eastAsia="Malgun Gothic" w:hAnsi="Lucida Calligraphy"/>
-        </w:rPr>
-        <w:t>kultur</w:t>
-      </w:r>
-      <w:r>
-        <w:rPr>
-          <w:rFonts w:ascii="Lucida Calligraphy" w:eastAsia="Malgun Gothic" w:hAnsi="Lucida Calligraphy"/>
-        </w:rPr>
-        <w:t xml:space="preserve"> zu betreiben </w:t>
-      </w:r>
-      <w:r>
-        <w:rPr>
-          <w:rFonts w:ascii="Lucida Calligraphy" w:eastAsia="Malgun Gothic" w:hAnsi="Lucida Calligraphy"/>
-        </w:rPr>
-        <w:t xml:space="preserve">welches stark zum Handel benötigt wird. Auch wurde das Holz </w:t>
-      </w:r>
-      <w:r>
-        <w:rPr>
-          <w:rFonts w:ascii="Lucida Calligraphy" w:eastAsia="Malgun Gothic" w:hAnsi="Lucida Calligraphy"/>
-        </w:rPr>
-        <w:t>verwendet,</w:t>
-      </w:r>
-      <w:r>
-        <w:rPr>
-          <w:rFonts w:ascii="Lucida Calligraphy" w:eastAsia="Malgun Gothic" w:hAnsi="Lucida Calligraphy"/>
-        </w:rPr>
-        <w:t xml:space="preserve"> um Siedlungen zu errichten. </w:t>
-      </w:r>
-      <w:r>
-        <w:rPr>
-          <w:rFonts w:ascii="Lucida Calligraphy" w:eastAsia="Malgun Gothic" w:hAnsi="Lucida Calligraphy"/>
-        </w:rPr>
-        <w:t xml:space="preserve">Ihre Hauptstadt liegt auf einen Marmorberg in der Nähe des Sees </w:t>
-      </w:r>
-      <w:proofErr w:type="spellStart"/>
-      <w:r>
-        <w:rPr>
-          <w:rFonts w:ascii="Lucida Calligraphy" w:eastAsia="Malgun Gothic" w:hAnsi="Lucida Calligraphy"/>
-        </w:rPr>
-        <w:t>Tribar</w:t>
-      </w:r>
-      <w:proofErr w:type="spellEnd"/>
-      <w:r>
-        <w:rPr>
-          <w:rFonts w:ascii="Lucida Calligraphy" w:eastAsia="Malgun Gothic" w:hAnsi="Lucida Calligraphy"/>
-        </w:rPr>
-        <w:t xml:space="preserve">. </w:t>
-      </w:r>
-    </w:p>
-    <w:p>
-      <w:pPr>
-        <w:rPr>
-          <w:rFonts w:ascii="Lucida Calligraphy" w:eastAsia="Malgun Gothic" w:hAnsi="Lucida Calligraphy"/>
-        </w:rPr>
-      </w:pPr>
-      <w:bookmarkStart w:id="35" w:name="_Toc40658903"/>
-      <w:r>
-        <w:rPr>
-          <w:rStyle w:val="berschrift3Zchn"/>
-          <w:rFonts w:ascii="Lucida Calligraphy" w:eastAsia="Malgun Gothic" w:hAnsi="Lucida Calligraphy"/>
-        </w:rPr>
-        <w:t>Ernährung:</w:t>
-      </w:r>
-      <w:bookmarkEnd w:id="35"/>
       <w:r>
         <w:rPr>
           <w:rStyle w:val="berschrift3Zchn"/>
@@ -10384,7 +10352,7 @@
           <w:rFonts w:ascii="Lucida Calligraphy" w:eastAsia="Malgun Gothic" w:hAnsi="Lucida Calligraphy"/>
         </w:rPr>
       </w:pPr>
-      <w:bookmarkStart w:id="36" w:name="_Toc40658904"/>
+      <w:bookmarkStart w:id="35" w:name="_Toc40658904"/>
       <w:proofErr w:type="spellStart"/>
       <w:r>
         <w:rPr>
@@ -10392,8 +10360,137 @@
         </w:rPr>
         <w:t>Orc</w:t>
       </w:r>
+      <w:bookmarkEnd w:id="35"/>
+      <w:proofErr w:type="spellEnd"/>
+    </w:p>
+    <w:p>
+      <w:pPr>
+        <w:rPr>
+          <w:rFonts w:ascii="Lucida Calligraphy" w:eastAsia="Malgun Gothic" w:hAnsi="Lucida Calligraphy"/>
+        </w:rPr>
+      </w:pPr>
+      <w:bookmarkStart w:id="36" w:name="_Toc40658905"/>
+      <w:r>
+        <w:rPr>
+          <w:rStyle w:val="berschrift3Zchn"/>
+          <w:rFonts w:ascii="Lucida Calligraphy" w:eastAsia="Malgun Gothic" w:hAnsi="Lucida Calligraphy"/>
+        </w:rPr>
+        <w:t>Aussehen:</w:t>
+      </w:r>
       <w:bookmarkEnd w:id="36"/>
+      <w:r>
+        <w:rPr>
+          <w:rFonts w:ascii="Lucida Calligraphy" w:eastAsia="Malgun Gothic" w:hAnsi="Lucida Calligraphy"/>
+        </w:rPr>
+        <w:t xml:space="preserve"> </w:t>
+      </w:r>
+      <w:r>
+        <w:rPr>
+          <w:rFonts w:ascii="Lucida Calligraphy" w:eastAsia="Malgun Gothic" w:hAnsi="Lucida Calligraphy"/>
+        </w:rPr>
+        <w:t xml:space="preserve">1.80 Meter große Humanoiden mit breiten </w:t>
+      </w:r>
+      <w:r>
+        <w:rPr>
+          <w:rFonts w:ascii="Lucida Calligraphy" w:eastAsia="Malgun Gothic" w:hAnsi="Lucida Calligraphy"/>
+        </w:rPr>
+        <w:t>Schultern</w:t>
+      </w:r>
+      <w:r>
+        <w:rPr>
+          <w:rFonts w:ascii="Lucida Calligraphy" w:eastAsia="Malgun Gothic" w:hAnsi="Lucida Calligraphy"/>
+        </w:rPr>
+        <w:t xml:space="preserve"> und Brauner Haut. </w:t>
+      </w:r>
+      <w:r>
+        <w:rPr>
+          <w:rFonts w:ascii="Lucida Calligraphy" w:eastAsia="Malgun Gothic" w:hAnsi="Lucida Calligraphy"/>
+        </w:rPr>
+        <w:t xml:space="preserve">Sie haben Kurtze spitze Ohren und einen kurzen Hals. </w:t>
+      </w:r>
+      <w:r>
+        <w:rPr>
+          <w:rFonts w:ascii="Lucida Calligraphy" w:eastAsia="Malgun Gothic" w:hAnsi="Lucida Calligraphy"/>
+        </w:rPr>
+        <w:t xml:space="preserve">Orcs sind </w:t>
+      </w:r>
+      <w:r>
+        <w:rPr>
+          <w:rFonts w:ascii="Lucida Calligraphy" w:eastAsia="Malgun Gothic" w:hAnsi="Lucida Calligraphy"/>
+        </w:rPr>
+        <w:t xml:space="preserve">in Gefangenschafft </w:t>
+      </w:r>
+      <w:r>
+        <w:rPr>
+          <w:rFonts w:ascii="Lucida Calligraphy" w:eastAsia="Malgun Gothic" w:hAnsi="Lucida Calligraphy"/>
+        </w:rPr>
+        <w:t>sehr friedlich</w:t>
+      </w:r>
+      <w:r>
+        <w:rPr>
+          <w:rFonts w:ascii="Lucida Calligraphy" w:eastAsia="Malgun Gothic" w:hAnsi="Lucida Calligraphy"/>
+        </w:rPr>
+        <w:t>,</w:t>
+      </w:r>
+      <w:r>
+        <w:rPr>
+          <w:rFonts w:ascii="Lucida Calligraphy" w:eastAsia="Malgun Gothic" w:hAnsi="Lucida Calligraphy"/>
+        </w:rPr>
+        <w:t xml:space="preserve"> solange diese nicht provoziert werden. </w:t>
+      </w:r>
+      <w:r>
+        <w:rPr>
+          <w:rFonts w:ascii="Lucida Calligraphy" w:eastAsia="Malgun Gothic" w:hAnsi="Lucida Calligraphy"/>
+        </w:rPr>
+        <w:t xml:space="preserve">Im freien sind Orcs sehr territorial und verteidigen ihre Bauten und Familien. </w:t>
+      </w:r>
+      <w:r>
+        <w:rPr>
+          <w:rFonts w:ascii="Lucida Calligraphy" w:eastAsia="Malgun Gothic" w:hAnsi="Lucida Calligraphy"/>
+        </w:rPr>
+        <w:br/>
+      </w:r>
+      <w:r>
+        <w:rPr>
+          <w:rStyle w:val="berschrift3Zchn"/>
+          <w:rFonts w:ascii="Lucida Calligraphy" w:eastAsia="Malgun Gothic" w:hAnsi="Lucida Calligraphy"/>
+        </w:rPr>
+        <w:t>Wohnort:</w:t>
+      </w:r>
+      <w:r>
+        <w:rPr>
+          <w:rFonts w:ascii="Lucida Calligraphy" w:eastAsia="Malgun Gothic" w:hAnsi="Lucida Calligraphy"/>
+        </w:rPr>
+        <w:t xml:space="preserve"> Ähnlich wie die Menschen Bewohnen Orcs den Südlichen Teil von Shorin und leben in Holz und Lehmhütten, Orcs nutzen das von Menschen </w:t>
+      </w:r>
+      <w:proofErr w:type="spellStart"/>
+      <w:r>
+        <w:rPr>
+          <w:rFonts w:ascii="Lucida Calligraphy" w:eastAsia="Malgun Gothic" w:hAnsi="Lucida Calligraphy"/>
+        </w:rPr>
+        <w:t>abgerodete</w:t>
+      </w:r>
       <w:proofErr w:type="spellEnd"/>
+      <w:r>
+        <w:rPr>
+          <w:rFonts w:ascii="Lucida Calligraphy" w:eastAsia="Malgun Gothic" w:hAnsi="Lucida Calligraphy"/>
+        </w:rPr>
+        <w:t xml:space="preserve"> Land östlich von </w:t>
+      </w:r>
+      <w:proofErr w:type="spellStart"/>
+      <w:r>
+        <w:rPr>
+          <w:rFonts w:ascii="Lucida Calligraphy" w:eastAsia="Malgun Gothic" w:hAnsi="Lucida Calligraphy"/>
+        </w:rPr>
+        <w:t>Fen</w:t>
+      </w:r>
+      <w:proofErr w:type="spellEnd"/>
+      <w:r>
+        <w:rPr>
+          <w:rFonts w:ascii="Lucida Calligraphy" w:eastAsia="Malgun Gothic" w:hAnsi="Lucida Calligraphy"/>
+        </w:rPr>
+        <w:t xml:space="preserve"> als Farmland und bewirtschaften dieses.</w:t>
+      </w:r>
     </w:p>
     <w:p>
       <w:pPr>
@@ -10401,127 +10498,86 @@
           <w:rFonts w:ascii="Lucida Calligraphy" w:eastAsia="Malgun Gothic" w:hAnsi="Lucida Calligraphy"/>
         </w:rPr>
       </w:pPr>
-      <w:bookmarkStart w:id="37" w:name="_Toc40658905"/>
+      <w:bookmarkStart w:id="37" w:name="_Toc40658906"/>
       <w:r>
         <w:rPr>
           <w:rStyle w:val="berschrift3Zchn"/>
           <w:rFonts w:ascii="Lucida Calligraphy" w:eastAsia="Malgun Gothic" w:hAnsi="Lucida Calligraphy"/>
         </w:rPr>
-        <w:t>Aussehen:</w:t>
+        <w:t>Ernährung:</w:t>
       </w:r>
       <w:bookmarkEnd w:id="37"/>
       <w:r>
         <w:rPr>
           <w:rFonts w:ascii="Lucida Calligraphy" w:eastAsia="Malgun Gothic" w:hAnsi="Lucida Calligraphy"/>
         </w:rPr>
+        <w:t xml:space="preserve"> Orcs </w:t>
+      </w:r>
+      <w:r>
+        <w:rPr>
+          <w:rFonts w:ascii="Lucida Calligraphy" w:eastAsia="Malgun Gothic" w:hAnsi="Lucida Calligraphy"/>
+        </w:rPr>
+        <w:t>ernähren</w:t>
+      </w:r>
+      <w:r>
+        <w:rPr>
+          <w:rFonts w:ascii="Lucida Calligraphy" w:eastAsia="Malgun Gothic" w:hAnsi="Lucida Calligraphy"/>
+        </w:rPr>
+        <w:t xml:space="preserve"> sich vom eigenen Anbau</w:t>
+      </w:r>
+      <w:r>
+        <w:rPr>
+          <w:rFonts w:ascii="Lucida Calligraphy" w:eastAsia="Malgun Gothic" w:hAnsi="Lucida Calligraphy"/>
+        </w:rPr>
+        <w:t>.</w:t>
+      </w:r>
+      <w:r>
+        <w:rPr>
+          <w:rFonts w:ascii="Lucida Calligraphy" w:eastAsia="Malgun Gothic" w:hAnsi="Lucida Calligraphy"/>
+        </w:rPr>
         <w:t xml:space="preserve"> </w:t>
       </w:r>
       <w:r>
         <w:rPr>
           <w:rFonts w:ascii="Lucida Calligraphy" w:eastAsia="Malgun Gothic" w:hAnsi="Lucida Calligraphy"/>
         </w:rPr>
-        <w:t xml:space="preserve">1.80 Meter große Humanoiden mit breiten </w:t>
-      </w:r>
-      <w:r>
-        <w:rPr>
-          <w:rFonts w:ascii="Lucida Calligraphy" w:eastAsia="Malgun Gothic" w:hAnsi="Lucida Calligraphy"/>
-        </w:rPr>
-        <w:t>Schultern</w:t>
-      </w:r>
-      <w:r>
-        <w:rPr>
-          <w:rFonts w:ascii="Lucida Calligraphy" w:eastAsia="Malgun Gothic" w:hAnsi="Lucida Calligraphy"/>
-        </w:rPr>
-        <w:t xml:space="preserve"> und Brauner Haut. </w:t>
-      </w:r>
-      <w:r>
-        <w:rPr>
-          <w:rFonts w:ascii="Lucida Calligraphy" w:eastAsia="Malgun Gothic" w:hAnsi="Lucida Calligraphy"/>
-        </w:rPr>
-        <w:t xml:space="preserve">Sie haben Kurtze spitze Ohren und einen kurzen Hals. </w:t>
-      </w:r>
-      <w:r>
-        <w:rPr>
-          <w:rFonts w:ascii="Lucida Calligraphy" w:eastAsia="Malgun Gothic" w:hAnsi="Lucida Calligraphy"/>
-        </w:rPr>
-        <w:t xml:space="preserve">Orcs sind </w:t>
-      </w:r>
-      <w:r>
-        <w:rPr>
-          <w:rFonts w:ascii="Lucida Calligraphy" w:eastAsia="Malgun Gothic" w:hAnsi="Lucida Calligraphy"/>
-        </w:rPr>
-        <w:t xml:space="preserve">in Gefangenschafft </w:t>
-      </w:r>
-      <w:r>
-        <w:rPr>
-          <w:rFonts w:ascii="Lucida Calligraphy" w:eastAsia="Malgun Gothic" w:hAnsi="Lucida Calligraphy"/>
-        </w:rPr>
-        <w:t>sehr friedlich</w:t>
-      </w:r>
-      <w:r>
-        <w:rPr>
-          <w:rFonts w:ascii="Lucida Calligraphy" w:eastAsia="Malgun Gothic" w:hAnsi="Lucida Calligraphy"/>
-        </w:rPr>
-        <w:t>,</w:t>
-      </w:r>
-      <w:r>
-        <w:rPr>
-          <w:rFonts w:ascii="Lucida Calligraphy" w:eastAsia="Malgun Gothic" w:hAnsi="Lucida Calligraphy"/>
-        </w:rPr>
-        <w:t xml:space="preserve"> solange diese nicht provoziert werden. </w:t>
-      </w:r>
-      <w:r>
-        <w:rPr>
-          <w:rFonts w:ascii="Lucida Calligraphy" w:eastAsia="Malgun Gothic" w:hAnsi="Lucida Calligraphy"/>
-        </w:rPr>
-        <w:t xml:space="preserve">Im freien sind Orcs sehr territorial und verteidigen ihre Bauten und Familien. </w:t>
-      </w:r>
-      <w:r>
-        <w:rPr>
-          <w:rFonts w:ascii="Lucida Calligraphy" w:eastAsia="Malgun Gothic" w:hAnsi="Lucida Calligraphy"/>
-        </w:rPr>
-        <w:br/>
-      </w:r>
-      <w:r>
-        <w:rPr>
-          <w:rStyle w:val="berschrift3Zchn"/>
-          <w:rFonts w:ascii="Lucida Calligraphy" w:eastAsia="Malgun Gothic" w:hAnsi="Lucida Calligraphy"/>
-        </w:rPr>
-        <w:t>Wohnort:</w:t>
-      </w:r>
-      <w:r>
-        <w:rPr>
-          <w:rFonts w:ascii="Lucida Calligraphy" w:eastAsia="Malgun Gothic" w:hAnsi="Lucida Calligraphy"/>
-        </w:rPr>
-        <w:t xml:space="preserve"> Ähnlich wie die Menschen Bewohnen Orcs den Südlichen Teil von Shorin und leben in Holz und Lehmhütten, Orcs nutzen das von Menschen </w:t>
-      </w:r>
-      <w:proofErr w:type="spellStart"/>
-      <w:r>
-        <w:rPr>
-          <w:rFonts w:ascii="Lucida Calligraphy" w:eastAsia="Malgun Gothic" w:hAnsi="Lucida Calligraphy"/>
-        </w:rPr>
-        <w:t>abgerodete</w:t>
-      </w:r>
-      <w:proofErr w:type="spellEnd"/>
-      <w:r>
-        <w:rPr>
-          <w:rFonts w:ascii="Lucida Calligraphy" w:eastAsia="Malgun Gothic" w:hAnsi="Lucida Calligraphy"/>
-        </w:rPr>
-        <w:t xml:space="preserve"> Land östlich von </w:t>
-      </w:r>
-      <w:proofErr w:type="spellStart"/>
-      <w:r>
-        <w:rPr>
-          <w:rFonts w:ascii="Lucida Calligraphy" w:eastAsia="Malgun Gothic" w:hAnsi="Lucida Calligraphy"/>
-        </w:rPr>
-        <w:t>Fen</w:t>
-      </w:r>
-      <w:proofErr w:type="spellEnd"/>
-      <w:r>
-        <w:rPr>
-          <w:rFonts w:ascii="Lucida Calligraphy" w:eastAsia="Malgun Gothic" w:hAnsi="Lucida Calligraphy"/>
-        </w:rPr>
-        <w:t xml:space="preserve"> als Farmland und bewirtschaften dieses.</w:t>
+        <w:t>G</w:t>
+      </w:r>
+      <w:r>
+        <w:rPr>
+          <w:rFonts w:ascii="Lucida Calligraphy" w:eastAsia="Malgun Gothic" w:hAnsi="Lucida Calligraphy"/>
+        </w:rPr>
+        <w:t xml:space="preserve">ehen </w:t>
+      </w:r>
+      <w:r>
+        <w:rPr>
+          <w:rFonts w:ascii="Lucida Calligraphy" w:eastAsia="Malgun Gothic" w:hAnsi="Lucida Calligraphy"/>
+        </w:rPr>
+        <w:t xml:space="preserve">aber auch </w:t>
+      </w:r>
+      <w:r>
+        <w:rPr>
+          <w:rFonts w:ascii="Lucida Calligraphy" w:eastAsia="Malgun Gothic" w:hAnsi="Lucida Calligraphy"/>
+        </w:rPr>
+        <w:t xml:space="preserve">Jagen und </w:t>
+      </w:r>
+      <w:r>
+        <w:rPr>
+          <w:rFonts w:ascii="Lucida Calligraphy" w:eastAsia="Malgun Gothic" w:hAnsi="Lucida Calligraphy"/>
+        </w:rPr>
+        <w:t>Fischen</w:t>
+      </w:r>
+      <w:r>
+        <w:rPr>
+          <w:rFonts w:ascii="Lucida Calligraphy" w:eastAsia="Malgun Gothic" w:hAnsi="Lucida Calligraphy"/>
+        </w:rPr>
+        <w:t>. Sie beherrschen die Produktion von Gebäcken und Broten</w:t>
+      </w:r>
+      <w:r>
+        <w:rPr>
+          <w:rFonts w:ascii="Lucida Calligraphy" w:eastAsia="Malgun Gothic" w:hAnsi="Lucida Calligraphy"/>
+        </w:rPr>
+        <w:t>, wenn sie angelehrt wurden.</w:t>
       </w:r>
     </w:p>
     <w:p>
@@ -10530,95 +10586,7 @@
           <w:rFonts w:ascii="Lucida Calligraphy" w:eastAsia="Malgun Gothic" w:hAnsi="Lucida Calligraphy"/>
         </w:rPr>
       </w:pPr>
-      <w:bookmarkStart w:id="38" w:name="_Toc40658906"/>
-      <w:r>
-        <w:rPr>
-          <w:rStyle w:val="berschrift3Zchn"/>
-          <w:rFonts w:ascii="Lucida Calligraphy" w:eastAsia="Malgun Gothic" w:hAnsi="Lucida Calligraphy"/>
-        </w:rPr>
-        <w:t>Ernährung:</w:t>
-      </w:r>
-      <w:bookmarkEnd w:id="38"/>
-      <w:r>
-        <w:rPr>
-          <w:rFonts w:ascii="Lucida Calligraphy" w:eastAsia="Malgun Gothic" w:hAnsi="Lucida Calligraphy"/>
-        </w:rPr>
-        <w:t xml:space="preserve"> Orcs </w:t>
-      </w:r>
-      <w:r>
-        <w:rPr>
-          <w:rFonts w:ascii="Lucida Calligraphy" w:eastAsia="Malgun Gothic" w:hAnsi="Lucida Calligraphy"/>
-        </w:rPr>
-        <w:t>ernähren</w:t>
-      </w:r>
-      <w:r>
-        <w:rPr>
-          <w:rFonts w:ascii="Lucida Calligraphy" w:eastAsia="Malgun Gothic" w:hAnsi="Lucida Calligraphy"/>
-        </w:rPr>
-        <w:t xml:space="preserve"> sich vom eigenen Anbau</w:t>
-      </w:r>
-      <w:r>
-        <w:rPr>
-          <w:rFonts w:ascii="Lucida Calligraphy" w:eastAsia="Malgun Gothic" w:hAnsi="Lucida Calligraphy"/>
-        </w:rPr>
-        <w:t>.</w:t>
-      </w:r>
-      <w:r>
-        <w:rPr>
-          <w:rFonts w:ascii="Lucida Calligraphy" w:eastAsia="Malgun Gothic" w:hAnsi="Lucida Calligraphy"/>
-        </w:rPr>
-        <w:t xml:space="preserve"> </w:t>
-      </w:r>
-      <w:r>
-        <w:rPr>
-          <w:rFonts w:ascii="Lucida Calligraphy" w:eastAsia="Malgun Gothic" w:hAnsi="Lucida Calligraphy"/>
-        </w:rPr>
-        <w:t>G</w:t>
-      </w:r>
-      <w:r>
-        <w:rPr>
-          <w:rFonts w:ascii="Lucida Calligraphy" w:eastAsia="Malgun Gothic" w:hAnsi="Lucida Calligraphy"/>
-        </w:rPr>
-        <w:t xml:space="preserve">ehen </w:t>
-      </w:r>
-      <w:r>
-        <w:rPr>
-          <w:rFonts w:ascii="Lucida Calligraphy" w:eastAsia="Malgun Gothic" w:hAnsi="Lucida Calligraphy"/>
-        </w:rPr>
-        <w:t xml:space="preserve">aber auch </w:t>
-      </w:r>
-      <w:r>
-        <w:rPr>
-          <w:rFonts w:ascii="Lucida Calligraphy" w:eastAsia="Malgun Gothic" w:hAnsi="Lucida Calligraphy"/>
-        </w:rPr>
-        <w:t xml:space="preserve">Jagen und </w:t>
-      </w:r>
-      <w:r>
-        <w:rPr>
-          <w:rFonts w:ascii="Lucida Calligraphy" w:eastAsia="Malgun Gothic" w:hAnsi="Lucida Calligraphy"/>
-        </w:rPr>
-        <w:t>Fischen</w:t>
-      </w:r>
-      <w:r>
-        <w:rPr>
-          <w:rFonts w:ascii="Lucida Calligraphy" w:eastAsia="Malgun Gothic" w:hAnsi="Lucida Calligraphy"/>
-        </w:rPr>
-        <w:t>. Sie beherrschen die Produktion von Gebäcken und Broten</w:t>
-      </w:r>
-      <w:r>
-        <w:rPr>
-          <w:rFonts w:ascii="Lucida Calligraphy" w:eastAsia="Malgun Gothic" w:hAnsi="Lucida Calligraphy"/>
-        </w:rPr>
-        <w:t>, wenn sie angelehrt wurden.</w:t>
-      </w:r>
-    </w:p>
-    <w:p>
-      <w:pPr>
-        <w:rPr>
-          <w:rFonts w:ascii="Lucida Calligraphy" w:eastAsia="Malgun Gothic" w:hAnsi="Lucida Calligraphy"/>
-        </w:rPr>
-      </w:pPr>
-      <w:bookmarkStart w:id="39" w:name="_Toc40658907"/>
+      <w:bookmarkStart w:id="38" w:name="_Toc40658907"/>
       <w:r>
         <w:rPr>
           <w:rStyle w:val="berschrift3Zchn"/>
@@ -10627,7 +10595,7 @@
         <w:lastRenderedPageBreak/>
         <w:t>Magie:</w:t>
       </w:r>
-      <w:bookmarkEnd w:id="39"/>
+      <w:bookmarkEnd w:id="38"/>
       <w:r>
         <w:rPr>
           <w:rFonts w:ascii="Lucida Calligraphy" w:eastAsia="Malgun Gothic" w:hAnsi="Lucida Calligraphy"/>
@@ -10666,14 +10634,114 @@
           <w:szCs w:val="22"/>
         </w:rPr>
       </w:pPr>
-      <w:bookmarkStart w:id="40" w:name="_Toc40658908"/>
+      <w:bookmarkStart w:id="39" w:name="_Toc40658908"/>
       <w:r>
         <w:rPr>
           <w:rFonts w:ascii="Lucida Calligraphy" w:eastAsia="Malgun Gothic" w:hAnsi="Lucida Calligraphy"/>
         </w:rPr>
         <w:t>Norse</w:t>
       </w:r>
+      <w:bookmarkEnd w:id="39"/>
+    </w:p>
+    <w:p>
+      <w:pPr>
+        <w:rPr>
+          <w:rFonts w:ascii="Lucida Calligraphy" w:eastAsia="Malgun Gothic" w:hAnsi="Lucida Calligraphy"/>
+        </w:rPr>
+      </w:pPr>
+      <w:bookmarkStart w:id="40" w:name="_Toc40658909"/>
+      <w:r>
+        <w:rPr>
+          <w:rStyle w:val="berschrift3Zchn"/>
+          <w:rFonts w:ascii="Lucida Calligraphy" w:eastAsia="Malgun Gothic" w:hAnsi="Lucida Calligraphy"/>
+        </w:rPr>
+        <w:t>Aussehen:</w:t>
+      </w:r>
       <w:bookmarkEnd w:id="40"/>
+      <w:r>
+        <w:rPr>
+          <w:rFonts w:ascii="Lucida Calligraphy" w:eastAsia="Malgun Gothic" w:hAnsi="Lucida Calligraphy"/>
+        </w:rPr>
+        <w:t xml:space="preserve"> </w:t>
+      </w:r>
+      <w:r>
+        <w:rPr>
+          <w:rFonts w:ascii="Lucida Calligraphy" w:eastAsia="Malgun Gothic" w:hAnsi="Lucida Calligraphy"/>
+        </w:rPr>
+        <w:t>Die Norse sind 2</w:t>
+      </w:r>
+      <w:r>
+        <w:rPr>
+          <w:rFonts w:ascii="Lucida Calligraphy" w:eastAsia="Malgun Gothic" w:hAnsi="Lucida Calligraphy"/>
+        </w:rPr>
+        <w:t xml:space="preserve"> </w:t>
+      </w:r>
+      <w:r>
+        <w:rPr>
+          <w:rFonts w:ascii="Lucida Calligraphy" w:eastAsia="Malgun Gothic" w:hAnsi="Lucida Calligraphy"/>
+        </w:rPr>
+        <w:t xml:space="preserve">Meter </w:t>
+      </w:r>
+      <w:r>
+        <w:rPr>
+          <w:rFonts w:ascii="Lucida Calligraphy" w:eastAsia="Malgun Gothic" w:hAnsi="Lucida Calligraphy"/>
+        </w:rPr>
+        <w:t xml:space="preserve">große </w:t>
+      </w:r>
+      <w:r>
+        <w:rPr>
+          <w:rFonts w:ascii="Lucida Calligraphy" w:eastAsia="Malgun Gothic" w:hAnsi="Lucida Calligraphy"/>
+        </w:rPr>
+        <w:t>Humanoiden</w:t>
+      </w:r>
+      <w:r>
+        <w:rPr>
+          <w:rFonts w:ascii="Lucida Calligraphy" w:eastAsia="Malgun Gothic" w:hAnsi="Lucida Calligraphy"/>
+        </w:rPr>
+        <w:t xml:space="preserve"> mit </w:t>
+      </w:r>
+      <w:r>
+        <w:rPr>
+          <w:rFonts w:ascii="Lucida Calligraphy" w:eastAsia="Malgun Gothic" w:hAnsi="Lucida Calligraphy"/>
+        </w:rPr>
+        <w:t xml:space="preserve">Langen Kopf und langen Ohren. </w:t>
+      </w:r>
+      <w:r>
+        <w:rPr>
+          <w:rFonts w:ascii="Lucida Calligraphy" w:eastAsia="Malgun Gothic" w:hAnsi="Lucida Calligraphy"/>
+        </w:rPr>
+        <w:t>Ihre Körper sind meist sehr dünn und i</w:t>
+      </w:r>
+      <w:r>
+        <w:rPr>
+          <w:rFonts w:ascii="Lucida Calligraphy" w:eastAsia="Malgun Gothic" w:hAnsi="Lucida Calligraphy"/>
+        </w:rPr>
+        <w:t xml:space="preserve">hre Haut ist </w:t>
+      </w:r>
+      <w:r>
+        <w:rPr>
+          <w:rFonts w:ascii="Lucida Calligraphy" w:eastAsia="Malgun Gothic" w:hAnsi="Lucida Calligraphy"/>
+        </w:rPr>
+        <w:t>bläulich.</w:t>
+      </w:r>
+      <w:r>
+        <w:rPr>
+          <w:rFonts w:ascii="Lucida Calligraphy" w:eastAsia="Malgun Gothic" w:hAnsi="Lucida Calligraphy"/>
+        </w:rPr>
+        <w:t xml:space="preserve"> In</w:t>
+      </w:r>
+      <w:r>
+        <w:rPr>
+          <w:rFonts w:ascii="Lucida Calligraphy" w:eastAsia="Malgun Gothic" w:hAnsi="Lucida Calligraphy"/>
+        </w:rPr>
+        <w:t xml:space="preserve"> ihrer Stimme ist ein hallen zu hören</w:t>
+      </w:r>
+      <w:r>
+        <w:rPr>
+          <w:rFonts w:ascii="Lucida Calligraphy" w:eastAsia="Malgun Gothic" w:hAnsi="Lucida Calligraphy"/>
+        </w:rPr>
+        <w:t xml:space="preserve">, was mit ihren Langen Kopf zutun hat. </w:t>
+      </w:r>
     </w:p>
     <w:p>
       <w:pPr>
@@ -10681,26 +10749,70 @@
           <w:rFonts w:ascii="Lucida Calligraphy" w:eastAsia="Malgun Gothic" w:hAnsi="Lucida Calligraphy"/>
         </w:rPr>
       </w:pPr>
-      <w:bookmarkStart w:id="41" w:name="_Toc40658909"/>
+      <w:bookmarkStart w:id="41" w:name="_Toc40658910"/>
       <w:r>
         <w:rPr>
           <w:rStyle w:val="berschrift3Zchn"/>
           <w:rFonts w:ascii="Lucida Calligraphy" w:eastAsia="Malgun Gothic" w:hAnsi="Lucida Calligraphy"/>
         </w:rPr>
-        <w:t>Aussehen:</w:t>
+        <w:t>Wohnort:</w:t>
       </w:r>
       <w:bookmarkEnd w:id="41"/>
       <w:r>
         <w:rPr>
           <w:rFonts w:ascii="Lucida Calligraphy" w:eastAsia="Malgun Gothic" w:hAnsi="Lucida Calligraphy"/>
         </w:rPr>
+        <w:t xml:space="preserve"> Die Norse leben in </w:t>
+      </w:r>
+      <w:r>
+        <w:rPr>
+          <w:rFonts w:ascii="Lucida Calligraphy" w:eastAsia="Malgun Gothic" w:hAnsi="Lucida Calligraphy"/>
+        </w:rPr>
+        <w:t xml:space="preserve">der </w:t>
+      </w:r>
+      <w:r>
+        <w:rPr>
+          <w:rFonts w:ascii="Lucida Calligraphy" w:eastAsia="Malgun Gothic" w:hAnsi="Lucida Calligraphy"/>
+        </w:rPr>
+        <w:t>Umgebung</w:t>
+      </w:r>
+      <w:r>
+        <w:rPr>
+          <w:rFonts w:ascii="Lucida Calligraphy" w:eastAsia="Malgun Gothic" w:hAnsi="Lucida Calligraphy"/>
+        </w:rPr>
         <w:t xml:space="preserve"> </w:t>
       </w:r>
       <w:r>
         <w:rPr>
           <w:rFonts w:ascii="Lucida Calligraphy" w:eastAsia="Malgun Gothic" w:hAnsi="Lucida Calligraphy"/>
         </w:rPr>
-        <w:t>Die Norse sind 2</w:t>
+        <w:t xml:space="preserve">von Berg </w:t>
+      </w:r>
+      <w:proofErr w:type="spellStart"/>
+      <w:r>
+        <w:rPr>
+          <w:rFonts w:ascii="Lucida Calligraphy" w:eastAsia="Malgun Gothic" w:hAnsi="Lucida Calligraphy"/>
+        </w:rPr>
+        <w:t>Yami</w:t>
+      </w:r>
+      <w:proofErr w:type="spellEnd"/>
+      <w:r>
+        <w:rPr>
+          <w:rFonts w:ascii="Lucida Calligraphy" w:eastAsia="Malgun Gothic" w:hAnsi="Lucida Calligraphy"/>
+        </w:rPr>
+        <w:t xml:space="preserve"> und besitzen </w:t>
+      </w:r>
+      <w:r>
+        <w:rPr>
+          <w:rFonts w:ascii="Lucida Calligraphy" w:eastAsia="Malgun Gothic" w:hAnsi="Lucida Calligraphy"/>
+        </w:rPr>
+        <w:t>dort die</w:t>
+      </w:r>
+      <w:r>
+        <w:rPr>
+          <w:rFonts w:ascii="Lucida Calligraphy" w:eastAsia="Malgun Gothic" w:hAnsi="Lucida Calligraphy"/>
+        </w:rPr>
+        <w:t xml:space="preserve"> Festung</w:t>
       </w:r>
       <w:r>
         <w:rPr>
@@ -10708,71 +10820,39 @@
         </w:rPr>
         <w:t xml:space="preserve"> </w:t>
       </w:r>
-      <w:r>
-        <w:rPr>
-          <w:rFonts w:ascii="Lucida Calligraphy" w:eastAsia="Malgun Gothic" w:hAnsi="Lucida Calligraphy"/>
-        </w:rPr>
-        <w:t xml:space="preserve">Meter </w:t>
-      </w:r>
-      <w:r>
-        <w:rPr>
-          <w:rFonts w:ascii="Lucida Calligraphy" w:eastAsia="Malgun Gothic" w:hAnsi="Lucida Calligraphy"/>
-        </w:rPr>
-        <w:t xml:space="preserve">große </w:t>
-      </w:r>
-      <w:r>
-        <w:rPr>
-          <w:rFonts w:ascii="Lucida Calligraphy" w:eastAsia="Malgun Gothic" w:hAnsi="Lucida Calligraphy"/>
-        </w:rPr>
-        <w:t>Humanoiden</w:t>
-      </w:r>
-      <w:r>
-        <w:rPr>
-          <w:rFonts w:ascii="Lucida Calligraphy" w:eastAsia="Malgun Gothic" w:hAnsi="Lucida Calligraphy"/>
-        </w:rPr>
-        <w:t xml:space="preserve"> mit </w:t>
-      </w:r>
-      <w:r>
-        <w:rPr>
-          <w:rFonts w:ascii="Lucida Calligraphy" w:eastAsia="Malgun Gothic" w:hAnsi="Lucida Calligraphy"/>
-        </w:rPr>
-        <w:t xml:space="preserve">Langen Kopf und langen Ohren. </w:t>
-      </w:r>
-      <w:r>
-        <w:rPr>
-          <w:rFonts w:ascii="Lucida Calligraphy" w:eastAsia="Malgun Gothic" w:hAnsi="Lucida Calligraphy"/>
-        </w:rPr>
-        <w:t>Ihre Körper sind meist sehr dünn und i</w:t>
-      </w:r>
-      <w:r>
-        <w:rPr>
-          <w:rFonts w:ascii="Lucida Calligraphy" w:eastAsia="Malgun Gothic" w:hAnsi="Lucida Calligraphy"/>
-        </w:rPr>
-        <w:t xml:space="preserve">hre Haut ist </w:t>
-      </w:r>
-      <w:r>
-        <w:rPr>
-          <w:rFonts w:ascii="Lucida Calligraphy" w:eastAsia="Malgun Gothic" w:hAnsi="Lucida Calligraphy"/>
-        </w:rPr>
-        <w:t>bläulich.</w:t>
-      </w:r>
-      <w:r>
-        <w:rPr>
-          <w:rFonts w:ascii="Lucida Calligraphy" w:eastAsia="Malgun Gothic" w:hAnsi="Lucida Calligraphy"/>
-        </w:rPr>
-        <w:t xml:space="preserve"> In</w:t>
-      </w:r>
-      <w:r>
-        <w:rPr>
-          <w:rFonts w:ascii="Lucida Calligraphy" w:eastAsia="Malgun Gothic" w:hAnsi="Lucida Calligraphy"/>
-        </w:rPr>
-        <w:t xml:space="preserve"> ihrer Stimme ist ein hallen zu hören</w:t>
-      </w:r>
-      <w:r>
-        <w:rPr>
-          <w:rFonts w:ascii="Lucida Calligraphy" w:eastAsia="Malgun Gothic" w:hAnsi="Lucida Calligraphy"/>
-        </w:rPr>
-        <w:t xml:space="preserve">, was mit ihren Langen Kopf zutun hat. </w:t>
+      <w:proofErr w:type="spellStart"/>
+      <w:r>
+        <w:rPr>
+          <w:rFonts w:ascii="Lucida Calligraphy" w:eastAsia="Malgun Gothic" w:hAnsi="Lucida Calligraphy"/>
+        </w:rPr>
+        <w:t>Zarach</w:t>
+      </w:r>
+      <w:proofErr w:type="spellEnd"/>
+      <w:r>
+        <w:rPr>
+          <w:rFonts w:ascii="Lucida Calligraphy" w:eastAsia="Malgun Gothic" w:hAnsi="Lucida Calligraphy"/>
+        </w:rPr>
+        <w:t xml:space="preserve">, welches die Größte Festung </w:t>
+      </w:r>
+      <w:proofErr w:type="spellStart"/>
+      <w:r>
+        <w:rPr>
+          <w:rFonts w:ascii="Lucida Calligraphy" w:eastAsia="Malgun Gothic" w:hAnsi="Lucida Calligraphy"/>
+        </w:rPr>
+        <w:t>Shorins</w:t>
+      </w:r>
+      <w:proofErr w:type="spellEnd"/>
+      <w:r>
+        <w:rPr>
+          <w:rFonts w:ascii="Lucida Calligraphy" w:eastAsia="Malgun Gothic" w:hAnsi="Lucida Calligraphy"/>
+        </w:rPr>
+        <w:t xml:space="preserve"> ist</w:t>
+      </w:r>
+      <w:r>
+        <w:rPr>
+          <w:rFonts w:ascii="Lucida Calligraphy" w:eastAsia="Malgun Gothic" w:hAnsi="Lucida Calligraphy"/>
+        </w:rPr>
+        <w:t>.</w:t>
       </w:r>
     </w:p>
     <w:p>
@@ -10781,110 +10861,32 @@
           <w:rFonts w:ascii="Lucida Calligraphy" w:eastAsia="Malgun Gothic" w:hAnsi="Lucida Calligraphy"/>
         </w:rPr>
       </w:pPr>
-      <w:bookmarkStart w:id="42" w:name="_Toc40658910"/>
+      <w:bookmarkStart w:id="42" w:name="_Toc40658911"/>
       <w:r>
         <w:rPr>
           <w:rStyle w:val="berschrift3Zchn"/>
           <w:rFonts w:ascii="Lucida Calligraphy" w:eastAsia="Malgun Gothic" w:hAnsi="Lucida Calligraphy"/>
         </w:rPr>
-        <w:t>Wohnort:</w:t>
+        <w:t>Ernährung:</w:t>
       </w:r>
       <w:bookmarkEnd w:id="42"/>
       <w:r>
         <w:rPr>
           <w:rFonts w:ascii="Lucida Calligraphy" w:eastAsia="Malgun Gothic" w:hAnsi="Lucida Calligraphy"/>
         </w:rPr>
-        <w:t xml:space="preserve"> Die Norse leben in </w:t>
-      </w:r>
-      <w:r>
-        <w:rPr>
-          <w:rFonts w:ascii="Lucida Calligraphy" w:eastAsia="Malgun Gothic" w:hAnsi="Lucida Calligraphy"/>
-        </w:rPr>
-        <w:t xml:space="preserve">der </w:t>
-      </w:r>
-      <w:r>
-        <w:rPr>
-          <w:rFonts w:ascii="Lucida Calligraphy" w:eastAsia="Malgun Gothic" w:hAnsi="Lucida Calligraphy"/>
-        </w:rPr>
-        <w:t>Umgebung</w:t>
-      </w:r>
-      <w:r>
-        <w:rPr>
-          <w:rFonts w:ascii="Lucida Calligraphy" w:eastAsia="Malgun Gothic" w:hAnsi="Lucida Calligraphy"/>
-        </w:rPr>
         <w:t xml:space="preserve"> </w:t>
       </w:r>
       <w:r>
         <w:rPr>
           <w:rFonts w:ascii="Lucida Calligraphy" w:eastAsia="Malgun Gothic" w:hAnsi="Lucida Calligraphy"/>
         </w:rPr>
-        <w:t xml:space="preserve">von Berg </w:t>
-      </w:r>
-      <w:proofErr w:type="spellStart"/>
-      <w:r>
-        <w:rPr>
-          <w:rFonts w:ascii="Lucida Calligraphy" w:eastAsia="Malgun Gothic" w:hAnsi="Lucida Calligraphy"/>
-        </w:rPr>
-        <w:t>Yami</w:t>
-      </w:r>
-      <w:proofErr w:type="spellEnd"/>
-      <w:r>
-        <w:rPr>
-          <w:rFonts w:ascii="Lucida Calligraphy" w:eastAsia="Malgun Gothic" w:hAnsi="Lucida Calligraphy"/>
-        </w:rPr>
-        <w:t xml:space="preserve"> und besitzen </w:t>
-      </w:r>
-      <w:r>
-        <w:rPr>
-          <w:rFonts w:ascii="Lucida Calligraphy" w:eastAsia="Malgun Gothic" w:hAnsi="Lucida Calligraphy"/>
-        </w:rPr>
-        <w:t>dort die</w:t>
-      </w:r>
-      <w:r>
-        <w:rPr>
-          <w:rFonts w:ascii="Lucida Calligraphy" w:eastAsia="Malgun Gothic" w:hAnsi="Lucida Calligraphy"/>
-        </w:rPr>
-        <w:t xml:space="preserve"> Festung</w:t>
-      </w:r>
-      <w:r>
-        <w:rPr>
-          <w:rFonts w:ascii="Lucida Calligraphy" w:eastAsia="Malgun Gothic" w:hAnsi="Lucida Calligraphy"/>
-        </w:rPr>
-        <w:t xml:space="preserve"> </w:t>
-      </w:r>
-      <w:proofErr w:type="spellStart"/>
-      <w:r>
-        <w:rPr>
-          <w:rFonts w:ascii="Lucida Calligraphy" w:eastAsia="Malgun Gothic" w:hAnsi="Lucida Calligraphy"/>
-        </w:rPr>
-        <w:t>Zarach</w:t>
-      </w:r>
-      <w:proofErr w:type="spellEnd"/>
-      <w:r>
-        <w:rPr>
-          <w:rFonts w:ascii="Lucida Calligraphy" w:eastAsia="Malgun Gothic" w:hAnsi="Lucida Calligraphy"/>
-        </w:rPr>
-        <w:t xml:space="preserve">, welches die Größte Festung </w:t>
-      </w:r>
-      <w:proofErr w:type="spellStart"/>
-      <w:r>
-        <w:rPr>
-          <w:rFonts w:ascii="Lucida Calligraphy" w:eastAsia="Malgun Gothic" w:hAnsi="Lucida Calligraphy"/>
-        </w:rPr>
-        <w:t>Shorins</w:t>
-      </w:r>
-      <w:proofErr w:type="spellEnd"/>
-      <w:r>
-        <w:rPr>
-          <w:rFonts w:ascii="Lucida Calligraphy" w:eastAsia="Malgun Gothic" w:hAnsi="Lucida Calligraphy"/>
-        </w:rPr>
-        <w:t xml:space="preserve"> ist</w:t>
-      </w:r>
-      <w:r>
-        <w:rPr>
-          <w:rFonts w:ascii="Lucida Calligraphy" w:eastAsia="Malgun Gothic" w:hAnsi="Lucida Calligraphy"/>
-        </w:rPr>
-        <w:t>.</w:t>
+        <w:t>Die Norse</w:t>
+      </w:r>
+      <w:r>
+        <w:rPr>
+          <w:rFonts w:ascii="Lucida Calligraphy" w:eastAsia="Malgun Gothic" w:hAnsi="Lucida Calligraphy"/>
+        </w:rPr>
+        <w:t xml:space="preserve"> Leben von den Erzeugnissen der Weres und Orcs, sie besitzen kaum eigene Produktion. </w:t>
       </w:r>
     </w:p>
     <w:p>
@@ -10893,49 +10895,15 @@
           <w:rFonts w:ascii="Lucida Calligraphy" w:eastAsia="Malgun Gothic" w:hAnsi="Lucida Calligraphy"/>
         </w:rPr>
       </w:pPr>
-      <w:bookmarkStart w:id="43" w:name="_Toc40658911"/>
+      <w:bookmarkStart w:id="43" w:name="_Toc40658912"/>
       <w:r>
         <w:rPr>
           <w:rStyle w:val="berschrift3Zchn"/>
           <w:rFonts w:ascii="Lucida Calligraphy" w:eastAsia="Malgun Gothic" w:hAnsi="Lucida Calligraphy"/>
         </w:rPr>
-        <w:t>Ernährung:</w:t>
+        <w:t>Magie:</w:t>
       </w:r>
       <w:bookmarkEnd w:id="43"/>
-      <w:r>
-        <w:rPr>
-          <w:rFonts w:ascii="Lucida Calligraphy" w:eastAsia="Malgun Gothic" w:hAnsi="Lucida Calligraphy"/>
-        </w:rPr>
-        <w:t xml:space="preserve"> </w:t>
-      </w:r>
-      <w:r>
-        <w:rPr>
-          <w:rFonts w:ascii="Lucida Calligraphy" w:eastAsia="Malgun Gothic" w:hAnsi="Lucida Calligraphy"/>
-        </w:rPr>
-        <w:t>Die Norse</w:t>
-      </w:r>
-      <w:r>
-        <w:rPr>
-          <w:rFonts w:ascii="Lucida Calligraphy" w:eastAsia="Malgun Gothic" w:hAnsi="Lucida Calligraphy"/>
-        </w:rPr>
-        <w:t xml:space="preserve"> Leben von den Erzeugnissen der Weres und Orcs, sie besitzen kaum eigene Produktion. </w:t>
-      </w:r>
-    </w:p>
-    <w:p>
-      <w:pPr>
-        <w:rPr>
-          <w:rFonts w:ascii="Lucida Calligraphy" w:eastAsia="Malgun Gothic" w:hAnsi="Lucida Calligraphy"/>
-        </w:rPr>
-      </w:pPr>
-      <w:bookmarkStart w:id="44" w:name="_Toc40658912"/>
-      <w:r>
-        <w:rPr>
-          <w:rStyle w:val="berschrift3Zchn"/>
-          <w:rFonts w:ascii="Lucida Calligraphy" w:eastAsia="Malgun Gothic" w:hAnsi="Lucida Calligraphy"/>
-        </w:rPr>
-        <w:t>Magie:</w:t>
-      </w:r>
-      <w:bookmarkEnd w:id="44"/>
       <w:r>
         <w:rPr>
           <w:rFonts w:ascii="Lucida Calligraphy" w:eastAsia="Malgun Gothic" w:hAnsi="Lucida Calligraphy"/>
@@ -10985,14 +10953,134 @@
           <w:rFonts w:ascii="Lucida Calligraphy" w:eastAsia="Malgun Gothic" w:hAnsi="Lucida Calligraphy"/>
         </w:rPr>
       </w:pPr>
-      <w:bookmarkStart w:id="45" w:name="_Toc40658913"/>
+      <w:bookmarkStart w:id="44" w:name="_Toc40658913"/>
       <w:r>
         <w:rPr>
           <w:rFonts w:ascii="Lucida Calligraphy" w:eastAsia="Malgun Gothic" w:hAnsi="Lucida Calligraphy"/>
         </w:rPr>
         <w:t>Weres</w:t>
       </w:r>
+      <w:bookmarkEnd w:id="44"/>
+    </w:p>
+    <w:p>
+      <w:pPr>
+        <w:rPr>
+          <w:rFonts w:ascii="Lucida Calligraphy" w:eastAsia="Malgun Gothic" w:hAnsi="Lucida Calligraphy"/>
+        </w:rPr>
+      </w:pPr>
+      <w:bookmarkStart w:id="45" w:name="_Toc40658914"/>
+      <w:r>
+        <w:rPr>
+          <w:rStyle w:val="berschrift3Zchn"/>
+          <w:rFonts w:ascii="Lucida Calligraphy" w:eastAsia="Malgun Gothic" w:hAnsi="Lucida Calligraphy"/>
+        </w:rPr>
+        <w:t>Aussehen:</w:t>
+      </w:r>
       <w:bookmarkEnd w:id="45"/>
+      <w:r>
+        <w:rPr>
+          <w:rFonts w:ascii="Lucida Calligraphy" w:eastAsia="Malgun Gothic" w:hAnsi="Lucida Calligraphy"/>
+        </w:rPr>
+        <w:t xml:space="preserve"> </w:t>
+      </w:r>
+      <w:r>
+        <w:rPr>
+          <w:rFonts w:ascii="Lucida Calligraphy" w:eastAsia="Malgun Gothic" w:hAnsi="Lucida Calligraphy"/>
+        </w:rPr>
+        <w:t xml:space="preserve">Weres sind eine Ansammlung von vielen Anthropomorphischen Kreaturen anders als die Kitsune Sprechen diese eine Gemeinsame Sprache und leben </w:t>
+      </w:r>
+      <w:r>
+        <w:rPr>
+          <w:rFonts w:ascii="Lucida Calligraphy" w:eastAsia="Malgun Gothic" w:hAnsi="Lucida Calligraphy"/>
+        </w:rPr>
+        <w:t>zivilisiert</w:t>
+      </w:r>
+      <w:r>
+        <w:rPr>
+          <w:rFonts w:ascii="Lucida Calligraphy" w:eastAsia="Malgun Gothic" w:hAnsi="Lucida Calligraphy"/>
+        </w:rPr>
+        <w:t xml:space="preserve">. Die Größe </w:t>
+      </w:r>
+      <w:r>
+        <w:rPr>
+          <w:rFonts w:ascii="Lucida Calligraphy" w:eastAsia="Malgun Gothic" w:hAnsi="Lucida Calligraphy"/>
+        </w:rPr>
+        <w:t>zwischen</w:t>
+      </w:r>
+      <w:r>
+        <w:rPr>
+          <w:rFonts w:ascii="Lucida Calligraphy" w:eastAsia="Malgun Gothic" w:hAnsi="Lucida Calligraphy"/>
+        </w:rPr>
+        <w:t xml:space="preserve"> allen Arten beträgt </w:t>
+      </w:r>
+      <w:r>
+        <w:rPr>
+          <w:rFonts w:ascii="Lucida Calligraphy" w:eastAsia="Malgun Gothic" w:hAnsi="Lucida Calligraphy"/>
+        </w:rPr>
+        <w:t>zwischen</w:t>
+      </w:r>
+      <w:r>
+        <w:rPr>
+          <w:rFonts w:ascii="Lucida Calligraphy" w:eastAsia="Malgun Gothic" w:hAnsi="Lucida Calligraphy"/>
+        </w:rPr>
+        <w:t xml:space="preserve"> 1.3 Meter und 1.8 Meter</w:t>
+      </w:r>
+      <w:r>
+        <w:rPr>
+          <w:rFonts w:ascii="Lucida Calligraphy" w:eastAsia="Malgun Gothic" w:hAnsi="Lucida Calligraphy"/>
+        </w:rPr>
+        <w:t xml:space="preserve">. Es wurden Exemplare mit Braunen, Grauen und </w:t>
+      </w:r>
+      <w:proofErr w:type="spellStart"/>
+      <w:r>
+        <w:rPr>
+          <w:rFonts w:ascii="Lucida Calligraphy" w:eastAsia="Malgun Gothic" w:hAnsi="Lucida Calligraphy"/>
+        </w:rPr>
+        <w:t>Weissen</w:t>
+      </w:r>
+      <w:proofErr w:type="spellEnd"/>
+      <w:r>
+        <w:rPr>
+          <w:rFonts w:ascii="Lucida Calligraphy" w:eastAsia="Malgun Gothic" w:hAnsi="Lucida Calligraphy"/>
+        </w:rPr>
+        <w:t xml:space="preserve"> Fell gesehen. Auch Muster sind </w:t>
+      </w:r>
+      <w:r>
+        <w:rPr>
+          <w:rFonts w:ascii="Lucida Calligraphy" w:eastAsia="Malgun Gothic" w:hAnsi="Lucida Calligraphy"/>
+        </w:rPr>
+        <w:t>möglich</w:t>
+      </w:r>
+      <w:r>
+        <w:rPr>
+          <w:rFonts w:ascii="Lucida Calligraphy" w:eastAsia="Malgun Gothic" w:hAnsi="Lucida Calligraphy"/>
+        </w:rPr>
+        <w:t>. Darunter haben alle Weres einen Schwanz</w:t>
+      </w:r>
+      <w:r>
+        <w:rPr>
+          <w:rFonts w:ascii="Lucida Calligraphy" w:eastAsia="Malgun Gothic" w:hAnsi="Lucida Calligraphy"/>
+        </w:rPr>
+        <w:t xml:space="preserve"> zwischen 1 Meter und 20cm </w:t>
+      </w:r>
+      <w:r>
+        <w:rPr>
+          <w:rFonts w:ascii="Lucida Calligraphy" w:eastAsia="Malgun Gothic" w:hAnsi="Lucida Calligraphy"/>
+        </w:rPr>
+        <w:t>Länge</w:t>
+      </w:r>
+      <w:r>
+        <w:rPr>
+          <w:rFonts w:ascii="Lucida Calligraphy" w:eastAsia="Malgun Gothic" w:hAnsi="Lucida Calligraphy"/>
+        </w:rPr>
+        <w:t>.</w:t>
+      </w:r>
+      <w:r>
+        <w:rPr>
+          <w:rFonts w:ascii="Lucida Calligraphy" w:eastAsia="Malgun Gothic" w:hAnsi="Lucida Calligraphy"/>
+        </w:rPr>
+        <w:t xml:space="preserve"> Zusätzlich tragen Diese Wesen manche eigenschafften ihres Früheren Daseins. So haben Einige ein Geweih oder Puschel schwänze. </w:t>
+      </w:r>
     </w:p>
     <w:p>
       <w:pPr>
@@ -11000,118 +11088,32 @@
           <w:rFonts w:ascii="Lucida Calligraphy" w:eastAsia="Malgun Gothic" w:hAnsi="Lucida Calligraphy"/>
         </w:rPr>
       </w:pPr>
-      <w:bookmarkStart w:id="46" w:name="_Toc40658914"/>
+      <w:bookmarkStart w:id="46" w:name="_Toc40658915"/>
       <w:r>
         <w:rPr>
           <w:rStyle w:val="berschrift3Zchn"/>
           <w:rFonts w:ascii="Lucida Calligraphy" w:eastAsia="Malgun Gothic" w:hAnsi="Lucida Calligraphy"/>
         </w:rPr>
-        <w:t>Aussehen:</w:t>
+        <w:t>Wohnort:</w:t>
       </w:r>
       <w:bookmarkEnd w:id="46"/>
       <w:r>
         <w:rPr>
           <w:rFonts w:ascii="Lucida Calligraphy" w:eastAsia="Malgun Gothic" w:hAnsi="Lucida Calligraphy"/>
         </w:rPr>
-        <w:t xml:space="preserve"> </w:t>
-      </w:r>
-      <w:r>
-        <w:rPr>
-          <w:rFonts w:ascii="Lucida Calligraphy" w:eastAsia="Malgun Gothic" w:hAnsi="Lucida Calligraphy"/>
-        </w:rPr>
-        <w:t xml:space="preserve">Weres sind eine Ansammlung von vielen Anthropomorphischen Kreaturen anders als die Kitsune Sprechen diese eine Gemeinsame Sprache und leben </w:t>
-      </w:r>
-      <w:r>
-        <w:rPr>
-          <w:rFonts w:ascii="Lucida Calligraphy" w:eastAsia="Malgun Gothic" w:hAnsi="Lucida Calligraphy"/>
-        </w:rPr>
-        <w:t>zivilisiert</w:t>
-      </w:r>
-      <w:r>
-        <w:rPr>
-          <w:rFonts w:ascii="Lucida Calligraphy" w:eastAsia="Malgun Gothic" w:hAnsi="Lucida Calligraphy"/>
-        </w:rPr>
-        <w:t xml:space="preserve">. Die Größe </w:t>
-      </w:r>
-      <w:r>
-        <w:rPr>
-          <w:rFonts w:ascii="Lucida Calligraphy" w:eastAsia="Malgun Gothic" w:hAnsi="Lucida Calligraphy"/>
-        </w:rPr>
-        <w:t>zwischen</w:t>
-      </w:r>
-      <w:r>
-        <w:rPr>
-          <w:rFonts w:ascii="Lucida Calligraphy" w:eastAsia="Malgun Gothic" w:hAnsi="Lucida Calligraphy"/>
-        </w:rPr>
-        <w:t xml:space="preserve"> allen Arten beträgt </w:t>
-      </w:r>
-      <w:r>
-        <w:rPr>
-          <w:rFonts w:ascii="Lucida Calligraphy" w:eastAsia="Malgun Gothic" w:hAnsi="Lucida Calligraphy"/>
-        </w:rPr>
-        <w:t>zwischen</w:t>
-      </w:r>
-      <w:r>
-        <w:rPr>
-          <w:rFonts w:ascii="Lucida Calligraphy" w:eastAsia="Malgun Gothic" w:hAnsi="Lucida Calligraphy"/>
-        </w:rPr>
-        <w:t xml:space="preserve"> 1.3 Meter und 1.8 Meter</w:t>
-      </w:r>
-      <w:r>
-        <w:rPr>
-          <w:rFonts w:ascii="Lucida Calligraphy" w:eastAsia="Malgun Gothic" w:hAnsi="Lucida Calligraphy"/>
-        </w:rPr>
-        <w:t xml:space="preserve">. Es wurden Exemplare mit Braunen, Grauen und </w:t>
-      </w:r>
-      <w:proofErr w:type="spellStart"/>
-      <w:r>
-        <w:rPr>
-          <w:rFonts w:ascii="Lucida Calligraphy" w:eastAsia="Malgun Gothic" w:hAnsi="Lucida Calligraphy"/>
-        </w:rPr>
-        <w:t>Weissen</w:t>
-      </w:r>
-      <w:proofErr w:type="spellEnd"/>
-      <w:r>
-        <w:rPr>
-          <w:rFonts w:ascii="Lucida Calligraphy" w:eastAsia="Malgun Gothic" w:hAnsi="Lucida Calligraphy"/>
-        </w:rPr>
-        <w:t xml:space="preserve"> Fell gesehen. Auch Muster sind </w:t>
-      </w:r>
-      <w:r>
-        <w:rPr>
-          <w:rFonts w:ascii="Lucida Calligraphy" w:eastAsia="Malgun Gothic" w:hAnsi="Lucida Calligraphy"/>
-        </w:rPr>
-        <w:t>möglich</w:t>
-      </w:r>
-      <w:r>
-        <w:rPr>
-          <w:rFonts w:ascii="Lucida Calligraphy" w:eastAsia="Malgun Gothic" w:hAnsi="Lucida Calligraphy"/>
-        </w:rPr>
-        <w:t>. Darunter haben alle Weres einen Schwanz</w:t>
-      </w:r>
-      <w:r>
-        <w:rPr>
-          <w:rFonts w:ascii="Lucida Calligraphy" w:eastAsia="Malgun Gothic" w:hAnsi="Lucida Calligraphy"/>
-        </w:rPr>
-        <w:t xml:space="preserve"> zwischen 1 Meter und 20cm </w:t>
-      </w:r>
-      <w:r>
-        <w:rPr>
-          <w:rFonts w:ascii="Lucida Calligraphy" w:eastAsia="Malgun Gothic" w:hAnsi="Lucida Calligraphy"/>
-        </w:rPr>
-        <w:t>Länge</w:t>
-      </w:r>
-      <w:r>
-        <w:rPr>
-          <w:rFonts w:ascii="Lucida Calligraphy" w:eastAsia="Malgun Gothic" w:hAnsi="Lucida Calligraphy"/>
-        </w:rPr>
-        <w:t>.</w:t>
-      </w:r>
-      <w:r>
-        <w:rPr>
-          <w:rFonts w:ascii="Lucida Calligraphy" w:eastAsia="Malgun Gothic" w:hAnsi="Lucida Calligraphy"/>
-        </w:rPr>
-        <w:t xml:space="preserve"> Zusätzlich tragen Diese Wesen manche eigenschafften ihres Früheren Daseins. So haben Einige ein Geweih oder Puschel schwänze. </w:t>
+        <w:t xml:space="preserve"> Weres sind überall auf der Östlichen Seite vertreten. Leben aber meistens in den Wäldern </w:t>
+      </w:r>
+      <w:r>
+        <w:rPr>
+          <w:rFonts w:ascii="Lucida Calligraphy" w:eastAsia="Malgun Gothic" w:hAnsi="Lucida Calligraphy"/>
+        </w:rPr>
+        <w:t>zurückgezogen und</w:t>
+      </w:r>
+      <w:r>
+        <w:rPr>
+          <w:rFonts w:ascii="Lucida Calligraphy" w:eastAsia="Malgun Gothic" w:hAnsi="Lucida Calligraphy"/>
+        </w:rPr>
+        <w:t xml:space="preserve"> haben dort ihre Siedlungen errichtet. </w:t>
       </w:r>
     </w:p>
     <w:p>
@@ -11120,32 +11122,56 @@
           <w:rFonts w:ascii="Lucida Calligraphy" w:eastAsia="Malgun Gothic" w:hAnsi="Lucida Calligraphy"/>
         </w:rPr>
       </w:pPr>
-      <w:bookmarkStart w:id="47" w:name="_Toc40658915"/>
+      <w:bookmarkStart w:id="47" w:name="_Toc40658916"/>
       <w:r>
         <w:rPr>
           <w:rStyle w:val="berschrift3Zchn"/>
           <w:rFonts w:ascii="Lucida Calligraphy" w:eastAsia="Malgun Gothic" w:hAnsi="Lucida Calligraphy"/>
         </w:rPr>
-        <w:t>Wohnort:</w:t>
+        <w:t>Ernährung:</w:t>
       </w:r>
       <w:bookmarkEnd w:id="47"/>
       <w:r>
         <w:rPr>
           <w:rFonts w:ascii="Lucida Calligraphy" w:eastAsia="Malgun Gothic" w:hAnsi="Lucida Calligraphy"/>
         </w:rPr>
-        <w:t xml:space="preserve"> Weres sind überall auf der Östlichen Seite vertreten. Leben aber meistens in den Wäldern </w:t>
-      </w:r>
-      <w:r>
-        <w:rPr>
-          <w:rFonts w:ascii="Lucida Calligraphy" w:eastAsia="Malgun Gothic" w:hAnsi="Lucida Calligraphy"/>
-        </w:rPr>
-        <w:t>zurückgezogen und</w:t>
-      </w:r>
-      <w:r>
-        <w:rPr>
-          <w:rFonts w:ascii="Lucida Calligraphy" w:eastAsia="Malgun Gothic" w:hAnsi="Lucida Calligraphy"/>
-        </w:rPr>
-        <w:t xml:space="preserve"> haben dort ihre Siedlungen errichtet. </w:t>
+        <w:t xml:space="preserve"> Bei den Weres gibt es sowohl Karnivores als auch Omnivores, was dazu führt</w:t>
+      </w:r>
+      <w:r>
+        <w:rPr>
+          <w:rFonts w:ascii="Lucida Calligraphy" w:eastAsia="Malgun Gothic" w:hAnsi="Lucida Calligraphy"/>
+        </w:rPr>
+        <w:t>,</w:t>
+      </w:r>
+      <w:r>
+        <w:rPr>
+          <w:rFonts w:ascii="Lucida Calligraphy" w:eastAsia="Malgun Gothic" w:hAnsi="Lucida Calligraphy"/>
+        </w:rPr>
+        <w:t xml:space="preserve"> das</w:t>
+      </w:r>
+      <w:r>
+        <w:rPr>
+          <w:rFonts w:ascii="Lucida Calligraphy" w:eastAsia="Malgun Gothic" w:hAnsi="Lucida Calligraphy"/>
+        </w:rPr>
+        <w:t>s</w:t>
+      </w:r>
+      <w:r>
+        <w:rPr>
+          <w:rFonts w:ascii="Lucida Calligraphy" w:eastAsia="Malgun Gothic" w:hAnsi="Lucida Calligraphy"/>
+        </w:rPr>
+        <w:t xml:space="preserve"> einige Arten </w:t>
+      </w:r>
+      <w:r>
+        <w:rPr>
+          <w:rFonts w:ascii="Lucida Calligraphy" w:eastAsia="Malgun Gothic" w:hAnsi="Lucida Calligraphy"/>
+        </w:rPr>
+        <w:t>gejagt werden</w:t>
+      </w:r>
+      <w:r>
+        <w:rPr>
+          <w:rFonts w:ascii="Lucida Calligraphy" w:eastAsia="Malgun Gothic" w:hAnsi="Lucida Calligraphy"/>
+        </w:rPr>
+        <w:t xml:space="preserve">. Sie Jagen in kleinen Gruppen in den Wäldern und Sammeln Früchte und Beeren. </w:t>
       </w:r>
     </w:p>
     <w:p>
@@ -11154,73 +11180,15 @@
           <w:rFonts w:ascii="Lucida Calligraphy" w:eastAsia="Malgun Gothic" w:hAnsi="Lucida Calligraphy"/>
         </w:rPr>
       </w:pPr>
-      <w:bookmarkStart w:id="48" w:name="_Toc40658916"/>
+      <w:bookmarkStart w:id="48" w:name="_Toc40658917"/>
       <w:r>
         <w:rPr>
           <w:rStyle w:val="berschrift3Zchn"/>
           <w:rFonts w:ascii="Lucida Calligraphy" w:eastAsia="Malgun Gothic" w:hAnsi="Lucida Calligraphy"/>
         </w:rPr>
-        <w:t>Ernährung:</w:t>
+        <w:t>Magie:</w:t>
       </w:r>
       <w:bookmarkEnd w:id="48"/>
-      <w:r>
-        <w:rPr>
-          <w:rFonts w:ascii="Lucida Calligraphy" w:eastAsia="Malgun Gothic" w:hAnsi="Lucida Calligraphy"/>
-        </w:rPr>
-        <w:t xml:space="preserve"> Bei den Weres gibt es sowohl Karnivores als auch Omnivores, was dazu führt</w:t>
-      </w:r>
-      <w:r>
-        <w:rPr>
-          <w:rFonts w:ascii="Lucida Calligraphy" w:eastAsia="Malgun Gothic" w:hAnsi="Lucida Calligraphy"/>
-        </w:rPr>
-        <w:t>,</w:t>
-      </w:r>
-      <w:r>
-        <w:rPr>
-          <w:rFonts w:ascii="Lucida Calligraphy" w:eastAsia="Malgun Gothic" w:hAnsi="Lucida Calligraphy"/>
-        </w:rPr>
-        <w:t xml:space="preserve"> das</w:t>
-      </w:r>
-      <w:r>
-        <w:rPr>
-          <w:rFonts w:ascii="Lucida Calligraphy" w:eastAsia="Malgun Gothic" w:hAnsi="Lucida Calligraphy"/>
-        </w:rPr>
-        <w:t>s</w:t>
-      </w:r>
-      <w:r>
-        <w:rPr>
-          <w:rFonts w:ascii="Lucida Calligraphy" w:eastAsia="Malgun Gothic" w:hAnsi="Lucida Calligraphy"/>
-        </w:rPr>
-        <w:t xml:space="preserve"> einige Arten </w:t>
-      </w:r>
-      <w:r>
-        <w:rPr>
-          <w:rFonts w:ascii="Lucida Calligraphy" w:eastAsia="Malgun Gothic" w:hAnsi="Lucida Calligraphy"/>
-        </w:rPr>
-        <w:t>gejagt werden</w:t>
-      </w:r>
-      <w:r>
-        <w:rPr>
-          <w:rFonts w:ascii="Lucida Calligraphy" w:eastAsia="Malgun Gothic" w:hAnsi="Lucida Calligraphy"/>
-        </w:rPr>
-        <w:t xml:space="preserve">. Sie Jagen in kleinen Gruppen in den Wäldern und Sammeln Früchte und Beeren. </w:t>
-      </w:r>
-    </w:p>
-    <w:p>
-      <w:pPr>
-        <w:rPr>
-          <w:rFonts w:ascii="Lucida Calligraphy" w:eastAsia="Malgun Gothic" w:hAnsi="Lucida Calligraphy"/>
-        </w:rPr>
-      </w:pPr>
-      <w:bookmarkStart w:id="49" w:name="_Toc40658917"/>
-      <w:r>
-        <w:rPr>
-          <w:rStyle w:val="berschrift3Zchn"/>
-          <w:rFonts w:ascii="Lucida Calligraphy" w:eastAsia="Malgun Gothic" w:hAnsi="Lucida Calligraphy"/>
-        </w:rPr>
-        <w:t>Magie:</w:t>
-      </w:r>
-      <w:bookmarkEnd w:id="49"/>
       <w:r>
         <w:rPr>
           <w:rFonts w:ascii="Lucida Calligraphy" w:eastAsia="Malgun Gothic" w:hAnsi="Lucida Calligraphy"/>
@@ -11256,7 +11224,7 @@
           <w:rFonts w:ascii="Lucida Calligraphy" w:eastAsia="Malgun Gothic" w:hAnsi="Lucida Calligraphy"/>
         </w:rPr>
       </w:pPr>
-      <w:bookmarkStart w:id="50" w:name="_Toc40658918"/>
+      <w:bookmarkStart w:id="49" w:name="_Toc40658918"/>
       <w:proofErr w:type="spellStart"/>
       <w:r>
         <w:rPr>
@@ -11264,24 +11232,24 @@
         </w:rPr>
         <w:t>Demon</w:t>
       </w:r>
+      <w:bookmarkEnd w:id="49"/>
+      <w:proofErr w:type="spellEnd"/>
+    </w:p>
+    <w:p>
+      <w:pPr>
+        <w:rPr>
+          <w:rFonts w:ascii="Lucida Calligraphy" w:eastAsia="Malgun Gothic" w:hAnsi="Lucida Calligraphy"/>
+        </w:rPr>
+      </w:pPr>
+      <w:bookmarkStart w:id="50" w:name="_Toc40658919"/>
+      <w:r>
+        <w:rPr>
+          <w:rStyle w:val="berschrift3Zchn"/>
+          <w:rFonts w:ascii="Lucida Calligraphy" w:eastAsia="Malgun Gothic" w:hAnsi="Lucida Calligraphy"/>
+        </w:rPr>
+        <w:t>Aussehen:</w:t>
+      </w:r>
       <w:bookmarkEnd w:id="50"/>
-      <w:proofErr w:type="spellEnd"/>
-    </w:p>
-    <w:p>
-      <w:pPr>
-        <w:rPr>
-          <w:rFonts w:ascii="Lucida Calligraphy" w:eastAsia="Malgun Gothic" w:hAnsi="Lucida Calligraphy"/>
-        </w:rPr>
-      </w:pPr>
-      <w:bookmarkStart w:id="51" w:name="_Toc40658919"/>
-      <w:r>
-        <w:rPr>
-          <w:rStyle w:val="berschrift3Zchn"/>
-          <w:rFonts w:ascii="Lucida Calligraphy" w:eastAsia="Malgun Gothic" w:hAnsi="Lucida Calligraphy"/>
-        </w:rPr>
-        <w:t>Aussehen:</w:t>
-      </w:r>
-      <w:bookmarkEnd w:id="51"/>
       <w:r>
         <w:rPr>
           <w:rFonts w:ascii="Lucida Calligraphy" w:eastAsia="Malgun Gothic" w:hAnsi="Lucida Calligraphy"/>
@@ -11428,7 +11396,7 @@
           <w:rFonts w:ascii="Lucida Calligraphy" w:eastAsia="Malgun Gothic" w:hAnsi="Lucida Calligraphy"/>
         </w:rPr>
       </w:pPr>
-      <w:bookmarkStart w:id="52" w:name="_Toc40658920"/>
+      <w:bookmarkStart w:id="51" w:name="_Toc40658920"/>
       <w:r>
         <w:rPr>
           <w:rStyle w:val="berschrift3Zchn"/>
@@ -11436,50 +11404,96 @@
         </w:rPr>
         <w:t>Wohnort:</w:t>
       </w:r>
+      <w:bookmarkEnd w:id="51"/>
+      <w:r>
+        <w:rPr>
+          <w:rFonts w:ascii="Lucida Calligraphy" w:eastAsia="Malgun Gothic" w:hAnsi="Lucida Calligraphy"/>
+        </w:rPr>
+        <w:t xml:space="preserve"> Demons Leben in der Festung </w:t>
+      </w:r>
+      <w:proofErr w:type="spellStart"/>
+      <w:r>
+        <w:rPr>
+          <w:rFonts w:ascii="Lucida Calligraphy" w:eastAsia="Malgun Gothic" w:hAnsi="Lucida Calligraphy"/>
+        </w:rPr>
+        <w:t>Zarach</w:t>
+      </w:r>
+      <w:proofErr w:type="spellEnd"/>
+      <w:r>
+        <w:rPr>
+          <w:rFonts w:ascii="Lucida Calligraphy" w:eastAsia="Malgun Gothic" w:hAnsi="Lucida Calligraphy"/>
+        </w:rPr>
+        <w:t xml:space="preserve"> wo sie von den Norse wie Götter behandelt werden aber </w:t>
+      </w:r>
+      <w:r>
+        <w:rPr>
+          <w:rFonts w:ascii="Lucida Calligraphy" w:eastAsia="Malgun Gothic" w:hAnsi="Lucida Calligraphy"/>
+        </w:rPr>
+        <w:t>gleichzeitig</w:t>
+      </w:r>
+      <w:r>
+        <w:rPr>
+          <w:rFonts w:ascii="Lucida Calligraphy" w:eastAsia="Malgun Gothic" w:hAnsi="Lucida Calligraphy"/>
+        </w:rPr>
+        <w:t xml:space="preserve"> den Willen Ihrer Anbeter Durchsetzen und </w:t>
+      </w:r>
+      <w:r>
+        <w:rPr>
+          <w:rFonts w:ascii="Lucida Calligraphy" w:eastAsia="Malgun Gothic" w:hAnsi="Lucida Calligraphy"/>
+        </w:rPr>
+        <w:t>willenlos</w:t>
+      </w:r>
+      <w:r>
+        <w:rPr>
+          <w:rFonts w:ascii="Lucida Calligraphy" w:eastAsia="Malgun Gothic" w:hAnsi="Lucida Calligraphy"/>
+        </w:rPr>
+        <w:t xml:space="preserve"> gehorchen. </w:t>
+      </w:r>
+    </w:p>
+    <w:p>
+      <w:pPr>
+        <w:rPr>
+          <w:rFonts w:ascii="Lucida Calligraphy" w:eastAsia="Malgun Gothic" w:hAnsi="Lucida Calligraphy"/>
+        </w:rPr>
+      </w:pPr>
+      <w:bookmarkStart w:id="52" w:name="_Toc40658921"/>
+      <w:r>
+        <w:rPr>
+          <w:rStyle w:val="berschrift3Zchn"/>
+          <w:rFonts w:ascii="Lucida Calligraphy" w:eastAsia="Malgun Gothic" w:hAnsi="Lucida Calligraphy"/>
+        </w:rPr>
+        <w:t>Ernährung:</w:t>
+      </w:r>
       <w:bookmarkEnd w:id="52"/>
       <w:r>
         <w:rPr>
           <w:rFonts w:ascii="Lucida Calligraphy" w:eastAsia="Malgun Gothic" w:hAnsi="Lucida Calligraphy"/>
         </w:rPr>
-        <w:t xml:space="preserve"> Demons Leben in der Festung </w:t>
-      </w:r>
-      <w:proofErr w:type="spellStart"/>
-      <w:r>
-        <w:rPr>
-          <w:rFonts w:ascii="Lucida Calligraphy" w:eastAsia="Malgun Gothic" w:hAnsi="Lucida Calligraphy"/>
-        </w:rPr>
-        <w:t>Zarach</w:t>
-      </w:r>
-      <w:proofErr w:type="spellEnd"/>
-      <w:r>
-        <w:rPr>
-          <w:rFonts w:ascii="Lucida Calligraphy" w:eastAsia="Malgun Gothic" w:hAnsi="Lucida Calligraphy"/>
-        </w:rPr>
-        <w:t xml:space="preserve"> wo sie von den Norse wie Götter behandelt werden aber </w:t>
-      </w:r>
-      <w:r>
-        <w:rPr>
-          <w:rFonts w:ascii="Lucida Calligraphy" w:eastAsia="Malgun Gothic" w:hAnsi="Lucida Calligraphy"/>
-        </w:rPr>
-        <w:t>gleichzeitig</w:t>
-      </w:r>
-      <w:r>
-        <w:rPr>
-          <w:rFonts w:ascii="Lucida Calligraphy" w:eastAsia="Malgun Gothic" w:hAnsi="Lucida Calligraphy"/>
-        </w:rPr>
-        <w:t xml:space="preserve"> den Willen Ihrer Anbeter Durchsetzen und </w:t>
-      </w:r>
-      <w:r>
-        <w:rPr>
-          <w:rFonts w:ascii="Lucida Calligraphy" w:eastAsia="Malgun Gothic" w:hAnsi="Lucida Calligraphy"/>
-        </w:rPr>
-        <w:t>willenlos</w:t>
-      </w:r>
-      <w:r>
-        <w:rPr>
-          <w:rFonts w:ascii="Lucida Calligraphy" w:eastAsia="Malgun Gothic" w:hAnsi="Lucida Calligraphy"/>
-        </w:rPr>
-        <w:t xml:space="preserve"> gehorchen. </w:t>
+        <w:t xml:space="preserve"> Die Ernährung ist rein Fleischbasiert und sie werden von den Norse versorgt. </w:t>
+      </w:r>
+      <w:r>
+        <w:rPr>
+          <w:rFonts w:ascii="Lucida Calligraphy" w:eastAsia="Malgun Gothic" w:hAnsi="Lucida Calligraphy"/>
+        </w:rPr>
+        <w:t>E</w:t>
+      </w:r>
+      <w:r>
+        <w:rPr>
+          <w:rFonts w:ascii="Lucida Calligraphy" w:eastAsia="Malgun Gothic" w:hAnsi="Lucida Calligraphy"/>
+        </w:rPr>
+        <w:t>s werden auch Opferungen in Form von Jungfrauen (Männlich/Weiblich)</w:t>
+      </w:r>
+      <w:r>
+        <w:rPr>
+          <w:rFonts w:ascii="Lucida Calligraphy" w:eastAsia="Malgun Gothic" w:hAnsi="Lucida Calligraphy"/>
+        </w:rPr>
+        <w:t xml:space="preserve"> durchgeführt, welche </w:t>
+      </w:r>
+      <w:r>
+        <w:rPr>
+          <w:rFonts w:ascii="Lucida Calligraphy" w:eastAsia="Malgun Gothic" w:hAnsi="Lucida Calligraphy"/>
+        </w:rPr>
+        <w:t xml:space="preserve">benutzt und gefressen werden. </w:t>
       </w:r>
     </w:p>
     <w:p>
@@ -11488,61 +11502,15 @@
           <w:rFonts w:ascii="Lucida Calligraphy" w:eastAsia="Malgun Gothic" w:hAnsi="Lucida Calligraphy"/>
         </w:rPr>
       </w:pPr>
-      <w:bookmarkStart w:id="53" w:name="_Toc40658921"/>
+      <w:bookmarkStart w:id="53" w:name="_Toc40658922"/>
       <w:r>
         <w:rPr>
           <w:rStyle w:val="berschrift3Zchn"/>
           <w:rFonts w:ascii="Lucida Calligraphy" w:eastAsia="Malgun Gothic" w:hAnsi="Lucida Calligraphy"/>
         </w:rPr>
-        <w:t>Ernährung:</w:t>
+        <w:t>Magie:</w:t>
       </w:r>
       <w:bookmarkEnd w:id="53"/>
-      <w:r>
-        <w:rPr>
-          <w:rFonts w:ascii="Lucida Calligraphy" w:eastAsia="Malgun Gothic" w:hAnsi="Lucida Calligraphy"/>
-        </w:rPr>
-        <w:t xml:space="preserve"> Die Ernährung ist rein Fleischbasiert und sie werden von den Norse versorgt. </w:t>
-      </w:r>
-      <w:r>
-        <w:rPr>
-          <w:rFonts w:ascii="Lucida Calligraphy" w:eastAsia="Malgun Gothic" w:hAnsi="Lucida Calligraphy"/>
-        </w:rPr>
-        <w:t>E</w:t>
-      </w:r>
-      <w:r>
-        <w:rPr>
-          <w:rFonts w:ascii="Lucida Calligraphy" w:eastAsia="Malgun Gothic" w:hAnsi="Lucida Calligraphy"/>
-        </w:rPr>
-        <w:t>s werden auch Opferungen in Form von Jungfrauen (Männlich/Weiblich)</w:t>
-      </w:r>
-      <w:r>
-        <w:rPr>
-          <w:rFonts w:ascii="Lucida Calligraphy" w:eastAsia="Malgun Gothic" w:hAnsi="Lucida Calligraphy"/>
-        </w:rPr>
-        <w:t xml:space="preserve"> durchgeführt, welche </w:t>
-      </w:r>
-      <w:r>
-        <w:rPr>
-          <w:rFonts w:ascii="Lucida Calligraphy" w:eastAsia="Malgun Gothic" w:hAnsi="Lucida Calligraphy"/>
-        </w:rPr>
-        <w:t xml:space="preserve">benutzt und gefressen werden. </w:t>
-      </w:r>
-    </w:p>
-    <w:p>
-      <w:pPr>
-        <w:rPr>
-          <w:rFonts w:ascii="Lucida Calligraphy" w:eastAsia="Malgun Gothic" w:hAnsi="Lucida Calligraphy"/>
-        </w:rPr>
-      </w:pPr>
-      <w:bookmarkStart w:id="54" w:name="_Toc40658922"/>
-      <w:r>
-        <w:rPr>
-          <w:rStyle w:val="berschrift3Zchn"/>
-          <w:rFonts w:ascii="Lucida Calligraphy" w:eastAsia="Malgun Gothic" w:hAnsi="Lucida Calligraphy"/>
-        </w:rPr>
-        <w:t>Magie:</w:t>
-      </w:r>
-      <w:bookmarkEnd w:id="54"/>
       <w:r>
         <w:rPr>
           <w:rFonts w:ascii="Lucida Calligraphy" w:eastAsia="Malgun Gothic" w:hAnsi="Lucida Calligraphy"/>
@@ -11606,14 +11574,48 @@
           <w:rFonts w:ascii="Lucida Calligraphy" w:eastAsia="Malgun Gothic" w:hAnsi="Lucida Calligraphy"/>
         </w:rPr>
       </w:pPr>
-      <w:bookmarkStart w:id="55" w:name="_Toc40658923"/>
+      <w:bookmarkStart w:id="54" w:name="_Toc40658923"/>
       <w:r>
         <w:rPr>
           <w:rFonts w:ascii="Lucida Calligraphy" w:eastAsia="Malgun Gothic" w:hAnsi="Lucida Calligraphy"/>
         </w:rPr>
         <w:t>Fairy</w:t>
       </w:r>
+      <w:bookmarkEnd w:id="54"/>
+    </w:p>
+    <w:p>
+      <w:pPr>
+        <w:rPr>
+          <w:rFonts w:ascii="Lucida Calligraphy" w:eastAsia="Malgun Gothic" w:hAnsi="Lucida Calligraphy"/>
+        </w:rPr>
+      </w:pPr>
+      <w:bookmarkStart w:id="55" w:name="_Toc40658924"/>
+      <w:r>
+        <w:rPr>
+          <w:rStyle w:val="berschrift3Zchn"/>
+          <w:rFonts w:ascii="Lucida Calligraphy" w:eastAsia="Malgun Gothic" w:hAnsi="Lucida Calligraphy"/>
+        </w:rPr>
+        <w:t>Aussehen:</w:t>
+      </w:r>
       <w:bookmarkEnd w:id="55"/>
+      <w:r>
+        <w:rPr>
+          <w:rFonts w:ascii="Lucida Calligraphy" w:eastAsia="Malgun Gothic" w:hAnsi="Lucida Calligraphy"/>
+        </w:rPr>
+        <w:t xml:space="preserve"> </w:t>
+      </w:r>
+      <w:r>
+        <w:rPr>
+          <w:rFonts w:ascii="Lucida Calligraphy" w:eastAsia="Malgun Gothic" w:hAnsi="Lucida Calligraphy"/>
+        </w:rPr>
+        <w:t xml:space="preserve">Kleine Wesen aus purer Energie mit einer gelblich leuchtenden Haut. Männchen besitzen eine Größe von 30cm, die Weibchen nur 20 cm. Fairys haben Schmetterlingsartige Flügel und </w:t>
+      </w:r>
+      <w:r>
+        <w:rPr>
+          <w:rFonts w:ascii="Lucida Calligraphy" w:eastAsia="Malgun Gothic" w:hAnsi="Lucida Calligraphy"/>
+        </w:rPr>
+        <w:t xml:space="preserve">besitzen 4 dünne Arme. </w:t>
+      </w:r>
     </w:p>
     <w:p>
       <w:pPr>
@@ -11621,32 +11623,58 @@
           <w:rFonts w:ascii="Lucida Calligraphy" w:eastAsia="Malgun Gothic" w:hAnsi="Lucida Calligraphy"/>
         </w:rPr>
       </w:pPr>
-      <w:bookmarkStart w:id="56" w:name="_Toc40658924"/>
+      <w:bookmarkStart w:id="56" w:name="_Toc40658925"/>
       <w:r>
         <w:rPr>
           <w:rStyle w:val="berschrift3Zchn"/>
           <w:rFonts w:ascii="Lucida Calligraphy" w:eastAsia="Malgun Gothic" w:hAnsi="Lucida Calligraphy"/>
         </w:rPr>
-        <w:t>Aussehen:</w:t>
+        <w:t>Wohnort:</w:t>
       </w:r>
       <w:bookmarkEnd w:id="56"/>
       <w:r>
         <w:rPr>
           <w:rFonts w:ascii="Lucida Calligraphy" w:eastAsia="Malgun Gothic" w:hAnsi="Lucida Calligraphy"/>
         </w:rPr>
-        <w:t xml:space="preserve"> </w:t>
-      </w:r>
-      <w:r>
-        <w:rPr>
-          <w:rFonts w:ascii="Lucida Calligraphy" w:eastAsia="Malgun Gothic" w:hAnsi="Lucida Calligraphy"/>
-        </w:rPr>
-        <w:t xml:space="preserve">Kleine Wesen aus purer Energie mit einer gelblich leuchtenden Haut. Männchen besitzen eine Größe von 30cm, die Weibchen nur 20 cm. Fairys haben Schmetterlingsartige Flügel und </w:t>
-      </w:r>
-      <w:r>
-        <w:rPr>
-          <w:rFonts w:ascii="Lucida Calligraphy" w:eastAsia="Malgun Gothic" w:hAnsi="Lucida Calligraphy"/>
-        </w:rPr>
-        <w:t xml:space="preserve">besitzen 4 dünne Arme. </w:t>
+        <w:t xml:space="preserve"> Fairys leben in den Kalten </w:t>
+      </w:r>
+      <w:r>
+        <w:rPr>
+          <w:rFonts w:ascii="Lucida Calligraphy" w:eastAsia="Malgun Gothic" w:hAnsi="Lucida Calligraphy"/>
+        </w:rPr>
+        <w:t>Regionen</w:t>
+      </w:r>
+      <w:r>
+        <w:rPr>
+          <w:rFonts w:ascii="Lucida Calligraphy" w:eastAsia="Malgun Gothic" w:hAnsi="Lucida Calligraphy"/>
+        </w:rPr>
+        <w:t xml:space="preserve"> der Berge Gong und </w:t>
+      </w:r>
+      <w:proofErr w:type="spellStart"/>
+      <w:r>
+        <w:rPr>
+          <w:rFonts w:ascii="Lucida Calligraphy" w:eastAsia="Malgun Gothic" w:hAnsi="Lucida Calligraphy"/>
+        </w:rPr>
+        <w:t>Yami</w:t>
+      </w:r>
+      <w:proofErr w:type="spellEnd"/>
+      <w:r>
+        <w:rPr>
+          <w:rFonts w:ascii="Lucida Calligraphy" w:eastAsia="Malgun Gothic" w:hAnsi="Lucida Calligraphy"/>
+        </w:rPr>
+        <w:t xml:space="preserve">, in kleinen Höhlen. </w:t>
+      </w:r>
+      <w:r>
+        <w:rPr>
+          <w:rFonts w:ascii="Lucida Calligraphy" w:eastAsia="Malgun Gothic" w:hAnsi="Lucida Calligraphy"/>
+        </w:rPr>
+        <w:t>Wenn Fairys die Kälte der Berge verlassen, hört die Haut auf zu leuchten und sie sterben nach einiger Zeit.</w:t>
+      </w:r>
+      <w:r>
+        <w:rPr>
+          <w:rFonts w:ascii="Lucida Calligraphy" w:eastAsia="Malgun Gothic" w:hAnsi="Lucida Calligraphy"/>
+        </w:rPr>
+        <w:t xml:space="preserve"> Die Gnome haben bei den Berg Gong so gut wie alle Fairys ausgerottet. </w:t>
       </w:r>
     </w:p>
     <w:p>
@@ -11655,58 +11683,32 @@
           <w:rFonts w:ascii="Lucida Calligraphy" w:eastAsia="Malgun Gothic" w:hAnsi="Lucida Calligraphy"/>
         </w:rPr>
       </w:pPr>
-      <w:bookmarkStart w:id="57" w:name="_Toc40658925"/>
+      <w:bookmarkStart w:id="57" w:name="_Toc40658926"/>
       <w:r>
         <w:rPr>
           <w:rStyle w:val="berschrift3Zchn"/>
           <w:rFonts w:ascii="Lucida Calligraphy" w:eastAsia="Malgun Gothic" w:hAnsi="Lucida Calligraphy"/>
         </w:rPr>
-        <w:t>Wohnort:</w:t>
+        <w:t>Ernährung:</w:t>
       </w:r>
       <w:bookmarkEnd w:id="57"/>
       <w:r>
         <w:rPr>
           <w:rFonts w:ascii="Lucida Calligraphy" w:eastAsia="Malgun Gothic" w:hAnsi="Lucida Calligraphy"/>
         </w:rPr>
-        <w:t xml:space="preserve"> Fairys leben in den Kalten </w:t>
-      </w:r>
-      <w:r>
-        <w:rPr>
-          <w:rFonts w:ascii="Lucida Calligraphy" w:eastAsia="Malgun Gothic" w:hAnsi="Lucida Calligraphy"/>
-        </w:rPr>
-        <w:t>Regionen</w:t>
-      </w:r>
-      <w:r>
-        <w:rPr>
-          <w:rFonts w:ascii="Lucida Calligraphy" w:eastAsia="Malgun Gothic" w:hAnsi="Lucida Calligraphy"/>
-        </w:rPr>
-        <w:t xml:space="preserve"> der Berge Gong und </w:t>
-      </w:r>
-      <w:proofErr w:type="spellStart"/>
-      <w:r>
-        <w:rPr>
-          <w:rFonts w:ascii="Lucida Calligraphy" w:eastAsia="Malgun Gothic" w:hAnsi="Lucida Calligraphy"/>
-        </w:rPr>
-        <w:t>Yami</w:t>
-      </w:r>
-      <w:proofErr w:type="spellEnd"/>
-      <w:r>
-        <w:rPr>
-          <w:rFonts w:ascii="Lucida Calligraphy" w:eastAsia="Malgun Gothic" w:hAnsi="Lucida Calligraphy"/>
-        </w:rPr>
-        <w:t xml:space="preserve">, in kleinen Höhlen. </w:t>
-      </w:r>
-      <w:r>
-        <w:rPr>
-          <w:rFonts w:ascii="Lucida Calligraphy" w:eastAsia="Malgun Gothic" w:hAnsi="Lucida Calligraphy"/>
-        </w:rPr>
-        <w:t>Wenn Fairys die Kälte der Berge verlassen, hört die Haut auf zu leuchten und sie sterben nach einiger Zeit.</w:t>
-      </w:r>
-      <w:r>
-        <w:rPr>
-          <w:rFonts w:ascii="Lucida Calligraphy" w:eastAsia="Malgun Gothic" w:hAnsi="Lucida Calligraphy"/>
-        </w:rPr>
-        <w:t xml:space="preserve"> Die Gnome haben bei den Berg Gong so gut wie alle Fairys ausgerottet. </w:t>
+        <w:t xml:space="preserve"> Fairys brauch</w:t>
+      </w:r>
+      <w:r>
+        <w:rPr>
+          <w:rFonts w:ascii="Lucida Calligraphy" w:eastAsia="Malgun Gothic" w:hAnsi="Lucida Calligraphy"/>
+        </w:rPr>
+        <w:t>en</w:t>
+      </w:r>
+      <w:r>
+        <w:rPr>
+          <w:rFonts w:ascii="Lucida Calligraphy" w:eastAsia="Malgun Gothic" w:hAnsi="Lucida Calligraphy"/>
+        </w:rPr>
+        <w:t xml:space="preserve"> nicht zu essen und leben von der Energie der Welt. </w:t>
       </w:r>
     </w:p>
     <w:p>
@@ -11715,49 +11717,15 @@
           <w:rFonts w:ascii="Lucida Calligraphy" w:eastAsia="Malgun Gothic" w:hAnsi="Lucida Calligraphy"/>
         </w:rPr>
       </w:pPr>
-      <w:bookmarkStart w:id="58" w:name="_Toc40658926"/>
+      <w:bookmarkStart w:id="58" w:name="_Toc40658927"/>
       <w:r>
         <w:rPr>
           <w:rStyle w:val="berschrift3Zchn"/>
           <w:rFonts w:ascii="Lucida Calligraphy" w:eastAsia="Malgun Gothic" w:hAnsi="Lucida Calligraphy"/>
         </w:rPr>
-        <w:t>Ernährung:</w:t>
+        <w:t>Magie:</w:t>
       </w:r>
       <w:bookmarkEnd w:id="58"/>
-      <w:r>
-        <w:rPr>
-          <w:rFonts w:ascii="Lucida Calligraphy" w:eastAsia="Malgun Gothic" w:hAnsi="Lucida Calligraphy"/>
-        </w:rPr>
-        <w:t xml:space="preserve"> Fairys brauch</w:t>
-      </w:r>
-      <w:r>
-        <w:rPr>
-          <w:rFonts w:ascii="Lucida Calligraphy" w:eastAsia="Malgun Gothic" w:hAnsi="Lucida Calligraphy"/>
-        </w:rPr>
-        <w:t>en</w:t>
-      </w:r>
-      <w:r>
-        <w:rPr>
-          <w:rFonts w:ascii="Lucida Calligraphy" w:eastAsia="Malgun Gothic" w:hAnsi="Lucida Calligraphy"/>
-        </w:rPr>
-        <w:t xml:space="preserve"> nicht zu essen und leben von der Energie der Welt. </w:t>
-      </w:r>
-    </w:p>
-    <w:p>
-      <w:pPr>
-        <w:rPr>
-          <w:rFonts w:ascii="Lucida Calligraphy" w:eastAsia="Malgun Gothic" w:hAnsi="Lucida Calligraphy"/>
-        </w:rPr>
-      </w:pPr>
-      <w:bookmarkStart w:id="59" w:name="_Toc40658927"/>
-      <w:r>
-        <w:rPr>
-          <w:rStyle w:val="berschrift3Zchn"/>
-          <w:rFonts w:ascii="Lucida Calligraphy" w:eastAsia="Malgun Gothic" w:hAnsi="Lucida Calligraphy"/>
-        </w:rPr>
-        <w:t>Magie:</w:t>
-      </w:r>
-      <w:bookmarkEnd w:id="59"/>
       <w:r>
         <w:rPr>
           <w:rFonts w:ascii="Lucida Calligraphy" w:eastAsia="Malgun Gothic" w:hAnsi="Lucida Calligraphy"/>
@@ -11893,14 +11861,100 @@
           <w:rFonts w:ascii="Lucida Calligraphy" w:eastAsia="Malgun Gothic" w:hAnsi="Lucida Calligraphy"/>
         </w:rPr>
       </w:pPr>
-      <w:bookmarkStart w:id="60" w:name="_Toc40658928"/>
+      <w:bookmarkStart w:id="59" w:name="_Toc40658928"/>
       <w:r>
         <w:rPr>
           <w:rFonts w:ascii="Lucida Calligraphy" w:eastAsia="Malgun Gothic" w:hAnsi="Lucida Calligraphy"/>
         </w:rPr>
         <w:t>Kitsune</w:t>
       </w:r>
+      <w:bookmarkEnd w:id="59"/>
+    </w:p>
+    <w:p>
+      <w:pPr>
+        <w:rPr>
+          <w:rFonts w:ascii="Lucida Calligraphy" w:eastAsia="Malgun Gothic" w:hAnsi="Lucida Calligraphy"/>
+        </w:rPr>
+      </w:pPr>
+      <w:bookmarkStart w:id="60" w:name="_Toc40658929"/>
+      <w:r>
+        <w:rPr>
+          <w:rStyle w:val="berschrift3Zchn"/>
+          <w:rFonts w:ascii="Lucida Calligraphy" w:eastAsia="Malgun Gothic" w:hAnsi="Lucida Calligraphy"/>
+        </w:rPr>
+        <w:t>Aussehen:</w:t>
+      </w:r>
       <w:bookmarkEnd w:id="60"/>
+      <w:r>
+        <w:rPr>
+          <w:rFonts w:ascii="Lucida Calligraphy" w:eastAsia="Malgun Gothic" w:hAnsi="Lucida Calligraphy"/>
+        </w:rPr>
+        <w:t xml:space="preserve"> Die </w:t>
+      </w:r>
+      <w:proofErr w:type="spellStart"/>
+      <w:r>
+        <w:rPr>
+          <w:rFonts w:ascii="Lucida Calligraphy" w:eastAsia="Malgun Gothic" w:hAnsi="Lucida Calligraphy"/>
+        </w:rPr>
+        <w:t>Kitsunen</w:t>
+      </w:r>
+      <w:proofErr w:type="spellEnd"/>
+      <w:r>
+        <w:rPr>
+          <w:rFonts w:ascii="Lucida Calligraphy" w:eastAsia="Malgun Gothic" w:hAnsi="Lucida Calligraphy"/>
+        </w:rPr>
+        <w:t xml:space="preserve"> sind Anthropomorphische Füchse, welche Überall in den Urwäldern vertreten sind. Sie laufen Großteils auf allen vieren, können aber auch auf zwei Beinen laufen, wodurch sie </w:t>
+      </w:r>
+      <w:r>
+        <w:rPr>
+          <w:rFonts w:ascii="Lucida Calligraphy" w:eastAsia="Malgun Gothic" w:hAnsi="Lucida Calligraphy"/>
+        </w:rPr>
+        <w:t>auffälliger unterwegs sind aber Objekte in ihrer Umgebung nutzen können</w:t>
+      </w:r>
+      <w:r>
+        <w:rPr>
+          <w:rFonts w:ascii="Lucida Calligraphy" w:eastAsia="Malgun Gothic" w:hAnsi="Lucida Calligraphy"/>
+        </w:rPr>
+        <w:t xml:space="preserve">. Sie besitzen eine Körpergröße von </w:t>
+      </w:r>
+      <w:r>
+        <w:rPr>
+          <w:rFonts w:ascii="Lucida Calligraphy" w:eastAsia="Malgun Gothic" w:hAnsi="Lucida Calligraphy"/>
+        </w:rPr>
+        <w:t>~</w:t>
+      </w:r>
+      <w:r>
+        <w:rPr>
+          <w:rFonts w:ascii="Lucida Calligraphy" w:eastAsia="Malgun Gothic" w:hAnsi="Lucida Calligraphy"/>
+        </w:rPr>
+        <w:t xml:space="preserve">1.45 Metern und 60cm langen Schwanz. </w:t>
+      </w:r>
+      <w:proofErr w:type="spellStart"/>
+      <w:r>
+        <w:rPr>
+          <w:rFonts w:ascii="Lucida Calligraphy" w:eastAsia="Malgun Gothic" w:hAnsi="Lucida Calligraphy"/>
+        </w:rPr>
+        <w:t>Kitsunen</w:t>
+      </w:r>
+      <w:proofErr w:type="spellEnd"/>
+      <w:r>
+        <w:rPr>
+          <w:rFonts w:ascii="Lucida Calligraphy" w:eastAsia="Malgun Gothic" w:hAnsi="Lucida Calligraphy"/>
+        </w:rPr>
+        <w:t xml:space="preserve"> können sich auf bis zu 13cm </w:t>
+      </w:r>
+      <w:r>
+        <w:rPr>
+          <w:rFonts w:ascii="Lucida Calligraphy" w:eastAsia="Malgun Gothic" w:hAnsi="Lucida Calligraphy"/>
+        </w:rPr>
+        <w:t>Höhe</w:t>
+      </w:r>
+      <w:r>
+        <w:rPr>
+          <w:rFonts w:ascii="Lucida Calligraphy" w:eastAsia="Malgun Gothic" w:hAnsi="Lucida Calligraphy"/>
+        </w:rPr>
+        <w:t xml:space="preserve"> legen und lauern, was sie zu Gefährlichen Jägern macht. </w:t>
+      </w:r>
     </w:p>
     <w:p>
       <w:pPr>
@@ -11908,101 +11962,15 @@
           <w:rFonts w:ascii="Lucida Calligraphy" w:eastAsia="Malgun Gothic" w:hAnsi="Lucida Calligraphy"/>
         </w:rPr>
       </w:pPr>
-      <w:bookmarkStart w:id="61" w:name="_Toc40658929"/>
+      <w:bookmarkStart w:id="61" w:name="_Toc40658930"/>
       <w:r>
         <w:rPr>
           <w:rStyle w:val="berschrift3Zchn"/>
           <w:rFonts w:ascii="Lucida Calligraphy" w:eastAsia="Malgun Gothic" w:hAnsi="Lucida Calligraphy"/>
         </w:rPr>
-        <w:t>Aussehen:</w:t>
+        <w:t>Wohnort:</w:t>
       </w:r>
       <w:bookmarkEnd w:id="61"/>
-      <w:r>
-        <w:rPr>
-          <w:rFonts w:ascii="Lucida Calligraphy" w:eastAsia="Malgun Gothic" w:hAnsi="Lucida Calligraphy"/>
-        </w:rPr>
-        <w:t xml:space="preserve"> Die </w:t>
-      </w:r>
-      <w:proofErr w:type="spellStart"/>
-      <w:r>
-        <w:rPr>
-          <w:rFonts w:ascii="Lucida Calligraphy" w:eastAsia="Malgun Gothic" w:hAnsi="Lucida Calligraphy"/>
-        </w:rPr>
-        <w:t>Kitsunen</w:t>
-      </w:r>
-      <w:proofErr w:type="spellEnd"/>
-      <w:r>
-        <w:rPr>
-          <w:rFonts w:ascii="Lucida Calligraphy" w:eastAsia="Malgun Gothic" w:hAnsi="Lucida Calligraphy"/>
-        </w:rPr>
-        <w:t xml:space="preserve"> sind Anthropomorphische Füchse, welche Überall in den Urwäldern vertreten sind. Sie laufen Großteils auf allen vieren, können aber auch auf zwei Beinen laufen, wodurch sie </w:t>
-      </w:r>
-      <w:r>
-        <w:rPr>
-          <w:rFonts w:ascii="Lucida Calligraphy" w:eastAsia="Malgun Gothic" w:hAnsi="Lucida Calligraphy"/>
-        </w:rPr>
-        <w:t>auffälliger unterwegs sind aber Objekte in ihrer Umgebung nutzen können</w:t>
-      </w:r>
-      <w:r>
-        <w:rPr>
-          <w:rFonts w:ascii="Lucida Calligraphy" w:eastAsia="Malgun Gothic" w:hAnsi="Lucida Calligraphy"/>
-        </w:rPr>
-        <w:t xml:space="preserve">. Sie besitzen eine Körpergröße von </w:t>
-      </w:r>
-      <w:r>
-        <w:rPr>
-          <w:rFonts w:ascii="Lucida Calligraphy" w:eastAsia="Malgun Gothic" w:hAnsi="Lucida Calligraphy"/>
-        </w:rPr>
-        <w:t>~</w:t>
-      </w:r>
-      <w:r>
-        <w:rPr>
-          <w:rFonts w:ascii="Lucida Calligraphy" w:eastAsia="Malgun Gothic" w:hAnsi="Lucida Calligraphy"/>
-        </w:rPr>
-        <w:t xml:space="preserve">1.45 Metern und 60cm langen Schwanz. </w:t>
-      </w:r>
-      <w:proofErr w:type="spellStart"/>
-      <w:r>
-        <w:rPr>
-          <w:rFonts w:ascii="Lucida Calligraphy" w:eastAsia="Malgun Gothic" w:hAnsi="Lucida Calligraphy"/>
-        </w:rPr>
-        <w:t>Kitsunen</w:t>
-      </w:r>
-      <w:proofErr w:type="spellEnd"/>
-      <w:r>
-        <w:rPr>
-          <w:rFonts w:ascii="Lucida Calligraphy" w:eastAsia="Malgun Gothic" w:hAnsi="Lucida Calligraphy"/>
-        </w:rPr>
-        <w:t xml:space="preserve"> können sich auf bis zu 13cm </w:t>
-      </w:r>
-      <w:r>
-        <w:rPr>
-          <w:rFonts w:ascii="Lucida Calligraphy" w:eastAsia="Malgun Gothic" w:hAnsi="Lucida Calligraphy"/>
-        </w:rPr>
-        <w:t>Höhe</w:t>
-      </w:r>
-      <w:r>
-        <w:rPr>
-          <w:rFonts w:ascii="Lucida Calligraphy" w:eastAsia="Malgun Gothic" w:hAnsi="Lucida Calligraphy"/>
-        </w:rPr>
-        <w:t xml:space="preserve"> legen und lauern, was sie zu Gefährlichen Jägern macht. </w:t>
-      </w:r>
-    </w:p>
-    <w:p>
-      <w:pPr>
-        <w:rPr>
-          <w:rFonts w:ascii="Lucida Calligraphy" w:eastAsia="Malgun Gothic" w:hAnsi="Lucida Calligraphy"/>
-        </w:rPr>
-      </w:pPr>
-      <w:bookmarkStart w:id="62" w:name="_Toc40658930"/>
-      <w:r>
-        <w:rPr>
-          <w:rStyle w:val="berschrift3Zchn"/>
-          <w:rFonts w:ascii="Lucida Calligraphy" w:eastAsia="Malgun Gothic" w:hAnsi="Lucida Calligraphy"/>
-        </w:rPr>
-        <w:t>Wohnort:</w:t>
-      </w:r>
-      <w:bookmarkEnd w:id="62"/>
       <w:r>
         <w:rPr>
           <w:rFonts w:ascii="Lucida Calligraphy" w:eastAsia="Malgun Gothic" w:hAnsi="Lucida Calligraphy"/>
@@ -12124,7 +12092,7 @@
           <w:rFonts w:ascii="Lucida Calligraphy" w:eastAsia="Malgun Gothic" w:hAnsi="Lucida Calligraphy"/>
         </w:rPr>
       </w:pPr>
-      <w:bookmarkStart w:id="63" w:name="_Toc40658931"/>
+      <w:bookmarkStart w:id="62" w:name="_Toc40658931"/>
       <w:r>
         <w:rPr>
           <w:rStyle w:val="berschrift3Zchn"/>
@@ -12132,7 +12100,7 @@
         </w:rPr>
         <w:t>Magie:</w:t>
       </w:r>
-      <w:bookmarkEnd w:id="63"/>
+      <w:bookmarkEnd w:id="62"/>
       <w:r>
         <w:rPr>
           <w:rFonts w:ascii="Lucida Calligraphy" w:eastAsia="Malgun Gothic" w:hAnsi="Lucida Calligraphy"/>
@@ -12173,14 +12141,14 @@
           <w:rFonts w:ascii="Lucida Calligraphy" w:eastAsia="Malgun Gothic" w:hAnsi="Lucida Calligraphy"/>
         </w:rPr>
       </w:pPr>
-      <w:bookmarkStart w:id="64" w:name="_Toc40658932"/>
+      <w:bookmarkStart w:id="63" w:name="_Toc40658932"/>
       <w:r>
         <w:rPr>
           <w:rFonts w:ascii="Lucida Calligraphy" w:eastAsia="Malgun Gothic" w:hAnsi="Lucida Calligraphy"/>
         </w:rPr>
         <w:t>Orte:</w:t>
       </w:r>
-      <w:bookmarkEnd w:id="64"/>
+      <w:bookmarkEnd w:id="63"/>
       <w:r>
         <w:rPr>
           <w:rFonts w:ascii="Lucida Calligraphy" w:eastAsia="Malgun Gothic" w:hAnsi="Lucida Calligraphy"/>
@@ -12195,14 +12163,14 @@
           <w:rFonts w:ascii="Lucida Calligraphy" w:eastAsia="Malgun Gothic" w:hAnsi="Lucida Calligraphy"/>
         </w:rPr>
       </w:pPr>
-      <w:bookmarkStart w:id="65" w:name="_Toc40658933"/>
+      <w:bookmarkStart w:id="64" w:name="_Toc40658933"/>
       <w:r>
         <w:rPr>
           <w:rFonts w:ascii="Lucida Calligraphy" w:eastAsia="Malgun Gothic" w:hAnsi="Lucida Calligraphy"/>
         </w:rPr>
         <w:t>Östliche Orte:</w:t>
       </w:r>
-      <w:bookmarkEnd w:id="65"/>
+      <w:bookmarkEnd w:id="64"/>
     </w:p>
     <w:p/>
     <w:p>
@@ -12295,7 +12263,7 @@
           <w:rFonts w:ascii="Lucida Calligraphy" w:eastAsia="Malgun Gothic" w:hAnsi="Lucida Calligraphy"/>
         </w:rPr>
       </w:pPr>
-      <w:bookmarkStart w:id="66" w:name="_Toc40658934"/>
+      <w:bookmarkStart w:id="65" w:name="_Toc40658934"/>
       <w:r>
         <w:rPr>
           <w:rFonts w:ascii="Lucida Calligraphy" w:eastAsia="Malgun Gothic" w:hAnsi="Lucida Calligraphy"/>
@@ -12308,104 +12276,104 @@
         </w:rPr>
         <w:t>estliche Orte:</w:t>
       </w:r>
+      <w:bookmarkEnd w:id="65"/>
+      <w:r>
+        <w:rPr>
+          <w:rFonts w:ascii="Lucida Calligraphy" w:eastAsia="Malgun Gothic" w:hAnsi="Lucida Calligraphy"/>
+        </w:rPr>
+        <w:t xml:space="preserve"> </w:t>
+      </w:r>
+    </w:p>
+    <w:p/>
+    <w:p>
+      <w:bookmarkStart w:id="66" w:name="_Toc40658935"/>
+      <w:proofErr w:type="spellStart"/>
+      <w:r>
+        <w:rPr>
+          <w:rStyle w:val="berschrift2Zchn"/>
+        </w:rPr>
+        <w:t>Shallow</w:t>
+      </w:r>
+      <w:proofErr w:type="spellEnd"/>
+      <w:r>
+        <w:rPr>
+          <w:rStyle w:val="berschrift2Zchn"/>
+        </w:rPr>
+        <w:t>-Mill</w:t>
+      </w:r>
       <w:bookmarkEnd w:id="66"/>
       <w:r>
-        <w:rPr>
-          <w:rFonts w:ascii="Lucida Calligraphy" w:eastAsia="Malgun Gothic" w:hAnsi="Lucida Calligraphy"/>
-        </w:rPr>
-        <w:t xml:space="preserve"> </w:t>
+        <w:t xml:space="preserve">: Nördliche Menschenstadt, gelegen in einen Tief wo ein Fluss in einen See mündet. Das Wasser fließt von dort in ein unterirdisches System. Die Stadt ist sehr zentral zwischen den Feldern und </w:t>
+      </w:r>
+      <w:r>
+        <w:t>der</w:t>
+      </w:r>
+      <w:r>
+        <w:t xml:space="preserve"> Weizen muss nur nach unten gefahren werden, wodurch die Farmer gerne dort verkaufen und viele Mühlen durch den Fluss angetrieben werden. </w:t>
       </w:r>
     </w:p>
     <w:p/>
     <w:p>
-      <w:bookmarkStart w:id="67" w:name="_Toc40658935"/>
+      <w:bookmarkStart w:id="67" w:name="_Toc40658936"/>
       <w:proofErr w:type="spellStart"/>
       <w:r>
         <w:rPr>
           <w:rStyle w:val="berschrift2Zchn"/>
         </w:rPr>
-        <w:t>Shallow</w:t>
-      </w:r>
+        <w:t>WhiteBridge</w:t>
+      </w:r>
+      <w:bookmarkEnd w:id="67"/>
       <w:proofErr w:type="spellEnd"/>
       <w:r>
+        <w:t xml:space="preserve">: Verbindungsstadt zwischen der Menschlichen Hauptstadt und den Dörfern und </w:t>
+      </w:r>
+      <w:proofErr w:type="spellStart"/>
+      <w:r>
+        <w:t>städten</w:t>
+      </w:r>
+      <w:proofErr w:type="spellEnd"/>
+      <w:r>
+        <w:t xml:space="preserve"> der Umgebung. Es gibt dort ein relativ starkes Militär und reisende übernachten dort </w:t>
+      </w:r>
+      <w:proofErr w:type="spellStart"/>
+      <w:r>
+        <w:t>befohr</w:t>
+      </w:r>
+      <w:proofErr w:type="spellEnd"/>
+      <w:r>
+        <w:t xml:space="preserve"> sie in die Stadt ziehen oder wenn sie von der Stadt wegreisen. </w:t>
+      </w:r>
+    </w:p>
+    <w:p/>
+    <w:p>
+      <w:bookmarkStart w:id="68" w:name="_Toc40658937"/>
+      <w:r>
         <w:rPr>
           <w:rStyle w:val="berschrift2Zchn"/>
         </w:rPr>
-        <w:t>-Mill</w:t>
-      </w:r>
-      <w:bookmarkEnd w:id="67"/>
-      <w:r>
-        <w:t xml:space="preserve">: Nördliche Menschenstadt, gelegen in einen Tief wo ein Fluss in einen See mündet. Das Wasser fließt von dort in ein unterirdisches System. Die Stadt ist sehr zentral zwischen den Feldern und </w:t>
-      </w:r>
-      <w:r>
-        <w:t>der</w:t>
-      </w:r>
-      <w:r>
-        <w:t xml:space="preserve"> Weizen muss nur nach unten gefahren werden, wodurch die Farmer gerne dort verkaufen und viele Mühlen durch den Fluss angetrieben werden. </w:t>
+        <w:t>Sudbury</w:t>
+      </w:r>
+      <w:bookmarkEnd w:id="68"/>
+      <w:r>
+        <w:t>:</w:t>
+      </w:r>
+      <w:r>
+        <w:t xml:space="preserve"> Die Hauptstadt der Menschen. </w:t>
+      </w:r>
+      <w:r>
+        <w:t>Die Weiße Festung ist hier vorzufinden, was die Krone der Menschheit darstellt.</w:t>
       </w:r>
     </w:p>
     <w:p/>
     <w:p>
-      <w:bookmarkStart w:id="68" w:name="_Toc40658936"/>
-      <w:proofErr w:type="spellStart"/>
+      <w:bookmarkStart w:id="69" w:name="_Toc40658938"/>
       <w:r>
         <w:rPr>
           <w:rStyle w:val="berschrift2Zchn"/>
         </w:rPr>
-        <w:t>WhiteBridge</w:t>
-      </w:r>
-      <w:bookmarkEnd w:id="68"/>
-      <w:proofErr w:type="spellEnd"/>
-      <w:r>
-        <w:t xml:space="preserve">: Verbindungsstadt zwischen der Menschlichen Hauptstadt und den Dörfern und </w:t>
-      </w:r>
-      <w:proofErr w:type="spellStart"/>
-      <w:r>
-        <w:t>städten</w:t>
-      </w:r>
-      <w:proofErr w:type="spellEnd"/>
-      <w:r>
-        <w:t xml:space="preserve"> der Umgebung. Es gibt dort ein relativ starkes Militär und reisende übernachten dort </w:t>
-      </w:r>
-      <w:proofErr w:type="spellStart"/>
-      <w:r>
-        <w:t>befohr</w:t>
-      </w:r>
-      <w:proofErr w:type="spellEnd"/>
-      <w:r>
-        <w:t xml:space="preserve"> sie in die Stadt ziehen oder wenn sie von der Stadt wegreisen. </w:t>
-      </w:r>
-    </w:p>
-    <w:p/>
-    <w:p>
-      <w:bookmarkStart w:id="69" w:name="_Toc40658937"/>
-      <w:r>
-        <w:rPr>
-          <w:rStyle w:val="berschrift2Zchn"/>
-        </w:rPr>
-        <w:t>Sudbury</w:t>
+        <w:t>Green Valley</w:t>
       </w:r>
       <w:bookmarkEnd w:id="69"/>
-      <w:r>
-        <w:t>:</w:t>
-      </w:r>
-      <w:r>
-        <w:t xml:space="preserve"> Die Hauptstadt der Menschen. </w:t>
-      </w:r>
-      <w:r>
-        <w:t>Die Weiße Festung ist hier vorzufinden, was die Krone der Menschheit darstellt.</w:t>
-      </w:r>
-    </w:p>
-    <w:p/>
-    <w:p>
-      <w:bookmarkStart w:id="70" w:name="_Toc40658938"/>
-      <w:r>
-        <w:rPr>
-          <w:rStyle w:val="berschrift2Zchn"/>
-        </w:rPr>
-        <w:t>Green Valley</w:t>
-      </w:r>
-      <w:bookmarkEnd w:id="70"/>
       <w:r>
         <w:t xml:space="preserve">: Die einzige offizielle Stadt der Dryaden. Diese Stadt wurde von den Menschen gebaut, um den Handel und die Beziehung zwischen den beiden Rassen zu verbessern. Es ist eine sehr kleine Stadt und erinnert eher an einen Dorf, ohne groß eigene Produktion. </w:t>
       </w:r>
@@ -12418,7 +12386,7 @@
           <w:rFonts w:ascii="Lucida Calligraphy" w:eastAsia="Malgun Gothic" w:hAnsi="Lucida Calligraphy"/>
         </w:rPr>
       </w:pPr>
-      <w:bookmarkStart w:id="71" w:name="_Toc40658939"/>
+      <w:bookmarkStart w:id="70" w:name="_Toc40658939"/>
       <w:r>
         <w:rPr>
           <w:rFonts w:ascii="Lucida Calligraphy" w:eastAsia="Malgun Gothic" w:hAnsi="Lucida Calligraphy"/>
@@ -12426,6 +12394,8 @@
         <w:lastRenderedPageBreak/>
         <w:t>Personen:</w:t>
       </w:r>
+      <w:bookmarkStart w:id="71" w:name="_GoBack"/>
+      <w:bookmarkEnd w:id="70"/>
       <w:bookmarkEnd w:id="71"/>
     </w:p>
     <w:p>
@@ -12455,7 +12425,13 @@
         <w:t>Soldaten</w:t>
       </w:r>
       <w:r>
-        <w:t xml:space="preserve"> und selten für dich da gewesen. Du hattest Öfters auf den Feldern gearbeitet und dir so ein kleines Nebeneinkommen verdient, was du in deine Spätere Soldatenausrüstung stecken wirst, um in die Fußstapfen deiner Eltern zu treten. </w:t>
+        <w:t xml:space="preserve"> und selten für dich da gewesen. Du hattest </w:t>
+      </w:r>
+      <w:r>
+        <w:t>ö</w:t>
+      </w:r>
+      <w:r>
+        <w:t xml:space="preserve">fters auf den Feldern gearbeitet und dir so ein kleines Nebeneinkommen verdient, was du in deine Spätere Soldatenausrüstung stecken wirst, um in die Fußstapfen deiner Eltern zu treten. </w:t>
       </w:r>
       <w:r>
         <w:br/>
@@ -12468,21 +12444,24 @@
         <w:br/>
         <w:t xml:space="preserve">Im </w:t>
       </w:r>
+      <w:r>
+        <w:t>Alter</w:t>
+      </w:r>
+      <w:r>
+        <w:t xml:space="preserve"> von 12 Jahren bist du der Armee beigetreten und damit auch in die Barracken von </w:t>
+      </w:r>
       <w:proofErr w:type="spellStart"/>
       <w:r>
-        <w:t>alter</w:t>
+        <w:t>Whitebridge</w:t>
       </w:r>
       <w:proofErr w:type="spellEnd"/>
       <w:r>
-        <w:t xml:space="preserve"> von 12 Jahren bist du der Armee beigetreten und damit auch in die Barracken von </w:t>
-      </w:r>
-      <w:proofErr w:type="spellStart"/>
-      <w:r>
-        <w:t>Whitebridge</w:t>
-      </w:r>
-      <w:proofErr w:type="spellEnd"/>
-      <w:r>
         <w:t xml:space="preserve"> gezogen. Vorher hast du in der Wohnung von Joshua gelebt und auf den Feldern gearbeitet. </w:t>
+      </w:r>
+    </w:p>
+    <w:p>
+      <w:r>
+        <w:t xml:space="preserve">Deine Reise beginnt mit 17 Jahren. Du besitzt eine Körpergröße von 1.8 Metern und gut gebaut. </w:t>
       </w:r>
     </w:p>
     <w:p>
@@ -14342,7 +14321,7 @@
 <file path=customXml/item1.xml><?xml version="1.0" encoding="utf-8"?>
 <CoverPageProperties xmlns="http://schemas.microsoft.com/office/2006/coverPageProps">
   <PublishDate>2019 2020 </PublishDate>
-  <Abstract>Dieses Dokument spiegelt die Lore von Shorin wieder, um zu verhindern falsche Fakten anzulegen und auf einer Spur zu bleiben. Desweiteren ist Deutsch für mich einfacher zu schreiben und ich kann von hier besser auf‘s englische übertragen.</Abstract>
+  <Abstract>Dieses Dokument spiegelt die Lore von Shorin wider, um zu verhindern falsche Fakten anzulegen und auf einer Spur zu bleiben. Desweiteren ist Deutsch für mich einfacher zu schreiben und ich kann von hier besser auf‘s englische übertragen.</Abstract>
   <CompanyAddress/>
   <CompanyPhone/>
   <CompanyFax/>
@@ -14363,7 +14342,7 @@
 </file>
 
 <file path=customXml/itemProps2.xml><?xml version="1.0" encoding="utf-8"?>
-<ds:datastoreItem xmlns:ds="http://schemas.openxmlformats.org/officeDocument/2006/customXml" ds:itemID="{42EE5FF4-0712-47CA-91DB-F1C130423362}">
+<ds:datastoreItem xmlns:ds="http://schemas.openxmlformats.org/officeDocument/2006/customXml" ds:itemID="{0E044E08-407A-416B-A5E2-3BEB4F4D5791}">
   <ds:schemaRefs>
     <ds:schemaRef ds:uri="http://schemas.openxmlformats.org/officeDocument/2006/bibliography"/>
   </ds:schemaRefs>

--- a/resources/lore/Die Welt von Shorin.docx
+++ b/resources/lore/Die Welt von Shorin.docx
@@ -13,6 +13,7 @@
           <w:docPartUnique/>
         </w:docPartObj>
       </w:sdtPr>
+      <w:sdtEndPr/>
       <w:sdtContent>
         <w:p>
           <w:pPr>
@@ -55,6 +56,7 @@
                             <w:dataBinding w:prefixMappings="xmlns:ns0='http://schemas.openxmlformats.org/package/2006/metadata/core-properties' xmlns:ns1='http://purl.org/dc/elements/1.1/'" w:xpath="/ns0:coreProperties[1]/ns1:title[1]" w:storeItemID="{6C3C8BC8-F283-45AE-878A-BAB7291924A1}"/>
                             <w:text/>
                           </w:sdtPr>
+                          <w:sdtEndPr/>
                           <w:sdtContent>
                             <w:p>
                               <w:pPr>
@@ -88,6 +90,7 @@
                             <w:dataBinding w:prefixMappings="xmlns:ns0='http://schemas.openxmlformats.org/package/2006/metadata/core-properties' xmlns:ns1='http://purl.org/dc/elements/1.1/'" w:xpath="/ns0:coreProperties[1]/ns1:subject[1]" w:storeItemID="{6C3C8BC8-F283-45AE-878A-BAB7291924A1}"/>
                             <w:text/>
                           </w:sdtPr>
+                          <w:sdtEndPr/>
                           <w:sdtContent>
                             <w:p>
                               <w:pPr>
@@ -104,18 +107,8 @@
                                   <w:sz w:val="40"/>
                                   <w:szCs w:val="40"/>
                                 </w:rPr>
-                                <w:t xml:space="preserve">Projekt von Christian Eppers aka </w:t>
+                                <w:t>Projekt von Christian Eppers aka Meikono</w:t>
                               </w:r>
-                              <w:proofErr w:type="spellStart"/>
-                              <w:r>
-                                <w:rPr>
-                                  <w:color w:val="FFFFFF" w:themeColor="background1"/>
-                                  <w:sz w:val="40"/>
-                                  <w:szCs w:val="40"/>
-                                </w:rPr>
-                                <w:t>Meikono</w:t>
-                              </w:r>
-                              <w:proofErr w:type="spellEnd"/>
                             </w:p>
                           </w:sdtContent>
                         </w:sdt>
@@ -137,6 +130,7 @@
                             <w:dataBinding w:prefixMappings="xmlns:ns0='http://schemas.microsoft.com/office/2006/coverPageProps'" w:xpath="/ns0:CoverPageProperties[1]/ns0:Abstract[1]" w:storeItemID="{55AF091B-3C7A-41E3-B477-F2FDAA23CFDA}"/>
                             <w:text/>
                           </w:sdtPr>
+                          <w:sdtEndPr/>
                           <w:sdtContent>
                             <w:p>
                               <w:pPr>
@@ -149,35 +143,7 @@
                                 <w:rPr>
                                   <w:color w:val="FFFFFF" w:themeColor="background1"/>
                                 </w:rPr>
-                                <w:t xml:space="preserve">Dieses Dokument spiegelt die Lore von Shorin wider, um zu verhindern falsche Fakten anzulegen und auf einer Spur zu bleiben. </w:t>
-                              </w:r>
-                              <w:proofErr w:type="spellStart"/>
-                              <w:r>
-                                <w:rPr>
-                                  <w:color w:val="FFFFFF" w:themeColor="background1"/>
-                                </w:rPr>
-                                <w:t>Desweiteren</w:t>
-                              </w:r>
-                              <w:proofErr w:type="spellEnd"/>
-                              <w:r>
-                                <w:rPr>
-                                  <w:color w:val="FFFFFF" w:themeColor="background1"/>
-                                </w:rPr>
-                                <w:t xml:space="preserve"> ist Deutsch für mich einfacher zu schreiben und ich kann von hier besser </w:t>
-                              </w:r>
-                              <w:proofErr w:type="spellStart"/>
-                              <w:r>
-                                <w:rPr>
-                                  <w:color w:val="FFFFFF" w:themeColor="background1"/>
-                                </w:rPr>
-                                <w:t>auf‘s</w:t>
-                              </w:r>
-                              <w:proofErr w:type="spellEnd"/>
-                              <w:r>
-                                <w:rPr>
-                                  <w:color w:val="FFFFFF" w:themeColor="background1"/>
-                                </w:rPr>
-                                <w:t xml:space="preserve"> englische übertragen.</w:t>
+                                <w:t>Dieses Dokument spiegelt die Lore von Shorin wider, um zu verhindern falsche Fakten anzulegen und auf einer Spur zu bleiben. Desweiteren ist Deutsch für mich einfacher zu schreiben und ich kann von hier besser auf‘s englische übertragen.</w:t>
                               </w:r>
                             </w:p>
                           </w:sdtContent>
@@ -273,6 +239,7 @@
                             <w:dataBinding w:prefixMappings="xmlns:ns0='http://schemas.openxmlformats.org/package/2006/metadata/core-properties' xmlns:ns1='http://purl.org/dc/elements/1.1/'" w:xpath="/ns0:coreProperties[1]/ns1:creator[1]" w:storeItemID="{6C3C8BC8-F283-45AE-878A-BAB7291924A1}"/>
                             <w:text/>
                           </w:sdtPr>
+                          <w:sdtEndPr/>
                           <w:sdtContent>
                             <w:p>
                               <w:pPr>
@@ -301,6 +268,7 @@
                             <w:dataBinding w:prefixMappings="xmlns:ns0='http://schemas.openxmlformats.org/officeDocument/2006/extended-properties'" w:xpath="/ns0:Properties[1]/ns0:Company[1]" w:storeItemID="{6668398D-A668-4E3E-A5EB-62B293D839F1}"/>
                             <w:text/>
                           </w:sdtPr>
+                          <w:sdtEndPr/>
                           <w:sdtContent>
                             <w:p>
                               <w:pPr>
@@ -310,14 +278,12 @@
                                   <w:color w:val="FFFFFF" w:themeColor="background1"/>
                                 </w:rPr>
                               </w:pPr>
-                              <w:proofErr w:type="spellStart"/>
                               <w:r>
                                 <w:rPr>
                                   <w:color w:val="FFFFFF" w:themeColor="background1"/>
                                 </w:rPr>
                                 <w:t>Meikono</w:t>
                               </w:r>
-                              <w:proofErr w:type="spellEnd"/>
                             </w:p>
                           </w:sdtContent>
                         </w:sdt>
@@ -336,6 +302,7 @@
                               <w:calendar w:val="gregorian"/>
                             </w:date>
                           </w:sdtPr>
+                          <w:sdtEndPr/>
                           <w:sdtContent>
                             <w:p>
                               <w:pPr>
@@ -394,6 +361,7 @@
           <w:docPartUnique/>
         </w:docPartObj>
       </w:sdtPr>
+      <w:sdtEndPr/>
       <w:sdtContent>
         <w:p>
           <w:pPr>
@@ -7384,14 +7352,7 @@
         <w:rPr>
           <w:rFonts w:ascii="Lucida Calligraphy" w:eastAsia="Malgun Gothic" w:hAnsi="Lucida Calligraphy"/>
         </w:rPr>
-        <w:t xml:space="preserve"> die sich gegenseitig </w:t>
-      </w:r>
-      <w:proofErr w:type="gramStart"/>
-      <w:r>
-        <w:rPr>
-          <w:rFonts w:ascii="Lucida Calligraphy" w:eastAsia="Malgun Gothic" w:hAnsi="Lucida Calligraphy"/>
-        </w:rPr>
-        <w:t>töte</w:t>
+        <w:t xml:space="preserve"> die sich gegenseitig töte</w:t>
       </w:r>
       <w:r>
         <w:rPr>
@@ -7403,14 +7364,7 @@
         <w:rPr>
           <w:rFonts w:ascii="Lucida Calligraphy" w:eastAsia="Malgun Gothic" w:hAnsi="Lucida Calligraphy"/>
         </w:rPr>
-        <w:t>n</w:t>
-      </w:r>
-      <w:proofErr w:type="gramEnd"/>
-      <w:r>
-        <w:rPr>
-          <w:rFonts w:ascii="Lucida Calligraphy" w:eastAsia="Malgun Gothic" w:hAnsi="Lucida Calligraphy"/>
-        </w:rPr>
-        <w:t xml:space="preserve"> um zu überleben. Also haben Sie sich dazu entschlossen den Tieren </w:t>
+        <w:t xml:space="preserve">n um zu überleben. Also haben Sie sich dazu entschlossen den Tieren </w:t>
       </w:r>
       <w:r>
         <w:rPr>
@@ -7422,14 +7376,7 @@
         <w:rPr>
           <w:rFonts w:ascii="Lucida Calligraphy" w:eastAsia="Malgun Gothic" w:hAnsi="Lucida Calligraphy"/>
         </w:rPr>
-        <w:t xml:space="preserve">enügend Intelligenz zu </w:t>
-      </w:r>
-      <w:proofErr w:type="gramStart"/>
-      <w:r>
-        <w:rPr>
-          <w:rFonts w:ascii="Lucida Calligraphy" w:eastAsia="Malgun Gothic" w:hAnsi="Lucida Calligraphy"/>
-        </w:rPr>
-        <w:t>g</w:t>
+        <w:t>enügend Intelligenz zu g</w:t>
       </w:r>
       <w:r>
         <w:rPr>
@@ -7441,14 +7388,7 @@
         <w:rPr>
           <w:rFonts w:ascii="Lucida Calligraphy" w:eastAsia="Malgun Gothic" w:hAnsi="Lucida Calligraphy"/>
         </w:rPr>
-        <w:t>ben</w:t>
-      </w:r>
-      <w:proofErr w:type="gramEnd"/>
-      <w:r>
-        <w:rPr>
-          <w:rFonts w:ascii="Lucida Calligraphy" w:eastAsia="Malgun Gothic" w:hAnsi="Lucida Calligraphy"/>
-        </w:rPr>
-        <w:t xml:space="preserve"> um diese zu kontrollieren und einzuschränken. Somit waren die ersten Weres geboren. </w:t>
+        <w:t xml:space="preserve">ben um diese zu kontrollieren und einzuschränken. Somit waren die ersten Weres geboren. </w:t>
       </w:r>
     </w:p>
     <w:p>
@@ -8219,21 +8159,7 @@
         <w:rPr>
           <w:rFonts w:ascii="Lucida Calligraphy" w:eastAsia="Malgun Gothic" w:hAnsi="Lucida Calligraphy"/>
         </w:rPr>
-        <w:t xml:space="preserve">die Menschen Siedlungen für die Dryaden </w:t>
-      </w:r>
-      <w:proofErr w:type="gramStart"/>
-      <w:r>
-        <w:rPr>
-          <w:rFonts w:ascii="Lucida Calligraphy" w:eastAsia="Malgun Gothic" w:hAnsi="Lucida Calligraphy"/>
-        </w:rPr>
-        <w:t>errichtet</w:t>
-      </w:r>
-      <w:proofErr w:type="gramEnd"/>
-      <w:r>
-        <w:rPr>
-          <w:rFonts w:ascii="Lucida Calligraphy" w:eastAsia="Malgun Gothic" w:hAnsi="Lucida Calligraphy"/>
-        </w:rPr>
-        <w:t xml:space="preserve"> um den Handel und</w:t>
+        <w:t>die Menschen Siedlungen für die Dryaden errichtet um den Handel und</w:t>
       </w:r>
       <w:r>
         <w:rPr>
@@ -8291,21 +8217,7 @@
         <w:rPr>
           <w:rFonts w:ascii="Lucida Calligraphy" w:eastAsia="Malgun Gothic" w:hAnsi="Lucida Calligraphy"/>
         </w:rPr>
-        <w:t xml:space="preserve"> Die </w:t>
-      </w:r>
-      <w:proofErr w:type="spellStart"/>
-      <w:r>
-        <w:rPr>
-          <w:rFonts w:ascii="Lucida Calligraphy" w:eastAsia="Malgun Gothic" w:hAnsi="Lucida Calligraphy"/>
-        </w:rPr>
-        <w:t>Kitsunen</w:t>
-      </w:r>
-      <w:proofErr w:type="spellEnd"/>
-      <w:r>
-        <w:rPr>
-          <w:rFonts w:ascii="Lucida Calligraphy" w:eastAsia="Malgun Gothic" w:hAnsi="Lucida Calligraphy"/>
-        </w:rPr>
-        <w:t xml:space="preserve"> Gehören wie die Fairys zu den Wilden Völkern und besitzen kaum bis keine Technologie. Leichte Waffen wie Steinmesser wurden schon gefunden und auch Äste und </w:t>
+        <w:t xml:space="preserve"> Die Kitsunen Gehören wie die Fairys zu den Wilden Völkern und besitzen kaum bis keine Technologie. Leichte Waffen wie Steinmesser wurden schon gefunden und auch Äste und </w:t>
       </w:r>
       <w:r>
         <w:rPr>
@@ -8317,21 +8229,7 @@
         <w:rPr>
           <w:rFonts w:ascii="Lucida Calligraphy" w:eastAsia="Malgun Gothic" w:hAnsi="Lucida Calligraphy"/>
         </w:rPr>
-        <w:t xml:space="preserve"> werden ab und zu zusammengebunden gefunden, was auf ein Verständnis zum Unterkunft bau schließen lässt. Es ist kein Handel mit diesen Wesen möglich und </w:t>
-      </w:r>
-      <w:proofErr w:type="spellStart"/>
-      <w:r>
-        <w:rPr>
-          <w:rFonts w:ascii="Lucida Calligraphy" w:eastAsia="Malgun Gothic" w:hAnsi="Lucida Calligraphy"/>
-        </w:rPr>
-        <w:t>Kitsunen</w:t>
-      </w:r>
-      <w:proofErr w:type="spellEnd"/>
-      <w:r>
-        <w:rPr>
-          <w:rFonts w:ascii="Lucida Calligraphy" w:eastAsia="Malgun Gothic" w:hAnsi="Lucida Calligraphy"/>
-        </w:rPr>
-        <w:t xml:space="preserve"> sind ungebetene Gäste, da Sie nicht zurückschrecken</w:t>
+        <w:t xml:space="preserve"> werden ab und zu zusammengebunden gefunden, was auf ein Verständnis zum Unterkunft bau schließen lässt. Es ist kein Handel mit diesen Wesen möglich und Kitsunen sind ungebetene Gäste, da Sie nicht zurückschrecken</w:t>
       </w:r>
       <w:r>
         <w:rPr>
@@ -8396,21 +8294,7 @@
         <w:rPr>
           <w:rFonts w:ascii="Lucida Calligraphy" w:eastAsia="Malgun Gothic" w:hAnsi="Lucida Calligraphy"/>
         </w:rPr>
-        <w:t xml:space="preserve"> Neben den </w:t>
-      </w:r>
-      <w:proofErr w:type="spellStart"/>
-      <w:r>
-        <w:rPr>
-          <w:rFonts w:ascii="Lucida Calligraphy" w:eastAsia="Malgun Gothic" w:hAnsi="Lucida Calligraphy"/>
-        </w:rPr>
-        <w:t>Kitsunen</w:t>
-      </w:r>
-      <w:proofErr w:type="spellEnd"/>
-      <w:r>
-        <w:rPr>
-          <w:rFonts w:ascii="Lucida Calligraphy" w:eastAsia="Malgun Gothic" w:hAnsi="Lucida Calligraphy"/>
-        </w:rPr>
-        <w:t xml:space="preserve"> gehört dieses Volk zu den Wilden </w:t>
+        <w:t xml:space="preserve"> Neben den Kitsunen gehört dieses Volk zu den Wilden </w:t>
       </w:r>
       <w:r>
         <w:rPr>
@@ -8486,7 +8370,6 @@
         </w:rPr>
       </w:pPr>
       <w:bookmarkStart w:id="17" w:name="_Toc40658886"/>
-      <w:proofErr w:type="spellStart"/>
       <w:r>
         <w:rPr>
           <w:rStyle w:val="berschrift3Zchn"/>
@@ -8494,7 +8377,6 @@
         </w:rPr>
         <w:t>Orc</w:t>
       </w:r>
-      <w:proofErr w:type="spellEnd"/>
       <w:r>
         <w:rPr>
           <w:rStyle w:val="berschrift3Zchn"/>
@@ -8617,21 +8499,18 @@
         </w:rPr>
         <w:t xml:space="preserve">leben am Mountain </w:t>
       </w:r>
-      <w:proofErr w:type="spellStart"/>
       <w:r>
         <w:rPr>
           <w:rFonts w:ascii="Lucida Calligraphy" w:eastAsia="Malgun Gothic" w:hAnsi="Lucida Calligraphy"/>
         </w:rPr>
         <w:t>Yami</w:t>
       </w:r>
-      <w:proofErr w:type="spellEnd"/>
       <w:r>
         <w:rPr>
           <w:rFonts w:ascii="Lucida Calligraphy" w:eastAsia="Malgun Gothic" w:hAnsi="Lucida Calligraphy"/>
         </w:rPr>
         <w:t xml:space="preserve"> in ihrer Hauptstadt </w:t>
       </w:r>
-      <w:proofErr w:type="spellStart"/>
       <w:r>
         <w:rPr>
           <w:rFonts w:ascii="Lucida Calligraphy" w:eastAsia="Malgun Gothic" w:hAnsi="Lucida Calligraphy"/>
@@ -8642,14 +8521,7 @@
         <w:rPr>
           <w:rFonts w:ascii="Lucida Calligraphy" w:eastAsia="Malgun Gothic" w:hAnsi="Lucida Calligraphy"/>
         </w:rPr>
-        <w:t>arach</w:t>
-      </w:r>
-      <w:proofErr w:type="spellEnd"/>
-      <w:r>
-        <w:rPr>
-          <w:rFonts w:ascii="Lucida Calligraphy" w:eastAsia="Malgun Gothic" w:hAnsi="Lucida Calligraphy"/>
-        </w:rPr>
-        <w:t>. Diese Festung wurde von ihnen</w:t>
+        <w:t>arach. Diese Festung wurde von ihnen</w:t>
       </w:r>
       <w:r>
         <w:rPr>
@@ -8667,21 +8539,7 @@
         <w:rPr>
           <w:rFonts w:ascii="Lucida Calligraphy" w:eastAsia="Malgun Gothic" w:hAnsi="Lucida Calligraphy"/>
         </w:rPr>
-        <w:t xml:space="preserve">haben dort einen </w:t>
-      </w:r>
-      <w:proofErr w:type="gramStart"/>
-      <w:r>
-        <w:rPr>
-          <w:rFonts w:ascii="Lucida Calligraphy" w:eastAsia="Malgun Gothic" w:hAnsi="Lucida Calligraphy"/>
-        </w:rPr>
-        <w:t>Altar</w:t>
-      </w:r>
-      <w:proofErr w:type="gramEnd"/>
-      <w:r>
-        <w:rPr>
-          <w:rFonts w:ascii="Lucida Calligraphy" w:eastAsia="Malgun Gothic" w:hAnsi="Lucida Calligraphy"/>
-        </w:rPr>
-        <w:t xml:space="preserve"> um </w:t>
+        <w:t xml:space="preserve">haben dort einen Altar um </w:t>
       </w:r>
       <w:r>
         <w:rPr>
@@ -8705,7 +8563,6 @@
         </w:rPr>
       </w:pPr>
       <w:bookmarkStart w:id="19" w:name="_Toc40658888"/>
-      <w:proofErr w:type="spellStart"/>
       <w:r>
         <w:rPr>
           <w:rStyle w:val="berschrift3Zchn"/>
@@ -8713,7 +8570,6 @@
         </w:rPr>
         <w:t>Were</w:t>
       </w:r>
-      <w:proofErr w:type="spellEnd"/>
       <w:r>
         <w:rPr>
           <w:rStyle w:val="berschrift3Zchn"/>
@@ -8744,21 +8600,7 @@
         <w:rPr>
           <w:rFonts w:ascii="Lucida Calligraphy" w:eastAsia="Malgun Gothic" w:hAnsi="Lucida Calligraphy"/>
         </w:rPr>
-        <w:t xml:space="preserve">Weres verlassen sich auf Handarbeit und deren </w:t>
-      </w:r>
-      <w:proofErr w:type="gramStart"/>
-      <w:r>
-        <w:rPr>
-          <w:rFonts w:ascii="Lucida Calligraphy" w:eastAsia="Malgun Gothic" w:hAnsi="Lucida Calligraphy"/>
-        </w:rPr>
-        <w:t>Klauen</w:t>
-      </w:r>
-      <w:proofErr w:type="gramEnd"/>
-      <w:r>
-        <w:rPr>
-          <w:rFonts w:ascii="Lucida Calligraphy" w:eastAsia="Malgun Gothic" w:hAnsi="Lucida Calligraphy"/>
-        </w:rPr>
-        <w:t>, um vieles zu bewerkstelligen. Nutzen selten auch Werkzeuge der Orcs und Norse.</w:t>
+        <w:t>Weres verlassen sich auf Handarbeit und deren Klauen, um vieles zu bewerkstelligen. Nutzen selten auch Werkzeuge der Orcs und Norse.</w:t>
       </w:r>
     </w:p>
     <w:p>
@@ -8775,7 +8617,6 @@
         </w:rPr>
       </w:pPr>
       <w:bookmarkStart w:id="20" w:name="_Toc40658889"/>
-      <w:proofErr w:type="spellStart"/>
       <w:r>
         <w:rPr>
           <w:rStyle w:val="berschrift3Zchn"/>
@@ -8783,7 +8624,6 @@
         </w:rPr>
         <w:t>Demon</w:t>
       </w:r>
-      <w:proofErr w:type="spellEnd"/>
       <w:r>
         <w:rPr>
           <w:rStyle w:val="berschrift3Zchn"/>
@@ -9134,21 +8974,39 @@
           <w:rFonts w:ascii="Lucida Calligraphy" w:eastAsia="Malgun Gothic" w:hAnsi="Lucida Calligraphy"/>
         </w:rPr>
       </w:pPr>
-      <w:proofErr w:type="spellStart"/>
       <w:r>
         <w:rPr>
           <w:rStyle w:val="berschrift3Zchn"/>
           <w:rFonts w:ascii="Lucida Calligraphy" w:eastAsia="Malgun Gothic" w:hAnsi="Lucida Calligraphy"/>
         </w:rPr>
-        <w:t>Orc</w:t>
-      </w:r>
-      <w:proofErr w:type="spellEnd"/>
+        <w:t>Orc:</w:t>
+      </w:r>
+      <w:r>
+        <w:rPr>
+          <w:rFonts w:ascii="Lucida Calligraphy" w:eastAsia="Malgun Gothic" w:hAnsi="Lucida Calligraphy"/>
+        </w:rPr>
+        <w:t xml:space="preserve"> </w:t>
+      </w:r>
+    </w:p>
+    <w:p>
+      <w:pPr>
+        <w:rPr>
+          <w:rFonts w:ascii="Lucida Calligraphy" w:eastAsia="Malgun Gothic" w:hAnsi="Lucida Calligraphy"/>
+        </w:rPr>
+      </w:pPr>
+    </w:p>
+    <w:p>
+      <w:pPr>
+        <w:rPr>
+          <w:rFonts w:ascii="Lucida Calligraphy" w:eastAsia="Malgun Gothic" w:hAnsi="Lucida Calligraphy"/>
+        </w:rPr>
+      </w:pPr>
       <w:r>
         <w:rPr>
           <w:rStyle w:val="berschrift3Zchn"/>
           <w:rFonts w:ascii="Lucida Calligraphy" w:eastAsia="Malgun Gothic" w:hAnsi="Lucida Calligraphy"/>
         </w:rPr>
-        <w:t>:</w:t>
+        <w:t>Norse:</w:t>
       </w:r>
       <w:r>
         <w:rPr>
@@ -9175,7 +9033,7 @@
           <w:rStyle w:val="berschrift3Zchn"/>
           <w:rFonts w:ascii="Lucida Calligraphy" w:eastAsia="Malgun Gothic" w:hAnsi="Lucida Calligraphy"/>
         </w:rPr>
-        <w:t>Norse:</w:t>
+        <w:t>Were:</w:t>
       </w:r>
       <w:r>
         <w:rPr>
@@ -9192,57 +9050,12 @@
       </w:pPr>
     </w:p>
     <w:p>
-      <w:pPr>
-        <w:rPr>
-          <w:rFonts w:ascii="Lucida Calligraphy" w:eastAsia="Malgun Gothic" w:hAnsi="Lucida Calligraphy"/>
-        </w:rPr>
-      </w:pPr>
-      <w:proofErr w:type="spellStart"/>
       <w:r>
         <w:rPr>
           <w:rStyle w:val="berschrift3Zchn"/>
           <w:rFonts w:ascii="Lucida Calligraphy" w:eastAsia="Malgun Gothic" w:hAnsi="Lucida Calligraphy"/>
         </w:rPr>
-        <w:t>Were</w:t>
-      </w:r>
-      <w:proofErr w:type="spellEnd"/>
-      <w:r>
-        <w:rPr>
-          <w:rStyle w:val="berschrift3Zchn"/>
-          <w:rFonts w:ascii="Lucida Calligraphy" w:eastAsia="Malgun Gothic" w:hAnsi="Lucida Calligraphy"/>
-        </w:rPr>
-        <w:t>:</w:t>
-      </w:r>
-      <w:r>
-        <w:rPr>
-          <w:rFonts w:ascii="Lucida Calligraphy" w:eastAsia="Malgun Gothic" w:hAnsi="Lucida Calligraphy"/>
-        </w:rPr>
-        <w:t xml:space="preserve"> </w:t>
-      </w:r>
-    </w:p>
-    <w:p>
-      <w:pPr>
-        <w:rPr>
-          <w:rFonts w:ascii="Lucida Calligraphy" w:eastAsia="Malgun Gothic" w:hAnsi="Lucida Calligraphy"/>
-        </w:rPr>
-      </w:pPr>
-    </w:p>
-    <w:p>
-      <w:proofErr w:type="spellStart"/>
-      <w:r>
-        <w:rPr>
-          <w:rStyle w:val="berschrift3Zchn"/>
-          <w:rFonts w:ascii="Lucida Calligraphy" w:eastAsia="Malgun Gothic" w:hAnsi="Lucida Calligraphy"/>
-        </w:rPr>
-        <w:t>Demon</w:t>
-      </w:r>
-      <w:proofErr w:type="spellEnd"/>
-      <w:r>
-        <w:rPr>
-          <w:rStyle w:val="berschrift3Zchn"/>
-          <w:rFonts w:ascii="Lucida Calligraphy" w:eastAsia="Malgun Gothic" w:hAnsi="Lucida Calligraphy"/>
-        </w:rPr>
-        <w:t>:</w:t>
+        <w:t>Demon:</w:t>
       </w:r>
       <w:r>
         <w:rPr>
@@ -9446,21 +9259,7 @@
         <w:rPr>
           <w:rFonts w:ascii="Lucida Calligraphy" w:eastAsia="Malgun Gothic" w:hAnsi="Lucida Calligraphy"/>
         </w:rPr>
-        <w:t xml:space="preserve"> Wohnhaft sind sie auch in den Wäldern </w:t>
-      </w:r>
-      <w:proofErr w:type="spellStart"/>
-      <w:r>
-        <w:rPr>
-          <w:rFonts w:ascii="Lucida Calligraphy" w:eastAsia="Malgun Gothic" w:hAnsi="Lucida Calligraphy"/>
-        </w:rPr>
-        <w:t>Kaguyas</w:t>
-      </w:r>
-      <w:proofErr w:type="spellEnd"/>
-      <w:r>
-        <w:rPr>
-          <w:rFonts w:ascii="Lucida Calligraphy" w:eastAsia="Malgun Gothic" w:hAnsi="Lucida Calligraphy"/>
-        </w:rPr>
-        <w:t>.</w:t>
+        <w:t xml:space="preserve"> Wohnhaft sind sie auch in den Wäldern Kaguyas.</w:t>
       </w:r>
       <w:r>
         <w:rPr>
@@ -9618,21 +9417,7 @@
         <w:rPr>
           <w:rFonts w:ascii="Lucida Calligraphy" w:eastAsia="Malgun Gothic" w:hAnsi="Lucida Calligraphy"/>
         </w:rPr>
-        <w:t xml:space="preserve">Was die Bekannte Insel </w:t>
-      </w:r>
-      <w:proofErr w:type="spellStart"/>
-      <w:r>
-        <w:rPr>
-          <w:rFonts w:ascii="Lucida Calligraphy" w:eastAsia="Malgun Gothic" w:hAnsi="Lucida Calligraphy"/>
-        </w:rPr>
-        <w:t>Peligro</w:t>
-      </w:r>
-      <w:proofErr w:type="spellEnd"/>
-      <w:r>
-        <w:rPr>
-          <w:rFonts w:ascii="Lucida Calligraphy" w:eastAsia="Malgun Gothic" w:hAnsi="Lucida Calligraphy"/>
-        </w:rPr>
-        <w:t xml:space="preserve"> unerreichbar macht. </w:t>
+        <w:t xml:space="preserve">Was die Bekannte Insel Peligro unerreichbar macht. </w:t>
       </w:r>
     </w:p>
     <w:p>
@@ -9678,21 +9463,7 @@
         <w:rPr>
           <w:rFonts w:ascii="Lucida Calligraphy" w:eastAsia="Malgun Gothic" w:hAnsi="Lucida Calligraphy"/>
         </w:rPr>
-        <w:t xml:space="preserve"> Dieses Volk lebt in den Bergen von Gong und hat sich daran angepasst. Ihre Haut ist </w:t>
-      </w:r>
-      <w:proofErr w:type="spellStart"/>
-      <w:r>
-        <w:rPr>
-          <w:rFonts w:ascii="Lucida Calligraphy" w:eastAsia="Malgun Gothic" w:hAnsi="Lucida Calligraphy"/>
-        </w:rPr>
-        <w:t>Lederisch</w:t>
-      </w:r>
-      <w:proofErr w:type="spellEnd"/>
-      <w:r>
-        <w:rPr>
-          <w:rFonts w:ascii="Lucida Calligraphy" w:eastAsia="Malgun Gothic" w:hAnsi="Lucida Calligraphy"/>
-        </w:rPr>
-        <w:t xml:space="preserve"> und eher hart</w:t>
+        <w:t xml:space="preserve"> Dieses Volk lebt in den Bergen von Gong und hat sich daran angepasst. Ihre Haut ist Lederisch und eher hart</w:t>
       </w:r>
       <w:r>
         <w:rPr>
@@ -9943,21 +9714,7 @@
         <w:rPr>
           <w:rFonts w:ascii="Lucida Calligraphy" w:eastAsia="Malgun Gothic" w:hAnsi="Lucida Calligraphy"/>
         </w:rPr>
-        <w:t xml:space="preserve"> Gnome sind </w:t>
-      </w:r>
-      <w:proofErr w:type="gramStart"/>
-      <w:r>
-        <w:rPr>
-          <w:rFonts w:ascii="Lucida Calligraphy" w:eastAsia="Malgun Gothic" w:hAnsi="Lucida Calligraphy"/>
-        </w:rPr>
-        <w:t>Magisch</w:t>
-      </w:r>
-      <w:proofErr w:type="gramEnd"/>
-      <w:r>
-        <w:rPr>
-          <w:rFonts w:ascii="Lucida Calligraphy" w:eastAsia="Malgun Gothic" w:hAnsi="Lucida Calligraphy"/>
-        </w:rPr>
-        <w:t xml:space="preserve"> unbegabt, beherbergen aber viele Fairys</w:t>
+        <w:t xml:space="preserve"> Gnome sind Magisch unbegabt, beherbergen aber viele Fairys</w:t>
       </w:r>
       <w:r>
         <w:rPr>
@@ -10065,16 +9822,8 @@
         <w:rPr>
           <w:rFonts w:ascii="Lucida Calligraphy" w:eastAsia="Malgun Gothic" w:hAnsi="Lucida Calligraphy"/>
         </w:rPr>
-        <w:t xml:space="preserve"> Die Menschen leben Südlich der Wälder </w:t>
-      </w:r>
-      <w:proofErr w:type="spellStart"/>
-      <w:r>
-        <w:rPr>
-          <w:rFonts w:ascii="Lucida Calligraphy" w:eastAsia="Malgun Gothic" w:hAnsi="Lucida Calligraphy"/>
-        </w:rPr>
-        <w:t>Kaguyas</w:t>
-      </w:r>
-      <w:proofErr w:type="spellEnd"/>
+        <w:t xml:space="preserve"> Die Menschen leben Südlich der Wälder Kaguyas</w:t>
+      </w:r>
       <w:r>
         <w:rPr>
           <w:rFonts w:ascii="Lucida Calligraphy" w:eastAsia="Malgun Gothic" w:hAnsi="Lucida Calligraphy"/>
@@ -10139,21 +9888,7 @@
         <w:rPr>
           <w:rFonts w:ascii="Lucida Calligraphy" w:eastAsia="Malgun Gothic" w:hAnsi="Lucida Calligraphy"/>
         </w:rPr>
-        <w:t xml:space="preserve">Ihre Hauptstadt liegt auf einen Marmorberg in der Nähe des Sees </w:t>
-      </w:r>
-      <w:proofErr w:type="spellStart"/>
-      <w:r>
-        <w:rPr>
-          <w:rFonts w:ascii="Lucida Calligraphy" w:eastAsia="Malgun Gothic" w:hAnsi="Lucida Calligraphy"/>
-        </w:rPr>
-        <w:t>Tribar</w:t>
-      </w:r>
-      <w:proofErr w:type="spellEnd"/>
-      <w:r>
-        <w:rPr>
-          <w:rFonts w:ascii="Lucida Calligraphy" w:eastAsia="Malgun Gothic" w:hAnsi="Lucida Calligraphy"/>
-        </w:rPr>
-        <w:t xml:space="preserve">. </w:t>
+        <w:t xml:space="preserve">Ihre Hauptstadt liegt auf einen Marmorberg in der Nähe des Sees Tribar. </w:t>
       </w:r>
     </w:p>
     <w:p>
@@ -10206,21 +9941,7 @@
         <w:rPr>
           <w:rFonts w:ascii="Lucida Calligraphy" w:eastAsia="Malgun Gothic" w:hAnsi="Lucida Calligraphy"/>
         </w:rPr>
-        <w:t xml:space="preserve"> welches sie Weiterverarbeiten in Brot und Gebäck, welches auch gleichzeitig das Größte Handelsgut der Menschen ist. Der See </w:t>
-      </w:r>
-      <w:proofErr w:type="spellStart"/>
-      <w:r>
-        <w:rPr>
-          <w:rFonts w:ascii="Lucida Calligraphy" w:eastAsia="Malgun Gothic" w:hAnsi="Lucida Calligraphy"/>
-        </w:rPr>
-        <w:t>Tribar</w:t>
-      </w:r>
-      <w:proofErr w:type="spellEnd"/>
-      <w:r>
-        <w:rPr>
-          <w:rFonts w:ascii="Lucida Calligraphy" w:eastAsia="Malgun Gothic" w:hAnsi="Lucida Calligraphy"/>
-        </w:rPr>
-        <w:t xml:space="preserve"> Ist </w:t>
+        <w:t xml:space="preserve"> welches sie Weiterverarbeiten in Brot und Gebäck, welches auch gleichzeitig das Größte Handelsgut der Menschen ist. Der See Tribar Ist </w:t>
       </w:r>
       <w:r>
         <w:rPr>
@@ -10353,7 +10074,6 @@
         </w:rPr>
       </w:pPr>
       <w:bookmarkStart w:id="35" w:name="_Toc40658904"/>
-      <w:proofErr w:type="spellStart"/>
       <w:r>
         <w:rPr>
           <w:rFonts w:ascii="Lucida Calligraphy" w:eastAsia="Malgun Gothic" w:hAnsi="Lucida Calligraphy"/>
@@ -10361,7 +10081,6 @@
         <w:t>Orc</w:t>
       </w:r>
       <w:bookmarkEnd w:id="35"/>
-      <w:proofErr w:type="spellEnd"/>
     </w:p>
     <w:p>
       <w:pPr>
@@ -10461,35 +10180,7 @@
         <w:rPr>
           <w:rFonts w:ascii="Lucida Calligraphy" w:eastAsia="Malgun Gothic" w:hAnsi="Lucida Calligraphy"/>
         </w:rPr>
-        <w:t xml:space="preserve"> Ähnlich wie die Menschen Bewohnen Orcs den Südlichen Teil von Shorin und leben in Holz und Lehmhütten, Orcs nutzen das von Menschen </w:t>
-      </w:r>
-      <w:proofErr w:type="spellStart"/>
-      <w:r>
-        <w:rPr>
-          <w:rFonts w:ascii="Lucida Calligraphy" w:eastAsia="Malgun Gothic" w:hAnsi="Lucida Calligraphy"/>
-        </w:rPr>
-        <w:t>abgerodete</w:t>
-      </w:r>
-      <w:proofErr w:type="spellEnd"/>
-      <w:r>
-        <w:rPr>
-          <w:rFonts w:ascii="Lucida Calligraphy" w:eastAsia="Malgun Gothic" w:hAnsi="Lucida Calligraphy"/>
-        </w:rPr>
-        <w:t xml:space="preserve"> Land östlich von </w:t>
-      </w:r>
-      <w:proofErr w:type="spellStart"/>
-      <w:r>
-        <w:rPr>
-          <w:rFonts w:ascii="Lucida Calligraphy" w:eastAsia="Malgun Gothic" w:hAnsi="Lucida Calligraphy"/>
-        </w:rPr>
-        <w:t>Fen</w:t>
-      </w:r>
-      <w:proofErr w:type="spellEnd"/>
-      <w:r>
-        <w:rPr>
-          <w:rFonts w:ascii="Lucida Calligraphy" w:eastAsia="Malgun Gothic" w:hAnsi="Lucida Calligraphy"/>
-        </w:rPr>
-        <w:t xml:space="preserve"> als Farmland und bewirtschaften dieses.</w:t>
+        <w:t xml:space="preserve"> Ähnlich wie die Menschen Bewohnen Orcs den Südlichen Teil von Shorin und leben in Holz und Lehmhütten, Orcs nutzen das von Menschen abgerodete Land östlich von Fen als Farmland und bewirtschaften dieses.</w:t>
       </w:r>
     </w:p>
     <w:p>
@@ -10788,14 +10479,12 @@
         </w:rPr>
         <w:t xml:space="preserve">von Berg </w:t>
       </w:r>
-      <w:proofErr w:type="spellStart"/>
       <w:r>
         <w:rPr>
           <w:rFonts w:ascii="Lucida Calligraphy" w:eastAsia="Malgun Gothic" w:hAnsi="Lucida Calligraphy"/>
         </w:rPr>
         <w:t>Yami</w:t>
       </w:r>
-      <w:proofErr w:type="spellEnd"/>
       <w:r>
         <w:rPr>
           <w:rFonts w:ascii="Lucida Calligraphy" w:eastAsia="Malgun Gothic" w:hAnsi="Lucida Calligraphy"/>
@@ -10818,35 +10507,186 @@
         <w:rPr>
           <w:rFonts w:ascii="Lucida Calligraphy" w:eastAsia="Malgun Gothic" w:hAnsi="Lucida Calligraphy"/>
         </w:rPr>
+        <w:t xml:space="preserve"> Zarach, welches die Größte Festung Shorins ist</w:t>
+      </w:r>
+      <w:r>
+        <w:rPr>
+          <w:rFonts w:ascii="Lucida Calligraphy" w:eastAsia="Malgun Gothic" w:hAnsi="Lucida Calligraphy"/>
+        </w:rPr>
+        <w:t>.</w:t>
+      </w:r>
+    </w:p>
+    <w:p>
+      <w:pPr>
+        <w:rPr>
+          <w:rFonts w:ascii="Lucida Calligraphy" w:eastAsia="Malgun Gothic" w:hAnsi="Lucida Calligraphy"/>
+        </w:rPr>
+      </w:pPr>
+      <w:bookmarkStart w:id="42" w:name="_Toc40658911"/>
+      <w:r>
+        <w:rPr>
+          <w:rStyle w:val="berschrift3Zchn"/>
+          <w:rFonts w:ascii="Lucida Calligraphy" w:eastAsia="Malgun Gothic" w:hAnsi="Lucida Calligraphy"/>
+        </w:rPr>
+        <w:t>Ernährung:</w:t>
+      </w:r>
+      <w:bookmarkEnd w:id="42"/>
+      <w:r>
+        <w:rPr>
+          <w:rFonts w:ascii="Lucida Calligraphy" w:eastAsia="Malgun Gothic" w:hAnsi="Lucida Calligraphy"/>
+        </w:rPr>
         <w:t xml:space="preserve"> </w:t>
       </w:r>
-      <w:proofErr w:type="spellStart"/>
-      <w:r>
-        <w:rPr>
-          <w:rFonts w:ascii="Lucida Calligraphy" w:eastAsia="Malgun Gothic" w:hAnsi="Lucida Calligraphy"/>
-        </w:rPr>
-        <w:t>Zarach</w:t>
-      </w:r>
-      <w:proofErr w:type="spellEnd"/>
-      <w:r>
-        <w:rPr>
-          <w:rFonts w:ascii="Lucida Calligraphy" w:eastAsia="Malgun Gothic" w:hAnsi="Lucida Calligraphy"/>
-        </w:rPr>
-        <w:t xml:space="preserve">, welches die Größte Festung </w:t>
-      </w:r>
-      <w:proofErr w:type="spellStart"/>
-      <w:r>
-        <w:rPr>
-          <w:rFonts w:ascii="Lucida Calligraphy" w:eastAsia="Malgun Gothic" w:hAnsi="Lucida Calligraphy"/>
-        </w:rPr>
-        <w:t>Shorins</w:t>
-      </w:r>
-      <w:proofErr w:type="spellEnd"/>
-      <w:r>
-        <w:rPr>
-          <w:rFonts w:ascii="Lucida Calligraphy" w:eastAsia="Malgun Gothic" w:hAnsi="Lucida Calligraphy"/>
-        </w:rPr>
-        <w:t xml:space="preserve"> ist</w:t>
+      <w:r>
+        <w:rPr>
+          <w:rFonts w:ascii="Lucida Calligraphy" w:eastAsia="Malgun Gothic" w:hAnsi="Lucida Calligraphy"/>
+        </w:rPr>
+        <w:t>Die Norse</w:t>
+      </w:r>
+      <w:r>
+        <w:rPr>
+          <w:rFonts w:ascii="Lucida Calligraphy" w:eastAsia="Malgun Gothic" w:hAnsi="Lucida Calligraphy"/>
+        </w:rPr>
+        <w:t xml:space="preserve"> Leben von den Erzeugnissen der Weres und Orcs, sie besitzen kaum eigene Produktion. </w:t>
+      </w:r>
+    </w:p>
+    <w:p>
+      <w:pPr>
+        <w:rPr>
+          <w:rFonts w:ascii="Lucida Calligraphy" w:eastAsia="Malgun Gothic" w:hAnsi="Lucida Calligraphy"/>
+        </w:rPr>
+      </w:pPr>
+      <w:bookmarkStart w:id="43" w:name="_Toc40658912"/>
+      <w:r>
+        <w:rPr>
+          <w:rStyle w:val="berschrift3Zchn"/>
+          <w:rFonts w:ascii="Lucida Calligraphy" w:eastAsia="Malgun Gothic" w:hAnsi="Lucida Calligraphy"/>
+        </w:rPr>
+        <w:t>Magie:</w:t>
+      </w:r>
+      <w:bookmarkEnd w:id="43"/>
+      <w:r>
+        <w:rPr>
+          <w:rFonts w:ascii="Lucida Calligraphy" w:eastAsia="Malgun Gothic" w:hAnsi="Lucida Calligraphy"/>
+        </w:rPr>
+        <w:t xml:space="preserve"> Die Norse sind Magisch sehr stark und haben eine Verbindung zur Beschwörungs- und Erschaffungsmagie. Man sagt die Demon sind von den Norse erschaffen wurden und dienen ihnen, wobei sie auch von den Norse vergöttert werden. </w:t>
+      </w:r>
+    </w:p>
+    <w:p>
+      <w:pPr>
+        <w:rPr>
+          <w:rFonts w:ascii="Lucida Calligraphy" w:eastAsia="Malgun Gothic" w:hAnsi="Lucida Calligraphy"/>
+        </w:rPr>
+      </w:pPr>
+    </w:p>
+    <w:p>
+      <w:pPr>
+        <w:pStyle w:val="berschrift2"/>
+        <w:rPr>
+          <w:rFonts w:ascii="Lucida Calligraphy" w:eastAsia="Malgun Gothic" w:hAnsi="Lucida Calligraphy"/>
+        </w:rPr>
+      </w:pPr>
+      <w:bookmarkStart w:id="44" w:name="_Toc40658913"/>
+      <w:r>
+        <w:rPr>
+          <w:rFonts w:ascii="Lucida Calligraphy" w:eastAsia="Malgun Gothic" w:hAnsi="Lucida Calligraphy"/>
+        </w:rPr>
+        <w:t>Weres</w:t>
+      </w:r>
+      <w:bookmarkEnd w:id="44"/>
+    </w:p>
+    <w:p>
+      <w:pPr>
+        <w:rPr>
+          <w:rFonts w:ascii="Lucida Calligraphy" w:eastAsia="Malgun Gothic" w:hAnsi="Lucida Calligraphy"/>
+        </w:rPr>
+      </w:pPr>
+      <w:bookmarkStart w:id="45" w:name="_Toc40658914"/>
+      <w:r>
+        <w:rPr>
+          <w:rStyle w:val="berschrift3Zchn"/>
+          <w:rFonts w:ascii="Lucida Calligraphy" w:eastAsia="Malgun Gothic" w:hAnsi="Lucida Calligraphy"/>
+        </w:rPr>
+        <w:t>Aussehen:</w:t>
+      </w:r>
+      <w:bookmarkEnd w:id="45"/>
+      <w:r>
+        <w:rPr>
+          <w:rFonts w:ascii="Lucida Calligraphy" w:eastAsia="Malgun Gothic" w:hAnsi="Lucida Calligraphy"/>
+        </w:rPr>
+        <w:t xml:space="preserve"> </w:t>
+      </w:r>
+      <w:r>
+        <w:rPr>
+          <w:rFonts w:ascii="Lucida Calligraphy" w:eastAsia="Malgun Gothic" w:hAnsi="Lucida Calligraphy"/>
+        </w:rPr>
+        <w:t xml:space="preserve">Weres sind eine Ansammlung von vielen Anthropomorphischen Kreaturen anders als die Kitsune Sprechen diese eine Gemeinsame Sprache und leben </w:t>
+      </w:r>
+      <w:r>
+        <w:rPr>
+          <w:rFonts w:ascii="Lucida Calligraphy" w:eastAsia="Malgun Gothic" w:hAnsi="Lucida Calligraphy"/>
+        </w:rPr>
+        <w:t>zivilisiert</w:t>
+      </w:r>
+      <w:r>
+        <w:rPr>
+          <w:rFonts w:ascii="Lucida Calligraphy" w:eastAsia="Malgun Gothic" w:hAnsi="Lucida Calligraphy"/>
+        </w:rPr>
+        <w:t xml:space="preserve">. Die Größe </w:t>
+      </w:r>
+      <w:r>
+        <w:rPr>
+          <w:rFonts w:ascii="Lucida Calligraphy" w:eastAsia="Malgun Gothic" w:hAnsi="Lucida Calligraphy"/>
+        </w:rPr>
+        <w:t>zwischen</w:t>
+      </w:r>
+      <w:r>
+        <w:rPr>
+          <w:rFonts w:ascii="Lucida Calligraphy" w:eastAsia="Malgun Gothic" w:hAnsi="Lucida Calligraphy"/>
+        </w:rPr>
+        <w:t xml:space="preserve"> allen Arten beträgt </w:t>
+      </w:r>
+      <w:r>
+        <w:rPr>
+          <w:rFonts w:ascii="Lucida Calligraphy" w:eastAsia="Malgun Gothic" w:hAnsi="Lucida Calligraphy"/>
+        </w:rPr>
+        <w:t>zwischen</w:t>
+      </w:r>
+      <w:r>
+        <w:rPr>
+          <w:rFonts w:ascii="Lucida Calligraphy" w:eastAsia="Malgun Gothic" w:hAnsi="Lucida Calligraphy"/>
+        </w:rPr>
+        <w:t xml:space="preserve"> 1.3 Meter und 1.8 Meter</w:t>
+      </w:r>
+      <w:r>
+        <w:rPr>
+          <w:rFonts w:ascii="Lucida Calligraphy" w:eastAsia="Malgun Gothic" w:hAnsi="Lucida Calligraphy"/>
+        </w:rPr>
+        <w:t xml:space="preserve">. Es wurden Exemplare mit Braunen, Grauen und Weissen Fell gesehen. Auch Muster sind </w:t>
+      </w:r>
+      <w:r>
+        <w:rPr>
+          <w:rFonts w:ascii="Lucida Calligraphy" w:eastAsia="Malgun Gothic" w:hAnsi="Lucida Calligraphy"/>
+        </w:rPr>
+        <w:t>möglich</w:t>
+      </w:r>
+      <w:r>
+        <w:rPr>
+          <w:rFonts w:ascii="Lucida Calligraphy" w:eastAsia="Malgun Gothic" w:hAnsi="Lucida Calligraphy"/>
+        </w:rPr>
+        <w:t>. Darunter haben alle Weres einen Schwanz</w:t>
+      </w:r>
+      <w:r>
+        <w:rPr>
+          <w:rFonts w:ascii="Lucida Calligraphy" w:eastAsia="Malgun Gothic" w:hAnsi="Lucida Calligraphy"/>
+        </w:rPr>
+        <w:t xml:space="preserve"> zwischen 1 Meter und 20cm </w:t>
+      </w:r>
+      <w:r>
+        <w:rPr>
+          <w:rFonts w:ascii="Lucida Calligraphy" w:eastAsia="Malgun Gothic" w:hAnsi="Lucida Calligraphy"/>
+        </w:rPr>
+        <w:t>Länge</w:t>
       </w:r>
       <w:r>
         <w:rPr>
@@ -10854,48 +10694,112 @@
         </w:rPr>
         <w:t>.</w:t>
       </w:r>
-    </w:p>
-    <w:p>
-      <w:pPr>
-        <w:rPr>
-          <w:rFonts w:ascii="Lucida Calligraphy" w:eastAsia="Malgun Gothic" w:hAnsi="Lucida Calligraphy"/>
-        </w:rPr>
-      </w:pPr>
-      <w:bookmarkStart w:id="42" w:name="_Toc40658911"/>
+      <w:r>
+        <w:rPr>
+          <w:rFonts w:ascii="Lucida Calligraphy" w:eastAsia="Malgun Gothic" w:hAnsi="Lucida Calligraphy"/>
+        </w:rPr>
+        <w:t xml:space="preserve"> Zusätzlich tragen Diese Wesen manche eigenschafften ihres Früheren Daseins. So haben Einige ein Geweih oder Puschel schwänze. </w:t>
+      </w:r>
+    </w:p>
+    <w:p>
+      <w:pPr>
+        <w:rPr>
+          <w:rFonts w:ascii="Lucida Calligraphy" w:eastAsia="Malgun Gothic" w:hAnsi="Lucida Calligraphy"/>
+        </w:rPr>
+      </w:pPr>
+      <w:bookmarkStart w:id="46" w:name="_Toc40658915"/>
       <w:r>
         <w:rPr>
           <w:rStyle w:val="berschrift3Zchn"/>
           <w:rFonts w:ascii="Lucida Calligraphy" w:eastAsia="Malgun Gothic" w:hAnsi="Lucida Calligraphy"/>
         </w:rPr>
+        <w:t>Wohnort:</w:t>
+      </w:r>
+      <w:bookmarkEnd w:id="46"/>
+      <w:r>
+        <w:rPr>
+          <w:rFonts w:ascii="Lucida Calligraphy" w:eastAsia="Malgun Gothic" w:hAnsi="Lucida Calligraphy"/>
+        </w:rPr>
+        <w:t xml:space="preserve"> Weres sind überall auf der Östlichen Seite vertreten. Leben aber meistens in den Wäldern </w:t>
+      </w:r>
+      <w:r>
+        <w:rPr>
+          <w:rFonts w:ascii="Lucida Calligraphy" w:eastAsia="Malgun Gothic" w:hAnsi="Lucida Calligraphy"/>
+        </w:rPr>
+        <w:t>zurückgezogen und</w:t>
+      </w:r>
+      <w:r>
+        <w:rPr>
+          <w:rFonts w:ascii="Lucida Calligraphy" w:eastAsia="Malgun Gothic" w:hAnsi="Lucida Calligraphy"/>
+        </w:rPr>
+        <w:t xml:space="preserve"> haben dort ihre Siedlungen errichtet. </w:t>
+      </w:r>
+    </w:p>
+    <w:p>
+      <w:pPr>
+        <w:rPr>
+          <w:rFonts w:ascii="Lucida Calligraphy" w:eastAsia="Malgun Gothic" w:hAnsi="Lucida Calligraphy"/>
+        </w:rPr>
+      </w:pPr>
+      <w:bookmarkStart w:id="47" w:name="_Toc40658916"/>
+      <w:r>
+        <w:rPr>
+          <w:rStyle w:val="berschrift3Zchn"/>
+          <w:rFonts w:ascii="Lucida Calligraphy" w:eastAsia="Malgun Gothic" w:hAnsi="Lucida Calligraphy"/>
+        </w:rPr>
         <w:t>Ernährung:</w:t>
       </w:r>
-      <w:bookmarkEnd w:id="42"/>
-      <w:r>
-        <w:rPr>
-          <w:rFonts w:ascii="Lucida Calligraphy" w:eastAsia="Malgun Gothic" w:hAnsi="Lucida Calligraphy"/>
-        </w:rPr>
-        <w:t xml:space="preserve"> </w:t>
-      </w:r>
-      <w:r>
-        <w:rPr>
-          <w:rFonts w:ascii="Lucida Calligraphy" w:eastAsia="Malgun Gothic" w:hAnsi="Lucida Calligraphy"/>
-        </w:rPr>
-        <w:t>Die Norse</w:t>
-      </w:r>
-      <w:r>
-        <w:rPr>
-          <w:rFonts w:ascii="Lucida Calligraphy" w:eastAsia="Malgun Gothic" w:hAnsi="Lucida Calligraphy"/>
-        </w:rPr>
-        <w:t xml:space="preserve"> Leben von den Erzeugnissen der Weres und Orcs, sie besitzen kaum eigene Produktion. </w:t>
-      </w:r>
-    </w:p>
-    <w:p>
-      <w:pPr>
-        <w:rPr>
-          <w:rFonts w:ascii="Lucida Calligraphy" w:eastAsia="Malgun Gothic" w:hAnsi="Lucida Calligraphy"/>
-        </w:rPr>
-      </w:pPr>
-      <w:bookmarkStart w:id="43" w:name="_Toc40658912"/>
+      <w:bookmarkEnd w:id="47"/>
+      <w:r>
+        <w:rPr>
+          <w:rFonts w:ascii="Lucida Calligraphy" w:eastAsia="Malgun Gothic" w:hAnsi="Lucida Calligraphy"/>
+        </w:rPr>
+        <w:t xml:space="preserve"> Bei den Weres gibt es sowohl Karnivores als auch Omnivores, was dazu führt</w:t>
+      </w:r>
+      <w:r>
+        <w:rPr>
+          <w:rFonts w:ascii="Lucida Calligraphy" w:eastAsia="Malgun Gothic" w:hAnsi="Lucida Calligraphy"/>
+        </w:rPr>
+        <w:t>,</w:t>
+      </w:r>
+      <w:r>
+        <w:rPr>
+          <w:rFonts w:ascii="Lucida Calligraphy" w:eastAsia="Malgun Gothic" w:hAnsi="Lucida Calligraphy"/>
+        </w:rPr>
+        <w:t xml:space="preserve"> das</w:t>
+      </w:r>
+      <w:r>
+        <w:rPr>
+          <w:rFonts w:ascii="Lucida Calligraphy" w:eastAsia="Malgun Gothic" w:hAnsi="Lucida Calligraphy"/>
+        </w:rPr>
+        <w:t>s</w:t>
+      </w:r>
+      <w:r>
+        <w:rPr>
+          <w:rFonts w:ascii="Lucida Calligraphy" w:eastAsia="Malgun Gothic" w:hAnsi="Lucida Calligraphy"/>
+        </w:rPr>
+        <w:t xml:space="preserve"> einige Arten </w:t>
+      </w:r>
+      <w:r>
+        <w:rPr>
+          <w:rFonts w:ascii="Lucida Calligraphy" w:eastAsia="Malgun Gothic" w:hAnsi="Lucida Calligraphy"/>
+        </w:rPr>
+        <w:t>gejagt werden</w:t>
+      </w:r>
+      <w:r>
+        <w:rPr>
+          <w:rFonts w:ascii="Lucida Calligraphy" w:eastAsia="Malgun Gothic" w:hAnsi="Lucida Calligraphy"/>
+        </w:rPr>
+        <w:t xml:space="preserve">. Sie Jagen in kleinen Gruppen in den Wäldern und Sammeln Früchte und Beeren. </w:t>
+      </w:r>
+    </w:p>
+    <w:p>
+      <w:pPr>
+        <w:rPr>
+          <w:rFonts w:ascii="Lucida Calligraphy" w:eastAsia="Malgun Gothic" w:hAnsi="Lucida Calligraphy"/>
+        </w:rPr>
+      </w:pPr>
+      <w:bookmarkStart w:id="48" w:name="_Toc40658917"/>
       <w:r>
         <w:rPr>
           <w:rStyle w:val="berschrift3Zchn"/>
@@ -10903,337 +10807,42 @@
         </w:rPr>
         <w:t>Magie:</w:t>
       </w:r>
-      <w:bookmarkEnd w:id="43"/>
-      <w:r>
-        <w:rPr>
-          <w:rFonts w:ascii="Lucida Calligraphy" w:eastAsia="Malgun Gothic" w:hAnsi="Lucida Calligraphy"/>
-        </w:rPr>
-        <w:t xml:space="preserve"> Die Norse sind </w:t>
-      </w:r>
-      <w:proofErr w:type="gramStart"/>
-      <w:r>
-        <w:rPr>
-          <w:rFonts w:ascii="Lucida Calligraphy" w:eastAsia="Malgun Gothic" w:hAnsi="Lucida Calligraphy"/>
-        </w:rPr>
-        <w:t>Magisch</w:t>
-      </w:r>
-      <w:proofErr w:type="gramEnd"/>
-      <w:r>
-        <w:rPr>
-          <w:rFonts w:ascii="Lucida Calligraphy" w:eastAsia="Malgun Gothic" w:hAnsi="Lucida Calligraphy"/>
-        </w:rPr>
-        <w:t xml:space="preserve"> sehr stark und haben eine Verbindung zur Beschwörungs- und Erschaffungsmagie. Man sagt die </w:t>
-      </w:r>
-      <w:proofErr w:type="spellStart"/>
+      <w:bookmarkEnd w:id="48"/>
+      <w:r>
+        <w:rPr>
+          <w:rFonts w:ascii="Lucida Calligraphy" w:eastAsia="Malgun Gothic" w:hAnsi="Lucida Calligraphy"/>
+        </w:rPr>
+        <w:t xml:space="preserve"> Die Weres sind nicht stark magisch begabt aber sehr Magie empfindlich. </w:t>
+      </w:r>
+      <w:r>
+        <w:rPr>
+          <w:rFonts w:ascii="Lucida Calligraphy" w:eastAsia="Malgun Gothic" w:hAnsi="Lucida Calligraphy"/>
+        </w:rPr>
+        <w:t xml:space="preserve">Zauber die auf die Mentalität des Ziels zugreifen, sind sehr Effektiv gegen einige Arten der Weres. </w:t>
+      </w:r>
+    </w:p>
+    <w:p>
+      <w:pPr>
+        <w:rPr>
+          <w:rFonts w:ascii="Lucida Calligraphy" w:eastAsia="Malgun Gothic" w:hAnsi="Lucida Calligraphy"/>
+        </w:rPr>
+      </w:pPr>
+    </w:p>
+    <w:p>
+      <w:pPr>
+        <w:pStyle w:val="berschrift2"/>
+        <w:rPr>
+          <w:rFonts w:ascii="Lucida Calligraphy" w:eastAsia="Malgun Gothic" w:hAnsi="Lucida Calligraphy"/>
+        </w:rPr>
+      </w:pPr>
+      <w:bookmarkStart w:id="49" w:name="_Toc40658918"/>
       <w:r>
         <w:rPr>
           <w:rFonts w:ascii="Lucida Calligraphy" w:eastAsia="Malgun Gothic" w:hAnsi="Lucida Calligraphy"/>
         </w:rPr>
         <w:t>Demon</w:t>
       </w:r>
-      <w:proofErr w:type="spellEnd"/>
-      <w:r>
-        <w:rPr>
-          <w:rFonts w:ascii="Lucida Calligraphy" w:eastAsia="Malgun Gothic" w:hAnsi="Lucida Calligraphy"/>
-        </w:rPr>
-        <w:t xml:space="preserve"> sind von den Norse erschaffen wurden und dienen ihnen, wobei sie auch von den Norse vergöttert werden. </w:t>
-      </w:r>
-    </w:p>
-    <w:p>
-      <w:pPr>
-        <w:rPr>
-          <w:rFonts w:ascii="Lucida Calligraphy" w:eastAsia="Malgun Gothic" w:hAnsi="Lucida Calligraphy"/>
-        </w:rPr>
-      </w:pPr>
-    </w:p>
-    <w:p>
-      <w:pPr>
-        <w:pStyle w:val="berschrift2"/>
-        <w:rPr>
-          <w:rFonts w:ascii="Lucida Calligraphy" w:eastAsia="Malgun Gothic" w:hAnsi="Lucida Calligraphy"/>
-        </w:rPr>
-      </w:pPr>
-      <w:bookmarkStart w:id="44" w:name="_Toc40658913"/>
-      <w:r>
-        <w:rPr>
-          <w:rFonts w:ascii="Lucida Calligraphy" w:eastAsia="Malgun Gothic" w:hAnsi="Lucida Calligraphy"/>
-        </w:rPr>
-        <w:t>Weres</w:t>
-      </w:r>
-      <w:bookmarkEnd w:id="44"/>
-    </w:p>
-    <w:p>
-      <w:pPr>
-        <w:rPr>
-          <w:rFonts w:ascii="Lucida Calligraphy" w:eastAsia="Malgun Gothic" w:hAnsi="Lucida Calligraphy"/>
-        </w:rPr>
-      </w:pPr>
-      <w:bookmarkStart w:id="45" w:name="_Toc40658914"/>
-      <w:r>
-        <w:rPr>
-          <w:rStyle w:val="berschrift3Zchn"/>
-          <w:rFonts w:ascii="Lucida Calligraphy" w:eastAsia="Malgun Gothic" w:hAnsi="Lucida Calligraphy"/>
-        </w:rPr>
-        <w:t>Aussehen:</w:t>
-      </w:r>
-      <w:bookmarkEnd w:id="45"/>
-      <w:r>
-        <w:rPr>
-          <w:rFonts w:ascii="Lucida Calligraphy" w:eastAsia="Malgun Gothic" w:hAnsi="Lucida Calligraphy"/>
-        </w:rPr>
-        <w:t xml:space="preserve"> </w:t>
-      </w:r>
-      <w:r>
-        <w:rPr>
-          <w:rFonts w:ascii="Lucida Calligraphy" w:eastAsia="Malgun Gothic" w:hAnsi="Lucida Calligraphy"/>
-        </w:rPr>
-        <w:t xml:space="preserve">Weres sind eine Ansammlung von vielen Anthropomorphischen Kreaturen anders als die Kitsune Sprechen diese eine Gemeinsame Sprache und leben </w:t>
-      </w:r>
-      <w:r>
-        <w:rPr>
-          <w:rFonts w:ascii="Lucida Calligraphy" w:eastAsia="Malgun Gothic" w:hAnsi="Lucida Calligraphy"/>
-        </w:rPr>
-        <w:t>zivilisiert</w:t>
-      </w:r>
-      <w:r>
-        <w:rPr>
-          <w:rFonts w:ascii="Lucida Calligraphy" w:eastAsia="Malgun Gothic" w:hAnsi="Lucida Calligraphy"/>
-        </w:rPr>
-        <w:t xml:space="preserve">. Die Größe </w:t>
-      </w:r>
-      <w:r>
-        <w:rPr>
-          <w:rFonts w:ascii="Lucida Calligraphy" w:eastAsia="Malgun Gothic" w:hAnsi="Lucida Calligraphy"/>
-        </w:rPr>
-        <w:t>zwischen</w:t>
-      </w:r>
-      <w:r>
-        <w:rPr>
-          <w:rFonts w:ascii="Lucida Calligraphy" w:eastAsia="Malgun Gothic" w:hAnsi="Lucida Calligraphy"/>
-        </w:rPr>
-        <w:t xml:space="preserve"> allen Arten beträgt </w:t>
-      </w:r>
-      <w:r>
-        <w:rPr>
-          <w:rFonts w:ascii="Lucida Calligraphy" w:eastAsia="Malgun Gothic" w:hAnsi="Lucida Calligraphy"/>
-        </w:rPr>
-        <w:t>zwischen</w:t>
-      </w:r>
-      <w:r>
-        <w:rPr>
-          <w:rFonts w:ascii="Lucida Calligraphy" w:eastAsia="Malgun Gothic" w:hAnsi="Lucida Calligraphy"/>
-        </w:rPr>
-        <w:t xml:space="preserve"> 1.3 Meter und 1.8 Meter</w:t>
-      </w:r>
-      <w:r>
-        <w:rPr>
-          <w:rFonts w:ascii="Lucida Calligraphy" w:eastAsia="Malgun Gothic" w:hAnsi="Lucida Calligraphy"/>
-        </w:rPr>
-        <w:t xml:space="preserve">. Es wurden Exemplare mit Braunen, Grauen und </w:t>
-      </w:r>
-      <w:proofErr w:type="spellStart"/>
-      <w:r>
-        <w:rPr>
-          <w:rFonts w:ascii="Lucida Calligraphy" w:eastAsia="Malgun Gothic" w:hAnsi="Lucida Calligraphy"/>
-        </w:rPr>
-        <w:t>Weissen</w:t>
-      </w:r>
-      <w:proofErr w:type="spellEnd"/>
-      <w:r>
-        <w:rPr>
-          <w:rFonts w:ascii="Lucida Calligraphy" w:eastAsia="Malgun Gothic" w:hAnsi="Lucida Calligraphy"/>
-        </w:rPr>
-        <w:t xml:space="preserve"> Fell gesehen. Auch Muster sind </w:t>
-      </w:r>
-      <w:r>
-        <w:rPr>
-          <w:rFonts w:ascii="Lucida Calligraphy" w:eastAsia="Malgun Gothic" w:hAnsi="Lucida Calligraphy"/>
-        </w:rPr>
-        <w:t>möglich</w:t>
-      </w:r>
-      <w:r>
-        <w:rPr>
-          <w:rFonts w:ascii="Lucida Calligraphy" w:eastAsia="Malgun Gothic" w:hAnsi="Lucida Calligraphy"/>
-        </w:rPr>
-        <w:t>. Darunter haben alle Weres einen Schwanz</w:t>
-      </w:r>
-      <w:r>
-        <w:rPr>
-          <w:rFonts w:ascii="Lucida Calligraphy" w:eastAsia="Malgun Gothic" w:hAnsi="Lucida Calligraphy"/>
-        </w:rPr>
-        <w:t xml:space="preserve"> zwischen 1 Meter und 20cm </w:t>
-      </w:r>
-      <w:r>
-        <w:rPr>
-          <w:rFonts w:ascii="Lucida Calligraphy" w:eastAsia="Malgun Gothic" w:hAnsi="Lucida Calligraphy"/>
-        </w:rPr>
-        <w:t>Länge</w:t>
-      </w:r>
-      <w:r>
-        <w:rPr>
-          <w:rFonts w:ascii="Lucida Calligraphy" w:eastAsia="Malgun Gothic" w:hAnsi="Lucida Calligraphy"/>
-        </w:rPr>
-        <w:t>.</w:t>
-      </w:r>
-      <w:r>
-        <w:rPr>
-          <w:rFonts w:ascii="Lucida Calligraphy" w:eastAsia="Malgun Gothic" w:hAnsi="Lucida Calligraphy"/>
-        </w:rPr>
-        <w:t xml:space="preserve"> Zusätzlich tragen Diese Wesen manche eigenschafften ihres Früheren Daseins. So haben Einige ein Geweih oder Puschel schwänze. </w:t>
-      </w:r>
-    </w:p>
-    <w:p>
-      <w:pPr>
-        <w:rPr>
-          <w:rFonts w:ascii="Lucida Calligraphy" w:eastAsia="Malgun Gothic" w:hAnsi="Lucida Calligraphy"/>
-        </w:rPr>
-      </w:pPr>
-      <w:bookmarkStart w:id="46" w:name="_Toc40658915"/>
-      <w:r>
-        <w:rPr>
-          <w:rStyle w:val="berschrift3Zchn"/>
-          <w:rFonts w:ascii="Lucida Calligraphy" w:eastAsia="Malgun Gothic" w:hAnsi="Lucida Calligraphy"/>
-        </w:rPr>
-        <w:t>Wohnort:</w:t>
-      </w:r>
-      <w:bookmarkEnd w:id="46"/>
-      <w:r>
-        <w:rPr>
-          <w:rFonts w:ascii="Lucida Calligraphy" w:eastAsia="Malgun Gothic" w:hAnsi="Lucida Calligraphy"/>
-        </w:rPr>
-        <w:t xml:space="preserve"> Weres sind überall auf der Östlichen Seite vertreten. Leben aber meistens in den Wäldern </w:t>
-      </w:r>
-      <w:r>
-        <w:rPr>
-          <w:rFonts w:ascii="Lucida Calligraphy" w:eastAsia="Malgun Gothic" w:hAnsi="Lucida Calligraphy"/>
-        </w:rPr>
-        <w:t>zurückgezogen und</w:t>
-      </w:r>
-      <w:r>
-        <w:rPr>
-          <w:rFonts w:ascii="Lucida Calligraphy" w:eastAsia="Malgun Gothic" w:hAnsi="Lucida Calligraphy"/>
-        </w:rPr>
-        <w:t xml:space="preserve"> haben dort ihre Siedlungen errichtet. </w:t>
-      </w:r>
-    </w:p>
-    <w:p>
-      <w:pPr>
-        <w:rPr>
-          <w:rFonts w:ascii="Lucida Calligraphy" w:eastAsia="Malgun Gothic" w:hAnsi="Lucida Calligraphy"/>
-        </w:rPr>
-      </w:pPr>
-      <w:bookmarkStart w:id="47" w:name="_Toc40658916"/>
-      <w:r>
-        <w:rPr>
-          <w:rStyle w:val="berschrift3Zchn"/>
-          <w:rFonts w:ascii="Lucida Calligraphy" w:eastAsia="Malgun Gothic" w:hAnsi="Lucida Calligraphy"/>
-        </w:rPr>
-        <w:t>Ernährung:</w:t>
-      </w:r>
-      <w:bookmarkEnd w:id="47"/>
-      <w:r>
-        <w:rPr>
-          <w:rFonts w:ascii="Lucida Calligraphy" w:eastAsia="Malgun Gothic" w:hAnsi="Lucida Calligraphy"/>
-        </w:rPr>
-        <w:t xml:space="preserve"> Bei den Weres gibt es sowohl Karnivores als auch Omnivores, was dazu führt</w:t>
-      </w:r>
-      <w:r>
-        <w:rPr>
-          <w:rFonts w:ascii="Lucida Calligraphy" w:eastAsia="Malgun Gothic" w:hAnsi="Lucida Calligraphy"/>
-        </w:rPr>
-        <w:t>,</w:t>
-      </w:r>
-      <w:r>
-        <w:rPr>
-          <w:rFonts w:ascii="Lucida Calligraphy" w:eastAsia="Malgun Gothic" w:hAnsi="Lucida Calligraphy"/>
-        </w:rPr>
-        <w:t xml:space="preserve"> das</w:t>
-      </w:r>
-      <w:r>
-        <w:rPr>
-          <w:rFonts w:ascii="Lucida Calligraphy" w:eastAsia="Malgun Gothic" w:hAnsi="Lucida Calligraphy"/>
-        </w:rPr>
-        <w:t>s</w:t>
-      </w:r>
-      <w:r>
-        <w:rPr>
-          <w:rFonts w:ascii="Lucida Calligraphy" w:eastAsia="Malgun Gothic" w:hAnsi="Lucida Calligraphy"/>
-        </w:rPr>
-        <w:t xml:space="preserve"> einige Arten </w:t>
-      </w:r>
-      <w:r>
-        <w:rPr>
-          <w:rFonts w:ascii="Lucida Calligraphy" w:eastAsia="Malgun Gothic" w:hAnsi="Lucida Calligraphy"/>
-        </w:rPr>
-        <w:t>gejagt werden</w:t>
-      </w:r>
-      <w:r>
-        <w:rPr>
-          <w:rFonts w:ascii="Lucida Calligraphy" w:eastAsia="Malgun Gothic" w:hAnsi="Lucida Calligraphy"/>
-        </w:rPr>
-        <w:t xml:space="preserve">. Sie Jagen in kleinen Gruppen in den Wäldern und Sammeln Früchte und Beeren. </w:t>
-      </w:r>
-    </w:p>
-    <w:p>
-      <w:pPr>
-        <w:rPr>
-          <w:rFonts w:ascii="Lucida Calligraphy" w:eastAsia="Malgun Gothic" w:hAnsi="Lucida Calligraphy"/>
-        </w:rPr>
-      </w:pPr>
-      <w:bookmarkStart w:id="48" w:name="_Toc40658917"/>
-      <w:r>
-        <w:rPr>
-          <w:rStyle w:val="berschrift3Zchn"/>
-          <w:rFonts w:ascii="Lucida Calligraphy" w:eastAsia="Malgun Gothic" w:hAnsi="Lucida Calligraphy"/>
-        </w:rPr>
-        <w:t>Magie:</w:t>
-      </w:r>
-      <w:bookmarkEnd w:id="48"/>
-      <w:r>
-        <w:rPr>
-          <w:rFonts w:ascii="Lucida Calligraphy" w:eastAsia="Malgun Gothic" w:hAnsi="Lucida Calligraphy"/>
-        </w:rPr>
-        <w:t xml:space="preserve"> Die Weres sind nicht stark magisch begabt aber sehr Magie empfindlich. </w:t>
-      </w:r>
-      <w:proofErr w:type="gramStart"/>
-      <w:r>
-        <w:rPr>
-          <w:rFonts w:ascii="Lucida Calligraphy" w:eastAsia="Malgun Gothic" w:hAnsi="Lucida Calligraphy"/>
-        </w:rPr>
-        <w:t>Zauber</w:t>
-      </w:r>
-      <w:proofErr w:type="gramEnd"/>
-      <w:r>
-        <w:rPr>
-          <w:rFonts w:ascii="Lucida Calligraphy" w:eastAsia="Malgun Gothic" w:hAnsi="Lucida Calligraphy"/>
-        </w:rPr>
-        <w:t xml:space="preserve"> die auf die Mentalität des Ziels zugreifen, sind sehr Effektiv gegen einige Arten der Weres. </w:t>
-      </w:r>
-    </w:p>
-    <w:p>
-      <w:pPr>
-        <w:rPr>
-          <w:rFonts w:ascii="Lucida Calligraphy" w:eastAsia="Malgun Gothic" w:hAnsi="Lucida Calligraphy"/>
-        </w:rPr>
-      </w:pPr>
-    </w:p>
-    <w:p>
-      <w:pPr>
-        <w:pStyle w:val="berschrift2"/>
-        <w:rPr>
-          <w:rFonts w:ascii="Lucida Calligraphy" w:eastAsia="Malgun Gothic" w:hAnsi="Lucida Calligraphy"/>
-        </w:rPr>
-      </w:pPr>
-      <w:bookmarkStart w:id="49" w:name="_Toc40658918"/>
-      <w:proofErr w:type="spellStart"/>
-      <w:r>
-        <w:rPr>
-          <w:rFonts w:ascii="Lucida Calligraphy" w:eastAsia="Malgun Gothic" w:hAnsi="Lucida Calligraphy"/>
-        </w:rPr>
-        <w:t>Demon</w:t>
-      </w:r>
       <w:bookmarkEnd w:id="49"/>
-      <w:proofErr w:type="spellEnd"/>
     </w:p>
     <w:p>
       <w:pPr>
@@ -11409,16 +11018,8 @@
         <w:rPr>
           <w:rFonts w:ascii="Lucida Calligraphy" w:eastAsia="Malgun Gothic" w:hAnsi="Lucida Calligraphy"/>
         </w:rPr>
-        <w:t xml:space="preserve"> Demons Leben in der Festung </w:t>
-      </w:r>
-      <w:proofErr w:type="spellStart"/>
-      <w:r>
-        <w:rPr>
-          <w:rFonts w:ascii="Lucida Calligraphy" w:eastAsia="Malgun Gothic" w:hAnsi="Lucida Calligraphy"/>
-        </w:rPr>
-        <w:t>Zarach</w:t>
-      </w:r>
-      <w:proofErr w:type="spellEnd"/>
+        <w:t xml:space="preserve"> Demons Leben in der Festung Zarach</w:t>
+      </w:r>
       <w:r>
         <w:rPr>
           <w:rFonts w:ascii="Lucida Calligraphy" w:eastAsia="Malgun Gothic" w:hAnsi="Lucida Calligraphy"/>
@@ -11650,14 +11251,12 @@
         </w:rPr>
         <w:t xml:space="preserve"> der Berge Gong und </w:t>
       </w:r>
-      <w:proofErr w:type="spellStart"/>
       <w:r>
         <w:rPr>
           <w:rFonts w:ascii="Lucida Calligraphy" w:eastAsia="Malgun Gothic" w:hAnsi="Lucida Calligraphy"/>
         </w:rPr>
         <w:t>Yami</w:t>
       </w:r>
-      <w:proofErr w:type="spellEnd"/>
       <w:r>
         <w:rPr>
           <w:rFonts w:ascii="Lucida Calligraphy" w:eastAsia="Malgun Gothic" w:hAnsi="Lucida Calligraphy"/>
@@ -11889,21 +11488,7 @@
         <w:rPr>
           <w:rFonts w:ascii="Lucida Calligraphy" w:eastAsia="Malgun Gothic" w:hAnsi="Lucida Calligraphy"/>
         </w:rPr>
-        <w:t xml:space="preserve"> Die </w:t>
-      </w:r>
-      <w:proofErr w:type="spellStart"/>
-      <w:r>
-        <w:rPr>
-          <w:rFonts w:ascii="Lucida Calligraphy" w:eastAsia="Malgun Gothic" w:hAnsi="Lucida Calligraphy"/>
-        </w:rPr>
-        <w:t>Kitsunen</w:t>
-      </w:r>
-      <w:proofErr w:type="spellEnd"/>
-      <w:r>
-        <w:rPr>
-          <w:rFonts w:ascii="Lucida Calligraphy" w:eastAsia="Malgun Gothic" w:hAnsi="Lucida Calligraphy"/>
-        </w:rPr>
-        <w:t xml:space="preserve"> sind Anthropomorphische Füchse, welche Überall in den Urwäldern vertreten sind. Sie laufen Großteils auf allen vieren, können aber auch auf zwei Beinen laufen, wodurch sie </w:t>
+        <w:t xml:space="preserve"> Die Kitsunen sind Anthropomorphische Füchse, welche Überall in den Urwäldern vertreten sind. Sie laufen Großteils auf allen vieren, können aber auch auf zwei Beinen laufen, wodurch sie </w:t>
       </w:r>
       <w:r>
         <w:rPr>
@@ -11927,21 +11512,7 @@
         <w:rPr>
           <w:rFonts w:ascii="Lucida Calligraphy" w:eastAsia="Malgun Gothic" w:hAnsi="Lucida Calligraphy"/>
         </w:rPr>
-        <w:t xml:space="preserve">1.45 Metern und 60cm langen Schwanz. </w:t>
-      </w:r>
-      <w:proofErr w:type="spellStart"/>
-      <w:r>
-        <w:rPr>
-          <w:rFonts w:ascii="Lucida Calligraphy" w:eastAsia="Malgun Gothic" w:hAnsi="Lucida Calligraphy"/>
-        </w:rPr>
-        <w:t>Kitsunen</w:t>
-      </w:r>
-      <w:proofErr w:type="spellEnd"/>
-      <w:r>
-        <w:rPr>
-          <w:rFonts w:ascii="Lucida Calligraphy" w:eastAsia="Malgun Gothic" w:hAnsi="Lucida Calligraphy"/>
-        </w:rPr>
-        <w:t xml:space="preserve"> können sich auf bis zu 13cm </w:t>
+        <w:t xml:space="preserve">1.45 Metern und 60cm langen Schwanz. Kitsunen können sich auf bis zu 13cm </w:t>
       </w:r>
       <w:r>
         <w:rPr>
@@ -11975,180 +11546,171 @@
         <w:rPr>
           <w:rFonts w:ascii="Lucida Calligraphy" w:eastAsia="Malgun Gothic" w:hAnsi="Lucida Calligraphy"/>
         </w:rPr>
+        <w:t xml:space="preserve"> Kitsunen leben in den Wäldern der Welt vor allem aber in Unbridled Land. Rudel gr</w:t>
+      </w:r>
+      <w:r>
+        <w:rPr>
+          <w:rFonts w:ascii="Lucida Calligraphy" w:eastAsia="Malgun Gothic" w:hAnsi="Lucida Calligraphy"/>
+        </w:rPr>
+        <w:t>ö</w:t>
+      </w:r>
+      <w:r>
+        <w:rPr>
+          <w:rFonts w:ascii="Lucida Calligraphy" w:eastAsia="Malgun Gothic" w:hAnsi="Lucida Calligraphy"/>
+        </w:rPr>
+        <w:t xml:space="preserve">ße bis zu 8 wurden gesehen welche in den Wäldern streifen. An sich leben Kitsune in den Bäumen der Wälder ohne </w:t>
+      </w:r>
+      <w:r>
+        <w:rPr>
+          <w:rFonts w:ascii="Lucida Calligraphy" w:eastAsia="Malgun Gothic" w:hAnsi="Lucida Calligraphy"/>
+        </w:rPr>
+        <w:lastRenderedPageBreak/>
+        <w:t>feste Behausung und streifen immer umher. Auch in den Forest Kaguya wurden schon Kitsunen gesichtet.</w:t>
+      </w:r>
+      <w:r>
+        <w:rPr>
+          <w:rFonts w:ascii="Lucida Calligraphy" w:eastAsia="Malgun Gothic" w:hAnsi="Lucida Calligraphy"/>
+        </w:rPr>
+        <w:br/>
+      </w:r>
+      <w:r>
+        <w:rPr>
+          <w:rStyle w:val="berschrift3Zchn"/>
+          <w:rFonts w:ascii="Lucida Calligraphy" w:eastAsia="Malgun Gothic" w:hAnsi="Lucida Calligraphy"/>
+        </w:rPr>
+        <w:t>Ernährung:</w:t>
+      </w:r>
+      <w:r>
+        <w:rPr>
+          <w:rFonts w:ascii="Lucida Calligraphy" w:eastAsia="Malgun Gothic" w:hAnsi="Lucida Calligraphy"/>
+        </w:rPr>
+        <w:t xml:space="preserve"> Wild, Früchte und was von anderen Völkern gestohlen werden kann. </w:t>
+      </w:r>
+    </w:p>
+    <w:p>
+      <w:pPr>
+        <w:rPr>
+          <w:rFonts w:ascii="Lucida Calligraphy" w:eastAsia="Malgun Gothic" w:hAnsi="Lucida Calligraphy"/>
+        </w:rPr>
+      </w:pPr>
+      <w:bookmarkStart w:id="62" w:name="_Toc40658931"/>
+      <w:r>
+        <w:rPr>
+          <w:rStyle w:val="berschrift3Zchn"/>
+          <w:rFonts w:ascii="Lucida Calligraphy" w:eastAsia="Malgun Gothic" w:hAnsi="Lucida Calligraphy"/>
+        </w:rPr>
+        <w:t>Magie:</w:t>
+      </w:r>
+      <w:bookmarkEnd w:id="62"/>
+      <w:r>
+        <w:rPr>
+          <w:rFonts w:ascii="Lucida Calligraphy" w:eastAsia="Malgun Gothic" w:hAnsi="Lucida Calligraphy"/>
+        </w:rPr>
+        <w:t xml:space="preserve"> Es ist nicht viel bekannt, es wird gesagt das Kitsunen sich unsichtbar machen können oder lautlos wandeln, was aber auch ihren Körperbau zuschulden sein kann. </w:t>
+      </w:r>
+      <w:r>
+        <w:rPr>
+          <w:rFonts w:ascii="Lucida Calligraphy" w:eastAsia="Malgun Gothic" w:hAnsi="Lucida Calligraphy"/>
+        </w:rPr>
+        <w:t>Des Weiteren</w:t>
+      </w:r>
+      <w:r>
+        <w:rPr>
+          <w:rFonts w:ascii="Lucida Calligraphy" w:eastAsia="Malgun Gothic" w:hAnsi="Lucida Calligraphy"/>
+        </w:rPr>
+        <w:t xml:space="preserve"> wird gesagt sie könnten Gedanken lesen, da Sie keine Allgemeine Sprache sprechen aber andere Völker verstehen.  </w:t>
+      </w:r>
+    </w:p>
+    <w:p>
+      <w:pPr>
+        <w:pStyle w:val="berschrift1"/>
+        <w:rPr>
+          <w:rFonts w:ascii="Lucida Calligraphy" w:eastAsia="Malgun Gothic" w:hAnsi="Lucida Calligraphy"/>
+        </w:rPr>
+      </w:pPr>
+      <w:bookmarkStart w:id="63" w:name="_Toc40658932"/>
+      <w:r>
+        <w:rPr>
+          <w:rFonts w:ascii="Lucida Calligraphy" w:eastAsia="Malgun Gothic" w:hAnsi="Lucida Calligraphy"/>
+        </w:rPr>
+        <w:t>Orte:</w:t>
+      </w:r>
+      <w:bookmarkEnd w:id="63"/>
+      <w:r>
+        <w:rPr>
+          <w:rFonts w:ascii="Lucida Calligraphy" w:eastAsia="Malgun Gothic" w:hAnsi="Lucida Calligraphy"/>
+        </w:rPr>
         <w:t xml:space="preserve"> </w:t>
       </w:r>
-      <w:proofErr w:type="spellStart"/>
-      <w:r>
-        <w:rPr>
-          <w:rFonts w:ascii="Lucida Calligraphy" w:eastAsia="Malgun Gothic" w:hAnsi="Lucida Calligraphy"/>
-        </w:rPr>
-        <w:t>Kitsunen</w:t>
-      </w:r>
-      <w:proofErr w:type="spellEnd"/>
-      <w:r>
-        <w:rPr>
-          <w:rFonts w:ascii="Lucida Calligraphy" w:eastAsia="Malgun Gothic" w:hAnsi="Lucida Calligraphy"/>
-        </w:rPr>
-        <w:t xml:space="preserve"> leben in den Wäldern der Welt vor allem aber in </w:t>
-      </w:r>
-      <w:proofErr w:type="spellStart"/>
-      <w:r>
-        <w:rPr>
-          <w:rFonts w:ascii="Lucida Calligraphy" w:eastAsia="Malgun Gothic" w:hAnsi="Lucida Calligraphy"/>
-        </w:rPr>
-        <w:t>Unbridled</w:t>
-      </w:r>
-      <w:proofErr w:type="spellEnd"/>
-      <w:r>
-        <w:rPr>
-          <w:rFonts w:ascii="Lucida Calligraphy" w:eastAsia="Malgun Gothic" w:hAnsi="Lucida Calligraphy"/>
-        </w:rPr>
-        <w:t xml:space="preserve"> Land. Rudel </w:t>
-      </w:r>
-      <w:proofErr w:type="spellStart"/>
-      <w:r>
-        <w:rPr>
-          <w:rFonts w:ascii="Lucida Calligraphy" w:eastAsia="Malgun Gothic" w:hAnsi="Lucida Calligraphy"/>
-        </w:rPr>
-        <w:t>gr</w:t>
-      </w:r>
-      <w:r>
-        <w:rPr>
-          <w:rFonts w:ascii="Lucida Calligraphy" w:eastAsia="Malgun Gothic" w:hAnsi="Lucida Calligraphy"/>
-        </w:rPr>
-        <w:t>ö</w:t>
-      </w:r>
-      <w:r>
-        <w:rPr>
-          <w:rFonts w:ascii="Lucida Calligraphy" w:eastAsia="Malgun Gothic" w:hAnsi="Lucida Calligraphy"/>
-        </w:rPr>
-        <w:t>ße</w:t>
-      </w:r>
-      <w:proofErr w:type="spellEnd"/>
-      <w:r>
-        <w:rPr>
-          <w:rFonts w:ascii="Lucida Calligraphy" w:eastAsia="Malgun Gothic" w:hAnsi="Lucida Calligraphy"/>
-        </w:rPr>
-        <w:t xml:space="preserve"> bis zu 8 wurden gesehen welche in den Wäldern streifen. An sich leben Kitsune in den Bäumen der Wälder ohne </w:t>
-      </w:r>
-      <w:r>
-        <w:rPr>
-          <w:rFonts w:ascii="Lucida Calligraphy" w:eastAsia="Malgun Gothic" w:hAnsi="Lucida Calligraphy"/>
-        </w:rPr>
-        <w:lastRenderedPageBreak/>
-        <w:t xml:space="preserve">feste Behausung und streifen immer umher. Auch in den Forest </w:t>
-      </w:r>
-      <w:proofErr w:type="spellStart"/>
-      <w:r>
-        <w:rPr>
-          <w:rFonts w:ascii="Lucida Calligraphy" w:eastAsia="Malgun Gothic" w:hAnsi="Lucida Calligraphy"/>
-        </w:rPr>
-        <w:t>Kaguya</w:t>
-      </w:r>
-      <w:proofErr w:type="spellEnd"/>
-      <w:r>
-        <w:rPr>
-          <w:rFonts w:ascii="Lucida Calligraphy" w:eastAsia="Malgun Gothic" w:hAnsi="Lucida Calligraphy"/>
-        </w:rPr>
-        <w:t xml:space="preserve"> wurden schon </w:t>
-      </w:r>
-      <w:proofErr w:type="spellStart"/>
-      <w:r>
-        <w:rPr>
-          <w:rFonts w:ascii="Lucida Calligraphy" w:eastAsia="Malgun Gothic" w:hAnsi="Lucida Calligraphy"/>
-        </w:rPr>
-        <w:t>Kitsunen</w:t>
-      </w:r>
-      <w:proofErr w:type="spellEnd"/>
-      <w:r>
-        <w:rPr>
-          <w:rFonts w:ascii="Lucida Calligraphy" w:eastAsia="Malgun Gothic" w:hAnsi="Lucida Calligraphy"/>
-        </w:rPr>
-        <w:t xml:space="preserve"> gesichtet.</w:t>
-      </w:r>
-      <w:r>
-        <w:rPr>
-          <w:rFonts w:ascii="Lucida Calligraphy" w:eastAsia="Malgun Gothic" w:hAnsi="Lucida Calligraphy"/>
-        </w:rPr>
-        <w:br/>
-      </w:r>
-      <w:r>
-        <w:rPr>
-          <w:rStyle w:val="berschrift3Zchn"/>
-          <w:rFonts w:ascii="Lucida Calligraphy" w:eastAsia="Malgun Gothic" w:hAnsi="Lucida Calligraphy"/>
-        </w:rPr>
-        <w:t>Ernährung:</w:t>
-      </w:r>
-      <w:r>
-        <w:rPr>
-          <w:rFonts w:ascii="Lucida Calligraphy" w:eastAsia="Malgun Gothic" w:hAnsi="Lucida Calligraphy"/>
-        </w:rPr>
-        <w:t xml:space="preserve"> Wild, Früchte und was von anderen Völkern gestohlen werden kann. </w:t>
-      </w:r>
-    </w:p>
-    <w:p>
-      <w:pPr>
-        <w:rPr>
-          <w:rFonts w:ascii="Lucida Calligraphy" w:eastAsia="Malgun Gothic" w:hAnsi="Lucida Calligraphy"/>
-        </w:rPr>
-      </w:pPr>
-      <w:bookmarkStart w:id="62" w:name="_Toc40658931"/>
-      <w:r>
-        <w:rPr>
-          <w:rStyle w:val="berschrift3Zchn"/>
-          <w:rFonts w:ascii="Lucida Calligraphy" w:eastAsia="Malgun Gothic" w:hAnsi="Lucida Calligraphy"/>
-        </w:rPr>
-        <w:t>Magie:</w:t>
-      </w:r>
-      <w:bookmarkEnd w:id="62"/>
-      <w:r>
-        <w:rPr>
-          <w:rFonts w:ascii="Lucida Calligraphy" w:eastAsia="Malgun Gothic" w:hAnsi="Lucida Calligraphy"/>
-        </w:rPr>
-        <w:t xml:space="preserve"> Es ist nicht viel bekannt, es wird gesagt das </w:t>
-      </w:r>
-      <w:proofErr w:type="spellStart"/>
-      <w:r>
-        <w:rPr>
-          <w:rFonts w:ascii="Lucida Calligraphy" w:eastAsia="Malgun Gothic" w:hAnsi="Lucida Calligraphy"/>
-        </w:rPr>
-        <w:t>Kitsunen</w:t>
-      </w:r>
-      <w:proofErr w:type="spellEnd"/>
-      <w:r>
-        <w:rPr>
-          <w:rFonts w:ascii="Lucida Calligraphy" w:eastAsia="Malgun Gothic" w:hAnsi="Lucida Calligraphy"/>
-        </w:rPr>
-        <w:t xml:space="preserve"> sich unsichtbar machen können oder lautlos wandeln, was aber auch ihren Körperbau zuschulden sein kann. </w:t>
-      </w:r>
-      <w:r>
-        <w:rPr>
-          <w:rFonts w:ascii="Lucida Calligraphy" w:eastAsia="Malgun Gothic" w:hAnsi="Lucida Calligraphy"/>
-        </w:rPr>
-        <w:t>Des Weiteren</w:t>
-      </w:r>
-      <w:r>
-        <w:rPr>
-          <w:rFonts w:ascii="Lucida Calligraphy" w:eastAsia="Malgun Gothic" w:hAnsi="Lucida Calligraphy"/>
-        </w:rPr>
-        <w:t xml:space="preserve"> wird gesagt sie könnten Gedanken lesen, da Sie keine Allgemeine Sprache sprechen aber andere Völker verstehen.  </w:t>
-      </w:r>
-    </w:p>
-    <w:p>
-      <w:pPr>
-        <w:pStyle w:val="berschrift1"/>
-        <w:rPr>
-          <w:rFonts w:ascii="Lucida Calligraphy" w:eastAsia="Malgun Gothic" w:hAnsi="Lucida Calligraphy"/>
-        </w:rPr>
-      </w:pPr>
-      <w:bookmarkStart w:id="63" w:name="_Toc40658932"/>
-      <w:r>
-        <w:rPr>
-          <w:rFonts w:ascii="Lucida Calligraphy" w:eastAsia="Malgun Gothic" w:hAnsi="Lucida Calligraphy"/>
-        </w:rPr>
-        <w:t>Orte:</w:t>
-      </w:r>
-      <w:bookmarkEnd w:id="63"/>
+    </w:p>
+    <w:p>
+      <w:pPr>
+        <w:pStyle w:val="berschrift2"/>
+        <w:rPr>
+          <w:rFonts w:ascii="Lucida Calligraphy" w:eastAsia="Malgun Gothic" w:hAnsi="Lucida Calligraphy"/>
+        </w:rPr>
+      </w:pPr>
+      <w:bookmarkStart w:id="64" w:name="_Toc40658933"/>
+      <w:r>
+        <w:rPr>
+          <w:rFonts w:ascii="Lucida Calligraphy" w:eastAsia="Malgun Gothic" w:hAnsi="Lucida Calligraphy"/>
+        </w:rPr>
+        <w:t>Östliche Orte:</w:t>
+      </w:r>
+      <w:bookmarkEnd w:id="64"/>
+    </w:p>
+    <w:p/>
+    <w:p>
+      <w:r>
+        <w:rPr>
+          <w:rStyle w:val="berschrift4Zchn"/>
+        </w:rPr>
+        <w:t>Wolfsgard:</w:t>
+      </w:r>
+      <w:r>
+        <w:t xml:space="preserve"> An diesen Ort ist die Revolution der Weres ausgebrochen und nun die letzte Stadt die das Unbridled Land von </w:t>
+      </w:r>
+      <w:r>
+        <w:t>Breathing Forest</w:t>
+      </w:r>
+      <w:r>
+        <w:t xml:space="preserve"> trennt. </w:t>
+      </w:r>
+    </w:p>
+    <w:p/>
+    <w:p>
+      <w:r>
+        <w:rPr>
+          <w:rStyle w:val="berschrift4Zchn"/>
+        </w:rPr>
+        <w:t>Zarach:</w:t>
+      </w:r>
+      <w:r>
+        <w:t xml:space="preserve"> Die Norse leben in dieser Festung, wo auch ein Altar gebaut wurde. Dort werden Rituale durchgeführt und Gefangene geopfert. Zarach führt in ein Minensystem, wo die Demons leben und arbeiten durchgeführt werden um Ressourcen zu bekommen. </w:t>
+      </w:r>
+    </w:p>
+    <w:p/>
+    <w:p>
+      <w:pPr>
+        <w:pStyle w:val="berschrift2"/>
+        <w:rPr>
+          <w:rFonts w:ascii="Lucida Calligraphy" w:eastAsia="Malgun Gothic" w:hAnsi="Lucida Calligraphy"/>
+        </w:rPr>
+      </w:pPr>
+      <w:bookmarkStart w:id="65" w:name="_Toc40658934"/>
+      <w:r>
+        <w:rPr>
+          <w:rFonts w:ascii="Lucida Calligraphy" w:eastAsia="Malgun Gothic" w:hAnsi="Lucida Calligraphy"/>
+        </w:rPr>
+        <w:t>W</w:t>
+      </w:r>
+      <w:r>
+        <w:rPr>
+          <w:rFonts w:ascii="Lucida Calligraphy" w:eastAsia="Malgun Gothic" w:hAnsi="Lucida Calligraphy"/>
+        </w:rPr>
+        <w:t>estliche Orte:</w:t>
+      </w:r>
+      <w:bookmarkEnd w:id="65"/>
       <w:r>
         <w:rPr>
           <w:rFonts w:ascii="Lucida Calligraphy" w:eastAsia="Malgun Gothic" w:hAnsi="Lucida Calligraphy"/>
@@ -12156,192 +11718,38 @@
         <w:t xml:space="preserve"> </w:t>
       </w:r>
     </w:p>
-    <w:p>
-      <w:pPr>
-        <w:pStyle w:val="berschrift2"/>
-        <w:rPr>
-          <w:rFonts w:ascii="Lucida Calligraphy" w:eastAsia="Malgun Gothic" w:hAnsi="Lucida Calligraphy"/>
-        </w:rPr>
-      </w:pPr>
-      <w:bookmarkStart w:id="64" w:name="_Toc40658933"/>
-      <w:r>
-        <w:rPr>
-          <w:rFonts w:ascii="Lucida Calligraphy" w:eastAsia="Malgun Gothic" w:hAnsi="Lucida Calligraphy"/>
-        </w:rPr>
-        <w:t>Östliche Orte:</w:t>
-      </w:r>
-      <w:bookmarkEnd w:id="64"/>
-    </w:p>
     <w:p/>
     <w:p>
-      <w:proofErr w:type="spellStart"/>
-      <w:r>
-        <w:rPr>
-          <w:rStyle w:val="berschrift4Zchn"/>
-        </w:rPr>
-        <w:t>Wolfsgard</w:t>
-      </w:r>
-      <w:proofErr w:type="spellEnd"/>
-      <w:r>
-        <w:rPr>
-          <w:rStyle w:val="berschrift4Zchn"/>
-        </w:rPr>
-        <w:t>:</w:t>
-      </w:r>
-      <w:r>
-        <w:t xml:space="preserve"> An diesen Ort ist die Revolution der Weres ausgebrochen und nun die letzte </w:t>
-      </w:r>
-      <w:proofErr w:type="gramStart"/>
-      <w:r>
-        <w:t>Stadt</w:t>
-      </w:r>
-      <w:proofErr w:type="gramEnd"/>
-      <w:r>
-        <w:t xml:space="preserve"> die das </w:t>
-      </w:r>
-      <w:proofErr w:type="spellStart"/>
-      <w:r>
-        <w:t>Unbridled</w:t>
-      </w:r>
-      <w:proofErr w:type="spellEnd"/>
-      <w:r>
-        <w:t xml:space="preserve"> Land von </w:t>
-      </w:r>
-      <w:proofErr w:type="spellStart"/>
-      <w:r>
-        <w:t>Breathing</w:t>
-      </w:r>
-      <w:proofErr w:type="spellEnd"/>
-      <w:r>
-        <w:t xml:space="preserve"> Forest</w:t>
-      </w:r>
-      <w:r>
-        <w:t xml:space="preserve"> trennt. </w:t>
+      <w:bookmarkStart w:id="66" w:name="_Toc40658935"/>
+      <w:r>
+        <w:rPr>
+          <w:rStyle w:val="berschrift2Zchn"/>
+        </w:rPr>
+        <w:t>Shallow-Mill</w:t>
+      </w:r>
+      <w:bookmarkEnd w:id="66"/>
+      <w:r>
+        <w:t xml:space="preserve">: Nördliche Menschenstadt, gelegen in einen Tief wo ein Fluss in einen See mündet. Das Wasser fließt von dort in ein unterirdisches System. Die Stadt ist sehr zentral zwischen den Feldern und </w:t>
+      </w:r>
+      <w:r>
+        <w:t>der</w:t>
+      </w:r>
+      <w:r>
+        <w:t xml:space="preserve"> Weizen muss nur nach unten gefahren werden, wodurch die Farmer gerne dort verkaufen und viele Mühlen durch den Fluss angetrieben werden. </w:t>
       </w:r>
     </w:p>
     <w:p/>
     <w:p>
-      <w:proofErr w:type="spellStart"/>
-      <w:r>
-        <w:rPr>
-          <w:rStyle w:val="berschrift4Zchn"/>
-        </w:rPr>
-        <w:t>Zarach</w:t>
-      </w:r>
-      <w:proofErr w:type="spellEnd"/>
-      <w:r>
-        <w:rPr>
-          <w:rStyle w:val="berschrift4Zchn"/>
-        </w:rPr>
-        <w:t>:</w:t>
-      </w:r>
-      <w:r>
-        <w:t xml:space="preserve"> Die Norse leben in dieser Festung, wo auch ein Altar gebaut wurde. Dort werden Rituale durchgeführt und Gefangene geopfert. </w:t>
-      </w:r>
-      <w:proofErr w:type="spellStart"/>
-      <w:r>
-        <w:t>Zarach</w:t>
-      </w:r>
-      <w:proofErr w:type="spellEnd"/>
-      <w:r>
-        <w:t xml:space="preserve"> führt in ein Minensystem, wo die Demons leben und arbeiten durchgeführt </w:t>
-      </w:r>
-      <w:proofErr w:type="gramStart"/>
-      <w:r>
-        <w:t>werden</w:t>
-      </w:r>
-      <w:proofErr w:type="gramEnd"/>
-      <w:r>
-        <w:t xml:space="preserve"> um Ressourcen zu bekommen. </w:t>
-      </w:r>
-    </w:p>
-    <w:p/>
-    <w:p>
-      <w:pPr>
-        <w:pStyle w:val="berschrift2"/>
-        <w:rPr>
-          <w:rFonts w:ascii="Lucida Calligraphy" w:eastAsia="Malgun Gothic" w:hAnsi="Lucida Calligraphy"/>
-        </w:rPr>
-      </w:pPr>
-      <w:bookmarkStart w:id="65" w:name="_Toc40658934"/>
-      <w:r>
-        <w:rPr>
-          <w:rFonts w:ascii="Lucida Calligraphy" w:eastAsia="Malgun Gothic" w:hAnsi="Lucida Calligraphy"/>
-        </w:rPr>
-        <w:t>W</w:t>
-      </w:r>
-      <w:r>
-        <w:rPr>
-          <w:rFonts w:ascii="Lucida Calligraphy" w:eastAsia="Malgun Gothic" w:hAnsi="Lucida Calligraphy"/>
-        </w:rPr>
-        <w:t>estliche Orte:</w:t>
-      </w:r>
-      <w:bookmarkEnd w:id="65"/>
-      <w:r>
-        <w:rPr>
-          <w:rFonts w:ascii="Lucida Calligraphy" w:eastAsia="Malgun Gothic" w:hAnsi="Lucida Calligraphy"/>
-        </w:rPr>
-        <w:t xml:space="preserve"> </w:t>
-      </w:r>
-    </w:p>
-    <w:p/>
-    <w:p>
-      <w:bookmarkStart w:id="66" w:name="_Toc40658935"/>
-      <w:proofErr w:type="spellStart"/>
+      <w:bookmarkStart w:id="67" w:name="_Toc40658936"/>
       <w:r>
         <w:rPr>
           <w:rStyle w:val="berschrift2Zchn"/>
         </w:rPr>
-        <w:t>Shallow</w:t>
-      </w:r>
-      <w:proofErr w:type="spellEnd"/>
-      <w:r>
-        <w:rPr>
-          <w:rStyle w:val="berschrift2Zchn"/>
-        </w:rPr>
-        <w:t>-Mill</w:t>
-      </w:r>
-      <w:bookmarkEnd w:id="66"/>
-      <w:r>
-        <w:t xml:space="preserve">: Nördliche Menschenstadt, gelegen in einen Tief wo ein Fluss in einen See mündet. Das Wasser fließt von dort in ein unterirdisches System. Die Stadt ist sehr zentral zwischen den Feldern und </w:t>
-      </w:r>
-      <w:r>
-        <w:t>der</w:t>
-      </w:r>
-      <w:r>
-        <w:t xml:space="preserve"> Weizen muss nur nach unten gefahren werden, wodurch die Farmer gerne dort verkaufen und viele Mühlen durch den Fluss angetrieben werden. </w:t>
-      </w:r>
-    </w:p>
-    <w:p/>
-    <w:p>
-      <w:bookmarkStart w:id="67" w:name="_Toc40658936"/>
-      <w:proofErr w:type="spellStart"/>
-      <w:r>
-        <w:rPr>
-          <w:rStyle w:val="berschrift2Zchn"/>
-        </w:rPr>
         <w:t>WhiteBridge</w:t>
       </w:r>
       <w:bookmarkEnd w:id="67"/>
-      <w:proofErr w:type="spellEnd"/>
-      <w:r>
-        <w:t xml:space="preserve">: Verbindungsstadt zwischen der Menschlichen Hauptstadt und den Dörfern und </w:t>
-      </w:r>
-      <w:proofErr w:type="spellStart"/>
-      <w:r>
-        <w:t>städten</w:t>
-      </w:r>
-      <w:proofErr w:type="spellEnd"/>
-      <w:r>
-        <w:t xml:space="preserve"> der Umgebung. Es gibt dort ein relativ starkes Militär und reisende übernachten dort </w:t>
-      </w:r>
-      <w:proofErr w:type="spellStart"/>
-      <w:r>
-        <w:t>befohr</w:t>
-      </w:r>
-      <w:proofErr w:type="spellEnd"/>
-      <w:r>
-        <w:t xml:space="preserve"> sie in die Stadt ziehen oder wenn sie von der Stadt wegreisen. </w:t>
+      <w:r>
+        <w:t xml:space="preserve">: Verbindungsstadt zwischen der Menschlichen Hauptstadt und den Dörfern und städten der Umgebung. Es gibt dort ein relativ starkes Militär und reisende übernachten dort befohr sie in die Stadt ziehen oder wenn sie von der Stadt wegreisen. </w:t>
       </w:r>
     </w:p>
     <w:p/>
@@ -12394,32 +11802,22 @@
         <w:lastRenderedPageBreak/>
         <w:t>Personen:</w:t>
       </w:r>
-      <w:bookmarkStart w:id="71" w:name="_GoBack"/>
       <w:bookmarkEnd w:id="70"/>
+    </w:p>
+    <w:p>
+      <w:bookmarkStart w:id="71" w:name="_Toc40658940"/>
+      <w:r>
+        <w:rPr>
+          <w:rStyle w:val="berschrift2Zchn"/>
+        </w:rPr>
+        <w:t>Du</w:t>
+      </w:r>
       <w:bookmarkEnd w:id="71"/>
-    </w:p>
-    <w:p>
-      <w:bookmarkStart w:id="72" w:name="_Toc40658940"/>
-      <w:r>
-        <w:rPr>
-          <w:rStyle w:val="berschrift2Zchn"/>
-        </w:rPr>
-        <w:t>Du</w:t>
-      </w:r>
-      <w:bookmarkEnd w:id="72"/>
       <w:r>
         <w:t>:</w:t>
       </w:r>
       <w:r>
-        <w:t xml:space="preserve"> In </w:t>
-      </w:r>
-      <w:proofErr w:type="spellStart"/>
-      <w:r>
-        <w:t>Whitebridge</w:t>
-      </w:r>
-      <w:proofErr w:type="spellEnd"/>
-      <w:r>
-        <w:t xml:space="preserve"> aufgewachsener Mensch. Deine Eltern waren beides </w:t>
+        <w:t xml:space="preserve"> In Whitebridge aufgewachsener Mensch. Deine Eltern waren beides </w:t>
       </w:r>
       <w:r>
         <w:t>Soldaten</w:t>
@@ -12448,20 +11846,26 @@
         <w:t>Alter</w:t>
       </w:r>
       <w:r>
-        <w:t xml:space="preserve"> von 12 Jahren bist du der Armee beigetreten und damit auch in die Barracken von </w:t>
-      </w:r>
-      <w:proofErr w:type="spellStart"/>
-      <w:r>
-        <w:t>Whitebridge</w:t>
-      </w:r>
-      <w:proofErr w:type="spellEnd"/>
-      <w:r>
-        <w:t xml:space="preserve"> gezogen. Vorher hast du in der Wohnung von Joshua gelebt und auf den Feldern gearbeitet. </w:t>
-      </w:r>
-    </w:p>
-    <w:p>
-      <w:r>
-        <w:t xml:space="preserve">Deine Reise beginnt mit 17 Jahren. Du besitzt eine Körpergröße von 1.8 Metern und gut gebaut. </w:t>
+        <w:t xml:space="preserve"> von 12 Jahren bist du der Armee beigetreten und damit auch in die Barracken von Whitebridge gezogen. Vorher hast du in der Wohnung von Joshua gelebt und auf den Feldern gearbeitet. </w:t>
+      </w:r>
+    </w:p>
+    <w:p>
+      <w:r>
+        <w:t>Deine Reise beginnt mit 1</w:t>
+      </w:r>
+      <w:r>
+        <w:t>8</w:t>
+      </w:r>
+      <w:r>
+        <w:t xml:space="preserve"> Jahren. Du besitzt eine Körpergröße von 1.8 Metern und </w:t>
+      </w:r>
+      <w:r>
+        <w:t xml:space="preserve">bist </w:t>
+      </w:r>
+      <w:bookmarkStart w:id="72" w:name="_GoBack"/>
+      <w:bookmarkEnd w:id="72"/>
+      <w:r>
+        <w:t xml:space="preserve">gut gebaut. </w:t>
       </w:r>
     </w:p>
     <w:p>
@@ -12479,11 +11883,9 @@
       <w:r>
         <w:t xml:space="preserve"> (</w:t>
       </w:r>
-      <w:proofErr w:type="spellStart"/>
       <w:r>
         <w:t>SoldatenFreund</w:t>
       </w:r>
-      <w:proofErr w:type="spellEnd"/>
       <w:r>
         <w:t>)</w:t>
       </w:r>
@@ -12572,23 +11974,7 @@
         <w:t>.</w:t>
       </w:r>
       <w:r>
-        <w:t xml:space="preserve"> Er ist </w:t>
-      </w:r>
-      <w:proofErr w:type="gramStart"/>
-      <w:r>
-        <w:t>Xenophob</w:t>
-      </w:r>
-      <w:proofErr w:type="gramEnd"/>
-      <w:r>
-        <w:t xml:space="preserve"> gegenüber den anderen Rassen von Shorin und ist der Meinung das den Menschen alles gehören sollte. Die Dryaden kann er am wenigsten leiden, da die Rituale durchgeführt </w:t>
-      </w:r>
-      <w:proofErr w:type="gramStart"/>
-      <w:r>
-        <w:t>haben</w:t>
-      </w:r>
-      <w:proofErr w:type="gramEnd"/>
-      <w:r>
-        <w:t xml:space="preserve"> um noch mehr Xeno auf diese Welt zu holen. </w:t>
+        <w:t xml:space="preserve"> Er ist Xenophob gegenüber den anderen Rassen von Shorin und ist der Meinung das den Menschen alles gehören sollte. Die Dryaden kann er am wenigsten leiden, da die Rituale durchgeführt haben um noch mehr Xeno auf diese Welt zu holen. </w:t>
       </w:r>
     </w:p>
     <w:p/>
@@ -12602,15 +11988,7 @@
       </w:r>
       <w:bookmarkEnd w:id="74"/>
       <w:r>
-        <w:t xml:space="preserve"> (Quartiermeister</w:t>
-      </w:r>
-      <w:proofErr w:type="gramStart"/>
-      <w:r>
-        <w:t>) :</w:t>
-      </w:r>
-      <w:proofErr w:type="gramEnd"/>
-      <w:r>
-        <w:t xml:space="preserve"> Ein guter Freund deiner Eltern. Er hat dir ein Zimmer in der Baracke gegeben als deine Eltern gestorben sind und du dich nicht um das Haus kümmern konntest. Er hat </w:t>
+        <w:t xml:space="preserve"> (Quartiermeister) : Ein guter Freund deiner Eltern. Er hat dir ein Zimmer in der Baracke gegeben als deine Eltern gestorben sind und du dich nicht um das Haus kümmern konntest. Er hat </w:t>
       </w:r>
       <w:r>
         <w:t>seit</w:t>
@@ -12660,105 +12038,77 @@
         <w:t>von</w:t>
       </w:r>
       <w:r>
+        <w:t xml:space="preserve"> Grey</w:t>
+      </w:r>
+      <w:r>
+        <w:t>`s</w:t>
+      </w:r>
+      <w:r>
+        <w:t xml:space="preserve"> menace</w:t>
+      </w:r>
+      <w:r>
+        <w:t>. Zog im Great War gegen die Orcs wurde aber nach kurtzer zeit, dank ihrer Aggressiven Taktiken</w:t>
+      </w:r>
+      <w:r>
+        <w:t>,</w:t>
+      </w:r>
+      <w:r>
+        <w:t xml:space="preserve"> als Kommandantin eingeteilt. Sie hat viele Orcs in </w:t>
+      </w:r>
+      <w:r>
+        <w:t xml:space="preserve">dieser Zeit </w:t>
+      </w:r>
+      <w:r>
+        <w:t xml:space="preserve">gejagt und ist oft rücksichtlos in den Feind gerannt. Dadurch hat sie viele narben von den schlachten getragen und ist nun fast blind. Ihr rechtes Auge wurde ausgestochen und ihr linkes hat eine lange Narbe. Seit dem </w:t>
+      </w:r>
+      <w:r>
+        <w:t>Ende</w:t>
+      </w:r>
+      <w:r>
+        <w:t xml:space="preserve"> des Great War sitzt Sara in einer kleinen Wohnung in Sudbury. Dort lebt Sie ohne großes Ziel vor sich hin und wartet auf den nächsten Krieg. </w:t>
+      </w:r>
+    </w:p>
+    <w:p>
+      <w:pPr>
+        <w:pStyle w:val="berschrift1"/>
+      </w:pPr>
+      <w:bookmarkStart w:id="76" w:name="_Toc40658944"/>
+      <w:r>
+        <w:t>Bezeichnungen:</w:t>
+      </w:r>
+      <w:bookmarkEnd w:id="76"/>
+    </w:p>
+    <w:p/>
+    <w:p>
+      <w:bookmarkStart w:id="77" w:name="_Toc40658945"/>
+      <w:r>
+        <w:rPr>
+          <w:rStyle w:val="berschrift2Zchn"/>
+        </w:rPr>
+        <w:t>Grey</w:t>
+      </w:r>
+      <w:r>
+        <w:rPr>
+          <w:rStyle w:val="berschrift2Zchn"/>
+        </w:rPr>
+        <w:t>´s</w:t>
+      </w:r>
+      <w:r>
+        <w:rPr>
+          <w:rStyle w:val="berschrift2Zchn"/>
+        </w:rPr>
         <w:t xml:space="preserve"> </w:t>
       </w:r>
-      <w:proofErr w:type="spellStart"/>
-      <w:r>
-        <w:t>Grey</w:t>
-      </w:r>
-      <w:r>
-        <w:t>`s</w:t>
-      </w:r>
-      <w:proofErr w:type="spellEnd"/>
-      <w:r>
-        <w:t xml:space="preserve"> </w:t>
-      </w:r>
-      <w:proofErr w:type="spellStart"/>
-      <w:r>
-        <w:t>menace</w:t>
-      </w:r>
-      <w:proofErr w:type="spellEnd"/>
-      <w:r>
-        <w:t xml:space="preserve">. Zog im Great War gegen die Orcs wurde aber nach </w:t>
-      </w:r>
-      <w:proofErr w:type="spellStart"/>
-      <w:r>
-        <w:t>kurtzer</w:t>
-      </w:r>
-      <w:proofErr w:type="spellEnd"/>
-      <w:r>
-        <w:t xml:space="preserve"> </w:t>
-      </w:r>
-      <w:proofErr w:type="spellStart"/>
-      <w:r>
-        <w:t>zeit</w:t>
-      </w:r>
-      <w:proofErr w:type="spellEnd"/>
-      <w:r>
-        <w:t>, dank ihrer Aggressiven Taktiken</w:t>
-      </w:r>
-      <w:r>
-        <w:t>,</w:t>
-      </w:r>
-      <w:r>
-        <w:t xml:space="preserve"> als Kommandantin eingeteilt. Sie hat viele Orcs in </w:t>
-      </w:r>
-      <w:r>
-        <w:t xml:space="preserve">dieser Zeit </w:t>
-      </w:r>
-      <w:r>
-        <w:t xml:space="preserve">gejagt und ist oft rücksichtlos in den Feind gerannt. Dadurch hat sie viele narben von den schlachten getragen und ist nun fast blind. Ihr rechtes Auge wurde ausgestochen und ihr linkes hat eine lange Narbe. Seit dem </w:t>
-      </w:r>
-      <w:r>
-        <w:t>Ende</w:t>
-      </w:r>
-      <w:r>
-        <w:t xml:space="preserve"> des Great War sitzt Sara in einer kleinen Wohnung in Sudbury. Dort lebt Sie ohne großes Ziel vor sich hin und wartet auf den nächsten Krieg. </w:t>
-      </w:r>
-    </w:p>
-    <w:p>
-      <w:pPr>
-        <w:pStyle w:val="berschrift1"/>
-      </w:pPr>
-      <w:bookmarkStart w:id="76" w:name="_Toc40658944"/>
-      <w:r>
-        <w:t>Bezeichnungen:</w:t>
-      </w:r>
-      <w:bookmarkEnd w:id="76"/>
-    </w:p>
-    <w:p/>
-    <w:p>
-      <w:bookmarkStart w:id="77" w:name="_Toc40658945"/>
-      <w:proofErr w:type="spellStart"/>
       <w:r>
         <w:rPr>
           <w:rStyle w:val="berschrift2Zchn"/>
         </w:rPr>
-        <w:t>Grey</w:t>
+        <w:t>M</w:t>
       </w:r>
       <w:r>
         <w:rPr>
           <w:rStyle w:val="berschrift2Zchn"/>
         </w:rPr>
-        <w:t>´s</w:t>
-      </w:r>
-      <w:proofErr w:type="spellEnd"/>
-      <w:r>
-        <w:rPr>
-          <w:rStyle w:val="berschrift2Zchn"/>
-        </w:rPr>
-        <w:t xml:space="preserve"> </w:t>
-      </w:r>
-      <w:r>
-        <w:rPr>
-          <w:rStyle w:val="berschrift2Zchn"/>
-        </w:rPr>
-        <w:t>M</w:t>
-      </w:r>
-      <w:r>
-        <w:rPr>
-          <w:rStyle w:val="berschrift2Zchn"/>
-        </w:rPr>
         <w:t>enace</w:t>
       </w:r>
       <w:bookmarkEnd w:id="77"/>
@@ -12772,23 +12122,7 @@
         <w:t xml:space="preserve"> der Menschen. </w:t>
       </w:r>
       <w:r>
-        <w:t xml:space="preserve">Alle Städte nahe des Rivers </w:t>
-      </w:r>
-      <w:proofErr w:type="spellStart"/>
-      <w:r>
-        <w:t>Fen</w:t>
-      </w:r>
-      <w:proofErr w:type="spellEnd"/>
-      <w:r>
-        <w:t xml:space="preserve"> müssen Truppen in </w:t>
-      </w:r>
-      <w:proofErr w:type="spellStart"/>
-      <w:r>
-        <w:t>Gey´s</w:t>
-      </w:r>
-      <w:proofErr w:type="spellEnd"/>
-      <w:r>
-        <w:t xml:space="preserve"> Menace senden um im Falle eines Krieges genügend Soldaten zu haben. Diese Armee wurde nach Sara Grey benannt, welche im Great War immer an vorderster Front stand und die Truppen motivierte weiter zu kämpfen und niemals stehen zu bleiben. </w:t>
+        <w:t xml:space="preserve">Alle Städte nahe des Rivers Fen müssen Truppen in Gey´s Menace senden um im Falle eines Krieges genügend Soldaten zu haben. Diese Armee wurde nach Sara Grey benannt, welche im Great War immer an vorderster Front stand und die Truppen motivierte weiter zu kämpfen und niemals stehen zu bleiben. </w:t>
       </w:r>
       <w:r>
         <w:t xml:space="preserve">Die Streitkräfte sind dafür bekannt sehr zahlreich zu sein, aber viele besitzen nur eine Schlechte Ausrüstung und die Soldaten müssen sich viel selbst kaufen. </w:t>
@@ -12835,15 +12169,7 @@
     </w:p>
     <w:p>
       <w:r>
-        <w:t xml:space="preserve">Mountain </w:t>
-      </w:r>
-      <w:proofErr w:type="spellStart"/>
-      <w:r>
-        <w:t>Yami</w:t>
-      </w:r>
-      <w:proofErr w:type="spellEnd"/>
-      <w:r>
-        <w:t>: Von Japanischen, D</w:t>
+        <w:t>Mountain Yami: Von Japanischen, D</w:t>
       </w:r>
       <w:r>
         <w:t xml:space="preserve">unkel. Passend zu den Dunklen Völkern. </w:t>
@@ -12851,41 +12177,17 @@
     </w:p>
     <w:p>
       <w:r>
-        <w:t xml:space="preserve">Forest </w:t>
-      </w:r>
-      <w:proofErr w:type="spellStart"/>
-      <w:r>
-        <w:t>Kaguya</w:t>
-      </w:r>
-      <w:proofErr w:type="spellEnd"/>
-      <w:r>
-        <w:t xml:space="preserve">: Keine bestimmte Herkunft. </w:t>
-      </w:r>
-    </w:p>
-    <w:p>
-      <w:r>
-        <w:t xml:space="preserve">Island </w:t>
-      </w:r>
-      <w:proofErr w:type="spellStart"/>
-      <w:r>
-        <w:t>Peligro</w:t>
-      </w:r>
-      <w:proofErr w:type="spellEnd"/>
-      <w:r>
-        <w:t xml:space="preserve">: Spanisch für Gefahr. Keiner war bisher zurückgekommen, wer die Reise gemacht hat. </w:t>
-      </w:r>
-    </w:p>
-    <w:p>
-      <w:r>
-        <w:t xml:space="preserve">See </w:t>
-      </w:r>
-      <w:proofErr w:type="spellStart"/>
-      <w:r>
-        <w:t>Tribar</w:t>
-      </w:r>
-      <w:proofErr w:type="spellEnd"/>
-      <w:r>
-        <w:t xml:space="preserve">: Drei </w:t>
+        <w:t xml:space="preserve">Forest Kaguya: Keine bestimmte Herkunft. </w:t>
+      </w:r>
+    </w:p>
+    <w:p>
+      <w:r>
+        <w:t xml:space="preserve">Island Peligro: Spanisch für Gefahr. Keiner war bisher zurückgekommen, wer die Reise gemacht hat. </w:t>
+      </w:r>
+    </w:p>
+    <w:p>
+      <w:r>
+        <w:t xml:space="preserve">See Tribar: Drei </w:t>
       </w:r>
       <w:r>
         <w:t xml:space="preserve">längliche </w:t>
@@ -12896,52 +12198,12 @@
     </w:p>
     <w:p>
       <w:r>
-        <w:t xml:space="preserve">Swamp </w:t>
-      </w:r>
-      <w:proofErr w:type="spellStart"/>
-      <w:r>
-        <w:t>Obrou</w:t>
-      </w:r>
-      <w:proofErr w:type="spellEnd"/>
-      <w:r>
-        <w:t xml:space="preserve">: </w:t>
-      </w:r>
-      <w:proofErr w:type="spellStart"/>
-      <w:r>
-        <w:t>Latainisch</w:t>
-      </w:r>
-      <w:proofErr w:type="spellEnd"/>
-      <w:r>
-        <w:t xml:space="preserve"> für Aufgebaut. Der Swamp entsteht aus den See </w:t>
-      </w:r>
-      <w:proofErr w:type="spellStart"/>
-      <w:r>
-        <w:t>Tribar</w:t>
-      </w:r>
-      <w:proofErr w:type="spellEnd"/>
-      <w:r>
-        <w:t xml:space="preserve"> und wird von diesen Gestützt.</w:t>
-      </w:r>
-    </w:p>
-    <w:p>
-      <w:r>
-        <w:t xml:space="preserve">River </w:t>
-      </w:r>
-      <w:proofErr w:type="spellStart"/>
-      <w:r>
-        <w:t>Fen</w:t>
-      </w:r>
-      <w:proofErr w:type="spellEnd"/>
-      <w:r>
-        <w:t xml:space="preserve">: </w:t>
-      </w:r>
-      <w:proofErr w:type="spellStart"/>
-      <w:r>
-        <w:t>Fen</w:t>
-      </w:r>
-      <w:proofErr w:type="spellEnd"/>
-      <w:r>
-        <w:t xml:space="preserve"> von eng.</w:t>
+        <w:t>Swamp Obrou: Latainisch für Aufgebaut. Der Swamp entsteht aus den See Tribar und wird von diesen Gestützt.</w:t>
+      </w:r>
+    </w:p>
+    <w:p>
+      <w:r>
+        <w:t>River Fen: Fen von eng.</w:t>
       </w:r>
       <w:r>
         <w:t xml:space="preserve"> </w:t>
@@ -12955,38 +12217,24 @@
         <w:rPr>
           <w:lang w:val="en-US"/>
         </w:rPr>
-        <w:t xml:space="preserve">River Hedge: Von </w:t>
-      </w:r>
-      <w:proofErr w:type="spellStart"/>
+        <w:t>River Hedge: Von eng. H</w:t>
+      </w:r>
       <w:r>
         <w:rPr>
           <w:lang w:val="en-US"/>
         </w:rPr>
-        <w:t>eng.</w:t>
-      </w:r>
-      <w:proofErr w:type="spellEnd"/>
+        <w:t>e</w:t>
+      </w:r>
       <w:r>
         <w:rPr>
           <w:lang w:val="en-US"/>
         </w:rPr>
-        <w:t xml:space="preserve"> H</w:t>
+        <w:t>d</w:t>
       </w:r>
       <w:r>
         <w:rPr>
           <w:lang w:val="en-US"/>
         </w:rPr>
-        <w:t>e</w:t>
-      </w:r>
-      <w:r>
-        <w:rPr>
-          <w:lang w:val="en-US"/>
-        </w:rPr>
-        <w:t>d</w:t>
-      </w:r>
-      <w:r>
-        <w:rPr>
-          <w:lang w:val="en-US"/>
-        </w:rPr>
         <w:t xml:space="preserve">ge. </w:t>
       </w:r>
       <w:r>
@@ -12994,23 +12242,13 @@
       </w:r>
     </w:p>
     <w:p>
-      <w:proofErr w:type="spellStart"/>
-      <w:r>
-        <w:t>Unbridled</w:t>
-      </w:r>
-      <w:proofErr w:type="spellEnd"/>
-      <w:r>
-        <w:t xml:space="preserve"> Land: Umkämpftes Land.</w:t>
-      </w:r>
-    </w:p>
-    <w:p>
-      <w:proofErr w:type="spellStart"/>
-      <w:r>
-        <w:t>Breathing</w:t>
-      </w:r>
-      <w:proofErr w:type="spellEnd"/>
-      <w:r>
-        <w:t xml:space="preserve"> Forest: Tiere wurden nicht als Lebewesen angesehen, nach dem Großen Krieg sind diese nun am Leben und daher </w:t>
+      <w:r>
+        <w:t>Unbridled Land: Umkämpftes Land.</w:t>
+      </w:r>
+    </w:p>
+    <w:p>
+      <w:r>
+        <w:t xml:space="preserve">Breathing Forest: Tiere wurden nicht als Lebewesen angesehen, nach dem Großen Krieg sind diese nun am Leben und daher </w:t>
       </w:r>
       <w:r>
         <w:t>atmet</w:t>
@@ -13031,43 +12269,20 @@
     </w:p>
     <w:p>
       <w:r>
-        <w:t xml:space="preserve">Festung </w:t>
-      </w:r>
-      <w:proofErr w:type="spellStart"/>
-      <w:r>
-        <w:t>Zarach</w:t>
-      </w:r>
-      <w:proofErr w:type="spellEnd"/>
-      <w:r>
-        <w:t xml:space="preserve">: Dunkelelfenstadt von </w:t>
-      </w:r>
-      <w:proofErr w:type="spellStart"/>
-      <w:r>
-        <w:t>Spellforce</w:t>
-      </w:r>
-      <w:proofErr w:type="spellEnd"/>
-    </w:p>
-    <w:p>
-      <w:proofErr w:type="spellStart"/>
-      <w:r>
-        <w:t>Wolfsgard</w:t>
-      </w:r>
-      <w:proofErr w:type="spellEnd"/>
-      <w:r>
-        <w:t xml:space="preserve">: </w:t>
+        <w:t>Festung Zarach: Dunkelelfenstadt von Spellforce</w:t>
+      </w:r>
+    </w:p>
+    <w:p>
+      <w:r>
+        <w:t xml:space="preserve">Wolfsgard: </w:t>
       </w:r>
       <w:r>
         <w:t>Westlichster Außenposten der Weres. Großteils von Wölfen bewohnt.</w:t>
       </w:r>
     </w:p>
     <w:p>
-      <w:proofErr w:type="spellStart"/>
-      <w:r>
-        <w:t>Shallow</w:t>
-      </w:r>
-      <w:proofErr w:type="spellEnd"/>
-      <w:r>
-        <w:t>-Mill: In einem Tale liegende Mü</w:t>
+      <w:r>
+        <w:t>Shallow-Mill: In einem Tale liegende Mü</w:t>
       </w:r>
       <w:r>
         <w:t xml:space="preserve">hlenstadt. </w:t>
@@ -13082,13 +12297,8 @@
       </w:r>
     </w:p>
     <w:p>
-      <w:proofErr w:type="spellStart"/>
-      <w:r>
-        <w:t>Whitebridge</w:t>
-      </w:r>
-      <w:proofErr w:type="spellEnd"/>
-      <w:r>
-        <w:t>: Erste Stadt und einziger Offizielle zugangspunkt zur Hauptstadt.</w:t>
+      <w:r>
+        <w:t>Whitebridge: Erste Stadt und einziger Offizielle zugangspunkt zur Hauptstadt.</w:t>
       </w:r>
       <w:r>
         <w:t xml:space="preserve"> Damit Brücke zur Weißen Stadt.</w:t>
@@ -13096,15 +12306,7 @@
     </w:p>
     <w:p>
       <w:r>
-        <w:t xml:space="preserve">Sudbury: Hauptstadt der Menschen im Süden </w:t>
-      </w:r>
-      <w:proofErr w:type="spellStart"/>
-      <w:r>
-        <w:t>Shorins</w:t>
-      </w:r>
-      <w:proofErr w:type="spellEnd"/>
-      <w:r>
-        <w:t>. Liegt auf einen Berg, wo Marmor geschürft wird. Es wird behauptet</w:t>
+        <w:t>Sudbury: Hauptstadt der Menschen im Süden Shorins. Liegt auf einen Berg, wo Marmor geschürft wird. Es wird behauptet</w:t>
       </w:r>
       <w:r>
         <w:t>,</w:t>
@@ -13228,6 +12430,7 @@
         <w:docPartUnique/>
       </w:docPartObj>
     </w:sdtPr>
+    <w:sdtEndPr/>
     <w:sdtContent>
       <w:p>
         <w:pPr>
@@ -13277,7 +12480,7 @@
       </w:pPr>
     </w:pPrDefault>
   </w:docDefaults>
-  <w:latentStyles w:defLockedState="0" w:defUIPriority="99" w:defSemiHidden="0" w:defUnhideWhenUsed="0" w:defQFormat="0" w:count="377">
+  <w:latentStyles w:defLockedState="0" w:defUIPriority="99" w:defSemiHidden="0" w:defUnhideWhenUsed="0" w:defQFormat="0" w:count="376">
     <w:lsdException w:name="Normal" w:uiPriority="0" w:qFormat="1"/>
     <w:lsdException w:name="heading 1" w:uiPriority="9" w:qFormat="1"/>
     <w:lsdException w:name="heading 2" w:semiHidden="1" w:uiPriority="9" w:unhideWhenUsed="1" w:qFormat="1"/>
@@ -13654,7 +12857,6 @@
     <w:lsdException w:name="Hashtag" w:semiHidden="1" w:unhideWhenUsed="1"/>
     <w:lsdException w:name="Unresolved Mention" w:semiHidden="1" w:unhideWhenUsed="1"/>
     <w:lsdException w:name="Smart Link" w:semiHidden="1" w:unhideWhenUsed="1"/>
-    <w:lsdException w:name="Smart Link Error" w:semiHidden="1" w:unhideWhenUsed="1"/>
   </w:latentStyles>
   <w:style w:type="paragraph" w:default="1" w:styleId="Standard">
     <w:name w:val="Normal"/>
@@ -14342,7 +13544,7 @@
 </file>
 
 <file path=customXml/itemProps2.xml><?xml version="1.0" encoding="utf-8"?>
-<ds:datastoreItem xmlns:ds="http://schemas.openxmlformats.org/officeDocument/2006/customXml" ds:itemID="{0E044E08-407A-416B-A5E2-3BEB4F4D5791}">
+<ds:datastoreItem xmlns:ds="http://schemas.openxmlformats.org/officeDocument/2006/customXml" ds:itemID="{EBAAE74F-C0C1-4790-8920-00717BA13418}">
   <ds:schemaRefs>
     <ds:schemaRef ds:uri="http://schemas.openxmlformats.org/officeDocument/2006/bibliography"/>
   </ds:schemaRefs>
